--- a/SKKN - Tu Nguyen.docx
+++ b/SKKN - Tu Nguyen.docx
@@ -291,7 +291,25 @@
                 <w:sz w:val="36"/>
                 <w:szCs w:val="36"/>
               </w:rPr>
-              <w:t>XÂY DỰNG HỆ THỐNG CODEBLOOM – ĐÁNH GIÁ KỸ NĂNG LẬP TRÌNH THEO CẤP ĐỘ BLOOM</w:t>
+              <w:t xml:space="preserve">XÂY DỰNG HỆ THỐNG </w:t>
+            </w:r>
+            <w:r>
+              <w:rPr>
+                <w:b/>
+                <w:bCs/>
+                <w:sz w:val="36"/>
+                <w:szCs w:val="36"/>
+              </w:rPr>
+              <w:br/>
+            </w:r>
+            <w:r>
+              <w:rPr>
+                <w:b/>
+                <w:bCs/>
+                <w:sz w:val="36"/>
+                <w:szCs w:val="36"/>
+              </w:rPr>
+              <w:t>CODEBLOOM – ĐÁNH GIÁ KỸ NĂNG LẬP TRÌNH THEO CẤP ĐỘ BLOOM</w:t>
             </w:r>
           </w:p>
           <w:p>
@@ -455,25 +473,7 @@
                 <w:sz w:val="28"/>
                 <w:szCs w:val="28"/>
               </w:rPr>
-              <w:t xml:space="preserve">- </w:t>
-            </w:r>
-            <w:r>
-              <w:rPr>
-                <w:rStyle w:val="Strong"/>
-                <w:color w:val="222222"/>
-                <w:sz w:val="28"/>
-                <w:szCs w:val="28"/>
-              </w:rPr>
-              <w:t>LÊ TRẦN THẢO NGUYÊN</w:t>
-            </w:r>
-            <w:r>
-              <w:rPr>
-                <w:rStyle w:val="Strong"/>
-                <w:color w:val="222222"/>
-                <w:sz w:val="28"/>
-                <w:szCs w:val="28"/>
-              </w:rPr>
-              <w:t xml:space="preserve"> – Giảng viên</w:t>
+              <w:t>- LÊ TRẦN THẢO NGUYÊN – Giảng viên</w:t>
             </w:r>
           </w:p>
           <w:p>
@@ -5572,25 +5572,7 @@
           <w:szCs w:val="26"/>
         </w:rPr>
         <w:lastRenderedPageBreak/>
-        <w:t>4.2.</w:t>
-      </w:r>
-      <w:r>
-        <w:rPr>
-          <w:b/>
-          <w:bCs/>
-          <w:sz w:val="26"/>
-          <w:szCs w:val="26"/>
-        </w:rPr>
-        <w:t>2</w:t>
-      </w:r>
-      <w:r>
-        <w:rPr>
-          <w:b/>
-          <w:bCs/>
-          <w:sz w:val="26"/>
-          <w:szCs w:val="26"/>
-        </w:rPr>
-        <w:t xml:space="preserve">. </w:t>
+        <w:t xml:space="preserve">4.2.2. </w:t>
       </w:r>
       <w:r>
         <w:rPr>
@@ -5736,23 +5718,21 @@
           <w:sz w:val="26"/>
           <w:szCs w:val="26"/>
         </w:rPr>
-        <w:t xml:space="preserve"> Do không có hệ thống hướng dẫn và chấm tự động, nhiều em </w:t>
-      </w:r>
-      <w:r>
-        <w:rPr>
-          <w:b/>
-          <w:bCs/>
-          <w:sz w:val="26"/>
-          <w:szCs w:val="26"/>
-        </w:rPr>
-        <w:t>ngại nộp bài</w:t>
-      </w:r>
-      <w:r>
-        <w:rPr>
-          <w:sz w:val="26"/>
-          <w:szCs w:val="26"/>
-        </w:rPr>
-        <w:t xml:space="preserve"> vì sợ bị đánh giá thấp. Điều này làm giảm động lực học tập.</w:t>
+        <w:t xml:space="preserve"> Do không có hệ thống hướng dẫn và chấm tự động, nhiều </w:t>
+      </w:r>
+      <w:r>
+        <w:rPr>
+          <w:sz w:val="26"/>
+          <w:szCs w:val="26"/>
+        </w:rPr>
+        <w:t>em ngại nộp bài vì sợ</w:t>
+      </w:r>
+      <w:r>
+        <w:rPr>
+          <w:sz w:val="26"/>
+          <w:szCs w:val="26"/>
+        </w:rPr>
+        <w:t xml:space="preserve"> bị đánh giá thấp. Điều này làm giảm động lực học tập.</w:t>
       </w:r>
     </w:p>
     <w:p>
@@ -6138,15 +6118,7 @@
           <w:sz w:val="26"/>
           <w:szCs w:val="26"/>
         </w:rPr>
-        <w:t xml:space="preserve"> dụng.</w:t>
-      </w:r>
-      <w:r>
-        <w:rPr>
-          <w:bCs/>
-          <w:sz w:val="26"/>
-          <w:szCs w:val="26"/>
-        </w:rPr>
-        <w:t xml:space="preserve"> </w:t>
+        <w:t xml:space="preserve"> dụng. </w:t>
       </w:r>
     </w:p>
     <w:p>
@@ -7333,66 +7305,22 @@
         <w:spacing w:before="120" w:after="120" w:line="312" w:lineRule="auto"/>
         <w:ind w:firstLine="810"/>
         <w:rPr>
-          <w:noProof/>
-          <w:sz w:val="26"/>
-          <w:szCs w:val="26"/>
-        </w:rPr>
-      </w:pPr>
-      <w:r>
-        <w:rPr>
-          <w:noProof/>
-          <w:sz w:val="26"/>
-          <w:szCs w:val="26"/>
-        </w:rPr>
-        <w:t>[{"student_id":1,"name":"</w:t>
-      </w:r>
-      <w:r>
-        <w:rPr>
-          <w:noProof/>
-          <w:sz w:val="26"/>
-          <w:szCs w:val="26"/>
-        </w:rPr>
-        <w:t>LyHienLong</w:t>
-      </w:r>
-      <w:r>
-        <w:rPr>
-          <w:noProof/>
-          <w:sz w:val="26"/>
-          <w:szCs w:val="26"/>
-        </w:rPr>
-        <w:t>","password":"$2b$12$3GHPgFWyErgW7KJQVyiYoO8zhX4\/69mQpzwGcjATk6wi4qFs\/wfTe"},{"student_id":2,"name":"</w:t>
-      </w:r>
-      <w:r>
-        <w:rPr>
-          <w:noProof/>
-          <w:sz w:val="26"/>
-          <w:szCs w:val="26"/>
-        </w:rPr>
-        <w:t>NguyenVanThai</w:t>
-      </w:r>
-      <w:r>
-        <w:rPr>
-          <w:noProof/>
-          <w:sz w:val="26"/>
-          <w:szCs w:val="26"/>
-        </w:rPr>
-        <w:t>","password":"$2b$12$NQX.9RUZyY\/j0l8KPVGY8unEpEcJanCW6AxZRRnoa4XFJTd.0dEAG"},{"student_id":3,"name":"</w:t>
-      </w:r>
-      <w:r>
-        <w:rPr>
-          <w:noProof/>
-          <w:sz w:val="26"/>
-          <w:szCs w:val="26"/>
-        </w:rPr>
-        <w:t>HuynhNgocNhi</w:t>
-      </w:r>
-      <w:r>
-        <w:rPr>
-          <w:noProof/>
-          <w:sz w:val="26"/>
-          <w:szCs w:val="26"/>
-        </w:rPr>
-        <w:t>","password":"$2b$12$db3tHDKJnWdG8xTFqj9SCe5\/xR8hSdGepdh7KYdbuFh83mElXgNIW"}]</w:t>
+          <w:i/>
+          <w:iCs/>
+          <w:noProof/>
+          <w:sz w:val="26"/>
+          <w:szCs w:val="26"/>
+        </w:rPr>
+      </w:pPr>
+      <w:r>
+        <w:rPr>
+          <w:i/>
+          <w:iCs/>
+          <w:noProof/>
+          <w:sz w:val="26"/>
+          <w:szCs w:val="26"/>
+        </w:rPr>
+        <w:t>[{"student_id":1,"name":"LyHienLong","password":"$2b$12$3GHPgFWyErgW7KJQVyiYoO8zhX4\/69mQpzwGcjATk6wi4qFs\/wfTe"},{"student_id":2,"name":"NguyenVanThai","password":"$2b$12$NQX.9RUZyY\/j0l8KPVGY8unEpEcJanCW6AxZRRnoa4XFJTd.0dEAG"},{"student_id":3,"name":"HuynhNgocNhi","password":"$2b$12$db3tHDKJnWdG8xTFqj9SCe5\/xR8hSdGepdh7KYdbuFh83mElXgNIW"}]</w:t>
       </w:r>
     </w:p>
     <w:p>
@@ -7444,7 +7372,6 @@
       <w:pPr>
         <w:widowControl w:val="0"/>
         <w:spacing w:before="120" w:after="120" w:line="312" w:lineRule="auto"/>
-        <w:ind w:firstLine="810"/>
         <w:jc w:val="both"/>
         <w:rPr>
           <w:noProof/>
@@ -7498,55 +7425,43 @@
       <w:pPr>
         <w:widowControl w:val="0"/>
         <w:spacing w:before="120" w:after="120" w:line="312" w:lineRule="auto"/>
-        <w:ind w:firstLine="810"/>
-        <w:jc w:val="both"/>
-        <w:rPr>
-          <w:noProof/>
-          <w:sz w:val="26"/>
-          <w:szCs w:val="26"/>
-        </w:rPr>
-      </w:pPr>
-    </w:p>
-    <w:p>
-      <w:pPr>
-        <w:widowControl w:val="0"/>
-        <w:spacing w:before="120" w:after="120" w:line="312" w:lineRule="auto"/>
-        <w:ind w:firstLine="810"/>
-        <w:jc w:val="both"/>
-        <w:rPr>
-          <w:noProof/>
-          <w:sz w:val="26"/>
-          <w:szCs w:val="26"/>
-        </w:rPr>
-      </w:pPr>
-    </w:p>
-    <w:p>
-      <w:pPr>
-        <w:widowControl w:val="0"/>
-        <w:spacing w:before="120" w:after="120" w:line="312" w:lineRule="auto"/>
         <w:ind w:left="764"/>
-        <w:rPr>
-          <w:noProof/>
-          <w:sz w:val="26"/>
-          <w:szCs w:val="26"/>
-        </w:rPr>
-      </w:pPr>
-      <w:r>
-        <w:rPr>
-          <w:rFonts w:ascii="Segoe UI Emoji" w:hAnsi="Segoe UI Emoji" w:cs="Segoe UI Emoji"/>
-          <w:noProof/>
-          <w:sz w:val="26"/>
-          <w:szCs w:val="26"/>
-        </w:rPr>
-        <w:t>📌</w:t>
-      </w:r>
-      <w:r>
-        <w:rPr>
-          <w:noProof/>
-          <w:sz w:val="26"/>
-          <w:szCs w:val="26"/>
-        </w:rPr>
-        <w:t xml:space="preserve"> </w:t>
+        <w:jc w:val="center"/>
+        <w:rPr>
+          <w:noProof/>
+          <w:sz w:val="26"/>
+          <w:szCs w:val="26"/>
+        </w:rPr>
+      </w:pPr>
+      <w:r>
+        <w:rPr>
+          <w:b/>
+          <w:bCs/>
+          <w:noProof/>
+          <w:sz w:val="26"/>
+          <w:szCs w:val="26"/>
+        </w:rPr>
+        <w:t xml:space="preserve">Hình </w:t>
+      </w:r>
+      <w:r>
+        <w:rPr>
+          <w:b/>
+          <w:bCs/>
+          <w:noProof/>
+          <w:sz w:val="26"/>
+          <w:szCs w:val="26"/>
+        </w:rPr>
+        <w:t>5.2</w:t>
+      </w:r>
+      <w:r>
+        <w:rPr>
+          <w:b/>
+          <w:bCs/>
+          <w:noProof/>
+          <w:sz w:val="26"/>
+          <w:szCs w:val="26"/>
+        </w:rPr>
+        <w:t>:</w:t>
       </w:r>
       <w:r>
         <w:rPr>
@@ -7556,36 +7471,22 @@
           <w:sz w:val="26"/>
           <w:szCs w:val="26"/>
         </w:rPr>
-        <w:t>[Chèn Hình 6.4: Giao diện MongoDB hiển thị dữ liệu người dùng]</w:t>
+        <w:t xml:space="preserve"> </w:t>
+      </w:r>
+      <w:r>
+        <w:rPr>
+          <w:noProof/>
+          <w:sz w:val="26"/>
+          <w:szCs w:val="26"/>
+        </w:rPr>
+        <w:t>Giao diện MongoDB hiển thị dữ liệu người dùng</w:t>
       </w:r>
     </w:p>
     <w:p>
       <w:pPr>
         <w:widowControl w:val="0"/>
         <w:spacing w:before="120" w:after="120" w:line="312" w:lineRule="auto"/>
-        <w:ind w:left="764"/>
-        <w:rPr>
-          <w:noProof/>
-          <w:sz w:val="26"/>
-          <w:szCs w:val="26"/>
-        </w:rPr>
-      </w:pPr>
-      <w:r>
-        <w:rPr>
-          <w:noProof/>
-          <w:sz w:val="26"/>
-          <w:szCs w:val="26"/>
-        </w:rPr>
-        <w:pict w14:anchorId="727ACC21">
-          <v:rect id="_x0000_i1105" style="width:0;height:1.5pt" o:hralign="center" o:hrstd="t" o:hr="t" fillcolor="#a0a0a0" stroked="f"/>
-        </w:pict>
-      </w:r>
-    </w:p>
-    <w:p>
-      <w:pPr>
-        <w:widowControl w:val="0"/>
-        <w:spacing w:before="120" w:after="120" w:line="312" w:lineRule="auto"/>
-        <w:ind w:left="764"/>
+        <w:ind w:firstLine="720"/>
         <w:rPr>
           <w:b/>
           <w:bCs/>
@@ -7631,97 +7532,22 @@
         <w:spacing w:before="120" w:after="120" w:line="312" w:lineRule="auto"/>
         <w:ind w:left="764"/>
         <w:rPr>
-          <w:noProof/>
-          <w:sz w:val="26"/>
-          <w:szCs w:val="26"/>
-        </w:rPr>
-      </w:pPr>
-      <w:r>
-        <w:rPr>
-          <w:noProof/>
-          <w:sz w:val="26"/>
-          <w:szCs w:val="26"/>
-        </w:rPr>
-        <w:t>node server.js</w:t>
-      </w:r>
-    </w:p>
-    <w:p>
-      <w:pPr>
-        <w:widowControl w:val="0"/>
-        <w:spacing w:before="120" w:after="120" w:line="312" w:lineRule="auto"/>
-        <w:ind w:left="764"/>
-        <w:rPr>
-          <w:noProof/>
-          <w:sz w:val="26"/>
-          <w:szCs w:val="26"/>
-        </w:rPr>
-      </w:pPr>
-      <w:r>
-        <w:rPr>
-          <w:noProof/>
-          <w:sz w:val="26"/>
-          <w:szCs w:val="26"/>
-        </w:rPr>
-        <w:t>Sau khi chạy thành công, hệ thống sẽ hoạt động tại địa chỉ:</w:t>
-      </w:r>
-    </w:p>
-    <w:p>
-      <w:pPr>
-        <w:widowControl w:val="0"/>
-        <w:spacing w:before="120" w:after="120" w:line="312" w:lineRule="auto"/>
-        <w:ind w:left="764"/>
-        <w:rPr>
-          <w:noProof/>
-          <w:sz w:val="26"/>
-          <w:szCs w:val="26"/>
-        </w:rPr>
-      </w:pPr>
-      <w:r>
-        <w:rPr>
-          <w:noProof/>
-          <w:sz w:val="26"/>
-          <w:szCs w:val="26"/>
-        </w:rPr>
-        <w:t>http://localhost:5000</w:t>
-      </w:r>
-    </w:p>
-    <w:p>
-      <w:pPr>
-        <w:widowControl w:val="0"/>
-        <w:spacing w:before="120" w:after="120" w:line="312" w:lineRule="auto"/>
-        <w:ind w:left="764"/>
-        <w:rPr>
-          <w:noProof/>
-          <w:sz w:val="26"/>
-          <w:szCs w:val="26"/>
-        </w:rPr>
-      </w:pPr>
-      <w:r>
-        <w:rPr>
-          <w:rFonts w:ascii="Segoe UI Emoji" w:hAnsi="Segoe UI Emoji" w:cs="Segoe UI Emoji"/>
-          <w:noProof/>
-          <w:sz w:val="26"/>
-          <w:szCs w:val="26"/>
-        </w:rPr>
-        <w:t>📌</w:t>
-      </w:r>
-      <w:r>
-        <w:rPr>
-          <w:noProof/>
-          <w:sz w:val="26"/>
-          <w:szCs w:val="26"/>
-        </w:rPr>
-        <w:t xml:space="preserve"> </w:t>
-      </w:r>
-      <w:r>
-        <w:rPr>
           <w:i/>
           <w:iCs/>
           <w:noProof/>
           <w:sz w:val="26"/>
           <w:szCs w:val="26"/>
         </w:rPr>
-        <w:t>[Chèn Hình 6.5: Màn hình console hiển thị server đang chạy]</w:t>
+      </w:pPr>
+      <w:r>
+        <w:rPr>
+          <w:i/>
+          <w:iCs/>
+          <w:noProof/>
+          <w:sz w:val="26"/>
+          <w:szCs w:val="26"/>
+        </w:rPr>
+        <w:t>node server.js</w:t>
       </w:r>
     </w:p>
     <w:p>
@@ -7729,21 +7555,54 @@
         <w:widowControl w:val="0"/>
         <w:spacing w:before="120" w:after="120" w:line="312" w:lineRule="auto"/>
         <w:ind w:left="764"/>
-        <w:rPr>
-          <w:noProof/>
-          <w:sz w:val="26"/>
-          <w:szCs w:val="26"/>
-        </w:rPr>
-      </w:pPr>
-      <w:r>
-        <w:rPr>
-          <w:noProof/>
-          <w:sz w:val="26"/>
-          <w:szCs w:val="26"/>
-        </w:rPr>
-        <w:pict w14:anchorId="6BF614B5">
-          <v:rect id="_x0000_i1106" style="width:0;height:1.5pt" o:hralign="center" o:hrstd="t" o:hr="t" fillcolor="#a0a0a0" stroked="f"/>
-        </w:pict>
+        <w:jc w:val="center"/>
+        <w:rPr>
+          <w:i/>
+          <w:iCs/>
+          <w:noProof/>
+          <w:sz w:val="26"/>
+          <w:szCs w:val="26"/>
+        </w:rPr>
+      </w:pPr>
+      <w:r>
+        <w:rPr>
+          <w:noProof/>
+        </w:rPr>
+        <w:drawing>
+          <wp:inline distT="0" distB="0" distL="0" distR="0" wp14:anchorId="0D739BC6" wp14:editId="272BB1A1">
+            <wp:extent cx="2984500" cy="1555558"/>
+            <wp:effectExtent l="0" t="0" r="6350" b="6985"/>
+            <wp:docPr id="1427971008" name="Picture 1"/>
+            <wp:cNvGraphicFramePr>
+              <a:graphicFrameLocks xmlns:a="http://schemas.openxmlformats.org/drawingml/2006/main" noChangeAspect="1"/>
+            </wp:cNvGraphicFramePr>
+            <a:graphic xmlns:a="http://schemas.openxmlformats.org/drawingml/2006/main">
+              <a:graphicData uri="http://schemas.openxmlformats.org/drawingml/2006/picture">
+                <pic:pic xmlns:pic="http://schemas.openxmlformats.org/drawingml/2006/picture">
+                  <pic:nvPicPr>
+                    <pic:cNvPr id="1427971008" name=""/>
+                    <pic:cNvPicPr/>
+                  </pic:nvPicPr>
+                  <pic:blipFill>
+                    <a:blip r:embed="rId10"/>
+                    <a:stretch>
+                      <a:fillRect/>
+                    </a:stretch>
+                  </pic:blipFill>
+                  <pic:spPr>
+                    <a:xfrm>
+                      <a:off x="0" y="0"/>
+                      <a:ext cx="3017245" cy="1572625"/>
+                    </a:xfrm>
+                    <a:prstGeom prst="rect">
+                      <a:avLst/>
+                    </a:prstGeom>
+                  </pic:spPr>
+                </pic:pic>
+              </a:graphicData>
+            </a:graphic>
+          </wp:inline>
+        </w:drawing>
       </w:r>
     </w:p>
     <w:p>
@@ -7751,6 +7610,14 @@
         <w:widowControl w:val="0"/>
         <w:spacing w:before="120" w:after="120" w:line="312" w:lineRule="auto"/>
         <w:ind w:left="764"/>
+        <w:jc w:val="center"/>
+        <w:rPr>
+          <w:noProof/>
+          <w:sz w:val="26"/>
+          <w:szCs w:val="26"/>
+        </w:rPr>
+      </w:pPr>
+      <w:r>
         <w:rPr>
           <w:b/>
           <w:bCs/>
@@ -7758,7 +7625,8 @@
           <w:sz w:val="26"/>
           <w:szCs w:val="26"/>
         </w:rPr>
-      </w:pPr>
+        <w:t xml:space="preserve">Hình </w:t>
+      </w:r>
       <w:r>
         <w:rPr>
           <w:b/>
@@ -7767,14 +7635,9 @@
           <w:sz w:val="26"/>
           <w:szCs w:val="26"/>
         </w:rPr>
-        <w:t>6.2. Hướng dẫn sử dụng cho sinh viên</w:t>
-      </w:r>
-    </w:p>
-    <w:p>
-      <w:pPr>
-        <w:widowControl w:val="0"/>
-        <w:spacing w:before="120" w:after="120" w:line="312" w:lineRule="auto"/>
-        <w:ind w:left="764"/>
+        <w:t>5.3</w:t>
+      </w:r>
+      <w:r>
         <w:rPr>
           <w:b/>
           <w:bCs/>
@@ -7782,6 +7645,126 @@
           <w:sz w:val="26"/>
           <w:szCs w:val="26"/>
         </w:rPr>
+        <w:t>:</w:t>
+      </w:r>
+      <w:r>
+        <w:rPr>
+          <w:noProof/>
+          <w:sz w:val="26"/>
+          <w:szCs w:val="26"/>
+        </w:rPr>
+        <w:t xml:space="preserve"> Màn hình console hiển thị server đang chạy</w:t>
+      </w:r>
+    </w:p>
+    <w:p>
+      <w:pPr>
+        <w:widowControl w:val="0"/>
+        <w:spacing w:before="120" w:after="120" w:line="312" w:lineRule="auto"/>
+        <w:ind w:left="764"/>
+        <w:rPr>
+          <w:i/>
+          <w:iCs/>
+          <w:noProof/>
+          <w:sz w:val="26"/>
+          <w:szCs w:val="26"/>
+        </w:rPr>
+      </w:pPr>
+      <w:r>
+        <w:rPr>
+          <w:noProof/>
+          <w:sz w:val="26"/>
+          <w:szCs w:val="26"/>
+        </w:rPr>
+        <w:t>Sau khi chạy thành công, hệ thống sẽ hoạt động tại địa chỉ:</w:t>
+      </w:r>
+      <w:r>
+        <w:rPr>
+          <w:noProof/>
+          <w:sz w:val="26"/>
+          <w:szCs w:val="26"/>
+        </w:rPr>
+        <w:t xml:space="preserve"> </w:t>
+      </w:r>
+      <w:hyperlink r:id="rId11" w:history="1">
+        <w:r>
+          <w:rPr>
+            <w:rStyle w:val="Hyperlink"/>
+            <w:i/>
+            <w:iCs/>
+            <w:noProof/>
+            <w:sz w:val="26"/>
+            <w:szCs w:val="26"/>
+          </w:rPr>
+          <w:t>http://localhost:5000/role-select.html</w:t>
+        </w:r>
+      </w:hyperlink>
+    </w:p>
+    <w:p>
+      <w:pPr>
+        <w:widowControl w:val="0"/>
+        <w:spacing w:before="120" w:after="120" w:line="312" w:lineRule="auto"/>
+        <w:ind w:left="764"/>
+        <w:rPr>
+          <w:i/>
+          <w:iCs/>
+          <w:noProof/>
+          <w:sz w:val="26"/>
+          <w:szCs w:val="26"/>
+        </w:rPr>
+      </w:pPr>
+      <w:r>
+        <w:rPr>
+          <w:noProof/>
+        </w:rPr>
+        <w:lastRenderedPageBreak/>
+        <w:drawing>
+          <wp:inline distT="0" distB="0" distL="0" distR="0" wp14:anchorId="2E27E6DE" wp14:editId="1CF062D0">
+            <wp:extent cx="4664075" cy="3266092"/>
+            <wp:effectExtent l="0" t="0" r="3175" b="0"/>
+            <wp:docPr id="1220227562" name="Picture 1"/>
+            <wp:cNvGraphicFramePr>
+              <a:graphicFrameLocks xmlns:a="http://schemas.openxmlformats.org/drawingml/2006/main" noChangeAspect="1"/>
+            </wp:cNvGraphicFramePr>
+            <a:graphic xmlns:a="http://schemas.openxmlformats.org/drawingml/2006/main">
+              <a:graphicData uri="http://schemas.openxmlformats.org/drawingml/2006/picture">
+                <pic:pic xmlns:pic="http://schemas.openxmlformats.org/drawingml/2006/picture">
+                  <pic:nvPicPr>
+                    <pic:cNvPr id="1220227562" name=""/>
+                    <pic:cNvPicPr/>
+                  </pic:nvPicPr>
+                  <pic:blipFill>
+                    <a:blip r:embed="rId12"/>
+                    <a:stretch>
+                      <a:fillRect/>
+                    </a:stretch>
+                  </pic:blipFill>
+                  <pic:spPr>
+                    <a:xfrm>
+                      <a:off x="0" y="0"/>
+                      <a:ext cx="4670429" cy="3270541"/>
+                    </a:xfrm>
+                    <a:prstGeom prst="rect">
+                      <a:avLst/>
+                    </a:prstGeom>
+                  </pic:spPr>
+                </pic:pic>
+              </a:graphicData>
+            </a:graphic>
+          </wp:inline>
+        </w:drawing>
+      </w:r>
+    </w:p>
+    <w:p>
+      <w:pPr>
+        <w:widowControl w:val="0"/>
+        <w:spacing w:before="120" w:after="120" w:line="312" w:lineRule="auto"/>
+        <w:ind w:left="764"/>
+        <w:jc w:val="center"/>
+        <w:rPr>
+          <w:noProof/>
+          <w:sz w:val="26"/>
+          <w:szCs w:val="26"/>
+        </w:rPr>
       </w:pPr>
       <w:r>
         <w:rPr>
@@ -7791,95 +7774,9 @@
           <w:sz w:val="26"/>
           <w:szCs w:val="26"/>
         </w:rPr>
-        <w:t>Bước 1: Truy cập hệ thống</w:t>
-      </w:r>
-    </w:p>
-    <w:p>
-      <w:pPr>
-        <w:widowControl w:val="0"/>
-        <w:spacing w:before="120" w:after="120" w:line="312" w:lineRule="auto"/>
-        <w:ind w:left="764"/>
-        <w:rPr>
-          <w:noProof/>
-          <w:sz w:val="26"/>
-          <w:szCs w:val="26"/>
-        </w:rPr>
-      </w:pPr>
-      <w:r>
-        <w:rPr>
-          <w:noProof/>
-          <w:sz w:val="26"/>
-          <w:szCs w:val="26"/>
-        </w:rPr>
-        <w:t>Sinh viên truy cập vào trang làm bài thông qua trình duyệt web (file index.html hoặc đường dẫn hệ thống).</w:t>
-      </w:r>
-    </w:p>
-    <w:p>
-      <w:pPr>
-        <w:widowControl w:val="0"/>
-        <w:spacing w:before="120" w:after="120" w:line="312" w:lineRule="auto"/>
-        <w:ind w:left="764"/>
-        <w:rPr>
-          <w:noProof/>
-          <w:sz w:val="26"/>
-          <w:szCs w:val="26"/>
-        </w:rPr>
-      </w:pPr>
-      <w:r>
-        <w:rPr>
-          <w:rFonts w:ascii="Segoe UI Emoji" w:hAnsi="Segoe UI Emoji" w:cs="Segoe UI Emoji"/>
-          <w:noProof/>
-          <w:sz w:val="26"/>
-          <w:szCs w:val="26"/>
-        </w:rPr>
-        <w:t>📌</w:t>
-      </w:r>
-      <w:r>
-        <w:rPr>
-          <w:noProof/>
-          <w:sz w:val="26"/>
-          <w:szCs w:val="26"/>
-        </w:rPr>
-        <w:t xml:space="preserve"> </w:t>
-      </w:r>
-      <w:r>
-        <w:rPr>
-          <w:i/>
-          <w:iCs/>
-          <w:noProof/>
-          <w:sz w:val="26"/>
-          <w:szCs w:val="26"/>
-        </w:rPr>
-        <w:t>[Chèn Hình 6.6: Giao diện trang làm bài của sinh viên]</w:t>
-      </w:r>
-    </w:p>
-    <w:p>
-      <w:pPr>
-        <w:widowControl w:val="0"/>
-        <w:spacing w:before="120" w:after="120" w:line="312" w:lineRule="auto"/>
-        <w:ind w:left="764"/>
-        <w:rPr>
-          <w:noProof/>
-          <w:sz w:val="26"/>
-          <w:szCs w:val="26"/>
-        </w:rPr>
-      </w:pPr>
-      <w:r>
-        <w:rPr>
-          <w:noProof/>
-          <w:sz w:val="26"/>
-          <w:szCs w:val="26"/>
-        </w:rPr>
-        <w:pict w14:anchorId="5A85545F">
-          <v:rect id="_x0000_i1107" style="width:0;height:1.5pt" o:hralign="center" o:hrstd="t" o:hr="t" fillcolor="#a0a0a0" stroked="f"/>
-        </w:pict>
-      </w:r>
-    </w:p>
-    <w:p>
-      <w:pPr>
-        <w:widowControl w:val="0"/>
-        <w:spacing w:before="120" w:after="120" w:line="312" w:lineRule="auto"/>
-        <w:ind w:left="764"/>
+        <w:t>Hình 5.</w:t>
+      </w:r>
+      <w:r>
         <w:rPr>
           <w:b/>
           <w:bCs/>
@@ -7887,7 +7784,8 @@
           <w:sz w:val="26"/>
           <w:szCs w:val="26"/>
         </w:rPr>
-      </w:pPr>
+        <w:t>4</w:t>
+      </w:r>
       <w:r>
         <w:rPr>
           <w:b/>
@@ -7896,6 +7794,395 @@
           <w:sz w:val="26"/>
           <w:szCs w:val="26"/>
         </w:rPr>
+        <w:t>:</w:t>
+      </w:r>
+      <w:r>
+        <w:rPr>
+          <w:noProof/>
+          <w:sz w:val="26"/>
+          <w:szCs w:val="26"/>
+        </w:rPr>
+        <w:t xml:space="preserve"> Màn hình </w:t>
+      </w:r>
+      <w:r>
+        <w:rPr>
+          <w:noProof/>
+          <w:sz w:val="26"/>
+          <w:szCs w:val="26"/>
+        </w:rPr>
+        <w:t>đăng nhập ở chế độ localhost.</w:t>
+      </w:r>
+    </w:p>
+    <w:p>
+      <w:pPr>
+        <w:widowControl w:val="0"/>
+        <w:spacing w:before="120" w:after="120" w:line="312" w:lineRule="auto"/>
+        <w:ind w:left="764"/>
+        <w:rPr>
+          <w:noProof/>
+          <w:sz w:val="26"/>
+          <w:szCs w:val="26"/>
+        </w:rPr>
+      </w:pPr>
+      <w:r>
+        <w:rPr>
+          <w:noProof/>
+          <w:sz w:val="26"/>
+          <w:szCs w:val="26"/>
+        </w:rPr>
+        <w:t>Sau khi triển khai trên trên Github, các bạn HSSV có thể truy cập theo địa chỉ:</w:t>
+      </w:r>
+      <w:r>
+        <w:rPr>
+          <w:noProof/>
+          <w:sz w:val="26"/>
+          <w:szCs w:val="26"/>
+        </w:rPr>
+        <w:t xml:space="preserve"> </w:t>
+      </w:r>
+      <w:hyperlink r:id="rId13" w:history="1">
+        <w:r>
+          <w:rPr>
+            <w:rStyle w:val="Hyperlink"/>
+            <w:noProof/>
+            <w:sz w:val="26"/>
+            <w:szCs w:val="26"/>
+          </w:rPr>
+          <w:t>https://codebloom-system.onrender.com/role-select.html</w:t>
+        </w:r>
+      </w:hyperlink>
+    </w:p>
+    <w:p>
+      <w:pPr>
+        <w:widowControl w:val="0"/>
+        <w:spacing w:before="120" w:after="120" w:line="312" w:lineRule="auto"/>
+        <w:ind w:left="764"/>
+        <w:jc w:val="center"/>
+        <w:rPr>
+          <w:noProof/>
+          <w:sz w:val="26"/>
+          <w:szCs w:val="26"/>
+        </w:rPr>
+      </w:pPr>
+      <w:r>
+        <w:rPr>
+          <w:noProof/>
+        </w:rPr>
+        <w:drawing>
+          <wp:inline distT="0" distB="0" distL="0" distR="0" wp14:anchorId="00A7A1CC" wp14:editId="5C1F5641">
+            <wp:extent cx="4873625" cy="3397805"/>
+            <wp:effectExtent l="0" t="0" r="3175" b="0"/>
+            <wp:docPr id="1347937881" name="Picture 1"/>
+            <wp:cNvGraphicFramePr>
+              <a:graphicFrameLocks xmlns:a="http://schemas.openxmlformats.org/drawingml/2006/main" noChangeAspect="1"/>
+            </wp:cNvGraphicFramePr>
+            <a:graphic xmlns:a="http://schemas.openxmlformats.org/drawingml/2006/main">
+              <a:graphicData uri="http://schemas.openxmlformats.org/drawingml/2006/picture">
+                <pic:pic xmlns:pic="http://schemas.openxmlformats.org/drawingml/2006/picture">
+                  <pic:nvPicPr>
+                    <pic:cNvPr id="1347937881" name=""/>
+                    <pic:cNvPicPr/>
+                  </pic:nvPicPr>
+                  <pic:blipFill>
+                    <a:blip r:embed="rId14"/>
+                    <a:stretch>
+                      <a:fillRect/>
+                    </a:stretch>
+                  </pic:blipFill>
+                  <pic:spPr>
+                    <a:xfrm>
+                      <a:off x="0" y="0"/>
+                      <a:ext cx="4881542" cy="3403325"/>
+                    </a:xfrm>
+                    <a:prstGeom prst="rect">
+                      <a:avLst/>
+                    </a:prstGeom>
+                  </pic:spPr>
+                </pic:pic>
+              </a:graphicData>
+            </a:graphic>
+          </wp:inline>
+        </w:drawing>
+      </w:r>
+    </w:p>
+    <w:p>
+      <w:pPr>
+        <w:widowControl w:val="0"/>
+        <w:spacing w:before="120" w:after="120" w:line="312" w:lineRule="auto"/>
+        <w:ind w:left="764"/>
+        <w:jc w:val="center"/>
+        <w:rPr>
+          <w:noProof/>
+          <w:sz w:val="26"/>
+          <w:szCs w:val="26"/>
+        </w:rPr>
+      </w:pPr>
+      <w:r>
+        <w:rPr>
+          <w:b/>
+          <w:bCs/>
+          <w:noProof/>
+          <w:sz w:val="26"/>
+          <w:szCs w:val="26"/>
+        </w:rPr>
+        <w:t>Hình 5.</w:t>
+      </w:r>
+      <w:r>
+        <w:rPr>
+          <w:b/>
+          <w:bCs/>
+          <w:noProof/>
+          <w:sz w:val="26"/>
+          <w:szCs w:val="26"/>
+        </w:rPr>
+        <w:t>5</w:t>
+      </w:r>
+      <w:r>
+        <w:rPr>
+          <w:b/>
+          <w:bCs/>
+          <w:noProof/>
+          <w:sz w:val="26"/>
+          <w:szCs w:val="26"/>
+        </w:rPr>
+        <w:t>:</w:t>
+      </w:r>
+      <w:r>
+        <w:rPr>
+          <w:noProof/>
+          <w:sz w:val="26"/>
+          <w:szCs w:val="26"/>
+        </w:rPr>
+        <w:t xml:space="preserve"> Màn hình </w:t>
+      </w:r>
+      <w:r>
+        <w:rPr>
+          <w:noProof/>
+          <w:sz w:val="26"/>
+          <w:szCs w:val="26"/>
+        </w:rPr>
+        <w:t xml:space="preserve">đăng nhập ở chế độ </w:t>
+      </w:r>
+      <w:r>
+        <w:rPr>
+          <w:noProof/>
+          <w:sz w:val="26"/>
+          <w:szCs w:val="26"/>
+        </w:rPr>
+        <w:t>website</w:t>
+      </w:r>
+      <w:r>
+        <w:rPr>
+          <w:noProof/>
+          <w:sz w:val="26"/>
+          <w:szCs w:val="26"/>
+        </w:rPr>
+        <w:t>.</w:t>
+      </w:r>
+    </w:p>
+    <w:p>
+      <w:pPr>
+        <w:widowControl w:val="0"/>
+        <w:spacing w:before="120" w:after="120" w:line="312" w:lineRule="auto"/>
+        <w:ind w:left="764"/>
+        <w:rPr>
+          <w:b/>
+          <w:bCs/>
+          <w:noProof/>
+          <w:sz w:val="26"/>
+          <w:szCs w:val="26"/>
+        </w:rPr>
+      </w:pPr>
+      <w:r>
+        <w:rPr>
+          <w:b/>
+          <w:bCs/>
+          <w:noProof/>
+          <w:sz w:val="26"/>
+          <w:szCs w:val="26"/>
+        </w:rPr>
+        <w:lastRenderedPageBreak/>
+        <w:t>5.3</w:t>
+      </w:r>
+      <w:r>
+        <w:rPr>
+          <w:b/>
+          <w:bCs/>
+          <w:noProof/>
+          <w:sz w:val="26"/>
+          <w:szCs w:val="26"/>
+        </w:rPr>
+        <w:t>. Hướng dẫn sử dụng cho sinh viên</w:t>
+      </w:r>
+    </w:p>
+    <w:p>
+      <w:pPr>
+        <w:widowControl w:val="0"/>
+        <w:spacing w:before="120" w:after="120" w:line="312" w:lineRule="auto"/>
+        <w:ind w:left="764"/>
+        <w:rPr>
+          <w:b/>
+          <w:bCs/>
+          <w:noProof/>
+          <w:sz w:val="26"/>
+          <w:szCs w:val="26"/>
+        </w:rPr>
+      </w:pPr>
+      <w:r>
+        <w:rPr>
+          <w:b/>
+          <w:bCs/>
+          <w:noProof/>
+          <w:sz w:val="26"/>
+          <w:szCs w:val="26"/>
+        </w:rPr>
+        <w:t>Bước 1: Truy cập hệ thống</w:t>
+      </w:r>
+    </w:p>
+    <w:p>
+      <w:pPr>
+        <w:widowControl w:val="0"/>
+        <w:spacing w:before="120" w:after="120" w:line="312" w:lineRule="auto"/>
+        <w:ind w:left="764"/>
+        <w:rPr>
+          <w:noProof/>
+        </w:rPr>
+      </w:pPr>
+      <w:r>
+        <w:rPr>
+          <w:noProof/>
+          <w:sz w:val="26"/>
+          <w:szCs w:val="26"/>
+        </w:rPr>
+        <w:t xml:space="preserve">Sau khi HSSV đăng nhập thành công sẽ được chuyển đến </w:t>
+      </w:r>
+      <w:r>
+        <w:rPr>
+          <w:noProof/>
+          <w:sz w:val="26"/>
+          <w:szCs w:val="26"/>
+        </w:rPr>
+        <w:t>trang làm bài thông qua trình duyệt web (file index.html hoặc đường dẫn hệ thống).</w:t>
+      </w:r>
+    </w:p>
+    <w:p>
+      <w:pPr>
+        <w:widowControl w:val="0"/>
+        <w:spacing w:before="120" w:after="120" w:line="312" w:lineRule="auto"/>
+        <w:ind w:left="764"/>
+        <w:rPr>
+          <w:noProof/>
+          <w:sz w:val="26"/>
+          <w:szCs w:val="26"/>
+        </w:rPr>
+      </w:pPr>
+      <w:r>
+        <w:rPr>
+          <w:noProof/>
+        </w:rPr>
+        <w:drawing>
+          <wp:inline distT="0" distB="0" distL="0" distR="0" wp14:anchorId="790A9935" wp14:editId="3F9E5D11">
+            <wp:extent cx="5972175" cy="3155950"/>
+            <wp:effectExtent l="0" t="0" r="9525" b="6350"/>
+            <wp:docPr id="512881524" name="Picture 1"/>
+            <wp:cNvGraphicFramePr>
+              <a:graphicFrameLocks xmlns:a="http://schemas.openxmlformats.org/drawingml/2006/main" noChangeAspect="1"/>
+            </wp:cNvGraphicFramePr>
+            <a:graphic xmlns:a="http://schemas.openxmlformats.org/drawingml/2006/main">
+              <a:graphicData uri="http://schemas.openxmlformats.org/drawingml/2006/picture">
+                <pic:pic xmlns:pic="http://schemas.openxmlformats.org/drawingml/2006/picture">
+                  <pic:nvPicPr>
+                    <pic:cNvPr id="512881524" name=""/>
+                    <pic:cNvPicPr/>
+                  </pic:nvPicPr>
+                  <pic:blipFill rotWithShape="1">
+                    <a:blip r:embed="rId15"/>
+                    <a:srcRect b="6049"/>
+                    <a:stretch>
+                      <a:fillRect/>
+                    </a:stretch>
+                  </pic:blipFill>
+                  <pic:spPr bwMode="auto">
+                    <a:xfrm>
+                      <a:off x="0" y="0"/>
+                      <a:ext cx="5972175" cy="3155950"/>
+                    </a:xfrm>
+                    <a:prstGeom prst="rect">
+                      <a:avLst/>
+                    </a:prstGeom>
+                    <a:ln>
+                      <a:noFill/>
+                    </a:ln>
+                    <a:extLst>
+                      <a:ext uri="{53640926-AAD7-44D8-BBD7-CCE9431645EC}">
+                        <a14:shadowObscured xmlns:a14="http://schemas.microsoft.com/office/drawing/2010/main"/>
+                      </a:ext>
+                    </a:extLst>
+                  </pic:spPr>
+                </pic:pic>
+              </a:graphicData>
+            </a:graphic>
+          </wp:inline>
+        </w:drawing>
+      </w:r>
+    </w:p>
+    <w:p>
+      <w:pPr>
+        <w:widowControl w:val="0"/>
+        <w:spacing w:before="120" w:after="120" w:line="312" w:lineRule="auto"/>
+        <w:ind w:left="764"/>
+        <w:rPr>
+          <w:noProof/>
+          <w:sz w:val="26"/>
+          <w:szCs w:val="26"/>
+        </w:rPr>
+      </w:pPr>
+      <w:r>
+        <w:rPr>
+          <w:noProof/>
+          <w:sz w:val="26"/>
+          <w:szCs w:val="26"/>
+        </w:rPr>
+        <w:t xml:space="preserve">Hình </w:t>
+      </w:r>
+      <w:r>
+        <w:rPr>
+          <w:noProof/>
+          <w:sz w:val="26"/>
+          <w:szCs w:val="26"/>
+        </w:rPr>
+        <w:t>5</w:t>
+      </w:r>
+      <w:r>
+        <w:rPr>
+          <w:noProof/>
+          <w:sz w:val="26"/>
+          <w:szCs w:val="26"/>
+        </w:rPr>
+        <w:t>.6: Giao diện trang làm bài của sinh viên</w:t>
+      </w:r>
+    </w:p>
+    <w:p>
+      <w:pPr>
+        <w:widowControl w:val="0"/>
+        <w:spacing w:before="120" w:after="120" w:line="312" w:lineRule="auto"/>
+        <w:ind w:left="764"/>
+        <w:rPr>
+          <w:b/>
+          <w:bCs/>
+          <w:noProof/>
+          <w:sz w:val="26"/>
+          <w:szCs w:val="26"/>
+        </w:rPr>
+      </w:pPr>
+      <w:r>
+        <w:rPr>
+          <w:b/>
+          <w:bCs/>
+          <w:noProof/>
+          <w:sz w:val="26"/>
+          <w:szCs w:val="26"/>
+        </w:rPr>
         <w:t>Bước 2: Đăng nhập</w:t>
       </w:r>
     </w:p>
@@ -7916,7 +8203,6 @@
           <w:sz w:val="26"/>
           <w:szCs w:val="26"/>
         </w:rPr>
-        <w:lastRenderedPageBreak/>
         <w:t>Sinh viên nhập:</w:t>
       </w:r>
     </w:p>
@@ -8043,7 +8329,7 @@
           <w:szCs w:val="26"/>
         </w:rPr>
         <w:pict w14:anchorId="48029AA6">
-          <v:rect id="_x0000_i1108" style="width:0;height:1.5pt" o:hralign="center" o:hrstd="t" o:hr="t" fillcolor="#a0a0a0" stroked="f"/>
+          <v:rect id="_x0000_i1028" style="width:0;height:1.5pt" o:hralign="center" o:hrstd="t" o:hr="t" fillcolor="#a0a0a0" stroked="f"/>
         </w:pict>
       </w:r>
     </w:p>
@@ -8134,6 +8420,7 @@
           <w:sz w:val="26"/>
           <w:szCs w:val="26"/>
         </w:rPr>
+        <w:lastRenderedPageBreak/>
         <w:t xml:space="preserve">Các phương án trả lời </w:t>
       </w:r>
     </w:p>
@@ -8214,7 +8501,7 @@
           <w:szCs w:val="26"/>
         </w:rPr>
         <w:pict w14:anchorId="26F3BFDA">
-          <v:rect id="_x0000_i1109" style="width:0;height:1.5pt" o:hralign="center" o:hrstd="t" o:hr="t" fillcolor="#a0a0a0" stroked="f"/>
+          <v:rect id="_x0000_i1029" style="width:0;height:1.5pt" o:hralign="center" o:hrstd="t" o:hr="t" fillcolor="#a0a0a0" stroked="f"/>
         </w:pict>
       </w:r>
     </w:p>
@@ -8365,7 +8652,7 @@
           <w:szCs w:val="26"/>
         </w:rPr>
         <w:pict w14:anchorId="7013D719">
-          <v:rect id="_x0000_i1110" style="width:0;height:1.5pt" o:hralign="center" o:hrstd="t" o:hr="t" fillcolor="#a0a0a0" stroked="f"/>
+          <v:rect id="_x0000_i1030" style="width:0;height:1.5pt" o:hralign="center" o:hrstd="t" o:hr="t" fillcolor="#a0a0a0" stroked="f"/>
         </w:pict>
       </w:r>
     </w:p>
@@ -8494,7 +8781,7 @@
           <w:szCs w:val="26"/>
         </w:rPr>
         <w:pict w14:anchorId="442FD02B">
-          <v:rect id="_x0000_i1111" style="width:0;height:1.5pt" o:hralign="center" o:hrstd="t" o:hr="t" fillcolor="#a0a0a0" stroked="f"/>
+          <v:rect id="_x0000_i1031" style="width:0;height:1.5pt" o:hralign="center" o:hrstd="t" o:hr="t" fillcolor="#a0a0a0" stroked="f"/>
         </w:pict>
       </w:r>
     </w:p>
@@ -8519,7 +8806,6 @@
           <w:sz w:val="26"/>
           <w:szCs w:val="26"/>
         </w:rPr>
-        <w:lastRenderedPageBreak/>
         <w:t>Bước 2: Xem danh sách kết quả</w:t>
       </w:r>
     </w:p>
@@ -8689,7 +8975,7 @@
           <w:szCs w:val="26"/>
         </w:rPr>
         <w:pict w14:anchorId="7951E5A6">
-          <v:rect id="_x0000_i1112" style="width:0;height:1.5pt" o:hralign="center" o:hrstd="t" o:hr="t" fillcolor="#a0a0a0" stroked="f"/>
+          <v:rect id="_x0000_i1032" style="width:0;height:1.5pt" o:hralign="center" o:hrstd="t" o:hr="t" fillcolor="#a0a0a0" stroked="f"/>
         </w:pict>
       </w:r>
     </w:p>
@@ -8734,6 +9020,7 @@
           <w:sz w:val="26"/>
           <w:szCs w:val="26"/>
         </w:rPr>
+        <w:lastRenderedPageBreak/>
         <w:t>Hệ thống hỗ trợ giáo viên:</w:t>
       </w:r>
     </w:p>
@@ -8863,7 +9150,7 @@
           <w:szCs w:val="26"/>
         </w:rPr>
         <w:pict w14:anchorId="55E3FDF3">
-          <v:rect id="_x0000_i1113" style="width:0;height:1.5pt" o:hralign="center" o:hrstd="t" o:hr="t" fillcolor="#a0a0a0" stroked="f"/>
+          <v:rect id="_x0000_i1033" style="width:0;height:1.5pt" o:hralign="center" o:hrstd="t" o:hr="t" fillcolor="#a0a0a0" stroked="f"/>
         </w:pict>
       </w:r>
     </w:p>
@@ -9084,7 +9371,7 @@
           <w:szCs w:val="26"/>
         </w:rPr>
         <w:pict w14:anchorId="26923BCE">
-          <v:rect id="_x0000_i1114" style="width:0;height:1.5pt" o:hralign="center" o:hrstd="t" o:hr="t" fillcolor="#a0a0a0" stroked="f"/>
+          <v:rect id="_x0000_i1034" style="width:0;height:1.5pt" o:hralign="center" o:hrstd="t" o:hr="t" fillcolor="#a0a0a0" stroked="f"/>
         </w:pict>
       </w:r>
     </w:p>
@@ -9109,7 +9396,6 @@
           <w:sz w:val="26"/>
           <w:szCs w:val="26"/>
         </w:rPr>
-        <w:lastRenderedPageBreak/>
         <w:t>Bước 2: Import câu hỏi vào hệ thống</w:t>
       </w:r>
     </w:p>
@@ -9190,7 +9476,7 @@
           <w:szCs w:val="26"/>
         </w:rPr>
         <w:pict w14:anchorId="530D1039">
-          <v:rect id="_x0000_i1115" style="width:0;height:1.5pt" o:hralign="center" o:hrstd="t" o:hr="t" fillcolor="#a0a0a0" stroked="f"/>
+          <v:rect id="_x0000_i1035" style="width:0;height:1.5pt" o:hralign="center" o:hrstd="t" o:hr="t" fillcolor="#a0a0a0" stroked="f"/>
         </w:pict>
       </w:r>
     </w:p>
@@ -9344,6 +9630,7 @@
           <w:sz w:val="26"/>
           <w:szCs w:val="26"/>
         </w:rPr>
+        <w:lastRenderedPageBreak/>
         <w:t xml:space="preserve">Sau khi hoàn thiện hệ thống </w:t>
       </w:r>
       <w:r>
@@ -9616,7 +9903,7 @@
           <w:szCs w:val="26"/>
         </w:rPr>
         <w:pict w14:anchorId="1B36C937">
-          <v:rect id="_x0000_i1233" style="width:0;height:1.5pt" o:hralign="center" o:hrstd="t" o:hr="t" fillcolor="#a0a0a0" stroked="f"/>
+          <v:rect id="_x0000_i1036" style="width:0;height:1.5pt" o:hralign="center" o:hrstd="t" o:hr="t" fillcolor="#a0a0a0" stroked="f"/>
         </w:pict>
       </w:r>
     </w:p>
@@ -9708,7 +9995,6 @@
           <w:sz w:val="26"/>
           <w:szCs w:val="26"/>
         </w:rPr>
-        <w:lastRenderedPageBreak/>
         <w:t>a. So sánh thời gian chấm bài</w:t>
       </w:r>
     </w:p>
@@ -10200,7 +10486,7 @@
           <w:szCs w:val="26"/>
         </w:rPr>
         <w:pict w14:anchorId="1FD20778">
-          <v:rect id="_x0000_i1234" style="width:0;height:1.5pt" o:hralign="center" o:hrstd="t" o:hr="t" fillcolor="#a0a0a0" stroked="f"/>
+          <v:rect id="_x0000_i1037" style="width:0;height:1.5pt" o:hralign="center" o:hrstd="t" o:hr="t" fillcolor="#a0a0a0" stroked="f"/>
         </w:pict>
       </w:r>
     </w:p>
@@ -10271,6 +10557,7 @@
                 <w:sz w:val="26"/>
                 <w:szCs w:val="26"/>
               </w:rPr>
+              <w:lastRenderedPageBreak/>
               <w:t>Tiêu chí</w:t>
             </w:r>
           </w:p>
@@ -10612,7 +10899,7 @@
           <w:szCs w:val="26"/>
         </w:rPr>
         <w:pict w14:anchorId="57753AD1">
-          <v:rect id="_x0000_i1235" style="width:0;height:1.5pt" o:hralign="center" o:hrstd="t" o:hr="t" fillcolor="#a0a0a0" stroked="f"/>
+          <v:rect id="_x0000_i1038" style="width:0;height:1.5pt" o:hralign="center" o:hrstd="t" o:hr="t" fillcolor="#a0a0a0" stroked="f"/>
         </w:pict>
       </w:r>
     </w:p>
@@ -11100,7 +11387,6 @@
                 <w:sz w:val="26"/>
                 <w:szCs w:val="26"/>
               </w:rPr>
-              <w:lastRenderedPageBreak/>
               <w:t>Sáng tạo</w:t>
             </w:r>
           </w:p>
@@ -11268,7 +11554,7 @@
           <w:szCs w:val="26"/>
         </w:rPr>
         <w:pict w14:anchorId="475E54EB">
-          <v:rect id="_x0000_i1236" style="width:0;height:1.5pt" o:hralign="center" o:hrstd="t" o:hr="t" fillcolor="#a0a0a0" stroked="f"/>
+          <v:rect id="_x0000_i1039" style="width:0;height:1.5pt" o:hralign="center" o:hrstd="t" o:hr="t" fillcolor="#a0a0a0" stroked="f"/>
         </w:pict>
       </w:r>
     </w:p>
@@ -11465,6 +11751,7 @@
                 <w:sz w:val="26"/>
                 <w:szCs w:val="26"/>
               </w:rPr>
+              <w:lastRenderedPageBreak/>
               <w:t>Tốc độ phản hồi</w:t>
             </w:r>
           </w:p>
@@ -11778,7 +12065,7 @@
           <w:szCs w:val="26"/>
         </w:rPr>
         <w:pict w14:anchorId="08EC91EB">
-          <v:rect id="_x0000_i1237" style="width:0;height:1.5pt" o:hralign="center" o:hrstd="t" o:hr="t" fillcolor="#a0a0a0" stroked="f"/>
+          <v:rect id="_x0000_i1040" style="width:0;height:1.5pt" o:hralign="center" o:hrstd="t" o:hr="t" fillcolor="#a0a0a0" stroked="f"/>
         </w:pict>
       </w:r>
     </w:p>
@@ -11800,7 +12087,6 @@
           <w:sz w:val="26"/>
           <w:szCs w:val="26"/>
         </w:rPr>
-        <w:lastRenderedPageBreak/>
         <w:t>3. Hiệu quả định tính</w:t>
       </w:r>
     </w:p>
@@ -12072,6 +12358,7 @@
           <w:sz w:val="26"/>
           <w:szCs w:val="26"/>
         </w:rPr>
+        <w:lastRenderedPageBreak/>
         <w:t xml:space="preserve">Hứng thú hơn với môn lập trình nhờ có </w:t>
       </w:r>
       <w:r>
@@ -12259,7 +12546,7 @@
           <w:szCs w:val="26"/>
         </w:rPr>
         <w:pict w14:anchorId="76A68FFA">
-          <v:rect id="_x0000_i1238" style="width:0;height:1.5pt" o:hralign="center" o:hrstd="t" o:hr="t" fillcolor="#a0a0a0" stroked="f"/>
+          <v:rect id="_x0000_i1041" style="width:0;height:1.5pt" o:hralign="center" o:hrstd="t" o:hr="t" fillcolor="#a0a0a0" stroked="f"/>
         </w:pict>
       </w:r>
     </w:p>
@@ -12435,7 +12722,7 @@
           <w:szCs w:val="26"/>
         </w:rPr>
         <w:pict w14:anchorId="6EEE5F15">
-          <v:rect id="_x0000_i1239" style="width:0;height:1.5pt" o:hralign="center" o:hrstd="t" o:hr="t" fillcolor="#a0a0a0" stroked="f"/>
+          <v:rect id="_x0000_i1042" style="width:0;height:1.5pt" o:hralign="center" o:hrstd="t" o:hr="t" fillcolor="#a0a0a0" stroked="f"/>
         </w:pict>
       </w:r>
     </w:p>
@@ -12507,7 +12794,6 @@
                 <w:sz w:val="26"/>
                 <w:szCs w:val="26"/>
               </w:rPr>
-              <w:lastRenderedPageBreak/>
               <w:t>Nội dung</w:t>
             </w:r>
           </w:p>
@@ -13150,7 +13436,15 @@
           <w:sz w:val="26"/>
           <w:szCs w:val="26"/>
         </w:rPr>
-        <w:t xml:space="preserve"> cả về thời gian, chất lượng, lẫn động lực học tập của sinh viên.</w:t>
+        <w:t xml:space="preserve"> cả về thời gian, chất lượng, lẫn động lực học tập của </w:t>
+      </w:r>
+      <w:r>
+        <w:rPr>
+          <w:sz w:val="26"/>
+          <w:szCs w:val="26"/>
+        </w:rPr>
+        <w:lastRenderedPageBreak/>
+        <w:t>sinh viên.</w:t>
       </w:r>
     </w:p>
     <w:p>
@@ -13168,7 +13462,7 @@
           <w:szCs w:val="26"/>
         </w:rPr>
         <w:pict w14:anchorId="49C28CCF">
-          <v:rect id="_x0000_i1240" style="width:0;height:1.5pt" o:hralign="center" o:hrstd="t" o:hr="t" fillcolor="#a0a0a0" stroked="f"/>
+          <v:rect id="_x0000_i1043" style="width:0;height:1.5pt" o:hralign="center" o:hrstd="t" o:hr="t" fillcolor="#a0a0a0" stroked="f"/>
         </w:pict>
       </w:r>
     </w:p>
@@ -13475,7 +13769,6 @@
           <w:sz w:val="26"/>
           <w:szCs w:val="26"/>
         </w:rPr>
-        <w:lastRenderedPageBreak/>
         <w:t>Hệ thống thực hiện chấm bài hoàn toàn tự động dựa trên đáp án đã được thiết lập, loại bỏ yếu tố chủ quan của người chấm. Điều này giúp đảm bảo tính công bằng, minh bạch và nhất quán trong việc đánh giá kết quả học tập của sinh viên.</w:t>
       </w:r>
     </w:p>
@@ -13497,7 +13790,7 @@
           <w:szCs w:val="26"/>
         </w:rPr>
         <w:pict w14:anchorId="1C3FFFDF">
-          <v:rect id="_x0000_i1171" style="width:0;height:1.5pt" o:hralign="center" o:hrstd="t" o:hr="t" fillcolor="#a0a0a0" stroked="f"/>
+          <v:rect id="_x0000_i1044" style="width:0;height:1.5pt" o:hralign="center" o:hrstd="t" o:hr="t" fillcolor="#a0a0a0" stroked="f"/>
         </w:pict>
       </w:r>
     </w:p>
@@ -13563,7 +13856,7 @@
           <w:szCs w:val="26"/>
         </w:rPr>
         <w:pict w14:anchorId="5E47D38B">
-          <v:rect id="_x0000_i1172" style="width:0;height:1.5pt" o:hralign="center" o:hrstd="t" o:hr="t" fillcolor="#a0a0a0" stroked="f"/>
+          <v:rect id="_x0000_i1045" style="width:0;height:1.5pt" o:hralign="center" o:hrstd="t" o:hr="t" fillcolor="#a0a0a0" stroked="f"/>
         </w:pict>
       </w:r>
     </w:p>
@@ -13608,7 +13901,16 @@
           <w:sz w:val="26"/>
           <w:szCs w:val="26"/>
         </w:rPr>
-        <w:t>Hệ thống giúp giảm đáng kể khối lượng công việc cho giáo viên, đặc biệt trong các lớp học có số lượng sinh viên lớn. Việc chấm bài, tổng hợp kết quả và thống kê được thực hiện nhanh chóng, chính xác, giúp giáo viên tập trung hơn vào hoạt động chuyên môn.</w:t>
+        <w:t xml:space="preserve">Hệ thống giúp giảm đáng kể khối lượng công việc cho giáo viên, đặc biệt trong </w:t>
+      </w:r>
+      <w:r>
+        <w:rPr>
+          <w:noProof/>
+          <w:sz w:val="26"/>
+          <w:szCs w:val="26"/>
+        </w:rPr>
+        <w:lastRenderedPageBreak/>
+        <w:t>các lớp học có số lượng sinh viên lớn. Việc chấm bài, tổng hợp kết quả và thống kê được thực hiện nhanh chóng, chính xác, giúp giáo viên tập trung hơn vào hoạt động chuyên môn.</w:t>
       </w:r>
     </w:p>
     <w:p>
@@ -13629,7 +13931,7 @@
           <w:szCs w:val="26"/>
         </w:rPr>
         <w:pict w14:anchorId="048B6AEB">
-          <v:rect id="_x0000_i1173" style="width:0;height:1.5pt" o:hralign="center" o:hrstd="t" o:hr="t" fillcolor="#a0a0a0" stroked="f"/>
+          <v:rect id="_x0000_i1046" style="width:0;height:1.5pt" o:hralign="center" o:hrstd="t" o:hr="t" fillcolor="#a0a0a0" stroked="f"/>
         </w:pict>
       </w:r>
     </w:p>
@@ -13695,7 +13997,7 @@
           <w:szCs w:val="26"/>
         </w:rPr>
         <w:pict w14:anchorId="739170AA">
-          <v:rect id="_x0000_i1174" style="width:0;height:1.5pt" o:hralign="center" o:hrstd="t" o:hr="t" fillcolor="#a0a0a0" stroked="f"/>
+          <v:rect id="_x0000_i1047" style="width:0;height:1.5pt" o:hralign="center" o:hrstd="t" o:hr="t" fillcolor="#a0a0a0" stroked="f"/>
         </w:pict>
       </w:r>
     </w:p>
@@ -13761,7 +14063,7 @@
           <w:szCs w:val="26"/>
         </w:rPr>
         <w:pict w14:anchorId="2D9C2BE9">
-          <v:rect id="_x0000_i1175" style="width:0;height:1.5pt" o:hralign="center" o:hrstd="t" o:hr="t" fillcolor="#a0a0a0" stroked="f"/>
+          <v:rect id="_x0000_i1048" style="width:0;height:1.5pt" o:hralign="center" o:hrstd="t" o:hr="t" fillcolor="#a0a0a0" stroked="f"/>
         </w:pict>
       </w:r>
     </w:p>
@@ -13829,7 +14131,6 @@
           <w:sz w:val="26"/>
           <w:szCs w:val="26"/>
         </w:rPr>
-        <w:lastRenderedPageBreak/>
         <w:t xml:space="preserve">Thêm ngân hàng câu hỏi </w:t>
       </w:r>
     </w:p>
@@ -13917,7 +14218,7 @@
           <w:szCs w:val="26"/>
         </w:rPr>
         <w:pict w14:anchorId="5B4D50C0">
-          <v:rect id="_x0000_i1176" style="width:0;height:1.5pt" o:hralign="center" o:hrstd="t" o:hr="t" fillcolor="#a0a0a0" stroked="f"/>
+          <v:rect id="_x0000_i1049" style="width:0;height:1.5pt" o:hralign="center" o:hrstd="t" o:hr="t" fillcolor="#a0a0a0" stroked="f"/>
         </w:pict>
       </w:r>
     </w:p>
@@ -13982,8 +14283,9 @@
           <w:sz w:val="26"/>
           <w:szCs w:val="26"/>
         </w:rPr>
+        <w:lastRenderedPageBreak/>
         <w:pict w14:anchorId="401FBE0D">
-          <v:rect id="_x0000_i1177" style="width:0;height:1.5pt" o:hralign="center" o:hrstd="t" o:hr="t" fillcolor="#a0a0a0" stroked="f"/>
+          <v:rect id="_x0000_i1050" style="width:0;height:1.5pt" o:hralign="center" o:hrstd="t" o:hr="t" fillcolor="#a0a0a0" stroked="f"/>
         </w:pict>
       </w:r>
     </w:p>
@@ -14202,16 +14504,7 @@
           <w:sz w:val="26"/>
           <w:szCs w:val="26"/>
         </w:rPr>
-        <w:t xml:space="preserve">Trong điều kiện cơ sở vật chất còn hạn chế, việc triển khai có thể gặp khó khăn, </w:t>
-      </w:r>
-      <w:r>
-        <w:rPr>
-          <w:noProof/>
-          <w:sz w:val="26"/>
-          <w:szCs w:val="26"/>
-        </w:rPr>
-        <w:lastRenderedPageBreak/>
-        <w:t>đặc biệt ở các đơn vị chưa quen với công nghệ.</w:t>
+        <w:t>Trong điều kiện cơ sở vật chất còn hạn chế, việc triển khai có thể gặp khó khăn, đặc biệt ở các đơn vị chưa quen với công nghệ.</w:t>
       </w:r>
     </w:p>
     <w:p>
@@ -14232,7 +14525,7 @@
           <w:szCs w:val="26"/>
         </w:rPr>
         <w:pict w14:anchorId="5BA27B31">
-          <v:rect id="_x0000_i1221" style="width:0;height:1.5pt" o:hralign="center" o:hrstd="t" o:hr="t" fillcolor="#a0a0a0" stroked="f"/>
+          <v:rect id="_x0000_i1051" style="width:0;height:1.5pt" o:hralign="center" o:hrstd="t" o:hr="t" fillcolor="#a0a0a0" stroked="f"/>
         </w:pict>
       </w:r>
     </w:p>
@@ -14387,7 +14680,7 @@
           <w:szCs w:val="26"/>
         </w:rPr>
         <w:pict w14:anchorId="035CF3AD">
-          <v:rect id="_x0000_i1222" style="width:0;height:1.5pt" o:hralign="center" o:hrstd="t" o:hr="t" fillcolor="#a0a0a0" stroked="f"/>
+          <v:rect id="_x0000_i1052" style="width:0;height:1.5pt" o:hralign="center" o:hrstd="t" o:hr="t" fillcolor="#a0a0a0" stroked="f"/>
         </w:pict>
       </w:r>
     </w:p>
@@ -14412,6 +14705,7 @@
           <w:sz w:val="26"/>
           <w:szCs w:val="26"/>
         </w:rPr>
+        <w:lastRenderedPageBreak/>
         <w:t>3. Chưa đánh giá sâu được bài lập trình tự luận</w:t>
       </w:r>
     </w:p>
@@ -14519,7 +14813,7 @@
           <w:szCs w:val="26"/>
         </w:rPr>
         <w:pict w14:anchorId="1FFCE467">
-          <v:rect id="_x0000_i1223" style="width:0;height:1.5pt" o:hralign="center" o:hrstd="t" o:hr="t" fillcolor="#a0a0a0" stroked="f"/>
+          <v:rect id="_x0000_i1053" style="width:0;height:1.5pt" o:hralign="center" o:hrstd="t" o:hr="t" fillcolor="#a0a0a0" stroked="f"/>
         </w:pict>
       </w:r>
     </w:p>
@@ -14651,7 +14945,7 @@
           <w:szCs w:val="26"/>
         </w:rPr>
         <w:pict w14:anchorId="43D311DE">
-          <v:rect id="_x0000_i1224" style="width:0;height:1.5pt" o:hralign="center" o:hrstd="t" o:hr="t" fillcolor="#a0a0a0" stroked="f"/>
+          <v:rect id="_x0000_i1054" style="width:0;height:1.5pt" o:hralign="center" o:hrstd="t" o:hr="t" fillcolor="#a0a0a0" stroked="f"/>
         </w:pict>
       </w:r>
     </w:p>
@@ -14742,7 +15036,6 @@
           <w:sz w:val="26"/>
           <w:szCs w:val="26"/>
         </w:rPr>
-        <w:lastRenderedPageBreak/>
         <w:t xml:space="preserve">Phân tích dữ liệu học tập nâng cao (learning analytics) </w:t>
       </w:r>
     </w:p>
@@ -14784,7 +15077,7 @@
           <w:szCs w:val="26"/>
         </w:rPr>
         <w:pict w14:anchorId="1361524F">
-          <v:rect id="_x0000_i1225" style="width:0;height:1.5pt" o:hralign="center" o:hrstd="t" o:hr="t" fillcolor="#a0a0a0" stroked="f"/>
+          <v:rect id="_x0000_i1055" style="width:0;height:1.5pt" o:hralign="center" o:hrstd="t" o:hr="t" fillcolor="#a0a0a0" stroked="f"/>
         </w:pict>
       </w:r>
     </w:p>
@@ -14939,7 +15232,7 @@
           <w:szCs w:val="26"/>
         </w:rPr>
         <w:pict w14:anchorId="179F6051">
-          <v:rect id="_x0000_i1226" style="width:0;height:1.5pt" o:hralign="center" o:hrstd="t" o:hr="t" fillcolor="#a0a0a0" stroked="f"/>
+          <v:rect id="_x0000_i1056" style="width:0;height:1.5pt" o:hralign="center" o:hrstd="t" o:hr="t" fillcolor="#a0a0a0" stroked="f"/>
         </w:pict>
       </w:r>
     </w:p>
@@ -14964,6 +15257,7 @@
           <w:sz w:val="26"/>
           <w:szCs w:val="26"/>
         </w:rPr>
+        <w:lastRenderedPageBreak/>
         <w:t>Kết luận</w:t>
       </w:r>
     </w:p>
@@ -15218,7 +15512,6 @@
           <w:sz w:val="26"/>
           <w:szCs w:val="26"/>
         </w:rPr>
-        <w:lastRenderedPageBreak/>
         <w:t>1.2. Những yếu tố quan trọng để triển khai thành công chuyển đổi số</w:t>
       </w:r>
       <w:bookmarkEnd w:id="35"/>
@@ -15400,6 +15693,7 @@
           <w:sz w:val="26"/>
           <w:szCs w:val="26"/>
         </w:rPr>
+        <w:lastRenderedPageBreak/>
         <w:t>Xây dựng ngân hàng câu hỏi dùng chung cấp khoa hoặc toàn trường để tối ưu nguồn lực.</w:t>
       </w:r>
     </w:p>
@@ -15584,7 +15878,7 @@
           <w:szCs w:val="26"/>
         </w:rPr>
       </w:pPr>
-      <w:hyperlink r:id="rId10" w:tgtFrame="_new" w:history="1">
+      <w:hyperlink r:id="rId16" w:tgtFrame="_new" w:history="1">
         <w:r>
           <w:rPr>
             <w:rStyle w:val="Hyperlink"/>
@@ -15605,7 +15899,7 @@
         </w:rPr>
         <w:t xml:space="preserve"> </w:t>
       </w:r>
-      <w:hyperlink r:id="rId11" w:tgtFrame="_blank" w:history="1">
+      <w:hyperlink r:id="rId17" w:tgtFrame="_blank" w:history="1">
         <w:r>
           <w:rPr>
             <w:rStyle w:val="max-w-15ch"/>
@@ -15667,7 +15961,7 @@
           <w:szCs w:val="26"/>
         </w:rPr>
       </w:pPr>
-      <w:hyperlink r:id="rId12" w:tgtFrame="_new" w:history="1">
+      <w:hyperlink r:id="rId18" w:tgtFrame="_new" w:history="1">
         <w:r>
           <w:rPr>
             <w:rStyle w:val="Hyperlink"/>
@@ -15688,7 +15982,7 @@
         </w:rPr>
         <w:t xml:space="preserve">” </w:t>
       </w:r>
-      <w:hyperlink r:id="rId13" w:tgtFrame="_blank" w:history="1">
+      <w:hyperlink r:id="rId19" w:tgtFrame="_blank" w:history="1">
         <w:r>
           <w:rPr>
             <w:rStyle w:val="max-w-15ch"/>
@@ -15735,7 +16029,7 @@
         </w:rPr>
         <w:t xml:space="preserve">Hướng dẫn tạo lớp học trực tuyến trên MyAloha </w:t>
       </w:r>
-      <w:hyperlink r:id="rId14" w:tgtFrame="_blank" w:history="1">
+      <w:hyperlink r:id="rId20" w:tgtFrame="_blank" w:history="1">
         <w:r>
           <w:rPr>
             <w:rStyle w:val="max-w-15ch"/>
@@ -15785,7 +16079,7 @@
           <w:szCs w:val="26"/>
         </w:rPr>
       </w:pPr>
-      <w:hyperlink r:id="rId15" w:tgtFrame="_new" w:history="1">
+      <w:hyperlink r:id="rId21" w:tgtFrame="_new" w:history="1">
         <w:r>
           <w:rPr>
             <w:rStyle w:val="Hyperlink"/>
@@ -15806,7 +16100,7 @@
         </w:rPr>
         <w:t xml:space="preserve"> </w:t>
       </w:r>
-      <w:hyperlink r:id="rId16" w:tgtFrame="_blank" w:history="1">
+      <w:hyperlink r:id="rId22" w:tgtFrame="_blank" w:history="1">
         <w:r>
           <w:rPr>
             <w:rStyle w:val="max-w-15ch"/>
@@ -20278,7 +20572,6 @@
                 <w:sz w:val="26"/>
                 <w:szCs w:val="26"/>
               </w:rPr>
-              <w:lastRenderedPageBreak/>
               <w:t xml:space="preserve">1 </w:t>
             </w:r>
           </w:p>
@@ -21631,6 +21924,7 @@
                 <w:sz w:val="26"/>
                 <w:szCs w:val="26"/>
               </w:rPr>
+              <w:lastRenderedPageBreak/>
               <w:t xml:space="preserve">1 </w:t>
             </w:r>
           </w:p>
@@ -22884,7 +23178,6 @@
               <w:rPr>
                 <w:rFonts w:ascii="Times New Roman" w:hAnsi="Times New Roman" w:cs="Times New Roman"/>
               </w:rPr>
-              <w:lastRenderedPageBreak/>
               <w:t xml:space="preserve">1 </w:t>
             </w:r>
           </w:p>
@@ -23984,6 +24277,7 @@
               <w:rPr>
                 <w:rFonts w:ascii="Times New Roman" w:hAnsi="Times New Roman" w:cs="Times New Roman"/>
               </w:rPr>
+              <w:lastRenderedPageBreak/>
               <w:t xml:space="preserve">1 </w:t>
             </w:r>
           </w:p>
@@ -24638,8 +24932,8 @@
       </w:r>
     </w:p>
     <w:sectPr>
-      <w:headerReference w:type="default" r:id="rId17"/>
-      <w:footerReference w:type="default" r:id="rId18"/>
+      <w:headerReference w:type="default" r:id="rId23"/>
+      <w:footerReference w:type="default" r:id="rId24"/>
       <w:pgSz w:w="12240" w:h="15840"/>
       <w:pgMar w:top="1418" w:right="1134" w:bottom="1418" w:left="1701" w:header="720" w:footer="720" w:gutter="0"/>
       <w:pgNumType w:start="1"/>
@@ -35836,6 +36130,7 @@
   <w:style w:type="character" w:default="1" w:styleId="DefaultParagraphFont">
     <w:name w:val="Default Paragraph Font"/>
     <w:uiPriority w:val="1"/>
+    <w:semiHidden/>
     <w:unhideWhenUsed/>
   </w:style>
   <w:style w:type="table" w:default="1" w:styleId="TableNormal">
@@ -36392,6 +36687,27 @@
     <w:basedOn w:val="DefaultParagraphFont"/>
     <w:rsid w:val="00AF38CB"/>
   </w:style>
+  <w:style w:type="character" w:styleId="UnresolvedMention">
+    <w:name w:val="Unresolved Mention"/>
+    <w:basedOn w:val="DefaultParagraphFont"/>
+    <w:uiPriority w:val="99"/>
+    <w:semiHidden/>
+    <w:unhideWhenUsed/>
+    <w:rsid w:val="00A03274"/>
+    <w:rPr>
+      <w:color w:val="605E5C"/>
+      <w:shd w:val="clear" w:color="auto" w:fill="E1DFDD"/>
+    </w:rPr>
+  </w:style>
+  <w:style w:type="character" w:styleId="FollowedHyperlink">
+    <w:name w:val="FollowedHyperlink"/>
+    <w:basedOn w:val="DefaultParagraphFont"/>
+    <w:rsid w:val="00F86B33"/>
+    <w:rPr>
+      <w:color w:val="954F72" w:themeColor="followedHyperlink"/>
+      <w:u w:val="single"/>
+    </w:rPr>
+  </w:style>
 </w:styles>
 </file>
 

--- a/SKKN - Tu Nguyen.docx
+++ b/SKKN - Tu Nguyen.docx
@@ -288,28 +288,46 @@
               <w:rPr>
                 <w:b/>
                 <w:bCs/>
-                <w:sz w:val="36"/>
-                <w:szCs w:val="36"/>
-              </w:rPr>
-              <w:t xml:space="preserve">XÂY DỰNG HỆ THỐNG </w:t>
+                <w:sz w:val="32"/>
+                <w:szCs w:val="32"/>
+              </w:rPr>
+              <w:t>XÂY DỰNG HỆ THỐNG</w:t>
             </w:r>
             <w:r>
               <w:rPr>
                 <w:b/>
                 <w:bCs/>
-                <w:sz w:val="36"/>
-                <w:szCs w:val="36"/>
-              </w:rPr>
-              <w:br/>
+                <w:sz w:val="32"/>
+                <w:szCs w:val="32"/>
+              </w:rPr>
+              <w:t xml:space="preserve"> </w:t>
             </w:r>
             <w:r>
               <w:rPr>
                 <w:b/>
                 <w:bCs/>
-                <w:sz w:val="36"/>
-                <w:szCs w:val="36"/>
-              </w:rPr>
-              <w:t>CODEBLOOM – ĐÁNH GIÁ KỸ NĂNG LẬP TRÌNH THEO CẤP ĐỘ BLOOM</w:t>
+                <w:sz w:val="32"/>
+                <w:szCs w:val="32"/>
+              </w:rPr>
+              <w:t xml:space="preserve">CODEBLOOM </w:t>
+            </w:r>
+            <w:r>
+              <w:rPr>
+                <w:b/>
+                <w:bCs/>
+                <w:sz w:val="32"/>
+                <w:szCs w:val="32"/>
+              </w:rPr>
+              <w:br/>
+            </w:r>
+            <w:r>
+              <w:rPr>
+                <w:b/>
+                <w:bCs/>
+                <w:sz w:val="32"/>
+                <w:szCs w:val="32"/>
+              </w:rPr>
+              <w:t>ĐÁNH GIÁ KỸ NĂNG LẬP TRÌNH THEO CẤP ĐỘ BLOOM</w:t>
             </w:r>
           </w:p>
           <w:p>
@@ -634,14 +652,12 @@
             </w:pPr>
             <w:r>
               <w:rPr>
-                <w:b/>
-                <w:bCs/>
                 <w:i/>
                 <w:sz w:val="28"/>
                 <w:szCs w:val="28"/>
                 <w:lang w:val="nl-NL"/>
               </w:rPr>
-              <w:t>Tây Ninh</w:t>
+              <w:t>Tây Ninh,</w:t>
             </w:r>
             <w:r>
               <w:rPr>
@@ -650,7 +666,7 @@
                 <w:szCs w:val="28"/>
                 <w:lang w:val="nl-NL"/>
               </w:rPr>
-              <w:t xml:space="preserve">, ngày  </w:t>
+              <w:t xml:space="preserve"> ngày  </w:t>
             </w:r>
             <w:r>
               <w:rPr>
@@ -858,14 +874,12 @@
       </w:pPr>
       <w:r>
         <w:rPr>
-          <w:b/>
-          <w:bCs/>
           <w:i/>
           <w:iCs/>
           <w:sz w:val="26"/>
           <w:szCs w:val="26"/>
         </w:rPr>
-        <w:t>Tây Ninh</w:t>
+        <w:t>Tây Ninh, ngày</w:t>
       </w:r>
       <w:r>
         <w:rPr>
@@ -874,7 +888,7 @@
           <w:sz w:val="26"/>
           <w:szCs w:val="26"/>
         </w:rPr>
-        <w:t xml:space="preserve">, ngày  08 tháng 4 năm 2025 </w:t>
+        <w:t xml:space="preserve">  08 tháng 4 năm 2025 </w:t>
       </w:r>
     </w:p>
     <w:p>
@@ -7372,7 +7386,7 @@
       <w:pPr>
         <w:widowControl w:val="0"/>
         <w:spacing w:before="120" w:after="120" w:line="312" w:lineRule="auto"/>
-        <w:jc w:val="both"/>
+        <w:jc w:val="center"/>
         <w:rPr>
           <w:noProof/>
           <w:sz w:val="26"/>
@@ -7385,9 +7399,9 @@
         </w:rPr>
         <w:lastRenderedPageBreak/>
         <w:drawing>
-          <wp:inline distT="0" distB="0" distL="0" distR="0" wp14:anchorId="09890FDA" wp14:editId="6684DF17">
-            <wp:extent cx="5972175" cy="2157730"/>
-            <wp:effectExtent l="0" t="0" r="9525" b="0"/>
+          <wp:inline distT="0" distB="0" distL="0" distR="0" wp14:anchorId="09890FDA" wp14:editId="1EA47750">
+            <wp:extent cx="5302250" cy="1915688"/>
+            <wp:effectExtent l="0" t="0" r="0" b="8890"/>
             <wp:docPr id="1349113053" name="Picture 1"/>
             <wp:cNvGraphicFramePr>
               <a:graphicFrameLocks xmlns:a="http://schemas.openxmlformats.org/drawingml/2006/main" noChangeAspect="1"/>
@@ -7408,7 +7422,7 @@
                   <pic:spPr>
                     <a:xfrm>
                       <a:off x="0" y="0"/>
-                      <a:ext cx="5972175" cy="2157730"/>
+                      <a:ext cx="5323371" cy="1923319"/>
                     </a:xfrm>
                     <a:prstGeom prst="rect">
                       <a:avLst/>
@@ -7569,9 +7583,9 @@
           <w:noProof/>
         </w:rPr>
         <w:drawing>
-          <wp:inline distT="0" distB="0" distL="0" distR="0" wp14:anchorId="0D739BC6" wp14:editId="272BB1A1">
-            <wp:extent cx="2984500" cy="1555558"/>
-            <wp:effectExtent l="0" t="0" r="6350" b="6985"/>
+          <wp:inline distT="0" distB="0" distL="0" distR="0" wp14:anchorId="0D739BC6" wp14:editId="6022E289">
+            <wp:extent cx="2673350" cy="1393383"/>
+            <wp:effectExtent l="0" t="0" r="0" b="0"/>
             <wp:docPr id="1427971008" name="Picture 1"/>
             <wp:cNvGraphicFramePr>
               <a:graphicFrameLocks xmlns:a="http://schemas.openxmlformats.org/drawingml/2006/main" noChangeAspect="1"/>
@@ -7592,7 +7606,7 @@
                   <pic:spPr>
                     <a:xfrm>
                       <a:off x="0" y="0"/>
-                      <a:ext cx="3017245" cy="1572625"/>
+                      <a:ext cx="2710584" cy="1412790"/>
                     </a:xfrm>
                     <a:prstGeom prst="rect">
                       <a:avLst/>
@@ -7625,27 +7639,7 @@
           <w:sz w:val="26"/>
           <w:szCs w:val="26"/>
         </w:rPr>
-        <w:t xml:space="preserve">Hình </w:t>
-      </w:r>
-      <w:r>
-        <w:rPr>
-          <w:b/>
-          <w:bCs/>
-          <w:noProof/>
-          <w:sz w:val="26"/>
-          <w:szCs w:val="26"/>
-        </w:rPr>
-        <w:t>5.3</w:t>
-      </w:r>
-      <w:r>
-        <w:rPr>
-          <w:b/>
-          <w:bCs/>
-          <w:noProof/>
-          <w:sz w:val="26"/>
-          <w:szCs w:val="26"/>
-        </w:rPr>
-        <w:t>:</w:t>
+        <w:t>Hình 5.3:</w:t>
       </w:r>
       <w:r>
         <w:rPr>
@@ -7704,6 +7698,7 @@
         <w:widowControl w:val="0"/>
         <w:spacing w:before="120" w:after="120" w:line="312" w:lineRule="auto"/>
         <w:ind w:left="764"/>
+        <w:jc w:val="center"/>
         <w:rPr>
           <w:i/>
           <w:iCs/>
@@ -7716,11 +7711,10 @@
         <w:rPr>
           <w:noProof/>
         </w:rPr>
-        <w:lastRenderedPageBreak/>
         <w:drawing>
-          <wp:inline distT="0" distB="0" distL="0" distR="0" wp14:anchorId="2E27E6DE" wp14:editId="1CF062D0">
-            <wp:extent cx="4664075" cy="3266092"/>
-            <wp:effectExtent l="0" t="0" r="3175" b="0"/>
+          <wp:inline distT="0" distB="0" distL="0" distR="0" wp14:anchorId="2E27E6DE" wp14:editId="4E548F1B">
+            <wp:extent cx="3778250" cy="2127052"/>
+            <wp:effectExtent l="0" t="0" r="0" b="6985"/>
             <wp:docPr id="1220227562" name="Picture 1"/>
             <wp:cNvGraphicFramePr>
               <a:graphicFrameLocks xmlns:a="http://schemas.openxmlformats.org/drawingml/2006/main" noChangeAspect="1"/>
@@ -7741,7 +7735,7 @@
                   <pic:spPr>
                     <a:xfrm>
                       <a:off x="0" y="0"/>
-                      <a:ext cx="4670429" cy="3270541"/>
+                      <a:ext cx="3863154" cy="2174851"/>
                     </a:xfrm>
                     <a:prstGeom prst="rect">
                       <a:avLst/>
@@ -7818,18 +7812,20 @@
         <w:widowControl w:val="0"/>
         <w:spacing w:before="120" w:after="120" w:line="312" w:lineRule="auto"/>
         <w:ind w:left="764"/>
-        <w:rPr>
-          <w:noProof/>
-          <w:sz w:val="26"/>
-          <w:szCs w:val="26"/>
-        </w:rPr>
-      </w:pPr>
-      <w:r>
-        <w:rPr>
-          <w:noProof/>
-          <w:sz w:val="26"/>
-          <w:szCs w:val="26"/>
-        </w:rPr>
+        <w:jc w:val="both"/>
+        <w:rPr>
+          <w:noProof/>
+          <w:sz w:val="26"/>
+          <w:szCs w:val="26"/>
+        </w:rPr>
+      </w:pPr>
+      <w:r>
+        <w:rPr>
+          <w:noProof/>
+          <w:sz w:val="26"/>
+          <w:szCs w:val="26"/>
+        </w:rPr>
+        <w:lastRenderedPageBreak/>
         <w:t>Sau khi triển khai trên trên Github, các bạn HSSV có thể truy cập theo địa chỉ:</w:t>
       </w:r>
       <w:r>
@@ -7869,9 +7865,9 @@
           <w:noProof/>
         </w:rPr>
         <w:drawing>
-          <wp:inline distT="0" distB="0" distL="0" distR="0" wp14:anchorId="00A7A1CC" wp14:editId="5C1F5641">
-            <wp:extent cx="4873625" cy="3397805"/>
-            <wp:effectExtent l="0" t="0" r="3175" b="0"/>
+          <wp:inline distT="0" distB="0" distL="0" distR="0" wp14:anchorId="00A7A1CC" wp14:editId="6FD53193">
+            <wp:extent cx="3968750" cy="2766943"/>
+            <wp:effectExtent l="0" t="0" r="0" b="0"/>
             <wp:docPr id="1347937881" name="Picture 1"/>
             <wp:cNvGraphicFramePr>
               <a:graphicFrameLocks xmlns:a="http://schemas.openxmlformats.org/drawingml/2006/main" noChangeAspect="1"/>
@@ -7892,7 +7888,7 @@
                   <pic:spPr>
                     <a:xfrm>
                       <a:off x="0" y="0"/>
-                      <a:ext cx="4881542" cy="3403325"/>
+                      <a:ext cx="3993366" cy="2784105"/>
                     </a:xfrm>
                     <a:prstGeom prst="rect">
                       <a:avLst/>
@@ -7961,23 +7957,7 @@
           <w:sz w:val="26"/>
           <w:szCs w:val="26"/>
         </w:rPr>
-        <w:t xml:space="preserve">đăng nhập ở chế độ </w:t>
-      </w:r>
-      <w:r>
-        <w:rPr>
-          <w:noProof/>
-          <w:sz w:val="26"/>
-          <w:szCs w:val="26"/>
-        </w:rPr>
-        <w:t>website</w:t>
-      </w:r>
-      <w:r>
-        <w:rPr>
-          <w:noProof/>
-          <w:sz w:val="26"/>
-          <w:szCs w:val="26"/>
-        </w:rPr>
-        <w:t>.</w:t>
+        <w:t>đăng nhập ở chế độ website.</w:t>
       </w:r>
     </w:p>
     <w:p>
@@ -8001,7 +7981,6 @@
           <w:sz w:val="26"/>
           <w:szCs w:val="26"/>
         </w:rPr>
-        <w:lastRenderedPageBreak/>
         <w:t>5.3</w:t>
       </w:r>
       <w:r>
@@ -8036,41 +8015,60 @@
           <w:sz w:val="26"/>
           <w:szCs w:val="26"/>
         </w:rPr>
-        <w:t>Bước 1: Truy cập hệ thống</w:t>
-      </w:r>
-    </w:p>
-    <w:p>
-      <w:pPr>
+        <w:t xml:space="preserve">Bước 1: </w:t>
+      </w:r>
+      <w:r>
+        <w:rPr>
+          <w:b/>
+          <w:bCs/>
+          <w:noProof/>
+          <w:sz w:val="26"/>
+          <w:szCs w:val="26"/>
+        </w:rPr>
+        <w:t>Đăng nhập</w:t>
+      </w:r>
+      <w:r>
+        <w:rPr>
+          <w:b/>
+          <w:bCs/>
+          <w:noProof/>
+          <w:sz w:val="26"/>
+          <w:szCs w:val="26"/>
+        </w:rPr>
+        <w:t xml:space="preserve"> hệ thống</w:t>
+      </w:r>
+    </w:p>
+    <w:p>
+      <w:pPr>
+        <w:pStyle w:val="ListParagraph"/>
         <w:widowControl w:val="0"/>
+        <w:numPr>
+          <w:ilvl w:val="2"/>
+          <w:numId w:val="71"/>
+        </w:numPr>
+        <w:spacing w:before="120" w:after="120" w:line="312" w:lineRule="auto"/>
+        <w:ind w:left="1440"/>
+        <w:jc w:val="both"/>
+        <w:rPr>
+          <w:noProof/>
+        </w:rPr>
+      </w:pPr>
+      <w:r>
+        <w:rPr>
+          <w:noProof/>
+        </w:rPr>
+        <w:t>Sau khi chọn vai trò là HSSV, hệ thống sẽ chuyển đến giao diện đăng nhập. Tại đây, HSSV chỉ cần nhập đúng họ tên đầy đủ (không dấu và viết  hoa các chữ cái) như hình minh họa sau:</w:t>
+      </w:r>
+    </w:p>
+    <w:p>
+      <w:pPr>
+        <w:widowControl w:val="0"/>
         <w:spacing w:before="120" w:after="120" w:line="312" w:lineRule="auto"/>
         <w:ind w:left="764"/>
-        <w:rPr>
-          <w:noProof/>
-        </w:rPr>
-      </w:pPr>
-      <w:r>
-        <w:rPr>
-          <w:noProof/>
-          <w:sz w:val="26"/>
-          <w:szCs w:val="26"/>
-        </w:rPr>
-        <w:t xml:space="preserve">Sau khi HSSV đăng nhập thành công sẽ được chuyển đến </w:t>
-      </w:r>
-      <w:r>
-        <w:rPr>
-          <w:noProof/>
-          <w:sz w:val="26"/>
-          <w:szCs w:val="26"/>
-        </w:rPr>
-        <w:t>trang làm bài thông qua trình duyệt web (file index.html hoặc đường dẫn hệ thống).</w:t>
-      </w:r>
-    </w:p>
-    <w:p>
-      <w:pPr>
-        <w:widowControl w:val="0"/>
-        <w:spacing w:before="120" w:after="120" w:line="312" w:lineRule="auto"/>
-        <w:ind w:left="764"/>
-        <w:rPr>
+        <w:jc w:val="center"/>
+        <w:rPr>
+          <w:b/>
+          <w:bCs/>
           <w:noProof/>
           <w:sz w:val="26"/>
           <w:szCs w:val="26"/>
@@ -8081,10 +8079,10 @@
           <w:noProof/>
         </w:rPr>
         <w:drawing>
-          <wp:inline distT="0" distB="0" distL="0" distR="0" wp14:anchorId="790A9935" wp14:editId="3F9E5D11">
-            <wp:extent cx="5972175" cy="3155950"/>
-            <wp:effectExtent l="0" t="0" r="9525" b="6350"/>
-            <wp:docPr id="512881524" name="Picture 1"/>
+          <wp:inline distT="0" distB="0" distL="0" distR="0" wp14:anchorId="580C13A0" wp14:editId="7FC92232">
+            <wp:extent cx="3873500" cy="2451100"/>
+            <wp:effectExtent l="0" t="0" r="0" b="6350"/>
+            <wp:docPr id="819812912" name="Picture 1"/>
             <wp:cNvGraphicFramePr>
               <a:graphicFrameLocks xmlns:a="http://schemas.openxmlformats.org/drawingml/2006/main" noChangeAspect="1"/>
             </wp:cNvGraphicFramePr>
@@ -8092,12 +8090,12 @@
               <a:graphicData uri="http://schemas.openxmlformats.org/drawingml/2006/picture">
                 <pic:pic xmlns:pic="http://schemas.openxmlformats.org/drawingml/2006/picture">
                   <pic:nvPicPr>
-                    <pic:cNvPr id="512881524" name=""/>
+                    <pic:cNvPr id="819812912" name=""/>
                     <pic:cNvPicPr/>
                   </pic:nvPicPr>
                   <pic:blipFill rotWithShape="1">
                     <a:blip r:embed="rId15"/>
-                    <a:srcRect b="6049"/>
+                    <a:srcRect r="32975" b="24594"/>
                     <a:stretch>
                       <a:fillRect/>
                     </a:stretch>
@@ -8105,7 +8103,7 @@
                   <pic:spPr bwMode="auto">
                     <a:xfrm>
                       <a:off x="0" y="0"/>
-                      <a:ext cx="5972175" cy="3155950"/>
+                      <a:ext cx="3880488" cy="2455522"/>
                     </a:xfrm>
                     <a:prstGeom prst="rect">
                       <a:avLst/>
@@ -8131,42 +8129,7 @@
         <w:widowControl w:val="0"/>
         <w:spacing w:before="120" w:after="120" w:line="312" w:lineRule="auto"/>
         <w:ind w:left="764"/>
-        <w:rPr>
-          <w:noProof/>
-          <w:sz w:val="26"/>
-          <w:szCs w:val="26"/>
-        </w:rPr>
-      </w:pPr>
-      <w:r>
-        <w:rPr>
-          <w:noProof/>
-          <w:sz w:val="26"/>
-          <w:szCs w:val="26"/>
-        </w:rPr>
-        <w:t xml:space="preserve">Hình </w:t>
-      </w:r>
-      <w:r>
-        <w:rPr>
-          <w:noProof/>
-          <w:sz w:val="26"/>
-          <w:szCs w:val="26"/>
-        </w:rPr>
-        <w:t>5</w:t>
-      </w:r>
-      <w:r>
-        <w:rPr>
-          <w:noProof/>
-          <w:sz w:val="26"/>
-          <w:szCs w:val="26"/>
-        </w:rPr>
-        <w:t>.6: Giao diện trang làm bài của sinh viên</w:t>
-      </w:r>
-    </w:p>
-    <w:p>
-      <w:pPr>
-        <w:widowControl w:val="0"/>
-        <w:spacing w:before="120" w:after="120" w:line="312" w:lineRule="auto"/>
-        <w:ind w:left="764"/>
+        <w:jc w:val="center"/>
         <w:rPr>
           <w:b/>
           <w:bCs/>
@@ -8183,7 +8146,39 @@
           <w:sz w:val="26"/>
           <w:szCs w:val="26"/>
         </w:rPr>
-        <w:t>Bước 2: Đăng nhập</w:t>
+        <w:t>Hình 5.6:</w:t>
+      </w:r>
+      <w:r>
+        <w:rPr>
+          <w:noProof/>
+          <w:sz w:val="26"/>
+          <w:szCs w:val="26"/>
+        </w:rPr>
+        <w:t xml:space="preserve"> Giao diện </w:t>
+      </w:r>
+      <w:r>
+        <w:rPr>
+          <w:noProof/>
+          <w:sz w:val="26"/>
+          <w:szCs w:val="26"/>
+        </w:rPr>
+        <w:t>đăng nhập</w:t>
+      </w:r>
+      <w:r>
+        <w:rPr>
+          <w:noProof/>
+          <w:sz w:val="26"/>
+          <w:szCs w:val="26"/>
+        </w:rPr>
+        <w:t xml:space="preserve"> của </w:t>
+      </w:r>
+      <w:r>
+        <w:rPr>
+          <w:noProof/>
+          <w:sz w:val="26"/>
+          <w:szCs w:val="26"/>
+        </w:rPr>
+        <w:t>HSSV</w:t>
       </w:r>
     </w:p>
     <w:p>
@@ -8192,152 +8187,297 @@
         <w:spacing w:before="120" w:after="120" w:line="312" w:lineRule="auto"/>
         <w:ind w:left="764"/>
         <w:rPr>
-          <w:noProof/>
-          <w:sz w:val="26"/>
-          <w:szCs w:val="26"/>
-        </w:rPr>
-      </w:pPr>
-      <w:r>
-        <w:rPr>
-          <w:noProof/>
-          <w:sz w:val="26"/>
-          <w:szCs w:val="26"/>
-        </w:rPr>
-        <w:t>Sinh viên nhập:</w:t>
-      </w:r>
-    </w:p>
-    <w:p>
-      <w:pPr>
+          <w:b/>
+          <w:bCs/>
+          <w:noProof/>
+          <w:sz w:val="26"/>
+          <w:szCs w:val="26"/>
+        </w:rPr>
+      </w:pPr>
+      <w:r>
+        <w:rPr>
+          <w:b/>
+          <w:bCs/>
+          <w:noProof/>
+          <w:sz w:val="26"/>
+          <w:szCs w:val="26"/>
+        </w:rPr>
+        <w:lastRenderedPageBreak/>
+        <w:t xml:space="preserve">Bước </w:t>
+      </w:r>
+      <w:r>
+        <w:rPr>
+          <w:b/>
+          <w:bCs/>
+          <w:noProof/>
+          <w:sz w:val="26"/>
+          <w:szCs w:val="26"/>
+        </w:rPr>
+        <w:t>2</w:t>
+      </w:r>
+      <w:r>
+        <w:rPr>
+          <w:b/>
+          <w:bCs/>
+          <w:noProof/>
+          <w:sz w:val="26"/>
+          <w:szCs w:val="26"/>
+        </w:rPr>
+        <w:t>: Thực hiện bài kiểm tra</w:t>
+      </w:r>
+      <w:r>
+        <w:rPr>
+          <w:b/>
+          <w:bCs/>
+          <w:noProof/>
+          <w:sz w:val="26"/>
+          <w:szCs w:val="26"/>
+        </w:rPr>
+        <w:t xml:space="preserve"> và nộp bài</w:t>
+      </w:r>
+    </w:p>
+    <w:p>
+      <w:pPr>
+        <w:widowControl w:val="0"/>
+        <w:spacing w:before="120" w:after="120" w:line="312" w:lineRule="auto"/>
+        <w:ind w:left="764" w:firstLine="676"/>
+        <w:jc w:val="both"/>
+        <w:rPr>
+          <w:noProof/>
+        </w:rPr>
+      </w:pPr>
+      <w:r>
+        <w:rPr>
+          <w:noProof/>
+          <w:sz w:val="26"/>
+          <w:szCs w:val="26"/>
+        </w:rPr>
+        <w:t xml:space="preserve">Sau khi HSSV đăng nhập thành công sẽ được chuyển đến </w:t>
+      </w:r>
+      <w:r>
+        <w:rPr>
+          <w:noProof/>
+          <w:sz w:val="26"/>
+          <w:szCs w:val="26"/>
+        </w:rPr>
+        <w:t>trang làm bài thông qua trình duyệt web (file index.html hoặc đường dẫn hệ thống).</w:t>
+      </w:r>
+    </w:p>
+    <w:p>
+      <w:pPr>
+        <w:widowControl w:val="0"/>
+        <w:spacing w:before="120" w:after="120" w:line="312" w:lineRule="auto"/>
+        <w:ind w:left="764"/>
+        <w:jc w:val="center"/>
+        <w:rPr>
+          <w:noProof/>
+        </w:rPr>
+      </w:pPr>
+      <w:r>
+        <w:rPr>
+          <w:noProof/>
+        </w:rPr>
+        <w:drawing>
+          <wp:inline distT="0" distB="0" distL="0" distR="0" wp14:anchorId="29988DBA" wp14:editId="33EF51C6">
+            <wp:extent cx="5238199" cy="2368550"/>
+            <wp:effectExtent l="0" t="0" r="635" b="0"/>
+            <wp:docPr id="518526158" name="Picture 1"/>
+            <wp:cNvGraphicFramePr>
+              <a:graphicFrameLocks xmlns:a="http://schemas.openxmlformats.org/drawingml/2006/main" noChangeAspect="1"/>
+            </wp:cNvGraphicFramePr>
+            <a:graphic xmlns:a="http://schemas.openxmlformats.org/drawingml/2006/main">
+              <a:graphicData uri="http://schemas.openxmlformats.org/drawingml/2006/picture">
+                <pic:pic xmlns:pic="http://schemas.openxmlformats.org/drawingml/2006/picture">
+                  <pic:nvPicPr>
+                    <pic:cNvPr id="518526158" name=""/>
+                    <pic:cNvPicPr/>
+                  </pic:nvPicPr>
+                  <pic:blipFill rotWithShape="1">
+                    <a:blip r:embed="rId16"/>
+                    <a:srcRect b="15955"/>
+                    <a:stretch>
+                      <a:fillRect/>
+                    </a:stretch>
+                  </pic:blipFill>
+                  <pic:spPr bwMode="auto">
+                    <a:xfrm>
+                      <a:off x="0" y="0"/>
+                      <a:ext cx="5260909" cy="2378819"/>
+                    </a:xfrm>
+                    <a:prstGeom prst="rect">
+                      <a:avLst/>
+                    </a:prstGeom>
+                    <a:ln>
+                      <a:noFill/>
+                    </a:ln>
+                    <a:extLst>
+                      <a:ext uri="{53640926-AAD7-44D8-BBD7-CCE9431645EC}">
+                        <a14:shadowObscured xmlns:a14="http://schemas.microsoft.com/office/drawing/2010/main"/>
+                      </a:ext>
+                    </a:extLst>
+                  </pic:spPr>
+                </pic:pic>
+              </a:graphicData>
+            </a:graphic>
+          </wp:inline>
+        </w:drawing>
+      </w:r>
+    </w:p>
+    <w:p>
+      <w:pPr>
+        <w:widowControl w:val="0"/>
+        <w:spacing w:before="120" w:after="120" w:line="312" w:lineRule="auto"/>
+        <w:ind w:left="764"/>
+        <w:jc w:val="center"/>
+        <w:rPr>
+          <w:noProof/>
+          <w:sz w:val="26"/>
+          <w:szCs w:val="26"/>
+        </w:rPr>
+      </w:pPr>
+      <w:r>
+        <w:rPr>
+          <w:b/>
+          <w:bCs/>
+          <w:noProof/>
+          <w:sz w:val="26"/>
+          <w:szCs w:val="26"/>
+        </w:rPr>
+        <w:t xml:space="preserve">Hình </w:t>
+      </w:r>
+      <w:r>
+        <w:rPr>
+          <w:b/>
+          <w:bCs/>
+          <w:noProof/>
+          <w:sz w:val="26"/>
+          <w:szCs w:val="26"/>
+        </w:rPr>
+        <w:t>5</w:t>
+      </w:r>
+      <w:r>
+        <w:rPr>
+          <w:b/>
+          <w:bCs/>
+          <w:noProof/>
+          <w:sz w:val="26"/>
+          <w:szCs w:val="26"/>
+        </w:rPr>
+        <w:t>.</w:t>
+      </w:r>
+      <w:r>
+        <w:rPr>
+          <w:b/>
+          <w:bCs/>
+          <w:noProof/>
+          <w:sz w:val="26"/>
+          <w:szCs w:val="26"/>
+        </w:rPr>
+        <w:t>7</w:t>
+      </w:r>
+      <w:r>
+        <w:rPr>
+          <w:b/>
+          <w:bCs/>
+          <w:noProof/>
+          <w:sz w:val="26"/>
+          <w:szCs w:val="26"/>
+        </w:rPr>
+        <w:t>:</w:t>
+      </w:r>
+      <w:r>
+        <w:rPr>
+          <w:noProof/>
+          <w:sz w:val="26"/>
+          <w:szCs w:val="26"/>
+        </w:rPr>
+        <w:t xml:space="preserve"> Giao diện trang làm bài của sinh viên</w:t>
+      </w:r>
+    </w:p>
+    <w:p>
+      <w:pPr>
+        <w:pStyle w:val="ListParagraph"/>
         <w:widowControl w:val="0"/>
         <w:numPr>
-          <w:ilvl w:val="0"/>
-          <w:numId w:val="23"/>
+          <w:ilvl w:val="2"/>
+          <w:numId w:val="71"/>
         </w:numPr>
         <w:spacing w:before="120" w:after="120" w:line="312" w:lineRule="auto"/>
-        <w:rPr>
-          <w:noProof/>
-          <w:sz w:val="26"/>
-          <w:szCs w:val="26"/>
-        </w:rPr>
-      </w:pPr>
-      <w:r>
-        <w:rPr>
-          <w:noProof/>
-          <w:sz w:val="26"/>
-          <w:szCs w:val="26"/>
-        </w:rPr>
-        <w:t xml:space="preserve">Tên đăng nhập </w:t>
-      </w:r>
-    </w:p>
-    <w:p>
-      <w:pPr>
+        <w:ind w:left="810" w:firstLine="360"/>
+        <w:jc w:val="both"/>
+        <w:rPr>
+          <w:noProof/>
+          <w:sz w:val="26"/>
+          <w:szCs w:val="26"/>
+        </w:rPr>
+      </w:pPr>
+      <w:r>
+        <w:rPr>
+          <w:noProof/>
+          <w:sz w:val="26"/>
+          <w:szCs w:val="26"/>
+        </w:rPr>
+        <w:t xml:space="preserve">Tại đây, HSSV chọn câu hỏi bên cột trái và tiến hành </w:t>
+      </w:r>
+      <w:r>
+        <w:rPr>
+          <w:noProof/>
+          <w:sz w:val="26"/>
+          <w:szCs w:val="26"/>
+        </w:rPr>
+        <w:t>lập trình tại cửa sổ bên phải</w:t>
+      </w:r>
+      <w:r>
+        <w:rPr>
+          <w:noProof/>
+          <w:sz w:val="26"/>
+          <w:szCs w:val="26"/>
+        </w:rPr>
+        <w:t>, bên cạnh đó, hệ thống còn quản lý về thời gian làm bài được thể hiện ở góc trên bên phải giao diện</w:t>
+      </w:r>
+      <w:r>
+        <w:rPr>
+          <w:noProof/>
+          <w:sz w:val="26"/>
+          <w:szCs w:val="26"/>
+        </w:rPr>
+        <w:t>.</w:t>
+      </w:r>
+      <w:r>
+        <w:rPr>
+          <w:noProof/>
+          <w:sz w:val="26"/>
+          <w:szCs w:val="26"/>
+        </w:rPr>
+        <w:t xml:space="preserve"> </w:t>
+      </w:r>
+    </w:p>
+    <w:p>
+      <w:pPr>
+        <w:pStyle w:val="ListParagraph"/>
         <w:widowControl w:val="0"/>
         <w:numPr>
-          <w:ilvl w:val="0"/>
-          <w:numId w:val="23"/>
+          <w:ilvl w:val="2"/>
+          <w:numId w:val="71"/>
         </w:numPr>
         <w:spacing w:before="120" w:after="120" w:line="312" w:lineRule="auto"/>
-        <w:rPr>
-          <w:noProof/>
-          <w:sz w:val="26"/>
-          <w:szCs w:val="26"/>
-        </w:rPr>
-      </w:pPr>
-      <w:r>
-        <w:rPr>
-          <w:noProof/>
-          <w:sz w:val="26"/>
-          <w:szCs w:val="26"/>
-        </w:rPr>
-        <w:t xml:space="preserve">Mật khẩu </w:t>
-      </w:r>
-    </w:p>
-    <w:p>
-      <w:pPr>
-        <w:widowControl w:val="0"/>
-        <w:spacing w:before="120" w:after="120" w:line="312" w:lineRule="auto"/>
-        <w:ind w:left="764"/>
-        <w:rPr>
-          <w:noProof/>
-          <w:sz w:val="26"/>
-          <w:szCs w:val="26"/>
-        </w:rPr>
-      </w:pPr>
-      <w:r>
-        <w:rPr>
-          <w:noProof/>
-          <w:sz w:val="26"/>
-          <w:szCs w:val="26"/>
-        </w:rPr>
-        <w:t>Sau đó nhấn nút “Đăng nhập” để vào hệ thống.</w:t>
-      </w:r>
-    </w:p>
-    <w:p>
-      <w:pPr>
-        <w:widowControl w:val="0"/>
-        <w:spacing w:before="120" w:after="120" w:line="312" w:lineRule="auto"/>
-        <w:ind w:left="764"/>
-        <w:rPr>
-          <w:noProof/>
-          <w:sz w:val="26"/>
-          <w:szCs w:val="26"/>
-        </w:rPr>
-      </w:pPr>
-      <w:r>
-        <w:rPr>
-          <w:rFonts w:ascii="Segoe UI Emoji" w:hAnsi="Segoe UI Emoji" w:cs="Segoe UI Emoji"/>
-          <w:noProof/>
-          <w:sz w:val="26"/>
-          <w:szCs w:val="26"/>
-        </w:rPr>
-        <w:t>📌</w:t>
-      </w:r>
-      <w:r>
-        <w:rPr>
-          <w:noProof/>
-          <w:sz w:val="26"/>
-          <w:szCs w:val="26"/>
-        </w:rPr>
-        <w:t xml:space="preserve"> </w:t>
-      </w:r>
-      <w:r>
-        <w:rPr>
-          <w:i/>
-          <w:iCs/>
-          <w:noProof/>
-          <w:sz w:val="26"/>
-          <w:szCs w:val="26"/>
-        </w:rPr>
-        <w:t>[Chèn Hình 6.7: Giao diện đăng nhập]</w:t>
-      </w:r>
-    </w:p>
-    <w:p>
-      <w:pPr>
-        <w:widowControl w:val="0"/>
-        <w:spacing w:before="120" w:after="120" w:line="312" w:lineRule="auto"/>
-        <w:ind w:left="764"/>
-        <w:rPr>
-          <w:noProof/>
-          <w:sz w:val="26"/>
-          <w:szCs w:val="26"/>
-        </w:rPr>
-      </w:pPr>
-      <w:r>
-        <w:rPr>
-          <w:noProof/>
-          <w:sz w:val="26"/>
-          <w:szCs w:val="26"/>
-        </w:rPr>
-        <w:pict w14:anchorId="48029AA6">
-          <v:rect id="_x0000_i1028" style="width:0;height:1.5pt" o:hralign="center" o:hrstd="t" o:hr="t" fillcolor="#a0a0a0" stroked="f"/>
-        </w:pict>
-      </w:r>
-    </w:p>
-    <w:p>
-      <w:pPr>
-        <w:widowControl w:val="0"/>
-        <w:spacing w:before="120" w:after="120" w:line="312" w:lineRule="auto"/>
-        <w:ind w:left="764"/>
+        <w:ind w:left="810" w:firstLine="360"/>
+        <w:jc w:val="both"/>
+        <w:rPr>
+          <w:noProof/>
+          <w:sz w:val="26"/>
+          <w:szCs w:val="26"/>
+        </w:rPr>
+      </w:pPr>
+      <w:r>
+        <w:rPr>
+          <w:noProof/>
+          <w:sz w:val="26"/>
+          <w:szCs w:val="26"/>
+        </w:rPr>
+        <w:t xml:space="preserve">Trong quá trình làm bài HSSV </w:t>
+      </w:r>
+      <w:r>
         <w:rPr>
           <w:b/>
           <w:bCs/>
@@ -8345,7 +8485,16 @@
           <w:sz w:val="26"/>
           <w:szCs w:val="26"/>
         </w:rPr>
-      </w:pPr>
+        <w:t>không được phép sử dụng</w:t>
+      </w:r>
+      <w:r>
+        <w:rPr>
+          <w:noProof/>
+          <w:sz w:val="26"/>
+          <w:szCs w:val="26"/>
+        </w:rPr>
+        <w:t xml:space="preserve"> </w:t>
+      </w:r>
       <w:r>
         <w:rPr>
           <w:b/>
@@ -8354,162 +8503,205 @@
           <w:sz w:val="26"/>
           <w:szCs w:val="26"/>
         </w:rPr>
-        <w:t>Bước 3: Thực hiện bài kiểm tra</w:t>
-      </w:r>
-    </w:p>
-    <w:p>
-      <w:pPr>
-        <w:widowControl w:val="0"/>
-        <w:spacing w:before="120" w:after="120" w:line="312" w:lineRule="auto"/>
-        <w:ind w:left="764"/>
-        <w:rPr>
-          <w:noProof/>
-          <w:sz w:val="26"/>
-          <w:szCs w:val="26"/>
-        </w:rPr>
-      </w:pPr>
-      <w:r>
-        <w:rPr>
-          <w:noProof/>
-          <w:sz w:val="26"/>
-          <w:szCs w:val="26"/>
-        </w:rPr>
-        <w:t>Sau khi đăng nhập thành công, sinh viên sẽ thấy danh sách câu hỏi. Mỗi câu hỏi gồm:</w:t>
-      </w:r>
-    </w:p>
-    <w:p>
-      <w:pPr>
+        <w:t>lệnh dán code</w:t>
+      </w:r>
+      <w:r>
+        <w:rPr>
+          <w:noProof/>
+          <w:sz w:val="26"/>
+          <w:szCs w:val="26"/>
+        </w:rPr>
+        <w:t xml:space="preserve"> vào cửa sổ bên phải</w:t>
+      </w:r>
+      <w:r>
+        <w:rPr>
+          <w:noProof/>
+          <w:sz w:val="26"/>
+          <w:szCs w:val="26"/>
+        </w:rPr>
+        <w:t xml:space="preserve"> - điều này được thiết lập nhằm mục đích rèn luyện cho HSSV tự tay nhập code, qua đó HSSV sẽ nhớ và hiểu bài, đồng thời sẽ nhớ các lỗi có thể xảy ra. K</w:t>
+      </w:r>
+      <w:r>
+        <w:rPr>
+          <w:noProof/>
+          <w:sz w:val="26"/>
+          <w:szCs w:val="26"/>
+        </w:rPr>
+        <w:t xml:space="preserve">hi hoàn thành </w:t>
+      </w:r>
+      <w:r>
+        <w:rPr>
+          <w:noProof/>
+          <w:sz w:val="26"/>
+          <w:szCs w:val="26"/>
+        </w:rPr>
+        <w:t xml:space="preserve">một </w:t>
+      </w:r>
+      <w:r>
+        <w:rPr>
+          <w:noProof/>
+          <w:sz w:val="26"/>
+          <w:szCs w:val="26"/>
+        </w:rPr>
+        <w:t>câu hỏi thì HSSV sẽ chọn nút “</w:t>
+      </w:r>
+      <w:r>
+        <w:rPr>
+          <w:b/>
+          <w:bCs/>
+          <w:noProof/>
+          <w:sz w:val="26"/>
+          <w:szCs w:val="26"/>
+        </w:rPr>
+        <w:t>Xong</w:t>
+      </w:r>
+      <w:r>
+        <w:rPr>
+          <w:noProof/>
+          <w:sz w:val="26"/>
+          <w:szCs w:val="26"/>
+        </w:rPr>
+        <w:t>”</w:t>
+      </w:r>
+      <w:r>
+        <w:rPr>
+          <w:b/>
+          <w:bCs/>
+          <w:noProof/>
+          <w:sz w:val="26"/>
+          <w:szCs w:val="26"/>
+        </w:rPr>
+        <w:t xml:space="preserve"> </w:t>
+      </w:r>
+      <w:r>
+        <w:rPr>
+          <w:noProof/>
+          <w:sz w:val="26"/>
+          <w:szCs w:val="26"/>
+        </w:rPr>
+        <w:t xml:space="preserve">để chủ động chọn sang câu hỏi khác. </w:t>
+      </w:r>
+    </w:p>
+    <w:p>
+      <w:pPr>
+        <w:pStyle w:val="ListParagraph"/>
         <w:widowControl w:val="0"/>
         <w:numPr>
-          <w:ilvl w:val="0"/>
-          <w:numId w:val="24"/>
+          <w:ilvl w:val="2"/>
+          <w:numId w:val="71"/>
         </w:numPr>
         <w:spacing w:before="120" w:after="120" w:line="312" w:lineRule="auto"/>
-        <w:rPr>
-          <w:noProof/>
-          <w:sz w:val="26"/>
-          <w:szCs w:val="26"/>
-        </w:rPr>
-      </w:pPr>
-      <w:r>
-        <w:rPr>
-          <w:noProof/>
-          <w:sz w:val="26"/>
-          <w:szCs w:val="26"/>
-        </w:rPr>
-        <w:t xml:space="preserve">Nội dung câu hỏi </w:t>
-      </w:r>
-    </w:p>
-    <w:p>
-      <w:pPr>
+        <w:ind w:left="810" w:firstLine="810"/>
+        <w:jc w:val="both"/>
+        <w:rPr>
+          <w:noProof/>
+          <w:sz w:val="26"/>
+          <w:szCs w:val="26"/>
+        </w:rPr>
+      </w:pPr>
+      <w:r>
+        <w:rPr>
+          <w:noProof/>
+          <w:sz w:val="26"/>
+          <w:szCs w:val="26"/>
+        </w:rPr>
+        <w:t>Sau khi hoàn thành tất cả các câu hỏi, HSSV sẽ chọn nút “</w:t>
+      </w:r>
+      <w:r>
+        <w:rPr>
+          <w:b/>
+          <w:bCs/>
+          <w:noProof/>
+          <w:sz w:val="26"/>
+          <w:szCs w:val="26"/>
+        </w:rPr>
+        <w:t>Nộp bài</w:t>
+      </w:r>
+      <w:r>
+        <w:rPr>
+          <w:noProof/>
+          <w:sz w:val="26"/>
+          <w:szCs w:val="26"/>
+        </w:rPr>
+        <w:t>”; hoặc hết giờ làm bài, hệ thống sẽ tự động chấm và hiển thị kết quả</w:t>
+      </w:r>
+      <w:r>
+        <w:rPr>
+          <w:noProof/>
+          <w:sz w:val="26"/>
+          <w:szCs w:val="26"/>
+        </w:rPr>
+        <w:t>:</w:t>
+      </w:r>
+      <w:r>
+        <w:rPr>
+          <w:noProof/>
+          <w:sz w:val="26"/>
+          <w:szCs w:val="26"/>
+        </w:rPr>
+        <w:t xml:space="preserve"> số câu làm được, số câu đúng, số câu sai</w:t>
+      </w:r>
+      <w:r>
+        <w:rPr>
+          <w:noProof/>
+          <w:sz w:val="26"/>
+          <w:szCs w:val="26"/>
+        </w:rPr>
+        <w:t>…</w:t>
+      </w:r>
+    </w:p>
+    <w:p>
+      <w:pPr>
+        <w:pStyle w:val="ListParagraph"/>
         <w:widowControl w:val="0"/>
         <w:numPr>
-          <w:ilvl w:val="0"/>
-          <w:numId w:val="24"/>
+          <w:ilvl w:val="2"/>
+          <w:numId w:val="71"/>
         </w:numPr>
         <w:spacing w:before="120" w:after="120" w:line="312" w:lineRule="auto"/>
-        <w:rPr>
-          <w:noProof/>
-          <w:sz w:val="26"/>
-          <w:szCs w:val="26"/>
-        </w:rPr>
-      </w:pPr>
-      <w:r>
-        <w:rPr>
-          <w:noProof/>
-          <w:sz w:val="26"/>
-          <w:szCs w:val="26"/>
-        </w:rPr>
-        <w:lastRenderedPageBreak/>
-        <w:t xml:space="preserve">Các phương án trả lời </w:t>
-      </w:r>
-    </w:p>
-    <w:p>
-      <w:pPr>
+        <w:ind w:left="810" w:firstLine="810"/>
+        <w:jc w:val="both"/>
+        <w:rPr>
+          <w:noProof/>
+          <w:sz w:val="26"/>
+          <w:szCs w:val="26"/>
+        </w:rPr>
+      </w:pPr>
+      <w:r>
+        <w:rPr>
+          <w:noProof/>
+          <w:sz w:val="26"/>
+          <w:szCs w:val="26"/>
+        </w:rPr>
+        <w:t>Ngoài ra, hệ thống còn quản lý các phiên làm bài của HSSV, qua đó, giảng viên đánh giá được mức độ chuyên cần cũng như sẽ đưa ra nhận xét được sự tiến bộ hay khó khăn trong quá trình lập trình của HSSV.</w:t>
+      </w:r>
+    </w:p>
+    <w:p>
+      <w:pPr>
+        <w:pStyle w:val="ListParagraph"/>
         <w:widowControl w:val="0"/>
-        <w:spacing w:before="120" w:after="120" w:line="312" w:lineRule="auto"/>
-        <w:ind w:left="764"/>
-        <w:rPr>
-          <w:noProof/>
-          <w:sz w:val="26"/>
-          <w:szCs w:val="26"/>
-        </w:rPr>
-      </w:pPr>
-      <w:r>
-        <w:rPr>
-          <w:noProof/>
-          <w:sz w:val="26"/>
-          <w:szCs w:val="26"/>
-        </w:rPr>
-        <w:t>Sinh viên chọn đáp án phù hợp cho từng câu.</w:t>
-      </w:r>
-    </w:p>
-    <w:p>
-      <w:pPr>
-        <w:widowControl w:val="0"/>
-        <w:spacing w:before="120" w:after="120" w:line="312" w:lineRule="auto"/>
-        <w:ind w:left="764"/>
-        <w:rPr>
-          <w:noProof/>
-          <w:sz w:val="26"/>
-          <w:szCs w:val="26"/>
-        </w:rPr>
-      </w:pPr>
-      <w:r>
-        <w:rPr>
-          <w:rFonts w:ascii="Segoe UI Emoji" w:hAnsi="Segoe UI Emoji" w:cs="Segoe UI Emoji"/>
-          <w:noProof/>
-          <w:sz w:val="26"/>
-          <w:szCs w:val="26"/>
-        </w:rPr>
-        <w:t>📌</w:t>
-      </w:r>
-      <w:r>
-        <w:rPr>
-          <w:noProof/>
-          <w:sz w:val="26"/>
-          <w:szCs w:val="26"/>
-        </w:rPr>
-        <w:t xml:space="preserve"> </w:t>
-      </w:r>
-      <w:r>
-        <w:rPr>
-          <w:i/>
-          <w:iCs/>
-          <w:noProof/>
-          <w:sz w:val="26"/>
-          <w:szCs w:val="26"/>
-        </w:rPr>
-        <w:t>[Chèn Hình 6.8: Giao diện làm bài trắc nghiệm]</w:t>
-      </w:r>
-    </w:p>
-    <w:p>
-      <w:pPr>
-        <w:widowControl w:val="0"/>
-        <w:spacing w:before="120" w:after="120" w:line="312" w:lineRule="auto"/>
-        <w:ind w:left="764"/>
-        <w:rPr>
-          <w:noProof/>
-          <w:sz w:val="26"/>
-          <w:szCs w:val="26"/>
-        </w:rPr>
-      </w:pPr>
-      <w:r>
-        <w:rPr>
-          <w:noProof/>
-          <w:sz w:val="26"/>
-          <w:szCs w:val="26"/>
-        </w:rPr>
-        <w:pict w14:anchorId="26F3BFDA">
-          <v:rect id="_x0000_i1029" style="width:0;height:1.5pt" o:hralign="center" o:hrstd="t" o:hr="t" fillcolor="#a0a0a0" stroked="f"/>
-        </w:pict>
-      </w:r>
-    </w:p>
-    <w:p>
-      <w:pPr>
-        <w:widowControl w:val="0"/>
-        <w:spacing w:before="120" w:after="120" w:line="312" w:lineRule="auto"/>
-        <w:ind w:left="764"/>
+        <w:numPr>
+          <w:ilvl w:val="2"/>
+          <w:numId w:val="71"/>
+        </w:numPr>
+        <w:spacing w:before="120" w:after="120" w:line="312" w:lineRule="auto"/>
+        <w:ind w:left="810" w:firstLine="810"/>
+        <w:jc w:val="both"/>
+        <w:rPr>
+          <w:noProof/>
+          <w:sz w:val="26"/>
+          <w:szCs w:val="26"/>
+        </w:rPr>
+      </w:pPr>
+      <w:r>
+        <w:rPr>
+          <w:noProof/>
+          <w:sz w:val="26"/>
+          <w:szCs w:val="26"/>
+        </w:rPr>
+        <w:t xml:space="preserve">Không dừng ở đó, hệ thống còn </w:t>
+      </w:r>
+      <w:r>
         <w:rPr>
           <w:b/>
           <w:bCs/>
@@ -8517,8 +8709,63 @@
           <w:sz w:val="26"/>
           <w:szCs w:val="26"/>
         </w:rPr>
-      </w:pPr>
-      <w:r>
+        <w:t>cho phép HSSV tiến hành đăng nhập và thực hành viết code trên điện thoại</w:t>
+      </w:r>
+      <w:r>
+        <w:rPr>
+          <w:noProof/>
+          <w:sz w:val="26"/>
+          <w:szCs w:val="26"/>
+        </w:rPr>
+        <w:t>. Điều này góp phần</w:t>
+      </w:r>
+      <w:r>
+        <w:rPr>
+          <w:noProof/>
+          <w:sz w:val="26"/>
+          <w:szCs w:val="26"/>
+        </w:rPr>
+        <w:t xml:space="preserve"> tạo điều kiện cho HSSV có thể thực hành mọi lúc mọi nơi, đồng thời</w:t>
+      </w:r>
+      <w:r>
+        <w:rPr>
+          <w:noProof/>
+          <w:sz w:val="26"/>
+          <w:szCs w:val="26"/>
+        </w:rPr>
+        <w:t xml:space="preserve"> giải quyết</w:t>
+      </w:r>
+      <w:r>
+        <w:rPr>
+          <w:noProof/>
+          <w:sz w:val="26"/>
+          <w:szCs w:val="26"/>
+        </w:rPr>
+        <w:t xml:space="preserve"> được</w:t>
+      </w:r>
+      <w:r>
+        <w:rPr>
+          <w:noProof/>
+          <w:sz w:val="26"/>
+          <w:szCs w:val="26"/>
+        </w:rPr>
+        <w:t xml:space="preserve"> tình trạng </w:t>
+      </w:r>
+      <w:r>
+        <w:rPr>
+          <w:noProof/>
+          <w:sz w:val="26"/>
+          <w:szCs w:val="26"/>
+        </w:rPr>
+        <w:lastRenderedPageBreak/>
+        <w:t>thiếu máy cho HSSV thực hành.</w:t>
+      </w:r>
+    </w:p>
+    <w:p>
+      <w:pPr>
+        <w:widowControl w:val="0"/>
+        <w:spacing w:before="120" w:after="120" w:line="312" w:lineRule="auto"/>
+        <w:ind w:left="764"/>
         <w:rPr>
           <w:b/>
           <w:bCs/>
@@ -8526,141 +8773,8 @@
           <w:sz w:val="26"/>
           <w:szCs w:val="26"/>
         </w:rPr>
-        <w:t>Bước 4: Nộp bài</w:t>
-      </w:r>
-    </w:p>
-    <w:p>
-      <w:pPr>
-        <w:widowControl w:val="0"/>
-        <w:spacing w:before="120" w:after="120" w:line="312" w:lineRule="auto"/>
-        <w:ind w:left="764"/>
-        <w:rPr>
-          <w:noProof/>
-          <w:sz w:val="26"/>
-          <w:szCs w:val="26"/>
-        </w:rPr>
-      </w:pPr>
-      <w:r>
-        <w:rPr>
-          <w:noProof/>
-          <w:sz w:val="26"/>
-          <w:szCs w:val="26"/>
-        </w:rPr>
-        <w:t>Sau khi hoàn thành bài làm, sinh viên nhấn nút “Nộp bài”. Hệ thống sẽ tự động:</w:t>
-      </w:r>
-    </w:p>
-    <w:p>
-      <w:pPr>
-        <w:widowControl w:val="0"/>
-        <w:numPr>
-          <w:ilvl w:val="0"/>
-          <w:numId w:val="25"/>
-        </w:numPr>
-        <w:spacing w:before="120" w:after="120" w:line="312" w:lineRule="auto"/>
-        <w:rPr>
-          <w:noProof/>
-          <w:sz w:val="26"/>
-          <w:szCs w:val="26"/>
-        </w:rPr>
-      </w:pPr>
-      <w:r>
-        <w:rPr>
-          <w:noProof/>
-          <w:sz w:val="26"/>
-          <w:szCs w:val="26"/>
-        </w:rPr>
-        <w:t xml:space="preserve">Chấm điểm </w:t>
-      </w:r>
-    </w:p>
-    <w:p>
-      <w:pPr>
-        <w:widowControl w:val="0"/>
-        <w:numPr>
-          <w:ilvl w:val="0"/>
-          <w:numId w:val="25"/>
-        </w:numPr>
-        <w:spacing w:before="120" w:after="120" w:line="312" w:lineRule="auto"/>
-        <w:rPr>
-          <w:noProof/>
-          <w:sz w:val="26"/>
-          <w:szCs w:val="26"/>
-        </w:rPr>
-      </w:pPr>
-      <w:r>
-        <w:rPr>
-          <w:noProof/>
-          <w:sz w:val="26"/>
-          <w:szCs w:val="26"/>
-        </w:rPr>
-        <w:t xml:space="preserve">Hiển thị kết quả </w:t>
-      </w:r>
-    </w:p>
-    <w:p>
-      <w:pPr>
-        <w:widowControl w:val="0"/>
-        <w:spacing w:before="120" w:after="120" w:line="312" w:lineRule="auto"/>
-        <w:ind w:left="764"/>
-        <w:rPr>
-          <w:noProof/>
-          <w:sz w:val="26"/>
-          <w:szCs w:val="26"/>
-        </w:rPr>
-      </w:pPr>
-      <w:r>
-        <w:rPr>
-          <w:rFonts w:ascii="Segoe UI Emoji" w:hAnsi="Segoe UI Emoji" w:cs="Segoe UI Emoji"/>
-          <w:noProof/>
-          <w:sz w:val="26"/>
-          <w:szCs w:val="26"/>
-        </w:rPr>
-        <w:t>📌</w:t>
-      </w:r>
-      <w:r>
-        <w:rPr>
-          <w:noProof/>
-          <w:sz w:val="26"/>
-          <w:szCs w:val="26"/>
-        </w:rPr>
-        <w:t xml:space="preserve"> </w:t>
-      </w:r>
-      <w:r>
-        <w:rPr>
-          <w:i/>
-          <w:iCs/>
-          <w:noProof/>
-          <w:sz w:val="26"/>
-          <w:szCs w:val="26"/>
-        </w:rPr>
-        <w:t>[Chèn Hình 6.9: Giao diện hiển thị kết quả sau khi nộp bài]</w:t>
-      </w:r>
-    </w:p>
-    <w:p>
-      <w:pPr>
-        <w:widowControl w:val="0"/>
-        <w:spacing w:before="120" w:after="120" w:line="312" w:lineRule="auto"/>
-        <w:ind w:left="764"/>
-        <w:rPr>
-          <w:noProof/>
-          <w:sz w:val="26"/>
-          <w:szCs w:val="26"/>
-        </w:rPr>
-      </w:pPr>
-      <w:r>
-        <w:rPr>
-          <w:noProof/>
-          <w:sz w:val="26"/>
-          <w:szCs w:val="26"/>
-        </w:rPr>
-        <w:pict w14:anchorId="7013D719">
-          <v:rect id="_x0000_i1030" style="width:0;height:1.5pt" o:hralign="center" o:hrstd="t" o:hr="t" fillcolor="#a0a0a0" stroked="f"/>
-        </w:pict>
-      </w:r>
-    </w:p>
-    <w:p>
-      <w:pPr>
-        <w:widowControl w:val="0"/>
-        <w:spacing w:before="120" w:after="120" w:line="312" w:lineRule="auto"/>
-        <w:ind w:left="764"/>
+      </w:pPr>
+      <w:r>
         <w:rPr>
           <w:b/>
           <w:bCs/>
@@ -8668,8 +8782,14 @@
           <w:sz w:val="26"/>
           <w:szCs w:val="26"/>
         </w:rPr>
-      </w:pPr>
-      <w:r>
+        <w:t>6.3. Hướng dẫn sử dụng cho giáo viên</w:t>
+      </w:r>
+    </w:p>
+    <w:p>
+      <w:pPr>
+        <w:widowControl w:val="0"/>
+        <w:spacing w:before="120" w:after="120" w:line="312" w:lineRule="auto"/>
+        <w:ind w:left="764"/>
         <w:rPr>
           <w:b/>
           <w:bCs/>
@@ -8677,14 +8797,8 @@
           <w:sz w:val="26"/>
           <w:szCs w:val="26"/>
         </w:rPr>
-        <w:t>6.3. Hướng dẫn sử dụng cho giáo viên</w:t>
-      </w:r>
-    </w:p>
-    <w:p>
-      <w:pPr>
-        <w:widowControl w:val="0"/>
-        <w:spacing w:before="120" w:after="120" w:line="312" w:lineRule="auto"/>
-        <w:ind w:left="764"/>
+      </w:pPr>
+      <w:r>
         <w:rPr>
           <w:b/>
           <w:bCs/>
@@ -8692,6 +8806,102 @@
           <w:sz w:val="26"/>
           <w:szCs w:val="26"/>
         </w:rPr>
+        <w:t>Bước 1: Đăng nhập hệ thống</w:t>
+      </w:r>
+    </w:p>
+    <w:p>
+      <w:pPr>
+        <w:widowControl w:val="0"/>
+        <w:spacing w:before="120" w:after="120" w:line="312" w:lineRule="auto"/>
+        <w:ind w:left="764"/>
+        <w:rPr>
+          <w:noProof/>
+          <w:sz w:val="26"/>
+          <w:szCs w:val="26"/>
+        </w:rPr>
+      </w:pPr>
+      <w:r>
+        <w:rPr>
+          <w:noProof/>
+          <w:sz w:val="26"/>
+          <w:szCs w:val="26"/>
+        </w:rPr>
+        <w:t>Giáo viên truy cập trang đăng nhập (login.html) và nhập thông tin tài khoản.</w:t>
+      </w:r>
+    </w:p>
+    <w:p>
+      <w:pPr>
+        <w:widowControl w:val="0"/>
+        <w:spacing w:before="120" w:after="120" w:line="312" w:lineRule="auto"/>
+        <w:ind w:left="764"/>
+        <w:jc w:val="center"/>
+        <w:rPr>
+          <w:noProof/>
+          <w:sz w:val="26"/>
+          <w:szCs w:val="26"/>
+        </w:rPr>
+      </w:pPr>
+      <w:r>
+        <w:rPr>
+          <w:noProof/>
+        </w:rPr>
+        <w:drawing>
+          <wp:inline distT="0" distB="0" distL="0" distR="0" wp14:anchorId="2121A3A1" wp14:editId="5DC73A77">
+            <wp:extent cx="3777175" cy="2813050"/>
+            <wp:effectExtent l="0" t="0" r="0" b="6350"/>
+            <wp:docPr id="68386435" name="Picture 1"/>
+            <wp:cNvGraphicFramePr>
+              <a:graphicFrameLocks xmlns:a="http://schemas.openxmlformats.org/drawingml/2006/main" noChangeAspect="1"/>
+            </wp:cNvGraphicFramePr>
+            <a:graphic xmlns:a="http://schemas.openxmlformats.org/drawingml/2006/main">
+              <a:graphicData uri="http://schemas.openxmlformats.org/drawingml/2006/picture">
+                <pic:pic xmlns:pic="http://schemas.openxmlformats.org/drawingml/2006/picture">
+                  <pic:nvPicPr>
+                    <pic:cNvPr id="68386435" name=""/>
+                    <pic:cNvPicPr/>
+                  </pic:nvPicPr>
+                  <pic:blipFill rotWithShape="1">
+                    <a:blip r:embed="rId17"/>
+                    <a:srcRect r="36743" b="16242"/>
+                    <a:stretch>
+                      <a:fillRect/>
+                    </a:stretch>
+                  </pic:blipFill>
+                  <pic:spPr bwMode="auto">
+                    <a:xfrm>
+                      <a:off x="0" y="0"/>
+                      <a:ext cx="3777830" cy="2813538"/>
+                    </a:xfrm>
+                    <a:prstGeom prst="rect">
+                      <a:avLst/>
+                    </a:prstGeom>
+                    <a:ln>
+                      <a:noFill/>
+                    </a:ln>
+                    <a:extLst>
+                      <a:ext uri="{53640926-AAD7-44D8-BBD7-CCE9431645EC}">
+                        <a14:shadowObscured xmlns:a14="http://schemas.microsoft.com/office/drawing/2010/main"/>
+                      </a:ext>
+                    </a:extLst>
+                  </pic:spPr>
+                </pic:pic>
+              </a:graphicData>
+            </a:graphic>
+          </wp:inline>
+        </w:drawing>
+      </w:r>
+    </w:p>
+    <w:p>
+      <w:pPr>
+        <w:widowControl w:val="0"/>
+        <w:spacing w:before="120" w:after="120" w:line="312" w:lineRule="auto"/>
+        <w:ind w:left="764"/>
+        <w:jc w:val="center"/>
+        <w:rPr>
+          <w:noProof/>
+          <w:sz w:val="26"/>
+          <w:szCs w:val="26"/>
+        </w:rPr>
       </w:pPr>
       <w:r>
         <w:rPr>
@@ -8701,88 +8911,35 @@
           <w:sz w:val="26"/>
           <w:szCs w:val="26"/>
         </w:rPr>
-        <w:t>Bước 1: Đăng nhập hệ thống</w:t>
-      </w:r>
-    </w:p>
-    <w:p>
-      <w:pPr>
-        <w:widowControl w:val="0"/>
-        <w:spacing w:before="120" w:after="120" w:line="312" w:lineRule="auto"/>
-        <w:ind w:left="764"/>
-        <w:rPr>
-          <w:noProof/>
-          <w:sz w:val="26"/>
-          <w:szCs w:val="26"/>
-        </w:rPr>
-      </w:pPr>
-      <w:r>
-        <w:rPr>
-          <w:noProof/>
-          <w:sz w:val="26"/>
-          <w:szCs w:val="26"/>
-        </w:rPr>
-        <w:t>Giáo viên truy cập trang đăng nhập (login.html) và nhập thông tin tài khoản.</w:t>
-      </w:r>
-    </w:p>
-    <w:p>
-      <w:pPr>
-        <w:widowControl w:val="0"/>
-        <w:spacing w:before="120" w:after="120" w:line="312" w:lineRule="auto"/>
-        <w:ind w:left="764"/>
-        <w:rPr>
-          <w:noProof/>
-          <w:sz w:val="26"/>
-          <w:szCs w:val="26"/>
-        </w:rPr>
-      </w:pPr>
-      <w:r>
-        <w:rPr>
-          <w:rFonts w:ascii="Segoe UI Emoji" w:hAnsi="Segoe UI Emoji" w:cs="Segoe UI Emoji"/>
-          <w:noProof/>
-          <w:sz w:val="26"/>
-          <w:szCs w:val="26"/>
-        </w:rPr>
-        <w:t>📌</w:t>
-      </w:r>
-      <w:r>
-        <w:rPr>
-          <w:noProof/>
-          <w:sz w:val="26"/>
-          <w:szCs w:val="26"/>
-        </w:rPr>
-        <w:t xml:space="preserve"> </w:t>
-      </w:r>
-      <w:r>
-        <w:rPr>
-          <w:i/>
-          <w:iCs/>
-          <w:noProof/>
-          <w:sz w:val="26"/>
-          <w:szCs w:val="26"/>
-        </w:rPr>
-        <w:t>[Chèn Hình 6.10: Giao diện đăng nhập giáo viên]</w:t>
-      </w:r>
-    </w:p>
-    <w:p>
-      <w:pPr>
-        <w:widowControl w:val="0"/>
-        <w:spacing w:before="120" w:after="120" w:line="312" w:lineRule="auto"/>
-        <w:ind w:left="764"/>
-        <w:rPr>
-          <w:noProof/>
-          <w:sz w:val="26"/>
-          <w:szCs w:val="26"/>
-        </w:rPr>
-      </w:pPr>
-      <w:r>
-        <w:rPr>
-          <w:noProof/>
-          <w:sz w:val="26"/>
-          <w:szCs w:val="26"/>
-        </w:rPr>
-        <w:pict w14:anchorId="442FD02B">
-          <v:rect id="_x0000_i1031" style="width:0;height:1.5pt" o:hralign="center" o:hrstd="t" o:hr="t" fillcolor="#a0a0a0" stroked="f"/>
-        </w:pict>
+        <w:t xml:space="preserve">Hình </w:t>
+      </w:r>
+      <w:r>
+        <w:rPr>
+          <w:b/>
+          <w:bCs/>
+          <w:noProof/>
+          <w:sz w:val="26"/>
+          <w:szCs w:val="26"/>
+        </w:rPr>
+        <w:t>5.8</w:t>
+      </w:r>
+      <w:r>
+        <w:rPr>
+          <w:b/>
+          <w:bCs/>
+          <w:noProof/>
+          <w:sz w:val="26"/>
+          <w:szCs w:val="26"/>
+        </w:rPr>
+        <w:t>:</w:t>
+      </w:r>
+      <w:r>
+        <w:rPr>
+          <w:noProof/>
+          <w:sz w:val="26"/>
+          <w:szCs w:val="26"/>
+        </w:rPr>
+        <w:t xml:space="preserve"> Giao diện đăng nhập giáo viên</w:t>
       </w:r>
     </w:p>
     <w:p>
@@ -8975,7 +9132,7 @@
           <w:szCs w:val="26"/>
         </w:rPr>
         <w:pict w14:anchorId="7951E5A6">
-          <v:rect id="_x0000_i1032" style="width:0;height:1.5pt" o:hralign="center" o:hrstd="t" o:hr="t" fillcolor="#a0a0a0" stroked="f"/>
+          <v:rect id="_x0000_i1026" style="width:0;height:1.5pt" o:hralign="center" o:hrstd="t" o:hr="t" fillcolor="#a0a0a0" stroked="f"/>
         </w:pict>
       </w:r>
     </w:p>
@@ -9020,7 +9177,6 @@
           <w:sz w:val="26"/>
           <w:szCs w:val="26"/>
         </w:rPr>
-        <w:lastRenderedPageBreak/>
         <w:t>Hệ thống hỗ trợ giáo viên:</w:t>
       </w:r>
     </w:p>
@@ -9044,6 +9200,7 @@
           <w:sz w:val="26"/>
           <w:szCs w:val="26"/>
         </w:rPr>
+        <w:lastRenderedPageBreak/>
         <w:t xml:space="preserve">Xem kết quả theo từng sinh viên </w:t>
       </w:r>
     </w:p>
@@ -9150,7 +9307,7 @@
           <w:szCs w:val="26"/>
         </w:rPr>
         <w:pict w14:anchorId="55E3FDF3">
-          <v:rect id="_x0000_i1033" style="width:0;height:1.5pt" o:hralign="center" o:hrstd="t" o:hr="t" fillcolor="#a0a0a0" stroked="f"/>
+          <v:rect id="_x0000_i1027" style="width:0;height:1.5pt" o:hralign="center" o:hrstd="t" o:hr="t" fillcolor="#a0a0a0" stroked="f"/>
         </w:pict>
       </w:r>
     </w:p>
@@ -9371,7 +9528,7 @@
           <w:szCs w:val="26"/>
         </w:rPr>
         <w:pict w14:anchorId="26923BCE">
-          <v:rect id="_x0000_i1034" style="width:0;height:1.5pt" o:hralign="center" o:hrstd="t" o:hr="t" fillcolor="#a0a0a0" stroked="f"/>
+          <v:rect id="_x0000_i1028" style="width:0;height:1.5pt" o:hralign="center" o:hrstd="t" o:hr="t" fillcolor="#a0a0a0" stroked="f"/>
         </w:pict>
       </w:r>
     </w:p>
@@ -9476,7 +9633,7 @@
           <w:szCs w:val="26"/>
         </w:rPr>
         <w:pict w14:anchorId="530D1039">
-          <v:rect id="_x0000_i1035" style="width:0;height:1.5pt" o:hralign="center" o:hrstd="t" o:hr="t" fillcolor="#a0a0a0" stroked="f"/>
+          <v:rect id="_x0000_i1029" style="width:0;height:1.5pt" o:hralign="center" o:hrstd="t" o:hr="t" fillcolor="#a0a0a0" stroked="f"/>
         </w:pict>
       </w:r>
     </w:p>
@@ -9602,84 +9759,48 @@
         <w:spacing w:before="120" w:after="120" w:line="312" w:lineRule="auto"/>
         <w:ind w:left="360"/>
         <w:rPr>
-          <w:noProof/>
-          <w:sz w:val="26"/>
-          <w:szCs w:val="26"/>
-        </w:rPr>
-      </w:pPr>
-      <w:r>
-        <w:rPr>
-          <w:noProof/>
-          <w:sz w:val="26"/>
-          <w:szCs w:val="26"/>
-        </w:rPr>
-        <w:t>Những kết quả mà ứng dụng đạt được</w:t>
-      </w:r>
-    </w:p>
-    <w:p>
-      <w:pPr>
-        <w:widowControl w:val="0"/>
-        <w:spacing w:before="120" w:after="120" w:line="312" w:lineRule="auto"/>
-        <w:rPr>
-          <w:sz w:val="26"/>
-          <w:szCs w:val="26"/>
-        </w:rPr>
-      </w:pPr>
-      <w:r>
-        <w:rPr>
-          <w:sz w:val="26"/>
-          <w:szCs w:val="26"/>
-        </w:rPr>
-        <w:lastRenderedPageBreak/>
-        <w:t xml:space="preserve">Sau khi hoàn thiện hệ thống </w:t>
-      </w:r>
-      <w:r>
-        <w:rPr>
           <w:b/>
           <w:bCs/>
-          <w:sz w:val="26"/>
-          <w:szCs w:val="26"/>
-        </w:rPr>
-        <w:t>CodeBloom</w:t>
-      </w:r>
-      <w:r>
-        <w:rPr>
-          <w:sz w:val="26"/>
-          <w:szCs w:val="26"/>
-        </w:rPr>
-        <w:t xml:space="preserve">, tôi đã chọn học phần </w:t>
-      </w:r>
+          <w:noProof/>
+          <w:sz w:val="26"/>
+          <w:szCs w:val="26"/>
+        </w:rPr>
+      </w:pPr>
       <w:r>
         <w:rPr>
           <w:b/>
           <w:bCs/>
-          <w:sz w:val="26"/>
-          <w:szCs w:val="26"/>
-        </w:rPr>
-        <w:t>“Lập trình Python căn bản”</w:t>
-      </w:r>
-      <w:r>
-        <w:rPr>
-          <w:sz w:val="26"/>
-          <w:szCs w:val="26"/>
-        </w:rPr>
-        <w:t xml:space="preserve"> của ngành </w:t>
-      </w:r>
-      <w:r>
-        <w:rPr>
-          <w:b/>
-          <w:bCs/>
-          <w:sz w:val="26"/>
-          <w:szCs w:val="26"/>
-        </w:rPr>
-        <w:t>Công nghệ thông tin – Trường Cao đẳng nghề Tây Ninh</w:t>
-      </w:r>
-      <w:r>
-        <w:rPr>
-          <w:sz w:val="26"/>
-          <w:szCs w:val="26"/>
-        </w:rPr>
-        <w:t xml:space="preserve"> để áp dụng thử nghiệm trong học kỳ II, năm học 2024–2025.</w:t>
+          <w:noProof/>
+          <w:sz w:val="26"/>
+          <w:szCs w:val="26"/>
+        </w:rPr>
+        <w:t>Những kết quả mà ứng dụng đạt được</w:t>
+      </w:r>
+    </w:p>
+    <w:p>
+      <w:pPr>
+        <w:widowControl w:val="0"/>
+        <w:spacing w:before="120" w:after="120" w:line="312" w:lineRule="auto"/>
+        <w:ind w:firstLine="360"/>
+        <w:rPr>
+          <w:sz w:val="26"/>
+          <w:szCs w:val="26"/>
+        </w:rPr>
+      </w:pPr>
+      <w:r>
+        <w:rPr>
+          <w:sz w:val="26"/>
+          <w:szCs w:val="26"/>
+        </w:rPr>
+        <w:t xml:space="preserve">Sau khi hoàn thiện hệ thống CodeBloom, tôi đã chọn học phần “Lập trình Python căn </w:t>
+      </w:r>
+      <w:r>
+        <w:rPr>
+          <w:sz w:val="26"/>
+          <w:szCs w:val="26"/>
+        </w:rPr>
+        <w:lastRenderedPageBreak/>
+        <w:t>bản” của ngành Công nghệ thông tin – Trường Cao đẳng nghề Tây Ninh để áp dụng thử nghiệm trong học kỳ I, năm học 2024–2025.</w:t>
       </w:r>
     </w:p>
     <w:p>
@@ -9769,7 +9890,35 @@
           <w:sz w:val="26"/>
           <w:szCs w:val="26"/>
         </w:rPr>
-        <w:t xml:space="preserve"> 6 tuần (từ 5/2025 đến 6/2025).</w:t>
+        <w:t xml:space="preserve"> 6 tuần (từ </w:t>
+      </w:r>
+      <w:r>
+        <w:rPr>
+          <w:sz w:val="26"/>
+          <w:szCs w:val="26"/>
+        </w:rPr>
+        <w:t>10</w:t>
+      </w:r>
+      <w:r>
+        <w:rPr>
+          <w:sz w:val="26"/>
+          <w:szCs w:val="26"/>
+        </w:rPr>
+        <w:t xml:space="preserve">/2025 đến </w:t>
+      </w:r>
+      <w:r>
+        <w:rPr>
+          <w:sz w:val="26"/>
+          <w:szCs w:val="26"/>
+        </w:rPr>
+        <w:t>12</w:t>
+      </w:r>
+      <w:r>
+        <w:rPr>
+          <w:sz w:val="26"/>
+          <w:szCs w:val="26"/>
+        </w:rPr>
+        <w:t>/2025).</w:t>
       </w:r>
     </w:p>
     <w:p>
@@ -9834,8 +9983,6 @@
       </w:pPr>
       <w:r>
         <w:rPr>
-          <w:b/>
-          <w:bCs/>
           <w:sz w:val="26"/>
           <w:szCs w:val="26"/>
         </w:rPr>
@@ -9857,8 +10004,6 @@
       </w:pPr>
       <w:r>
         <w:rPr>
-          <w:b/>
-          <w:bCs/>
           <w:sz w:val="26"/>
           <w:szCs w:val="26"/>
         </w:rPr>
@@ -9880,44 +10025,51 @@
       </w:pPr>
       <w:r>
         <w:rPr>
+          <w:sz w:val="26"/>
+          <w:szCs w:val="26"/>
+        </w:rPr>
+        <w:t>Kiểm tra cuối kỳ (cấp độ 4–6)</w:t>
+      </w:r>
+    </w:p>
+    <w:p>
+      <w:pPr>
+        <w:widowControl w:val="0"/>
+        <w:spacing w:before="120" w:after="120" w:line="312" w:lineRule="auto"/>
+        <w:rPr>
           <w:b/>
           <w:bCs/>
           <w:sz w:val="26"/>
           <w:szCs w:val="26"/>
         </w:rPr>
-        <w:t>Kiểm tra cuối kỳ (cấp độ 4–6)</w:t>
-      </w:r>
-    </w:p>
-    <w:p>
-      <w:pPr>
-        <w:widowControl w:val="0"/>
-        <w:spacing w:before="120" w:after="120" w:line="312" w:lineRule="auto"/>
-        <w:rPr>
-          <w:sz w:val="26"/>
-          <w:szCs w:val="26"/>
-        </w:rPr>
-      </w:pPr>
-      <w:r>
-        <w:rPr>
-          <w:sz w:val="26"/>
-          <w:szCs w:val="26"/>
-        </w:rPr>
-        <w:pict w14:anchorId="1B36C937">
-          <v:rect id="_x0000_i1036" style="width:0;height:1.5pt" o:hralign="center" o:hrstd="t" o:hr="t" fillcolor="#a0a0a0" stroked="f"/>
-        </w:pict>
-      </w:r>
-    </w:p>
-    <w:p>
-      <w:pPr>
-        <w:widowControl w:val="0"/>
-        <w:spacing w:before="120" w:after="120" w:line="312" w:lineRule="auto"/>
+      </w:pPr>
+      <w:r>
         <w:rPr>
           <w:b/>
           <w:bCs/>
           <w:sz w:val="26"/>
           <w:szCs w:val="26"/>
         </w:rPr>
-      </w:pPr>
+        <w:t>2. Số liệu và kết quả định lượng</w:t>
+      </w:r>
+    </w:p>
+    <w:p>
+      <w:pPr>
+        <w:widowControl w:val="0"/>
+        <w:spacing w:before="120" w:after="120" w:line="312" w:lineRule="auto"/>
+        <w:ind w:firstLine="720"/>
+        <w:jc w:val="both"/>
+        <w:rPr>
+          <w:sz w:val="26"/>
+          <w:szCs w:val="26"/>
+        </w:rPr>
+      </w:pPr>
+      <w:r>
+        <w:rPr>
+          <w:sz w:val="26"/>
+          <w:szCs w:val="26"/>
+        </w:rPr>
+        <w:t xml:space="preserve">Sau quá trình áp dụng, tôi tổng hợp và so sánh kết quả giữa </w:t>
+      </w:r>
       <w:r>
         <w:rPr>
           <w:b/>
@@ -9925,24 +10077,14 @@
           <w:sz w:val="26"/>
           <w:szCs w:val="26"/>
         </w:rPr>
-        <w:t>2. Số liệu và kết quả định lượng</w:t>
-      </w:r>
-    </w:p>
-    <w:p>
-      <w:pPr>
-        <w:widowControl w:val="0"/>
-        <w:spacing w:before="120" w:after="120" w:line="312" w:lineRule="auto"/>
-        <w:rPr>
-          <w:sz w:val="26"/>
-          <w:szCs w:val="26"/>
-        </w:rPr>
-      </w:pPr>
-      <w:r>
-        <w:rPr>
-          <w:sz w:val="26"/>
-          <w:szCs w:val="26"/>
-        </w:rPr>
-        <w:t xml:space="preserve">Sau quá trình áp dụng, tôi tổng hợp và so sánh kết quả giữa </w:t>
+        <w:t>lớp sử dụng CodeBloom</w:t>
+      </w:r>
+      <w:r>
+        <w:rPr>
+          <w:sz w:val="26"/>
+          <w:szCs w:val="26"/>
+        </w:rPr>
+        <w:t xml:space="preserve"> và </w:t>
       </w:r>
       <w:r>
         <w:rPr>
@@ -9951,43 +10093,584 @@
           <w:sz w:val="26"/>
           <w:szCs w:val="26"/>
         </w:rPr>
-        <w:t>lớp sử dụng CodeBloom</w:t>
-      </w:r>
-      <w:r>
-        <w:rPr>
-          <w:sz w:val="26"/>
-          <w:szCs w:val="26"/>
-        </w:rPr>
-        <w:t xml:space="preserve"> và </w:t>
-      </w:r>
-      <w:r>
+        <w:t>lớp đối chứng</w:t>
+      </w:r>
+      <w:r>
+        <w:rPr>
+          <w:sz w:val="26"/>
+          <w:szCs w:val="26"/>
+        </w:rPr>
+        <w:t xml:space="preserve"> (làm bài, chấm bài thủ công như trước đây).</w:t>
+      </w:r>
+    </w:p>
+    <w:p>
+      <w:pPr>
+        <w:widowControl w:val="0"/>
+        <w:spacing w:before="120" w:after="120" w:line="312" w:lineRule="auto"/>
         <w:rPr>
           <w:b/>
           <w:bCs/>
           <w:sz w:val="26"/>
           <w:szCs w:val="26"/>
         </w:rPr>
-        <w:t>lớp đối chứng</w:t>
-      </w:r>
-      <w:r>
-        <w:rPr>
-          <w:sz w:val="26"/>
-          <w:szCs w:val="26"/>
-        </w:rPr>
-        <w:t xml:space="preserve"> (làm bài, chấm bài thủ công như trước đây).</w:t>
-      </w:r>
-    </w:p>
-    <w:p>
-      <w:pPr>
-        <w:widowControl w:val="0"/>
-        <w:spacing w:before="120" w:after="120" w:line="312" w:lineRule="auto"/>
+      </w:pPr>
+      <w:r>
         <w:rPr>
           <w:b/>
           <w:bCs/>
           <w:sz w:val="26"/>
           <w:szCs w:val="26"/>
         </w:rPr>
-      </w:pPr>
+        <w:t>a. So sánh thời gian chấm bài</w:t>
+      </w:r>
+    </w:p>
+    <w:tbl>
+      <w:tblPr>
+        <w:tblW w:w="0" w:type="auto"/>
+        <w:jc w:val="center"/>
+        <w:tblCellSpacing w:w="15" w:type="dxa"/>
+        <w:tblCellMar>
+          <w:top w:w="15" w:type="dxa"/>
+          <w:left w:w="15" w:type="dxa"/>
+          <w:bottom w:w="15" w:type="dxa"/>
+          <w:right w:w="15" w:type="dxa"/>
+        </w:tblCellMar>
+        <w:tblLook w:val="04A0" w:firstRow="1" w:lastRow="0" w:firstColumn="1" w:lastColumn="0" w:noHBand="0" w:noVBand="1"/>
+      </w:tblPr>
+      <w:tblGrid>
+        <w:gridCol w:w="3595"/>
+        <w:gridCol w:w="2160"/>
+        <w:gridCol w:w="1881"/>
+        <w:gridCol w:w="1759"/>
+      </w:tblGrid>
+      <w:tr>
+        <w:trPr>
+          <w:tblHeader/>
+          <w:tblCellSpacing w:w="15" w:type="dxa"/>
+          <w:jc w:val="center"/>
+        </w:trPr>
+        <w:tc>
+          <w:tcPr>
+            <w:tcW w:w="3550" w:type="dxa"/>
+            <w:tcBorders>
+              <w:top w:val="single" w:sz="4" w:space="0" w:color="auto"/>
+              <w:left w:val="single" w:sz="4" w:space="0" w:color="auto"/>
+            </w:tcBorders>
+            <w:vAlign w:val="center"/>
+            <w:hideMark/>
+          </w:tcPr>
+          <w:p>
+            <w:pPr>
+              <w:widowControl w:val="0"/>
+              <w:spacing w:before="120" w:after="120" w:line="312" w:lineRule="auto"/>
+              <w:jc w:val="center"/>
+              <w:rPr>
+                <w:b/>
+                <w:bCs/>
+                <w:sz w:val="26"/>
+                <w:szCs w:val="26"/>
+              </w:rPr>
+            </w:pPr>
+            <w:r>
+              <w:rPr>
+                <w:b/>
+                <w:bCs/>
+                <w:sz w:val="26"/>
+                <w:szCs w:val="26"/>
+              </w:rPr>
+              <w:t>Hoạt động</w:t>
+            </w:r>
+          </w:p>
+        </w:tc>
+        <w:tc>
+          <w:tcPr>
+            <w:tcW w:w="2130" w:type="dxa"/>
+            <w:tcBorders>
+              <w:top w:val="single" w:sz="4" w:space="0" w:color="auto"/>
+              <w:left w:val="single" w:sz="4" w:space="0" w:color="auto"/>
+            </w:tcBorders>
+            <w:vAlign w:val="center"/>
+            <w:hideMark/>
+          </w:tcPr>
+          <w:p>
+            <w:pPr>
+              <w:widowControl w:val="0"/>
+              <w:spacing w:before="120" w:after="120" w:line="312" w:lineRule="auto"/>
+              <w:jc w:val="center"/>
+              <w:rPr>
+                <w:b/>
+                <w:bCs/>
+                <w:sz w:val="26"/>
+                <w:szCs w:val="26"/>
+              </w:rPr>
+            </w:pPr>
+            <w:r>
+              <w:rPr>
+                <w:b/>
+                <w:bCs/>
+                <w:sz w:val="26"/>
+                <w:szCs w:val="26"/>
+              </w:rPr>
+              <w:t>Phương pháp truyền thống</w:t>
+            </w:r>
+          </w:p>
+        </w:tc>
+        <w:tc>
+          <w:tcPr>
+            <w:tcW w:w="1851" w:type="dxa"/>
+            <w:tcBorders>
+              <w:top w:val="single" w:sz="4" w:space="0" w:color="auto"/>
+              <w:left w:val="single" w:sz="4" w:space="0" w:color="auto"/>
+              <w:right w:val="single" w:sz="4" w:space="0" w:color="auto"/>
+            </w:tcBorders>
+            <w:vAlign w:val="center"/>
+            <w:hideMark/>
+          </w:tcPr>
+          <w:p>
+            <w:pPr>
+              <w:widowControl w:val="0"/>
+              <w:spacing w:before="120" w:after="120" w:line="312" w:lineRule="auto"/>
+              <w:jc w:val="center"/>
+              <w:rPr>
+                <w:b/>
+                <w:bCs/>
+                <w:sz w:val="26"/>
+                <w:szCs w:val="26"/>
+              </w:rPr>
+            </w:pPr>
+            <w:r>
+              <w:rPr>
+                <w:b/>
+                <w:bCs/>
+                <w:sz w:val="26"/>
+                <w:szCs w:val="26"/>
+              </w:rPr>
+              <w:t>CodeBloom</w:t>
+            </w:r>
+          </w:p>
+        </w:tc>
+        <w:tc>
+          <w:tcPr>
+            <w:tcW w:w="0" w:type="auto"/>
+            <w:tcBorders>
+              <w:top w:val="single" w:sz="4" w:space="0" w:color="auto"/>
+              <w:right w:val="single" w:sz="4" w:space="0" w:color="auto"/>
+            </w:tcBorders>
+            <w:vAlign w:val="center"/>
+            <w:hideMark/>
+          </w:tcPr>
+          <w:p>
+            <w:pPr>
+              <w:widowControl w:val="0"/>
+              <w:spacing w:before="120" w:after="120" w:line="312" w:lineRule="auto"/>
+              <w:jc w:val="center"/>
+              <w:rPr>
+                <w:b/>
+                <w:bCs/>
+                <w:sz w:val="26"/>
+                <w:szCs w:val="26"/>
+              </w:rPr>
+            </w:pPr>
+            <w:r>
+              <w:rPr>
+                <w:b/>
+                <w:bCs/>
+                <w:sz w:val="26"/>
+                <w:szCs w:val="26"/>
+              </w:rPr>
+              <w:t>Giảm thời gian</w:t>
+            </w:r>
+          </w:p>
+        </w:tc>
+      </w:tr>
+      <w:tr>
+        <w:trPr>
+          <w:tblCellSpacing w:w="15" w:type="dxa"/>
+          <w:jc w:val="center"/>
+        </w:trPr>
+        <w:tc>
+          <w:tcPr>
+            <w:tcW w:w="3550" w:type="dxa"/>
+            <w:tcBorders>
+              <w:top w:val="single" w:sz="4" w:space="0" w:color="auto"/>
+              <w:left w:val="single" w:sz="4" w:space="0" w:color="auto"/>
+            </w:tcBorders>
+            <w:vAlign w:val="center"/>
+            <w:hideMark/>
+          </w:tcPr>
+          <w:p>
+            <w:pPr>
+              <w:widowControl w:val="0"/>
+              <w:spacing w:before="120" w:after="120" w:line="312" w:lineRule="auto"/>
+              <w:rPr>
+                <w:sz w:val="26"/>
+                <w:szCs w:val="26"/>
+              </w:rPr>
+            </w:pPr>
+            <w:r>
+              <w:rPr>
+                <w:sz w:val="26"/>
+                <w:szCs w:val="26"/>
+              </w:rPr>
+              <w:t>Chấm 30 bài kiểm tra giữa kỳ</w:t>
+            </w:r>
+          </w:p>
+        </w:tc>
+        <w:tc>
+          <w:tcPr>
+            <w:tcW w:w="2130" w:type="dxa"/>
+            <w:tcBorders>
+              <w:top w:val="single" w:sz="4" w:space="0" w:color="auto"/>
+              <w:left w:val="single" w:sz="4" w:space="0" w:color="auto"/>
+            </w:tcBorders>
+            <w:vAlign w:val="center"/>
+            <w:hideMark/>
+          </w:tcPr>
+          <w:p>
+            <w:pPr>
+              <w:widowControl w:val="0"/>
+              <w:spacing w:before="120" w:after="120" w:line="312" w:lineRule="auto"/>
+              <w:jc w:val="center"/>
+              <w:rPr>
+                <w:sz w:val="26"/>
+                <w:szCs w:val="26"/>
+              </w:rPr>
+            </w:pPr>
+            <w:r>
+              <w:rPr>
+                <w:sz w:val="26"/>
+                <w:szCs w:val="26"/>
+              </w:rPr>
+              <w:t>4 giờ</w:t>
+            </w:r>
+          </w:p>
+        </w:tc>
+        <w:tc>
+          <w:tcPr>
+            <w:tcW w:w="1851" w:type="dxa"/>
+            <w:tcBorders>
+              <w:top w:val="single" w:sz="4" w:space="0" w:color="auto"/>
+              <w:left w:val="single" w:sz="4" w:space="0" w:color="auto"/>
+              <w:right w:val="single" w:sz="4" w:space="0" w:color="auto"/>
+            </w:tcBorders>
+            <w:vAlign w:val="center"/>
+            <w:hideMark/>
+          </w:tcPr>
+          <w:p>
+            <w:pPr>
+              <w:widowControl w:val="0"/>
+              <w:spacing w:before="120" w:after="120" w:line="312" w:lineRule="auto"/>
+              <w:jc w:val="center"/>
+              <w:rPr>
+                <w:sz w:val="26"/>
+                <w:szCs w:val="26"/>
+              </w:rPr>
+            </w:pPr>
+            <w:r>
+              <w:rPr>
+                <w:sz w:val="26"/>
+                <w:szCs w:val="26"/>
+              </w:rPr>
+              <w:t>25 phút</w:t>
+            </w:r>
+          </w:p>
+        </w:tc>
+        <w:tc>
+          <w:tcPr>
+            <w:tcW w:w="0" w:type="auto"/>
+            <w:tcBorders>
+              <w:top w:val="single" w:sz="4" w:space="0" w:color="auto"/>
+              <w:right w:val="single" w:sz="4" w:space="0" w:color="auto"/>
+            </w:tcBorders>
+            <w:vAlign w:val="center"/>
+            <w:hideMark/>
+          </w:tcPr>
+          <w:p>
+            <w:pPr>
+              <w:widowControl w:val="0"/>
+              <w:spacing w:before="120" w:after="120" w:line="312" w:lineRule="auto"/>
+              <w:jc w:val="center"/>
+              <w:rPr>
+                <w:sz w:val="26"/>
+                <w:szCs w:val="26"/>
+              </w:rPr>
+            </w:pPr>
+            <w:r>
+              <w:rPr>
+                <w:sz w:val="26"/>
+                <w:szCs w:val="26"/>
+              </w:rPr>
+              <w:t>↓ 89%</w:t>
+            </w:r>
+          </w:p>
+        </w:tc>
+      </w:tr>
+      <w:tr>
+        <w:trPr>
+          <w:tblCellSpacing w:w="15" w:type="dxa"/>
+          <w:jc w:val="center"/>
+        </w:trPr>
+        <w:tc>
+          <w:tcPr>
+            <w:tcW w:w="3550" w:type="dxa"/>
+            <w:tcBorders>
+              <w:top w:val="single" w:sz="4" w:space="0" w:color="auto"/>
+              <w:left w:val="single" w:sz="4" w:space="0" w:color="auto"/>
+              <w:bottom w:val="single" w:sz="4" w:space="0" w:color="auto"/>
+            </w:tcBorders>
+            <w:vAlign w:val="center"/>
+            <w:hideMark/>
+          </w:tcPr>
+          <w:p>
+            <w:pPr>
+              <w:widowControl w:val="0"/>
+              <w:spacing w:before="120" w:after="120" w:line="312" w:lineRule="auto"/>
+              <w:rPr>
+                <w:sz w:val="26"/>
+                <w:szCs w:val="26"/>
+              </w:rPr>
+            </w:pPr>
+            <w:r>
+              <w:rPr>
+                <w:sz w:val="26"/>
+                <w:szCs w:val="26"/>
+              </w:rPr>
+              <w:t>Chấm 30 bài cuối kỳ</w:t>
+            </w:r>
+          </w:p>
+        </w:tc>
+        <w:tc>
+          <w:tcPr>
+            <w:tcW w:w="2130" w:type="dxa"/>
+            <w:tcBorders>
+              <w:top w:val="single" w:sz="4" w:space="0" w:color="auto"/>
+              <w:left w:val="single" w:sz="4" w:space="0" w:color="auto"/>
+              <w:bottom w:val="single" w:sz="4" w:space="0" w:color="auto"/>
+            </w:tcBorders>
+            <w:vAlign w:val="center"/>
+            <w:hideMark/>
+          </w:tcPr>
+          <w:p>
+            <w:pPr>
+              <w:widowControl w:val="0"/>
+              <w:spacing w:before="120" w:after="120" w:line="312" w:lineRule="auto"/>
+              <w:jc w:val="center"/>
+              <w:rPr>
+                <w:sz w:val="26"/>
+                <w:szCs w:val="26"/>
+              </w:rPr>
+            </w:pPr>
+            <w:r>
+              <w:rPr>
+                <w:sz w:val="26"/>
+                <w:szCs w:val="26"/>
+              </w:rPr>
+              <w:t>5 giờ</w:t>
+            </w:r>
+          </w:p>
+        </w:tc>
+        <w:tc>
+          <w:tcPr>
+            <w:tcW w:w="1851" w:type="dxa"/>
+            <w:tcBorders>
+              <w:top w:val="single" w:sz="4" w:space="0" w:color="auto"/>
+              <w:left w:val="single" w:sz="4" w:space="0" w:color="auto"/>
+              <w:bottom w:val="single" w:sz="4" w:space="0" w:color="auto"/>
+              <w:right w:val="single" w:sz="4" w:space="0" w:color="auto"/>
+            </w:tcBorders>
+            <w:vAlign w:val="center"/>
+            <w:hideMark/>
+          </w:tcPr>
+          <w:p>
+            <w:pPr>
+              <w:widowControl w:val="0"/>
+              <w:spacing w:before="120" w:after="120" w:line="312" w:lineRule="auto"/>
+              <w:jc w:val="center"/>
+              <w:rPr>
+                <w:sz w:val="26"/>
+                <w:szCs w:val="26"/>
+              </w:rPr>
+            </w:pPr>
+            <w:r>
+              <w:rPr>
+                <w:sz w:val="26"/>
+                <w:szCs w:val="26"/>
+              </w:rPr>
+              <w:t>35 phút</w:t>
+            </w:r>
+          </w:p>
+        </w:tc>
+        <w:tc>
+          <w:tcPr>
+            <w:tcW w:w="0" w:type="auto"/>
+            <w:tcBorders>
+              <w:top w:val="single" w:sz="4" w:space="0" w:color="auto"/>
+              <w:bottom w:val="single" w:sz="4" w:space="0" w:color="auto"/>
+              <w:right w:val="single" w:sz="4" w:space="0" w:color="auto"/>
+            </w:tcBorders>
+            <w:vAlign w:val="center"/>
+            <w:hideMark/>
+          </w:tcPr>
+          <w:p>
+            <w:pPr>
+              <w:widowControl w:val="0"/>
+              <w:spacing w:before="120" w:after="120" w:line="312" w:lineRule="auto"/>
+              <w:jc w:val="center"/>
+              <w:rPr>
+                <w:sz w:val="26"/>
+                <w:szCs w:val="26"/>
+              </w:rPr>
+            </w:pPr>
+            <w:r>
+              <w:rPr>
+                <w:sz w:val="26"/>
+                <w:szCs w:val="26"/>
+              </w:rPr>
+              <w:t>↓ 88%</w:t>
+            </w:r>
+          </w:p>
+        </w:tc>
+      </w:tr>
+      <w:tr>
+        <w:trPr>
+          <w:tblCellSpacing w:w="15" w:type="dxa"/>
+          <w:jc w:val="center"/>
+        </w:trPr>
+        <w:tc>
+          <w:tcPr>
+            <w:tcW w:w="3550" w:type="dxa"/>
+            <w:tcBorders>
+              <w:left w:val="single" w:sz="4" w:space="0" w:color="auto"/>
+              <w:bottom w:val="single" w:sz="4" w:space="0" w:color="auto"/>
+            </w:tcBorders>
+            <w:vAlign w:val="center"/>
+            <w:hideMark/>
+          </w:tcPr>
+          <w:p>
+            <w:pPr>
+              <w:widowControl w:val="0"/>
+              <w:spacing w:before="120" w:after="120" w:line="312" w:lineRule="auto"/>
+              <w:rPr>
+                <w:sz w:val="26"/>
+                <w:szCs w:val="26"/>
+              </w:rPr>
+            </w:pPr>
+            <w:r>
+              <w:rPr>
+                <w:sz w:val="26"/>
+                <w:szCs w:val="26"/>
+              </w:rPr>
+              <w:t>Tổng cộng</w:t>
+            </w:r>
+          </w:p>
+        </w:tc>
+        <w:tc>
+          <w:tcPr>
+            <w:tcW w:w="2130" w:type="dxa"/>
+            <w:tcBorders>
+              <w:left w:val="single" w:sz="4" w:space="0" w:color="auto"/>
+              <w:bottom w:val="single" w:sz="4" w:space="0" w:color="auto"/>
+            </w:tcBorders>
+            <w:vAlign w:val="center"/>
+            <w:hideMark/>
+          </w:tcPr>
+          <w:p>
+            <w:pPr>
+              <w:widowControl w:val="0"/>
+              <w:spacing w:before="120" w:after="120" w:line="312" w:lineRule="auto"/>
+              <w:jc w:val="center"/>
+              <w:rPr>
+                <w:sz w:val="26"/>
+                <w:szCs w:val="26"/>
+              </w:rPr>
+            </w:pPr>
+            <w:r>
+              <w:rPr>
+                <w:sz w:val="26"/>
+                <w:szCs w:val="26"/>
+              </w:rPr>
+              <w:t>9 giờ</w:t>
+            </w:r>
+          </w:p>
+        </w:tc>
+        <w:tc>
+          <w:tcPr>
+            <w:tcW w:w="1851" w:type="dxa"/>
+            <w:tcBorders>
+              <w:left w:val="single" w:sz="4" w:space="0" w:color="auto"/>
+              <w:bottom w:val="single" w:sz="4" w:space="0" w:color="auto"/>
+              <w:right w:val="single" w:sz="4" w:space="0" w:color="auto"/>
+            </w:tcBorders>
+            <w:vAlign w:val="center"/>
+            <w:hideMark/>
+          </w:tcPr>
+          <w:p>
+            <w:pPr>
+              <w:widowControl w:val="0"/>
+              <w:spacing w:before="120" w:after="120" w:line="312" w:lineRule="auto"/>
+              <w:jc w:val="center"/>
+              <w:rPr>
+                <w:sz w:val="26"/>
+                <w:szCs w:val="26"/>
+              </w:rPr>
+            </w:pPr>
+            <w:r>
+              <w:rPr>
+                <w:sz w:val="26"/>
+                <w:szCs w:val="26"/>
+              </w:rPr>
+              <w:t>1 giờ</w:t>
+            </w:r>
+          </w:p>
+        </w:tc>
+        <w:tc>
+          <w:tcPr>
+            <w:tcW w:w="0" w:type="auto"/>
+            <w:tcBorders>
+              <w:bottom w:val="single" w:sz="4" w:space="0" w:color="auto"/>
+              <w:right w:val="single" w:sz="4" w:space="0" w:color="auto"/>
+            </w:tcBorders>
+            <w:vAlign w:val="center"/>
+            <w:hideMark/>
+          </w:tcPr>
+          <w:p>
+            <w:pPr>
+              <w:widowControl w:val="0"/>
+              <w:spacing w:before="120" w:after="120" w:line="312" w:lineRule="auto"/>
+              <w:jc w:val="center"/>
+              <w:rPr>
+                <w:sz w:val="26"/>
+                <w:szCs w:val="26"/>
+              </w:rPr>
+            </w:pPr>
+            <w:r>
+              <w:rPr>
+                <w:sz w:val="26"/>
+                <w:szCs w:val="26"/>
+              </w:rPr>
+              <w:t>↓ 88,8%</w:t>
+            </w:r>
+          </w:p>
+        </w:tc>
+      </w:tr>
+    </w:tbl>
+    <w:p>
+      <w:pPr>
+        <w:widowControl w:val="0"/>
+        <w:spacing w:before="120" w:after="120" w:line="312" w:lineRule="auto"/>
+        <w:ind w:firstLine="720"/>
+        <w:rPr>
+          <w:sz w:val="26"/>
+          <w:szCs w:val="26"/>
+        </w:rPr>
+      </w:pPr>
+      <w:r>
+        <w:rPr>
+          <w:sz w:val="26"/>
+          <w:szCs w:val="26"/>
+        </w:rPr>
+        <w:t xml:space="preserve">Hệ thống giúp giảng viên tiết kiệm </w:t>
+      </w:r>
       <w:r>
         <w:rPr>
           <w:b/>
@@ -9995,7 +10678,517 @@
           <w:sz w:val="26"/>
           <w:szCs w:val="26"/>
         </w:rPr>
-        <w:t>a. So sánh thời gian chấm bài</w:t>
+        <w:t>khoảng 8 giờ chấm bài cho mỗi lớp</w:t>
+      </w:r>
+      <w:r>
+        <w:rPr>
+          <w:sz w:val="26"/>
+          <w:szCs w:val="26"/>
+        </w:rPr>
+        <w:t>.</w:t>
+      </w:r>
+    </w:p>
+    <w:p>
+      <w:pPr>
+        <w:widowControl w:val="0"/>
+        <w:spacing w:before="120" w:after="120" w:line="312" w:lineRule="auto"/>
+        <w:rPr>
+          <w:b/>
+          <w:bCs/>
+          <w:sz w:val="26"/>
+          <w:szCs w:val="26"/>
+        </w:rPr>
+      </w:pPr>
+      <w:r>
+        <w:rPr>
+          <w:b/>
+          <w:bCs/>
+          <w:sz w:val="26"/>
+          <w:szCs w:val="26"/>
+        </w:rPr>
+        <w:t>b. So sánh mức độ chính xác và khách quan khi chấm bài</w:t>
+      </w:r>
+    </w:p>
+    <w:tbl>
+      <w:tblPr>
+        <w:tblW w:w="0" w:type="auto"/>
+        <w:jc w:val="center"/>
+        <w:tblCellSpacing w:w="15" w:type="dxa"/>
+        <w:tblCellMar>
+          <w:top w:w="15" w:type="dxa"/>
+          <w:left w:w="15" w:type="dxa"/>
+          <w:bottom w:w="15" w:type="dxa"/>
+          <w:right w:w="15" w:type="dxa"/>
+        </w:tblCellMar>
+        <w:tblLook w:val="04A0" w:firstRow="1" w:lastRow="0" w:firstColumn="1" w:lastColumn="0" w:noHBand="0" w:noVBand="1"/>
+      </w:tblPr>
+      <w:tblGrid>
+        <w:gridCol w:w="3775"/>
+        <w:gridCol w:w="1980"/>
+        <w:gridCol w:w="1395"/>
+      </w:tblGrid>
+      <w:tr>
+        <w:trPr>
+          <w:tblHeader/>
+          <w:tblCellSpacing w:w="15" w:type="dxa"/>
+          <w:jc w:val="center"/>
+        </w:trPr>
+        <w:tc>
+          <w:tcPr>
+            <w:tcW w:w="3730" w:type="dxa"/>
+            <w:tcBorders>
+              <w:top w:val="single" w:sz="4" w:space="0" w:color="auto"/>
+              <w:left w:val="single" w:sz="4" w:space="0" w:color="auto"/>
+              <w:bottom w:val="single" w:sz="4" w:space="0" w:color="auto"/>
+            </w:tcBorders>
+            <w:vAlign w:val="center"/>
+            <w:hideMark/>
+          </w:tcPr>
+          <w:p>
+            <w:pPr>
+              <w:widowControl w:val="0"/>
+              <w:spacing w:before="120" w:after="120" w:line="312" w:lineRule="auto"/>
+              <w:jc w:val="center"/>
+              <w:rPr>
+                <w:b/>
+                <w:bCs/>
+                <w:sz w:val="26"/>
+                <w:szCs w:val="26"/>
+              </w:rPr>
+            </w:pPr>
+            <w:r>
+              <w:rPr>
+                <w:b/>
+                <w:bCs/>
+                <w:sz w:val="26"/>
+                <w:szCs w:val="26"/>
+              </w:rPr>
+              <w:lastRenderedPageBreak/>
+              <w:t>Tiêu chí</w:t>
+            </w:r>
+          </w:p>
+        </w:tc>
+        <w:tc>
+          <w:tcPr>
+            <w:tcW w:w="1950" w:type="dxa"/>
+            <w:tcBorders>
+              <w:top w:val="single" w:sz="4" w:space="0" w:color="auto"/>
+              <w:left w:val="single" w:sz="4" w:space="0" w:color="auto"/>
+              <w:bottom w:val="single" w:sz="4" w:space="0" w:color="auto"/>
+            </w:tcBorders>
+            <w:vAlign w:val="center"/>
+            <w:hideMark/>
+          </w:tcPr>
+          <w:p>
+            <w:pPr>
+              <w:widowControl w:val="0"/>
+              <w:spacing w:before="120" w:after="120" w:line="312" w:lineRule="auto"/>
+              <w:jc w:val="center"/>
+              <w:rPr>
+                <w:b/>
+                <w:bCs/>
+                <w:sz w:val="26"/>
+                <w:szCs w:val="26"/>
+              </w:rPr>
+            </w:pPr>
+            <w:r>
+              <w:rPr>
+                <w:b/>
+                <w:bCs/>
+                <w:sz w:val="26"/>
+                <w:szCs w:val="26"/>
+              </w:rPr>
+              <w:t>Chấm thủ công</w:t>
+            </w:r>
+          </w:p>
+        </w:tc>
+        <w:tc>
+          <w:tcPr>
+            <w:tcW w:w="991" w:type="dxa"/>
+            <w:tcBorders>
+              <w:top w:val="single" w:sz="4" w:space="0" w:color="auto"/>
+              <w:left w:val="single" w:sz="4" w:space="0" w:color="auto"/>
+              <w:bottom w:val="single" w:sz="4" w:space="0" w:color="auto"/>
+              <w:right w:val="single" w:sz="4" w:space="0" w:color="auto"/>
+            </w:tcBorders>
+            <w:vAlign w:val="center"/>
+            <w:hideMark/>
+          </w:tcPr>
+          <w:p>
+            <w:pPr>
+              <w:widowControl w:val="0"/>
+              <w:spacing w:before="120" w:after="120" w:line="312" w:lineRule="auto"/>
+              <w:jc w:val="center"/>
+              <w:rPr>
+                <w:b/>
+                <w:bCs/>
+                <w:sz w:val="26"/>
+                <w:szCs w:val="26"/>
+              </w:rPr>
+            </w:pPr>
+            <w:r>
+              <w:rPr>
+                <w:b/>
+                <w:bCs/>
+                <w:sz w:val="26"/>
+                <w:szCs w:val="26"/>
+              </w:rPr>
+              <w:t>CodeBloom</w:t>
+            </w:r>
+          </w:p>
+        </w:tc>
+      </w:tr>
+      <w:tr>
+        <w:trPr>
+          <w:tblCellSpacing w:w="15" w:type="dxa"/>
+          <w:jc w:val="center"/>
+        </w:trPr>
+        <w:tc>
+          <w:tcPr>
+            <w:tcW w:w="3730" w:type="dxa"/>
+            <w:tcBorders>
+              <w:left w:val="single" w:sz="4" w:space="0" w:color="auto"/>
+              <w:bottom w:val="single" w:sz="4" w:space="0" w:color="auto"/>
+            </w:tcBorders>
+            <w:vAlign w:val="center"/>
+            <w:hideMark/>
+          </w:tcPr>
+          <w:p>
+            <w:pPr>
+              <w:widowControl w:val="0"/>
+              <w:spacing w:before="120" w:after="120" w:line="312" w:lineRule="auto"/>
+              <w:rPr>
+                <w:sz w:val="26"/>
+                <w:szCs w:val="26"/>
+              </w:rPr>
+            </w:pPr>
+            <w:r>
+              <w:rPr>
+                <w:sz w:val="26"/>
+                <w:szCs w:val="26"/>
+              </w:rPr>
+              <w:t>Độ chính xác (so với test chuẩn)</w:t>
+            </w:r>
+          </w:p>
+        </w:tc>
+        <w:tc>
+          <w:tcPr>
+            <w:tcW w:w="1950" w:type="dxa"/>
+            <w:tcBorders>
+              <w:left w:val="single" w:sz="4" w:space="0" w:color="auto"/>
+              <w:bottom w:val="single" w:sz="4" w:space="0" w:color="auto"/>
+            </w:tcBorders>
+            <w:vAlign w:val="center"/>
+            <w:hideMark/>
+          </w:tcPr>
+          <w:p>
+            <w:pPr>
+              <w:widowControl w:val="0"/>
+              <w:spacing w:before="120" w:after="120" w:line="312" w:lineRule="auto"/>
+              <w:jc w:val="center"/>
+              <w:rPr>
+                <w:sz w:val="26"/>
+                <w:szCs w:val="26"/>
+              </w:rPr>
+            </w:pPr>
+            <w:r>
+              <w:rPr>
+                <w:sz w:val="26"/>
+                <w:szCs w:val="26"/>
+              </w:rPr>
+              <w:t>95%</w:t>
+            </w:r>
+          </w:p>
+        </w:tc>
+        <w:tc>
+          <w:tcPr>
+            <w:tcW w:w="991" w:type="dxa"/>
+            <w:tcBorders>
+              <w:left w:val="single" w:sz="4" w:space="0" w:color="auto"/>
+              <w:bottom w:val="single" w:sz="4" w:space="0" w:color="auto"/>
+              <w:right w:val="single" w:sz="4" w:space="0" w:color="auto"/>
+            </w:tcBorders>
+            <w:vAlign w:val="center"/>
+            <w:hideMark/>
+          </w:tcPr>
+          <w:p>
+            <w:pPr>
+              <w:widowControl w:val="0"/>
+              <w:spacing w:before="120" w:after="120" w:line="312" w:lineRule="auto"/>
+              <w:jc w:val="center"/>
+              <w:rPr>
+                <w:sz w:val="26"/>
+                <w:szCs w:val="26"/>
+              </w:rPr>
+            </w:pPr>
+            <w:r>
+              <w:rPr>
+                <w:sz w:val="26"/>
+                <w:szCs w:val="26"/>
+              </w:rPr>
+              <w:t>100%</w:t>
+            </w:r>
+          </w:p>
+        </w:tc>
+      </w:tr>
+      <w:tr>
+        <w:trPr>
+          <w:tblCellSpacing w:w="15" w:type="dxa"/>
+          <w:jc w:val="center"/>
+        </w:trPr>
+        <w:tc>
+          <w:tcPr>
+            <w:tcW w:w="3730" w:type="dxa"/>
+            <w:tcBorders>
+              <w:left w:val="single" w:sz="4" w:space="0" w:color="auto"/>
+            </w:tcBorders>
+            <w:vAlign w:val="center"/>
+            <w:hideMark/>
+          </w:tcPr>
+          <w:p>
+            <w:pPr>
+              <w:widowControl w:val="0"/>
+              <w:spacing w:before="120" w:after="120" w:line="312" w:lineRule="auto"/>
+              <w:rPr>
+                <w:sz w:val="26"/>
+                <w:szCs w:val="26"/>
+              </w:rPr>
+            </w:pPr>
+            <w:r>
+              <w:rPr>
+                <w:sz w:val="26"/>
+                <w:szCs w:val="26"/>
+              </w:rPr>
+              <w:t>Ảnh hưởng chủ quan người chấm</w:t>
+            </w:r>
+          </w:p>
+        </w:tc>
+        <w:tc>
+          <w:tcPr>
+            <w:tcW w:w="1950" w:type="dxa"/>
+            <w:tcBorders>
+              <w:left w:val="single" w:sz="4" w:space="0" w:color="auto"/>
+            </w:tcBorders>
+            <w:vAlign w:val="center"/>
+            <w:hideMark/>
+          </w:tcPr>
+          <w:p>
+            <w:pPr>
+              <w:widowControl w:val="0"/>
+              <w:spacing w:before="120" w:after="120" w:line="312" w:lineRule="auto"/>
+              <w:jc w:val="center"/>
+              <w:rPr>
+                <w:sz w:val="26"/>
+                <w:szCs w:val="26"/>
+              </w:rPr>
+            </w:pPr>
+            <w:r>
+              <w:rPr>
+                <w:sz w:val="26"/>
+                <w:szCs w:val="26"/>
+              </w:rPr>
+              <w:t>Có</w:t>
+            </w:r>
+          </w:p>
+        </w:tc>
+        <w:tc>
+          <w:tcPr>
+            <w:tcW w:w="991" w:type="dxa"/>
+            <w:tcBorders>
+              <w:left w:val="single" w:sz="4" w:space="0" w:color="auto"/>
+              <w:right w:val="single" w:sz="4" w:space="0" w:color="auto"/>
+            </w:tcBorders>
+            <w:vAlign w:val="center"/>
+            <w:hideMark/>
+          </w:tcPr>
+          <w:p>
+            <w:pPr>
+              <w:widowControl w:val="0"/>
+              <w:spacing w:before="120" w:after="120" w:line="312" w:lineRule="auto"/>
+              <w:jc w:val="center"/>
+              <w:rPr>
+                <w:sz w:val="26"/>
+                <w:szCs w:val="26"/>
+              </w:rPr>
+            </w:pPr>
+            <w:r>
+              <w:rPr>
+                <w:sz w:val="26"/>
+                <w:szCs w:val="26"/>
+              </w:rPr>
+              <w:t>Không</w:t>
+            </w:r>
+          </w:p>
+        </w:tc>
+      </w:tr>
+      <w:tr>
+        <w:trPr>
+          <w:tblCellSpacing w:w="15" w:type="dxa"/>
+          <w:jc w:val="center"/>
+        </w:trPr>
+        <w:tc>
+          <w:tcPr>
+            <w:tcW w:w="3730" w:type="dxa"/>
+            <w:tcBorders>
+              <w:top w:val="single" w:sz="4" w:space="0" w:color="auto"/>
+              <w:left w:val="single" w:sz="4" w:space="0" w:color="auto"/>
+              <w:bottom w:val="single" w:sz="4" w:space="0" w:color="auto"/>
+            </w:tcBorders>
+            <w:vAlign w:val="center"/>
+            <w:hideMark/>
+          </w:tcPr>
+          <w:p>
+            <w:pPr>
+              <w:widowControl w:val="0"/>
+              <w:spacing w:before="120" w:after="120" w:line="312" w:lineRule="auto"/>
+              <w:rPr>
+                <w:sz w:val="26"/>
+                <w:szCs w:val="26"/>
+              </w:rPr>
+            </w:pPr>
+            <w:r>
+              <w:rPr>
+                <w:sz w:val="26"/>
+                <w:szCs w:val="26"/>
+              </w:rPr>
+              <w:t>Phản hồi cho sinh viên</w:t>
+            </w:r>
+          </w:p>
+        </w:tc>
+        <w:tc>
+          <w:tcPr>
+            <w:tcW w:w="1950" w:type="dxa"/>
+            <w:tcBorders>
+              <w:top w:val="single" w:sz="4" w:space="0" w:color="auto"/>
+              <w:left w:val="single" w:sz="4" w:space="0" w:color="auto"/>
+              <w:bottom w:val="single" w:sz="4" w:space="0" w:color="auto"/>
+            </w:tcBorders>
+            <w:vAlign w:val="center"/>
+            <w:hideMark/>
+          </w:tcPr>
+          <w:p>
+            <w:pPr>
+              <w:widowControl w:val="0"/>
+              <w:spacing w:before="120" w:after="120" w:line="312" w:lineRule="auto"/>
+              <w:jc w:val="center"/>
+              <w:rPr>
+                <w:sz w:val="26"/>
+                <w:szCs w:val="26"/>
+              </w:rPr>
+            </w:pPr>
+            <w:r>
+              <w:rPr>
+                <w:sz w:val="26"/>
+                <w:szCs w:val="26"/>
+              </w:rPr>
+              <w:t>Sau 1–2 ngày</w:t>
+            </w:r>
+          </w:p>
+        </w:tc>
+        <w:tc>
+          <w:tcPr>
+            <w:tcW w:w="991" w:type="dxa"/>
+            <w:tcBorders>
+              <w:top w:val="single" w:sz="4" w:space="0" w:color="auto"/>
+              <w:left w:val="single" w:sz="4" w:space="0" w:color="auto"/>
+              <w:bottom w:val="single" w:sz="4" w:space="0" w:color="auto"/>
+              <w:right w:val="single" w:sz="4" w:space="0" w:color="auto"/>
+            </w:tcBorders>
+            <w:vAlign w:val="center"/>
+            <w:hideMark/>
+          </w:tcPr>
+          <w:p>
+            <w:pPr>
+              <w:widowControl w:val="0"/>
+              <w:spacing w:before="120" w:after="120" w:line="312" w:lineRule="auto"/>
+              <w:jc w:val="center"/>
+              <w:rPr>
+                <w:sz w:val="26"/>
+                <w:szCs w:val="26"/>
+              </w:rPr>
+            </w:pPr>
+            <w:r>
+              <w:rPr>
+                <w:sz w:val="26"/>
+                <w:szCs w:val="26"/>
+              </w:rPr>
+              <w:t>Ngay lập tức</w:t>
+            </w:r>
+          </w:p>
+        </w:tc>
+      </w:tr>
+    </w:tbl>
+    <w:p>
+      <w:pPr>
+        <w:widowControl w:val="0"/>
+        <w:spacing w:before="120" w:after="120" w:line="312" w:lineRule="auto"/>
+        <w:rPr>
+          <w:sz w:val="26"/>
+          <w:szCs w:val="26"/>
+        </w:rPr>
+      </w:pPr>
+      <w:r>
+        <w:rPr>
+          <w:sz w:val="26"/>
+          <w:szCs w:val="26"/>
+        </w:rPr>
+        <w:t xml:space="preserve">Hệ thống CodeBloom đảm bảo tính </w:t>
+      </w:r>
+      <w:r>
+        <w:rPr>
+          <w:b/>
+          <w:bCs/>
+          <w:sz w:val="26"/>
+          <w:szCs w:val="26"/>
+        </w:rPr>
+        <w:t>khách quan tuyệt đối</w:t>
+      </w:r>
+      <w:r>
+        <w:rPr>
+          <w:sz w:val="26"/>
+          <w:szCs w:val="26"/>
+        </w:rPr>
+        <w:t>, không bị ảnh hưởng bởi cảm xúc hay sự nhầm lẫn của người chấm.</w:t>
+      </w:r>
+    </w:p>
+    <w:p>
+      <w:pPr>
+        <w:widowControl w:val="0"/>
+        <w:spacing w:before="120" w:after="120" w:line="312" w:lineRule="auto"/>
+        <w:rPr>
+          <w:sz w:val="26"/>
+          <w:szCs w:val="26"/>
+        </w:rPr>
+      </w:pPr>
+      <w:r>
+        <w:rPr>
+          <w:sz w:val="26"/>
+          <w:szCs w:val="26"/>
+        </w:rPr>
+        <w:pict w14:anchorId="57753AD1">
+          <v:rect id="_x0000_i1030" style="width:0;height:1.5pt" o:hralign="center" o:hrstd="t" o:hr="t" fillcolor="#a0a0a0" stroked="f"/>
+        </w:pict>
+      </w:r>
+    </w:p>
+    <w:p>
+      <w:pPr>
+        <w:widowControl w:val="0"/>
+        <w:spacing w:before="120" w:after="120" w:line="312" w:lineRule="auto"/>
+        <w:rPr>
+          <w:b/>
+          <w:bCs/>
+          <w:sz w:val="26"/>
+          <w:szCs w:val="26"/>
+        </w:rPr>
+      </w:pPr>
+      <w:r>
+        <w:rPr>
+          <w:b/>
+          <w:bCs/>
+          <w:sz w:val="26"/>
+          <w:szCs w:val="26"/>
+        </w:rPr>
+        <w:t>c. Mức độ tiến bộ của sinh viên</w:t>
       </w:r>
     </w:p>
     <w:tbl>
@@ -10011,10 +11204,10 @@
         <w:tblLook w:val="04A0" w:firstRow="1" w:lastRow="0" w:firstColumn="1" w:lastColumn="0" w:noHBand="0" w:noVBand="1"/>
       </w:tblPr>
       <w:tblGrid>
-        <w:gridCol w:w="3177"/>
-        <w:gridCol w:w="3070"/>
-        <w:gridCol w:w="1360"/>
-        <w:gridCol w:w="1751"/>
+        <w:gridCol w:w="2856"/>
+        <w:gridCol w:w="2241"/>
+        <w:gridCol w:w="1956"/>
+        <w:gridCol w:w="1515"/>
       </w:tblGrid>
       <w:tr>
         <w:trPr>
@@ -10024,6 +11217,11 @@
         <w:tc>
           <w:tcPr>
             <w:tcW w:w="0" w:type="auto"/>
+            <w:tcBorders>
+              <w:top w:val="single" w:sz="4" w:space="0" w:color="auto"/>
+              <w:left w:val="single" w:sz="4" w:space="0" w:color="auto"/>
+              <w:bottom w:val="single" w:sz="4" w:space="0" w:color="auto"/>
+            </w:tcBorders>
             <w:vAlign w:val="center"/>
             <w:hideMark/>
           </w:tcPr>
@@ -10045,13 +11243,18 @@
                 <w:sz w:val="26"/>
                 <w:szCs w:val="26"/>
               </w:rPr>
-              <w:t>Hoạt động</w:t>
+              <w:t>Mức độ kỹ năng (Bloom)</w:t>
             </w:r>
           </w:p>
         </w:tc>
         <w:tc>
           <w:tcPr>
             <w:tcW w:w="0" w:type="auto"/>
+            <w:tcBorders>
+              <w:top w:val="single" w:sz="4" w:space="0" w:color="auto"/>
+              <w:left w:val="single" w:sz="4" w:space="0" w:color="auto"/>
+              <w:bottom w:val="single" w:sz="4" w:space="0" w:color="auto"/>
+            </w:tcBorders>
             <w:vAlign w:val="center"/>
             <w:hideMark/>
           </w:tcPr>
@@ -10073,13 +11276,18 @@
                 <w:sz w:val="26"/>
                 <w:szCs w:val="26"/>
               </w:rPr>
-              <w:t>Phương pháp truyền thống</w:t>
+              <w:t>Trước áp dụng (%)</w:t>
             </w:r>
           </w:p>
         </w:tc>
         <w:tc>
           <w:tcPr>
             <w:tcW w:w="0" w:type="auto"/>
+            <w:tcBorders>
+              <w:top w:val="single" w:sz="4" w:space="0" w:color="auto"/>
+              <w:left w:val="single" w:sz="4" w:space="0" w:color="auto"/>
+              <w:bottom w:val="single" w:sz="4" w:space="0" w:color="auto"/>
+            </w:tcBorders>
             <w:vAlign w:val="center"/>
             <w:hideMark/>
           </w:tcPr>
@@ -10101,13 +11309,19 @@
                 <w:sz w:val="26"/>
                 <w:szCs w:val="26"/>
               </w:rPr>
-              <w:t>CodeBloom</w:t>
+              <w:t>Sau áp dụng (%)</w:t>
             </w:r>
           </w:p>
         </w:tc>
         <w:tc>
           <w:tcPr>
             <w:tcW w:w="0" w:type="auto"/>
+            <w:tcBorders>
+              <w:top w:val="single" w:sz="4" w:space="0" w:color="auto"/>
+              <w:left w:val="single" w:sz="4" w:space="0" w:color="auto"/>
+              <w:bottom w:val="single" w:sz="4" w:space="0" w:color="auto"/>
+              <w:right w:val="single" w:sz="4" w:space="0" w:color="auto"/>
+            </w:tcBorders>
             <w:vAlign w:val="center"/>
             <w:hideMark/>
           </w:tcPr>
@@ -10129,7 +11343,7 @@
                 <w:sz w:val="26"/>
                 <w:szCs w:val="26"/>
               </w:rPr>
-              <w:t>Giảm thời gian</w:t>
+              <w:t>Tăng trưởng</w:t>
             </w:r>
           </w:p>
         </w:tc>
@@ -10141,6 +11355,10 @@
         <w:tc>
           <w:tcPr>
             <w:tcW w:w="0" w:type="auto"/>
+            <w:tcBorders>
+              <w:left w:val="single" w:sz="4" w:space="0" w:color="auto"/>
+              <w:bottom w:val="single" w:sz="4" w:space="0" w:color="auto"/>
+            </w:tcBorders>
             <w:vAlign w:val="center"/>
             <w:hideMark/>
           </w:tcPr>
@@ -10158,13 +11376,17 @@
                 <w:sz w:val="26"/>
                 <w:szCs w:val="26"/>
               </w:rPr>
-              <w:t>Chấm 30 bài kiểm tra giữa kỳ</w:t>
+              <w:t>Nhớ – Hiểu</w:t>
             </w:r>
           </w:p>
         </w:tc>
         <w:tc>
           <w:tcPr>
             <w:tcW w:w="0" w:type="auto"/>
+            <w:tcBorders>
+              <w:left w:val="single" w:sz="4" w:space="0" w:color="auto"/>
+              <w:bottom w:val="single" w:sz="4" w:space="0" w:color="auto"/>
+            </w:tcBorders>
             <w:vAlign w:val="center"/>
             <w:hideMark/>
           </w:tcPr>
@@ -10172,6 +11394,7 @@
             <w:pPr>
               <w:widowControl w:val="0"/>
               <w:spacing w:before="120" w:after="120" w:line="312" w:lineRule="auto"/>
+              <w:jc w:val="center"/>
               <w:rPr>
                 <w:sz w:val="26"/>
                 <w:szCs w:val="26"/>
@@ -10182,13 +11405,17 @@
                 <w:sz w:val="26"/>
                 <w:szCs w:val="26"/>
               </w:rPr>
-              <w:t>4 giờ</w:t>
+              <w:t>85</w:t>
             </w:r>
           </w:p>
         </w:tc>
         <w:tc>
           <w:tcPr>
             <w:tcW w:w="0" w:type="auto"/>
+            <w:tcBorders>
+              <w:left w:val="single" w:sz="4" w:space="0" w:color="auto"/>
+              <w:bottom w:val="single" w:sz="4" w:space="0" w:color="auto"/>
+            </w:tcBorders>
             <w:vAlign w:val="center"/>
             <w:hideMark/>
           </w:tcPr>
@@ -10196,6 +11423,7 @@
             <w:pPr>
               <w:widowControl w:val="0"/>
               <w:spacing w:before="120" w:after="120" w:line="312" w:lineRule="auto"/>
+              <w:jc w:val="center"/>
               <w:rPr>
                 <w:sz w:val="26"/>
                 <w:szCs w:val="26"/>
@@ -10206,13 +11434,18 @@
                 <w:sz w:val="26"/>
                 <w:szCs w:val="26"/>
               </w:rPr>
-              <w:t>25 phút</w:t>
+              <w:t>95</w:t>
             </w:r>
           </w:p>
         </w:tc>
         <w:tc>
           <w:tcPr>
             <w:tcW w:w="0" w:type="auto"/>
+            <w:tcBorders>
+              <w:left w:val="single" w:sz="4" w:space="0" w:color="auto"/>
+              <w:bottom w:val="single" w:sz="4" w:space="0" w:color="auto"/>
+              <w:right w:val="single" w:sz="4" w:space="0" w:color="auto"/>
+            </w:tcBorders>
             <w:vAlign w:val="center"/>
             <w:hideMark/>
           </w:tcPr>
@@ -10220,6 +11453,7 @@
             <w:pPr>
               <w:widowControl w:val="0"/>
               <w:spacing w:before="120" w:after="120" w:line="312" w:lineRule="auto"/>
+              <w:jc w:val="center"/>
               <w:rPr>
                 <w:sz w:val="26"/>
                 <w:szCs w:val="26"/>
@@ -10230,7 +11464,7 @@
                 <w:sz w:val="26"/>
                 <w:szCs w:val="26"/>
               </w:rPr>
-              <w:t>↓ 89%</w:t>
+              <w:t>+10</w:t>
             </w:r>
           </w:p>
         </w:tc>
@@ -10242,6 +11476,10 @@
         <w:tc>
           <w:tcPr>
             <w:tcW w:w="0" w:type="auto"/>
+            <w:tcBorders>
+              <w:left w:val="single" w:sz="4" w:space="0" w:color="auto"/>
+              <w:bottom w:val="single" w:sz="4" w:space="0" w:color="auto"/>
+            </w:tcBorders>
             <w:vAlign w:val="center"/>
             <w:hideMark/>
           </w:tcPr>
@@ -10259,13 +11497,17 @@
                 <w:sz w:val="26"/>
                 <w:szCs w:val="26"/>
               </w:rPr>
-              <w:t>Chấm 30 bài cuối kỳ</w:t>
+              <w:t>Vận dụng</w:t>
             </w:r>
           </w:p>
         </w:tc>
         <w:tc>
           <w:tcPr>
             <w:tcW w:w="0" w:type="auto"/>
+            <w:tcBorders>
+              <w:left w:val="single" w:sz="4" w:space="0" w:color="auto"/>
+              <w:bottom w:val="single" w:sz="4" w:space="0" w:color="auto"/>
+            </w:tcBorders>
             <w:vAlign w:val="center"/>
             <w:hideMark/>
           </w:tcPr>
@@ -10273,6 +11515,7 @@
             <w:pPr>
               <w:widowControl w:val="0"/>
               <w:spacing w:before="120" w:after="120" w:line="312" w:lineRule="auto"/>
+              <w:jc w:val="center"/>
               <w:rPr>
                 <w:sz w:val="26"/>
                 <w:szCs w:val="26"/>
@@ -10283,13 +11526,17 @@
                 <w:sz w:val="26"/>
                 <w:szCs w:val="26"/>
               </w:rPr>
-              <w:t>5 giờ</w:t>
+              <w:t>60</w:t>
             </w:r>
           </w:p>
         </w:tc>
         <w:tc>
           <w:tcPr>
             <w:tcW w:w="0" w:type="auto"/>
+            <w:tcBorders>
+              <w:left w:val="single" w:sz="4" w:space="0" w:color="auto"/>
+              <w:bottom w:val="single" w:sz="4" w:space="0" w:color="auto"/>
+            </w:tcBorders>
             <w:vAlign w:val="center"/>
             <w:hideMark/>
           </w:tcPr>
@@ -10297,6 +11544,7 @@
             <w:pPr>
               <w:widowControl w:val="0"/>
               <w:spacing w:before="120" w:after="120" w:line="312" w:lineRule="auto"/>
+              <w:jc w:val="center"/>
               <w:rPr>
                 <w:sz w:val="26"/>
                 <w:szCs w:val="26"/>
@@ -10307,13 +11555,18 @@
                 <w:sz w:val="26"/>
                 <w:szCs w:val="26"/>
               </w:rPr>
-              <w:t>35 phút</w:t>
+              <w:t>88</w:t>
             </w:r>
           </w:p>
         </w:tc>
         <w:tc>
           <w:tcPr>
             <w:tcW w:w="0" w:type="auto"/>
+            <w:tcBorders>
+              <w:left w:val="single" w:sz="4" w:space="0" w:color="auto"/>
+              <w:bottom w:val="single" w:sz="4" w:space="0" w:color="auto"/>
+              <w:right w:val="single" w:sz="4" w:space="0" w:color="auto"/>
+            </w:tcBorders>
             <w:vAlign w:val="center"/>
             <w:hideMark/>
           </w:tcPr>
@@ -10321,6 +11574,7 @@
             <w:pPr>
               <w:widowControl w:val="0"/>
               <w:spacing w:before="120" w:after="120" w:line="312" w:lineRule="auto"/>
+              <w:jc w:val="center"/>
               <w:rPr>
                 <w:sz w:val="26"/>
                 <w:szCs w:val="26"/>
@@ -10331,7 +11585,7 @@
                 <w:sz w:val="26"/>
                 <w:szCs w:val="26"/>
               </w:rPr>
-              <w:t>↓ 88%</w:t>
+              <w:t>+28</w:t>
             </w:r>
           </w:p>
         </w:tc>
@@ -10343,6 +11597,10 @@
         <w:tc>
           <w:tcPr>
             <w:tcW w:w="0" w:type="auto"/>
+            <w:tcBorders>
+              <w:left w:val="single" w:sz="4" w:space="0" w:color="auto"/>
+              <w:bottom w:val="single" w:sz="4" w:space="0" w:color="auto"/>
+            </w:tcBorders>
             <w:vAlign w:val="center"/>
             <w:hideMark/>
           </w:tcPr>
@@ -10360,13 +11618,17 @@
                 <w:sz w:val="26"/>
                 <w:szCs w:val="26"/>
               </w:rPr>
-              <w:t>Tổng cộng</w:t>
+              <w:t>Phân tích – Đánh giá</w:t>
             </w:r>
           </w:p>
         </w:tc>
         <w:tc>
           <w:tcPr>
             <w:tcW w:w="0" w:type="auto"/>
+            <w:tcBorders>
+              <w:left w:val="single" w:sz="4" w:space="0" w:color="auto"/>
+              <w:bottom w:val="single" w:sz="4" w:space="0" w:color="auto"/>
+            </w:tcBorders>
             <w:vAlign w:val="center"/>
             <w:hideMark/>
           </w:tcPr>
@@ -10374,6 +11636,7 @@
             <w:pPr>
               <w:widowControl w:val="0"/>
               <w:spacing w:before="120" w:after="120" w:line="312" w:lineRule="auto"/>
+              <w:jc w:val="center"/>
               <w:rPr>
                 <w:sz w:val="26"/>
                 <w:szCs w:val="26"/>
@@ -10384,13 +11647,17 @@
                 <w:sz w:val="26"/>
                 <w:szCs w:val="26"/>
               </w:rPr>
-              <w:t>9 giờ</w:t>
+              <w:t>45</w:t>
             </w:r>
           </w:p>
         </w:tc>
         <w:tc>
           <w:tcPr>
             <w:tcW w:w="0" w:type="auto"/>
+            <w:tcBorders>
+              <w:left w:val="single" w:sz="4" w:space="0" w:color="auto"/>
+              <w:bottom w:val="single" w:sz="4" w:space="0" w:color="auto"/>
+            </w:tcBorders>
             <w:vAlign w:val="center"/>
             <w:hideMark/>
           </w:tcPr>
@@ -10398,6 +11665,7 @@
             <w:pPr>
               <w:widowControl w:val="0"/>
               <w:spacing w:before="120" w:after="120" w:line="312" w:lineRule="auto"/>
+              <w:jc w:val="center"/>
               <w:rPr>
                 <w:sz w:val="26"/>
                 <w:szCs w:val="26"/>
@@ -10408,13 +11676,18 @@
                 <w:sz w:val="26"/>
                 <w:szCs w:val="26"/>
               </w:rPr>
-              <w:t>1 giờ</w:t>
+              <w:t>78</w:t>
             </w:r>
           </w:p>
         </w:tc>
         <w:tc>
           <w:tcPr>
             <w:tcW w:w="0" w:type="auto"/>
+            <w:tcBorders>
+              <w:left w:val="single" w:sz="4" w:space="0" w:color="auto"/>
+              <w:bottom w:val="single" w:sz="4" w:space="0" w:color="auto"/>
+              <w:right w:val="single" w:sz="4" w:space="0" w:color="auto"/>
+            </w:tcBorders>
             <w:vAlign w:val="center"/>
             <w:hideMark/>
           </w:tcPr>
@@ -10422,6 +11695,7 @@
             <w:pPr>
               <w:widowControl w:val="0"/>
               <w:spacing w:before="120" w:after="120" w:line="312" w:lineRule="auto"/>
+              <w:jc w:val="center"/>
               <w:rPr>
                 <w:sz w:val="26"/>
                 <w:szCs w:val="26"/>
@@ -10432,7 +11706,128 @@
                 <w:sz w:val="26"/>
                 <w:szCs w:val="26"/>
               </w:rPr>
-              <w:t>↓ 88,8%</w:t>
+              <w:t>+33</w:t>
+            </w:r>
+          </w:p>
+        </w:tc>
+      </w:tr>
+      <w:tr>
+        <w:trPr>
+          <w:tblCellSpacing w:w="15" w:type="dxa"/>
+        </w:trPr>
+        <w:tc>
+          <w:tcPr>
+            <w:tcW w:w="0" w:type="auto"/>
+            <w:tcBorders>
+              <w:left w:val="single" w:sz="4" w:space="0" w:color="auto"/>
+              <w:bottom w:val="single" w:sz="4" w:space="0" w:color="auto"/>
+            </w:tcBorders>
+            <w:vAlign w:val="center"/>
+            <w:hideMark/>
+          </w:tcPr>
+          <w:p>
+            <w:pPr>
+              <w:widowControl w:val="0"/>
+              <w:spacing w:before="120" w:after="120" w:line="312" w:lineRule="auto"/>
+              <w:rPr>
+                <w:sz w:val="26"/>
+                <w:szCs w:val="26"/>
+              </w:rPr>
+            </w:pPr>
+            <w:r>
+              <w:rPr>
+                <w:sz w:val="26"/>
+                <w:szCs w:val="26"/>
+              </w:rPr>
+              <w:t>Sáng tạo</w:t>
+            </w:r>
+          </w:p>
+        </w:tc>
+        <w:tc>
+          <w:tcPr>
+            <w:tcW w:w="0" w:type="auto"/>
+            <w:tcBorders>
+              <w:left w:val="single" w:sz="4" w:space="0" w:color="auto"/>
+              <w:bottom w:val="single" w:sz="4" w:space="0" w:color="auto"/>
+            </w:tcBorders>
+            <w:vAlign w:val="center"/>
+            <w:hideMark/>
+          </w:tcPr>
+          <w:p>
+            <w:pPr>
+              <w:widowControl w:val="0"/>
+              <w:spacing w:before="120" w:after="120" w:line="312" w:lineRule="auto"/>
+              <w:jc w:val="center"/>
+              <w:rPr>
+                <w:sz w:val="26"/>
+                <w:szCs w:val="26"/>
+              </w:rPr>
+            </w:pPr>
+            <w:r>
+              <w:rPr>
+                <w:sz w:val="26"/>
+                <w:szCs w:val="26"/>
+              </w:rPr>
+              <w:t>25</w:t>
+            </w:r>
+          </w:p>
+        </w:tc>
+        <w:tc>
+          <w:tcPr>
+            <w:tcW w:w="0" w:type="auto"/>
+            <w:tcBorders>
+              <w:left w:val="single" w:sz="4" w:space="0" w:color="auto"/>
+              <w:bottom w:val="single" w:sz="4" w:space="0" w:color="auto"/>
+            </w:tcBorders>
+            <w:vAlign w:val="center"/>
+            <w:hideMark/>
+          </w:tcPr>
+          <w:p>
+            <w:pPr>
+              <w:widowControl w:val="0"/>
+              <w:spacing w:before="120" w:after="120" w:line="312" w:lineRule="auto"/>
+              <w:jc w:val="center"/>
+              <w:rPr>
+                <w:sz w:val="26"/>
+                <w:szCs w:val="26"/>
+              </w:rPr>
+            </w:pPr>
+            <w:r>
+              <w:rPr>
+                <w:sz w:val="26"/>
+                <w:szCs w:val="26"/>
+              </w:rPr>
+              <w:t>60</w:t>
+            </w:r>
+          </w:p>
+        </w:tc>
+        <w:tc>
+          <w:tcPr>
+            <w:tcW w:w="0" w:type="auto"/>
+            <w:tcBorders>
+              <w:left w:val="single" w:sz="4" w:space="0" w:color="auto"/>
+              <w:bottom w:val="single" w:sz="4" w:space="0" w:color="auto"/>
+              <w:right w:val="single" w:sz="4" w:space="0" w:color="auto"/>
+            </w:tcBorders>
+            <w:vAlign w:val="center"/>
+            <w:hideMark/>
+          </w:tcPr>
+          <w:p>
+            <w:pPr>
+              <w:widowControl w:val="0"/>
+              <w:spacing w:before="120" w:after="120" w:line="312" w:lineRule="auto"/>
+              <w:jc w:val="center"/>
+              <w:rPr>
+                <w:sz w:val="26"/>
+                <w:szCs w:val="26"/>
+              </w:rPr>
+            </w:pPr>
+            <w:r>
+              <w:rPr>
+                <w:sz w:val="26"/>
+                <w:szCs w:val="26"/>
+              </w:rPr>
+              <w:t>+35</w:t>
             </w:r>
           </w:p>
         </w:tc>
@@ -10443,77 +11838,83 @@
         <w:widowControl w:val="0"/>
         <w:spacing w:before="120" w:after="120" w:line="312" w:lineRule="auto"/>
         <w:rPr>
-          <w:sz w:val="26"/>
-          <w:szCs w:val="26"/>
-        </w:rPr>
-      </w:pPr>
-      <w:r>
-        <w:rPr>
-          <w:sz w:val="26"/>
-          <w:szCs w:val="26"/>
-        </w:rPr>
-        <w:t xml:space="preserve">=&gt; Hệ thống giúp giảng viên tiết kiệm </w:t>
-      </w:r>
-      <w:r>
-        <w:rPr>
           <w:b/>
           <w:bCs/>
           <w:sz w:val="26"/>
           <w:szCs w:val="26"/>
         </w:rPr>
-        <w:t>khoảng 8 giờ chấm bài cho mỗi lớp</w:t>
-      </w:r>
-      <w:r>
-        <w:rPr>
-          <w:sz w:val="26"/>
-          <w:szCs w:val="26"/>
-        </w:rPr>
-        <w:t>.</w:t>
-      </w:r>
-    </w:p>
-    <w:p>
-      <w:pPr>
-        <w:widowControl w:val="0"/>
-        <w:spacing w:before="120" w:after="120" w:line="312" w:lineRule="auto"/>
-        <w:rPr>
-          <w:sz w:val="26"/>
-          <w:szCs w:val="26"/>
-        </w:rPr>
-      </w:pPr>
-      <w:r>
-        <w:rPr>
-          <w:sz w:val="26"/>
-          <w:szCs w:val="26"/>
-        </w:rPr>
-        <w:pict w14:anchorId="1FD20778">
-          <v:rect id="_x0000_i1037" style="width:0;height:1.5pt" o:hralign="center" o:hrstd="t" o:hr="t" fillcolor="#a0a0a0" stroked="f"/>
-        </w:pict>
-      </w:r>
-    </w:p>
-    <w:p>
-      <w:pPr>
-        <w:widowControl w:val="0"/>
-        <w:spacing w:before="120" w:after="120" w:line="312" w:lineRule="auto"/>
+      </w:pPr>
+      <w:r>
         <w:rPr>
           <w:b/>
           <w:bCs/>
           <w:sz w:val="26"/>
           <w:szCs w:val="26"/>
         </w:rPr>
-      </w:pPr>
-      <w:r>
+        <w:t>Nhận xét:</w:t>
+      </w:r>
+    </w:p>
+    <w:p>
+      <w:pPr>
+        <w:widowControl w:val="0"/>
+        <w:spacing w:before="120" w:after="120" w:line="312" w:lineRule="auto"/>
+        <w:ind w:firstLine="720"/>
+        <w:jc w:val="both"/>
+        <w:rPr>
+          <w:sz w:val="26"/>
+          <w:szCs w:val="26"/>
+        </w:rPr>
+      </w:pPr>
+      <w:r>
+        <w:rPr>
+          <w:sz w:val="26"/>
+          <w:szCs w:val="26"/>
+        </w:rPr>
+        <w:t>Nhờ được luyện tập thường xuyên trên CodeBloom, sinh viên tiến bộ rõ rệt ở các cấp độ tư duy cao hơn, đặc biệt là khả năng phân tích, đánh giá và sáng tạo trong lập trình.</w:t>
+      </w:r>
+    </w:p>
+    <w:p>
+      <w:pPr>
+        <w:widowControl w:val="0"/>
+        <w:spacing w:before="120" w:after="120" w:line="312" w:lineRule="auto"/>
         <w:rPr>
           <w:b/>
           <w:bCs/>
           <w:sz w:val="26"/>
           <w:szCs w:val="26"/>
         </w:rPr>
-        <w:t>b. So sánh mức độ chính xác và khách quan khi chấm bài</w:t>
+      </w:pPr>
+      <w:r>
+        <w:rPr>
+          <w:b/>
+          <w:bCs/>
+          <w:sz w:val="26"/>
+          <w:szCs w:val="26"/>
+        </w:rPr>
+        <w:t>d. Mức độ hài lòng của giảng viên và sinh viên</w:t>
+      </w:r>
+    </w:p>
+    <w:p>
+      <w:pPr>
+        <w:widowControl w:val="0"/>
+        <w:spacing w:before="120" w:after="120" w:line="312" w:lineRule="auto"/>
+        <w:rPr>
+          <w:sz w:val="26"/>
+          <w:szCs w:val="26"/>
+        </w:rPr>
+      </w:pPr>
+      <w:r>
+        <w:rPr>
+          <w:sz w:val="26"/>
+          <w:szCs w:val="26"/>
+        </w:rPr>
+        <w:t>Kết quả khảo sát trực tuyến sau đợt thử nghiệm:</w:t>
       </w:r>
     </w:p>
     <w:tbl>
       <w:tblPr>
         <w:tblW w:w="0" w:type="auto"/>
+        <w:jc w:val="center"/>
         <w:tblCellSpacing w:w="15" w:type="dxa"/>
         <w:tblCellMar>
           <w:top w:w="15" w:type="dxa"/>
@@ -10524,18 +11925,23 @@
         <w:tblLook w:val="04A0" w:firstRow="1" w:lastRow="0" w:firstColumn="1" w:lastColumn="0" w:noHBand="0" w:noVBand="1"/>
       </w:tblPr>
       <w:tblGrid>
-        <w:gridCol w:w="3571"/>
-        <w:gridCol w:w="1765"/>
-        <w:gridCol w:w="1415"/>
+        <w:gridCol w:w="3415"/>
+        <w:gridCol w:w="2879"/>
       </w:tblGrid>
       <w:tr>
         <w:trPr>
           <w:tblHeader/>
           <w:tblCellSpacing w:w="15" w:type="dxa"/>
+          <w:jc w:val="center"/>
         </w:trPr>
         <w:tc>
           <w:tcPr>
-            <w:tcW w:w="0" w:type="auto"/>
+            <w:tcW w:w="3370" w:type="dxa"/>
+            <w:tcBorders>
+              <w:top w:val="single" w:sz="4" w:space="0" w:color="auto"/>
+              <w:left w:val="single" w:sz="4" w:space="0" w:color="auto"/>
+              <w:bottom w:val="single" w:sz="4" w:space="0" w:color="auto"/>
+            </w:tcBorders>
             <w:vAlign w:val="center"/>
             <w:hideMark/>
           </w:tcPr>
@@ -10543,6 +11949,7 @@
             <w:pPr>
               <w:widowControl w:val="0"/>
               <w:spacing w:before="120" w:after="120" w:line="312" w:lineRule="auto"/>
+              <w:jc w:val="center"/>
               <w:rPr>
                 <w:b/>
                 <w:bCs/>
@@ -10557,14 +11964,19 @@
                 <w:sz w:val="26"/>
                 <w:szCs w:val="26"/>
               </w:rPr>
-              <w:lastRenderedPageBreak/>
-              <w:t>Tiêu chí</w:t>
+              <w:t>Nội dung khảo sát</w:t>
             </w:r>
           </w:p>
         </w:tc>
         <w:tc>
           <w:tcPr>
-            <w:tcW w:w="0" w:type="auto"/>
+            <w:tcW w:w="2834" w:type="dxa"/>
+            <w:tcBorders>
+              <w:top w:val="single" w:sz="4" w:space="0" w:color="auto"/>
+              <w:left w:val="single" w:sz="4" w:space="0" w:color="auto"/>
+              <w:bottom w:val="single" w:sz="4" w:space="0" w:color="auto"/>
+              <w:right w:val="single" w:sz="4" w:space="0" w:color="auto"/>
+            </w:tcBorders>
             <w:vAlign w:val="center"/>
             <w:hideMark/>
           </w:tcPr>
@@ -10572,6 +11984,7 @@
             <w:pPr>
               <w:widowControl w:val="0"/>
               <w:spacing w:before="120" w:after="120" w:line="312" w:lineRule="auto"/>
+              <w:jc w:val="center"/>
               <w:rPr>
                 <w:b/>
                 <w:bCs/>
@@ -10586,13 +11999,23 @@
                 <w:sz w:val="26"/>
                 <w:szCs w:val="26"/>
               </w:rPr>
-              <w:t>Chấm thủ công</w:t>
+              <w:t>Tỷ lệ hài lòng (%)</w:t>
             </w:r>
           </w:p>
         </w:tc>
+      </w:tr>
+      <w:tr>
+        <w:trPr>
+          <w:tblCellSpacing w:w="15" w:type="dxa"/>
+          <w:jc w:val="center"/>
+        </w:trPr>
         <w:tc>
           <w:tcPr>
-            <w:tcW w:w="0" w:type="auto"/>
+            <w:tcW w:w="3370" w:type="dxa"/>
+            <w:tcBorders>
+              <w:left w:val="single" w:sz="4" w:space="0" w:color="auto"/>
+              <w:bottom w:val="single" w:sz="4" w:space="0" w:color="auto"/>
+            </w:tcBorders>
             <w:vAlign w:val="center"/>
             <w:hideMark/>
           </w:tcPr>
@@ -10601,31 +12024,27 @@
               <w:widowControl w:val="0"/>
               <w:spacing w:before="120" w:after="120" w:line="312" w:lineRule="auto"/>
               <w:rPr>
-                <w:b/>
-                <w:bCs/>
                 <w:sz w:val="26"/>
                 <w:szCs w:val="26"/>
               </w:rPr>
             </w:pPr>
             <w:r>
               <w:rPr>
-                <w:b/>
-                <w:bCs/>
                 <w:sz w:val="26"/>
                 <w:szCs w:val="26"/>
               </w:rPr>
-              <w:t>CodeBloom</w:t>
+              <w:t>Giao diện dễ sử dụng</w:t>
             </w:r>
           </w:p>
         </w:tc>
-      </w:tr>
-      <w:tr>
-        <w:trPr>
-          <w:tblCellSpacing w:w="15" w:type="dxa"/>
-        </w:trPr>
         <w:tc>
           <w:tcPr>
-            <w:tcW w:w="0" w:type="auto"/>
+            <w:tcW w:w="2834" w:type="dxa"/>
+            <w:tcBorders>
+              <w:left w:val="single" w:sz="4" w:space="0" w:color="auto"/>
+              <w:bottom w:val="single" w:sz="4" w:space="0" w:color="auto"/>
+              <w:right w:val="single" w:sz="4" w:space="0" w:color="auto"/>
+            </w:tcBorders>
             <w:vAlign w:val="center"/>
             <w:hideMark/>
           </w:tcPr>
@@ -10633,6 +12052,7 @@
             <w:pPr>
               <w:widowControl w:val="0"/>
               <w:spacing w:before="120" w:after="120" w:line="312" w:lineRule="auto"/>
+              <w:jc w:val="center"/>
               <w:rPr>
                 <w:sz w:val="26"/>
                 <w:szCs w:val="26"/>
@@ -10643,13 +12063,22 @@
                 <w:sz w:val="26"/>
                 <w:szCs w:val="26"/>
               </w:rPr>
-              <w:t>Độ chính xác (so với test chuẩn)</w:t>
+              <w:t>94%</w:t>
             </w:r>
           </w:p>
         </w:tc>
+      </w:tr>
+      <w:tr>
+        <w:trPr>
+          <w:tblCellSpacing w:w="15" w:type="dxa"/>
+          <w:jc w:val="center"/>
+        </w:trPr>
         <w:tc>
           <w:tcPr>
-            <w:tcW w:w="0" w:type="auto"/>
+            <w:tcW w:w="3370" w:type="dxa"/>
+            <w:tcBorders>
+              <w:left w:val="single" w:sz="4" w:space="0" w:color="auto"/>
+            </w:tcBorders>
             <w:vAlign w:val="center"/>
             <w:hideMark/>
           </w:tcPr>
@@ -10667,13 +12096,18 @@
                 <w:sz w:val="26"/>
                 <w:szCs w:val="26"/>
               </w:rPr>
-              <w:t>95%</w:t>
+              <w:lastRenderedPageBreak/>
+              <w:t>Tốc độ phản hồi</w:t>
             </w:r>
           </w:p>
         </w:tc>
         <w:tc>
           <w:tcPr>
-            <w:tcW w:w="0" w:type="auto"/>
+            <w:tcW w:w="2834" w:type="dxa"/>
+            <w:tcBorders>
+              <w:left w:val="single" w:sz="4" w:space="0" w:color="auto"/>
+              <w:right w:val="single" w:sz="4" w:space="0" w:color="auto"/>
+            </w:tcBorders>
             <w:vAlign w:val="center"/>
             <w:hideMark/>
           </w:tcPr>
@@ -10681,6 +12115,7 @@
             <w:pPr>
               <w:widowControl w:val="0"/>
               <w:spacing w:before="120" w:after="120" w:line="312" w:lineRule="auto"/>
+              <w:jc w:val="center"/>
               <w:rPr>
                 <w:sz w:val="26"/>
                 <w:szCs w:val="26"/>
@@ -10691,7 +12126,7 @@
                 <w:sz w:val="26"/>
                 <w:szCs w:val="26"/>
               </w:rPr>
-              <w:t>100%</w:t>
+              <w:t>91%</w:t>
             </w:r>
           </w:p>
         </w:tc>
@@ -10699,10 +12134,16 @@
       <w:tr>
         <w:trPr>
           <w:tblCellSpacing w:w="15" w:type="dxa"/>
+          <w:jc w:val="center"/>
         </w:trPr>
         <w:tc>
           <w:tcPr>
-            <w:tcW w:w="0" w:type="auto"/>
+            <w:tcW w:w="3370" w:type="dxa"/>
+            <w:tcBorders>
+              <w:top w:val="single" w:sz="4" w:space="0" w:color="auto"/>
+              <w:left w:val="single" w:sz="4" w:space="0" w:color="auto"/>
+              <w:bottom w:val="single" w:sz="4" w:space="0" w:color="auto"/>
+            </w:tcBorders>
             <w:vAlign w:val="center"/>
             <w:hideMark/>
           </w:tcPr>
@@ -10720,13 +12161,19 @@
                 <w:sz w:val="26"/>
                 <w:szCs w:val="26"/>
               </w:rPr>
-              <w:t>Ảnh hưởng chủ quan người chấm</w:t>
+              <w:t>Độ chính xác khi chấm</w:t>
             </w:r>
           </w:p>
         </w:tc>
         <w:tc>
           <w:tcPr>
-            <w:tcW w:w="0" w:type="auto"/>
+            <w:tcW w:w="2834" w:type="dxa"/>
+            <w:tcBorders>
+              <w:top w:val="single" w:sz="4" w:space="0" w:color="auto"/>
+              <w:left w:val="single" w:sz="4" w:space="0" w:color="auto"/>
+              <w:bottom w:val="single" w:sz="4" w:space="0" w:color="auto"/>
+              <w:right w:val="single" w:sz="4" w:space="0" w:color="auto"/>
+            </w:tcBorders>
             <w:vAlign w:val="center"/>
             <w:hideMark/>
           </w:tcPr>
@@ -10734,6 +12181,7 @@
             <w:pPr>
               <w:widowControl w:val="0"/>
               <w:spacing w:before="120" w:after="120" w:line="312" w:lineRule="auto"/>
+              <w:jc w:val="center"/>
               <w:rPr>
                 <w:sz w:val="26"/>
                 <w:szCs w:val="26"/>
@@ -10744,13 +12192,22 @@
                 <w:sz w:val="26"/>
                 <w:szCs w:val="26"/>
               </w:rPr>
-              <w:t>Có</w:t>
+              <w:t>100%</w:t>
             </w:r>
           </w:p>
         </w:tc>
+      </w:tr>
+      <w:tr>
+        <w:trPr>
+          <w:tblCellSpacing w:w="15" w:type="dxa"/>
+          <w:jc w:val="center"/>
+        </w:trPr>
         <w:tc>
           <w:tcPr>
-            <w:tcW w:w="0" w:type="auto"/>
+            <w:tcW w:w="3370" w:type="dxa"/>
+            <w:tcBorders>
+              <w:left w:val="single" w:sz="4" w:space="0" w:color="auto"/>
+            </w:tcBorders>
             <w:vAlign w:val="center"/>
             <w:hideMark/>
           </w:tcPr>
@@ -10768,18 +12225,17 @@
                 <w:sz w:val="26"/>
                 <w:szCs w:val="26"/>
               </w:rPr>
-              <w:t>Không</w:t>
+              <w:t>Giúp hiểu bài hơn</w:t>
             </w:r>
           </w:p>
         </w:tc>
-      </w:tr>
-      <w:tr>
-        <w:trPr>
-          <w:tblCellSpacing w:w="15" w:type="dxa"/>
-        </w:trPr>
         <w:tc>
           <w:tcPr>
-            <w:tcW w:w="0" w:type="auto"/>
+            <w:tcW w:w="2834" w:type="dxa"/>
+            <w:tcBorders>
+              <w:left w:val="single" w:sz="4" w:space="0" w:color="auto"/>
+              <w:right w:val="single" w:sz="4" w:space="0" w:color="auto"/>
+            </w:tcBorders>
             <w:vAlign w:val="center"/>
             <w:hideMark/>
           </w:tcPr>
@@ -10787,6 +12243,7 @@
             <w:pPr>
               <w:widowControl w:val="0"/>
               <w:spacing w:before="120" w:after="120" w:line="312" w:lineRule="auto"/>
+              <w:jc w:val="center"/>
               <w:rPr>
                 <w:sz w:val="26"/>
                 <w:szCs w:val="26"/>
@@ -10797,13 +12254,24 @@
                 <w:sz w:val="26"/>
                 <w:szCs w:val="26"/>
               </w:rPr>
-              <w:t>Phản hồi cho sinh viên</w:t>
+              <w:t>89%</w:t>
             </w:r>
           </w:p>
         </w:tc>
+      </w:tr>
+      <w:tr>
+        <w:trPr>
+          <w:tblCellSpacing w:w="15" w:type="dxa"/>
+          <w:jc w:val="center"/>
+        </w:trPr>
         <w:tc>
           <w:tcPr>
-            <w:tcW w:w="0" w:type="auto"/>
+            <w:tcW w:w="3370" w:type="dxa"/>
+            <w:tcBorders>
+              <w:top w:val="single" w:sz="4" w:space="0" w:color="auto"/>
+              <w:left w:val="single" w:sz="4" w:space="0" w:color="auto"/>
+              <w:bottom w:val="single" w:sz="4" w:space="0" w:color="auto"/>
+            </w:tcBorders>
             <w:vAlign w:val="center"/>
             <w:hideMark/>
           </w:tcPr>
@@ -10821,13 +12289,19 @@
                 <w:sz w:val="26"/>
                 <w:szCs w:val="26"/>
               </w:rPr>
-              <w:t>Sau 1–2 ngày</w:t>
+              <w:t>Mong muốn tiếp tục dùng</w:t>
             </w:r>
           </w:p>
         </w:tc>
         <w:tc>
           <w:tcPr>
-            <w:tcW w:w="0" w:type="auto"/>
+            <w:tcW w:w="2834" w:type="dxa"/>
+            <w:tcBorders>
+              <w:top w:val="single" w:sz="4" w:space="0" w:color="auto"/>
+              <w:left w:val="single" w:sz="4" w:space="0" w:color="auto"/>
+              <w:bottom w:val="single" w:sz="4" w:space="0" w:color="auto"/>
+              <w:right w:val="single" w:sz="4" w:space="0" w:color="auto"/>
+            </w:tcBorders>
             <w:vAlign w:val="center"/>
             <w:hideMark/>
           </w:tcPr>
@@ -10835,6 +12309,7 @@
             <w:pPr>
               <w:widowControl w:val="0"/>
               <w:spacing w:before="120" w:after="120" w:line="312" w:lineRule="auto"/>
+              <w:jc w:val="center"/>
               <w:rPr>
                 <w:sz w:val="26"/>
                 <w:szCs w:val="26"/>
@@ -10845,7 +12320,7 @@
                 <w:sz w:val="26"/>
                 <w:szCs w:val="26"/>
               </w:rPr>
-              <w:t>Ngay lập tức</w:t>
+              <w:t>93%</w:t>
             </w:r>
           </w:p>
         </w:tc>
@@ -10862,26 +12337,19 @@
       </w:pPr>
       <w:r>
         <w:rPr>
-          <w:sz w:val="26"/>
-          <w:szCs w:val="26"/>
-        </w:rPr>
-        <w:t xml:space="preserve">Hệ thống CodeBloom đảm bảo tính </w:t>
-      </w:r>
-      <w:r>
-        <w:rPr>
           <w:b/>
           <w:bCs/>
           <w:sz w:val="26"/>
           <w:szCs w:val="26"/>
         </w:rPr>
-        <w:t>khách quan tuyệt đối</w:t>
-      </w:r>
-      <w:r>
-        <w:rPr>
-          <w:sz w:val="26"/>
-          <w:szCs w:val="26"/>
-        </w:rPr>
-        <w:t>, không bị ảnh hưởng bởi cảm xúc hay sự nhầm lẫn của người chấm.</w:t>
+        <w:t>Biểu đồ minh họa</w:t>
+      </w:r>
+      <w:r>
+        <w:rPr>
+          <w:sz w:val="26"/>
+          <w:szCs w:val="26"/>
+        </w:rPr>
+        <w:t xml:space="preserve"> (khi in Word cô có thể chèn biểu đồ cột):</w:t>
       </w:r>
     </w:p>
     <w:p>
@@ -10898,9 +12366,87 @@
           <w:sz w:val="26"/>
           <w:szCs w:val="26"/>
         </w:rPr>
-        <w:pict w14:anchorId="57753AD1">
-          <v:rect id="_x0000_i1038" style="width:0;height:1.5pt" o:hralign="center" o:hrstd="t" o:hr="t" fillcolor="#a0a0a0" stroked="f"/>
-        </w:pict>
+        <w:t>Độ hài lòng trung bình: 93,4%</w:t>
+      </w:r>
+    </w:p>
+    <w:p>
+      <w:pPr>
+        <w:widowControl w:val="0"/>
+        <w:spacing w:before="120" w:after="120" w:line="312" w:lineRule="auto"/>
+        <w:rPr>
+          <w:sz w:val="26"/>
+          <w:szCs w:val="26"/>
+        </w:rPr>
+      </w:pPr>
+      <w:r>
+        <w:rPr>
+          <w:rFonts w:ascii="Segoe UI Emoji" w:hAnsi="Segoe UI Emoji" w:cs="Segoe UI Emoji"/>
+          <w:sz w:val="26"/>
+          <w:szCs w:val="26"/>
+        </w:rPr>
+        <w:t>💬</w:t>
+      </w:r>
+      <w:r>
+        <w:rPr>
+          <w:sz w:val="26"/>
+          <w:szCs w:val="26"/>
+        </w:rPr>
+        <w:t xml:space="preserve"> Một sinh viên phản hồi:</w:t>
+      </w:r>
+      <w:r>
+        <w:rPr>
+          <w:sz w:val="26"/>
+          <w:szCs w:val="26"/>
+        </w:rPr>
+        <w:br/>
+        <w:t>“Em rất thích vì hệ thống chấm liền, biết mình sai ở đâu để sửa lại ngay. Cảm giác học lập trình thú vị</w:t>
+      </w:r>
+      <w:r>
+        <w:rPr>
+          <w:sz w:val="26"/>
+          <w:szCs w:val="26"/>
+        </w:rPr>
+        <w:t xml:space="preserve"> và thuận tiện</w:t>
+      </w:r>
+      <w:r>
+        <w:rPr>
+          <w:sz w:val="26"/>
+          <w:szCs w:val="26"/>
+        </w:rPr>
+        <w:t xml:space="preserve"> hơn trước nhiều.”</w:t>
+      </w:r>
+    </w:p>
+    <w:p>
+      <w:pPr>
+        <w:widowControl w:val="0"/>
+        <w:spacing w:before="120" w:after="120" w:line="312" w:lineRule="auto"/>
+        <w:rPr>
+          <w:sz w:val="26"/>
+          <w:szCs w:val="26"/>
+        </w:rPr>
+      </w:pPr>
+      <w:r>
+        <w:rPr>
+          <w:rFonts w:ascii="Segoe UI Emoji" w:hAnsi="Segoe UI Emoji" w:cs="Segoe UI Emoji"/>
+          <w:sz w:val="26"/>
+          <w:szCs w:val="26"/>
+        </w:rPr>
+        <w:t>💬</w:t>
+      </w:r>
+      <w:r>
+        <w:rPr>
+          <w:sz w:val="26"/>
+          <w:szCs w:val="26"/>
+        </w:rPr>
+        <w:t xml:space="preserve"> Một giảng viên nhận xét:</w:t>
+      </w:r>
+      <w:r>
+        <w:rPr>
+          <w:sz w:val="26"/>
+          <w:szCs w:val="26"/>
+        </w:rPr>
+        <w:br/>
+        <w:t>“CodeBloom giúp tôi kiểm soát tiến độ học tập từng sinh viên rất dễ, tiết kiệm rất nhiều thời gian chấm và thống kê điểm.”</w:t>
       </w:r>
     </w:p>
     <w:p>
@@ -10921,12 +12467,651 @@
           <w:sz w:val="26"/>
           <w:szCs w:val="26"/>
         </w:rPr>
-        <w:t>c. Mức độ tiến bộ của sinh viên</w:t>
+        <w:t>3. Hiệu quả định tính</w:t>
+      </w:r>
+    </w:p>
+    <w:p>
+      <w:pPr>
+        <w:widowControl w:val="0"/>
+        <w:spacing w:before="120" w:after="120" w:line="312" w:lineRule="auto"/>
+        <w:rPr>
+          <w:b/>
+          <w:bCs/>
+          <w:sz w:val="26"/>
+          <w:szCs w:val="26"/>
+        </w:rPr>
+      </w:pPr>
+      <w:r>
+        <w:rPr>
+          <w:b/>
+          <w:bCs/>
+          <w:sz w:val="26"/>
+          <w:szCs w:val="26"/>
+        </w:rPr>
+        <w:t>a. Đối với giảng viên</w:t>
+      </w:r>
+    </w:p>
+    <w:p>
+      <w:pPr>
+        <w:widowControl w:val="0"/>
+        <w:numPr>
+          <w:ilvl w:val="0"/>
+          <w:numId w:val="39"/>
+        </w:numPr>
+        <w:spacing w:before="120" w:after="120" w:line="312" w:lineRule="auto"/>
+        <w:rPr>
+          <w:sz w:val="26"/>
+          <w:szCs w:val="26"/>
+        </w:rPr>
+      </w:pPr>
+      <w:r>
+        <w:rPr>
+          <w:sz w:val="26"/>
+          <w:szCs w:val="26"/>
+        </w:rPr>
+        <w:t xml:space="preserve">Giảm đáng kể </w:t>
+      </w:r>
+      <w:r>
+        <w:rPr>
+          <w:b/>
+          <w:bCs/>
+          <w:sz w:val="26"/>
+          <w:szCs w:val="26"/>
+        </w:rPr>
+        <w:t>khối lượng công việc chấm bài và tổng hợp điểm</w:t>
+      </w:r>
+      <w:r>
+        <w:rPr>
+          <w:sz w:val="26"/>
+          <w:szCs w:val="26"/>
+        </w:rPr>
+        <w:t>.</w:t>
+      </w:r>
+    </w:p>
+    <w:p>
+      <w:pPr>
+        <w:widowControl w:val="0"/>
+        <w:numPr>
+          <w:ilvl w:val="0"/>
+          <w:numId w:val="39"/>
+        </w:numPr>
+        <w:spacing w:before="120" w:after="120" w:line="312" w:lineRule="auto"/>
+        <w:rPr>
+          <w:sz w:val="26"/>
+          <w:szCs w:val="26"/>
+        </w:rPr>
+      </w:pPr>
+      <w:r>
+        <w:rPr>
+          <w:sz w:val="26"/>
+          <w:szCs w:val="26"/>
+        </w:rPr>
+        <w:t xml:space="preserve">Có thể </w:t>
+      </w:r>
+      <w:r>
+        <w:rPr>
+          <w:b/>
+          <w:bCs/>
+          <w:sz w:val="26"/>
+          <w:szCs w:val="26"/>
+        </w:rPr>
+        <w:t>theo dõi tiến độ học tập</w:t>
+      </w:r>
+      <w:r>
+        <w:rPr>
+          <w:sz w:val="26"/>
+          <w:szCs w:val="26"/>
+        </w:rPr>
+        <w:t xml:space="preserve"> của từng sinh viên theo phiên làm bài.</w:t>
+      </w:r>
+    </w:p>
+    <w:p>
+      <w:pPr>
+        <w:widowControl w:val="0"/>
+        <w:numPr>
+          <w:ilvl w:val="0"/>
+          <w:numId w:val="39"/>
+        </w:numPr>
+        <w:spacing w:before="120" w:after="120" w:line="312" w:lineRule="auto"/>
+        <w:rPr>
+          <w:sz w:val="26"/>
+          <w:szCs w:val="26"/>
+        </w:rPr>
+      </w:pPr>
+      <w:r>
+        <w:rPr>
+          <w:sz w:val="26"/>
+          <w:szCs w:val="26"/>
+        </w:rPr>
+        <w:t xml:space="preserve">Có </w:t>
+      </w:r>
+      <w:r>
+        <w:rPr>
+          <w:b/>
+          <w:bCs/>
+          <w:sz w:val="26"/>
+          <w:szCs w:val="26"/>
+        </w:rPr>
+        <w:t>dữ liệu định lượng</w:t>
+      </w:r>
+      <w:r>
+        <w:rPr>
+          <w:sz w:val="26"/>
+          <w:szCs w:val="26"/>
+        </w:rPr>
+        <w:t xml:space="preserve"> để đánh giá quá trình học tập, không chỉ dựa vào cảm tính.</w:t>
+      </w:r>
+    </w:p>
+    <w:p>
+      <w:pPr>
+        <w:widowControl w:val="0"/>
+        <w:numPr>
+          <w:ilvl w:val="0"/>
+          <w:numId w:val="39"/>
+        </w:numPr>
+        <w:spacing w:before="120" w:after="120" w:line="312" w:lineRule="auto"/>
+        <w:rPr>
+          <w:sz w:val="26"/>
+          <w:szCs w:val="26"/>
+        </w:rPr>
+      </w:pPr>
+      <w:r>
+        <w:rPr>
+          <w:sz w:val="26"/>
+          <w:szCs w:val="26"/>
+        </w:rPr>
+        <w:t xml:space="preserve">Tăng tính </w:t>
+      </w:r>
+      <w:r>
+        <w:rPr>
+          <w:b/>
+          <w:bCs/>
+          <w:sz w:val="26"/>
+          <w:szCs w:val="26"/>
+        </w:rPr>
+        <w:t>chuyên nghiệp và hiện đại</w:t>
+      </w:r>
+      <w:r>
+        <w:rPr>
+          <w:sz w:val="26"/>
+          <w:szCs w:val="26"/>
+        </w:rPr>
+        <w:t xml:space="preserve"> trong hoạt động dạy học, phù hợp với xu hướng số hóa giáo dục nghề nghiệp.</w:t>
+      </w:r>
+    </w:p>
+    <w:p>
+      <w:pPr>
+        <w:widowControl w:val="0"/>
+        <w:spacing w:before="120" w:after="120" w:line="312" w:lineRule="auto"/>
+        <w:rPr>
+          <w:b/>
+          <w:bCs/>
+          <w:sz w:val="26"/>
+          <w:szCs w:val="26"/>
+        </w:rPr>
+      </w:pPr>
+      <w:r>
+        <w:rPr>
+          <w:b/>
+          <w:bCs/>
+          <w:sz w:val="26"/>
+          <w:szCs w:val="26"/>
+        </w:rPr>
+        <w:t>b. Đối với sinh viên</w:t>
+      </w:r>
+    </w:p>
+    <w:p>
+      <w:pPr>
+        <w:widowControl w:val="0"/>
+        <w:numPr>
+          <w:ilvl w:val="0"/>
+          <w:numId w:val="40"/>
+        </w:numPr>
+        <w:spacing w:before="120" w:after="120" w:line="312" w:lineRule="auto"/>
+        <w:rPr>
+          <w:sz w:val="26"/>
+          <w:szCs w:val="26"/>
+        </w:rPr>
+      </w:pPr>
+      <w:r>
+        <w:rPr>
+          <w:b/>
+          <w:bCs/>
+          <w:sz w:val="26"/>
+          <w:szCs w:val="26"/>
+        </w:rPr>
+        <w:t>Tự chủ hơn trong học tập:</w:t>
+      </w:r>
+      <w:r>
+        <w:rPr>
+          <w:sz w:val="26"/>
+          <w:szCs w:val="26"/>
+        </w:rPr>
+        <w:t xml:space="preserve"> có thể làm bài ở bất cứ đâu, bất cứ lúc nào.</w:t>
+      </w:r>
+    </w:p>
+    <w:p>
+      <w:pPr>
+        <w:widowControl w:val="0"/>
+        <w:numPr>
+          <w:ilvl w:val="0"/>
+          <w:numId w:val="40"/>
+        </w:numPr>
+        <w:spacing w:before="120" w:after="120" w:line="312" w:lineRule="auto"/>
+        <w:rPr>
+          <w:sz w:val="26"/>
+          <w:szCs w:val="26"/>
+        </w:rPr>
+      </w:pPr>
+      <w:r>
+        <w:rPr>
+          <w:b/>
+          <w:bCs/>
+          <w:sz w:val="26"/>
+          <w:szCs w:val="26"/>
+        </w:rPr>
+        <w:t>Nhận phản hồi tức thì</w:t>
+      </w:r>
+      <w:r>
+        <w:rPr>
+          <w:sz w:val="26"/>
+          <w:szCs w:val="26"/>
+        </w:rPr>
+        <w:t>, hiểu sai ở đâu để tự sửa.</w:t>
+      </w:r>
+    </w:p>
+    <w:p>
+      <w:pPr>
+        <w:widowControl w:val="0"/>
+        <w:numPr>
+          <w:ilvl w:val="0"/>
+          <w:numId w:val="40"/>
+        </w:numPr>
+        <w:spacing w:before="120" w:after="120" w:line="312" w:lineRule="auto"/>
+        <w:rPr>
+          <w:sz w:val="26"/>
+          <w:szCs w:val="26"/>
+        </w:rPr>
+      </w:pPr>
+      <w:r>
+        <w:rPr>
+          <w:sz w:val="26"/>
+          <w:szCs w:val="26"/>
+        </w:rPr>
+        <w:t xml:space="preserve">Hứng thú hơn với môn lập trình nhờ có </w:t>
+      </w:r>
+      <w:r>
+        <w:rPr>
+          <w:i/>
+          <w:iCs/>
+          <w:sz w:val="26"/>
+          <w:szCs w:val="26"/>
+        </w:rPr>
+        <w:t>cảm giác thử thách và được phản hồi ngay</w:t>
+      </w:r>
+      <w:r>
+        <w:rPr>
+          <w:sz w:val="26"/>
+          <w:szCs w:val="26"/>
+        </w:rPr>
+        <w:t>.</w:t>
+      </w:r>
+    </w:p>
+    <w:p>
+      <w:pPr>
+        <w:widowControl w:val="0"/>
+        <w:numPr>
+          <w:ilvl w:val="0"/>
+          <w:numId w:val="40"/>
+        </w:numPr>
+        <w:spacing w:before="120" w:after="120" w:line="312" w:lineRule="auto"/>
+        <w:rPr>
+          <w:sz w:val="26"/>
+          <w:szCs w:val="26"/>
+        </w:rPr>
+      </w:pPr>
+      <w:r>
+        <w:rPr>
+          <w:sz w:val="26"/>
+          <w:szCs w:val="26"/>
+        </w:rPr>
+        <w:lastRenderedPageBreak/>
+        <w:t xml:space="preserve">Có thể xem lại </w:t>
+      </w:r>
+      <w:r>
+        <w:rPr>
+          <w:b/>
+          <w:bCs/>
+          <w:sz w:val="26"/>
+          <w:szCs w:val="26"/>
+        </w:rPr>
+        <w:t>lịch sử làm bài, câu đúng/sai, tổng kết tiến bộ</w:t>
+      </w:r>
+      <w:r>
+        <w:rPr>
+          <w:sz w:val="26"/>
+          <w:szCs w:val="26"/>
+        </w:rPr>
+        <w:t>.</w:t>
+      </w:r>
+    </w:p>
+    <w:p>
+      <w:pPr>
+        <w:widowControl w:val="0"/>
+        <w:spacing w:before="120" w:after="120" w:line="312" w:lineRule="auto"/>
+        <w:rPr>
+          <w:b/>
+          <w:bCs/>
+          <w:sz w:val="26"/>
+          <w:szCs w:val="26"/>
+        </w:rPr>
+      </w:pPr>
+      <w:r>
+        <w:rPr>
+          <w:b/>
+          <w:bCs/>
+          <w:sz w:val="26"/>
+          <w:szCs w:val="26"/>
+        </w:rPr>
+        <w:t>c. Đối với nhà trường và khoa</w:t>
+      </w:r>
+    </w:p>
+    <w:p>
+      <w:pPr>
+        <w:widowControl w:val="0"/>
+        <w:numPr>
+          <w:ilvl w:val="0"/>
+          <w:numId w:val="41"/>
+        </w:numPr>
+        <w:spacing w:before="120" w:after="120" w:line="312" w:lineRule="auto"/>
+        <w:rPr>
+          <w:sz w:val="26"/>
+          <w:szCs w:val="26"/>
+        </w:rPr>
+      </w:pPr>
+      <w:r>
+        <w:rPr>
+          <w:sz w:val="26"/>
+          <w:szCs w:val="26"/>
+        </w:rPr>
+        <w:t xml:space="preserve">Tạo nền tảng để </w:t>
+      </w:r>
+      <w:r>
+        <w:rPr>
+          <w:b/>
+          <w:bCs/>
+          <w:sz w:val="26"/>
+          <w:szCs w:val="26"/>
+        </w:rPr>
+        <w:t>chuẩn hóa việc kiểm tra đánh giá</w:t>
+      </w:r>
+      <w:r>
+        <w:rPr>
+          <w:sz w:val="26"/>
+          <w:szCs w:val="26"/>
+        </w:rPr>
+        <w:t xml:space="preserve"> các học phần lập trình.</w:t>
+      </w:r>
+    </w:p>
+    <w:p>
+      <w:pPr>
+        <w:widowControl w:val="0"/>
+        <w:numPr>
+          <w:ilvl w:val="0"/>
+          <w:numId w:val="41"/>
+        </w:numPr>
+        <w:spacing w:before="120" w:after="120" w:line="312" w:lineRule="auto"/>
+        <w:rPr>
+          <w:sz w:val="26"/>
+          <w:szCs w:val="26"/>
+        </w:rPr>
+      </w:pPr>
+      <w:r>
+        <w:rPr>
+          <w:sz w:val="26"/>
+          <w:szCs w:val="26"/>
+        </w:rPr>
+        <w:t xml:space="preserve">Có thể </w:t>
+      </w:r>
+      <w:r>
+        <w:rPr>
+          <w:b/>
+          <w:bCs/>
+          <w:sz w:val="26"/>
+          <w:szCs w:val="26"/>
+        </w:rPr>
+        <w:t>mở rộng triển khai cho nhiều môn</w:t>
+      </w:r>
+      <w:r>
+        <w:rPr>
+          <w:sz w:val="26"/>
+          <w:szCs w:val="26"/>
+        </w:rPr>
+        <w:t>: Lập trình C, C#, CSDL, Giải thuật,…</w:t>
+      </w:r>
+    </w:p>
+    <w:p>
+      <w:pPr>
+        <w:widowControl w:val="0"/>
+        <w:numPr>
+          <w:ilvl w:val="0"/>
+          <w:numId w:val="41"/>
+        </w:numPr>
+        <w:spacing w:before="120" w:after="120" w:line="312" w:lineRule="auto"/>
+        <w:rPr>
+          <w:sz w:val="26"/>
+          <w:szCs w:val="26"/>
+        </w:rPr>
+      </w:pPr>
+      <w:r>
+        <w:rPr>
+          <w:sz w:val="26"/>
+          <w:szCs w:val="26"/>
+        </w:rPr>
+        <w:t>Tăng uy tín của khoa Công nghệ thông tin trong đổi mới phương pháp dạy học gắn với chuyển đổi số.</w:t>
+      </w:r>
+    </w:p>
+    <w:p>
+      <w:pPr>
+        <w:widowControl w:val="0"/>
+        <w:spacing w:before="120" w:after="120" w:line="312" w:lineRule="auto"/>
+        <w:rPr>
+          <w:b/>
+          <w:bCs/>
+          <w:sz w:val="26"/>
+          <w:szCs w:val="26"/>
+        </w:rPr>
+      </w:pPr>
+      <w:r>
+        <w:rPr>
+          <w:b/>
+          <w:bCs/>
+          <w:sz w:val="26"/>
+          <w:szCs w:val="26"/>
+        </w:rPr>
+        <w:t>4. Một số hình ảnh và minh họa (mô tả khi chèn vào bản in)</w:t>
+      </w:r>
+    </w:p>
+    <w:p>
+      <w:pPr>
+        <w:widowControl w:val="0"/>
+        <w:numPr>
+          <w:ilvl w:val="0"/>
+          <w:numId w:val="42"/>
+        </w:numPr>
+        <w:spacing w:before="120" w:after="120" w:line="312" w:lineRule="auto"/>
+        <w:rPr>
+          <w:sz w:val="26"/>
+          <w:szCs w:val="26"/>
+        </w:rPr>
+      </w:pPr>
+      <w:r>
+        <w:rPr>
+          <w:b/>
+          <w:bCs/>
+          <w:sz w:val="26"/>
+          <w:szCs w:val="26"/>
+        </w:rPr>
+        <w:t>Hình 1:</w:t>
+      </w:r>
+      <w:r>
+        <w:rPr>
+          <w:sz w:val="26"/>
+          <w:szCs w:val="26"/>
+        </w:rPr>
+        <w:t xml:space="preserve"> Giao diện đăng nhập CodeBloom (cho sinh viên và giảng viên).</w:t>
+      </w:r>
+    </w:p>
+    <w:p>
+      <w:pPr>
+        <w:widowControl w:val="0"/>
+        <w:numPr>
+          <w:ilvl w:val="0"/>
+          <w:numId w:val="42"/>
+        </w:numPr>
+        <w:spacing w:before="120" w:after="120" w:line="312" w:lineRule="auto"/>
+        <w:rPr>
+          <w:sz w:val="26"/>
+          <w:szCs w:val="26"/>
+        </w:rPr>
+      </w:pPr>
+      <w:r>
+        <w:rPr>
+          <w:b/>
+          <w:bCs/>
+          <w:sz w:val="26"/>
+          <w:szCs w:val="26"/>
+        </w:rPr>
+        <w:t>Hình 2:</w:t>
+      </w:r>
+      <w:r>
+        <w:rPr>
+          <w:sz w:val="26"/>
+          <w:szCs w:val="26"/>
+        </w:rPr>
+        <w:t xml:space="preserve"> Màn hình làm bài của sinh viên (hiển thị câu hỏi, khung nhập code).</w:t>
+      </w:r>
+    </w:p>
+    <w:p>
+      <w:pPr>
+        <w:widowControl w:val="0"/>
+        <w:numPr>
+          <w:ilvl w:val="0"/>
+          <w:numId w:val="42"/>
+        </w:numPr>
+        <w:spacing w:before="120" w:after="120" w:line="312" w:lineRule="auto"/>
+        <w:rPr>
+          <w:sz w:val="26"/>
+          <w:szCs w:val="26"/>
+        </w:rPr>
+      </w:pPr>
+      <w:r>
+        <w:rPr>
+          <w:b/>
+          <w:bCs/>
+          <w:sz w:val="26"/>
+          <w:szCs w:val="26"/>
+        </w:rPr>
+        <w:t>Hình 3:</w:t>
+      </w:r>
+      <w:r>
+        <w:rPr>
+          <w:sz w:val="26"/>
+          <w:szCs w:val="26"/>
+        </w:rPr>
+        <w:t xml:space="preserve"> Bảng thống kê kết quả tổng hợp trong trang </w:t>
+      </w:r>
+      <w:r>
+        <w:rPr>
+          <w:i/>
+          <w:iCs/>
+          <w:sz w:val="26"/>
+          <w:szCs w:val="26"/>
+        </w:rPr>
+        <w:t>admin.html</w:t>
+      </w:r>
+      <w:r>
+        <w:rPr>
+          <w:sz w:val="26"/>
+          <w:szCs w:val="26"/>
+        </w:rPr>
+        <w:t>.</w:t>
+      </w:r>
+    </w:p>
+    <w:p>
+      <w:pPr>
+        <w:widowControl w:val="0"/>
+        <w:numPr>
+          <w:ilvl w:val="0"/>
+          <w:numId w:val="42"/>
+        </w:numPr>
+        <w:spacing w:before="120" w:after="120" w:line="312" w:lineRule="auto"/>
+        <w:rPr>
+          <w:sz w:val="26"/>
+          <w:szCs w:val="26"/>
+        </w:rPr>
+      </w:pPr>
+      <w:r>
+        <w:rPr>
+          <w:b/>
+          <w:bCs/>
+          <w:sz w:val="26"/>
+          <w:szCs w:val="26"/>
+        </w:rPr>
+        <w:t>Hình 4:</w:t>
+      </w:r>
+      <w:r>
+        <w:rPr>
+          <w:sz w:val="26"/>
+          <w:szCs w:val="26"/>
+        </w:rPr>
+        <w:t xml:space="preserve"> Biểu đồ kết quả tiến bộ học tập (số câu đúng/sai theo thời gian).</w:t>
+      </w:r>
+    </w:p>
+    <w:p>
+      <w:pPr>
+        <w:widowControl w:val="0"/>
+        <w:spacing w:before="120" w:after="120" w:line="312" w:lineRule="auto"/>
+        <w:rPr>
+          <w:sz w:val="26"/>
+          <w:szCs w:val="26"/>
+        </w:rPr>
+      </w:pPr>
+      <w:r>
+        <w:rPr>
+          <w:sz w:val="26"/>
+          <w:szCs w:val="26"/>
+        </w:rPr>
+        <w:pict w14:anchorId="6EEE5F15">
+          <v:rect id="_x0000_i1031" style="width:0;height:1.5pt" o:hralign="center" o:hrstd="t" o:hr="t" fillcolor="#a0a0a0" stroked="f"/>
+        </w:pict>
+      </w:r>
+    </w:p>
+    <w:p>
+      <w:pPr>
+        <w:widowControl w:val="0"/>
+        <w:spacing w:before="120" w:after="120" w:line="312" w:lineRule="auto"/>
+        <w:rPr>
+          <w:b/>
+          <w:bCs/>
+          <w:sz w:val="26"/>
+          <w:szCs w:val="26"/>
+        </w:rPr>
+      </w:pPr>
+      <w:r>
+        <w:rPr>
+          <w:b/>
+          <w:bCs/>
+          <w:sz w:val="26"/>
+          <w:szCs w:val="26"/>
+        </w:rPr>
+        <w:t>5. Tổng hợp các kết quả đạt được</w:t>
       </w:r>
     </w:p>
     <w:tbl>
       <w:tblPr>
         <w:tblW w:w="0" w:type="auto"/>
+        <w:jc w:val="center"/>
         <w:tblCellSpacing w:w="15" w:type="dxa"/>
         <w:tblCellMar>
           <w:top w:w="15" w:type="dxa"/>
@@ -10937,19 +13122,26 @@
         <w:tblLook w:val="04A0" w:firstRow="1" w:lastRow="0" w:firstColumn="1" w:lastColumn="0" w:noHBand="0" w:noVBand="1"/>
       </w:tblPr>
       <w:tblGrid>
-        <w:gridCol w:w="2846"/>
-        <w:gridCol w:w="2231"/>
-        <w:gridCol w:w="1946"/>
-        <w:gridCol w:w="1495"/>
+        <w:gridCol w:w="2615"/>
+        <w:gridCol w:w="1743"/>
+        <w:gridCol w:w="1458"/>
+        <w:gridCol w:w="1602"/>
       </w:tblGrid>
       <w:tr>
         <w:trPr>
           <w:tblHeader/>
           <w:tblCellSpacing w:w="15" w:type="dxa"/>
+          <w:jc w:val="center"/>
         </w:trPr>
         <w:tc>
           <w:tcPr>
             <w:tcW w:w="0" w:type="auto"/>
+            <w:tcBorders>
+              <w:top w:val="single" w:sz="4" w:space="0" w:color="auto"/>
+              <w:left w:val="single" w:sz="4" w:space="0" w:color="auto"/>
+              <w:bottom w:val="single" w:sz="4" w:space="0" w:color="auto"/>
+              <w:right w:val="single" w:sz="4" w:space="0" w:color="auto"/>
+            </w:tcBorders>
             <w:vAlign w:val="center"/>
             <w:hideMark/>
           </w:tcPr>
@@ -10957,6 +13149,7 @@
             <w:pPr>
               <w:widowControl w:val="0"/>
               <w:spacing w:before="120" w:after="120" w:line="312" w:lineRule="auto"/>
+              <w:jc w:val="center"/>
               <w:rPr>
                 <w:b/>
                 <w:bCs/>
@@ -10971,13 +13164,18 @@
                 <w:sz w:val="26"/>
                 <w:szCs w:val="26"/>
               </w:rPr>
-              <w:t>Mức độ kỹ năng (Bloom)</w:t>
+              <w:t>Nội dung</w:t>
             </w:r>
           </w:p>
         </w:tc>
         <w:tc>
           <w:tcPr>
             <w:tcW w:w="0" w:type="auto"/>
+            <w:tcBorders>
+              <w:top w:val="single" w:sz="4" w:space="0" w:color="auto"/>
+              <w:bottom w:val="single" w:sz="4" w:space="0" w:color="auto"/>
+              <w:right w:val="single" w:sz="4" w:space="0" w:color="auto"/>
+            </w:tcBorders>
             <w:vAlign w:val="center"/>
             <w:hideMark/>
           </w:tcPr>
@@ -10985,6 +13183,7 @@
             <w:pPr>
               <w:widowControl w:val="0"/>
               <w:spacing w:before="120" w:after="120" w:line="312" w:lineRule="auto"/>
+              <w:jc w:val="center"/>
               <w:rPr>
                 <w:b/>
                 <w:bCs/>
@@ -10999,13 +13198,18 @@
                 <w:sz w:val="26"/>
                 <w:szCs w:val="26"/>
               </w:rPr>
-              <w:t>Trước áp dụng (%)</w:t>
+              <w:t>Trước áp dụng</w:t>
             </w:r>
           </w:p>
         </w:tc>
         <w:tc>
           <w:tcPr>
             <w:tcW w:w="0" w:type="auto"/>
+            <w:tcBorders>
+              <w:top w:val="single" w:sz="4" w:space="0" w:color="auto"/>
+              <w:bottom w:val="single" w:sz="4" w:space="0" w:color="auto"/>
+              <w:right w:val="single" w:sz="4" w:space="0" w:color="auto"/>
+            </w:tcBorders>
             <w:vAlign w:val="center"/>
             <w:hideMark/>
           </w:tcPr>
@@ -11013,6 +13217,7 @@
             <w:pPr>
               <w:widowControl w:val="0"/>
               <w:spacing w:before="120" w:after="120" w:line="312" w:lineRule="auto"/>
+              <w:jc w:val="center"/>
               <w:rPr>
                 <w:b/>
                 <w:bCs/>
@@ -11027,13 +13232,18 @@
                 <w:sz w:val="26"/>
                 <w:szCs w:val="26"/>
               </w:rPr>
-              <w:t>Sau áp dụng (%)</w:t>
+              <w:t>Sau áp dụng</w:t>
             </w:r>
           </w:p>
         </w:tc>
         <w:tc>
           <w:tcPr>
             <w:tcW w:w="0" w:type="auto"/>
+            <w:tcBorders>
+              <w:top w:val="single" w:sz="4" w:space="0" w:color="auto"/>
+              <w:bottom w:val="single" w:sz="4" w:space="0" w:color="auto"/>
+              <w:right w:val="single" w:sz="4" w:space="0" w:color="auto"/>
+            </w:tcBorders>
             <w:vAlign w:val="center"/>
             <w:hideMark/>
           </w:tcPr>
@@ -11041,6 +13251,7 @@
             <w:pPr>
               <w:widowControl w:val="0"/>
               <w:spacing w:before="120" w:after="120" w:line="312" w:lineRule="auto"/>
+              <w:jc w:val="center"/>
               <w:rPr>
                 <w:b/>
                 <w:bCs/>
@@ -11055,7 +13266,7 @@
                 <w:sz w:val="26"/>
                 <w:szCs w:val="26"/>
               </w:rPr>
-              <w:t>Tăng trưởng</w:t>
+              <w:t>Hiệu quả (%)</w:t>
             </w:r>
           </w:p>
         </w:tc>
@@ -11063,10 +13274,16 @@
       <w:tr>
         <w:trPr>
           <w:tblCellSpacing w:w="15" w:type="dxa"/>
+          <w:jc w:val="center"/>
         </w:trPr>
         <w:tc>
           <w:tcPr>
             <w:tcW w:w="0" w:type="auto"/>
+            <w:tcBorders>
+              <w:left w:val="single" w:sz="4" w:space="0" w:color="auto"/>
+              <w:bottom w:val="single" w:sz="4" w:space="0" w:color="auto"/>
+              <w:right w:val="single" w:sz="4" w:space="0" w:color="auto"/>
+            </w:tcBorders>
             <w:vAlign w:val="center"/>
             <w:hideMark/>
           </w:tcPr>
@@ -11084,13 +13301,17 @@
                 <w:sz w:val="26"/>
                 <w:szCs w:val="26"/>
               </w:rPr>
-              <w:t>Nhớ – Hiểu</w:t>
+              <w:t>Thời gian chấm bài</w:t>
             </w:r>
           </w:p>
         </w:tc>
         <w:tc>
           <w:tcPr>
             <w:tcW w:w="0" w:type="auto"/>
+            <w:tcBorders>
+              <w:bottom w:val="single" w:sz="4" w:space="0" w:color="auto"/>
+              <w:right w:val="single" w:sz="4" w:space="0" w:color="auto"/>
+            </w:tcBorders>
             <w:vAlign w:val="center"/>
             <w:hideMark/>
           </w:tcPr>
@@ -11098,6 +13319,7 @@
             <w:pPr>
               <w:widowControl w:val="0"/>
               <w:spacing w:before="120" w:after="120" w:line="312" w:lineRule="auto"/>
+              <w:jc w:val="center"/>
               <w:rPr>
                 <w:sz w:val="26"/>
                 <w:szCs w:val="26"/>
@@ -11108,13 +13330,17 @@
                 <w:sz w:val="26"/>
                 <w:szCs w:val="26"/>
               </w:rPr>
-              <w:t>85</w:t>
+              <w:t>9 giờ</w:t>
             </w:r>
           </w:p>
         </w:tc>
         <w:tc>
           <w:tcPr>
             <w:tcW w:w="0" w:type="auto"/>
+            <w:tcBorders>
+              <w:bottom w:val="single" w:sz="4" w:space="0" w:color="auto"/>
+              <w:right w:val="single" w:sz="4" w:space="0" w:color="auto"/>
+            </w:tcBorders>
             <w:vAlign w:val="center"/>
             <w:hideMark/>
           </w:tcPr>
@@ -11122,6 +13348,7 @@
             <w:pPr>
               <w:widowControl w:val="0"/>
               <w:spacing w:before="120" w:after="120" w:line="312" w:lineRule="auto"/>
+              <w:jc w:val="center"/>
               <w:rPr>
                 <w:sz w:val="26"/>
                 <w:szCs w:val="26"/>
@@ -11132,13 +13359,17 @@
                 <w:sz w:val="26"/>
                 <w:szCs w:val="26"/>
               </w:rPr>
-              <w:t>95</w:t>
+              <w:t>1 giờ</w:t>
             </w:r>
           </w:p>
         </w:tc>
         <w:tc>
           <w:tcPr>
             <w:tcW w:w="0" w:type="auto"/>
+            <w:tcBorders>
+              <w:bottom w:val="single" w:sz="4" w:space="0" w:color="auto"/>
+              <w:right w:val="single" w:sz="4" w:space="0" w:color="auto"/>
+            </w:tcBorders>
             <w:vAlign w:val="center"/>
             <w:hideMark/>
           </w:tcPr>
@@ -11146,6 +13377,7 @@
             <w:pPr>
               <w:widowControl w:val="0"/>
               <w:spacing w:before="120" w:after="120" w:line="312" w:lineRule="auto"/>
+              <w:jc w:val="center"/>
               <w:rPr>
                 <w:sz w:val="26"/>
                 <w:szCs w:val="26"/>
@@ -11156,7 +13388,7 @@
                 <w:sz w:val="26"/>
                 <w:szCs w:val="26"/>
               </w:rPr>
-              <w:t>+10</w:t>
+              <w:t>↓ 88,8%</w:t>
             </w:r>
           </w:p>
         </w:tc>
@@ -11164,10 +13396,16 @@
       <w:tr>
         <w:trPr>
           <w:tblCellSpacing w:w="15" w:type="dxa"/>
+          <w:jc w:val="center"/>
         </w:trPr>
         <w:tc>
           <w:tcPr>
             <w:tcW w:w="0" w:type="auto"/>
+            <w:tcBorders>
+              <w:left w:val="single" w:sz="4" w:space="0" w:color="auto"/>
+              <w:bottom w:val="single" w:sz="4" w:space="0" w:color="auto"/>
+              <w:right w:val="single" w:sz="4" w:space="0" w:color="auto"/>
+            </w:tcBorders>
             <w:vAlign w:val="center"/>
             <w:hideMark/>
           </w:tcPr>
@@ -11185,13 +13423,17 @@
                 <w:sz w:val="26"/>
                 <w:szCs w:val="26"/>
               </w:rPr>
-              <w:t>Vận dụng</w:t>
+              <w:t>Tính chính xác</w:t>
             </w:r>
           </w:p>
         </w:tc>
         <w:tc>
           <w:tcPr>
             <w:tcW w:w="0" w:type="auto"/>
+            <w:tcBorders>
+              <w:bottom w:val="single" w:sz="4" w:space="0" w:color="auto"/>
+              <w:right w:val="single" w:sz="4" w:space="0" w:color="auto"/>
+            </w:tcBorders>
             <w:vAlign w:val="center"/>
             <w:hideMark/>
           </w:tcPr>
@@ -11199,6 +13441,7 @@
             <w:pPr>
               <w:widowControl w:val="0"/>
               <w:spacing w:before="120" w:after="120" w:line="312" w:lineRule="auto"/>
+              <w:jc w:val="center"/>
               <w:rPr>
                 <w:sz w:val="26"/>
                 <w:szCs w:val="26"/>
@@ -11209,13 +13452,17 @@
                 <w:sz w:val="26"/>
                 <w:szCs w:val="26"/>
               </w:rPr>
-              <w:t>60</w:t>
+              <w:t>95%</w:t>
             </w:r>
           </w:p>
         </w:tc>
         <w:tc>
           <w:tcPr>
             <w:tcW w:w="0" w:type="auto"/>
+            <w:tcBorders>
+              <w:bottom w:val="single" w:sz="4" w:space="0" w:color="auto"/>
+              <w:right w:val="single" w:sz="4" w:space="0" w:color="auto"/>
+            </w:tcBorders>
             <w:vAlign w:val="center"/>
             <w:hideMark/>
           </w:tcPr>
@@ -11223,6 +13470,7 @@
             <w:pPr>
               <w:widowControl w:val="0"/>
               <w:spacing w:before="120" w:after="120" w:line="312" w:lineRule="auto"/>
+              <w:jc w:val="center"/>
               <w:rPr>
                 <w:sz w:val="26"/>
                 <w:szCs w:val="26"/>
@@ -11233,13 +13481,17 @@
                 <w:sz w:val="26"/>
                 <w:szCs w:val="26"/>
               </w:rPr>
-              <w:t>88</w:t>
+              <w:t>100%</w:t>
             </w:r>
           </w:p>
         </w:tc>
         <w:tc>
           <w:tcPr>
             <w:tcW w:w="0" w:type="auto"/>
+            <w:tcBorders>
+              <w:bottom w:val="single" w:sz="4" w:space="0" w:color="auto"/>
+              <w:right w:val="single" w:sz="4" w:space="0" w:color="auto"/>
+            </w:tcBorders>
             <w:vAlign w:val="center"/>
             <w:hideMark/>
           </w:tcPr>
@@ -11247,6 +13499,7 @@
             <w:pPr>
               <w:widowControl w:val="0"/>
               <w:spacing w:before="120" w:after="120" w:line="312" w:lineRule="auto"/>
+              <w:jc w:val="center"/>
               <w:rPr>
                 <w:sz w:val="26"/>
                 <w:szCs w:val="26"/>
@@ -11257,7 +13510,7 @@
                 <w:sz w:val="26"/>
                 <w:szCs w:val="26"/>
               </w:rPr>
-              <w:t>+28</w:t>
+              <w:t>+5%</w:t>
             </w:r>
           </w:p>
         </w:tc>
@@ -11265,10 +13518,16 @@
       <w:tr>
         <w:trPr>
           <w:tblCellSpacing w:w="15" w:type="dxa"/>
+          <w:jc w:val="center"/>
         </w:trPr>
         <w:tc>
           <w:tcPr>
             <w:tcW w:w="0" w:type="auto"/>
+            <w:tcBorders>
+              <w:left w:val="single" w:sz="4" w:space="0" w:color="auto"/>
+              <w:bottom w:val="single" w:sz="4" w:space="0" w:color="auto"/>
+              <w:right w:val="single" w:sz="4" w:space="0" w:color="auto"/>
+            </w:tcBorders>
             <w:vAlign w:val="center"/>
             <w:hideMark/>
           </w:tcPr>
@@ -11286,13 +13545,17 @@
                 <w:sz w:val="26"/>
                 <w:szCs w:val="26"/>
               </w:rPr>
-              <w:t>Phân tích – Đánh giá</w:t>
+              <w:t>Tính khách quan</w:t>
             </w:r>
           </w:p>
         </w:tc>
         <w:tc>
           <w:tcPr>
             <w:tcW w:w="0" w:type="auto"/>
+            <w:tcBorders>
+              <w:bottom w:val="single" w:sz="4" w:space="0" w:color="auto"/>
+              <w:right w:val="single" w:sz="4" w:space="0" w:color="auto"/>
+            </w:tcBorders>
             <w:vAlign w:val="center"/>
             <w:hideMark/>
           </w:tcPr>
@@ -11300,6 +13563,7 @@
             <w:pPr>
               <w:widowControl w:val="0"/>
               <w:spacing w:before="120" w:after="120" w:line="312" w:lineRule="auto"/>
+              <w:jc w:val="center"/>
               <w:rPr>
                 <w:sz w:val="26"/>
                 <w:szCs w:val="26"/>
@@ -11310,13 +13574,17 @@
                 <w:sz w:val="26"/>
                 <w:szCs w:val="26"/>
               </w:rPr>
-              <w:t>45</w:t>
+              <w:t>Trung bình</w:t>
             </w:r>
           </w:p>
         </w:tc>
         <w:tc>
           <w:tcPr>
             <w:tcW w:w="0" w:type="auto"/>
+            <w:tcBorders>
+              <w:bottom w:val="single" w:sz="4" w:space="0" w:color="auto"/>
+              <w:right w:val="single" w:sz="4" w:space="0" w:color="auto"/>
+            </w:tcBorders>
             <w:vAlign w:val="center"/>
             <w:hideMark/>
           </w:tcPr>
@@ -11324,6 +13592,7 @@
             <w:pPr>
               <w:widowControl w:val="0"/>
               <w:spacing w:before="120" w:after="120" w:line="312" w:lineRule="auto"/>
+              <w:jc w:val="center"/>
               <w:rPr>
                 <w:sz w:val="26"/>
                 <w:szCs w:val="26"/>
@@ -11334,13 +13603,17 @@
                 <w:sz w:val="26"/>
                 <w:szCs w:val="26"/>
               </w:rPr>
-              <w:t>78</w:t>
+              <w:t>Cao</w:t>
             </w:r>
           </w:p>
         </w:tc>
         <w:tc>
           <w:tcPr>
             <w:tcW w:w="0" w:type="auto"/>
+            <w:tcBorders>
+              <w:bottom w:val="single" w:sz="4" w:space="0" w:color="auto"/>
+              <w:right w:val="single" w:sz="4" w:space="0" w:color="auto"/>
+            </w:tcBorders>
             <w:vAlign w:val="center"/>
             <w:hideMark/>
           </w:tcPr>
@@ -11348,6 +13621,7 @@
             <w:pPr>
               <w:widowControl w:val="0"/>
               <w:spacing w:before="120" w:after="120" w:line="312" w:lineRule="auto"/>
+              <w:jc w:val="center"/>
               <w:rPr>
                 <w:sz w:val="26"/>
                 <w:szCs w:val="26"/>
@@ -11358,7 +13632,7 @@
                 <w:sz w:val="26"/>
                 <w:szCs w:val="26"/>
               </w:rPr>
-              <w:t>+33</w:t>
+              <w:t>–</w:t>
             </w:r>
           </w:p>
         </w:tc>
@@ -11366,10 +13640,16 @@
       <w:tr>
         <w:trPr>
           <w:tblCellSpacing w:w="15" w:type="dxa"/>
+          <w:jc w:val="center"/>
         </w:trPr>
         <w:tc>
           <w:tcPr>
             <w:tcW w:w="0" w:type="auto"/>
+            <w:tcBorders>
+              <w:left w:val="single" w:sz="4" w:space="0" w:color="auto"/>
+              <w:bottom w:val="single" w:sz="4" w:space="0" w:color="auto"/>
+              <w:right w:val="single" w:sz="4" w:space="0" w:color="auto"/>
+            </w:tcBorders>
             <w:vAlign w:val="center"/>
             <w:hideMark/>
           </w:tcPr>
@@ -11387,13 +13667,17 @@
                 <w:sz w:val="26"/>
                 <w:szCs w:val="26"/>
               </w:rPr>
-              <w:t>Sáng tạo</w:t>
+              <w:t>Hứng thú học tập</w:t>
             </w:r>
           </w:p>
         </w:tc>
         <w:tc>
           <w:tcPr>
             <w:tcW w:w="0" w:type="auto"/>
+            <w:tcBorders>
+              <w:bottom w:val="single" w:sz="4" w:space="0" w:color="auto"/>
+              <w:right w:val="single" w:sz="4" w:space="0" w:color="auto"/>
+            </w:tcBorders>
             <w:vAlign w:val="center"/>
             <w:hideMark/>
           </w:tcPr>
@@ -11401,6 +13685,7 @@
             <w:pPr>
               <w:widowControl w:val="0"/>
               <w:spacing w:before="120" w:after="120" w:line="312" w:lineRule="auto"/>
+              <w:jc w:val="center"/>
               <w:rPr>
                 <w:sz w:val="26"/>
                 <w:szCs w:val="26"/>
@@ -11411,13 +13696,17 @@
                 <w:sz w:val="26"/>
                 <w:szCs w:val="26"/>
               </w:rPr>
-              <w:t>25</w:t>
+              <w:t>70%</w:t>
             </w:r>
           </w:p>
         </w:tc>
         <w:tc>
           <w:tcPr>
             <w:tcW w:w="0" w:type="auto"/>
+            <w:tcBorders>
+              <w:bottom w:val="single" w:sz="4" w:space="0" w:color="auto"/>
+              <w:right w:val="single" w:sz="4" w:space="0" w:color="auto"/>
+            </w:tcBorders>
             <w:vAlign w:val="center"/>
             <w:hideMark/>
           </w:tcPr>
@@ -11425,6 +13714,7 @@
             <w:pPr>
               <w:widowControl w:val="0"/>
               <w:spacing w:before="120" w:after="120" w:line="312" w:lineRule="auto"/>
+              <w:jc w:val="center"/>
               <w:rPr>
                 <w:sz w:val="26"/>
                 <w:szCs w:val="26"/>
@@ -11435,13 +13725,17 @@
                 <w:sz w:val="26"/>
                 <w:szCs w:val="26"/>
               </w:rPr>
-              <w:t>60</w:t>
+              <w:t>93%</w:t>
             </w:r>
           </w:p>
         </w:tc>
         <w:tc>
           <w:tcPr>
             <w:tcW w:w="0" w:type="auto"/>
+            <w:tcBorders>
+              <w:bottom w:val="single" w:sz="4" w:space="0" w:color="auto"/>
+              <w:right w:val="single" w:sz="4" w:space="0" w:color="auto"/>
+            </w:tcBorders>
             <w:vAlign w:val="center"/>
             <w:hideMark/>
           </w:tcPr>
@@ -11449,6 +13743,7 @@
             <w:pPr>
               <w:widowControl w:val="0"/>
               <w:spacing w:before="120" w:after="120" w:line="312" w:lineRule="auto"/>
+              <w:jc w:val="center"/>
               <w:rPr>
                 <w:sz w:val="26"/>
                 <w:szCs w:val="26"/>
@@ -11459,167 +13754,24 @@
                 <w:sz w:val="26"/>
                 <w:szCs w:val="26"/>
               </w:rPr>
-              <w:t>+35</w:t>
+              <w:t>+23%</w:t>
             </w:r>
           </w:p>
         </w:tc>
       </w:tr>
-    </w:tbl>
-    <w:p>
-      <w:pPr>
-        <w:widowControl w:val="0"/>
-        <w:spacing w:before="120" w:after="120" w:line="312" w:lineRule="auto"/>
-        <w:rPr>
-          <w:sz w:val="26"/>
-          <w:szCs w:val="26"/>
-        </w:rPr>
-      </w:pPr>
-      <w:r>
-        <w:rPr>
-          <w:rFonts w:ascii="Segoe UI Emoji" w:hAnsi="Segoe UI Emoji" w:cs="Segoe UI Emoji"/>
-          <w:sz w:val="26"/>
-          <w:szCs w:val="26"/>
-        </w:rPr>
-        <w:t>✅</w:t>
-      </w:r>
-      <w:r>
-        <w:rPr>
-          <w:sz w:val="26"/>
-          <w:szCs w:val="26"/>
-        </w:rPr>
-        <w:t xml:space="preserve"> </w:t>
-      </w:r>
-      <w:r>
-        <w:rPr>
-          <w:b/>
-          <w:bCs/>
-          <w:sz w:val="26"/>
-          <w:szCs w:val="26"/>
-        </w:rPr>
-        <w:t>Nhận xét:</w:t>
-      </w:r>
-      <w:r>
-        <w:rPr>
-          <w:sz w:val="26"/>
-          <w:szCs w:val="26"/>
-        </w:rPr>
-        <w:br/>
-        <w:t xml:space="preserve">Nhờ được luyện tập thường xuyên trên CodeBloom, sinh viên </w:t>
-      </w:r>
-      <w:r>
-        <w:rPr>
-          <w:b/>
-          <w:bCs/>
-          <w:sz w:val="26"/>
-          <w:szCs w:val="26"/>
-        </w:rPr>
-        <w:t>tiến bộ rõ rệt ở các cấp độ tư duy cao hơn</w:t>
-      </w:r>
-      <w:r>
-        <w:rPr>
-          <w:sz w:val="26"/>
-          <w:szCs w:val="26"/>
-        </w:rPr>
-        <w:t xml:space="preserve">, đặc biệt là khả năng </w:t>
-      </w:r>
-      <w:r>
-        <w:rPr>
-          <w:i/>
-          <w:iCs/>
-          <w:sz w:val="26"/>
-          <w:szCs w:val="26"/>
-        </w:rPr>
-        <w:t>phân tích, đánh giá và sáng tạo</w:t>
-      </w:r>
-      <w:r>
-        <w:rPr>
-          <w:sz w:val="26"/>
-          <w:szCs w:val="26"/>
-        </w:rPr>
-        <w:t xml:space="preserve"> trong lập trình.</w:t>
-      </w:r>
-    </w:p>
-    <w:p>
-      <w:pPr>
-        <w:widowControl w:val="0"/>
-        <w:spacing w:before="120" w:after="120" w:line="312" w:lineRule="auto"/>
-        <w:rPr>
-          <w:sz w:val="26"/>
-          <w:szCs w:val="26"/>
-        </w:rPr>
-      </w:pPr>
-      <w:r>
-        <w:rPr>
-          <w:sz w:val="26"/>
-          <w:szCs w:val="26"/>
-        </w:rPr>
-        <w:pict w14:anchorId="475E54EB">
-          <v:rect id="_x0000_i1039" style="width:0;height:1.5pt" o:hralign="center" o:hrstd="t" o:hr="t" fillcolor="#a0a0a0" stroked="f"/>
-        </w:pict>
-      </w:r>
-    </w:p>
-    <w:p>
-      <w:pPr>
-        <w:widowControl w:val="0"/>
-        <w:spacing w:before="120" w:after="120" w:line="312" w:lineRule="auto"/>
-        <w:rPr>
-          <w:b/>
-          <w:bCs/>
-          <w:sz w:val="26"/>
-          <w:szCs w:val="26"/>
-        </w:rPr>
-      </w:pPr>
-      <w:r>
-        <w:rPr>
-          <w:b/>
-          <w:bCs/>
-          <w:sz w:val="26"/>
-          <w:szCs w:val="26"/>
-        </w:rPr>
-        <w:t>d. Mức độ hài lòng của giảng viên và sinh viên</w:t>
-      </w:r>
-    </w:p>
-    <w:p>
-      <w:pPr>
-        <w:widowControl w:val="0"/>
-        <w:spacing w:before="120" w:after="120" w:line="312" w:lineRule="auto"/>
-        <w:rPr>
-          <w:sz w:val="26"/>
-          <w:szCs w:val="26"/>
-        </w:rPr>
-      </w:pPr>
-      <w:r>
-        <w:rPr>
-          <w:sz w:val="26"/>
-          <w:szCs w:val="26"/>
-        </w:rPr>
-        <w:t>Kết quả khảo sát trực tuyến sau đợt thử nghiệm:</w:t>
-      </w:r>
-    </w:p>
-    <w:tbl>
-      <w:tblPr>
-        <w:tblW w:w="0" w:type="auto"/>
-        <w:tblCellSpacing w:w="15" w:type="dxa"/>
-        <w:tblCellMar>
-          <w:top w:w="15" w:type="dxa"/>
-          <w:left w:w="15" w:type="dxa"/>
-          <w:bottom w:w="15" w:type="dxa"/>
-          <w:right w:w="15" w:type="dxa"/>
-        </w:tblCellMar>
-        <w:tblLook w:val="04A0" w:firstRow="1" w:lastRow="0" w:firstColumn="1" w:lastColumn="0" w:noHBand="0" w:noVBand="1"/>
-      </w:tblPr>
-      <w:tblGrid>
-        <w:gridCol w:w="2776"/>
-        <w:gridCol w:w="2083"/>
-      </w:tblGrid>
       <w:tr>
         <w:trPr>
-          <w:tblHeader/>
           <w:tblCellSpacing w:w="15" w:type="dxa"/>
+          <w:jc w:val="center"/>
         </w:trPr>
         <w:tc>
           <w:tcPr>
             <w:tcW w:w="0" w:type="auto"/>
+            <w:tcBorders>
+              <w:left w:val="single" w:sz="4" w:space="0" w:color="auto"/>
+              <w:bottom w:val="single" w:sz="4" w:space="0" w:color="auto"/>
+              <w:right w:val="single" w:sz="4" w:space="0" w:color="auto"/>
+            </w:tcBorders>
             <w:vAlign w:val="center"/>
             <w:hideMark/>
           </w:tcPr>
@@ -11628,26 +13780,26 @@
               <w:widowControl w:val="0"/>
               <w:spacing w:before="120" w:after="120" w:line="312" w:lineRule="auto"/>
               <w:rPr>
-                <w:b/>
-                <w:bCs/>
                 <w:sz w:val="26"/>
                 <w:szCs w:val="26"/>
               </w:rPr>
             </w:pPr>
             <w:r>
               <w:rPr>
-                <w:b/>
-                <w:bCs/>
                 <w:sz w:val="26"/>
                 <w:szCs w:val="26"/>
               </w:rPr>
-              <w:t>Nội dung khảo sát</w:t>
+              <w:t>Tỷ lệ hoàn thành bài tập</w:t>
             </w:r>
           </w:p>
         </w:tc>
         <w:tc>
           <w:tcPr>
             <w:tcW w:w="0" w:type="auto"/>
+            <w:tcBorders>
+              <w:bottom w:val="single" w:sz="4" w:space="0" w:color="auto"/>
+              <w:right w:val="single" w:sz="4" w:space="0" w:color="auto"/>
+            </w:tcBorders>
             <w:vAlign w:val="center"/>
             <w:hideMark/>
           </w:tcPr>
@@ -11655,32 +13807,28 @@
             <w:pPr>
               <w:widowControl w:val="0"/>
               <w:spacing w:before="120" w:after="120" w:line="312" w:lineRule="auto"/>
-              <w:rPr>
-                <w:b/>
-                <w:bCs/>
+              <w:jc w:val="center"/>
+              <w:rPr>
                 <w:sz w:val="26"/>
                 <w:szCs w:val="26"/>
               </w:rPr>
             </w:pPr>
             <w:r>
               <w:rPr>
-                <w:b/>
-                <w:bCs/>
                 <w:sz w:val="26"/>
                 <w:szCs w:val="26"/>
               </w:rPr>
-              <w:t>Tỷ lệ hài lòng (%)</w:t>
+              <w:t>75%</w:t>
             </w:r>
           </w:p>
         </w:tc>
-      </w:tr>
-      <w:tr>
-        <w:trPr>
-          <w:tblCellSpacing w:w="15" w:type="dxa"/>
-        </w:trPr>
         <w:tc>
           <w:tcPr>
             <w:tcW w:w="0" w:type="auto"/>
+            <w:tcBorders>
+              <w:bottom w:val="single" w:sz="4" w:space="0" w:color="auto"/>
+              <w:right w:val="single" w:sz="4" w:space="0" w:color="auto"/>
+            </w:tcBorders>
             <w:vAlign w:val="center"/>
             <w:hideMark/>
           </w:tcPr>
@@ -11688,6 +13836,7 @@
             <w:pPr>
               <w:widowControl w:val="0"/>
               <w:spacing w:before="120" w:after="120" w:line="312" w:lineRule="auto"/>
+              <w:jc w:val="center"/>
               <w:rPr>
                 <w:sz w:val="26"/>
                 <w:szCs w:val="26"/>
@@ -11698,13 +13847,17 @@
                 <w:sz w:val="26"/>
                 <w:szCs w:val="26"/>
               </w:rPr>
-              <w:t>Giao diện dễ sử dụng</w:t>
+              <w:t>98%</w:t>
             </w:r>
           </w:p>
         </w:tc>
         <w:tc>
           <w:tcPr>
             <w:tcW w:w="0" w:type="auto"/>
+            <w:tcBorders>
+              <w:bottom w:val="single" w:sz="4" w:space="0" w:color="auto"/>
+              <w:right w:val="single" w:sz="4" w:space="0" w:color="auto"/>
+            </w:tcBorders>
             <w:vAlign w:val="center"/>
             <w:hideMark/>
           </w:tcPr>
@@ -11712,6 +13865,7 @@
             <w:pPr>
               <w:widowControl w:val="0"/>
               <w:spacing w:before="120" w:after="120" w:line="312" w:lineRule="auto"/>
+              <w:jc w:val="center"/>
               <w:rPr>
                 <w:sz w:val="26"/>
                 <w:szCs w:val="26"/>
@@ -11722,220 +13876,7 @@
                 <w:sz w:val="26"/>
                 <w:szCs w:val="26"/>
               </w:rPr>
-              <w:t>94%</w:t>
-            </w:r>
-          </w:p>
-        </w:tc>
-      </w:tr>
-      <w:tr>
-        <w:trPr>
-          <w:tblCellSpacing w:w="15" w:type="dxa"/>
-        </w:trPr>
-        <w:tc>
-          <w:tcPr>
-            <w:tcW w:w="0" w:type="auto"/>
-            <w:vAlign w:val="center"/>
-            <w:hideMark/>
-          </w:tcPr>
-          <w:p>
-            <w:pPr>
-              <w:widowControl w:val="0"/>
-              <w:spacing w:before="120" w:after="120" w:line="312" w:lineRule="auto"/>
-              <w:rPr>
-                <w:sz w:val="26"/>
-                <w:szCs w:val="26"/>
-              </w:rPr>
-            </w:pPr>
-            <w:r>
-              <w:rPr>
-                <w:sz w:val="26"/>
-                <w:szCs w:val="26"/>
-              </w:rPr>
-              <w:lastRenderedPageBreak/>
-              <w:t>Tốc độ phản hồi</w:t>
-            </w:r>
-          </w:p>
-        </w:tc>
-        <w:tc>
-          <w:tcPr>
-            <w:tcW w:w="0" w:type="auto"/>
-            <w:vAlign w:val="center"/>
-            <w:hideMark/>
-          </w:tcPr>
-          <w:p>
-            <w:pPr>
-              <w:widowControl w:val="0"/>
-              <w:spacing w:before="120" w:after="120" w:line="312" w:lineRule="auto"/>
-              <w:rPr>
-                <w:sz w:val="26"/>
-                <w:szCs w:val="26"/>
-              </w:rPr>
-            </w:pPr>
-            <w:r>
-              <w:rPr>
-                <w:sz w:val="26"/>
-                <w:szCs w:val="26"/>
-              </w:rPr>
-              <w:t>91%</w:t>
-            </w:r>
-          </w:p>
-        </w:tc>
-      </w:tr>
-      <w:tr>
-        <w:trPr>
-          <w:tblCellSpacing w:w="15" w:type="dxa"/>
-        </w:trPr>
-        <w:tc>
-          <w:tcPr>
-            <w:tcW w:w="0" w:type="auto"/>
-            <w:vAlign w:val="center"/>
-            <w:hideMark/>
-          </w:tcPr>
-          <w:p>
-            <w:pPr>
-              <w:widowControl w:val="0"/>
-              <w:spacing w:before="120" w:after="120" w:line="312" w:lineRule="auto"/>
-              <w:rPr>
-                <w:sz w:val="26"/>
-                <w:szCs w:val="26"/>
-              </w:rPr>
-            </w:pPr>
-            <w:r>
-              <w:rPr>
-                <w:sz w:val="26"/>
-                <w:szCs w:val="26"/>
-              </w:rPr>
-              <w:t>Độ chính xác khi chấm</w:t>
-            </w:r>
-          </w:p>
-        </w:tc>
-        <w:tc>
-          <w:tcPr>
-            <w:tcW w:w="0" w:type="auto"/>
-            <w:vAlign w:val="center"/>
-            <w:hideMark/>
-          </w:tcPr>
-          <w:p>
-            <w:pPr>
-              <w:widowControl w:val="0"/>
-              <w:spacing w:before="120" w:after="120" w:line="312" w:lineRule="auto"/>
-              <w:rPr>
-                <w:sz w:val="26"/>
-                <w:szCs w:val="26"/>
-              </w:rPr>
-            </w:pPr>
-            <w:r>
-              <w:rPr>
-                <w:sz w:val="26"/>
-                <w:szCs w:val="26"/>
-              </w:rPr>
-              <w:t>100%</w:t>
-            </w:r>
-          </w:p>
-        </w:tc>
-      </w:tr>
-      <w:tr>
-        <w:trPr>
-          <w:tblCellSpacing w:w="15" w:type="dxa"/>
-        </w:trPr>
-        <w:tc>
-          <w:tcPr>
-            <w:tcW w:w="0" w:type="auto"/>
-            <w:vAlign w:val="center"/>
-            <w:hideMark/>
-          </w:tcPr>
-          <w:p>
-            <w:pPr>
-              <w:widowControl w:val="0"/>
-              <w:spacing w:before="120" w:after="120" w:line="312" w:lineRule="auto"/>
-              <w:rPr>
-                <w:sz w:val="26"/>
-                <w:szCs w:val="26"/>
-              </w:rPr>
-            </w:pPr>
-            <w:r>
-              <w:rPr>
-                <w:sz w:val="26"/>
-                <w:szCs w:val="26"/>
-              </w:rPr>
-              <w:t>Giúp hiểu bài hơn</w:t>
-            </w:r>
-          </w:p>
-        </w:tc>
-        <w:tc>
-          <w:tcPr>
-            <w:tcW w:w="0" w:type="auto"/>
-            <w:vAlign w:val="center"/>
-            <w:hideMark/>
-          </w:tcPr>
-          <w:p>
-            <w:pPr>
-              <w:widowControl w:val="0"/>
-              <w:spacing w:before="120" w:after="120" w:line="312" w:lineRule="auto"/>
-              <w:rPr>
-                <w:sz w:val="26"/>
-                <w:szCs w:val="26"/>
-              </w:rPr>
-            </w:pPr>
-            <w:r>
-              <w:rPr>
-                <w:sz w:val="26"/>
-                <w:szCs w:val="26"/>
-              </w:rPr>
-              <w:t>89%</w:t>
-            </w:r>
-          </w:p>
-        </w:tc>
-      </w:tr>
-      <w:tr>
-        <w:trPr>
-          <w:tblCellSpacing w:w="15" w:type="dxa"/>
-        </w:trPr>
-        <w:tc>
-          <w:tcPr>
-            <w:tcW w:w="0" w:type="auto"/>
-            <w:vAlign w:val="center"/>
-            <w:hideMark/>
-          </w:tcPr>
-          <w:p>
-            <w:pPr>
-              <w:widowControl w:val="0"/>
-              <w:spacing w:before="120" w:after="120" w:line="312" w:lineRule="auto"/>
-              <w:rPr>
-                <w:sz w:val="26"/>
-                <w:szCs w:val="26"/>
-              </w:rPr>
-            </w:pPr>
-            <w:r>
-              <w:rPr>
-                <w:sz w:val="26"/>
-                <w:szCs w:val="26"/>
-              </w:rPr>
-              <w:t>Mong muốn tiếp tục dùng</w:t>
-            </w:r>
-          </w:p>
-        </w:tc>
-        <w:tc>
-          <w:tcPr>
-            <w:tcW w:w="0" w:type="auto"/>
-            <w:vAlign w:val="center"/>
-            <w:hideMark/>
-          </w:tcPr>
-          <w:p>
-            <w:pPr>
-              <w:widowControl w:val="0"/>
-              <w:spacing w:before="120" w:after="120" w:line="312" w:lineRule="auto"/>
-              <w:rPr>
-                <w:sz w:val="26"/>
-                <w:szCs w:val="26"/>
-              </w:rPr>
-            </w:pPr>
-            <w:r>
-              <w:rPr>
-                <w:sz w:val="26"/>
-                <w:szCs w:val="26"/>
-              </w:rPr>
-              <w:t>93%</w:t>
+              <w:t>+23%</w:t>
             </w:r>
           </w:p>
         </w:tc>
@@ -11946,140 +13887,39 @@
         <w:widowControl w:val="0"/>
         <w:spacing w:before="120" w:after="120" w:line="312" w:lineRule="auto"/>
         <w:rPr>
-          <w:sz w:val="26"/>
-          <w:szCs w:val="26"/>
-        </w:rPr>
-      </w:pPr>
-      <w:r>
-        <w:rPr>
           <w:b/>
           <w:bCs/>
           <w:sz w:val="26"/>
           <w:szCs w:val="26"/>
         </w:rPr>
-        <w:t>Biểu đồ minh họa</w:t>
-      </w:r>
-      <w:r>
-        <w:rPr>
-          <w:sz w:val="26"/>
-          <w:szCs w:val="26"/>
-        </w:rPr>
-        <w:t xml:space="preserve"> (khi in Word cô có thể chèn biểu đồ cột):</w:t>
-      </w:r>
-    </w:p>
-    <w:p>
-      <w:pPr>
-        <w:widowControl w:val="0"/>
-        <w:spacing w:before="120" w:after="120" w:line="312" w:lineRule="auto"/>
-        <w:rPr>
-          <w:sz w:val="26"/>
-          <w:szCs w:val="26"/>
-        </w:rPr>
-      </w:pPr>
-      <w:r>
-        <w:rPr>
-          <w:sz w:val="26"/>
-          <w:szCs w:val="26"/>
-        </w:rPr>
-        <w:t>Độ hài lòng trung bình: 93,4%</w:t>
-      </w:r>
-    </w:p>
-    <w:p>
-      <w:pPr>
-        <w:widowControl w:val="0"/>
-        <w:spacing w:before="120" w:after="120" w:line="312" w:lineRule="auto"/>
-        <w:rPr>
-          <w:sz w:val="26"/>
-          <w:szCs w:val="26"/>
-        </w:rPr>
-      </w:pPr>
-      <w:r>
-        <w:rPr>
-          <w:rFonts w:ascii="Segoe UI Emoji" w:hAnsi="Segoe UI Emoji" w:cs="Segoe UI Emoji"/>
-          <w:sz w:val="26"/>
-          <w:szCs w:val="26"/>
-        </w:rPr>
-        <w:t>💬</w:t>
-      </w:r>
-      <w:r>
-        <w:rPr>
-          <w:sz w:val="26"/>
-          <w:szCs w:val="26"/>
-        </w:rPr>
-        <w:t xml:space="preserve"> Một sinh viên phản hồi:</w:t>
-      </w:r>
-      <w:r>
-        <w:rPr>
-          <w:sz w:val="26"/>
-          <w:szCs w:val="26"/>
-        </w:rPr>
-        <w:br/>
-        <w:t>“Em rất thích vì hệ thống chấm liền, biết mình sai ở đâu để sửa lại ngay. Cảm giác học lập trình thú vị hơn trước nhiều.”</w:t>
-      </w:r>
-    </w:p>
-    <w:p>
-      <w:pPr>
-        <w:widowControl w:val="0"/>
-        <w:spacing w:before="120" w:after="120" w:line="312" w:lineRule="auto"/>
-        <w:rPr>
-          <w:sz w:val="26"/>
-          <w:szCs w:val="26"/>
-        </w:rPr>
-      </w:pPr>
-      <w:r>
-        <w:rPr>
-          <w:rFonts w:ascii="Segoe UI Emoji" w:hAnsi="Segoe UI Emoji" w:cs="Segoe UI Emoji"/>
-          <w:sz w:val="26"/>
-          <w:szCs w:val="26"/>
-        </w:rPr>
-        <w:t>💬</w:t>
-      </w:r>
-      <w:r>
-        <w:rPr>
-          <w:sz w:val="26"/>
-          <w:szCs w:val="26"/>
-        </w:rPr>
-        <w:t xml:space="preserve"> Một giảng viên nhận xét:</w:t>
-      </w:r>
-      <w:r>
-        <w:rPr>
-          <w:sz w:val="26"/>
-          <w:szCs w:val="26"/>
-        </w:rPr>
-        <w:br/>
-        <w:t>“CodeBloom giúp tôi kiểm soát tiến độ học tập từng sinh viên rất dễ, tiết kiệm rất nhiều thời gian chấm và thống kê điểm.”</w:t>
-      </w:r>
-    </w:p>
-    <w:p>
-      <w:pPr>
-        <w:widowControl w:val="0"/>
-        <w:spacing w:before="120" w:after="120" w:line="312" w:lineRule="auto"/>
-        <w:rPr>
-          <w:sz w:val="26"/>
-          <w:szCs w:val="26"/>
-        </w:rPr>
-      </w:pPr>
-      <w:r>
-        <w:rPr>
-          <w:sz w:val="26"/>
-          <w:szCs w:val="26"/>
-        </w:rPr>
-        <w:pict w14:anchorId="08EC91EB">
-          <v:rect id="_x0000_i1040" style="width:0;height:1.5pt" o:hralign="center" o:hrstd="t" o:hr="t" fillcolor="#a0a0a0" stroked="f"/>
-        </w:pict>
-      </w:r>
-    </w:p>
-    <w:p>
-      <w:pPr>
-        <w:widowControl w:val="0"/>
-        <w:spacing w:before="120" w:after="120" w:line="312" w:lineRule="auto"/>
+      </w:pPr>
+      <w:r>
         <w:rPr>
           <w:b/>
           <w:bCs/>
           <w:sz w:val="26"/>
           <w:szCs w:val="26"/>
         </w:rPr>
-      </w:pPr>
+        <w:t>Kết luận:</w:t>
+      </w:r>
+    </w:p>
+    <w:p>
+      <w:pPr>
+        <w:widowControl w:val="0"/>
+        <w:spacing w:before="120" w:after="120" w:line="312" w:lineRule="auto"/>
+        <w:ind w:firstLine="720"/>
+        <w:rPr>
+          <w:sz w:val="26"/>
+          <w:szCs w:val="26"/>
+        </w:rPr>
+      </w:pPr>
+      <w:r>
+        <w:rPr>
+          <w:sz w:val="26"/>
+          <w:szCs w:val="26"/>
+        </w:rPr>
+        <w:t xml:space="preserve">Sáng kiến “Ứng dụng hệ thống CodeBloom trong đánh giá kỹ năng lập trình theo thang Bloom” </w:t>
+      </w:r>
       <w:r>
         <w:rPr>
           <w:b/>
@@ -12087,7 +13927,14 @@
           <w:sz w:val="26"/>
           <w:szCs w:val="26"/>
         </w:rPr>
-        <w:t>3. Hiệu quả định tính</w:t>
+        <w:t>mang lại hiệu quả rõ rệt</w:t>
+      </w:r>
+      <w:r>
+        <w:rPr>
+          <w:sz w:val="26"/>
+          <w:szCs w:val="26"/>
+        </w:rPr>
+        <w:t xml:space="preserve"> cả về thời gian, chất lượng, lẫn động lực học tập của sinh viên.</w:t>
       </w:r>
     </w:p>
     <w:p>
@@ -12108,245 +13955,12 @@
           <w:sz w:val="26"/>
           <w:szCs w:val="26"/>
         </w:rPr>
-        <w:t>a. Đối với giảng viên</w:t>
+        <w:t>6. Đánh giá chung</w:t>
       </w:r>
     </w:p>
     <w:p>
       <w:pPr>
         <w:widowControl w:val="0"/>
-        <w:numPr>
-          <w:ilvl w:val="0"/>
-          <w:numId w:val="39"/>
-        </w:numPr>
-        <w:spacing w:before="120" w:after="120" w:line="312" w:lineRule="auto"/>
-        <w:rPr>
-          <w:sz w:val="26"/>
-          <w:szCs w:val="26"/>
-        </w:rPr>
-      </w:pPr>
-      <w:r>
-        <w:rPr>
-          <w:sz w:val="26"/>
-          <w:szCs w:val="26"/>
-        </w:rPr>
-        <w:t xml:space="preserve">Giảm đáng kể </w:t>
-      </w:r>
-      <w:r>
-        <w:rPr>
-          <w:b/>
-          <w:bCs/>
-          <w:sz w:val="26"/>
-          <w:szCs w:val="26"/>
-        </w:rPr>
-        <w:t>khối lượng công việc chấm bài và tổng hợp điểm</w:t>
-      </w:r>
-      <w:r>
-        <w:rPr>
-          <w:sz w:val="26"/>
-          <w:szCs w:val="26"/>
-        </w:rPr>
-        <w:t>.</w:t>
-      </w:r>
-    </w:p>
-    <w:p>
-      <w:pPr>
-        <w:widowControl w:val="0"/>
-        <w:numPr>
-          <w:ilvl w:val="0"/>
-          <w:numId w:val="39"/>
-        </w:numPr>
-        <w:spacing w:before="120" w:after="120" w:line="312" w:lineRule="auto"/>
-        <w:rPr>
-          <w:sz w:val="26"/>
-          <w:szCs w:val="26"/>
-        </w:rPr>
-      </w:pPr>
-      <w:r>
-        <w:rPr>
-          <w:sz w:val="26"/>
-          <w:szCs w:val="26"/>
-        </w:rPr>
-        <w:t xml:space="preserve">Có thể </w:t>
-      </w:r>
-      <w:r>
-        <w:rPr>
-          <w:b/>
-          <w:bCs/>
-          <w:sz w:val="26"/>
-          <w:szCs w:val="26"/>
-        </w:rPr>
-        <w:t>theo dõi tiến độ học tập</w:t>
-      </w:r>
-      <w:r>
-        <w:rPr>
-          <w:sz w:val="26"/>
-          <w:szCs w:val="26"/>
-        </w:rPr>
-        <w:t xml:space="preserve"> của từng sinh viên theo phiên làm bài.</w:t>
-      </w:r>
-    </w:p>
-    <w:p>
-      <w:pPr>
-        <w:widowControl w:val="0"/>
-        <w:numPr>
-          <w:ilvl w:val="0"/>
-          <w:numId w:val="39"/>
-        </w:numPr>
-        <w:spacing w:before="120" w:after="120" w:line="312" w:lineRule="auto"/>
-        <w:rPr>
-          <w:sz w:val="26"/>
-          <w:szCs w:val="26"/>
-        </w:rPr>
-      </w:pPr>
-      <w:r>
-        <w:rPr>
-          <w:sz w:val="26"/>
-          <w:szCs w:val="26"/>
-        </w:rPr>
-        <w:t xml:space="preserve">Có </w:t>
-      </w:r>
-      <w:r>
-        <w:rPr>
-          <w:b/>
-          <w:bCs/>
-          <w:sz w:val="26"/>
-          <w:szCs w:val="26"/>
-        </w:rPr>
-        <w:t>dữ liệu định lượng</w:t>
-      </w:r>
-      <w:r>
-        <w:rPr>
-          <w:sz w:val="26"/>
-          <w:szCs w:val="26"/>
-        </w:rPr>
-        <w:t xml:space="preserve"> để đánh giá quá trình học tập, không chỉ dựa vào cảm tính.</w:t>
-      </w:r>
-    </w:p>
-    <w:p>
-      <w:pPr>
-        <w:widowControl w:val="0"/>
-        <w:numPr>
-          <w:ilvl w:val="0"/>
-          <w:numId w:val="39"/>
-        </w:numPr>
-        <w:spacing w:before="120" w:after="120" w:line="312" w:lineRule="auto"/>
-        <w:rPr>
-          <w:sz w:val="26"/>
-          <w:szCs w:val="26"/>
-        </w:rPr>
-      </w:pPr>
-      <w:r>
-        <w:rPr>
-          <w:sz w:val="26"/>
-          <w:szCs w:val="26"/>
-        </w:rPr>
-        <w:t xml:space="preserve">Tăng tính </w:t>
-      </w:r>
-      <w:r>
-        <w:rPr>
-          <w:b/>
-          <w:bCs/>
-          <w:sz w:val="26"/>
-          <w:szCs w:val="26"/>
-        </w:rPr>
-        <w:t>chuyên nghiệp và hiện đại</w:t>
-      </w:r>
-      <w:r>
-        <w:rPr>
-          <w:sz w:val="26"/>
-          <w:szCs w:val="26"/>
-        </w:rPr>
-        <w:t xml:space="preserve"> trong hoạt động dạy học, phù hợp với xu hướng số hóa giáo dục nghề nghiệp.</w:t>
-      </w:r>
-    </w:p>
-    <w:p>
-      <w:pPr>
-        <w:widowControl w:val="0"/>
-        <w:spacing w:before="120" w:after="120" w:line="312" w:lineRule="auto"/>
-        <w:rPr>
-          <w:b/>
-          <w:bCs/>
-          <w:sz w:val="26"/>
-          <w:szCs w:val="26"/>
-        </w:rPr>
-      </w:pPr>
-      <w:r>
-        <w:rPr>
-          <w:b/>
-          <w:bCs/>
-          <w:sz w:val="26"/>
-          <w:szCs w:val="26"/>
-        </w:rPr>
-        <w:t>b. Đối với sinh viên</w:t>
-      </w:r>
-    </w:p>
-    <w:p>
-      <w:pPr>
-        <w:widowControl w:val="0"/>
-        <w:numPr>
-          <w:ilvl w:val="0"/>
-          <w:numId w:val="40"/>
-        </w:numPr>
-        <w:spacing w:before="120" w:after="120" w:line="312" w:lineRule="auto"/>
-        <w:rPr>
-          <w:sz w:val="26"/>
-          <w:szCs w:val="26"/>
-        </w:rPr>
-      </w:pPr>
-      <w:r>
-        <w:rPr>
-          <w:b/>
-          <w:bCs/>
-          <w:sz w:val="26"/>
-          <w:szCs w:val="26"/>
-        </w:rPr>
-        <w:t>Tự chủ hơn trong học tập:</w:t>
-      </w:r>
-      <w:r>
-        <w:rPr>
-          <w:sz w:val="26"/>
-          <w:szCs w:val="26"/>
-        </w:rPr>
-        <w:t xml:space="preserve"> có thể làm bài ở bất cứ đâu, bất cứ lúc nào.</w:t>
-      </w:r>
-    </w:p>
-    <w:p>
-      <w:pPr>
-        <w:widowControl w:val="0"/>
-        <w:numPr>
-          <w:ilvl w:val="0"/>
-          <w:numId w:val="40"/>
-        </w:numPr>
-        <w:spacing w:before="120" w:after="120" w:line="312" w:lineRule="auto"/>
-        <w:rPr>
-          <w:sz w:val="26"/>
-          <w:szCs w:val="26"/>
-        </w:rPr>
-      </w:pPr>
-      <w:r>
-        <w:rPr>
-          <w:b/>
-          <w:bCs/>
-          <w:sz w:val="26"/>
-          <w:szCs w:val="26"/>
-        </w:rPr>
-        <w:t>Nhận phản hồi tức thì</w:t>
-      </w:r>
-      <w:r>
-        <w:rPr>
-          <w:sz w:val="26"/>
-          <w:szCs w:val="26"/>
-        </w:rPr>
-        <w:t>, hiểu sai ở đâu để tự sửa.</w:t>
-      </w:r>
-    </w:p>
-    <w:p>
-      <w:pPr>
-        <w:widowControl w:val="0"/>
-        <w:numPr>
-          <w:ilvl w:val="0"/>
-          <w:numId w:val="40"/>
-        </w:numPr>
         <w:spacing w:before="120" w:after="120" w:line="312" w:lineRule="auto"/>
         <w:rPr>
           <w:sz w:val="26"/>
@@ -12359,1148 +13973,6 @@
           <w:szCs w:val="26"/>
         </w:rPr>
         <w:lastRenderedPageBreak/>
-        <w:t xml:space="preserve">Hứng thú hơn với môn lập trình nhờ có </w:t>
-      </w:r>
-      <w:r>
-        <w:rPr>
-          <w:i/>
-          <w:iCs/>
-          <w:sz w:val="26"/>
-          <w:szCs w:val="26"/>
-        </w:rPr>
-        <w:t>cảm giác thử thách và được phản hồi ngay</w:t>
-      </w:r>
-      <w:r>
-        <w:rPr>
-          <w:sz w:val="26"/>
-          <w:szCs w:val="26"/>
-        </w:rPr>
-        <w:t>.</w:t>
-      </w:r>
-    </w:p>
-    <w:p>
-      <w:pPr>
-        <w:widowControl w:val="0"/>
-        <w:numPr>
-          <w:ilvl w:val="0"/>
-          <w:numId w:val="40"/>
-        </w:numPr>
-        <w:spacing w:before="120" w:after="120" w:line="312" w:lineRule="auto"/>
-        <w:rPr>
-          <w:sz w:val="26"/>
-          <w:szCs w:val="26"/>
-        </w:rPr>
-      </w:pPr>
-      <w:r>
-        <w:rPr>
-          <w:sz w:val="26"/>
-          <w:szCs w:val="26"/>
-        </w:rPr>
-        <w:t xml:space="preserve">Có thể xem lại </w:t>
-      </w:r>
-      <w:r>
-        <w:rPr>
-          <w:b/>
-          <w:bCs/>
-          <w:sz w:val="26"/>
-          <w:szCs w:val="26"/>
-        </w:rPr>
-        <w:t>lịch sử làm bài, câu đúng/sai, tổng kết tiến bộ</w:t>
-      </w:r>
-      <w:r>
-        <w:rPr>
-          <w:sz w:val="26"/>
-          <w:szCs w:val="26"/>
-        </w:rPr>
-        <w:t>.</w:t>
-      </w:r>
-    </w:p>
-    <w:p>
-      <w:pPr>
-        <w:widowControl w:val="0"/>
-        <w:spacing w:before="120" w:after="120" w:line="312" w:lineRule="auto"/>
-        <w:rPr>
-          <w:b/>
-          <w:bCs/>
-          <w:sz w:val="26"/>
-          <w:szCs w:val="26"/>
-        </w:rPr>
-      </w:pPr>
-      <w:r>
-        <w:rPr>
-          <w:b/>
-          <w:bCs/>
-          <w:sz w:val="26"/>
-          <w:szCs w:val="26"/>
-        </w:rPr>
-        <w:t>c. Đối với nhà trường và khoa</w:t>
-      </w:r>
-    </w:p>
-    <w:p>
-      <w:pPr>
-        <w:widowControl w:val="0"/>
-        <w:numPr>
-          <w:ilvl w:val="0"/>
-          <w:numId w:val="41"/>
-        </w:numPr>
-        <w:spacing w:before="120" w:after="120" w:line="312" w:lineRule="auto"/>
-        <w:rPr>
-          <w:sz w:val="26"/>
-          <w:szCs w:val="26"/>
-        </w:rPr>
-      </w:pPr>
-      <w:r>
-        <w:rPr>
-          <w:sz w:val="26"/>
-          <w:szCs w:val="26"/>
-        </w:rPr>
-        <w:t xml:space="preserve">Tạo nền tảng để </w:t>
-      </w:r>
-      <w:r>
-        <w:rPr>
-          <w:b/>
-          <w:bCs/>
-          <w:sz w:val="26"/>
-          <w:szCs w:val="26"/>
-        </w:rPr>
-        <w:t>chuẩn hóa việc kiểm tra đánh giá</w:t>
-      </w:r>
-      <w:r>
-        <w:rPr>
-          <w:sz w:val="26"/>
-          <w:szCs w:val="26"/>
-        </w:rPr>
-        <w:t xml:space="preserve"> các học phần lập trình.</w:t>
-      </w:r>
-    </w:p>
-    <w:p>
-      <w:pPr>
-        <w:widowControl w:val="0"/>
-        <w:numPr>
-          <w:ilvl w:val="0"/>
-          <w:numId w:val="41"/>
-        </w:numPr>
-        <w:spacing w:before="120" w:after="120" w:line="312" w:lineRule="auto"/>
-        <w:rPr>
-          <w:sz w:val="26"/>
-          <w:szCs w:val="26"/>
-        </w:rPr>
-      </w:pPr>
-      <w:r>
-        <w:rPr>
-          <w:sz w:val="26"/>
-          <w:szCs w:val="26"/>
-        </w:rPr>
-        <w:t xml:space="preserve">Có thể </w:t>
-      </w:r>
-      <w:r>
-        <w:rPr>
-          <w:b/>
-          <w:bCs/>
-          <w:sz w:val="26"/>
-          <w:szCs w:val="26"/>
-        </w:rPr>
-        <w:t>mở rộng triển khai cho nhiều môn</w:t>
-      </w:r>
-      <w:r>
-        <w:rPr>
-          <w:sz w:val="26"/>
-          <w:szCs w:val="26"/>
-        </w:rPr>
-        <w:t>: Lập trình C, C#, CSDL, Giải thuật,…</w:t>
-      </w:r>
-    </w:p>
-    <w:p>
-      <w:pPr>
-        <w:widowControl w:val="0"/>
-        <w:numPr>
-          <w:ilvl w:val="0"/>
-          <w:numId w:val="41"/>
-        </w:numPr>
-        <w:spacing w:before="120" w:after="120" w:line="312" w:lineRule="auto"/>
-        <w:rPr>
-          <w:sz w:val="26"/>
-          <w:szCs w:val="26"/>
-        </w:rPr>
-      </w:pPr>
-      <w:r>
-        <w:rPr>
-          <w:sz w:val="26"/>
-          <w:szCs w:val="26"/>
-        </w:rPr>
-        <w:t>Tăng uy tín của khoa Công nghệ thông tin trong đổi mới phương pháp dạy học gắn với chuyển đổi số.</w:t>
-      </w:r>
-    </w:p>
-    <w:p>
-      <w:pPr>
-        <w:widowControl w:val="0"/>
-        <w:spacing w:before="120" w:after="120" w:line="312" w:lineRule="auto"/>
-        <w:rPr>
-          <w:sz w:val="26"/>
-          <w:szCs w:val="26"/>
-        </w:rPr>
-      </w:pPr>
-      <w:r>
-        <w:rPr>
-          <w:sz w:val="26"/>
-          <w:szCs w:val="26"/>
-        </w:rPr>
-        <w:pict w14:anchorId="76A68FFA">
-          <v:rect id="_x0000_i1041" style="width:0;height:1.5pt" o:hralign="center" o:hrstd="t" o:hr="t" fillcolor="#a0a0a0" stroked="f"/>
-        </w:pict>
-      </w:r>
-    </w:p>
-    <w:p>
-      <w:pPr>
-        <w:widowControl w:val="0"/>
-        <w:spacing w:before="120" w:after="120" w:line="312" w:lineRule="auto"/>
-        <w:rPr>
-          <w:b/>
-          <w:bCs/>
-          <w:sz w:val="26"/>
-          <w:szCs w:val="26"/>
-        </w:rPr>
-      </w:pPr>
-      <w:r>
-        <w:rPr>
-          <w:b/>
-          <w:bCs/>
-          <w:sz w:val="26"/>
-          <w:szCs w:val="26"/>
-        </w:rPr>
-        <w:t>4. Một số hình ảnh và minh họa (mô tả khi chèn vào bản in)</w:t>
-      </w:r>
-    </w:p>
-    <w:p>
-      <w:pPr>
-        <w:widowControl w:val="0"/>
-        <w:numPr>
-          <w:ilvl w:val="0"/>
-          <w:numId w:val="42"/>
-        </w:numPr>
-        <w:spacing w:before="120" w:after="120" w:line="312" w:lineRule="auto"/>
-        <w:rPr>
-          <w:sz w:val="26"/>
-          <w:szCs w:val="26"/>
-        </w:rPr>
-      </w:pPr>
-      <w:r>
-        <w:rPr>
-          <w:b/>
-          <w:bCs/>
-          <w:sz w:val="26"/>
-          <w:szCs w:val="26"/>
-        </w:rPr>
-        <w:t>Hình 1:</w:t>
-      </w:r>
-      <w:r>
-        <w:rPr>
-          <w:sz w:val="26"/>
-          <w:szCs w:val="26"/>
-        </w:rPr>
-        <w:t xml:space="preserve"> Giao diện đăng nhập CodeBloom (cho sinh viên và giảng viên).</w:t>
-      </w:r>
-    </w:p>
-    <w:p>
-      <w:pPr>
-        <w:widowControl w:val="0"/>
-        <w:numPr>
-          <w:ilvl w:val="0"/>
-          <w:numId w:val="42"/>
-        </w:numPr>
-        <w:spacing w:before="120" w:after="120" w:line="312" w:lineRule="auto"/>
-        <w:rPr>
-          <w:sz w:val="26"/>
-          <w:szCs w:val="26"/>
-        </w:rPr>
-      </w:pPr>
-      <w:r>
-        <w:rPr>
-          <w:b/>
-          <w:bCs/>
-          <w:sz w:val="26"/>
-          <w:szCs w:val="26"/>
-        </w:rPr>
-        <w:t>Hình 2:</w:t>
-      </w:r>
-      <w:r>
-        <w:rPr>
-          <w:sz w:val="26"/>
-          <w:szCs w:val="26"/>
-        </w:rPr>
-        <w:t xml:space="preserve"> Màn hình làm bài của sinh viên (hiển thị câu hỏi, khung nhập code).</w:t>
-      </w:r>
-    </w:p>
-    <w:p>
-      <w:pPr>
-        <w:widowControl w:val="0"/>
-        <w:numPr>
-          <w:ilvl w:val="0"/>
-          <w:numId w:val="42"/>
-        </w:numPr>
-        <w:spacing w:before="120" w:after="120" w:line="312" w:lineRule="auto"/>
-        <w:rPr>
-          <w:sz w:val="26"/>
-          <w:szCs w:val="26"/>
-        </w:rPr>
-      </w:pPr>
-      <w:r>
-        <w:rPr>
-          <w:b/>
-          <w:bCs/>
-          <w:sz w:val="26"/>
-          <w:szCs w:val="26"/>
-        </w:rPr>
-        <w:t>Hình 3:</w:t>
-      </w:r>
-      <w:r>
-        <w:rPr>
-          <w:sz w:val="26"/>
-          <w:szCs w:val="26"/>
-        </w:rPr>
-        <w:t xml:space="preserve"> Bảng thống kê kết quả tổng hợp trong trang </w:t>
-      </w:r>
-      <w:r>
-        <w:rPr>
-          <w:i/>
-          <w:iCs/>
-          <w:sz w:val="26"/>
-          <w:szCs w:val="26"/>
-        </w:rPr>
-        <w:t>admin.html</w:t>
-      </w:r>
-      <w:r>
-        <w:rPr>
-          <w:sz w:val="26"/>
-          <w:szCs w:val="26"/>
-        </w:rPr>
-        <w:t>.</w:t>
-      </w:r>
-    </w:p>
-    <w:p>
-      <w:pPr>
-        <w:widowControl w:val="0"/>
-        <w:numPr>
-          <w:ilvl w:val="0"/>
-          <w:numId w:val="42"/>
-        </w:numPr>
-        <w:spacing w:before="120" w:after="120" w:line="312" w:lineRule="auto"/>
-        <w:rPr>
-          <w:sz w:val="26"/>
-          <w:szCs w:val="26"/>
-        </w:rPr>
-      </w:pPr>
-      <w:r>
-        <w:rPr>
-          <w:b/>
-          <w:bCs/>
-          <w:sz w:val="26"/>
-          <w:szCs w:val="26"/>
-        </w:rPr>
-        <w:t>Hình 4:</w:t>
-      </w:r>
-      <w:r>
-        <w:rPr>
-          <w:sz w:val="26"/>
-          <w:szCs w:val="26"/>
-        </w:rPr>
-        <w:t xml:space="preserve"> Biểu đồ kết quả tiến bộ học tập (số câu đúng/sai theo thời gian).</w:t>
-      </w:r>
-    </w:p>
-    <w:p>
-      <w:pPr>
-        <w:widowControl w:val="0"/>
-        <w:spacing w:before="120" w:after="120" w:line="312" w:lineRule="auto"/>
-        <w:rPr>
-          <w:sz w:val="26"/>
-          <w:szCs w:val="26"/>
-        </w:rPr>
-      </w:pPr>
-      <w:r>
-        <w:rPr>
-          <w:sz w:val="26"/>
-          <w:szCs w:val="26"/>
-        </w:rPr>
-        <w:pict w14:anchorId="6EEE5F15">
-          <v:rect id="_x0000_i1042" style="width:0;height:1.5pt" o:hralign="center" o:hrstd="t" o:hr="t" fillcolor="#a0a0a0" stroked="f"/>
-        </w:pict>
-      </w:r>
-    </w:p>
-    <w:p>
-      <w:pPr>
-        <w:widowControl w:val="0"/>
-        <w:spacing w:before="120" w:after="120" w:line="312" w:lineRule="auto"/>
-        <w:rPr>
-          <w:b/>
-          <w:bCs/>
-          <w:sz w:val="26"/>
-          <w:szCs w:val="26"/>
-        </w:rPr>
-      </w:pPr>
-      <w:r>
-        <w:rPr>
-          <w:b/>
-          <w:bCs/>
-          <w:sz w:val="26"/>
-          <w:szCs w:val="26"/>
-        </w:rPr>
-        <w:t>5. Tổng hợp các kết quả đạt được</w:t>
-      </w:r>
-    </w:p>
-    <w:tbl>
-      <w:tblPr>
-        <w:tblW w:w="0" w:type="auto"/>
-        <w:tblCellSpacing w:w="15" w:type="dxa"/>
-        <w:tblCellMar>
-          <w:top w:w="15" w:type="dxa"/>
-          <w:left w:w="15" w:type="dxa"/>
-          <w:bottom w:w="15" w:type="dxa"/>
-          <w:right w:w="15" w:type="dxa"/>
-        </w:tblCellMar>
-        <w:tblLook w:val="04A0" w:firstRow="1" w:lastRow="0" w:firstColumn="1" w:lastColumn="0" w:noHBand="0" w:noVBand="1"/>
-      </w:tblPr>
-      <w:tblGrid>
-        <w:gridCol w:w="2595"/>
-        <w:gridCol w:w="1733"/>
-        <w:gridCol w:w="1448"/>
-        <w:gridCol w:w="1592"/>
-      </w:tblGrid>
-      <w:tr>
-        <w:trPr>
-          <w:tblHeader/>
-          <w:tblCellSpacing w:w="15" w:type="dxa"/>
-        </w:trPr>
-        <w:tc>
-          <w:tcPr>
-            <w:tcW w:w="0" w:type="auto"/>
-            <w:vAlign w:val="center"/>
-            <w:hideMark/>
-          </w:tcPr>
-          <w:p>
-            <w:pPr>
-              <w:widowControl w:val="0"/>
-              <w:spacing w:before="120" w:after="120" w:line="312" w:lineRule="auto"/>
-              <w:rPr>
-                <w:b/>
-                <w:bCs/>
-                <w:sz w:val="26"/>
-                <w:szCs w:val="26"/>
-              </w:rPr>
-            </w:pPr>
-            <w:r>
-              <w:rPr>
-                <w:b/>
-                <w:bCs/>
-                <w:sz w:val="26"/>
-                <w:szCs w:val="26"/>
-              </w:rPr>
-              <w:t>Nội dung</w:t>
-            </w:r>
-          </w:p>
-        </w:tc>
-        <w:tc>
-          <w:tcPr>
-            <w:tcW w:w="0" w:type="auto"/>
-            <w:vAlign w:val="center"/>
-            <w:hideMark/>
-          </w:tcPr>
-          <w:p>
-            <w:pPr>
-              <w:widowControl w:val="0"/>
-              <w:spacing w:before="120" w:after="120" w:line="312" w:lineRule="auto"/>
-              <w:rPr>
-                <w:b/>
-                <w:bCs/>
-                <w:sz w:val="26"/>
-                <w:szCs w:val="26"/>
-              </w:rPr>
-            </w:pPr>
-            <w:r>
-              <w:rPr>
-                <w:b/>
-                <w:bCs/>
-                <w:sz w:val="26"/>
-                <w:szCs w:val="26"/>
-              </w:rPr>
-              <w:t>Trước áp dụng</w:t>
-            </w:r>
-          </w:p>
-        </w:tc>
-        <w:tc>
-          <w:tcPr>
-            <w:tcW w:w="0" w:type="auto"/>
-            <w:vAlign w:val="center"/>
-            <w:hideMark/>
-          </w:tcPr>
-          <w:p>
-            <w:pPr>
-              <w:widowControl w:val="0"/>
-              <w:spacing w:before="120" w:after="120" w:line="312" w:lineRule="auto"/>
-              <w:rPr>
-                <w:b/>
-                <w:bCs/>
-                <w:sz w:val="26"/>
-                <w:szCs w:val="26"/>
-              </w:rPr>
-            </w:pPr>
-            <w:r>
-              <w:rPr>
-                <w:b/>
-                <w:bCs/>
-                <w:sz w:val="26"/>
-                <w:szCs w:val="26"/>
-              </w:rPr>
-              <w:t>Sau áp dụng</w:t>
-            </w:r>
-          </w:p>
-        </w:tc>
-        <w:tc>
-          <w:tcPr>
-            <w:tcW w:w="0" w:type="auto"/>
-            <w:vAlign w:val="center"/>
-            <w:hideMark/>
-          </w:tcPr>
-          <w:p>
-            <w:pPr>
-              <w:widowControl w:val="0"/>
-              <w:spacing w:before="120" w:after="120" w:line="312" w:lineRule="auto"/>
-              <w:rPr>
-                <w:b/>
-                <w:bCs/>
-                <w:sz w:val="26"/>
-                <w:szCs w:val="26"/>
-              </w:rPr>
-            </w:pPr>
-            <w:r>
-              <w:rPr>
-                <w:b/>
-                <w:bCs/>
-                <w:sz w:val="26"/>
-                <w:szCs w:val="26"/>
-              </w:rPr>
-              <w:t>Hiệu quả (%)</w:t>
-            </w:r>
-          </w:p>
-        </w:tc>
-      </w:tr>
-      <w:tr>
-        <w:trPr>
-          <w:tblCellSpacing w:w="15" w:type="dxa"/>
-        </w:trPr>
-        <w:tc>
-          <w:tcPr>
-            <w:tcW w:w="0" w:type="auto"/>
-            <w:vAlign w:val="center"/>
-            <w:hideMark/>
-          </w:tcPr>
-          <w:p>
-            <w:pPr>
-              <w:widowControl w:val="0"/>
-              <w:spacing w:before="120" w:after="120" w:line="312" w:lineRule="auto"/>
-              <w:rPr>
-                <w:sz w:val="26"/>
-                <w:szCs w:val="26"/>
-              </w:rPr>
-            </w:pPr>
-            <w:r>
-              <w:rPr>
-                <w:sz w:val="26"/>
-                <w:szCs w:val="26"/>
-              </w:rPr>
-              <w:t>Thời gian chấm bài</w:t>
-            </w:r>
-          </w:p>
-        </w:tc>
-        <w:tc>
-          <w:tcPr>
-            <w:tcW w:w="0" w:type="auto"/>
-            <w:vAlign w:val="center"/>
-            <w:hideMark/>
-          </w:tcPr>
-          <w:p>
-            <w:pPr>
-              <w:widowControl w:val="0"/>
-              <w:spacing w:before="120" w:after="120" w:line="312" w:lineRule="auto"/>
-              <w:rPr>
-                <w:sz w:val="26"/>
-                <w:szCs w:val="26"/>
-              </w:rPr>
-            </w:pPr>
-            <w:r>
-              <w:rPr>
-                <w:sz w:val="26"/>
-                <w:szCs w:val="26"/>
-              </w:rPr>
-              <w:t>9 giờ</w:t>
-            </w:r>
-          </w:p>
-        </w:tc>
-        <w:tc>
-          <w:tcPr>
-            <w:tcW w:w="0" w:type="auto"/>
-            <w:vAlign w:val="center"/>
-            <w:hideMark/>
-          </w:tcPr>
-          <w:p>
-            <w:pPr>
-              <w:widowControl w:val="0"/>
-              <w:spacing w:before="120" w:after="120" w:line="312" w:lineRule="auto"/>
-              <w:rPr>
-                <w:sz w:val="26"/>
-                <w:szCs w:val="26"/>
-              </w:rPr>
-            </w:pPr>
-            <w:r>
-              <w:rPr>
-                <w:sz w:val="26"/>
-                <w:szCs w:val="26"/>
-              </w:rPr>
-              <w:t>1 giờ</w:t>
-            </w:r>
-          </w:p>
-        </w:tc>
-        <w:tc>
-          <w:tcPr>
-            <w:tcW w:w="0" w:type="auto"/>
-            <w:vAlign w:val="center"/>
-            <w:hideMark/>
-          </w:tcPr>
-          <w:p>
-            <w:pPr>
-              <w:widowControl w:val="0"/>
-              <w:spacing w:before="120" w:after="120" w:line="312" w:lineRule="auto"/>
-              <w:rPr>
-                <w:sz w:val="26"/>
-                <w:szCs w:val="26"/>
-              </w:rPr>
-            </w:pPr>
-            <w:r>
-              <w:rPr>
-                <w:sz w:val="26"/>
-                <w:szCs w:val="26"/>
-              </w:rPr>
-              <w:t>↓ 88,8%</w:t>
-            </w:r>
-          </w:p>
-        </w:tc>
-      </w:tr>
-      <w:tr>
-        <w:trPr>
-          <w:tblCellSpacing w:w="15" w:type="dxa"/>
-        </w:trPr>
-        <w:tc>
-          <w:tcPr>
-            <w:tcW w:w="0" w:type="auto"/>
-            <w:vAlign w:val="center"/>
-            <w:hideMark/>
-          </w:tcPr>
-          <w:p>
-            <w:pPr>
-              <w:widowControl w:val="0"/>
-              <w:spacing w:before="120" w:after="120" w:line="312" w:lineRule="auto"/>
-              <w:rPr>
-                <w:sz w:val="26"/>
-                <w:szCs w:val="26"/>
-              </w:rPr>
-            </w:pPr>
-            <w:r>
-              <w:rPr>
-                <w:sz w:val="26"/>
-                <w:szCs w:val="26"/>
-              </w:rPr>
-              <w:t>Tính chính xác</w:t>
-            </w:r>
-          </w:p>
-        </w:tc>
-        <w:tc>
-          <w:tcPr>
-            <w:tcW w:w="0" w:type="auto"/>
-            <w:vAlign w:val="center"/>
-            <w:hideMark/>
-          </w:tcPr>
-          <w:p>
-            <w:pPr>
-              <w:widowControl w:val="0"/>
-              <w:spacing w:before="120" w:after="120" w:line="312" w:lineRule="auto"/>
-              <w:rPr>
-                <w:sz w:val="26"/>
-                <w:szCs w:val="26"/>
-              </w:rPr>
-            </w:pPr>
-            <w:r>
-              <w:rPr>
-                <w:sz w:val="26"/>
-                <w:szCs w:val="26"/>
-              </w:rPr>
-              <w:t>95%</w:t>
-            </w:r>
-          </w:p>
-        </w:tc>
-        <w:tc>
-          <w:tcPr>
-            <w:tcW w:w="0" w:type="auto"/>
-            <w:vAlign w:val="center"/>
-            <w:hideMark/>
-          </w:tcPr>
-          <w:p>
-            <w:pPr>
-              <w:widowControl w:val="0"/>
-              <w:spacing w:before="120" w:after="120" w:line="312" w:lineRule="auto"/>
-              <w:rPr>
-                <w:sz w:val="26"/>
-                <w:szCs w:val="26"/>
-              </w:rPr>
-            </w:pPr>
-            <w:r>
-              <w:rPr>
-                <w:sz w:val="26"/>
-                <w:szCs w:val="26"/>
-              </w:rPr>
-              <w:t>100%</w:t>
-            </w:r>
-          </w:p>
-        </w:tc>
-        <w:tc>
-          <w:tcPr>
-            <w:tcW w:w="0" w:type="auto"/>
-            <w:vAlign w:val="center"/>
-            <w:hideMark/>
-          </w:tcPr>
-          <w:p>
-            <w:pPr>
-              <w:widowControl w:val="0"/>
-              <w:spacing w:before="120" w:after="120" w:line="312" w:lineRule="auto"/>
-              <w:rPr>
-                <w:sz w:val="26"/>
-                <w:szCs w:val="26"/>
-              </w:rPr>
-            </w:pPr>
-            <w:r>
-              <w:rPr>
-                <w:sz w:val="26"/>
-                <w:szCs w:val="26"/>
-              </w:rPr>
-              <w:t>+5%</w:t>
-            </w:r>
-          </w:p>
-        </w:tc>
-      </w:tr>
-      <w:tr>
-        <w:trPr>
-          <w:tblCellSpacing w:w="15" w:type="dxa"/>
-        </w:trPr>
-        <w:tc>
-          <w:tcPr>
-            <w:tcW w:w="0" w:type="auto"/>
-            <w:vAlign w:val="center"/>
-            <w:hideMark/>
-          </w:tcPr>
-          <w:p>
-            <w:pPr>
-              <w:widowControl w:val="0"/>
-              <w:spacing w:before="120" w:after="120" w:line="312" w:lineRule="auto"/>
-              <w:rPr>
-                <w:sz w:val="26"/>
-                <w:szCs w:val="26"/>
-              </w:rPr>
-            </w:pPr>
-            <w:r>
-              <w:rPr>
-                <w:sz w:val="26"/>
-                <w:szCs w:val="26"/>
-              </w:rPr>
-              <w:t>Tính khách quan</w:t>
-            </w:r>
-          </w:p>
-        </w:tc>
-        <w:tc>
-          <w:tcPr>
-            <w:tcW w:w="0" w:type="auto"/>
-            <w:vAlign w:val="center"/>
-            <w:hideMark/>
-          </w:tcPr>
-          <w:p>
-            <w:pPr>
-              <w:widowControl w:val="0"/>
-              <w:spacing w:before="120" w:after="120" w:line="312" w:lineRule="auto"/>
-              <w:rPr>
-                <w:sz w:val="26"/>
-                <w:szCs w:val="26"/>
-              </w:rPr>
-            </w:pPr>
-            <w:r>
-              <w:rPr>
-                <w:sz w:val="26"/>
-                <w:szCs w:val="26"/>
-              </w:rPr>
-              <w:t>Trung bình</w:t>
-            </w:r>
-          </w:p>
-        </w:tc>
-        <w:tc>
-          <w:tcPr>
-            <w:tcW w:w="0" w:type="auto"/>
-            <w:vAlign w:val="center"/>
-            <w:hideMark/>
-          </w:tcPr>
-          <w:p>
-            <w:pPr>
-              <w:widowControl w:val="0"/>
-              <w:spacing w:before="120" w:after="120" w:line="312" w:lineRule="auto"/>
-              <w:rPr>
-                <w:sz w:val="26"/>
-                <w:szCs w:val="26"/>
-              </w:rPr>
-            </w:pPr>
-            <w:r>
-              <w:rPr>
-                <w:sz w:val="26"/>
-                <w:szCs w:val="26"/>
-              </w:rPr>
-              <w:t>Cao</w:t>
-            </w:r>
-          </w:p>
-        </w:tc>
-        <w:tc>
-          <w:tcPr>
-            <w:tcW w:w="0" w:type="auto"/>
-            <w:vAlign w:val="center"/>
-            <w:hideMark/>
-          </w:tcPr>
-          <w:p>
-            <w:pPr>
-              <w:widowControl w:val="0"/>
-              <w:spacing w:before="120" w:after="120" w:line="312" w:lineRule="auto"/>
-              <w:rPr>
-                <w:sz w:val="26"/>
-                <w:szCs w:val="26"/>
-              </w:rPr>
-            </w:pPr>
-            <w:r>
-              <w:rPr>
-                <w:sz w:val="26"/>
-                <w:szCs w:val="26"/>
-              </w:rPr>
-              <w:t>–</w:t>
-            </w:r>
-          </w:p>
-        </w:tc>
-      </w:tr>
-      <w:tr>
-        <w:trPr>
-          <w:tblCellSpacing w:w="15" w:type="dxa"/>
-        </w:trPr>
-        <w:tc>
-          <w:tcPr>
-            <w:tcW w:w="0" w:type="auto"/>
-            <w:vAlign w:val="center"/>
-            <w:hideMark/>
-          </w:tcPr>
-          <w:p>
-            <w:pPr>
-              <w:widowControl w:val="0"/>
-              <w:spacing w:before="120" w:after="120" w:line="312" w:lineRule="auto"/>
-              <w:rPr>
-                <w:sz w:val="26"/>
-                <w:szCs w:val="26"/>
-              </w:rPr>
-            </w:pPr>
-            <w:r>
-              <w:rPr>
-                <w:sz w:val="26"/>
-                <w:szCs w:val="26"/>
-              </w:rPr>
-              <w:t>Hứng thú học tập</w:t>
-            </w:r>
-          </w:p>
-        </w:tc>
-        <w:tc>
-          <w:tcPr>
-            <w:tcW w:w="0" w:type="auto"/>
-            <w:vAlign w:val="center"/>
-            <w:hideMark/>
-          </w:tcPr>
-          <w:p>
-            <w:pPr>
-              <w:widowControl w:val="0"/>
-              <w:spacing w:before="120" w:after="120" w:line="312" w:lineRule="auto"/>
-              <w:rPr>
-                <w:sz w:val="26"/>
-                <w:szCs w:val="26"/>
-              </w:rPr>
-            </w:pPr>
-            <w:r>
-              <w:rPr>
-                <w:sz w:val="26"/>
-                <w:szCs w:val="26"/>
-              </w:rPr>
-              <w:t>70%</w:t>
-            </w:r>
-          </w:p>
-        </w:tc>
-        <w:tc>
-          <w:tcPr>
-            <w:tcW w:w="0" w:type="auto"/>
-            <w:vAlign w:val="center"/>
-            <w:hideMark/>
-          </w:tcPr>
-          <w:p>
-            <w:pPr>
-              <w:widowControl w:val="0"/>
-              <w:spacing w:before="120" w:after="120" w:line="312" w:lineRule="auto"/>
-              <w:rPr>
-                <w:sz w:val="26"/>
-                <w:szCs w:val="26"/>
-              </w:rPr>
-            </w:pPr>
-            <w:r>
-              <w:rPr>
-                <w:sz w:val="26"/>
-                <w:szCs w:val="26"/>
-              </w:rPr>
-              <w:t>93%</w:t>
-            </w:r>
-          </w:p>
-        </w:tc>
-        <w:tc>
-          <w:tcPr>
-            <w:tcW w:w="0" w:type="auto"/>
-            <w:vAlign w:val="center"/>
-            <w:hideMark/>
-          </w:tcPr>
-          <w:p>
-            <w:pPr>
-              <w:widowControl w:val="0"/>
-              <w:spacing w:before="120" w:after="120" w:line="312" w:lineRule="auto"/>
-              <w:rPr>
-                <w:sz w:val="26"/>
-                <w:szCs w:val="26"/>
-              </w:rPr>
-            </w:pPr>
-            <w:r>
-              <w:rPr>
-                <w:sz w:val="26"/>
-                <w:szCs w:val="26"/>
-              </w:rPr>
-              <w:t>+23%</w:t>
-            </w:r>
-          </w:p>
-        </w:tc>
-      </w:tr>
-      <w:tr>
-        <w:trPr>
-          <w:tblCellSpacing w:w="15" w:type="dxa"/>
-        </w:trPr>
-        <w:tc>
-          <w:tcPr>
-            <w:tcW w:w="0" w:type="auto"/>
-            <w:vAlign w:val="center"/>
-            <w:hideMark/>
-          </w:tcPr>
-          <w:p>
-            <w:pPr>
-              <w:widowControl w:val="0"/>
-              <w:spacing w:before="120" w:after="120" w:line="312" w:lineRule="auto"/>
-              <w:rPr>
-                <w:sz w:val="26"/>
-                <w:szCs w:val="26"/>
-              </w:rPr>
-            </w:pPr>
-            <w:r>
-              <w:rPr>
-                <w:sz w:val="26"/>
-                <w:szCs w:val="26"/>
-              </w:rPr>
-              <w:t>Tỷ lệ hoàn thành bài tập</w:t>
-            </w:r>
-          </w:p>
-        </w:tc>
-        <w:tc>
-          <w:tcPr>
-            <w:tcW w:w="0" w:type="auto"/>
-            <w:vAlign w:val="center"/>
-            <w:hideMark/>
-          </w:tcPr>
-          <w:p>
-            <w:pPr>
-              <w:widowControl w:val="0"/>
-              <w:spacing w:before="120" w:after="120" w:line="312" w:lineRule="auto"/>
-              <w:rPr>
-                <w:sz w:val="26"/>
-                <w:szCs w:val="26"/>
-              </w:rPr>
-            </w:pPr>
-            <w:r>
-              <w:rPr>
-                <w:sz w:val="26"/>
-                <w:szCs w:val="26"/>
-              </w:rPr>
-              <w:t>75%</w:t>
-            </w:r>
-          </w:p>
-        </w:tc>
-        <w:tc>
-          <w:tcPr>
-            <w:tcW w:w="0" w:type="auto"/>
-            <w:vAlign w:val="center"/>
-            <w:hideMark/>
-          </w:tcPr>
-          <w:p>
-            <w:pPr>
-              <w:widowControl w:val="0"/>
-              <w:spacing w:before="120" w:after="120" w:line="312" w:lineRule="auto"/>
-              <w:rPr>
-                <w:sz w:val="26"/>
-                <w:szCs w:val="26"/>
-              </w:rPr>
-            </w:pPr>
-            <w:r>
-              <w:rPr>
-                <w:sz w:val="26"/>
-                <w:szCs w:val="26"/>
-              </w:rPr>
-              <w:t>98%</w:t>
-            </w:r>
-          </w:p>
-        </w:tc>
-        <w:tc>
-          <w:tcPr>
-            <w:tcW w:w="0" w:type="auto"/>
-            <w:vAlign w:val="center"/>
-            <w:hideMark/>
-          </w:tcPr>
-          <w:p>
-            <w:pPr>
-              <w:widowControl w:val="0"/>
-              <w:spacing w:before="120" w:after="120" w:line="312" w:lineRule="auto"/>
-              <w:rPr>
-                <w:sz w:val="26"/>
-                <w:szCs w:val="26"/>
-              </w:rPr>
-            </w:pPr>
-            <w:r>
-              <w:rPr>
-                <w:sz w:val="26"/>
-                <w:szCs w:val="26"/>
-              </w:rPr>
-              <w:t>+23%</w:t>
-            </w:r>
-          </w:p>
-        </w:tc>
-      </w:tr>
-    </w:tbl>
-    <w:p>
-      <w:pPr>
-        <w:widowControl w:val="0"/>
-        <w:spacing w:before="120" w:after="120" w:line="312" w:lineRule="auto"/>
-        <w:rPr>
-          <w:sz w:val="26"/>
-          <w:szCs w:val="26"/>
-        </w:rPr>
-      </w:pPr>
-      <w:r>
-        <w:rPr>
-          <w:sz w:val="26"/>
-          <w:szCs w:val="26"/>
-        </w:rPr>
-        <w:t xml:space="preserve">=&gt; </w:t>
-      </w:r>
-      <w:r>
-        <w:rPr>
-          <w:b/>
-          <w:bCs/>
-          <w:sz w:val="26"/>
-          <w:szCs w:val="26"/>
-        </w:rPr>
-        <w:t>Kết luận:</w:t>
-      </w:r>
-      <w:r>
-        <w:rPr>
-          <w:sz w:val="26"/>
-          <w:szCs w:val="26"/>
-        </w:rPr>
-        <w:br/>
-        <w:t xml:space="preserve">Sáng kiến “Ứng dụng hệ thống CodeBloom trong đánh giá kỹ năng lập trình theo thang Bloom” </w:t>
-      </w:r>
-      <w:r>
-        <w:rPr>
-          <w:b/>
-          <w:bCs/>
-          <w:sz w:val="26"/>
-          <w:szCs w:val="26"/>
-        </w:rPr>
-        <w:t>mang lại hiệu quả rõ rệt</w:t>
-      </w:r>
-      <w:r>
-        <w:rPr>
-          <w:sz w:val="26"/>
-          <w:szCs w:val="26"/>
-        </w:rPr>
-        <w:t xml:space="preserve"> cả về thời gian, chất lượng, lẫn động lực học tập của </w:t>
-      </w:r>
-      <w:r>
-        <w:rPr>
-          <w:sz w:val="26"/>
-          <w:szCs w:val="26"/>
-        </w:rPr>
-        <w:lastRenderedPageBreak/>
-        <w:t>sinh viên.</w:t>
-      </w:r>
-    </w:p>
-    <w:p>
-      <w:pPr>
-        <w:widowControl w:val="0"/>
-        <w:spacing w:before="120" w:after="120" w:line="312" w:lineRule="auto"/>
-        <w:rPr>
-          <w:sz w:val="26"/>
-          <w:szCs w:val="26"/>
-        </w:rPr>
-      </w:pPr>
-      <w:r>
-        <w:rPr>
-          <w:sz w:val="26"/>
-          <w:szCs w:val="26"/>
-        </w:rPr>
-        <w:pict w14:anchorId="49C28CCF">
-          <v:rect id="_x0000_i1043" style="width:0;height:1.5pt" o:hralign="center" o:hrstd="t" o:hr="t" fillcolor="#a0a0a0" stroked="f"/>
-        </w:pict>
-      </w:r>
-    </w:p>
-    <w:p>
-      <w:pPr>
-        <w:widowControl w:val="0"/>
-        <w:spacing w:before="120" w:after="120" w:line="312" w:lineRule="auto"/>
-        <w:rPr>
-          <w:b/>
-          <w:bCs/>
-          <w:sz w:val="26"/>
-          <w:szCs w:val="26"/>
-        </w:rPr>
-      </w:pPr>
-      <w:r>
-        <w:rPr>
-          <w:b/>
-          <w:bCs/>
-          <w:sz w:val="26"/>
-          <w:szCs w:val="26"/>
-        </w:rPr>
-        <w:t>6. Đánh giá chung</w:t>
-      </w:r>
-    </w:p>
-    <w:p>
-      <w:pPr>
-        <w:widowControl w:val="0"/>
-        <w:spacing w:before="120" w:after="120" w:line="312" w:lineRule="auto"/>
-        <w:rPr>
-          <w:sz w:val="26"/>
-          <w:szCs w:val="26"/>
-        </w:rPr>
-      </w:pPr>
-      <w:r>
-        <w:rPr>
-          <w:sz w:val="26"/>
-          <w:szCs w:val="26"/>
-        </w:rPr>
         <w:t>Sau gần 2 tháng áp dụng thực tế, có thể khẳng định:</w:t>
       </w:r>
     </w:p>
@@ -13790,7 +14262,7 @@
           <w:szCs w:val="26"/>
         </w:rPr>
         <w:pict w14:anchorId="1C3FFFDF">
-          <v:rect id="_x0000_i1044" style="width:0;height:1.5pt" o:hralign="center" o:hrstd="t" o:hr="t" fillcolor="#a0a0a0" stroked="f"/>
+          <v:rect id="_x0000_i1032" style="width:0;height:1.5pt" o:hralign="center" o:hrstd="t" o:hr="t" fillcolor="#a0a0a0" stroked="f"/>
         </w:pict>
       </w:r>
     </w:p>
@@ -13856,7 +14328,7 @@
           <w:szCs w:val="26"/>
         </w:rPr>
         <w:pict w14:anchorId="5E47D38B">
-          <v:rect id="_x0000_i1045" style="width:0;height:1.5pt" o:hralign="center" o:hrstd="t" o:hr="t" fillcolor="#a0a0a0" stroked="f"/>
+          <v:rect id="_x0000_i1033" style="width:0;height:1.5pt" o:hralign="center" o:hrstd="t" o:hr="t" fillcolor="#a0a0a0" stroked="f"/>
         </w:pict>
       </w:r>
     </w:p>
@@ -13901,8 +14373,20 @@
           <w:sz w:val="26"/>
           <w:szCs w:val="26"/>
         </w:rPr>
-        <w:t xml:space="preserve">Hệ thống giúp giảm đáng kể khối lượng công việc cho giáo viên, đặc biệt trong </w:t>
-      </w:r>
+        <w:t>Hệ thống giúp giảm đáng kể khối lượng công việc cho giáo viên, đặc biệt trong các lớp học có số lượng sinh viên lớn. Việc chấm bài, tổng hợp kết quả và thống kê được thực hiện nhanh chóng, chính xác, giúp giáo viên tập trung hơn vào hoạt động chuyên môn.</w:t>
+      </w:r>
+    </w:p>
+    <w:p>
+      <w:pPr>
+        <w:widowControl w:val="0"/>
+        <w:spacing w:before="120" w:after="120" w:line="312" w:lineRule="auto"/>
+        <w:ind w:left="764"/>
+        <w:rPr>
+          <w:noProof/>
+          <w:sz w:val="26"/>
+          <w:szCs w:val="26"/>
+        </w:rPr>
+      </w:pPr>
       <w:r>
         <w:rPr>
           <w:noProof/>
@@ -13910,28 +14394,8 @@
           <w:szCs w:val="26"/>
         </w:rPr>
         <w:lastRenderedPageBreak/>
-        <w:t>các lớp học có số lượng sinh viên lớn. Việc chấm bài, tổng hợp kết quả và thống kê được thực hiện nhanh chóng, chính xác, giúp giáo viên tập trung hơn vào hoạt động chuyên môn.</w:t>
-      </w:r>
-    </w:p>
-    <w:p>
-      <w:pPr>
-        <w:widowControl w:val="0"/>
-        <w:spacing w:before="120" w:after="120" w:line="312" w:lineRule="auto"/>
-        <w:ind w:left="764"/>
-        <w:rPr>
-          <w:noProof/>
-          <w:sz w:val="26"/>
-          <w:szCs w:val="26"/>
-        </w:rPr>
-      </w:pPr>
-      <w:r>
-        <w:rPr>
-          <w:noProof/>
-          <w:sz w:val="26"/>
-          <w:szCs w:val="26"/>
-        </w:rPr>
         <w:pict w14:anchorId="048B6AEB">
-          <v:rect id="_x0000_i1046" style="width:0;height:1.5pt" o:hralign="center" o:hrstd="t" o:hr="t" fillcolor="#a0a0a0" stroked="f"/>
+          <v:rect id="_x0000_i1034" style="width:0;height:1.5pt" o:hralign="center" o:hrstd="t" o:hr="t" fillcolor="#a0a0a0" stroked="f"/>
         </w:pict>
       </w:r>
     </w:p>
@@ -13997,7 +14461,7 @@
           <w:szCs w:val="26"/>
         </w:rPr>
         <w:pict w14:anchorId="739170AA">
-          <v:rect id="_x0000_i1047" style="width:0;height:1.5pt" o:hralign="center" o:hrstd="t" o:hr="t" fillcolor="#a0a0a0" stroked="f"/>
+          <v:rect id="_x0000_i1035" style="width:0;height:1.5pt" o:hralign="center" o:hrstd="t" o:hr="t" fillcolor="#a0a0a0" stroked="f"/>
         </w:pict>
       </w:r>
     </w:p>
@@ -14063,7 +14527,7 @@
           <w:szCs w:val="26"/>
         </w:rPr>
         <w:pict w14:anchorId="2D9C2BE9">
-          <v:rect id="_x0000_i1048" style="width:0;height:1.5pt" o:hralign="center" o:hrstd="t" o:hr="t" fillcolor="#a0a0a0" stroked="f"/>
+          <v:rect id="_x0000_i1036" style="width:0;height:1.5pt" o:hralign="center" o:hrstd="t" o:hr="t" fillcolor="#a0a0a0" stroked="f"/>
         </w:pict>
       </w:r>
     </w:p>
@@ -14218,7 +14682,7 @@
           <w:szCs w:val="26"/>
         </w:rPr>
         <w:pict w14:anchorId="5B4D50C0">
-          <v:rect id="_x0000_i1049" style="width:0;height:1.5pt" o:hralign="center" o:hrstd="t" o:hr="t" fillcolor="#a0a0a0" stroked="f"/>
+          <v:rect id="_x0000_i1037" style="width:0;height:1.5pt" o:hralign="center" o:hrstd="t" o:hr="t" fillcolor="#a0a0a0" stroked="f"/>
         </w:pict>
       </w:r>
     </w:p>
@@ -14283,9 +14747,8 @@
           <w:sz w:val="26"/>
           <w:szCs w:val="26"/>
         </w:rPr>
-        <w:lastRenderedPageBreak/>
         <w:pict w14:anchorId="401FBE0D">
-          <v:rect id="_x0000_i1050" style="width:0;height:1.5pt" o:hralign="center" o:hrstd="t" o:hr="t" fillcolor="#a0a0a0" stroked="f"/>
+          <v:rect id="_x0000_i1038" style="width:0;height:1.5pt" o:hralign="center" o:hrstd="t" o:hr="t" fillcolor="#a0a0a0" stroked="f"/>
         </w:pict>
       </w:r>
     </w:p>
@@ -14330,7 +14793,16 @@
           <w:sz w:val="26"/>
           <w:szCs w:val="26"/>
         </w:rPr>
-        <w:t>Với những ưu điểm nổi bật về tính tự động, khách quan, linh hoạt và khả năng đánh giá theo chiều sâu nhận thức, hệ thống CodeBloom không chỉ nâng cao hiệu quả kiểm tra, đánh giá mà còn góp phần đổi mới phương pháp giảng dạy, hướng tới phát triển năng lực toàn diện cho người học trong lĩnh vực công nghệ thông tin.</w:t>
+        <w:t xml:space="preserve">Với những ưu điểm nổi bật về tính tự động, khách quan, linh hoạt và khả năng </w:t>
+      </w:r>
+      <w:r>
+        <w:rPr>
+          <w:noProof/>
+          <w:sz w:val="26"/>
+          <w:szCs w:val="26"/>
+        </w:rPr>
+        <w:lastRenderedPageBreak/>
+        <w:t>đánh giá theo chiều sâu nhận thức, hệ thống CodeBloom không chỉ nâng cao hiệu quả kiểm tra, đánh giá mà còn góp phần đổi mới phương pháp giảng dạy, hướng tới phát triển năng lực toàn diện cho người học trong lĩnh vực công nghệ thông tin.</w:t>
       </w:r>
     </w:p>
     <w:p>
@@ -14525,7 +14997,7 @@
           <w:szCs w:val="26"/>
         </w:rPr>
         <w:pict w14:anchorId="5BA27B31">
-          <v:rect id="_x0000_i1051" style="width:0;height:1.5pt" o:hralign="center" o:hrstd="t" o:hr="t" fillcolor="#a0a0a0" stroked="f"/>
+          <v:rect id="_x0000_i1039" style="width:0;height:1.5pt" o:hralign="center" o:hrstd="t" o:hr="t" fillcolor="#a0a0a0" stroked="f"/>
         </w:pict>
       </w:r>
     </w:p>
@@ -14680,7 +15152,7 @@
           <w:szCs w:val="26"/>
         </w:rPr>
         <w:pict w14:anchorId="035CF3AD">
-          <v:rect id="_x0000_i1052" style="width:0;height:1.5pt" o:hralign="center" o:hrstd="t" o:hr="t" fillcolor="#a0a0a0" stroked="f"/>
+          <v:rect id="_x0000_i1040" style="width:0;height:1.5pt" o:hralign="center" o:hrstd="t" o:hr="t" fillcolor="#a0a0a0" stroked="f"/>
         </w:pict>
       </w:r>
     </w:p>
@@ -14705,7 +15177,6 @@
           <w:sz w:val="26"/>
           <w:szCs w:val="26"/>
         </w:rPr>
-        <w:lastRenderedPageBreak/>
         <w:t>3. Chưa đánh giá sâu được bài lập trình tự luận</w:t>
       </w:r>
     </w:p>
@@ -14772,6 +15243,7 @@
           <w:sz w:val="26"/>
           <w:szCs w:val="26"/>
         </w:rPr>
+        <w:lastRenderedPageBreak/>
         <w:t xml:space="preserve">Câu hỏi có đáp án cố định </w:t>
       </w:r>
     </w:p>
@@ -14813,7 +15285,7 @@
           <w:szCs w:val="26"/>
         </w:rPr>
         <w:pict w14:anchorId="1FFCE467">
-          <v:rect id="_x0000_i1053" style="width:0;height:1.5pt" o:hralign="center" o:hrstd="t" o:hr="t" fillcolor="#a0a0a0" stroked="f"/>
+          <v:rect id="_x0000_i1041" style="width:0;height:1.5pt" o:hralign="center" o:hrstd="t" o:hr="t" fillcolor="#a0a0a0" stroked="f"/>
         </w:pict>
       </w:r>
     </w:p>
@@ -14945,7 +15417,7 @@
           <w:szCs w:val="26"/>
         </w:rPr>
         <w:pict w14:anchorId="43D311DE">
-          <v:rect id="_x0000_i1054" style="width:0;height:1.5pt" o:hralign="center" o:hrstd="t" o:hr="t" fillcolor="#a0a0a0" stroked="f"/>
+          <v:rect id="_x0000_i1042" style="width:0;height:1.5pt" o:hralign="center" o:hrstd="t" o:hr="t" fillcolor="#a0a0a0" stroked="f"/>
         </w:pict>
       </w:r>
     </w:p>
@@ -15077,7 +15549,7 @@
           <w:szCs w:val="26"/>
         </w:rPr>
         <w:pict w14:anchorId="1361524F">
-          <v:rect id="_x0000_i1055" style="width:0;height:1.5pt" o:hralign="center" o:hrstd="t" o:hr="t" fillcolor="#a0a0a0" stroked="f"/>
+          <v:rect id="_x0000_i1043" style="width:0;height:1.5pt" o:hralign="center" o:hrstd="t" o:hr="t" fillcolor="#a0a0a0" stroked="f"/>
         </w:pict>
       </w:r>
     </w:p>
@@ -15232,7 +15704,7 @@
           <w:szCs w:val="26"/>
         </w:rPr>
         <w:pict w14:anchorId="179F6051">
-          <v:rect id="_x0000_i1056" style="width:0;height:1.5pt" o:hralign="center" o:hrstd="t" o:hr="t" fillcolor="#a0a0a0" stroked="f"/>
+          <v:rect id="_x0000_i1044" style="width:0;height:1.5pt" o:hralign="center" o:hrstd="t" o:hr="t" fillcolor="#a0a0a0" stroked="f"/>
         </w:pict>
       </w:r>
     </w:p>
@@ -15257,28 +15729,36 @@
           <w:sz w:val="26"/>
           <w:szCs w:val="26"/>
         </w:rPr>
+        <w:t>Kết luận</w:t>
+      </w:r>
+    </w:p>
+    <w:p>
+      <w:pPr>
+        <w:widowControl w:val="0"/>
+        <w:spacing w:before="120" w:after="120" w:line="312" w:lineRule="auto"/>
+        <w:ind w:left="764"/>
+        <w:rPr>
+          <w:noProof/>
+          <w:sz w:val="26"/>
+          <w:szCs w:val="26"/>
+        </w:rPr>
+      </w:pPr>
+      <w:r>
+        <w:rPr>
+          <w:noProof/>
+          <w:sz w:val="26"/>
+          <w:szCs w:val="26"/>
+        </w:rPr>
+        <w:t xml:space="preserve">Những hạn chế trên là cơ sở quan trọng để tiếp tục cải tiến và hoàn thiện hệ thống CodeBloom trong tương lai. Việc khắc phục các điểm còn tồn tại sẽ giúp nâng cao </w:t>
+      </w:r>
+      <w:r>
+        <w:rPr>
+          <w:noProof/>
+          <w:sz w:val="26"/>
+          <w:szCs w:val="26"/>
+        </w:rPr>
         <w:lastRenderedPageBreak/>
-        <w:t>Kết luận</w:t>
-      </w:r>
-    </w:p>
-    <w:p>
-      <w:pPr>
-        <w:widowControl w:val="0"/>
-        <w:spacing w:before="120" w:after="120" w:line="312" w:lineRule="auto"/>
-        <w:ind w:left="764"/>
-        <w:rPr>
-          <w:noProof/>
-          <w:sz w:val="26"/>
-          <w:szCs w:val="26"/>
-        </w:rPr>
-      </w:pPr>
-      <w:r>
-        <w:rPr>
-          <w:noProof/>
-          <w:sz w:val="26"/>
-          <w:szCs w:val="26"/>
-        </w:rPr>
-        <w:t>Những hạn chế trên là cơ sở quan trọng để tiếp tục cải tiến và hoàn thiện hệ thống CodeBloom trong tương lai. Việc khắc phục các điểm còn tồn tại sẽ giúp nâng cao hơn nữa hiệu quả ứng dụng, mở rộng phạm vi triển khai và đáp ứng tốt hơn yêu cầu đổi mới giáo dục trong thời đại số.</w:t>
+        <w:t>hơn nữa hiệu quả ứng dụng, mở rộng phạm vi triển khai và đáp ứng tốt hơn yêu cầu đổi mới giáo dục trong thời đại số.</w:t>
       </w:r>
     </w:p>
     <w:p>
@@ -15693,7 +16173,6 @@
           <w:sz w:val="26"/>
           <w:szCs w:val="26"/>
         </w:rPr>
-        <w:lastRenderedPageBreak/>
         <w:t>Xây dựng ngân hàng câu hỏi dùng chung cấp khoa hoặc toàn trường để tối ưu nguồn lực.</w:t>
       </w:r>
     </w:p>
@@ -15755,6 +16234,7 @@
           <w:sz w:val="26"/>
           <w:szCs w:val="26"/>
         </w:rPr>
+        <w:lastRenderedPageBreak/>
         <w:t>Ứng dụng phân tích dữ liệu học tập để đánh giá sâu hơn năng lực người học.</w:t>
       </w:r>
     </w:p>
@@ -15878,7 +16358,7 @@
           <w:szCs w:val="26"/>
         </w:rPr>
       </w:pPr>
-      <w:hyperlink r:id="rId16" w:tgtFrame="_new" w:history="1">
+      <w:hyperlink r:id="rId18" w:tgtFrame="_new" w:history="1">
         <w:r>
           <w:rPr>
             <w:rStyle w:val="Hyperlink"/>
@@ -15899,7 +16379,7 @@
         </w:rPr>
         <w:t xml:space="preserve"> </w:t>
       </w:r>
-      <w:hyperlink r:id="rId17" w:tgtFrame="_blank" w:history="1">
+      <w:hyperlink r:id="rId19" w:tgtFrame="_blank" w:history="1">
         <w:r>
           <w:rPr>
             <w:rStyle w:val="max-w-15ch"/>
@@ -15961,7 +16441,7 @@
           <w:szCs w:val="26"/>
         </w:rPr>
       </w:pPr>
-      <w:hyperlink r:id="rId18" w:tgtFrame="_new" w:history="1">
+      <w:hyperlink r:id="rId20" w:tgtFrame="_new" w:history="1">
         <w:r>
           <w:rPr>
             <w:rStyle w:val="Hyperlink"/>
@@ -15982,7 +16462,7 @@
         </w:rPr>
         <w:t xml:space="preserve">” </w:t>
       </w:r>
-      <w:hyperlink r:id="rId19" w:tgtFrame="_blank" w:history="1">
+      <w:hyperlink r:id="rId21" w:tgtFrame="_blank" w:history="1">
         <w:r>
           <w:rPr>
             <w:rStyle w:val="max-w-15ch"/>
@@ -16029,7 +16509,7 @@
         </w:rPr>
         <w:t xml:space="preserve">Hướng dẫn tạo lớp học trực tuyến trên MyAloha </w:t>
       </w:r>
-      <w:hyperlink r:id="rId20" w:tgtFrame="_blank" w:history="1">
+      <w:hyperlink r:id="rId22" w:tgtFrame="_blank" w:history="1">
         <w:r>
           <w:rPr>
             <w:rStyle w:val="max-w-15ch"/>
@@ -16079,7 +16559,7 @@
           <w:szCs w:val="26"/>
         </w:rPr>
       </w:pPr>
-      <w:hyperlink r:id="rId21" w:tgtFrame="_new" w:history="1">
+      <w:hyperlink r:id="rId23" w:tgtFrame="_new" w:history="1">
         <w:r>
           <w:rPr>
             <w:rStyle w:val="Hyperlink"/>
@@ -16100,7 +16580,7 @@
         </w:rPr>
         <w:t xml:space="preserve"> </w:t>
       </w:r>
-      <w:hyperlink r:id="rId22" w:tgtFrame="_blank" w:history="1">
+      <w:hyperlink r:id="rId24" w:tgtFrame="_blank" w:history="1">
         <w:r>
           <w:rPr>
             <w:rStyle w:val="max-w-15ch"/>
@@ -16721,7 +17201,7 @@
                 <w:bCs/>
                 <w:webHidden/>
               </w:rPr>
-              <w:t>1</w:t>
+              <w:t>2</w:t>
             </w:r>
             <w:r>
               <w:rPr>
@@ -16799,7 +17279,7 @@
                 <w:bCs/>
                 <w:webHidden/>
               </w:rPr>
-              <w:t>2</w:t>
+              <w:t>3</w:t>
             </w:r>
             <w:r>
               <w:rPr>
@@ -16877,7 +17357,7 @@
                 <w:bCs/>
                 <w:webHidden/>
               </w:rPr>
-              <w:t>2</w:t>
+              <w:t>4</w:t>
             </w:r>
             <w:r>
               <w:rPr>
@@ -16955,7 +17435,7 @@
                 <w:bCs/>
                 <w:webHidden/>
               </w:rPr>
-              <w:t>2</w:t>
+              <w:t>4</w:t>
             </w:r>
             <w:r>
               <w:rPr>
@@ -17033,7 +17513,7 @@
                 <w:bCs/>
                 <w:webHidden/>
               </w:rPr>
-              <w:t>2</w:t>
+              <w:t>4</w:t>
             </w:r>
             <w:r>
               <w:rPr>
@@ -17126,7 +17606,7 @@
                 <w:noProof/>
                 <w:webHidden/>
               </w:rPr>
-              <w:t>3</w:t>
+              <w:t>7</w:t>
             </w:r>
             <w:r>
               <w:rPr>
@@ -17203,7 +17683,7 @@
                 <w:bCs/>
                 <w:webHidden/>
               </w:rPr>
-              <w:t>3</w:t>
+              <w:t>7</w:t>
             </w:r>
             <w:r>
               <w:rPr>
@@ -17281,7 +17761,7 @@
                 <w:bCs/>
                 <w:webHidden/>
               </w:rPr>
-              <w:t>3</w:t>
+              <w:t>7</w:t>
             </w:r>
             <w:r>
               <w:rPr>
@@ -17359,7 +17839,7 @@
                 <w:bCs/>
                 <w:webHidden/>
               </w:rPr>
-              <w:t>3</w:t>
+              <w:t>7</w:t>
             </w:r>
             <w:r>
               <w:rPr>
@@ -17437,7 +17917,7 @@
                 <w:bCs/>
                 <w:webHidden/>
               </w:rPr>
-              <w:t>3</w:t>
+              <w:t>8</w:t>
             </w:r>
             <w:r>
               <w:rPr>
@@ -17515,7 +17995,7 @@
                 <w:bCs/>
                 <w:webHidden/>
               </w:rPr>
-              <w:t>3</w:t>
+              <w:t>8</w:t>
             </w:r>
             <w:r>
               <w:rPr>
@@ -17593,7 +18073,7 @@
                 <w:bCs/>
                 <w:webHidden/>
               </w:rPr>
-              <w:t>4</w:t>
+              <w:t>8</w:t>
             </w:r>
             <w:r>
               <w:rPr>
@@ -17671,7 +18151,7 @@
                 <w:bCs/>
                 <w:webHidden/>
               </w:rPr>
-              <w:t>4</w:t>
+              <w:t>8</w:t>
             </w:r>
             <w:r>
               <w:rPr>
@@ -17749,7 +18229,7 @@
                 <w:bCs/>
                 <w:webHidden/>
               </w:rPr>
-              <w:t>4</w:t>
+              <w:t>9</w:t>
             </w:r>
             <w:r>
               <w:rPr>
@@ -17827,7 +18307,7 @@
                 <w:bCs/>
                 <w:webHidden/>
               </w:rPr>
-              <w:t>4</w:t>
+              <w:t>9</w:t>
             </w:r>
             <w:r>
               <w:rPr>
@@ -17905,7 +18385,7 @@
                 <w:bCs/>
                 <w:webHidden/>
               </w:rPr>
-              <w:t>4</w:t>
+              <w:t>9</w:t>
             </w:r>
             <w:r>
               <w:rPr>
@@ -17979,7 +18459,7 @@
                 <w:noProof/>
                 <w:webHidden/>
               </w:rPr>
-              <w:t>5</w:t>
+              <w:t>10</w:t>
             </w:r>
             <w:r>
               <w:rPr>
@@ -18057,7 +18537,7 @@
                 <w:bCs/>
                 <w:webHidden/>
               </w:rPr>
-              <w:t>5</w:t>
+              <w:t>10</w:t>
             </w:r>
             <w:r>
               <w:rPr>
@@ -18136,7 +18616,7 @@
                 <w:bCs/>
                 <w:webHidden/>
               </w:rPr>
-              <w:t>5</w:t>
+              <w:t>10</w:t>
             </w:r>
             <w:r>
               <w:rPr>
@@ -18216,7 +18696,7 @@
                 <w:bCs/>
                 <w:webHidden/>
               </w:rPr>
-              <w:t>5</w:t>
+              <w:t>10</w:t>
             </w:r>
             <w:r>
               <w:rPr>
@@ -18295,7 +18775,7 @@
                 <w:bCs/>
                 <w:webHidden/>
               </w:rPr>
-              <w:t>6</w:t>
+              <w:t>10</w:t>
             </w:r>
             <w:r>
               <w:rPr>
@@ -18374,7 +18854,7 @@
                 <w:bCs/>
                 <w:webHidden/>
               </w:rPr>
-              <w:t>6</w:t>
+              <w:t>11</w:t>
             </w:r>
             <w:r>
               <w:rPr>
@@ -18463,7 +18943,7 @@
                 <w:bCs/>
                 <w:webHidden/>
               </w:rPr>
-              <w:t>6</w:t>
+              <w:t>12</w:t>
             </w:r>
             <w:r>
               <w:rPr>
@@ -18550,7 +19030,7 @@
                 <w:bCs/>
                 <w:webHidden/>
               </w:rPr>
-              <w:t>7</w:t>
+              <w:t>13</w:t>
             </w:r>
             <w:r>
               <w:rPr>
@@ -18654,7 +19134,7 @@
                 <w:bCs/>
                 <w:webHidden/>
               </w:rPr>
-              <w:t>7</w:t>
+              <w:t>13</w:t>
             </w:r>
             <w:r>
               <w:rPr>
@@ -18732,7 +19212,7 @@
                 <w:bCs/>
                 <w:webHidden/>
               </w:rPr>
-              <w:t>7</w:t>
+              <w:t>13</w:t>
             </w:r>
             <w:r>
               <w:rPr>
@@ -18823,11 +19303,9 @@
             </w:r>
             <w:r>
               <w:rPr>
-                <w:b w:val="0"/>
-                <w:bCs/>
                 <w:webHidden/>
               </w:rPr>
-              <w:t>9</w:t>
+              <w:t>Error! Bookmark not defined.</w:t>
             </w:r>
             <w:r>
               <w:rPr>
@@ -18918,11 +19396,9 @@
             </w:r>
             <w:r>
               <w:rPr>
-                <w:b w:val="0"/>
-                <w:bCs/>
                 <w:webHidden/>
               </w:rPr>
-              <w:t>9</w:t>
+              <w:t>Error! Bookmark not defined.</w:t>
             </w:r>
             <w:r>
               <w:rPr>
@@ -18996,11 +19472,9 @@
             </w:r>
             <w:r>
               <w:rPr>
-                <w:b w:val="0"/>
-                <w:bCs/>
                 <w:webHidden/>
               </w:rPr>
-              <w:t>13</w:t>
+              <w:t>Error! Bookmark not defined.</w:t>
             </w:r>
             <w:r>
               <w:rPr>
@@ -19091,11 +19565,9 @@
             </w:r>
             <w:r>
               <w:rPr>
-                <w:b w:val="0"/>
-                <w:bCs/>
                 <w:webHidden/>
               </w:rPr>
-              <w:t>19</w:t>
+              <w:t>Error! Bookmark not defined.</w:t>
             </w:r>
             <w:r>
               <w:rPr>
@@ -19169,11 +19641,9 @@
             </w:r>
             <w:r>
               <w:rPr>
-                <w:b w:val="0"/>
-                <w:bCs/>
                 <w:webHidden/>
               </w:rPr>
-              <w:t>21</w:t>
+              <w:t>Error! Bookmark not defined.</w:t>
             </w:r>
             <w:r>
               <w:rPr>
@@ -19247,11 +19717,9 @@
             </w:r>
             <w:r>
               <w:rPr>
-                <w:b w:val="0"/>
-                <w:bCs/>
                 <w:webHidden/>
               </w:rPr>
-              <w:t>24</w:t>
+              <w:t>Error! Bookmark not defined.</w:t>
             </w:r>
             <w:r>
               <w:rPr>
@@ -19326,7 +19794,7 @@
                 <w:noProof/>
                 <w:webHidden/>
               </w:rPr>
-              <w:t>26</w:t>
+              <w:t>28</w:t>
             </w:r>
             <w:r>
               <w:rPr>
@@ -19403,7 +19871,7 @@
                 <w:bCs/>
                 <w:webHidden/>
               </w:rPr>
-              <w:t>26</w:t>
+              <w:t>28</w:t>
             </w:r>
             <w:r>
               <w:rPr>
@@ -19481,7 +19949,7 @@
                 <w:bCs/>
                 <w:webHidden/>
               </w:rPr>
-              <w:t>26</w:t>
+              <w:t>28</w:t>
             </w:r>
             <w:r>
               <w:rPr>
@@ -19559,7 +20027,7 @@
                 <w:bCs/>
                 <w:webHidden/>
               </w:rPr>
-              <w:t>26</w:t>
+              <w:t>29</w:t>
             </w:r>
             <w:r>
               <w:rPr>
@@ -19637,7 +20105,7 @@
                 <w:bCs/>
                 <w:webHidden/>
               </w:rPr>
-              <w:t>26</w:t>
+              <w:t>29</w:t>
             </w:r>
             <w:r>
               <w:rPr>
@@ -19734,7 +20202,7 @@
                 <w:noProof/>
                 <w:webHidden/>
               </w:rPr>
-              <w:t>27</w:t>
+              <w:t>29</w:t>
             </w:r>
             <w:r>
               <w:rPr>
@@ -19808,7 +20276,7 @@
                 <w:noProof/>
                 <w:webHidden/>
               </w:rPr>
-              <w:t>30</w:t>
+              <w:t>32</w:t>
             </w:r>
             <w:r>
               <w:rPr>
@@ -19882,7 +20350,7 @@
                 <w:noProof/>
                 <w:webHidden/>
               </w:rPr>
-              <w:t>31</w:t>
+              <w:t>33</w:t>
             </w:r>
             <w:r>
               <w:rPr>
@@ -21924,7 +22392,6 @@
                 <w:sz w:val="26"/>
                 <w:szCs w:val="26"/>
               </w:rPr>
-              <w:lastRenderedPageBreak/>
               <w:t xml:space="preserve">1 </w:t>
             </w:r>
           </w:p>
@@ -22218,6 +22685,7 @@
                 <w:sz w:val="26"/>
                 <w:szCs w:val="26"/>
               </w:rPr>
+              <w:lastRenderedPageBreak/>
               <w:t xml:space="preserve">4 </w:t>
             </w:r>
           </w:p>
@@ -24277,7 +24745,6 @@
               <w:rPr>
                 <w:rFonts w:ascii="Times New Roman" w:hAnsi="Times New Roman" w:cs="Times New Roman"/>
               </w:rPr>
-              <w:lastRenderedPageBreak/>
               <w:t xml:space="preserve">1 </w:t>
             </w:r>
           </w:p>
@@ -24530,6 +24997,7 @@
               <w:rPr>
                 <w:rFonts w:ascii="Times New Roman" w:hAnsi="Times New Roman" w:cs="Times New Roman"/>
               </w:rPr>
+              <w:lastRenderedPageBreak/>
               <w:t xml:space="preserve">4 </w:t>
             </w:r>
           </w:p>
@@ -24932,8 +25400,8 @@
       </w:r>
     </w:p>
     <w:sectPr>
-      <w:headerReference w:type="default" r:id="rId23"/>
-      <w:footerReference w:type="default" r:id="rId24"/>
+      <w:headerReference w:type="default" r:id="rId25"/>
+      <w:footerReference w:type="default" r:id="rId26"/>
       <w:pgSz w:w="12240" w:h="15840"/>
       <w:pgMar w:top="1418" w:right="1134" w:bottom="1418" w:left="1701" w:header="720" w:footer="720" w:gutter="0"/>
       <w:pgNumType w:start="1"/>
@@ -30219,7 +30687,7 @@
         <w:rFonts w:ascii="Times New Roman" w:eastAsia="Times New Roman" w:hAnsi="Times New Roman" w:cs="Times New Roman" w:hint="default"/>
       </w:rPr>
     </w:lvl>
-    <w:lvl w:ilvl="3" w:tentative="1">
+    <w:lvl w:ilvl="3">
       <w:start w:val="1"/>
       <w:numFmt w:val="decimal"/>
       <w:lvlText w:val="%4."/>

--- a/SKKN - Tu Nguyen.docx
+++ b/SKKN - Tu Nguyen.docx
@@ -194,57 +194,62 @@
           </w:p>
           <w:p>
             <w:pPr>
+              <w:jc w:val="center"/>
               <w:rPr>
                 <w:sz w:val="22"/>
                 <w:szCs w:val="22"/>
                 <w:lang w:val="nl-NL"/>
               </w:rPr>
             </w:pPr>
-          </w:p>
-          <w:p>
-            <w:pPr>
-              <w:rPr>
+            <w:r>
+              <w:rPr>
+                <w:noProof/>
                 <w:sz w:val="22"/>
                 <w:szCs w:val="22"/>
                 <w:lang w:val="nl-NL"/>
               </w:rPr>
-            </w:pPr>
-          </w:p>
-          <w:p>
-            <w:pPr>
-              <w:rPr>
-                <w:sz w:val="22"/>
-                <w:szCs w:val="22"/>
-                <w:lang w:val="nl-NL"/>
-              </w:rPr>
-            </w:pPr>
-          </w:p>
-          <w:p>
-            <w:pPr>
-              <w:rPr>
-                <w:sz w:val="22"/>
-                <w:szCs w:val="22"/>
-                <w:lang w:val="nl-NL"/>
-              </w:rPr>
-            </w:pPr>
-          </w:p>
-          <w:p>
-            <w:pPr>
-              <w:rPr>
-                <w:sz w:val="22"/>
-                <w:szCs w:val="22"/>
-                <w:lang w:val="nl-NL"/>
-              </w:rPr>
-            </w:pPr>
-          </w:p>
-          <w:p>
-            <w:pPr>
-              <w:rPr>
-                <w:sz w:val="22"/>
-                <w:szCs w:val="22"/>
-                <w:lang w:val="nl-NL"/>
-              </w:rPr>
-            </w:pPr>
+              <w:drawing>
+                <wp:inline distT="0" distB="0" distL="0" distR="0" wp14:anchorId="723412F9" wp14:editId="39050D61">
+                  <wp:extent cx="1683944" cy="1686092"/>
+                  <wp:effectExtent l="0" t="0" r="0" b="0"/>
+                  <wp:docPr id="1771247040" name="Picture 12"/>
+                  <wp:cNvGraphicFramePr>
+                    <a:graphicFrameLocks xmlns:a="http://schemas.openxmlformats.org/drawingml/2006/main" noChangeAspect="1"/>
+                  </wp:cNvGraphicFramePr>
+                  <a:graphic xmlns:a="http://schemas.openxmlformats.org/drawingml/2006/main">
+                    <a:graphicData uri="http://schemas.openxmlformats.org/drawingml/2006/picture">
+                      <pic:pic xmlns:pic="http://schemas.openxmlformats.org/drawingml/2006/picture">
+                        <pic:nvPicPr>
+                          <pic:cNvPr id="1771247040" name="Picture 1771247040"/>
+                          <pic:cNvPicPr/>
+                        </pic:nvPicPr>
+                        <pic:blipFill>
+                          <a:blip r:embed="rId8" cstate="print">
+                            <a:extLst>
+                              <a:ext uri="{28A0092B-C50C-407E-A947-70E740481C1C}">
+                                <a14:useLocalDpi xmlns:a14="http://schemas.microsoft.com/office/drawing/2010/main" val="0"/>
+                              </a:ext>
+                            </a:extLst>
+                          </a:blip>
+                          <a:stretch>
+                            <a:fillRect/>
+                          </a:stretch>
+                        </pic:blipFill>
+                        <pic:spPr>
+                          <a:xfrm>
+                            <a:off x="0" y="0"/>
+                            <a:ext cx="1714575" cy="1716762"/>
+                          </a:xfrm>
+                          <a:prstGeom prst="rect">
+                            <a:avLst/>
+                          </a:prstGeom>
+                        </pic:spPr>
+                      </pic:pic>
+                    </a:graphicData>
+                  </a:graphic>
+                </wp:inline>
+              </w:drawing>
+            </w:r>
           </w:p>
           <w:p>
             <w:pPr>
@@ -337,15 +342,6 @@
                 <w:b/>
                 <w:sz w:val="32"/>
                 <w:szCs w:val="32"/>
-                <w:lang w:val="nl-NL"/>
-              </w:rPr>
-            </w:pPr>
-          </w:p>
-          <w:p>
-            <w:pPr>
-              <w:rPr>
-                <w:sz w:val="36"/>
-                <w:szCs w:val="36"/>
                 <w:lang w:val="nl-NL"/>
               </w:rPr>
             </w:pPr>
@@ -555,39 +551,6 @@
               <w:rPr>
                 <w:sz w:val="36"/>
                 <w:szCs w:val="36"/>
-                <w:lang w:val="nl-NL"/>
-              </w:rPr>
-              <w:tab/>
-            </w:r>
-          </w:p>
-          <w:p>
-            <w:pPr>
-              <w:rPr>
-                <w:sz w:val="28"/>
-                <w:szCs w:val="28"/>
-                <w:lang w:val="nl-NL"/>
-              </w:rPr>
-            </w:pPr>
-            <w:r>
-              <w:rPr>
-                <w:sz w:val="28"/>
-                <w:szCs w:val="28"/>
-                <w:lang w:val="nl-NL"/>
-              </w:rPr>
-              <w:tab/>
-            </w:r>
-            <w:r>
-              <w:rPr>
-                <w:sz w:val="28"/>
-                <w:szCs w:val="28"/>
-                <w:lang w:val="nl-NL"/>
-              </w:rPr>
-              <w:tab/>
-            </w:r>
-            <w:r>
-              <w:rPr>
-                <w:sz w:val="28"/>
-                <w:szCs w:val="28"/>
                 <w:lang w:val="nl-NL"/>
               </w:rPr>
               <w:tab/>
@@ -6307,7 +6270,7 @@
                     <pic:cNvPicPr/>
                   </pic:nvPicPr>
                   <pic:blipFill>
-                    <a:blip r:embed="rId8">
+                    <a:blip r:embed="rId9">
                       <a:extLst>
                         <a:ext uri="{28A0092B-C50C-407E-A947-70E740481C1C}">
                           <a14:useLocalDpi xmlns:a14="http://schemas.microsoft.com/office/drawing/2010/main" val="0"/>
@@ -7414,7 +7377,7 @@
                     <pic:cNvPicPr/>
                   </pic:nvPicPr>
                   <pic:blipFill>
-                    <a:blip r:embed="rId9"/>
+                    <a:blip r:embed="rId10"/>
                     <a:stretch>
                       <a:fillRect/>
                     </a:stretch>
@@ -7598,7 +7561,7 @@
                     <pic:cNvPicPr/>
                   </pic:nvPicPr>
                   <pic:blipFill>
-                    <a:blip r:embed="rId10"/>
+                    <a:blip r:embed="rId11"/>
                     <a:stretch>
                       <a:fillRect/>
                     </a:stretch>
@@ -7679,7 +7642,7 @@
         </w:rPr>
         <w:t xml:space="preserve"> </w:t>
       </w:r>
-      <w:hyperlink r:id="rId11" w:history="1">
+      <w:hyperlink r:id="rId12" w:history="1">
         <w:r>
           <w:rPr>
             <w:rStyle w:val="Hyperlink"/>
@@ -7727,7 +7690,7 @@
                     <pic:cNvPicPr/>
                   </pic:nvPicPr>
                   <pic:blipFill>
-                    <a:blip r:embed="rId12"/>
+                    <a:blip r:embed="rId13"/>
                     <a:stretch>
                       <a:fillRect/>
                     </a:stretch>
@@ -7836,7 +7799,7 @@
         </w:rPr>
         <w:t xml:space="preserve"> </w:t>
       </w:r>
-      <w:hyperlink r:id="rId13" w:history="1">
+      <w:hyperlink r:id="rId14" w:history="1">
         <w:r>
           <w:rPr>
             <w:rStyle w:val="Hyperlink"/>
@@ -7880,7 +7843,7 @@
                     <pic:cNvPicPr/>
                   </pic:nvPicPr>
                   <pic:blipFill>
-                    <a:blip r:embed="rId14"/>
+                    <a:blip r:embed="rId15"/>
                     <a:stretch>
                       <a:fillRect/>
                     </a:stretch>
@@ -8094,7 +8057,7 @@
                     <pic:cNvPicPr/>
                   </pic:nvPicPr>
                   <pic:blipFill rotWithShape="1">
-                    <a:blip r:embed="rId15"/>
+                    <a:blip r:embed="rId16"/>
                     <a:srcRect r="32975" b="24594"/>
                     <a:stretch>
                       <a:fillRect/>
@@ -8293,7 +8256,7 @@
                     <pic:cNvPicPr/>
                   </pic:nvPicPr>
                   <pic:blipFill rotWithShape="1">
-                    <a:blip r:embed="rId16"/>
+                    <a:blip r:embed="rId17"/>
                     <a:srcRect b="15955"/>
                     <a:stretch>
                       <a:fillRect/>
@@ -8846,10 +8809,10 @@
           <w:noProof/>
         </w:rPr>
         <w:drawing>
-          <wp:inline distT="0" distB="0" distL="0" distR="0" wp14:anchorId="2121A3A1" wp14:editId="5DC73A77">
-            <wp:extent cx="3777175" cy="2813050"/>
-            <wp:effectExtent l="0" t="0" r="0" b="6350"/>
-            <wp:docPr id="68386435" name="Picture 1"/>
+          <wp:inline distT="0" distB="0" distL="0" distR="0" wp14:anchorId="7978068D" wp14:editId="5807B8A3">
+            <wp:extent cx="3946967" cy="2725838"/>
+            <wp:effectExtent l="0" t="0" r="0" b="0"/>
+            <wp:docPr id="1430122677" name="Picture 1"/>
             <wp:cNvGraphicFramePr>
               <a:graphicFrameLocks xmlns:a="http://schemas.openxmlformats.org/drawingml/2006/main" noChangeAspect="1"/>
             </wp:cNvGraphicFramePr>
@@ -8857,12 +8820,12 @@
               <a:graphicData uri="http://schemas.openxmlformats.org/drawingml/2006/picture">
                 <pic:pic xmlns:pic="http://schemas.openxmlformats.org/drawingml/2006/picture">
                   <pic:nvPicPr>
-                    <pic:cNvPr id="68386435" name=""/>
+                    <pic:cNvPr id="1430122677" name=""/>
                     <pic:cNvPicPr/>
                   </pic:nvPicPr>
                   <pic:blipFill rotWithShape="1">
-                    <a:blip r:embed="rId17"/>
-                    <a:srcRect r="36743" b="16242"/>
+                    <a:blip r:embed="rId18"/>
+                    <a:srcRect r="33911" b="18854"/>
                     <a:stretch>
                       <a:fillRect/>
                     </a:stretch>
@@ -8870,7 +8833,7 @@
                   <pic:spPr bwMode="auto">
                     <a:xfrm>
                       <a:off x="0" y="0"/>
-                      <a:ext cx="3777830" cy="2813538"/>
+                      <a:ext cx="3946967" cy="2725838"/>
                     </a:xfrm>
                     <a:prstGeom prst="rect">
                       <a:avLst/>
@@ -9079,39 +9042,168 @@
       <w:pPr>
         <w:widowControl w:val="0"/>
         <w:spacing w:before="120" w:after="120" w:line="312" w:lineRule="auto"/>
-        <w:ind w:left="764"/>
-        <w:rPr>
-          <w:noProof/>
-          <w:sz w:val="26"/>
-          <w:szCs w:val="26"/>
-        </w:rPr>
-      </w:pPr>
-      <w:r>
-        <w:rPr>
-          <w:rFonts w:ascii="Segoe UI Emoji" w:hAnsi="Segoe UI Emoji" w:cs="Segoe UI Emoji"/>
-          <w:noProof/>
-          <w:sz w:val="26"/>
-          <w:szCs w:val="26"/>
-        </w:rPr>
-        <w:t>📌</w:t>
-      </w:r>
-      <w:r>
-        <w:rPr>
-          <w:noProof/>
-          <w:sz w:val="26"/>
-          <w:szCs w:val="26"/>
-        </w:rPr>
-        <w:t xml:space="preserve"> </w:t>
-      </w:r>
-      <w:r>
-        <w:rPr>
-          <w:i/>
-          <w:iCs/>
-          <w:noProof/>
-          <w:sz w:val="26"/>
-          <w:szCs w:val="26"/>
-        </w:rPr>
-        <w:t>[Chèn Hình 6.11: Giao diện bảng kết quả tổng hợp]</w:t>
+        <w:ind w:left="720"/>
+        <w:rPr>
+          <w:noProof/>
+          <w:sz w:val="26"/>
+          <w:szCs w:val="26"/>
+        </w:rPr>
+      </w:pPr>
+      <w:r>
+        <w:rPr>
+          <w:noProof/>
+          <w:sz w:val="26"/>
+          <w:szCs w:val="26"/>
+        </w:rPr>
+        <w:t>Ngoài ra giáo viên còn có thể xem lịch sử làm bài của từng HSSV</w:t>
+      </w:r>
+      <w:r>
+        <w:rPr>
+          <w:noProof/>
+          <w:sz w:val="26"/>
+          <w:szCs w:val="26"/>
+        </w:rPr>
+        <w:t>,</w:t>
+      </w:r>
+      <w:r>
+        <w:rPr>
+          <w:noProof/>
+          <w:sz w:val="26"/>
+          <w:szCs w:val="26"/>
+        </w:rPr>
+        <w:t xml:space="preserve"> bằng việc chọn các phiên làm bài </w:t>
+      </w:r>
+      <w:r>
+        <w:rPr>
+          <w:noProof/>
+          <w:sz w:val="26"/>
+          <w:szCs w:val="26"/>
+        </w:rPr>
+        <w:t>giáo viên có thể biết được HSSV đó, tại phiên làm  bài đó, đã làm được bao nhiêu câu đúng, sai và không làm và có thể rút ra nhận xét HSSV đó có tiến bộ hay không. Qua đó giáo viên còn có thể hệ thống được các bài tập, câu hỏi mà HSSV làm chưa được.</w:t>
+      </w:r>
+    </w:p>
+    <w:p>
+      <w:pPr>
+        <w:widowControl w:val="0"/>
+        <w:spacing w:before="120" w:after="120" w:line="312" w:lineRule="auto"/>
+        <w:ind w:left="720"/>
+        <w:rPr>
+          <w:noProof/>
+          <w:sz w:val="26"/>
+          <w:szCs w:val="26"/>
+        </w:rPr>
+      </w:pPr>
+      <w:r>
+        <w:rPr>
+          <w:noProof/>
+        </w:rPr>
+        <w:lastRenderedPageBreak/>
+        <w:drawing>
+          <wp:inline distT="0" distB="0" distL="0" distR="0" wp14:anchorId="2475DA2E" wp14:editId="07D3B0A4">
+            <wp:extent cx="5972175" cy="3359150"/>
+            <wp:effectExtent l="0" t="0" r="9525" b="0"/>
+            <wp:docPr id="984467324" name="Picture 1"/>
+            <wp:cNvGraphicFramePr>
+              <a:graphicFrameLocks xmlns:a="http://schemas.openxmlformats.org/drawingml/2006/main" noChangeAspect="1"/>
+            </wp:cNvGraphicFramePr>
+            <a:graphic xmlns:a="http://schemas.openxmlformats.org/drawingml/2006/main">
+              <a:graphicData uri="http://schemas.openxmlformats.org/drawingml/2006/picture">
+                <pic:pic xmlns:pic="http://schemas.openxmlformats.org/drawingml/2006/picture">
+                  <pic:nvPicPr>
+                    <pic:cNvPr id="984467324" name=""/>
+                    <pic:cNvPicPr/>
+                  </pic:nvPicPr>
+                  <pic:blipFill>
+                    <a:blip r:embed="rId19"/>
+                    <a:stretch>
+                      <a:fillRect/>
+                    </a:stretch>
+                  </pic:blipFill>
+                  <pic:spPr>
+                    <a:xfrm>
+                      <a:off x="0" y="0"/>
+                      <a:ext cx="5972175" cy="3359150"/>
+                    </a:xfrm>
+                    <a:prstGeom prst="rect">
+                      <a:avLst/>
+                    </a:prstGeom>
+                  </pic:spPr>
+                </pic:pic>
+              </a:graphicData>
+            </a:graphic>
+          </wp:inline>
+        </w:drawing>
+      </w:r>
+    </w:p>
+    <w:p>
+      <w:pPr>
+        <w:widowControl w:val="0"/>
+        <w:spacing w:before="120" w:after="120" w:line="312" w:lineRule="auto"/>
+        <w:ind w:left="720"/>
+        <w:rPr>
+          <w:noProof/>
+        </w:rPr>
+      </w:pPr>
+    </w:p>
+    <w:p>
+      <w:pPr>
+        <w:widowControl w:val="0"/>
+        <w:spacing w:before="120" w:after="120" w:line="312" w:lineRule="auto"/>
+        <w:ind w:left="720"/>
+        <w:rPr>
+          <w:noProof/>
+          <w:sz w:val="26"/>
+          <w:szCs w:val="26"/>
+        </w:rPr>
+      </w:pPr>
+      <w:r>
+        <w:rPr>
+          <w:noProof/>
+        </w:rPr>
+        <w:drawing>
+          <wp:inline distT="0" distB="0" distL="0" distR="0" wp14:anchorId="141B7C0B" wp14:editId="0145AA2D">
+            <wp:extent cx="5752618" cy="1730415"/>
+            <wp:effectExtent l="0" t="0" r="635" b="3175"/>
+            <wp:docPr id="323178325" name="Picture 1"/>
+            <wp:cNvGraphicFramePr>
+              <a:graphicFrameLocks xmlns:a="http://schemas.openxmlformats.org/drawingml/2006/main" noChangeAspect="1"/>
+            </wp:cNvGraphicFramePr>
+            <a:graphic xmlns:a="http://schemas.openxmlformats.org/drawingml/2006/main">
+              <a:graphicData uri="http://schemas.openxmlformats.org/drawingml/2006/picture">
+                <pic:pic xmlns:pic="http://schemas.openxmlformats.org/drawingml/2006/picture">
+                  <pic:nvPicPr>
+                    <pic:cNvPr id="323178325" name=""/>
+                    <pic:cNvPicPr/>
+                  </pic:nvPicPr>
+                  <pic:blipFill rotWithShape="1">
+                    <a:blip r:embed="rId20"/>
+                    <a:srcRect r="3676" b="48487"/>
+                    <a:stretch>
+                      <a:fillRect/>
+                    </a:stretch>
+                  </pic:blipFill>
+                  <pic:spPr bwMode="auto">
+                    <a:xfrm>
+                      <a:off x="0" y="0"/>
+                      <a:ext cx="5752618" cy="1730415"/>
+                    </a:xfrm>
+                    <a:prstGeom prst="rect">
+                      <a:avLst/>
+                    </a:prstGeom>
+                    <a:ln>
+                      <a:noFill/>
+                    </a:ln>
+                    <a:extLst>
+                      <a:ext uri="{53640926-AAD7-44D8-BBD7-CCE9431645EC}">
+                        <a14:shadowObscured xmlns:a14="http://schemas.microsoft.com/office/drawing/2010/main"/>
+                      </a:ext>
+                    </a:extLst>
+                  </pic:spPr>
+                </pic:pic>
+              </a:graphicData>
+            </a:graphic>
+          </wp:inline>
+        </w:drawing>
       </w:r>
     </w:p>
     <w:p>
@@ -9119,21 +9211,30 @@
         <w:widowControl w:val="0"/>
         <w:spacing w:before="120" w:after="120" w:line="312" w:lineRule="auto"/>
         <w:ind w:left="764"/>
-        <w:rPr>
-          <w:noProof/>
-          <w:sz w:val="26"/>
-          <w:szCs w:val="26"/>
-        </w:rPr>
-      </w:pPr>
-      <w:r>
-        <w:rPr>
-          <w:noProof/>
-          <w:sz w:val="26"/>
-          <w:szCs w:val="26"/>
-        </w:rPr>
-        <w:pict w14:anchorId="7951E5A6">
-          <v:rect id="_x0000_i1026" style="width:0;height:1.5pt" o:hralign="center" o:hrstd="t" o:hr="t" fillcolor="#a0a0a0" stroked="f"/>
-        </w:pict>
+        <w:jc w:val="center"/>
+        <w:rPr>
+          <w:noProof/>
+          <w:sz w:val="26"/>
+          <w:szCs w:val="26"/>
+        </w:rPr>
+      </w:pPr>
+      <w:r>
+        <w:rPr>
+          <w:b/>
+          <w:bCs/>
+          <w:noProof/>
+          <w:sz w:val="26"/>
+          <w:szCs w:val="26"/>
+        </w:rPr>
+        <w:t>Hình 6.11:</w:t>
+      </w:r>
+      <w:r>
+        <w:rPr>
+          <w:noProof/>
+          <w:sz w:val="26"/>
+          <w:szCs w:val="26"/>
+        </w:rPr>
+        <w:t xml:space="preserve"> Giao diện bảng kết quả tổng hợp</w:t>
       </w:r>
     </w:p>
     <w:p>
@@ -9200,7 +9301,6 @@
           <w:sz w:val="26"/>
           <w:szCs w:val="26"/>
         </w:rPr>
-        <w:lastRenderedPageBreak/>
         <w:t xml:space="preserve">Xem kết quả theo từng sinh viên </w:t>
       </w:r>
     </w:p>
@@ -9332,6 +9432,7 @@
           <w:sz w:val="26"/>
           <w:szCs w:val="26"/>
         </w:rPr>
+        <w:lastRenderedPageBreak/>
         <w:t>6.4. Quản lý ngân hàng câu hỏi</w:t>
       </w:r>
     </w:p>
@@ -9792,15 +9893,49 @@
           <w:sz w:val="26"/>
           <w:szCs w:val="26"/>
         </w:rPr>
-        <w:t xml:space="preserve">Sau khi hoàn thiện hệ thống CodeBloom, tôi đã chọn học phần “Lập trình Python căn </w:t>
-      </w:r>
-      <w:r>
-        <w:rPr>
-          <w:sz w:val="26"/>
-          <w:szCs w:val="26"/>
-        </w:rPr>
-        <w:lastRenderedPageBreak/>
-        <w:t>bản” của ngành Công nghệ thông tin – Trường Cao đẳng nghề Tây Ninh để áp dụng thử nghiệm trong học kỳ I, năm học 2024–2025.</w:t>
+        <w:t xml:space="preserve">Sau khi hoàn thiện hệ thống CodeBloom, tôi đã chọn học phần “Lập trình </w:t>
+      </w:r>
+      <w:r>
+        <w:rPr>
+          <w:sz w:val="26"/>
+          <w:szCs w:val="26"/>
+        </w:rPr>
+        <w:t>C</w:t>
+      </w:r>
+      <w:r>
+        <w:rPr>
+          <w:sz w:val="26"/>
+          <w:szCs w:val="26"/>
+        </w:rPr>
+        <w:t xml:space="preserve"> căn bản” của ngành Công nghệ thông tin – Trường Cao đẳng nghề Tây Ninh để áp dụng thử nghiệm trong học kỳ I, năm học 202</w:t>
+      </w:r>
+      <w:r>
+        <w:rPr>
+          <w:sz w:val="26"/>
+          <w:szCs w:val="26"/>
+        </w:rPr>
+        <w:t>5</w:t>
+      </w:r>
+      <w:r>
+        <w:rPr>
+          <w:sz w:val="26"/>
+          <w:szCs w:val="26"/>
+        </w:rPr>
+        <w:t>–202</w:t>
+      </w:r>
+      <w:r>
+        <w:rPr>
+          <w:sz w:val="26"/>
+          <w:szCs w:val="26"/>
+        </w:rPr>
+        <w:t>6</w:t>
+      </w:r>
+      <w:r>
+        <w:rPr>
+          <w:sz w:val="26"/>
+          <w:szCs w:val="26"/>
+        </w:rPr>
+        <w:t>.</w:t>
       </w:r>
     </w:p>
     <w:p>
@@ -9830,7 +9965,35 @@
           <w:sz w:val="26"/>
           <w:szCs w:val="26"/>
         </w:rPr>
-        <w:t xml:space="preserve"> 30 sinh viên.</w:t>
+        <w:t xml:space="preserve"> </w:t>
+      </w:r>
+      <w:r>
+        <w:rPr>
+          <w:sz w:val="26"/>
+          <w:szCs w:val="26"/>
+        </w:rPr>
+        <w:t>5</w:t>
+      </w:r>
+      <w:r>
+        <w:rPr>
+          <w:sz w:val="26"/>
+          <w:szCs w:val="26"/>
+        </w:rPr>
+        <w:t xml:space="preserve">0 </w:t>
+      </w:r>
+      <w:r>
+        <w:rPr>
+          <w:sz w:val="26"/>
+          <w:szCs w:val="26"/>
+        </w:rPr>
+        <w:t>HSSV</w:t>
+      </w:r>
+      <w:r>
+        <w:rPr>
+          <w:sz w:val="26"/>
+          <w:szCs w:val="26"/>
+        </w:rPr>
+        <w:t>.</w:t>
       </w:r>
     </w:p>
     <w:p>
@@ -9948,7 +10111,15 @@
           <w:sz w:val="26"/>
           <w:szCs w:val="26"/>
         </w:rPr>
-        <w:t xml:space="preserve"> Sinh viên truy cập hệ thống CodeBloom tại địa chỉ triển khai trên Render.com, đăng nhập, làm bài và nộp bài trực tuyến.</w:t>
+        <w:t xml:space="preserve"> Sinh viên truy cập hệ thống CodeBloom tại địa chỉ triển khai </w:t>
+      </w:r>
+      <w:r>
+        <w:rPr>
+          <w:sz w:val="26"/>
+          <w:szCs w:val="26"/>
+        </w:rPr>
+        <w:lastRenderedPageBreak/>
+        <w:t>trên Render.com, đăng nhập, làm bài và nộp bài trực tuyến.</w:t>
       </w:r>
     </w:p>
     <w:p>
@@ -10312,7 +10483,21 @@
                 <w:sz w:val="26"/>
                 <w:szCs w:val="26"/>
               </w:rPr>
-              <w:t>Chấm 30 bài kiểm tra giữa kỳ</w:t>
+              <w:t xml:space="preserve">Chấm </w:t>
+            </w:r>
+            <w:r>
+              <w:rPr>
+                <w:sz w:val="26"/>
+                <w:szCs w:val="26"/>
+              </w:rPr>
+              <w:t>5</w:t>
+            </w:r>
+            <w:r>
+              <w:rPr>
+                <w:sz w:val="26"/>
+                <w:szCs w:val="26"/>
+              </w:rPr>
+              <w:t>0 bài kiểm tra giữa kỳ</w:t>
             </w:r>
           </w:p>
         </w:tc>
@@ -10341,7 +10526,14 @@
                 <w:sz w:val="26"/>
                 <w:szCs w:val="26"/>
               </w:rPr>
-              <w:t>4 giờ</w:t>
+              <w:t>6</w:t>
+            </w:r>
+            <w:r>
+              <w:rPr>
+                <w:sz w:val="26"/>
+                <w:szCs w:val="26"/>
+              </w:rPr>
+              <w:t xml:space="preserve"> giờ</w:t>
             </w:r>
           </w:p>
         </w:tc>
@@ -10371,7 +10563,14 @@
                 <w:sz w:val="26"/>
                 <w:szCs w:val="26"/>
               </w:rPr>
-              <w:t>25 phút</w:t>
+              <w:t>20</w:t>
+            </w:r>
+            <w:r>
+              <w:rPr>
+                <w:sz w:val="26"/>
+                <w:szCs w:val="26"/>
+              </w:rPr>
+              <w:t xml:space="preserve"> phút</w:t>
             </w:r>
           </w:p>
         </w:tc>
@@ -10400,7 +10599,21 @@
                 <w:sz w:val="26"/>
                 <w:szCs w:val="26"/>
               </w:rPr>
-              <w:t>↓ 89%</w:t>
+              <w:t xml:space="preserve">↓ </w:t>
+            </w:r>
+            <w:r>
+              <w:rPr>
+                <w:sz w:val="26"/>
+                <w:szCs w:val="26"/>
+              </w:rPr>
+              <w:t>95</w:t>
+            </w:r>
+            <w:r>
+              <w:rPr>
+                <w:sz w:val="26"/>
+                <w:szCs w:val="26"/>
+              </w:rPr>
+              <w:t>%</w:t>
             </w:r>
           </w:p>
         </w:tc>
@@ -10435,7 +10648,21 @@
                 <w:sz w:val="26"/>
                 <w:szCs w:val="26"/>
               </w:rPr>
-              <w:t>Chấm 30 bài cuối kỳ</w:t>
+              <w:t xml:space="preserve">Chấm </w:t>
+            </w:r>
+            <w:r>
+              <w:rPr>
+                <w:sz w:val="26"/>
+                <w:szCs w:val="26"/>
+              </w:rPr>
+              <w:t>5</w:t>
+            </w:r>
+            <w:r>
+              <w:rPr>
+                <w:sz w:val="26"/>
+                <w:szCs w:val="26"/>
+              </w:rPr>
+              <w:t>0 bài cuối kỳ</w:t>
             </w:r>
           </w:p>
         </w:tc>
@@ -10465,7 +10692,14 @@
                 <w:sz w:val="26"/>
                 <w:szCs w:val="26"/>
               </w:rPr>
-              <w:t>5 giờ</w:t>
+              <w:t>7</w:t>
+            </w:r>
+            <w:r>
+              <w:rPr>
+                <w:sz w:val="26"/>
+                <w:szCs w:val="26"/>
+              </w:rPr>
+              <w:t xml:space="preserve"> giờ</w:t>
             </w:r>
           </w:p>
         </w:tc>
@@ -10496,7 +10730,14 @@
                 <w:sz w:val="26"/>
                 <w:szCs w:val="26"/>
               </w:rPr>
-              <w:t>35 phút</w:t>
+              <w:t>30</w:t>
+            </w:r>
+            <w:r>
+              <w:rPr>
+                <w:sz w:val="26"/>
+                <w:szCs w:val="26"/>
+              </w:rPr>
+              <w:t xml:space="preserve"> phút</w:t>
             </w:r>
           </w:p>
         </w:tc>
@@ -10526,7 +10767,21 @@
                 <w:sz w:val="26"/>
                 <w:szCs w:val="26"/>
               </w:rPr>
-              <w:t>↓ 88%</w:t>
+              <w:t xml:space="preserve">↓ </w:t>
+            </w:r>
+            <w:r>
+              <w:rPr>
+                <w:sz w:val="26"/>
+                <w:szCs w:val="26"/>
+              </w:rPr>
+              <w:t>92</w:t>
+            </w:r>
+            <w:r>
+              <w:rPr>
+                <w:sz w:val="26"/>
+                <w:szCs w:val="26"/>
+              </w:rPr>
+              <w:t>%</w:t>
             </w:r>
           </w:p>
         </w:tc>
@@ -10589,7 +10844,14 @@
                 <w:sz w:val="26"/>
                 <w:szCs w:val="26"/>
               </w:rPr>
-              <w:t>9 giờ</w:t>
+              <w:t>13</w:t>
+            </w:r>
+            <w:r>
+              <w:rPr>
+                <w:sz w:val="26"/>
+                <w:szCs w:val="26"/>
+              </w:rPr>
+              <w:t xml:space="preserve"> giờ</w:t>
             </w:r>
           </w:p>
         </w:tc>
@@ -10619,7 +10881,21 @@
                 <w:sz w:val="26"/>
                 <w:szCs w:val="26"/>
               </w:rPr>
-              <w:t>1 giờ</w:t>
+              <w:t>5</w:t>
+            </w:r>
+            <w:r>
+              <w:rPr>
+                <w:sz w:val="26"/>
+                <w:szCs w:val="26"/>
+              </w:rPr>
+              <w:t>0</w:t>
+            </w:r>
+            <w:r>
+              <w:rPr>
+                <w:sz w:val="26"/>
+                <w:szCs w:val="26"/>
+              </w:rPr>
+              <w:t xml:space="preserve"> phút</w:t>
             </w:r>
           </w:p>
         </w:tc>
@@ -10648,7 +10924,35 @@
                 <w:sz w:val="26"/>
                 <w:szCs w:val="26"/>
               </w:rPr>
-              <w:t>↓ 88,8%</w:t>
+              <w:t xml:space="preserve">↓ </w:t>
+            </w:r>
+            <w:r>
+              <w:rPr>
+                <w:sz w:val="26"/>
+                <w:szCs w:val="26"/>
+              </w:rPr>
+              <w:t>93</w:t>
+            </w:r>
+            <w:r>
+              <w:rPr>
+                <w:sz w:val="26"/>
+                <w:szCs w:val="26"/>
+              </w:rPr>
+              <w:t>,</w:t>
+            </w:r>
+            <w:r>
+              <w:rPr>
+                <w:sz w:val="26"/>
+                <w:szCs w:val="26"/>
+              </w:rPr>
+              <w:t>5</w:t>
+            </w:r>
+            <w:r>
+              <w:rPr>
+                <w:sz w:val="26"/>
+                <w:szCs w:val="26"/>
+              </w:rPr>
+              <w:t>%</w:t>
             </w:r>
           </w:p>
         </w:tc>
@@ -10678,7 +10982,34 @@
           <w:sz w:val="26"/>
           <w:szCs w:val="26"/>
         </w:rPr>
-        <w:t>khoảng 8 giờ chấm bài cho mỗi lớp</w:t>
+        <w:t>hơn</w:t>
+      </w:r>
+      <w:r>
+        <w:rPr>
+          <w:b/>
+          <w:bCs/>
+          <w:sz w:val="26"/>
+          <w:szCs w:val="26"/>
+        </w:rPr>
+        <w:t xml:space="preserve"> </w:t>
+      </w:r>
+      <w:r>
+        <w:rPr>
+          <w:b/>
+          <w:bCs/>
+          <w:sz w:val="26"/>
+          <w:szCs w:val="26"/>
+        </w:rPr>
+        <w:t xml:space="preserve">12 </w:t>
+      </w:r>
+      <w:r>
+        <w:rPr>
+          <w:b/>
+          <w:bCs/>
+          <w:sz w:val="26"/>
+          <w:szCs w:val="26"/>
+        </w:rPr>
+        <w:t>giờ chấm bài cho mỗi lớp</w:t>
       </w:r>
       <w:r>
         <w:rPr>
@@ -10763,7 +11094,6 @@
                 <w:sz w:val="26"/>
                 <w:szCs w:val="26"/>
               </w:rPr>
-              <w:lastRenderedPageBreak/>
               <w:t>Tiêu chí</w:t>
             </w:r>
           </w:p>
@@ -11081,7 +11411,14 @@
                 <w:sz w:val="26"/>
                 <w:szCs w:val="26"/>
               </w:rPr>
-              <w:t>Sau 1–2 ngày</w:t>
+              <w:t xml:space="preserve">Sau </w:t>
+            </w:r>
+            <w:r>
+              <w:rPr>
+                <w:sz w:val="26"/>
+                <w:szCs w:val="26"/>
+              </w:rPr>
+              <w:t>1 tuần</w:t>
             </w:r>
           </w:p>
         </w:tc>
@@ -11122,6 +11459,7 @@
       <w:pPr>
         <w:widowControl w:val="0"/>
         <w:spacing w:before="120" w:after="120" w:line="312" w:lineRule="auto"/>
+        <w:ind w:firstLine="720"/>
         <w:rPr>
           <w:sz w:val="26"/>
           <w:szCs w:val="26"/>
@@ -11156,25 +11494,6 @@
         <w:widowControl w:val="0"/>
         <w:spacing w:before="120" w:after="120" w:line="312" w:lineRule="auto"/>
         <w:rPr>
-          <w:sz w:val="26"/>
-          <w:szCs w:val="26"/>
-        </w:rPr>
-      </w:pPr>
-      <w:r>
-        <w:rPr>
-          <w:sz w:val="26"/>
-          <w:szCs w:val="26"/>
-        </w:rPr>
-        <w:pict w14:anchorId="57753AD1">
-          <v:rect id="_x0000_i1030" style="width:0;height:1.5pt" o:hralign="center" o:hrstd="t" o:hr="t" fillcolor="#a0a0a0" stroked="f"/>
-        </w:pict>
-      </w:r>
-    </w:p>
-    <w:p>
-      <w:pPr>
-        <w:widowControl w:val="0"/>
-        <w:spacing w:before="120" w:after="120" w:line="312" w:lineRule="auto"/>
-        <w:rPr>
           <w:b/>
           <w:bCs/>
           <w:sz w:val="26"/>
@@ -11188,6 +11507,7 @@
           <w:sz w:val="26"/>
           <w:szCs w:val="26"/>
         </w:rPr>
+        <w:lastRenderedPageBreak/>
         <w:t>c. Mức độ tiến bộ của sinh viên</w:t>
       </w:r>
     </w:p>
@@ -12096,7 +12416,6 @@
                 <w:sz w:val="26"/>
                 <w:szCs w:val="26"/>
               </w:rPr>
-              <w:lastRenderedPageBreak/>
               <w:t>Tốc độ phản hồi</w:t>
             </w:r>
           </w:p>
@@ -12380,14 +12699,6 @@
       </w:pPr>
       <w:r>
         <w:rPr>
-          <w:rFonts w:ascii="Segoe UI Emoji" w:hAnsi="Segoe UI Emoji" w:cs="Segoe UI Emoji"/>
-          <w:sz w:val="26"/>
-          <w:szCs w:val="26"/>
-        </w:rPr>
-        <w:t>💬</w:t>
-      </w:r>
-      <w:r>
-        <w:rPr>
           <w:sz w:val="26"/>
           <w:szCs w:val="26"/>
         </w:rPr>
@@ -12399,7 +12710,15 @@
           <w:szCs w:val="26"/>
         </w:rPr>
         <w:br/>
-        <w:t>“Em rất thích vì hệ thống chấm liền, biết mình sai ở đâu để sửa lại ngay. Cảm giác học lập trình thú vị</w:t>
+        <w:t xml:space="preserve">“Em rất thích vì hệ thống chấm liền, biết mình sai ở đâu để sửa lại ngay. Cảm giác học lập </w:t>
+      </w:r>
+      <w:r>
+        <w:rPr>
+          <w:sz w:val="26"/>
+          <w:szCs w:val="26"/>
+        </w:rPr>
+        <w:lastRenderedPageBreak/>
+        <w:t>trình thú vị</w:t>
       </w:r>
       <w:r>
         <w:rPr>
@@ -12425,14 +12744,6 @@
           <w:szCs w:val="26"/>
         </w:rPr>
       </w:pPr>
-      <w:r>
-        <w:rPr>
-          <w:rFonts w:ascii="Segoe UI Emoji" w:hAnsi="Segoe UI Emoji" w:cs="Segoe UI Emoji"/>
-          <w:sz w:val="26"/>
-          <w:szCs w:val="26"/>
-        </w:rPr>
-        <w:t>💬</w:t>
-      </w:r>
       <w:r>
         <w:rPr>
           <w:sz w:val="26"/>
@@ -12775,7 +13086,6 @@
           <w:sz w:val="26"/>
           <w:szCs w:val="26"/>
         </w:rPr>
-        <w:lastRenderedPageBreak/>
         <w:t xml:space="preserve">Có thể xem lại </w:t>
       </w:r>
       <w:r>
@@ -12929,22 +13239,8 @@
           <w:sz w:val="26"/>
           <w:szCs w:val="26"/>
         </w:rPr>
-        <w:t>4. Một số hình ảnh và minh họa (mô tả khi chèn vào bản in)</w:t>
-      </w:r>
-    </w:p>
-    <w:p>
-      <w:pPr>
-        <w:widowControl w:val="0"/>
-        <w:numPr>
-          <w:ilvl w:val="0"/>
-          <w:numId w:val="42"/>
-        </w:numPr>
-        <w:spacing w:before="120" w:after="120" w:line="312" w:lineRule="auto"/>
-        <w:rPr>
-          <w:sz w:val="26"/>
-          <w:szCs w:val="26"/>
-        </w:rPr>
-      </w:pPr>
+        <w:t>4</w:t>
+      </w:r>
       <w:r>
         <w:rPr>
           <w:b/>
@@ -12952,120 +13248,7 @@
           <w:sz w:val="26"/>
           <w:szCs w:val="26"/>
         </w:rPr>
-        <w:t>Hình 1:</w:t>
-      </w:r>
-      <w:r>
-        <w:rPr>
-          <w:sz w:val="26"/>
-          <w:szCs w:val="26"/>
-        </w:rPr>
-        <w:t xml:space="preserve"> Giao diện đăng nhập CodeBloom (cho sinh viên và giảng viên).</w:t>
-      </w:r>
-    </w:p>
-    <w:p>
-      <w:pPr>
-        <w:widowControl w:val="0"/>
-        <w:numPr>
-          <w:ilvl w:val="0"/>
-          <w:numId w:val="42"/>
-        </w:numPr>
-        <w:spacing w:before="120" w:after="120" w:line="312" w:lineRule="auto"/>
-        <w:rPr>
-          <w:sz w:val="26"/>
-          <w:szCs w:val="26"/>
-        </w:rPr>
-      </w:pPr>
-      <w:r>
-        <w:rPr>
-          <w:b/>
-          <w:bCs/>
-          <w:sz w:val="26"/>
-          <w:szCs w:val="26"/>
-        </w:rPr>
-        <w:t>Hình 2:</w:t>
-      </w:r>
-      <w:r>
-        <w:rPr>
-          <w:sz w:val="26"/>
-          <w:szCs w:val="26"/>
-        </w:rPr>
-        <w:t xml:space="preserve"> Màn hình làm bài của sinh viên (hiển thị câu hỏi, khung nhập code).</w:t>
-      </w:r>
-    </w:p>
-    <w:p>
-      <w:pPr>
-        <w:widowControl w:val="0"/>
-        <w:numPr>
-          <w:ilvl w:val="0"/>
-          <w:numId w:val="42"/>
-        </w:numPr>
-        <w:spacing w:before="120" w:after="120" w:line="312" w:lineRule="auto"/>
-        <w:rPr>
-          <w:sz w:val="26"/>
-          <w:szCs w:val="26"/>
-        </w:rPr>
-      </w:pPr>
-      <w:r>
-        <w:rPr>
-          <w:b/>
-          <w:bCs/>
-          <w:sz w:val="26"/>
-          <w:szCs w:val="26"/>
-        </w:rPr>
-        <w:t>Hình 3:</w:t>
-      </w:r>
-      <w:r>
-        <w:rPr>
-          <w:sz w:val="26"/>
-          <w:szCs w:val="26"/>
-        </w:rPr>
-        <w:t xml:space="preserve"> Bảng thống kê kết quả tổng hợp trong trang </w:t>
-      </w:r>
-      <w:r>
-        <w:rPr>
-          <w:i/>
-          <w:iCs/>
-          <w:sz w:val="26"/>
-          <w:szCs w:val="26"/>
-        </w:rPr>
-        <w:t>admin.html</w:t>
-      </w:r>
-      <w:r>
-        <w:rPr>
-          <w:sz w:val="26"/>
-          <w:szCs w:val="26"/>
-        </w:rPr>
-        <w:t>.</w:t>
-      </w:r>
-    </w:p>
-    <w:p>
-      <w:pPr>
-        <w:widowControl w:val="0"/>
-        <w:numPr>
-          <w:ilvl w:val="0"/>
-          <w:numId w:val="42"/>
-        </w:numPr>
-        <w:spacing w:before="120" w:after="120" w:line="312" w:lineRule="auto"/>
-        <w:rPr>
-          <w:sz w:val="26"/>
-          <w:szCs w:val="26"/>
-        </w:rPr>
-      </w:pPr>
-      <w:r>
-        <w:rPr>
-          <w:b/>
-          <w:bCs/>
-          <w:sz w:val="26"/>
-          <w:szCs w:val="26"/>
-        </w:rPr>
-        <w:t>Hình 4:</w:t>
-      </w:r>
-      <w:r>
-        <w:rPr>
-          <w:sz w:val="26"/>
-          <w:szCs w:val="26"/>
-        </w:rPr>
-        <w:t xml:space="preserve"> Biểu đồ kết quả tiến bộ học tập (số câu đúng/sai theo thời gian).</w:t>
+        <w:t>. Đánh giá chung</w:t>
       </w:r>
     </w:p>
     <w:p>
@@ -13082,897 +13265,6 @@
           <w:sz w:val="26"/>
           <w:szCs w:val="26"/>
         </w:rPr>
-        <w:pict w14:anchorId="6EEE5F15">
-          <v:rect id="_x0000_i1031" style="width:0;height:1.5pt" o:hralign="center" o:hrstd="t" o:hr="t" fillcolor="#a0a0a0" stroked="f"/>
-        </w:pict>
-      </w:r>
-    </w:p>
-    <w:p>
-      <w:pPr>
-        <w:widowControl w:val="0"/>
-        <w:spacing w:before="120" w:after="120" w:line="312" w:lineRule="auto"/>
-        <w:rPr>
-          <w:b/>
-          <w:bCs/>
-          <w:sz w:val="26"/>
-          <w:szCs w:val="26"/>
-        </w:rPr>
-      </w:pPr>
-      <w:r>
-        <w:rPr>
-          <w:b/>
-          <w:bCs/>
-          <w:sz w:val="26"/>
-          <w:szCs w:val="26"/>
-        </w:rPr>
-        <w:t>5. Tổng hợp các kết quả đạt được</w:t>
-      </w:r>
-    </w:p>
-    <w:tbl>
-      <w:tblPr>
-        <w:tblW w:w="0" w:type="auto"/>
-        <w:jc w:val="center"/>
-        <w:tblCellSpacing w:w="15" w:type="dxa"/>
-        <w:tblCellMar>
-          <w:top w:w="15" w:type="dxa"/>
-          <w:left w:w="15" w:type="dxa"/>
-          <w:bottom w:w="15" w:type="dxa"/>
-          <w:right w:w="15" w:type="dxa"/>
-        </w:tblCellMar>
-        <w:tblLook w:val="04A0" w:firstRow="1" w:lastRow="0" w:firstColumn="1" w:lastColumn="0" w:noHBand="0" w:noVBand="1"/>
-      </w:tblPr>
-      <w:tblGrid>
-        <w:gridCol w:w="2615"/>
-        <w:gridCol w:w="1743"/>
-        <w:gridCol w:w="1458"/>
-        <w:gridCol w:w="1602"/>
-      </w:tblGrid>
-      <w:tr>
-        <w:trPr>
-          <w:tblHeader/>
-          <w:tblCellSpacing w:w="15" w:type="dxa"/>
-          <w:jc w:val="center"/>
-        </w:trPr>
-        <w:tc>
-          <w:tcPr>
-            <w:tcW w:w="0" w:type="auto"/>
-            <w:tcBorders>
-              <w:top w:val="single" w:sz="4" w:space="0" w:color="auto"/>
-              <w:left w:val="single" w:sz="4" w:space="0" w:color="auto"/>
-              <w:bottom w:val="single" w:sz="4" w:space="0" w:color="auto"/>
-              <w:right w:val="single" w:sz="4" w:space="0" w:color="auto"/>
-            </w:tcBorders>
-            <w:vAlign w:val="center"/>
-            <w:hideMark/>
-          </w:tcPr>
-          <w:p>
-            <w:pPr>
-              <w:widowControl w:val="0"/>
-              <w:spacing w:before="120" w:after="120" w:line="312" w:lineRule="auto"/>
-              <w:jc w:val="center"/>
-              <w:rPr>
-                <w:b/>
-                <w:bCs/>
-                <w:sz w:val="26"/>
-                <w:szCs w:val="26"/>
-              </w:rPr>
-            </w:pPr>
-            <w:r>
-              <w:rPr>
-                <w:b/>
-                <w:bCs/>
-                <w:sz w:val="26"/>
-                <w:szCs w:val="26"/>
-              </w:rPr>
-              <w:t>Nội dung</w:t>
-            </w:r>
-          </w:p>
-        </w:tc>
-        <w:tc>
-          <w:tcPr>
-            <w:tcW w:w="0" w:type="auto"/>
-            <w:tcBorders>
-              <w:top w:val="single" w:sz="4" w:space="0" w:color="auto"/>
-              <w:bottom w:val="single" w:sz="4" w:space="0" w:color="auto"/>
-              <w:right w:val="single" w:sz="4" w:space="0" w:color="auto"/>
-            </w:tcBorders>
-            <w:vAlign w:val="center"/>
-            <w:hideMark/>
-          </w:tcPr>
-          <w:p>
-            <w:pPr>
-              <w:widowControl w:val="0"/>
-              <w:spacing w:before="120" w:after="120" w:line="312" w:lineRule="auto"/>
-              <w:jc w:val="center"/>
-              <w:rPr>
-                <w:b/>
-                <w:bCs/>
-                <w:sz w:val="26"/>
-                <w:szCs w:val="26"/>
-              </w:rPr>
-            </w:pPr>
-            <w:r>
-              <w:rPr>
-                <w:b/>
-                <w:bCs/>
-                <w:sz w:val="26"/>
-                <w:szCs w:val="26"/>
-              </w:rPr>
-              <w:t>Trước áp dụng</w:t>
-            </w:r>
-          </w:p>
-        </w:tc>
-        <w:tc>
-          <w:tcPr>
-            <w:tcW w:w="0" w:type="auto"/>
-            <w:tcBorders>
-              <w:top w:val="single" w:sz="4" w:space="0" w:color="auto"/>
-              <w:bottom w:val="single" w:sz="4" w:space="0" w:color="auto"/>
-              <w:right w:val="single" w:sz="4" w:space="0" w:color="auto"/>
-            </w:tcBorders>
-            <w:vAlign w:val="center"/>
-            <w:hideMark/>
-          </w:tcPr>
-          <w:p>
-            <w:pPr>
-              <w:widowControl w:val="0"/>
-              <w:spacing w:before="120" w:after="120" w:line="312" w:lineRule="auto"/>
-              <w:jc w:val="center"/>
-              <w:rPr>
-                <w:b/>
-                <w:bCs/>
-                <w:sz w:val="26"/>
-                <w:szCs w:val="26"/>
-              </w:rPr>
-            </w:pPr>
-            <w:r>
-              <w:rPr>
-                <w:b/>
-                <w:bCs/>
-                <w:sz w:val="26"/>
-                <w:szCs w:val="26"/>
-              </w:rPr>
-              <w:t>Sau áp dụng</w:t>
-            </w:r>
-          </w:p>
-        </w:tc>
-        <w:tc>
-          <w:tcPr>
-            <w:tcW w:w="0" w:type="auto"/>
-            <w:tcBorders>
-              <w:top w:val="single" w:sz="4" w:space="0" w:color="auto"/>
-              <w:bottom w:val="single" w:sz="4" w:space="0" w:color="auto"/>
-              <w:right w:val="single" w:sz="4" w:space="0" w:color="auto"/>
-            </w:tcBorders>
-            <w:vAlign w:val="center"/>
-            <w:hideMark/>
-          </w:tcPr>
-          <w:p>
-            <w:pPr>
-              <w:widowControl w:val="0"/>
-              <w:spacing w:before="120" w:after="120" w:line="312" w:lineRule="auto"/>
-              <w:jc w:val="center"/>
-              <w:rPr>
-                <w:b/>
-                <w:bCs/>
-                <w:sz w:val="26"/>
-                <w:szCs w:val="26"/>
-              </w:rPr>
-            </w:pPr>
-            <w:r>
-              <w:rPr>
-                <w:b/>
-                <w:bCs/>
-                <w:sz w:val="26"/>
-                <w:szCs w:val="26"/>
-              </w:rPr>
-              <w:t>Hiệu quả (%)</w:t>
-            </w:r>
-          </w:p>
-        </w:tc>
-      </w:tr>
-      <w:tr>
-        <w:trPr>
-          <w:tblCellSpacing w:w="15" w:type="dxa"/>
-          <w:jc w:val="center"/>
-        </w:trPr>
-        <w:tc>
-          <w:tcPr>
-            <w:tcW w:w="0" w:type="auto"/>
-            <w:tcBorders>
-              <w:left w:val="single" w:sz="4" w:space="0" w:color="auto"/>
-              <w:bottom w:val="single" w:sz="4" w:space="0" w:color="auto"/>
-              <w:right w:val="single" w:sz="4" w:space="0" w:color="auto"/>
-            </w:tcBorders>
-            <w:vAlign w:val="center"/>
-            <w:hideMark/>
-          </w:tcPr>
-          <w:p>
-            <w:pPr>
-              <w:widowControl w:val="0"/>
-              <w:spacing w:before="120" w:after="120" w:line="312" w:lineRule="auto"/>
-              <w:rPr>
-                <w:sz w:val="26"/>
-                <w:szCs w:val="26"/>
-              </w:rPr>
-            </w:pPr>
-            <w:r>
-              <w:rPr>
-                <w:sz w:val="26"/>
-                <w:szCs w:val="26"/>
-              </w:rPr>
-              <w:t>Thời gian chấm bài</w:t>
-            </w:r>
-          </w:p>
-        </w:tc>
-        <w:tc>
-          <w:tcPr>
-            <w:tcW w:w="0" w:type="auto"/>
-            <w:tcBorders>
-              <w:bottom w:val="single" w:sz="4" w:space="0" w:color="auto"/>
-              <w:right w:val="single" w:sz="4" w:space="0" w:color="auto"/>
-            </w:tcBorders>
-            <w:vAlign w:val="center"/>
-            <w:hideMark/>
-          </w:tcPr>
-          <w:p>
-            <w:pPr>
-              <w:widowControl w:val="0"/>
-              <w:spacing w:before="120" w:after="120" w:line="312" w:lineRule="auto"/>
-              <w:jc w:val="center"/>
-              <w:rPr>
-                <w:sz w:val="26"/>
-                <w:szCs w:val="26"/>
-              </w:rPr>
-            </w:pPr>
-            <w:r>
-              <w:rPr>
-                <w:sz w:val="26"/>
-                <w:szCs w:val="26"/>
-              </w:rPr>
-              <w:t>9 giờ</w:t>
-            </w:r>
-          </w:p>
-        </w:tc>
-        <w:tc>
-          <w:tcPr>
-            <w:tcW w:w="0" w:type="auto"/>
-            <w:tcBorders>
-              <w:bottom w:val="single" w:sz="4" w:space="0" w:color="auto"/>
-              <w:right w:val="single" w:sz="4" w:space="0" w:color="auto"/>
-            </w:tcBorders>
-            <w:vAlign w:val="center"/>
-            <w:hideMark/>
-          </w:tcPr>
-          <w:p>
-            <w:pPr>
-              <w:widowControl w:val="0"/>
-              <w:spacing w:before="120" w:after="120" w:line="312" w:lineRule="auto"/>
-              <w:jc w:val="center"/>
-              <w:rPr>
-                <w:sz w:val="26"/>
-                <w:szCs w:val="26"/>
-              </w:rPr>
-            </w:pPr>
-            <w:r>
-              <w:rPr>
-                <w:sz w:val="26"/>
-                <w:szCs w:val="26"/>
-              </w:rPr>
-              <w:t>1 giờ</w:t>
-            </w:r>
-          </w:p>
-        </w:tc>
-        <w:tc>
-          <w:tcPr>
-            <w:tcW w:w="0" w:type="auto"/>
-            <w:tcBorders>
-              <w:bottom w:val="single" w:sz="4" w:space="0" w:color="auto"/>
-              <w:right w:val="single" w:sz="4" w:space="0" w:color="auto"/>
-            </w:tcBorders>
-            <w:vAlign w:val="center"/>
-            <w:hideMark/>
-          </w:tcPr>
-          <w:p>
-            <w:pPr>
-              <w:widowControl w:val="0"/>
-              <w:spacing w:before="120" w:after="120" w:line="312" w:lineRule="auto"/>
-              <w:jc w:val="center"/>
-              <w:rPr>
-                <w:sz w:val="26"/>
-                <w:szCs w:val="26"/>
-              </w:rPr>
-            </w:pPr>
-            <w:r>
-              <w:rPr>
-                <w:sz w:val="26"/>
-                <w:szCs w:val="26"/>
-              </w:rPr>
-              <w:t>↓ 88,8%</w:t>
-            </w:r>
-          </w:p>
-        </w:tc>
-      </w:tr>
-      <w:tr>
-        <w:trPr>
-          <w:tblCellSpacing w:w="15" w:type="dxa"/>
-          <w:jc w:val="center"/>
-        </w:trPr>
-        <w:tc>
-          <w:tcPr>
-            <w:tcW w:w="0" w:type="auto"/>
-            <w:tcBorders>
-              <w:left w:val="single" w:sz="4" w:space="0" w:color="auto"/>
-              <w:bottom w:val="single" w:sz="4" w:space="0" w:color="auto"/>
-              <w:right w:val="single" w:sz="4" w:space="0" w:color="auto"/>
-            </w:tcBorders>
-            <w:vAlign w:val="center"/>
-            <w:hideMark/>
-          </w:tcPr>
-          <w:p>
-            <w:pPr>
-              <w:widowControl w:val="0"/>
-              <w:spacing w:before="120" w:after="120" w:line="312" w:lineRule="auto"/>
-              <w:rPr>
-                <w:sz w:val="26"/>
-                <w:szCs w:val="26"/>
-              </w:rPr>
-            </w:pPr>
-            <w:r>
-              <w:rPr>
-                <w:sz w:val="26"/>
-                <w:szCs w:val="26"/>
-              </w:rPr>
-              <w:t>Tính chính xác</w:t>
-            </w:r>
-          </w:p>
-        </w:tc>
-        <w:tc>
-          <w:tcPr>
-            <w:tcW w:w="0" w:type="auto"/>
-            <w:tcBorders>
-              <w:bottom w:val="single" w:sz="4" w:space="0" w:color="auto"/>
-              <w:right w:val="single" w:sz="4" w:space="0" w:color="auto"/>
-            </w:tcBorders>
-            <w:vAlign w:val="center"/>
-            <w:hideMark/>
-          </w:tcPr>
-          <w:p>
-            <w:pPr>
-              <w:widowControl w:val="0"/>
-              <w:spacing w:before="120" w:after="120" w:line="312" w:lineRule="auto"/>
-              <w:jc w:val="center"/>
-              <w:rPr>
-                <w:sz w:val="26"/>
-                <w:szCs w:val="26"/>
-              </w:rPr>
-            </w:pPr>
-            <w:r>
-              <w:rPr>
-                <w:sz w:val="26"/>
-                <w:szCs w:val="26"/>
-              </w:rPr>
-              <w:t>95%</w:t>
-            </w:r>
-          </w:p>
-        </w:tc>
-        <w:tc>
-          <w:tcPr>
-            <w:tcW w:w="0" w:type="auto"/>
-            <w:tcBorders>
-              <w:bottom w:val="single" w:sz="4" w:space="0" w:color="auto"/>
-              <w:right w:val="single" w:sz="4" w:space="0" w:color="auto"/>
-            </w:tcBorders>
-            <w:vAlign w:val="center"/>
-            <w:hideMark/>
-          </w:tcPr>
-          <w:p>
-            <w:pPr>
-              <w:widowControl w:val="0"/>
-              <w:spacing w:before="120" w:after="120" w:line="312" w:lineRule="auto"/>
-              <w:jc w:val="center"/>
-              <w:rPr>
-                <w:sz w:val="26"/>
-                <w:szCs w:val="26"/>
-              </w:rPr>
-            </w:pPr>
-            <w:r>
-              <w:rPr>
-                <w:sz w:val="26"/>
-                <w:szCs w:val="26"/>
-              </w:rPr>
-              <w:t>100%</w:t>
-            </w:r>
-          </w:p>
-        </w:tc>
-        <w:tc>
-          <w:tcPr>
-            <w:tcW w:w="0" w:type="auto"/>
-            <w:tcBorders>
-              <w:bottom w:val="single" w:sz="4" w:space="0" w:color="auto"/>
-              <w:right w:val="single" w:sz="4" w:space="0" w:color="auto"/>
-            </w:tcBorders>
-            <w:vAlign w:val="center"/>
-            <w:hideMark/>
-          </w:tcPr>
-          <w:p>
-            <w:pPr>
-              <w:widowControl w:val="0"/>
-              <w:spacing w:before="120" w:after="120" w:line="312" w:lineRule="auto"/>
-              <w:jc w:val="center"/>
-              <w:rPr>
-                <w:sz w:val="26"/>
-                <w:szCs w:val="26"/>
-              </w:rPr>
-            </w:pPr>
-            <w:r>
-              <w:rPr>
-                <w:sz w:val="26"/>
-                <w:szCs w:val="26"/>
-              </w:rPr>
-              <w:t>+5%</w:t>
-            </w:r>
-          </w:p>
-        </w:tc>
-      </w:tr>
-      <w:tr>
-        <w:trPr>
-          <w:tblCellSpacing w:w="15" w:type="dxa"/>
-          <w:jc w:val="center"/>
-        </w:trPr>
-        <w:tc>
-          <w:tcPr>
-            <w:tcW w:w="0" w:type="auto"/>
-            <w:tcBorders>
-              <w:left w:val="single" w:sz="4" w:space="0" w:color="auto"/>
-              <w:bottom w:val="single" w:sz="4" w:space="0" w:color="auto"/>
-              <w:right w:val="single" w:sz="4" w:space="0" w:color="auto"/>
-            </w:tcBorders>
-            <w:vAlign w:val="center"/>
-            <w:hideMark/>
-          </w:tcPr>
-          <w:p>
-            <w:pPr>
-              <w:widowControl w:val="0"/>
-              <w:spacing w:before="120" w:after="120" w:line="312" w:lineRule="auto"/>
-              <w:rPr>
-                <w:sz w:val="26"/>
-                <w:szCs w:val="26"/>
-              </w:rPr>
-            </w:pPr>
-            <w:r>
-              <w:rPr>
-                <w:sz w:val="26"/>
-                <w:szCs w:val="26"/>
-              </w:rPr>
-              <w:t>Tính khách quan</w:t>
-            </w:r>
-          </w:p>
-        </w:tc>
-        <w:tc>
-          <w:tcPr>
-            <w:tcW w:w="0" w:type="auto"/>
-            <w:tcBorders>
-              <w:bottom w:val="single" w:sz="4" w:space="0" w:color="auto"/>
-              <w:right w:val="single" w:sz="4" w:space="0" w:color="auto"/>
-            </w:tcBorders>
-            <w:vAlign w:val="center"/>
-            <w:hideMark/>
-          </w:tcPr>
-          <w:p>
-            <w:pPr>
-              <w:widowControl w:val="0"/>
-              <w:spacing w:before="120" w:after="120" w:line="312" w:lineRule="auto"/>
-              <w:jc w:val="center"/>
-              <w:rPr>
-                <w:sz w:val="26"/>
-                <w:szCs w:val="26"/>
-              </w:rPr>
-            </w:pPr>
-            <w:r>
-              <w:rPr>
-                <w:sz w:val="26"/>
-                <w:szCs w:val="26"/>
-              </w:rPr>
-              <w:t>Trung bình</w:t>
-            </w:r>
-          </w:p>
-        </w:tc>
-        <w:tc>
-          <w:tcPr>
-            <w:tcW w:w="0" w:type="auto"/>
-            <w:tcBorders>
-              <w:bottom w:val="single" w:sz="4" w:space="0" w:color="auto"/>
-              <w:right w:val="single" w:sz="4" w:space="0" w:color="auto"/>
-            </w:tcBorders>
-            <w:vAlign w:val="center"/>
-            <w:hideMark/>
-          </w:tcPr>
-          <w:p>
-            <w:pPr>
-              <w:widowControl w:val="0"/>
-              <w:spacing w:before="120" w:after="120" w:line="312" w:lineRule="auto"/>
-              <w:jc w:val="center"/>
-              <w:rPr>
-                <w:sz w:val="26"/>
-                <w:szCs w:val="26"/>
-              </w:rPr>
-            </w:pPr>
-            <w:r>
-              <w:rPr>
-                <w:sz w:val="26"/>
-                <w:szCs w:val="26"/>
-              </w:rPr>
-              <w:t>Cao</w:t>
-            </w:r>
-          </w:p>
-        </w:tc>
-        <w:tc>
-          <w:tcPr>
-            <w:tcW w:w="0" w:type="auto"/>
-            <w:tcBorders>
-              <w:bottom w:val="single" w:sz="4" w:space="0" w:color="auto"/>
-              <w:right w:val="single" w:sz="4" w:space="0" w:color="auto"/>
-            </w:tcBorders>
-            <w:vAlign w:val="center"/>
-            <w:hideMark/>
-          </w:tcPr>
-          <w:p>
-            <w:pPr>
-              <w:widowControl w:val="0"/>
-              <w:spacing w:before="120" w:after="120" w:line="312" w:lineRule="auto"/>
-              <w:jc w:val="center"/>
-              <w:rPr>
-                <w:sz w:val="26"/>
-                <w:szCs w:val="26"/>
-              </w:rPr>
-            </w:pPr>
-            <w:r>
-              <w:rPr>
-                <w:sz w:val="26"/>
-                <w:szCs w:val="26"/>
-              </w:rPr>
-              <w:t>–</w:t>
-            </w:r>
-          </w:p>
-        </w:tc>
-      </w:tr>
-      <w:tr>
-        <w:trPr>
-          <w:tblCellSpacing w:w="15" w:type="dxa"/>
-          <w:jc w:val="center"/>
-        </w:trPr>
-        <w:tc>
-          <w:tcPr>
-            <w:tcW w:w="0" w:type="auto"/>
-            <w:tcBorders>
-              <w:left w:val="single" w:sz="4" w:space="0" w:color="auto"/>
-              <w:bottom w:val="single" w:sz="4" w:space="0" w:color="auto"/>
-              <w:right w:val="single" w:sz="4" w:space="0" w:color="auto"/>
-            </w:tcBorders>
-            <w:vAlign w:val="center"/>
-            <w:hideMark/>
-          </w:tcPr>
-          <w:p>
-            <w:pPr>
-              <w:widowControl w:val="0"/>
-              <w:spacing w:before="120" w:after="120" w:line="312" w:lineRule="auto"/>
-              <w:rPr>
-                <w:sz w:val="26"/>
-                <w:szCs w:val="26"/>
-              </w:rPr>
-            </w:pPr>
-            <w:r>
-              <w:rPr>
-                <w:sz w:val="26"/>
-                <w:szCs w:val="26"/>
-              </w:rPr>
-              <w:t>Hứng thú học tập</w:t>
-            </w:r>
-          </w:p>
-        </w:tc>
-        <w:tc>
-          <w:tcPr>
-            <w:tcW w:w="0" w:type="auto"/>
-            <w:tcBorders>
-              <w:bottom w:val="single" w:sz="4" w:space="0" w:color="auto"/>
-              <w:right w:val="single" w:sz="4" w:space="0" w:color="auto"/>
-            </w:tcBorders>
-            <w:vAlign w:val="center"/>
-            <w:hideMark/>
-          </w:tcPr>
-          <w:p>
-            <w:pPr>
-              <w:widowControl w:val="0"/>
-              <w:spacing w:before="120" w:after="120" w:line="312" w:lineRule="auto"/>
-              <w:jc w:val="center"/>
-              <w:rPr>
-                <w:sz w:val="26"/>
-                <w:szCs w:val="26"/>
-              </w:rPr>
-            </w:pPr>
-            <w:r>
-              <w:rPr>
-                <w:sz w:val="26"/>
-                <w:szCs w:val="26"/>
-              </w:rPr>
-              <w:t>70%</w:t>
-            </w:r>
-          </w:p>
-        </w:tc>
-        <w:tc>
-          <w:tcPr>
-            <w:tcW w:w="0" w:type="auto"/>
-            <w:tcBorders>
-              <w:bottom w:val="single" w:sz="4" w:space="0" w:color="auto"/>
-              <w:right w:val="single" w:sz="4" w:space="0" w:color="auto"/>
-            </w:tcBorders>
-            <w:vAlign w:val="center"/>
-            <w:hideMark/>
-          </w:tcPr>
-          <w:p>
-            <w:pPr>
-              <w:widowControl w:val="0"/>
-              <w:spacing w:before="120" w:after="120" w:line="312" w:lineRule="auto"/>
-              <w:jc w:val="center"/>
-              <w:rPr>
-                <w:sz w:val="26"/>
-                <w:szCs w:val="26"/>
-              </w:rPr>
-            </w:pPr>
-            <w:r>
-              <w:rPr>
-                <w:sz w:val="26"/>
-                <w:szCs w:val="26"/>
-              </w:rPr>
-              <w:t>93%</w:t>
-            </w:r>
-          </w:p>
-        </w:tc>
-        <w:tc>
-          <w:tcPr>
-            <w:tcW w:w="0" w:type="auto"/>
-            <w:tcBorders>
-              <w:bottom w:val="single" w:sz="4" w:space="0" w:color="auto"/>
-              <w:right w:val="single" w:sz="4" w:space="0" w:color="auto"/>
-            </w:tcBorders>
-            <w:vAlign w:val="center"/>
-            <w:hideMark/>
-          </w:tcPr>
-          <w:p>
-            <w:pPr>
-              <w:widowControl w:val="0"/>
-              <w:spacing w:before="120" w:after="120" w:line="312" w:lineRule="auto"/>
-              <w:jc w:val="center"/>
-              <w:rPr>
-                <w:sz w:val="26"/>
-                <w:szCs w:val="26"/>
-              </w:rPr>
-            </w:pPr>
-            <w:r>
-              <w:rPr>
-                <w:sz w:val="26"/>
-                <w:szCs w:val="26"/>
-              </w:rPr>
-              <w:t>+23%</w:t>
-            </w:r>
-          </w:p>
-        </w:tc>
-      </w:tr>
-      <w:tr>
-        <w:trPr>
-          <w:tblCellSpacing w:w="15" w:type="dxa"/>
-          <w:jc w:val="center"/>
-        </w:trPr>
-        <w:tc>
-          <w:tcPr>
-            <w:tcW w:w="0" w:type="auto"/>
-            <w:tcBorders>
-              <w:left w:val="single" w:sz="4" w:space="0" w:color="auto"/>
-              <w:bottom w:val="single" w:sz="4" w:space="0" w:color="auto"/>
-              <w:right w:val="single" w:sz="4" w:space="0" w:color="auto"/>
-            </w:tcBorders>
-            <w:vAlign w:val="center"/>
-            <w:hideMark/>
-          </w:tcPr>
-          <w:p>
-            <w:pPr>
-              <w:widowControl w:val="0"/>
-              <w:spacing w:before="120" w:after="120" w:line="312" w:lineRule="auto"/>
-              <w:rPr>
-                <w:sz w:val="26"/>
-                <w:szCs w:val="26"/>
-              </w:rPr>
-            </w:pPr>
-            <w:r>
-              <w:rPr>
-                <w:sz w:val="26"/>
-                <w:szCs w:val="26"/>
-              </w:rPr>
-              <w:t>Tỷ lệ hoàn thành bài tập</w:t>
-            </w:r>
-          </w:p>
-        </w:tc>
-        <w:tc>
-          <w:tcPr>
-            <w:tcW w:w="0" w:type="auto"/>
-            <w:tcBorders>
-              <w:bottom w:val="single" w:sz="4" w:space="0" w:color="auto"/>
-              <w:right w:val="single" w:sz="4" w:space="0" w:color="auto"/>
-            </w:tcBorders>
-            <w:vAlign w:val="center"/>
-            <w:hideMark/>
-          </w:tcPr>
-          <w:p>
-            <w:pPr>
-              <w:widowControl w:val="0"/>
-              <w:spacing w:before="120" w:after="120" w:line="312" w:lineRule="auto"/>
-              <w:jc w:val="center"/>
-              <w:rPr>
-                <w:sz w:val="26"/>
-                <w:szCs w:val="26"/>
-              </w:rPr>
-            </w:pPr>
-            <w:r>
-              <w:rPr>
-                <w:sz w:val="26"/>
-                <w:szCs w:val="26"/>
-              </w:rPr>
-              <w:t>75%</w:t>
-            </w:r>
-          </w:p>
-        </w:tc>
-        <w:tc>
-          <w:tcPr>
-            <w:tcW w:w="0" w:type="auto"/>
-            <w:tcBorders>
-              <w:bottom w:val="single" w:sz="4" w:space="0" w:color="auto"/>
-              <w:right w:val="single" w:sz="4" w:space="0" w:color="auto"/>
-            </w:tcBorders>
-            <w:vAlign w:val="center"/>
-            <w:hideMark/>
-          </w:tcPr>
-          <w:p>
-            <w:pPr>
-              <w:widowControl w:val="0"/>
-              <w:spacing w:before="120" w:after="120" w:line="312" w:lineRule="auto"/>
-              <w:jc w:val="center"/>
-              <w:rPr>
-                <w:sz w:val="26"/>
-                <w:szCs w:val="26"/>
-              </w:rPr>
-            </w:pPr>
-            <w:r>
-              <w:rPr>
-                <w:sz w:val="26"/>
-                <w:szCs w:val="26"/>
-              </w:rPr>
-              <w:t>98%</w:t>
-            </w:r>
-          </w:p>
-        </w:tc>
-        <w:tc>
-          <w:tcPr>
-            <w:tcW w:w="0" w:type="auto"/>
-            <w:tcBorders>
-              <w:bottom w:val="single" w:sz="4" w:space="0" w:color="auto"/>
-              <w:right w:val="single" w:sz="4" w:space="0" w:color="auto"/>
-            </w:tcBorders>
-            <w:vAlign w:val="center"/>
-            <w:hideMark/>
-          </w:tcPr>
-          <w:p>
-            <w:pPr>
-              <w:widowControl w:val="0"/>
-              <w:spacing w:before="120" w:after="120" w:line="312" w:lineRule="auto"/>
-              <w:jc w:val="center"/>
-              <w:rPr>
-                <w:sz w:val="26"/>
-                <w:szCs w:val="26"/>
-              </w:rPr>
-            </w:pPr>
-            <w:r>
-              <w:rPr>
-                <w:sz w:val="26"/>
-                <w:szCs w:val="26"/>
-              </w:rPr>
-              <w:t>+23%</w:t>
-            </w:r>
-          </w:p>
-        </w:tc>
-      </w:tr>
-    </w:tbl>
-    <w:p>
-      <w:pPr>
-        <w:widowControl w:val="0"/>
-        <w:spacing w:before="120" w:after="120" w:line="312" w:lineRule="auto"/>
-        <w:rPr>
-          <w:b/>
-          <w:bCs/>
-          <w:sz w:val="26"/>
-          <w:szCs w:val="26"/>
-        </w:rPr>
-      </w:pPr>
-      <w:r>
-        <w:rPr>
-          <w:b/>
-          <w:bCs/>
-          <w:sz w:val="26"/>
-          <w:szCs w:val="26"/>
-        </w:rPr>
-        <w:t>Kết luận:</w:t>
-      </w:r>
-    </w:p>
-    <w:p>
-      <w:pPr>
-        <w:widowControl w:val="0"/>
-        <w:spacing w:before="120" w:after="120" w:line="312" w:lineRule="auto"/>
-        <w:ind w:firstLine="720"/>
-        <w:rPr>
-          <w:sz w:val="26"/>
-          <w:szCs w:val="26"/>
-        </w:rPr>
-      </w:pPr>
-      <w:r>
-        <w:rPr>
-          <w:sz w:val="26"/>
-          <w:szCs w:val="26"/>
-        </w:rPr>
-        <w:t xml:space="preserve">Sáng kiến “Ứng dụng hệ thống CodeBloom trong đánh giá kỹ năng lập trình theo thang Bloom” </w:t>
-      </w:r>
-      <w:r>
-        <w:rPr>
-          <w:b/>
-          <w:bCs/>
-          <w:sz w:val="26"/>
-          <w:szCs w:val="26"/>
-        </w:rPr>
-        <w:t>mang lại hiệu quả rõ rệt</w:t>
-      </w:r>
-      <w:r>
-        <w:rPr>
-          <w:sz w:val="26"/>
-          <w:szCs w:val="26"/>
-        </w:rPr>
-        <w:t xml:space="preserve"> cả về thời gian, chất lượng, lẫn động lực học tập của sinh viên.</w:t>
-      </w:r>
-    </w:p>
-    <w:p>
-      <w:pPr>
-        <w:widowControl w:val="0"/>
-        <w:spacing w:before="120" w:after="120" w:line="312" w:lineRule="auto"/>
-        <w:rPr>
-          <w:b/>
-          <w:bCs/>
-          <w:sz w:val="26"/>
-          <w:szCs w:val="26"/>
-        </w:rPr>
-      </w:pPr>
-      <w:r>
-        <w:rPr>
-          <w:b/>
-          <w:bCs/>
-          <w:sz w:val="26"/>
-          <w:szCs w:val="26"/>
-        </w:rPr>
-        <w:t>6. Đánh giá chung</w:t>
-      </w:r>
-    </w:p>
-    <w:p>
-      <w:pPr>
-        <w:widowControl w:val="0"/>
-        <w:spacing w:before="120" w:after="120" w:line="312" w:lineRule="auto"/>
-        <w:rPr>
-          <w:sz w:val="26"/>
-          <w:szCs w:val="26"/>
-        </w:rPr>
-      </w:pPr>
-      <w:r>
-        <w:rPr>
-          <w:sz w:val="26"/>
-          <w:szCs w:val="26"/>
-        </w:rPr>
-        <w:lastRenderedPageBreak/>
         <w:t>Sau gần 2 tháng áp dụng thực tế, có thể khẳng định:</w:t>
       </w:r>
     </w:p>
@@ -14117,6 +13409,7 @@
           <w:sz w:val="26"/>
           <w:szCs w:val="26"/>
         </w:rPr>
+        <w:lastRenderedPageBreak/>
         <w:t xml:space="preserve">Đây là mô hình hoàn toàn khả thi để </w:t>
       </w:r>
       <w:r>
@@ -14134,6 +13427,40 @@
           <w:szCs w:val="26"/>
         </w:rPr>
         <w:t>, thậm chí áp dụng cho các ngành kỹ thuật khác trong nhà trường.</w:t>
+      </w:r>
+    </w:p>
+    <w:p>
+      <w:pPr>
+        <w:widowControl w:val="0"/>
+        <w:spacing w:before="120" w:after="120" w:line="312" w:lineRule="auto"/>
+        <w:ind w:left="360"/>
+        <w:rPr>
+          <w:b/>
+          <w:bCs/>
+          <w:noProof/>
+          <w:sz w:val="26"/>
+          <w:szCs w:val="26"/>
+        </w:rPr>
+      </w:pPr>
+      <w:r>
+        <w:rPr>
+          <w:b/>
+          <w:bCs/>
+          <w:noProof/>
+          <w:sz w:val="26"/>
+          <w:szCs w:val="26"/>
+        </w:rPr>
+        <w:t xml:space="preserve">5. </w:t>
+      </w:r>
+      <w:r>
+        <w:rPr>
+          <w:b/>
+          <w:bCs/>
+          <w:noProof/>
+          <w:sz w:val="26"/>
+          <w:szCs w:val="26"/>
+        </w:rPr>
+        <w:t>Ưu điểm nổi bật của sáng kiến</w:t>
       </w:r>
     </w:p>
     <w:p>
@@ -14153,7 +13480,7 @@
           <w:sz w:val="26"/>
           <w:szCs w:val="26"/>
         </w:rPr>
-        <w:t>Ưu điểm của</w:t>
+        <w:t>Sáng kiến “Xây dựng hệ thống CodeBloom – Đánh giá kỹ năng lập trình theo cấp độ Bloom” mang lại nhiều ưu điểm vượt trội so với các phương pháp kiểm tra, đánh giá truyền thống, thể hiện trên các khía cạnh sau:</w:t>
       </w:r>
     </w:p>
     <w:p>
@@ -14177,7 +13504,17 @@
           <w:sz w:val="26"/>
           <w:szCs w:val="26"/>
         </w:rPr>
-        <w:t>Ưu điểm nổi bật của sáng kiến</w:t>
+        <w:t>5.</w:t>
+      </w:r>
+      <w:r>
+        <w:rPr>
+          <w:b/>
+          <w:bCs/>
+          <w:noProof/>
+          <w:sz w:val="26"/>
+          <w:szCs w:val="26"/>
+        </w:rPr>
+        <w:t>1. Nâng cao tính khách quan và chính xác trong đánh giá</w:t>
       </w:r>
     </w:p>
     <w:p>
@@ -14197,7 +13534,7 @@
           <w:sz w:val="26"/>
           <w:szCs w:val="26"/>
         </w:rPr>
-        <w:t>Sáng kiến “Xây dựng hệ thống CodeBloom – Đánh giá kỹ năng lập trình theo cấp độ Bloom” mang lại nhiều ưu điểm vượt trội so với các phương pháp kiểm tra, đánh giá truyền thống, thể hiện trên các khía cạnh sau:</w:t>
+        <w:t>Hệ thống thực hiện chấm bài hoàn toàn tự động dựa trên đáp án đã được thiết lập, loại bỏ yếu tố chủ quan của người chấm. Điều này giúp đảm bảo tính công bằng, minh bạch và nhất quán trong việc đánh giá kết quả học tập của sinh viên.</w:t>
       </w:r>
     </w:p>
     <w:p>
@@ -14221,7 +13558,17 @@
           <w:sz w:val="26"/>
           <w:szCs w:val="26"/>
         </w:rPr>
-        <w:t>1. Nâng cao tính khách quan và chính xác trong đánh giá</w:t>
+        <w:t>5.</w:t>
+      </w:r>
+      <w:r>
+        <w:rPr>
+          <w:b/>
+          <w:bCs/>
+          <w:noProof/>
+          <w:sz w:val="26"/>
+          <w:szCs w:val="26"/>
+        </w:rPr>
+        <w:t>2. Đánh giá toàn diện theo cấp độ nhận thức Bloom</w:t>
       </w:r>
     </w:p>
     <w:p>
@@ -14241,7 +13588,7 @@
           <w:sz w:val="26"/>
           <w:szCs w:val="26"/>
         </w:rPr>
-        <w:t>Hệ thống thực hiện chấm bài hoàn toàn tự động dựa trên đáp án đã được thiết lập, loại bỏ yếu tố chủ quan của người chấm. Điều này giúp đảm bảo tính công bằng, minh bạch và nhất quán trong việc đánh giá kết quả học tập của sinh viên.</w:t>
+        <w:t>Khác với các hình thức kiểm tra thông thường chỉ tập trung vào ghi nhớ kiến thức, CodeBloom phân loại câu hỏi theo các cấp độ tư duy (Remember, Understand, Apply, Analyze, Evaluate, Create). Nhờ đó, giáo viên có thể đánh giá chính xác năng lực của người học ở từng mức độ, từ đó có định hướng giảng dạy phù hợp.</w:t>
       </w:r>
     </w:p>
     <w:p>
@@ -14250,20 +13597,32 @@
         <w:spacing w:before="120" w:after="120" w:line="312" w:lineRule="auto"/>
         <w:ind w:left="764"/>
         <w:rPr>
-          <w:noProof/>
-          <w:sz w:val="26"/>
-          <w:szCs w:val="26"/>
-        </w:rPr>
-      </w:pPr>
-      <w:r>
-        <w:rPr>
-          <w:noProof/>
-          <w:sz w:val="26"/>
-          <w:szCs w:val="26"/>
-        </w:rPr>
-        <w:pict w14:anchorId="1C3FFFDF">
-          <v:rect id="_x0000_i1032" style="width:0;height:1.5pt" o:hralign="center" o:hrstd="t" o:hr="t" fillcolor="#a0a0a0" stroked="f"/>
-        </w:pict>
+          <w:b/>
+          <w:bCs/>
+          <w:noProof/>
+          <w:sz w:val="26"/>
+          <w:szCs w:val="26"/>
+        </w:rPr>
+      </w:pPr>
+      <w:r>
+        <w:rPr>
+          <w:b/>
+          <w:bCs/>
+          <w:noProof/>
+          <w:sz w:val="26"/>
+          <w:szCs w:val="26"/>
+        </w:rPr>
+        <w:t>5.</w:t>
+      </w:r>
+      <w:r>
+        <w:rPr>
+          <w:b/>
+          <w:bCs/>
+          <w:noProof/>
+          <w:sz w:val="26"/>
+          <w:szCs w:val="26"/>
+        </w:rPr>
+        <w:t>3. Tự động hóa quy trình kiểm tra – tiết kiệm thời gian</w:t>
       </w:r>
     </w:p>
     <w:p>
@@ -14272,22 +13631,18 @@
         <w:spacing w:before="120" w:after="120" w:line="312" w:lineRule="auto"/>
         <w:ind w:left="764"/>
         <w:rPr>
-          <w:b/>
-          <w:bCs/>
-          <w:noProof/>
-          <w:sz w:val="26"/>
-          <w:szCs w:val="26"/>
-        </w:rPr>
-      </w:pPr>
-      <w:r>
-        <w:rPr>
-          <w:b/>
-          <w:bCs/>
-          <w:noProof/>
-          <w:sz w:val="26"/>
-          <w:szCs w:val="26"/>
-        </w:rPr>
-        <w:t>2. Đánh giá toàn diện theo cấp độ nhận thức Bloom</w:t>
+          <w:noProof/>
+          <w:sz w:val="26"/>
+          <w:szCs w:val="26"/>
+        </w:rPr>
+      </w:pPr>
+      <w:r>
+        <w:rPr>
+          <w:noProof/>
+          <w:sz w:val="26"/>
+          <w:szCs w:val="26"/>
+        </w:rPr>
+        <w:t>Hệ thống giúp giảm đáng kể khối lượng công việc cho giáo viên, đặc biệt trong các lớp học có số lượng sinh viên lớn. Việc chấm bài, tổng hợp kết quả và thống kê được thực hiện nhanh chóng, chính xác, giúp giáo viên tập trung hơn vào hoạt động chuyên môn.</w:t>
       </w:r>
     </w:p>
     <w:p>
@@ -14296,18 +13651,32 @@
         <w:spacing w:before="120" w:after="120" w:line="312" w:lineRule="auto"/>
         <w:ind w:left="764"/>
         <w:rPr>
-          <w:noProof/>
-          <w:sz w:val="26"/>
-          <w:szCs w:val="26"/>
-        </w:rPr>
-      </w:pPr>
-      <w:r>
-        <w:rPr>
-          <w:noProof/>
-          <w:sz w:val="26"/>
-          <w:szCs w:val="26"/>
-        </w:rPr>
-        <w:t>Khác với các hình thức kiểm tra thông thường chỉ tập trung vào ghi nhớ kiến thức, CodeBloom phân loại câu hỏi theo các cấp độ tư duy (Remember, Understand, Apply, Analyze, Evaluate, Create). Nhờ đó, giáo viên có thể đánh giá chính xác năng lực của người học ở từng mức độ, từ đó có định hướng giảng dạy phù hợp.</w:t>
+          <w:b/>
+          <w:bCs/>
+          <w:noProof/>
+          <w:sz w:val="26"/>
+          <w:szCs w:val="26"/>
+        </w:rPr>
+      </w:pPr>
+      <w:r>
+        <w:rPr>
+          <w:b/>
+          <w:bCs/>
+          <w:noProof/>
+          <w:sz w:val="26"/>
+          <w:szCs w:val="26"/>
+        </w:rPr>
+        <w:t>5.</w:t>
+      </w:r>
+      <w:r>
+        <w:rPr>
+          <w:b/>
+          <w:bCs/>
+          <w:noProof/>
+          <w:sz w:val="26"/>
+          <w:szCs w:val="26"/>
+        </w:rPr>
+        <w:t>4. Hỗ trợ phân tích và theo dõi tiến trình học tập</w:t>
       </w:r>
     </w:p>
     <w:p>
@@ -14327,9 +13696,7 @@
           <w:sz w:val="26"/>
           <w:szCs w:val="26"/>
         </w:rPr>
-        <w:pict w14:anchorId="5E47D38B">
-          <v:rect id="_x0000_i1033" style="width:0;height:1.5pt" o:hralign="center" o:hrstd="t" o:hr="t" fillcolor="#a0a0a0" stroked="f"/>
-        </w:pict>
+        <w:t>CodeBloom lưu trữ kết quả theo từng lần làm bài, cho phép theo dõi sự tiến bộ của sinh viên theo thời gian. Đồng thời, hệ thống cung cấp dữ liệu chi tiết để giáo viên phân tích điểm mạnh, điểm yếu của từng cá nhân, từ đó điều chỉnh phương pháp giảng dạy hiệu quả hơn.</w:t>
       </w:r>
     </w:p>
     <w:p>
@@ -14353,7 +13720,17 @@
           <w:sz w:val="26"/>
           <w:szCs w:val="26"/>
         </w:rPr>
-        <w:t>3. Tự động hóa quy trình kiểm tra – tiết kiệm thời gian</w:t>
+        <w:t>5.</w:t>
+      </w:r>
+      <w:r>
+        <w:rPr>
+          <w:b/>
+          <w:bCs/>
+          <w:noProof/>
+          <w:sz w:val="26"/>
+          <w:szCs w:val="26"/>
+        </w:rPr>
+        <w:t>5. Dễ triển khai, chi phí thấp</w:t>
       </w:r>
     </w:p>
     <w:p>
@@ -14373,7 +13750,7 @@
           <w:sz w:val="26"/>
           <w:szCs w:val="26"/>
         </w:rPr>
-        <w:t>Hệ thống giúp giảm đáng kể khối lượng công việc cho giáo viên, đặc biệt trong các lớp học có số lượng sinh viên lớn. Việc chấm bài, tổng hợp kết quả và thống kê được thực hiện nhanh chóng, chính xác, giúp giáo viên tập trung hơn vào hoạt động chuyên môn.</w:t>
+        <w:t>Hệ thống được xây dựng trên nền tảng công nghệ phổ biến (Node.js, MongoDB, HTML/CSS/JavaScript), không yêu cầu phần cứng chuyên dụng. Việc cài đặt và triển khai tương đối đơn giản, phù hợp với điều kiện của nhiều cơ sở giáo dục.</w:t>
       </w:r>
     </w:p>
     <w:p>
@@ -14382,168 +13759,24 @@
         <w:spacing w:before="120" w:after="120" w:line="312" w:lineRule="auto"/>
         <w:ind w:left="764"/>
         <w:rPr>
-          <w:noProof/>
-          <w:sz w:val="26"/>
-          <w:szCs w:val="26"/>
-        </w:rPr>
-      </w:pPr>
-      <w:r>
-        <w:rPr>
+          <w:b/>
+          <w:bCs/>
+          <w:noProof/>
+          <w:sz w:val="26"/>
+          <w:szCs w:val="26"/>
+        </w:rPr>
+      </w:pPr>
+      <w:r>
+        <w:rPr>
+          <w:b/>
+          <w:bCs/>
           <w:noProof/>
           <w:sz w:val="26"/>
           <w:szCs w:val="26"/>
         </w:rPr>
         <w:lastRenderedPageBreak/>
-        <w:pict w14:anchorId="048B6AEB">
-          <v:rect id="_x0000_i1034" style="width:0;height:1.5pt" o:hralign="center" o:hrstd="t" o:hr="t" fillcolor="#a0a0a0" stroked="f"/>
-        </w:pict>
-      </w:r>
-    </w:p>
-    <w:p>
-      <w:pPr>
-        <w:widowControl w:val="0"/>
-        <w:spacing w:before="120" w:after="120" w:line="312" w:lineRule="auto"/>
-        <w:ind w:left="764"/>
-        <w:rPr>
-          <w:b/>
-          <w:bCs/>
-          <w:noProof/>
-          <w:sz w:val="26"/>
-          <w:szCs w:val="26"/>
-        </w:rPr>
-      </w:pPr>
-      <w:r>
-        <w:rPr>
-          <w:b/>
-          <w:bCs/>
-          <w:noProof/>
-          <w:sz w:val="26"/>
-          <w:szCs w:val="26"/>
-        </w:rPr>
-        <w:t>4. Hỗ trợ phân tích và theo dõi tiến trình học tập</w:t>
-      </w:r>
-    </w:p>
-    <w:p>
-      <w:pPr>
-        <w:widowControl w:val="0"/>
-        <w:spacing w:before="120" w:after="120" w:line="312" w:lineRule="auto"/>
-        <w:ind w:left="764"/>
-        <w:rPr>
-          <w:noProof/>
-          <w:sz w:val="26"/>
-          <w:szCs w:val="26"/>
-        </w:rPr>
-      </w:pPr>
-      <w:r>
-        <w:rPr>
-          <w:noProof/>
-          <w:sz w:val="26"/>
-          <w:szCs w:val="26"/>
-        </w:rPr>
-        <w:t>CodeBloom lưu trữ kết quả theo từng lần làm bài, cho phép theo dõi sự tiến bộ của sinh viên theo thời gian. Đồng thời, hệ thống cung cấp dữ liệu chi tiết để giáo viên phân tích điểm mạnh, điểm yếu của từng cá nhân, từ đó điều chỉnh phương pháp giảng dạy hiệu quả hơn.</w:t>
-      </w:r>
-    </w:p>
-    <w:p>
-      <w:pPr>
-        <w:widowControl w:val="0"/>
-        <w:spacing w:before="120" w:after="120" w:line="312" w:lineRule="auto"/>
-        <w:ind w:left="764"/>
-        <w:rPr>
-          <w:noProof/>
-          <w:sz w:val="26"/>
-          <w:szCs w:val="26"/>
-        </w:rPr>
-      </w:pPr>
-      <w:r>
-        <w:rPr>
-          <w:noProof/>
-          <w:sz w:val="26"/>
-          <w:szCs w:val="26"/>
-        </w:rPr>
-        <w:pict w14:anchorId="739170AA">
-          <v:rect id="_x0000_i1035" style="width:0;height:1.5pt" o:hralign="center" o:hrstd="t" o:hr="t" fillcolor="#a0a0a0" stroked="f"/>
-        </w:pict>
-      </w:r>
-    </w:p>
-    <w:p>
-      <w:pPr>
-        <w:widowControl w:val="0"/>
-        <w:spacing w:before="120" w:after="120" w:line="312" w:lineRule="auto"/>
-        <w:ind w:left="764"/>
-        <w:rPr>
-          <w:b/>
-          <w:bCs/>
-          <w:noProof/>
-          <w:sz w:val="26"/>
-          <w:szCs w:val="26"/>
-        </w:rPr>
-      </w:pPr>
-      <w:r>
-        <w:rPr>
-          <w:b/>
-          <w:bCs/>
-          <w:noProof/>
-          <w:sz w:val="26"/>
-          <w:szCs w:val="26"/>
-        </w:rPr>
-        <w:t>5. Dễ triển khai, chi phí thấp</w:t>
-      </w:r>
-    </w:p>
-    <w:p>
-      <w:pPr>
-        <w:widowControl w:val="0"/>
-        <w:spacing w:before="120" w:after="120" w:line="312" w:lineRule="auto"/>
-        <w:ind w:left="764"/>
-        <w:rPr>
-          <w:noProof/>
-          <w:sz w:val="26"/>
-          <w:szCs w:val="26"/>
-        </w:rPr>
-      </w:pPr>
-      <w:r>
-        <w:rPr>
-          <w:noProof/>
-          <w:sz w:val="26"/>
-          <w:szCs w:val="26"/>
-        </w:rPr>
-        <w:t>Hệ thống được xây dựng trên nền tảng công nghệ phổ biến (Node.js, MongoDB, HTML/CSS/JavaScript), không yêu cầu phần cứng chuyên dụng. Việc cài đặt và triển khai tương đối đơn giản, phù hợp với điều kiện của nhiều cơ sở giáo dục.</w:t>
-      </w:r>
-    </w:p>
-    <w:p>
-      <w:pPr>
-        <w:widowControl w:val="0"/>
-        <w:spacing w:before="120" w:after="120" w:line="312" w:lineRule="auto"/>
-        <w:ind w:left="764"/>
-        <w:rPr>
-          <w:noProof/>
-          <w:sz w:val="26"/>
-          <w:szCs w:val="26"/>
-        </w:rPr>
-      </w:pPr>
-      <w:r>
-        <w:rPr>
-          <w:noProof/>
-          <w:sz w:val="26"/>
-          <w:szCs w:val="26"/>
-        </w:rPr>
-        <w:pict w14:anchorId="2D9C2BE9">
-          <v:rect id="_x0000_i1036" style="width:0;height:1.5pt" o:hralign="center" o:hrstd="t" o:hr="t" fillcolor="#a0a0a0" stroked="f"/>
-        </w:pict>
-      </w:r>
-    </w:p>
-    <w:p>
-      <w:pPr>
-        <w:widowControl w:val="0"/>
-        <w:spacing w:before="120" w:after="120" w:line="312" w:lineRule="auto"/>
-        <w:ind w:left="764"/>
-        <w:rPr>
-          <w:b/>
-          <w:bCs/>
-          <w:noProof/>
-          <w:sz w:val="26"/>
-          <w:szCs w:val="26"/>
-        </w:rPr>
-      </w:pPr>
+        <w:t>5.</w:t>
+      </w:r>
       <w:r>
         <w:rPr>
           <w:b/>
@@ -14670,20 +13903,32 @@
         <w:spacing w:before="120" w:after="120" w:line="312" w:lineRule="auto"/>
         <w:ind w:left="764"/>
         <w:rPr>
-          <w:noProof/>
-          <w:sz w:val="26"/>
-          <w:szCs w:val="26"/>
-        </w:rPr>
-      </w:pPr>
-      <w:r>
-        <w:rPr>
-          <w:noProof/>
-          <w:sz w:val="26"/>
-          <w:szCs w:val="26"/>
-        </w:rPr>
-        <w:pict w14:anchorId="5B4D50C0">
-          <v:rect id="_x0000_i1037" style="width:0;height:1.5pt" o:hralign="center" o:hrstd="t" o:hr="t" fillcolor="#a0a0a0" stroked="f"/>
-        </w:pict>
+          <w:b/>
+          <w:bCs/>
+          <w:noProof/>
+          <w:sz w:val="26"/>
+          <w:szCs w:val="26"/>
+        </w:rPr>
+      </w:pPr>
+      <w:r>
+        <w:rPr>
+          <w:b/>
+          <w:bCs/>
+          <w:noProof/>
+          <w:sz w:val="26"/>
+          <w:szCs w:val="26"/>
+        </w:rPr>
+        <w:t>5.</w:t>
+      </w:r>
+      <w:r>
+        <w:rPr>
+          <w:b/>
+          <w:bCs/>
+          <w:noProof/>
+          <w:sz w:val="26"/>
+          <w:szCs w:val="26"/>
+        </w:rPr>
+        <w:t>7. Phù hợp với xu hướng chuyển đổi số giáo dục</w:t>
       </w:r>
     </w:p>
     <w:p>
@@ -14692,22 +13937,18 @@
         <w:spacing w:before="120" w:after="120" w:line="312" w:lineRule="auto"/>
         <w:ind w:left="764"/>
         <w:rPr>
-          <w:b/>
-          <w:bCs/>
-          <w:noProof/>
-          <w:sz w:val="26"/>
-          <w:szCs w:val="26"/>
-        </w:rPr>
-      </w:pPr>
-      <w:r>
-        <w:rPr>
-          <w:b/>
-          <w:bCs/>
-          <w:noProof/>
-          <w:sz w:val="26"/>
-          <w:szCs w:val="26"/>
-        </w:rPr>
-        <w:t>7. Phù hợp với xu hướng chuyển đổi số giáo dục</w:t>
+          <w:noProof/>
+          <w:sz w:val="26"/>
+          <w:szCs w:val="26"/>
+        </w:rPr>
+      </w:pPr>
+      <w:r>
+        <w:rPr>
+          <w:noProof/>
+          <w:sz w:val="26"/>
+          <w:szCs w:val="26"/>
+        </w:rPr>
+        <w:t>Sáng kiến góp phần hiện đại hóa công tác kiểm tra, đánh giá, phù hợp với định hướng ứng dụng công nghệ thông tin trong giáo dục. Đồng thời, hệ thống có thể tích hợp vào các nền tảng học tập trực tuyến, đáp ứng nhu cầu dạy và học trong thời đại số.</w:t>
       </w:r>
     </w:p>
     <w:p>
@@ -14716,18 +13957,32 @@
         <w:spacing w:before="120" w:after="120" w:line="312" w:lineRule="auto"/>
         <w:ind w:left="764"/>
         <w:rPr>
-          <w:noProof/>
-          <w:sz w:val="26"/>
-          <w:szCs w:val="26"/>
-        </w:rPr>
-      </w:pPr>
-      <w:r>
-        <w:rPr>
-          <w:noProof/>
-          <w:sz w:val="26"/>
-          <w:szCs w:val="26"/>
-        </w:rPr>
-        <w:t>Sáng kiến góp phần hiện đại hóa công tác kiểm tra, đánh giá, phù hợp với định hướng ứng dụng công nghệ thông tin trong giáo dục. Đồng thời, hệ thống có thể tích hợp vào các nền tảng học tập trực tuyến, đáp ứng nhu cầu dạy và học trong thời đại số.</w:t>
+          <w:b/>
+          <w:bCs/>
+          <w:noProof/>
+          <w:sz w:val="26"/>
+          <w:szCs w:val="26"/>
+        </w:rPr>
+      </w:pPr>
+      <w:r>
+        <w:rPr>
+          <w:b/>
+          <w:bCs/>
+          <w:noProof/>
+          <w:sz w:val="26"/>
+          <w:szCs w:val="26"/>
+        </w:rPr>
+        <w:t xml:space="preserve">6. </w:t>
+      </w:r>
+      <w:r>
+        <w:rPr>
+          <w:b/>
+          <w:bCs/>
+          <w:noProof/>
+          <w:sz w:val="26"/>
+          <w:szCs w:val="26"/>
+        </w:rPr>
+        <w:t>Một số hạn chế của sáng kiến</w:t>
       </w:r>
     </w:p>
     <w:p>
@@ -14747,9 +14002,7 @@
           <w:sz w:val="26"/>
           <w:szCs w:val="26"/>
         </w:rPr>
-        <w:pict w14:anchorId="401FBE0D">
-          <v:rect id="_x0000_i1038" style="width:0;height:1.5pt" o:hralign="center" o:hrstd="t" o:hr="t" fillcolor="#a0a0a0" stroked="f"/>
-        </w:pict>
+        <w:t>Bên cạnh những ưu điểm nổi bật, sáng kiến “Xây dựng hệ thống CodeBloom – Đánh giá kỹ năng lập trình theo cấp độ Bloom” vẫn còn tồn tại một số hạn chế nhất định như sau:</w:t>
       </w:r>
     </w:p>
     <w:p>
@@ -14773,63 +14026,9 @@
           <w:sz w:val="26"/>
           <w:szCs w:val="26"/>
         </w:rPr>
-        <w:t>Kết luận</w:t>
-      </w:r>
-    </w:p>
-    <w:p>
-      <w:pPr>
-        <w:widowControl w:val="0"/>
-        <w:spacing w:before="120" w:after="120" w:line="312" w:lineRule="auto"/>
-        <w:ind w:left="764"/>
-        <w:rPr>
-          <w:noProof/>
-          <w:sz w:val="26"/>
-          <w:szCs w:val="26"/>
-        </w:rPr>
-      </w:pPr>
-      <w:r>
-        <w:rPr>
-          <w:noProof/>
-          <w:sz w:val="26"/>
-          <w:szCs w:val="26"/>
-        </w:rPr>
-        <w:t xml:space="preserve">Với những ưu điểm nổi bật về tính tự động, khách quan, linh hoạt và khả năng </w:t>
-      </w:r>
-      <w:r>
-        <w:rPr>
-          <w:noProof/>
-          <w:sz w:val="26"/>
-          <w:szCs w:val="26"/>
-        </w:rPr>
-        <w:lastRenderedPageBreak/>
-        <w:t>đánh giá theo chiều sâu nhận thức, hệ thống CodeBloom không chỉ nâng cao hiệu quả kiểm tra, đánh giá mà còn góp phần đổi mới phương pháp giảng dạy, hướng tới phát triển năng lực toàn diện cho người học trong lĩnh vực công nghệ thông tin.</w:t>
-      </w:r>
-    </w:p>
-    <w:p>
-      <w:pPr>
-        <w:widowControl w:val="0"/>
-        <w:spacing w:before="120" w:after="120" w:line="312" w:lineRule="auto"/>
-        <w:ind w:left="764"/>
-        <w:rPr>
-          <w:noProof/>
-          <w:sz w:val="26"/>
-          <w:szCs w:val="26"/>
-        </w:rPr>
-      </w:pPr>
-      <w:r>
-        <w:rPr>
-          <w:noProof/>
-          <w:sz w:val="26"/>
-          <w:szCs w:val="26"/>
-        </w:rPr>
-        <w:t>Hạn chế:</w:t>
-      </w:r>
-    </w:p>
-    <w:p>
-      <w:pPr>
-        <w:widowControl w:val="0"/>
-        <w:spacing w:before="120" w:after="120" w:line="312" w:lineRule="auto"/>
-        <w:ind w:left="764"/>
+        <w:t xml:space="preserve">6.1. </w:t>
+      </w:r>
+      <w:r>
         <w:rPr>
           <w:b/>
           <w:bCs/>
@@ -14837,60 +14036,7 @@
           <w:sz w:val="26"/>
           <w:szCs w:val="26"/>
         </w:rPr>
-      </w:pPr>
-      <w:r>
-        <w:rPr>
-          <w:b/>
-          <w:bCs/>
-          <w:noProof/>
-          <w:sz w:val="26"/>
-          <w:szCs w:val="26"/>
-        </w:rPr>
-        <w:t>Một số hạn chế của sáng kiến</w:t>
-      </w:r>
-    </w:p>
-    <w:p>
-      <w:pPr>
-        <w:widowControl w:val="0"/>
-        <w:spacing w:before="120" w:after="120" w:line="312" w:lineRule="auto"/>
-        <w:ind w:left="764"/>
-        <w:rPr>
-          <w:noProof/>
-          <w:sz w:val="26"/>
-          <w:szCs w:val="26"/>
-        </w:rPr>
-      </w:pPr>
-      <w:r>
-        <w:rPr>
-          <w:noProof/>
-          <w:sz w:val="26"/>
-          <w:szCs w:val="26"/>
-        </w:rPr>
-        <w:t>Bên cạnh những ưu điểm nổi bật, sáng kiến “Xây dựng hệ thống CodeBloom – Đánh giá kỹ năng lập trình theo cấp độ Bloom” vẫn còn tồn tại một số hạn chế nhất định như sau:</w:t>
-      </w:r>
-    </w:p>
-    <w:p>
-      <w:pPr>
-        <w:widowControl w:val="0"/>
-        <w:spacing w:before="120" w:after="120" w:line="312" w:lineRule="auto"/>
-        <w:ind w:left="764"/>
-        <w:rPr>
-          <w:b/>
-          <w:bCs/>
-          <w:noProof/>
-          <w:sz w:val="26"/>
-          <w:szCs w:val="26"/>
-        </w:rPr>
-      </w:pPr>
-      <w:r>
-        <w:rPr>
-          <w:b/>
-          <w:bCs/>
-          <w:noProof/>
-          <w:sz w:val="26"/>
-          <w:szCs w:val="26"/>
-        </w:rPr>
-        <w:t>1. Phụ thuộc vào hạ tầng công nghệ</w:t>
+        <w:t>Phụ thuộc vào hạ tầng công nghệ</w:t>
       </w:r>
     </w:p>
     <w:p>
@@ -14985,28 +14131,6 @@
         <w:spacing w:before="120" w:after="120" w:line="312" w:lineRule="auto"/>
         <w:ind w:left="764"/>
         <w:rPr>
-          <w:noProof/>
-          <w:sz w:val="26"/>
-          <w:szCs w:val="26"/>
-        </w:rPr>
-      </w:pPr>
-      <w:r>
-        <w:rPr>
-          <w:noProof/>
-          <w:sz w:val="26"/>
-          <w:szCs w:val="26"/>
-        </w:rPr>
-        <w:pict w14:anchorId="5BA27B31">
-          <v:rect id="_x0000_i1039" style="width:0;height:1.5pt" o:hralign="center" o:hrstd="t" o:hr="t" fillcolor="#a0a0a0" stroked="f"/>
-        </w:pict>
-      </w:r>
-    </w:p>
-    <w:p>
-      <w:pPr>
-        <w:widowControl w:val="0"/>
-        <w:spacing w:before="120" w:after="120" w:line="312" w:lineRule="auto"/>
-        <w:ind w:left="764"/>
-        <w:rPr>
           <w:b/>
           <w:bCs/>
           <w:noProof/>
@@ -15022,7 +14146,17 @@
           <w:sz w:val="26"/>
           <w:szCs w:val="26"/>
         </w:rPr>
-        <w:t>2. Đòi hỏi kỹ năng kỹ thuật ban đầu</w:t>
+        <w:t xml:space="preserve">6.2 </w:t>
+      </w:r>
+      <w:r>
+        <w:rPr>
+          <w:b/>
+          <w:bCs/>
+          <w:noProof/>
+          <w:sz w:val="26"/>
+          <w:szCs w:val="26"/>
+        </w:rPr>
+        <w:t>Đòi hỏi kỹ năng kỹ thuật ban đầu</w:t>
       </w:r>
     </w:p>
     <w:p>
@@ -15111,6 +14245,7 @@
           <w:sz w:val="26"/>
           <w:szCs w:val="26"/>
         </w:rPr>
+        <w:lastRenderedPageBreak/>
         <w:t xml:space="preserve">Xử lý dữ liệu JSON </w:t>
       </w:r>
     </w:p>
@@ -15140,28 +14275,6 @@
         <w:spacing w:before="120" w:after="120" w:line="312" w:lineRule="auto"/>
         <w:ind w:left="764"/>
         <w:rPr>
-          <w:noProof/>
-          <w:sz w:val="26"/>
-          <w:szCs w:val="26"/>
-        </w:rPr>
-      </w:pPr>
-      <w:r>
-        <w:rPr>
-          <w:noProof/>
-          <w:sz w:val="26"/>
-          <w:szCs w:val="26"/>
-        </w:rPr>
-        <w:pict w14:anchorId="035CF3AD">
-          <v:rect id="_x0000_i1040" style="width:0;height:1.5pt" o:hralign="center" o:hrstd="t" o:hr="t" fillcolor="#a0a0a0" stroked="f"/>
-        </w:pict>
-      </w:r>
-    </w:p>
-    <w:p>
-      <w:pPr>
-        <w:widowControl w:val="0"/>
-        <w:spacing w:before="120" w:after="120" w:line="312" w:lineRule="auto"/>
-        <w:ind w:left="764"/>
-        <w:rPr>
           <w:b/>
           <w:bCs/>
           <w:noProof/>
@@ -15177,7 +14290,17 @@
           <w:sz w:val="26"/>
           <w:szCs w:val="26"/>
         </w:rPr>
-        <w:t>3. Chưa đánh giá sâu được bài lập trình tự luận</w:t>
+        <w:t xml:space="preserve">6.3 </w:t>
+      </w:r>
+      <w:r>
+        <w:rPr>
+          <w:b/>
+          <w:bCs/>
+          <w:noProof/>
+          <w:sz w:val="26"/>
+          <w:szCs w:val="26"/>
+        </w:rPr>
+        <w:t>Chưa đánh giá sâu được bài lập trình tự luận</w:t>
       </w:r>
     </w:p>
     <w:p>
@@ -15243,7 +14366,6 @@
           <w:sz w:val="26"/>
           <w:szCs w:val="26"/>
         </w:rPr>
-        <w:lastRenderedPageBreak/>
         <w:t xml:space="preserve">Câu hỏi có đáp án cố định </w:t>
       </w:r>
     </w:p>
@@ -15273,28 +14395,6 @@
         <w:spacing w:before="120" w:after="120" w:line="312" w:lineRule="auto"/>
         <w:ind w:left="764"/>
         <w:rPr>
-          <w:noProof/>
-          <w:sz w:val="26"/>
-          <w:szCs w:val="26"/>
-        </w:rPr>
-      </w:pPr>
-      <w:r>
-        <w:rPr>
-          <w:noProof/>
-          <w:sz w:val="26"/>
-          <w:szCs w:val="26"/>
-        </w:rPr>
-        <w:pict w14:anchorId="1FFCE467">
-          <v:rect id="_x0000_i1041" style="width:0;height:1.5pt" o:hralign="center" o:hrstd="t" o:hr="t" fillcolor="#a0a0a0" stroked="f"/>
-        </w:pict>
-      </w:r>
-    </w:p>
-    <w:p>
-      <w:pPr>
-        <w:widowControl w:val="0"/>
-        <w:spacing w:before="120" w:after="120" w:line="312" w:lineRule="auto"/>
-        <w:ind w:left="764"/>
-        <w:rPr>
           <w:b/>
           <w:bCs/>
           <w:noProof/>
@@ -15310,7 +14410,17 @@
           <w:sz w:val="26"/>
           <w:szCs w:val="26"/>
         </w:rPr>
-        <w:t>4. Giao diện người dùng còn đơn giản</w:t>
+        <w:t xml:space="preserve">6.4 </w:t>
+      </w:r>
+      <w:r>
+        <w:rPr>
+          <w:b/>
+          <w:bCs/>
+          <w:noProof/>
+          <w:sz w:val="26"/>
+          <w:szCs w:val="26"/>
+        </w:rPr>
+        <w:t>Giao diện người dùng còn đơn giản</w:t>
       </w:r>
     </w:p>
     <w:p>
@@ -15405,28 +14515,6 @@
         <w:spacing w:before="120" w:after="120" w:line="312" w:lineRule="auto"/>
         <w:ind w:left="764"/>
         <w:rPr>
-          <w:noProof/>
-          <w:sz w:val="26"/>
-          <w:szCs w:val="26"/>
-        </w:rPr>
-      </w:pPr>
-      <w:r>
-        <w:rPr>
-          <w:noProof/>
-          <w:sz w:val="26"/>
-          <w:szCs w:val="26"/>
-        </w:rPr>
-        <w:pict w14:anchorId="43D311DE">
-          <v:rect id="_x0000_i1042" style="width:0;height:1.5pt" o:hralign="center" o:hrstd="t" o:hr="t" fillcolor="#a0a0a0" stroked="f"/>
-        </w:pict>
-      </w:r>
-    </w:p>
-    <w:p>
-      <w:pPr>
-        <w:widowControl w:val="0"/>
-        <w:spacing w:before="120" w:after="120" w:line="312" w:lineRule="auto"/>
-        <w:ind w:left="764"/>
-        <w:rPr>
           <w:b/>
           <w:bCs/>
           <w:noProof/>
@@ -15442,7 +14530,17 @@
           <w:sz w:val="26"/>
           <w:szCs w:val="26"/>
         </w:rPr>
-        <w:t>5. Chưa tích hợp sâu các công nghệ thông minh</w:t>
+        <w:t xml:space="preserve">6.5 </w:t>
+      </w:r>
+      <w:r>
+        <w:rPr>
+          <w:b/>
+          <w:bCs/>
+          <w:noProof/>
+          <w:sz w:val="26"/>
+          <w:szCs w:val="26"/>
+        </w:rPr>
+        <w:t>Chưa tích hợp sâu các công nghệ thông minh</w:t>
       </w:r>
     </w:p>
     <w:p>
@@ -15537,28 +14635,6 @@
         <w:spacing w:before="120" w:after="120" w:line="312" w:lineRule="auto"/>
         <w:ind w:left="764"/>
         <w:rPr>
-          <w:noProof/>
-          <w:sz w:val="26"/>
-          <w:szCs w:val="26"/>
-        </w:rPr>
-      </w:pPr>
-      <w:r>
-        <w:rPr>
-          <w:noProof/>
-          <w:sz w:val="26"/>
-          <w:szCs w:val="26"/>
-        </w:rPr>
-        <w:pict w14:anchorId="1361524F">
-          <v:rect id="_x0000_i1043" style="width:0;height:1.5pt" o:hralign="center" o:hrstd="t" o:hr="t" fillcolor="#a0a0a0" stroked="f"/>
-        </w:pict>
-      </w:r>
-    </w:p>
-    <w:p>
-      <w:pPr>
-        <w:widowControl w:val="0"/>
-        <w:spacing w:before="120" w:after="120" w:line="312" w:lineRule="auto"/>
-        <w:ind w:left="764"/>
-        <w:rPr>
           <w:b/>
           <w:bCs/>
           <w:noProof/>
@@ -15574,7 +14650,17 @@
           <w:sz w:val="26"/>
           <w:szCs w:val="26"/>
         </w:rPr>
-        <w:t>6. Công tác quản lý dữ liệu còn thủ công ở một số khâu</w:t>
+        <w:t xml:space="preserve">6.6 </w:t>
+      </w:r>
+      <w:r>
+        <w:rPr>
+          <w:b/>
+          <w:bCs/>
+          <w:noProof/>
+          <w:sz w:val="26"/>
+          <w:szCs w:val="26"/>
+        </w:rPr>
+        <w:t>Công tác quản lý dữ liệu còn thủ công ở một số khâu</w:t>
       </w:r>
     </w:p>
     <w:p>
@@ -15651,25 +14737,6 @@
           <w:numId w:val="36"/>
         </w:numPr>
         <w:spacing w:before="120" w:after="120" w:line="312" w:lineRule="auto"/>
-        <w:rPr>
-          <w:noProof/>
-          <w:sz w:val="26"/>
-          <w:szCs w:val="26"/>
-        </w:rPr>
-      </w:pPr>
-      <w:r>
-        <w:rPr>
-          <w:noProof/>
-          <w:sz w:val="26"/>
-          <w:szCs w:val="26"/>
-        </w:rPr>
-        <w:t xml:space="preserve">Import dữ liệu </w:t>
-      </w:r>
-    </w:p>
-    <w:p>
-      <w:pPr>
-        <w:widowControl w:val="0"/>
-        <w:spacing w:before="120" w:after="120" w:line="312" w:lineRule="auto"/>
         <w:ind w:left="764"/>
         <w:rPr>
           <w:noProof/>
@@ -15683,92 +14750,8 @@
           <w:sz w:val="26"/>
           <w:szCs w:val="26"/>
         </w:rPr>
-        <w:t>vẫn cần thực hiện thủ công, dễ xảy ra sai sót nếu không kiểm tra kỹ.</w:t>
-      </w:r>
-    </w:p>
-    <w:p>
-      <w:pPr>
-        <w:widowControl w:val="0"/>
-        <w:spacing w:before="120" w:after="120" w:line="312" w:lineRule="auto"/>
-        <w:ind w:left="764"/>
-        <w:rPr>
-          <w:noProof/>
-          <w:sz w:val="26"/>
-          <w:szCs w:val="26"/>
-        </w:rPr>
-      </w:pPr>
-      <w:r>
-        <w:rPr>
-          <w:noProof/>
-          <w:sz w:val="26"/>
-          <w:szCs w:val="26"/>
-        </w:rPr>
-        <w:pict w14:anchorId="179F6051">
-          <v:rect id="_x0000_i1044" style="width:0;height:1.5pt" o:hralign="center" o:hrstd="t" o:hr="t" fillcolor="#a0a0a0" stroked="f"/>
-        </w:pict>
-      </w:r>
-    </w:p>
-    <w:p>
-      <w:pPr>
-        <w:widowControl w:val="0"/>
-        <w:spacing w:before="120" w:after="120" w:line="312" w:lineRule="auto"/>
-        <w:ind w:left="764"/>
-        <w:rPr>
-          <w:b/>
-          <w:bCs/>
-          <w:noProof/>
-          <w:sz w:val="26"/>
-          <w:szCs w:val="26"/>
-        </w:rPr>
-      </w:pPr>
-      <w:r>
-        <w:rPr>
-          <w:b/>
-          <w:bCs/>
-          <w:noProof/>
-          <w:sz w:val="26"/>
-          <w:szCs w:val="26"/>
-        </w:rPr>
-        <w:t>Kết luận</w:t>
-      </w:r>
-    </w:p>
-    <w:p>
-      <w:pPr>
-        <w:widowControl w:val="0"/>
-        <w:spacing w:before="120" w:after="120" w:line="312" w:lineRule="auto"/>
-        <w:ind w:left="764"/>
-        <w:rPr>
-          <w:noProof/>
-          <w:sz w:val="26"/>
-          <w:szCs w:val="26"/>
-        </w:rPr>
-      </w:pPr>
-      <w:r>
-        <w:rPr>
-          <w:noProof/>
-          <w:sz w:val="26"/>
-          <w:szCs w:val="26"/>
-        </w:rPr>
-        <w:t xml:space="preserve">Những hạn chế trên là cơ sở quan trọng để tiếp tục cải tiến và hoàn thiện hệ thống CodeBloom trong tương lai. Việc khắc phục các điểm còn tồn tại sẽ giúp nâng cao </w:t>
-      </w:r>
-      <w:r>
-        <w:rPr>
-          <w:noProof/>
-          <w:sz w:val="26"/>
-          <w:szCs w:val="26"/>
-        </w:rPr>
-        <w:lastRenderedPageBreak/>
-        <w:t>hơn nữa hiệu quả ứng dụng, mở rộng phạm vi triển khai và đáp ứng tốt hơn yêu cầu đổi mới giáo dục trong thời đại số.</w:t>
-      </w:r>
-    </w:p>
-    <w:p>
-      <w:pPr>
-        <w:spacing w:before="120" w:after="120" w:line="276" w:lineRule="auto"/>
-        <w:ind w:left="764"/>
-        <w:rPr>
-          <w:noProof/>
-        </w:rPr>
-      </w:pPr>
+        <w:t>Import dữ liệu vẫn cần thực hiện thủ công, dễ xảy ra sai sót nếu không kiểm tra kỹ.</w:t>
+      </w:r>
     </w:p>
     <w:p>
       <w:pPr>
@@ -15789,6 +14772,7 @@
           <w:bCs/>
           <w:color w:val="auto"/>
         </w:rPr>
+        <w:lastRenderedPageBreak/>
         <w:t>C. KẾT LUẬN</w:t>
       </w:r>
       <w:bookmarkEnd w:id="32"/>
@@ -15940,16 +14924,25 @@
         <w:ind w:firstLine="720"/>
         <w:jc w:val="both"/>
         <w:rPr>
-          <w:sz w:val="26"/>
-          <w:szCs w:val="26"/>
-        </w:rPr>
-      </w:pPr>
-      <w:r>
-        <w:rPr>
-          <w:sz w:val="26"/>
-          <w:szCs w:val="26"/>
-        </w:rPr>
-        <w:t>Kết hợp linh hoạt giữa kiểm tra trực tuyến và truyền thống để phù hợp với từng nội dung và đối tượng học.</w:t>
+          <w:color w:val="EE0000"/>
+          <w:sz w:val="26"/>
+          <w:szCs w:val="26"/>
+        </w:rPr>
+      </w:pPr>
+      <w:r>
+        <w:rPr>
+          <w:sz w:val="26"/>
+          <w:szCs w:val="26"/>
+        </w:rPr>
+        <w:t xml:space="preserve">Kết hợp linh hoạt giữa kiểm tra trực </w:t>
+      </w:r>
+      <w:r>
+        <w:rPr>
+          <w:color w:val="EE0000"/>
+          <w:sz w:val="26"/>
+          <w:szCs w:val="26"/>
+        </w:rPr>
+        <w:t>tuyến và truyền thống để phù hợp với từng nội dung và đối tượng học.</w:t>
       </w:r>
     </w:p>
     <w:p>
@@ -15958,12 +14951,14 @@
         <w:ind w:firstLine="720"/>
         <w:jc w:val="both"/>
         <w:rPr>
-          <w:sz w:val="26"/>
-          <w:szCs w:val="26"/>
-        </w:rPr>
-      </w:pPr>
-      <w:r>
-        <w:rPr>
+          <w:color w:val="EE0000"/>
+          <w:sz w:val="26"/>
+          <w:szCs w:val="26"/>
+        </w:rPr>
+      </w:pPr>
+      <w:r>
+        <w:rPr>
+          <w:color w:val="EE0000"/>
           <w:sz w:val="26"/>
           <w:szCs w:val="26"/>
         </w:rPr>
@@ -15977,7 +14972,7 @@
           <w:rFonts w:ascii="Times New Roman" w:hAnsi="Times New Roman" w:cs="Times New Roman"/>
           <w:b/>
           <w:bCs/>
-          <w:color w:val="auto"/>
+          <w:color w:val="EE0000"/>
           <w:sz w:val="26"/>
           <w:szCs w:val="26"/>
         </w:rPr>
@@ -15988,7 +14983,7 @@
           <w:rFonts w:ascii="Times New Roman" w:hAnsi="Times New Roman" w:cs="Times New Roman"/>
           <w:b/>
           <w:bCs/>
-          <w:color w:val="auto"/>
+          <w:color w:val="EE0000"/>
           <w:sz w:val="26"/>
           <w:szCs w:val="26"/>
         </w:rPr>
@@ -16002,12 +14997,14 @@
         <w:ind w:firstLine="720"/>
         <w:jc w:val="both"/>
         <w:rPr>
-          <w:sz w:val="26"/>
-          <w:szCs w:val="26"/>
-        </w:rPr>
-      </w:pPr>
-      <w:r>
-        <w:rPr>
+          <w:color w:val="EE0000"/>
+          <w:sz w:val="26"/>
+          <w:szCs w:val="26"/>
+        </w:rPr>
+      </w:pPr>
+      <w:r>
+        <w:rPr>
+          <w:color w:val="EE0000"/>
           <w:sz w:val="26"/>
           <w:szCs w:val="26"/>
         </w:rPr>
@@ -16234,7 +15231,6 @@
           <w:sz w:val="26"/>
           <w:szCs w:val="26"/>
         </w:rPr>
-        <w:lastRenderedPageBreak/>
         <w:t>Ứng dụng phân tích dữ liệu học tập để đánh giá sâu hơn năng lực người học.</w:t>
       </w:r>
     </w:p>
@@ -16287,6 +15283,7 @@
           <w:iCs/>
           <w:color w:val="auto"/>
         </w:rPr>
+        <w:lastRenderedPageBreak/>
         <w:t>D.</w:t>
       </w:r>
       <w:r>
@@ -16358,7 +15355,7 @@
           <w:szCs w:val="26"/>
         </w:rPr>
       </w:pPr>
-      <w:hyperlink r:id="rId18" w:tgtFrame="_new" w:history="1">
+      <w:hyperlink r:id="rId21" w:tgtFrame="_new" w:history="1">
         <w:r>
           <w:rPr>
             <w:rStyle w:val="Hyperlink"/>
@@ -16379,7 +15376,7 @@
         </w:rPr>
         <w:t xml:space="preserve"> </w:t>
       </w:r>
-      <w:hyperlink r:id="rId19" w:tgtFrame="_blank" w:history="1">
+      <w:hyperlink r:id="rId22" w:tgtFrame="_blank" w:history="1">
         <w:r>
           <w:rPr>
             <w:rStyle w:val="max-w-15ch"/>
@@ -16441,7 +15438,7 @@
           <w:szCs w:val="26"/>
         </w:rPr>
       </w:pPr>
-      <w:hyperlink r:id="rId20" w:tgtFrame="_new" w:history="1">
+      <w:hyperlink r:id="rId23" w:tgtFrame="_new" w:history="1">
         <w:r>
           <w:rPr>
             <w:rStyle w:val="Hyperlink"/>
@@ -16462,7 +15459,7 @@
         </w:rPr>
         <w:t xml:space="preserve">” </w:t>
       </w:r>
-      <w:hyperlink r:id="rId21" w:tgtFrame="_blank" w:history="1">
+      <w:hyperlink r:id="rId24" w:tgtFrame="_blank" w:history="1">
         <w:r>
           <w:rPr>
             <w:rStyle w:val="max-w-15ch"/>
@@ -16509,7 +15506,7 @@
         </w:rPr>
         <w:t xml:space="preserve">Hướng dẫn tạo lớp học trực tuyến trên MyAloha </w:t>
       </w:r>
-      <w:hyperlink r:id="rId22" w:tgtFrame="_blank" w:history="1">
+      <w:hyperlink r:id="rId25" w:tgtFrame="_blank" w:history="1">
         <w:r>
           <w:rPr>
             <w:rStyle w:val="max-w-15ch"/>
@@ -16559,7 +15556,7 @@
           <w:szCs w:val="26"/>
         </w:rPr>
       </w:pPr>
-      <w:hyperlink r:id="rId23" w:tgtFrame="_new" w:history="1">
+      <w:hyperlink r:id="rId26" w:tgtFrame="_new" w:history="1">
         <w:r>
           <w:rPr>
             <w:rStyle w:val="Hyperlink"/>
@@ -16580,7 +15577,7 @@
         </w:rPr>
         <w:t xml:space="preserve"> </w:t>
       </w:r>
-      <w:hyperlink r:id="rId24" w:tgtFrame="_blank" w:history="1">
+      <w:hyperlink r:id="rId27" w:tgtFrame="_blank" w:history="1">
         <w:r>
           <w:rPr>
             <w:rStyle w:val="max-w-15ch"/>
@@ -20478,6 +19475,7 @@
           <w:sz w:val="26"/>
           <w:szCs w:val="26"/>
         </w:rPr>
+        <w:lastRenderedPageBreak/>
         <w:t>HỘI ĐỒNG XÉT DUYỆT SÁNG KIẾN TRƯỜNG CAO ĐẲNG NGHỀ TÂY NINH</w:t>
       </w:r>
       <w:bookmarkEnd w:id="38"/>
@@ -22685,7 +21683,6 @@
                 <w:sz w:val="26"/>
                 <w:szCs w:val="26"/>
               </w:rPr>
-              <w:lastRenderedPageBreak/>
               <w:t xml:space="preserve">4 </w:t>
             </w:r>
           </w:p>
@@ -23137,6 +22134,7 @@
           <w:sz w:val="28"/>
           <w:szCs w:val="28"/>
         </w:rPr>
+        <w:lastRenderedPageBreak/>
         <w:t>HỘI ĐỒNG CHUYÊN MÔN XÉT DUYỆT SÁNG KIẾN CẤP CƠ SỞ</w:t>
       </w:r>
       <w:bookmarkEnd w:id="40"/>
@@ -24997,7 +23995,6 @@
               <w:rPr>
                 <w:rFonts w:ascii="Times New Roman" w:hAnsi="Times New Roman" w:cs="Times New Roman"/>
               </w:rPr>
-              <w:lastRenderedPageBreak/>
               <w:t xml:space="preserve">4 </w:t>
             </w:r>
           </w:p>
@@ -25400,8 +24397,8 @@
       </w:r>
     </w:p>
     <w:sectPr>
-      <w:headerReference w:type="default" r:id="rId25"/>
-      <w:footerReference w:type="default" r:id="rId26"/>
+      <w:headerReference w:type="default" r:id="rId28"/>
+      <w:footerReference w:type="default" r:id="rId29"/>
       <w:pgSz w:w="12240" w:h="15840"/>
       <w:pgMar w:top="1418" w:right="1134" w:bottom="1418" w:left="1701" w:header="720" w:footer="720" w:gutter="0"/>
       <w:pgNumType w:start="1"/>

--- a/SKKN - Tu Nguyen.docx
+++ b/SKKN - Tu Nguyen.docx
@@ -1060,7 +1060,7 @@
       <w:pPr>
         <w:numPr>
           <w:ilvl w:val="0"/>
-          <w:numId w:val="44"/>
+          <w:numId w:val="25"/>
         </w:numPr>
         <w:spacing w:before="120" w:after="120" w:line="312" w:lineRule="auto"/>
         <w:jc w:val="both"/>
@@ -1081,7 +1081,7 @@
       <w:pPr>
         <w:numPr>
           <w:ilvl w:val="0"/>
-          <w:numId w:val="44"/>
+          <w:numId w:val="25"/>
         </w:numPr>
         <w:spacing w:before="120" w:after="120" w:line="312" w:lineRule="auto"/>
         <w:jc w:val="both"/>
@@ -1102,7 +1102,7 @@
       <w:pPr>
         <w:numPr>
           <w:ilvl w:val="0"/>
-          <w:numId w:val="44"/>
+          <w:numId w:val="25"/>
         </w:numPr>
         <w:spacing w:before="120" w:after="120" w:line="312" w:lineRule="auto"/>
         <w:jc w:val="both"/>
@@ -1175,7 +1175,7 @@
       <w:pPr>
         <w:numPr>
           <w:ilvl w:val="0"/>
-          <w:numId w:val="45"/>
+          <w:numId w:val="26"/>
         </w:numPr>
         <w:spacing w:before="120" w:after="120" w:line="312" w:lineRule="auto"/>
         <w:jc w:val="both"/>
@@ -1196,7 +1196,7 @@
       <w:pPr>
         <w:numPr>
           <w:ilvl w:val="0"/>
-          <w:numId w:val="45"/>
+          <w:numId w:val="26"/>
         </w:numPr>
         <w:spacing w:before="120" w:after="120" w:line="312" w:lineRule="auto"/>
         <w:jc w:val="both"/>
@@ -1217,7 +1217,7 @@
       <w:pPr>
         <w:numPr>
           <w:ilvl w:val="0"/>
-          <w:numId w:val="45"/>
+          <w:numId w:val="26"/>
         </w:numPr>
         <w:spacing w:before="120" w:after="120" w:line="312" w:lineRule="auto"/>
         <w:jc w:val="both"/>
@@ -1238,7 +1238,7 @@
       <w:pPr>
         <w:numPr>
           <w:ilvl w:val="0"/>
-          <w:numId w:val="45"/>
+          <w:numId w:val="26"/>
         </w:numPr>
         <w:spacing w:before="120" w:after="120" w:line="312" w:lineRule="auto"/>
         <w:jc w:val="both"/>
@@ -1320,7 +1320,7 @@
       <w:pPr>
         <w:numPr>
           <w:ilvl w:val="0"/>
-          <w:numId w:val="6"/>
+          <w:numId w:val="3"/>
         </w:numPr>
         <w:spacing w:before="120" w:after="120" w:line="312" w:lineRule="auto"/>
         <w:rPr>
@@ -1350,7 +1350,7 @@
       <w:pPr>
         <w:numPr>
           <w:ilvl w:val="1"/>
-          <w:numId w:val="46"/>
+          <w:numId w:val="27"/>
         </w:numPr>
         <w:spacing w:before="120" w:after="120" w:line="312" w:lineRule="auto"/>
         <w:rPr>
@@ -1370,7 +1370,7 @@
       <w:pPr>
         <w:numPr>
           <w:ilvl w:val="1"/>
-          <w:numId w:val="46"/>
+          <w:numId w:val="27"/>
         </w:numPr>
         <w:spacing w:before="120" w:after="120" w:line="312" w:lineRule="auto"/>
         <w:rPr>
@@ -1390,7 +1390,7 @@
       <w:pPr>
         <w:numPr>
           <w:ilvl w:val="1"/>
-          <w:numId w:val="46"/>
+          <w:numId w:val="27"/>
         </w:numPr>
         <w:spacing w:before="120" w:after="120" w:line="312" w:lineRule="auto"/>
         <w:rPr>
@@ -1410,7 +1410,7 @@
       <w:pPr>
         <w:numPr>
           <w:ilvl w:val="1"/>
-          <w:numId w:val="46"/>
+          <w:numId w:val="27"/>
         </w:numPr>
         <w:spacing w:before="120" w:after="120" w:line="312" w:lineRule="auto"/>
         <w:rPr>
@@ -1430,7 +1430,7 @@
       <w:pPr>
         <w:numPr>
           <w:ilvl w:val="0"/>
-          <w:numId w:val="6"/>
+          <w:numId w:val="3"/>
         </w:numPr>
         <w:spacing w:before="120" w:after="120" w:line="312" w:lineRule="auto"/>
         <w:rPr>
@@ -1460,7 +1460,7 @@
       <w:pPr>
         <w:numPr>
           <w:ilvl w:val="1"/>
-          <w:numId w:val="47"/>
+          <w:numId w:val="28"/>
         </w:numPr>
         <w:spacing w:before="120" w:after="120" w:line="312" w:lineRule="auto"/>
         <w:rPr>
@@ -1480,7 +1480,7 @@
       <w:pPr>
         <w:numPr>
           <w:ilvl w:val="1"/>
-          <w:numId w:val="47"/>
+          <w:numId w:val="28"/>
         </w:numPr>
         <w:spacing w:before="120" w:after="120" w:line="312" w:lineRule="auto"/>
         <w:rPr>
@@ -1500,7 +1500,7 @@
       <w:pPr>
         <w:numPr>
           <w:ilvl w:val="1"/>
-          <w:numId w:val="47"/>
+          <w:numId w:val="28"/>
         </w:numPr>
         <w:spacing w:before="120" w:after="120" w:line="312" w:lineRule="auto"/>
         <w:rPr>
@@ -1520,7 +1520,7 @@
       <w:pPr>
         <w:numPr>
           <w:ilvl w:val="0"/>
-          <w:numId w:val="6"/>
+          <w:numId w:val="3"/>
         </w:numPr>
         <w:spacing w:before="120" w:after="120" w:line="312" w:lineRule="auto"/>
         <w:rPr>
@@ -1550,7 +1550,7 @@
       <w:pPr>
         <w:numPr>
           <w:ilvl w:val="1"/>
-          <w:numId w:val="48"/>
+          <w:numId w:val="29"/>
         </w:numPr>
         <w:spacing w:before="120" w:after="120" w:line="312" w:lineRule="auto"/>
         <w:rPr>
@@ -1570,7 +1570,7 @@
       <w:pPr>
         <w:numPr>
           <w:ilvl w:val="1"/>
-          <w:numId w:val="48"/>
+          <w:numId w:val="29"/>
         </w:numPr>
         <w:spacing w:before="120" w:after="120" w:line="312" w:lineRule="auto"/>
         <w:rPr>
@@ -1590,7 +1590,7 @@
       <w:pPr>
         <w:numPr>
           <w:ilvl w:val="1"/>
-          <w:numId w:val="48"/>
+          <w:numId w:val="29"/>
         </w:numPr>
         <w:spacing w:before="120" w:after="120" w:line="312" w:lineRule="auto"/>
         <w:rPr>
@@ -1647,7 +1647,7 @@
       <w:pPr>
         <w:numPr>
           <w:ilvl w:val="0"/>
-          <w:numId w:val="49"/>
+          <w:numId w:val="30"/>
         </w:numPr>
         <w:spacing w:before="120" w:after="120" w:line="312" w:lineRule="auto"/>
         <w:rPr>
@@ -1667,7 +1667,7 @@
       <w:pPr>
         <w:numPr>
           <w:ilvl w:val="0"/>
-          <w:numId w:val="49"/>
+          <w:numId w:val="30"/>
         </w:numPr>
         <w:spacing w:before="120" w:after="120" w:line="312" w:lineRule="auto"/>
         <w:rPr>
@@ -1687,7 +1687,7 @@
       <w:pPr>
         <w:numPr>
           <w:ilvl w:val="0"/>
-          <w:numId w:val="49"/>
+          <w:numId w:val="30"/>
         </w:numPr>
         <w:spacing w:before="120" w:after="120" w:line="312" w:lineRule="auto"/>
         <w:rPr>
@@ -1729,7 +1729,7 @@
         <w:pStyle w:val="ListParagraph"/>
         <w:numPr>
           <w:ilvl w:val="2"/>
-          <w:numId w:val="52"/>
+          <w:numId w:val="31"/>
         </w:numPr>
         <w:spacing w:before="120" w:after="120" w:line="312" w:lineRule="auto"/>
         <w:ind w:left="720"/>
@@ -1760,7 +1760,7 @@
       <w:pPr>
         <w:numPr>
           <w:ilvl w:val="0"/>
-          <w:numId w:val="73"/>
+          <w:numId w:val="51"/>
         </w:numPr>
         <w:spacing w:before="120" w:after="120" w:line="312" w:lineRule="auto"/>
         <w:rPr>
@@ -1789,7 +1789,7 @@
       <w:pPr>
         <w:numPr>
           <w:ilvl w:val="0"/>
-          <w:numId w:val="73"/>
+          <w:numId w:val="51"/>
         </w:numPr>
         <w:spacing w:before="120" w:after="120" w:line="312" w:lineRule="auto"/>
         <w:rPr>
@@ -1818,7 +1818,7 @@
       <w:pPr>
         <w:numPr>
           <w:ilvl w:val="0"/>
-          <w:numId w:val="73"/>
+          <w:numId w:val="51"/>
         </w:numPr>
         <w:spacing w:before="120" w:after="120" w:line="312" w:lineRule="auto"/>
         <w:rPr>
@@ -1847,7 +1847,7 @@
       <w:pPr>
         <w:numPr>
           <w:ilvl w:val="0"/>
-          <w:numId w:val="73"/>
+          <w:numId w:val="51"/>
         </w:numPr>
         <w:spacing w:before="120" w:after="120" w:line="312" w:lineRule="auto"/>
         <w:rPr>
@@ -1876,7 +1876,7 @@
       <w:pPr>
         <w:numPr>
           <w:ilvl w:val="0"/>
-          <w:numId w:val="73"/>
+          <w:numId w:val="51"/>
         </w:numPr>
         <w:spacing w:before="120" w:after="120" w:line="312" w:lineRule="auto"/>
         <w:rPr>
@@ -1905,7 +1905,7 @@
       <w:pPr>
         <w:numPr>
           <w:ilvl w:val="0"/>
-          <w:numId w:val="73"/>
+          <w:numId w:val="51"/>
         </w:numPr>
         <w:spacing w:before="120" w:after="120" w:line="312" w:lineRule="auto"/>
         <w:rPr>
@@ -1935,7 +1935,7 @@
         <w:pStyle w:val="ListParagraph"/>
         <w:numPr>
           <w:ilvl w:val="2"/>
-          <w:numId w:val="52"/>
+          <w:numId w:val="31"/>
         </w:numPr>
         <w:spacing w:before="120" w:after="120" w:line="312" w:lineRule="auto"/>
         <w:ind w:left="720"/>
@@ -1967,7 +1967,7 @@
         <w:pStyle w:val="ListParagraph"/>
         <w:numPr>
           <w:ilvl w:val="2"/>
-          <w:numId w:val="52"/>
+          <w:numId w:val="31"/>
         </w:numPr>
         <w:spacing w:before="120" w:after="120" w:line="312" w:lineRule="auto"/>
         <w:ind w:left="720"/>
@@ -1999,7 +1999,7 @@
         <w:pStyle w:val="ListParagraph"/>
         <w:numPr>
           <w:ilvl w:val="2"/>
-          <w:numId w:val="52"/>
+          <w:numId w:val="31"/>
         </w:numPr>
         <w:spacing w:before="120" w:after="120" w:line="312" w:lineRule="auto"/>
         <w:ind w:left="720"/>
@@ -2087,7 +2087,7 @@
       <w:pPr>
         <w:numPr>
           <w:ilvl w:val="0"/>
-          <w:numId w:val="9"/>
+          <w:numId w:val="4"/>
         </w:numPr>
         <w:spacing w:before="120" w:after="120" w:line="312" w:lineRule="auto"/>
         <w:rPr>
@@ -2107,7 +2107,7 @@
       <w:pPr>
         <w:numPr>
           <w:ilvl w:val="0"/>
-          <w:numId w:val="9"/>
+          <w:numId w:val="4"/>
         </w:numPr>
         <w:spacing w:before="120" w:after="120" w:line="312" w:lineRule="auto"/>
         <w:rPr>
@@ -2127,7 +2127,7 @@
       <w:pPr>
         <w:numPr>
           <w:ilvl w:val="1"/>
-          <w:numId w:val="53"/>
+          <w:numId w:val="32"/>
         </w:numPr>
         <w:spacing w:before="120" w:after="120" w:line="312" w:lineRule="auto"/>
         <w:rPr>
@@ -2147,7 +2147,7 @@
       <w:pPr>
         <w:numPr>
           <w:ilvl w:val="1"/>
-          <w:numId w:val="53"/>
+          <w:numId w:val="32"/>
         </w:numPr>
         <w:spacing w:before="120" w:after="120" w:line="312" w:lineRule="auto"/>
         <w:rPr>
@@ -2167,7 +2167,7 @@
       <w:pPr>
         <w:numPr>
           <w:ilvl w:val="0"/>
-          <w:numId w:val="9"/>
+          <w:numId w:val="4"/>
         </w:numPr>
         <w:spacing w:before="120" w:after="120" w:line="312" w:lineRule="auto"/>
         <w:rPr>
@@ -2187,7 +2187,7 @@
       <w:pPr>
         <w:numPr>
           <w:ilvl w:val="1"/>
-          <w:numId w:val="54"/>
+          <w:numId w:val="33"/>
         </w:numPr>
         <w:spacing w:before="120" w:after="120" w:line="312" w:lineRule="auto"/>
         <w:rPr>
@@ -2207,7 +2207,7 @@
       <w:pPr>
         <w:numPr>
           <w:ilvl w:val="1"/>
-          <w:numId w:val="54"/>
+          <w:numId w:val="33"/>
         </w:numPr>
         <w:spacing w:before="120" w:after="120" w:line="312" w:lineRule="auto"/>
         <w:rPr>
@@ -2228,7 +2228,7 @@
       <w:pPr>
         <w:numPr>
           <w:ilvl w:val="0"/>
-          <w:numId w:val="9"/>
+          <w:numId w:val="4"/>
         </w:numPr>
         <w:spacing w:before="120" w:after="120" w:line="312" w:lineRule="auto"/>
         <w:rPr>
@@ -2249,7 +2249,7 @@
         <w:widowControl w:val="0"/>
         <w:numPr>
           <w:ilvl w:val="1"/>
-          <w:numId w:val="55"/>
+          <w:numId w:val="34"/>
         </w:numPr>
         <w:spacing w:before="120" w:after="120" w:line="312" w:lineRule="auto"/>
         <w:rPr>
@@ -2270,7 +2270,7 @@
         <w:widowControl w:val="0"/>
         <w:numPr>
           <w:ilvl w:val="1"/>
-          <w:numId w:val="55"/>
+          <w:numId w:val="34"/>
         </w:numPr>
         <w:spacing w:before="120" w:after="120" w:line="312" w:lineRule="auto"/>
         <w:rPr>
@@ -2291,7 +2291,7 @@
         <w:widowControl w:val="0"/>
         <w:numPr>
           <w:ilvl w:val="1"/>
-          <w:numId w:val="55"/>
+          <w:numId w:val="34"/>
         </w:numPr>
         <w:spacing w:before="120" w:after="120" w:line="312" w:lineRule="auto"/>
         <w:rPr>
@@ -2387,7 +2387,7 @@
         <w:widowControl w:val="0"/>
         <w:numPr>
           <w:ilvl w:val="0"/>
-          <w:numId w:val="56"/>
+          <w:numId w:val="35"/>
         </w:numPr>
         <w:spacing w:before="120" w:after="120" w:line="312" w:lineRule="auto"/>
         <w:rPr>
@@ -2411,7 +2411,7 @@
         <w:widowControl w:val="0"/>
         <w:numPr>
           <w:ilvl w:val="0"/>
-          <w:numId w:val="56"/>
+          <w:numId w:val="35"/>
         </w:numPr>
         <w:spacing w:before="120" w:after="120" w:line="312" w:lineRule="auto"/>
         <w:rPr>
@@ -2435,7 +2435,7 @@
         <w:widowControl w:val="0"/>
         <w:numPr>
           <w:ilvl w:val="0"/>
-          <w:numId w:val="56"/>
+          <w:numId w:val="35"/>
         </w:numPr>
         <w:spacing w:before="120" w:after="120" w:line="312" w:lineRule="auto"/>
         <w:rPr>
@@ -2459,7 +2459,7 @@
         <w:widowControl w:val="0"/>
         <w:numPr>
           <w:ilvl w:val="0"/>
-          <w:numId w:val="56"/>
+          <w:numId w:val="35"/>
         </w:numPr>
         <w:spacing w:before="120" w:after="120" w:line="312" w:lineRule="auto"/>
         <w:rPr>
@@ -2507,7 +2507,7 @@
         <w:widowControl w:val="0"/>
         <w:numPr>
           <w:ilvl w:val="0"/>
-          <w:numId w:val="57"/>
+          <w:numId w:val="36"/>
         </w:numPr>
         <w:spacing w:before="120" w:after="120" w:line="312" w:lineRule="auto"/>
         <w:rPr>
@@ -2531,7 +2531,7 @@
         <w:widowControl w:val="0"/>
         <w:numPr>
           <w:ilvl w:val="0"/>
-          <w:numId w:val="57"/>
+          <w:numId w:val="36"/>
         </w:numPr>
         <w:spacing w:before="120" w:after="120" w:line="312" w:lineRule="auto"/>
         <w:rPr>
@@ -2555,7 +2555,7 @@
         <w:widowControl w:val="0"/>
         <w:numPr>
           <w:ilvl w:val="0"/>
-          <w:numId w:val="57"/>
+          <w:numId w:val="36"/>
         </w:numPr>
         <w:spacing w:before="120" w:after="120" w:line="312" w:lineRule="auto"/>
         <w:rPr>
@@ -2603,7 +2603,7 @@
         <w:widowControl w:val="0"/>
         <w:numPr>
           <w:ilvl w:val="0"/>
-          <w:numId w:val="58"/>
+          <w:numId w:val="37"/>
         </w:numPr>
         <w:spacing w:before="120" w:after="120" w:line="312" w:lineRule="auto"/>
         <w:rPr>
@@ -2627,7 +2627,7 @@
         <w:widowControl w:val="0"/>
         <w:numPr>
           <w:ilvl w:val="0"/>
-          <w:numId w:val="58"/>
+          <w:numId w:val="37"/>
         </w:numPr>
         <w:spacing w:before="120" w:after="120" w:line="312" w:lineRule="auto"/>
         <w:rPr>
@@ -2651,7 +2651,7 @@
         <w:widowControl w:val="0"/>
         <w:numPr>
           <w:ilvl w:val="0"/>
-          <w:numId w:val="58"/>
+          <w:numId w:val="37"/>
         </w:numPr>
         <w:spacing w:before="120" w:after="120" w:line="312" w:lineRule="auto"/>
         <w:rPr>
@@ -2721,7 +2721,7 @@
         <w:widowControl w:val="0"/>
         <w:numPr>
           <w:ilvl w:val="0"/>
-          <w:numId w:val="13"/>
+          <w:numId w:val="5"/>
         </w:numPr>
         <w:spacing w:before="120" w:after="120" w:line="312" w:lineRule="auto"/>
         <w:rPr>
@@ -2754,7 +2754,7 @@
         <w:widowControl w:val="0"/>
         <w:numPr>
           <w:ilvl w:val="1"/>
-          <w:numId w:val="59"/>
+          <w:numId w:val="38"/>
         </w:numPr>
         <w:spacing w:before="120" w:after="120" w:line="312" w:lineRule="auto"/>
         <w:rPr>
@@ -2778,7 +2778,7 @@
         <w:widowControl w:val="0"/>
         <w:numPr>
           <w:ilvl w:val="1"/>
-          <w:numId w:val="59"/>
+          <w:numId w:val="38"/>
         </w:numPr>
         <w:spacing w:before="120" w:after="120" w:line="312" w:lineRule="auto"/>
         <w:rPr>
@@ -2802,7 +2802,7 @@
         <w:widowControl w:val="0"/>
         <w:numPr>
           <w:ilvl w:val="0"/>
-          <w:numId w:val="13"/>
+          <w:numId w:val="5"/>
         </w:numPr>
         <w:spacing w:before="120" w:after="120" w:line="312" w:lineRule="auto"/>
         <w:rPr>
@@ -2836,7 +2836,7 @@
         <w:widowControl w:val="0"/>
         <w:numPr>
           <w:ilvl w:val="1"/>
-          <w:numId w:val="60"/>
+          <w:numId w:val="39"/>
         </w:numPr>
         <w:spacing w:before="120" w:after="120" w:line="312" w:lineRule="auto"/>
         <w:rPr>
@@ -2860,7 +2860,7 @@
         <w:widowControl w:val="0"/>
         <w:numPr>
           <w:ilvl w:val="0"/>
-          <w:numId w:val="13"/>
+          <w:numId w:val="5"/>
         </w:numPr>
         <w:spacing w:before="120" w:after="120" w:line="312" w:lineRule="auto"/>
         <w:rPr>
@@ -2893,7 +2893,7 @@
         <w:widowControl w:val="0"/>
         <w:numPr>
           <w:ilvl w:val="1"/>
-          <w:numId w:val="61"/>
+          <w:numId w:val="40"/>
         </w:numPr>
         <w:spacing w:before="120" w:after="120" w:line="312" w:lineRule="auto"/>
         <w:rPr>
@@ -2917,7 +2917,7 @@
         <w:widowControl w:val="0"/>
         <w:numPr>
           <w:ilvl w:val="1"/>
-          <w:numId w:val="61"/>
+          <w:numId w:val="40"/>
         </w:numPr>
         <w:spacing w:before="120" w:after="120" w:line="312" w:lineRule="auto"/>
         <w:rPr>
@@ -2941,7 +2941,7 @@
         <w:widowControl w:val="0"/>
         <w:numPr>
           <w:ilvl w:val="0"/>
-          <w:numId w:val="13"/>
+          <w:numId w:val="5"/>
         </w:numPr>
         <w:spacing w:before="120" w:after="120" w:line="312" w:lineRule="auto"/>
         <w:rPr>
@@ -2974,7 +2974,7 @@
         <w:widowControl w:val="0"/>
         <w:numPr>
           <w:ilvl w:val="1"/>
-          <w:numId w:val="63"/>
+          <w:numId w:val="41"/>
         </w:numPr>
         <w:spacing w:before="120" w:after="120" w:line="312" w:lineRule="auto"/>
         <w:ind w:left="1440"/>
@@ -2999,7 +2999,7 @@
         <w:widowControl w:val="0"/>
         <w:numPr>
           <w:ilvl w:val="2"/>
-          <w:numId w:val="67"/>
+          <w:numId w:val="45"/>
         </w:numPr>
         <w:spacing w:before="120" w:after="120" w:line="312" w:lineRule="auto"/>
         <w:rPr>
@@ -3023,7 +3023,7 @@
         <w:widowControl w:val="0"/>
         <w:numPr>
           <w:ilvl w:val="2"/>
-          <w:numId w:val="67"/>
+          <w:numId w:val="45"/>
         </w:numPr>
         <w:spacing w:before="120" w:after="120" w:line="312" w:lineRule="auto"/>
         <w:rPr>
@@ -3047,7 +3047,7 @@
         <w:widowControl w:val="0"/>
         <w:numPr>
           <w:ilvl w:val="2"/>
-          <w:numId w:val="67"/>
+          <w:numId w:val="45"/>
         </w:numPr>
         <w:spacing w:before="120" w:after="120" w:line="312" w:lineRule="auto"/>
         <w:rPr>
@@ -3155,7 +3155,7 @@
         <w:widowControl w:val="0"/>
         <w:numPr>
           <w:ilvl w:val="0"/>
-          <w:numId w:val="64"/>
+          <w:numId w:val="42"/>
         </w:numPr>
         <w:spacing w:before="120" w:after="120" w:line="312" w:lineRule="auto"/>
         <w:jc w:val="both"/>
@@ -3177,7 +3177,7 @@
         <w:widowControl w:val="0"/>
         <w:numPr>
           <w:ilvl w:val="0"/>
-          <w:numId w:val="64"/>
+          <w:numId w:val="42"/>
         </w:numPr>
         <w:spacing w:before="120" w:after="120" w:line="312" w:lineRule="auto"/>
         <w:jc w:val="both"/>
@@ -3199,7 +3199,7 @@
         <w:widowControl w:val="0"/>
         <w:numPr>
           <w:ilvl w:val="0"/>
-          <w:numId w:val="64"/>
+          <w:numId w:val="42"/>
         </w:numPr>
         <w:spacing w:before="120" w:after="120" w:line="312" w:lineRule="auto"/>
         <w:jc w:val="both"/>
@@ -3243,7 +3243,7 @@
         <w:widowControl w:val="0"/>
         <w:numPr>
           <w:ilvl w:val="0"/>
-          <w:numId w:val="65"/>
+          <w:numId w:val="43"/>
         </w:numPr>
         <w:spacing w:before="120" w:after="120" w:line="312" w:lineRule="auto"/>
         <w:jc w:val="both"/>
@@ -3265,7 +3265,7 @@
         <w:widowControl w:val="0"/>
         <w:numPr>
           <w:ilvl w:val="0"/>
-          <w:numId w:val="65"/>
+          <w:numId w:val="43"/>
         </w:numPr>
         <w:spacing w:before="120" w:after="120" w:line="312" w:lineRule="auto"/>
         <w:jc w:val="both"/>
@@ -3287,7 +3287,7 @@
         <w:widowControl w:val="0"/>
         <w:numPr>
           <w:ilvl w:val="0"/>
-          <w:numId w:val="65"/>
+          <w:numId w:val="43"/>
         </w:numPr>
         <w:spacing w:before="120" w:after="120" w:line="312" w:lineRule="auto"/>
         <w:jc w:val="both"/>
@@ -3331,7 +3331,7 @@
         <w:widowControl w:val="0"/>
         <w:numPr>
           <w:ilvl w:val="0"/>
-          <w:numId w:val="66"/>
+          <w:numId w:val="44"/>
         </w:numPr>
         <w:spacing w:before="120" w:after="120" w:line="312" w:lineRule="auto"/>
         <w:jc w:val="both"/>
@@ -3353,7 +3353,7 @@
         <w:widowControl w:val="0"/>
         <w:numPr>
           <w:ilvl w:val="0"/>
-          <w:numId w:val="66"/>
+          <w:numId w:val="44"/>
         </w:numPr>
         <w:spacing w:before="120" w:after="120" w:line="312" w:lineRule="auto"/>
         <w:jc w:val="both"/>
@@ -3375,7 +3375,7 @@
         <w:widowControl w:val="0"/>
         <w:numPr>
           <w:ilvl w:val="0"/>
-          <w:numId w:val="66"/>
+          <w:numId w:val="44"/>
         </w:numPr>
         <w:spacing w:before="120" w:after="120" w:line="312" w:lineRule="auto"/>
         <w:jc w:val="both"/>
@@ -4031,7 +4031,7 @@
       <w:pPr>
         <w:numPr>
           <w:ilvl w:val="0"/>
-          <w:numId w:val="74"/>
+          <w:numId w:val="52"/>
         </w:numPr>
         <w:spacing w:before="120" w:after="120" w:line="312" w:lineRule="auto"/>
         <w:rPr>
@@ -4051,7 +4051,7 @@
       <w:pPr>
         <w:numPr>
           <w:ilvl w:val="0"/>
-          <w:numId w:val="74"/>
+          <w:numId w:val="52"/>
         </w:numPr>
         <w:spacing w:before="120" w:after="120" w:line="312" w:lineRule="auto"/>
         <w:rPr>
@@ -4071,7 +4071,7 @@
       <w:pPr>
         <w:numPr>
           <w:ilvl w:val="0"/>
-          <w:numId w:val="74"/>
+          <w:numId w:val="52"/>
         </w:numPr>
         <w:spacing w:before="120" w:after="120" w:line="312" w:lineRule="auto"/>
         <w:rPr>
@@ -4091,7 +4091,7 @@
       <w:pPr>
         <w:numPr>
           <w:ilvl w:val="0"/>
-          <w:numId w:val="74"/>
+          <w:numId w:val="52"/>
         </w:numPr>
         <w:spacing w:before="120" w:after="120" w:line="312" w:lineRule="auto"/>
         <w:rPr>
@@ -4151,7 +4151,7 @@
       <w:pPr>
         <w:numPr>
           <w:ilvl w:val="1"/>
-          <w:numId w:val="68"/>
+          <w:numId w:val="46"/>
         </w:numPr>
         <w:spacing w:before="120" w:after="120" w:line="312" w:lineRule="auto"/>
         <w:ind w:left="630"/>
@@ -4173,7 +4173,7 @@
       <w:pPr>
         <w:numPr>
           <w:ilvl w:val="1"/>
-          <w:numId w:val="68"/>
+          <w:numId w:val="46"/>
         </w:numPr>
         <w:spacing w:before="120" w:after="120" w:line="312" w:lineRule="auto"/>
         <w:ind w:left="630"/>
@@ -4194,7 +4194,7 @@
       <w:pPr>
         <w:numPr>
           <w:ilvl w:val="1"/>
-          <w:numId w:val="68"/>
+          <w:numId w:val="46"/>
         </w:numPr>
         <w:spacing w:before="120" w:after="120" w:line="312" w:lineRule="auto"/>
         <w:ind w:left="630"/>
@@ -4237,7 +4237,7 @@
       <w:pPr>
         <w:numPr>
           <w:ilvl w:val="1"/>
-          <w:numId w:val="69"/>
+          <w:numId w:val="47"/>
         </w:numPr>
         <w:spacing w:before="120" w:after="120" w:line="312" w:lineRule="auto"/>
         <w:ind w:left="630"/>
@@ -4275,7 +4275,7 @@
       <w:pPr>
         <w:numPr>
           <w:ilvl w:val="1"/>
-          <w:numId w:val="69"/>
+          <w:numId w:val="47"/>
         </w:numPr>
         <w:spacing w:before="120" w:after="120" w:line="312" w:lineRule="auto"/>
         <w:ind w:left="630"/>
@@ -4296,7 +4296,7 @@
       <w:pPr>
         <w:numPr>
           <w:ilvl w:val="1"/>
-          <w:numId w:val="69"/>
+          <w:numId w:val="47"/>
         </w:numPr>
         <w:spacing w:before="120" w:after="120" w:line="312" w:lineRule="auto"/>
         <w:ind w:left="630"/>
@@ -4317,7 +4317,7 @@
       <w:pPr>
         <w:numPr>
           <w:ilvl w:val="1"/>
-          <w:numId w:val="69"/>
+          <w:numId w:val="47"/>
         </w:numPr>
         <w:spacing w:before="120" w:after="120" w:line="312" w:lineRule="auto"/>
         <w:ind w:left="630"/>
@@ -4388,7 +4388,7 @@
       <w:pPr>
         <w:numPr>
           <w:ilvl w:val="1"/>
-          <w:numId w:val="70"/>
+          <w:numId w:val="48"/>
         </w:numPr>
         <w:spacing w:before="120" w:after="120" w:line="312" w:lineRule="auto"/>
         <w:ind w:left="630"/>
@@ -4410,7 +4410,7 @@
       <w:pPr>
         <w:numPr>
           <w:ilvl w:val="1"/>
-          <w:numId w:val="70"/>
+          <w:numId w:val="48"/>
         </w:numPr>
         <w:spacing w:before="120" w:after="120" w:line="312" w:lineRule="auto"/>
         <w:ind w:left="630"/>
@@ -4457,7 +4457,7 @@
       <w:pPr>
         <w:numPr>
           <w:ilvl w:val="1"/>
-          <w:numId w:val="71"/>
+          <w:numId w:val="49"/>
         </w:numPr>
         <w:spacing w:before="120" w:after="120" w:line="312" w:lineRule="auto"/>
         <w:ind w:left="630"/>
@@ -4479,7 +4479,7 @@
       <w:pPr>
         <w:numPr>
           <w:ilvl w:val="1"/>
-          <w:numId w:val="71"/>
+          <w:numId w:val="49"/>
         </w:numPr>
         <w:spacing w:before="120" w:after="120" w:line="312" w:lineRule="auto"/>
         <w:ind w:left="630"/>
@@ -4526,7 +4526,7 @@
       <w:pPr>
         <w:numPr>
           <w:ilvl w:val="1"/>
-          <w:numId w:val="72"/>
+          <w:numId w:val="50"/>
         </w:numPr>
         <w:spacing w:before="120" w:after="120" w:line="312" w:lineRule="auto"/>
         <w:ind w:left="630"/>
@@ -4547,7 +4547,7 @@
       <w:pPr>
         <w:numPr>
           <w:ilvl w:val="1"/>
-          <w:numId w:val="72"/>
+          <w:numId w:val="50"/>
         </w:numPr>
         <w:spacing w:before="120" w:after="120" w:line="312" w:lineRule="auto"/>
         <w:ind w:left="630"/>
@@ -5288,7 +5288,7 @@
         <w:pStyle w:val="ListParagraph"/>
         <w:numPr>
           <w:ilvl w:val="2"/>
-          <w:numId w:val="71"/>
+          <w:numId w:val="49"/>
         </w:numPr>
         <w:spacing w:before="120" w:after="120" w:line="312" w:lineRule="auto"/>
         <w:ind w:left="720"/>
@@ -5354,7 +5354,7 @@
         <w:pStyle w:val="ListParagraph"/>
         <w:numPr>
           <w:ilvl w:val="2"/>
-          <w:numId w:val="71"/>
+          <w:numId w:val="49"/>
         </w:numPr>
         <w:spacing w:before="120" w:after="120" w:line="312" w:lineRule="auto"/>
         <w:ind w:left="720"/>
@@ -5396,7 +5396,7 @@
         <w:pStyle w:val="ListParagraph"/>
         <w:numPr>
           <w:ilvl w:val="2"/>
-          <w:numId w:val="71"/>
+          <w:numId w:val="49"/>
         </w:numPr>
         <w:spacing w:before="120" w:after="120" w:line="312" w:lineRule="auto"/>
         <w:ind w:left="720"/>
@@ -5438,7 +5438,7 @@
         <w:pStyle w:val="ListParagraph"/>
         <w:numPr>
           <w:ilvl w:val="2"/>
-          <w:numId w:val="71"/>
+          <w:numId w:val="49"/>
         </w:numPr>
         <w:spacing w:before="120" w:after="120" w:line="312" w:lineRule="auto"/>
         <w:ind w:left="720"/>
@@ -5498,7 +5498,7 @@
         <w:pStyle w:val="ListParagraph"/>
         <w:numPr>
           <w:ilvl w:val="2"/>
-          <w:numId w:val="71"/>
+          <w:numId w:val="49"/>
         </w:numPr>
         <w:spacing w:before="120" w:after="120" w:line="312" w:lineRule="auto"/>
         <w:ind w:left="720"/>
@@ -5582,7 +5582,7 @@
       <w:pPr>
         <w:numPr>
           <w:ilvl w:val="0"/>
-          <w:numId w:val="21"/>
+          <w:numId w:val="6"/>
         </w:numPr>
         <w:spacing w:before="120" w:after="120" w:line="312" w:lineRule="auto"/>
         <w:jc w:val="both"/>
@@ -5612,7 +5612,7 @@
       <w:pPr>
         <w:numPr>
           <w:ilvl w:val="0"/>
-          <w:numId w:val="21"/>
+          <w:numId w:val="6"/>
         </w:numPr>
         <w:spacing w:before="120" w:after="120" w:line="312" w:lineRule="auto"/>
         <w:jc w:val="both"/>
@@ -5642,7 +5642,7 @@
       <w:pPr>
         <w:numPr>
           <w:ilvl w:val="0"/>
-          <w:numId w:val="21"/>
+          <w:numId w:val="6"/>
         </w:numPr>
         <w:spacing w:before="120" w:after="120" w:line="312" w:lineRule="auto"/>
         <w:jc w:val="both"/>
@@ -5672,7 +5672,7 @@
       <w:pPr>
         <w:numPr>
           <w:ilvl w:val="0"/>
-          <w:numId w:val="21"/>
+          <w:numId w:val="6"/>
         </w:numPr>
         <w:spacing w:before="120" w:after="120" w:line="312" w:lineRule="auto"/>
         <w:jc w:val="both"/>
@@ -6169,7 +6169,7 @@
       <w:pPr>
         <w:numPr>
           <w:ilvl w:val="0"/>
-          <w:numId w:val="22"/>
+          <w:numId w:val="7"/>
         </w:numPr>
         <w:spacing w:before="120" w:after="120" w:line="276" w:lineRule="auto"/>
         <w:rPr>
@@ -6191,7 +6191,7 @@
       <w:pPr>
         <w:numPr>
           <w:ilvl w:val="0"/>
-          <w:numId w:val="22"/>
+          <w:numId w:val="7"/>
         </w:numPr>
         <w:spacing w:before="120" w:after="120" w:line="276" w:lineRule="auto"/>
         <w:rPr>
@@ -6213,7 +6213,7 @@
       <w:pPr>
         <w:numPr>
           <w:ilvl w:val="0"/>
-          <w:numId w:val="22"/>
+          <w:numId w:val="7"/>
         </w:numPr>
         <w:spacing w:before="120" w:after="120" w:line="276" w:lineRule="auto"/>
         <w:rPr>
@@ -6247,7 +6247,7 @@
         </w:rPr>
         <w:lastRenderedPageBreak/>
         <w:drawing>
-          <wp:anchor distT="0" distB="0" distL="114300" distR="114300" simplePos="0" relativeHeight="251675648" behindDoc="0" locked="0" layoutInCell="1" allowOverlap="1" wp14:anchorId="2DAFECB6" wp14:editId="5BA51A04">
+          <wp:anchor distT="0" distB="0" distL="114300" distR="114300" simplePos="0" relativeHeight="251675648" behindDoc="0" locked="0" layoutInCell="1" allowOverlap="1" wp14:anchorId="2DAFECB6" wp14:editId="4D9382F9">
             <wp:simplePos x="0" y="0"/>
             <wp:positionH relativeFrom="column">
               <wp:posOffset>3351530</wp:posOffset>
@@ -6256,7 +6256,7 @@
               <wp:posOffset>658406</wp:posOffset>
             </wp:positionV>
             <wp:extent cx="2092960" cy="2783205"/>
-            <wp:effectExtent l="0" t="0" r="2540" b="0"/>
+            <wp:effectExtent l="19050" t="19050" r="21590" b="17145"/>
             <wp:wrapNone/>
             <wp:docPr id="1171350529" name="Picture 1"/>
             <wp:cNvGraphicFramePr>
@@ -6289,6 +6289,14 @@
                     <a:prstGeom prst="rect">
                       <a:avLst/>
                     </a:prstGeom>
+                    <a:ln>
+                      <a:solidFill>
+                        <a:schemeClr val="tx1">
+                          <a:lumMod val="95000"/>
+                          <a:lumOff val="5000"/>
+                        </a:schemeClr>
+                      </a:solidFill>
+                    </a:ln>
                   </pic:spPr>
                 </pic:pic>
               </a:graphicData>
@@ -7362,9 +7370,9 @@
         </w:rPr>
         <w:lastRenderedPageBreak/>
         <w:drawing>
-          <wp:inline distT="0" distB="0" distL="0" distR="0" wp14:anchorId="09890FDA" wp14:editId="1EA47750">
+          <wp:inline distT="0" distB="0" distL="0" distR="0" wp14:anchorId="09890FDA" wp14:editId="14D4D91A">
             <wp:extent cx="5302250" cy="1915688"/>
-            <wp:effectExtent l="0" t="0" r="0" b="8890"/>
+            <wp:effectExtent l="19050" t="19050" r="12700" b="27940"/>
             <wp:docPr id="1349113053" name="Picture 1"/>
             <wp:cNvGraphicFramePr>
               <a:graphicFrameLocks xmlns:a="http://schemas.openxmlformats.org/drawingml/2006/main" noChangeAspect="1"/>
@@ -7390,6 +7398,14 @@
                     <a:prstGeom prst="rect">
                       <a:avLst/>
                     </a:prstGeom>
+                    <a:ln>
+                      <a:solidFill>
+                        <a:schemeClr val="tx1">
+                          <a:lumMod val="95000"/>
+                          <a:lumOff val="5000"/>
+                        </a:schemeClr>
+                      </a:solidFill>
+                    </a:ln>
                   </pic:spPr>
                 </pic:pic>
               </a:graphicData>
@@ -7546,9 +7562,9 @@
           <w:noProof/>
         </w:rPr>
         <w:drawing>
-          <wp:inline distT="0" distB="0" distL="0" distR="0" wp14:anchorId="0D739BC6" wp14:editId="6022E289">
+          <wp:inline distT="0" distB="0" distL="0" distR="0" wp14:anchorId="0D739BC6" wp14:editId="5ECE6EED">
             <wp:extent cx="2673350" cy="1393383"/>
-            <wp:effectExtent l="0" t="0" r="0" b="0"/>
+            <wp:effectExtent l="19050" t="19050" r="12700" b="16510"/>
             <wp:docPr id="1427971008" name="Picture 1"/>
             <wp:cNvGraphicFramePr>
               <a:graphicFrameLocks xmlns:a="http://schemas.openxmlformats.org/drawingml/2006/main" noChangeAspect="1"/>
@@ -7574,6 +7590,14 @@
                     <a:prstGeom prst="rect">
                       <a:avLst/>
                     </a:prstGeom>
+                    <a:ln>
+                      <a:solidFill>
+                        <a:schemeClr val="tx1">
+                          <a:lumMod val="95000"/>
+                          <a:lumOff val="5000"/>
+                        </a:schemeClr>
+                      </a:solidFill>
+                    </a:ln>
                   </pic:spPr>
                 </pic:pic>
               </a:graphicData>
@@ -7675,9 +7699,9 @@
           <w:noProof/>
         </w:rPr>
         <w:drawing>
-          <wp:inline distT="0" distB="0" distL="0" distR="0" wp14:anchorId="2E27E6DE" wp14:editId="4E548F1B">
+          <wp:inline distT="0" distB="0" distL="0" distR="0" wp14:anchorId="2E27E6DE" wp14:editId="3389BC05">
             <wp:extent cx="3778250" cy="2127052"/>
-            <wp:effectExtent l="0" t="0" r="0" b="6985"/>
+            <wp:effectExtent l="19050" t="19050" r="12700" b="26035"/>
             <wp:docPr id="1220227562" name="Picture 1"/>
             <wp:cNvGraphicFramePr>
               <a:graphicFrameLocks xmlns:a="http://schemas.openxmlformats.org/drawingml/2006/main" noChangeAspect="1"/>
@@ -7703,6 +7727,14 @@
                     <a:prstGeom prst="rect">
                       <a:avLst/>
                     </a:prstGeom>
+                    <a:ln>
+                      <a:solidFill>
+                        <a:schemeClr val="tx1">
+                          <a:lumMod val="95000"/>
+                          <a:lumOff val="5000"/>
+                        </a:schemeClr>
+                      </a:solidFill>
+                    </a:ln>
                   </pic:spPr>
                 </pic:pic>
               </a:graphicData>
@@ -7731,6 +7763,7 @@
           <w:sz w:val="26"/>
           <w:szCs w:val="26"/>
         </w:rPr>
+        <w:lastRenderedPageBreak/>
         <w:t>Hình 5.</w:t>
       </w:r>
       <w:r>
@@ -7788,7 +7821,6 @@
           <w:sz w:val="26"/>
           <w:szCs w:val="26"/>
         </w:rPr>
-        <w:lastRenderedPageBreak/>
         <w:t>Sau khi triển khai trên trên Github, các bạn HSSV có thể truy cập theo địa chỉ:</w:t>
       </w:r>
       <w:r>
@@ -7828,9 +7860,9 @@
           <w:noProof/>
         </w:rPr>
         <w:drawing>
-          <wp:inline distT="0" distB="0" distL="0" distR="0" wp14:anchorId="00A7A1CC" wp14:editId="6FD53193">
+          <wp:inline distT="0" distB="0" distL="0" distR="0" wp14:anchorId="00A7A1CC" wp14:editId="35775BD9">
             <wp:extent cx="3968750" cy="2766943"/>
-            <wp:effectExtent l="0" t="0" r="0" b="0"/>
+            <wp:effectExtent l="19050" t="19050" r="12700" b="14605"/>
             <wp:docPr id="1347937881" name="Picture 1"/>
             <wp:cNvGraphicFramePr>
               <a:graphicFrameLocks xmlns:a="http://schemas.openxmlformats.org/drawingml/2006/main" noChangeAspect="1"/>
@@ -7856,6 +7888,14 @@
                     <a:prstGeom prst="rect">
                       <a:avLst/>
                     </a:prstGeom>
+                    <a:ln>
+                      <a:solidFill>
+                        <a:schemeClr val="tx1">
+                          <a:lumMod val="95000"/>
+                          <a:lumOff val="5000"/>
+                        </a:schemeClr>
+                      </a:solidFill>
+                    </a:ln>
                   </pic:spPr>
                 </pic:pic>
               </a:graphicData>
@@ -8007,7 +8047,7 @@
         <w:widowControl w:val="0"/>
         <w:numPr>
           <w:ilvl w:val="2"/>
-          <w:numId w:val="71"/>
+          <w:numId w:val="49"/>
         </w:numPr>
         <w:spacing w:before="120" w:after="120" w:line="312" w:lineRule="auto"/>
         <w:ind w:left="1440"/>
@@ -8042,9 +8082,9 @@
           <w:noProof/>
         </w:rPr>
         <w:drawing>
-          <wp:inline distT="0" distB="0" distL="0" distR="0" wp14:anchorId="580C13A0" wp14:editId="7FC92232">
+          <wp:inline distT="0" distB="0" distL="0" distR="0" wp14:anchorId="580C13A0" wp14:editId="22A79B7C">
             <wp:extent cx="3873500" cy="2451100"/>
-            <wp:effectExtent l="0" t="0" r="0" b="6350"/>
+            <wp:effectExtent l="19050" t="19050" r="12700" b="25400"/>
             <wp:docPr id="819812912" name="Picture 1"/>
             <wp:cNvGraphicFramePr>
               <a:graphicFrameLocks xmlns:a="http://schemas.openxmlformats.org/drawingml/2006/main" noChangeAspect="1"/>
@@ -8072,7 +8112,12 @@
                       <a:avLst/>
                     </a:prstGeom>
                     <a:ln>
-                      <a:noFill/>
+                      <a:solidFill>
+                        <a:schemeClr val="tx1">
+                          <a:lumMod val="95000"/>
+                          <a:lumOff val="5000"/>
+                        </a:schemeClr>
+                      </a:solidFill>
                     </a:ln>
                     <a:extLst>
                       <a:ext uri="{53640926-AAD7-44D8-BBD7-CCE9431645EC}">
@@ -8109,6 +8154,7 @@
           <w:sz w:val="26"/>
           <w:szCs w:val="26"/>
         </w:rPr>
+        <w:lastRenderedPageBreak/>
         <w:t>Hình 5.6:</w:t>
       </w:r>
       <w:r>
@@ -8165,7 +8211,6 @@
           <w:sz w:val="26"/>
           <w:szCs w:val="26"/>
         </w:rPr>
-        <w:lastRenderedPageBreak/>
         <w:t xml:space="preserve">Bước </w:t>
       </w:r>
       <w:r>
@@ -8241,9 +8286,9 @@
           <w:noProof/>
         </w:rPr>
         <w:drawing>
-          <wp:inline distT="0" distB="0" distL="0" distR="0" wp14:anchorId="29988DBA" wp14:editId="33EF51C6">
+          <wp:inline distT="0" distB="0" distL="0" distR="0" wp14:anchorId="29988DBA" wp14:editId="3F03B1CA">
             <wp:extent cx="5238199" cy="2368550"/>
-            <wp:effectExtent l="0" t="0" r="635" b="0"/>
+            <wp:effectExtent l="19050" t="19050" r="19685" b="12700"/>
             <wp:docPr id="518526158" name="Picture 1"/>
             <wp:cNvGraphicFramePr>
               <a:graphicFrameLocks xmlns:a="http://schemas.openxmlformats.org/drawingml/2006/main" noChangeAspect="1"/>
@@ -8271,7 +8316,12 @@
                       <a:avLst/>
                     </a:prstGeom>
                     <a:ln>
-                      <a:noFill/>
+                      <a:solidFill>
+                        <a:schemeClr val="tx1">
+                          <a:lumMod val="95000"/>
+                          <a:lumOff val="5000"/>
+                        </a:schemeClr>
+                      </a:solidFill>
                     </a:ln>
                     <a:extLst>
                       <a:ext uri="{53640926-AAD7-44D8-BBD7-CCE9431645EC}">
@@ -8363,7 +8413,7 @@
         <w:widowControl w:val="0"/>
         <w:numPr>
           <w:ilvl w:val="2"/>
-          <w:numId w:val="71"/>
+          <w:numId w:val="49"/>
         </w:numPr>
         <w:spacing w:before="120" w:after="120" w:line="312" w:lineRule="auto"/>
         <w:ind w:left="810" w:firstLine="360"/>
@@ -8421,7 +8471,7 @@
         <w:widowControl w:val="0"/>
         <w:numPr>
           <w:ilvl w:val="2"/>
-          <w:numId w:val="71"/>
+          <w:numId w:val="49"/>
         </w:numPr>
         <w:spacing w:before="120" w:after="120" w:line="312" w:lineRule="auto"/>
         <w:ind w:left="810" w:firstLine="360"/>
@@ -8516,7 +8566,7 @@
           <w:sz w:val="26"/>
           <w:szCs w:val="26"/>
         </w:rPr>
-        <w:t>Xong</w:t>
+        <w:t>Nộp bài</w:t>
       </w:r>
       <w:r>
         <w:rPr>
@@ -8551,7 +8601,7 @@
         <w:widowControl w:val="0"/>
         <w:numPr>
           <w:ilvl w:val="2"/>
-          <w:numId w:val="71"/>
+          <w:numId w:val="49"/>
         </w:numPr>
         <w:spacing w:before="120" w:after="120" w:line="312" w:lineRule="auto"/>
         <w:ind w:left="810" w:firstLine="810"/>
@@ -8578,7 +8628,7 @@
           <w:sz w:val="26"/>
           <w:szCs w:val="26"/>
         </w:rPr>
-        <w:t>Nộp bài</w:t>
+        <w:t>Xong</w:t>
       </w:r>
       <w:r>
         <w:rPr>
@@ -8619,7 +8669,7 @@
         <w:widowControl w:val="0"/>
         <w:numPr>
           <w:ilvl w:val="2"/>
-          <w:numId w:val="71"/>
+          <w:numId w:val="49"/>
         </w:numPr>
         <w:spacing w:before="120" w:after="120" w:line="312" w:lineRule="auto"/>
         <w:ind w:left="810" w:firstLine="810"/>
@@ -8645,7 +8695,7 @@
         <w:widowControl w:val="0"/>
         <w:numPr>
           <w:ilvl w:val="2"/>
-          <w:numId w:val="71"/>
+          <w:numId w:val="49"/>
         </w:numPr>
         <w:spacing w:before="120" w:after="120" w:line="312" w:lineRule="auto"/>
         <w:ind w:left="810" w:firstLine="810"/>
@@ -8672,7 +8722,18 @@
           <w:sz w:val="26"/>
           <w:szCs w:val="26"/>
         </w:rPr>
-        <w:t>cho phép HSSV tiến hành đăng nhập và thực hành viết code trên điện thoại</w:t>
+        <w:t xml:space="preserve">cho phép HSSV tiến hành đăng </w:t>
+      </w:r>
+      <w:r>
+        <w:rPr>
+          <w:b/>
+          <w:bCs/>
+          <w:noProof/>
+          <w:sz w:val="26"/>
+          <w:szCs w:val="26"/>
+        </w:rPr>
+        <w:lastRenderedPageBreak/>
+        <w:t>nhập và thực hành viết code trên điện thoại</w:t>
       </w:r>
       <w:r>
         <w:rPr>
@@ -8712,16 +8773,75 @@
           <w:sz w:val="26"/>
           <w:szCs w:val="26"/>
         </w:rPr>
-        <w:t xml:space="preserve"> tình trạng </w:t>
-      </w:r>
-      <w:r>
-        <w:rPr>
-          <w:noProof/>
-          <w:sz w:val="26"/>
-          <w:szCs w:val="26"/>
-        </w:rPr>
-        <w:lastRenderedPageBreak/>
-        <w:t>thiếu máy cho HSSV thực hành.</w:t>
+        <w:t xml:space="preserve"> tình trạng thiếu máy cho HSSV thực hành.</w:t>
+      </w:r>
+    </w:p>
+    <w:p>
+      <w:pPr>
+        <w:pStyle w:val="ListParagraph"/>
+        <w:widowControl w:val="0"/>
+        <w:spacing w:before="120" w:after="120" w:line="312" w:lineRule="auto"/>
+        <w:ind w:left="1620"/>
+        <w:jc w:val="both"/>
+        <w:rPr>
+          <w:noProof/>
+          <w:sz w:val="26"/>
+          <w:szCs w:val="26"/>
+        </w:rPr>
+      </w:pPr>
+      <w:r>
+        <w:rPr>
+          <w:noProof/>
+        </w:rPr>
+        <w:drawing>
+          <wp:inline distT="0" distB="0" distL="0" distR="0" wp14:anchorId="686108E7" wp14:editId="3347B4D9">
+            <wp:extent cx="3669175" cy="1388962"/>
+            <wp:effectExtent l="19050" t="19050" r="26670" b="20955"/>
+            <wp:docPr id="1173658920" name="Picture 1"/>
+            <wp:cNvGraphicFramePr>
+              <a:graphicFrameLocks xmlns:a="http://schemas.openxmlformats.org/drawingml/2006/main" noChangeAspect="1"/>
+            </wp:cNvGraphicFramePr>
+            <a:graphic xmlns:a="http://schemas.openxmlformats.org/drawingml/2006/main">
+              <a:graphicData uri="http://schemas.openxmlformats.org/drawingml/2006/picture">
+                <pic:pic xmlns:pic="http://schemas.openxmlformats.org/drawingml/2006/picture">
+                  <pic:nvPicPr>
+                    <pic:cNvPr id="1173658920" name=""/>
+                    <pic:cNvPicPr/>
+                  </pic:nvPicPr>
+                  <pic:blipFill rotWithShape="1">
+                    <a:blip r:embed="rId18"/>
+                    <a:srcRect r="33807" b="55451"/>
+                    <a:stretch>
+                      <a:fillRect/>
+                    </a:stretch>
+                  </pic:blipFill>
+                  <pic:spPr bwMode="auto">
+                    <a:xfrm>
+                      <a:off x="0" y="0"/>
+                      <a:ext cx="3692734" cy="1397880"/>
+                    </a:xfrm>
+                    <a:prstGeom prst="rect">
+                      <a:avLst/>
+                    </a:prstGeom>
+                    <a:ln>
+                      <a:solidFill>
+                        <a:schemeClr val="tx1">
+                          <a:lumMod val="95000"/>
+                          <a:lumOff val="5000"/>
+                        </a:schemeClr>
+                      </a:solidFill>
+                    </a:ln>
+                    <a:extLst>
+                      <a:ext uri="{53640926-AAD7-44D8-BBD7-CCE9431645EC}">
+                        <a14:shadowObscured xmlns:a14="http://schemas.microsoft.com/office/drawing/2010/main"/>
+                      </a:ext>
+                    </a:extLst>
+                  </pic:spPr>
+                </pic:pic>
+              </a:graphicData>
+            </a:graphic>
+          </wp:inline>
+        </w:drawing>
       </w:r>
     </w:p>
     <w:p>
@@ -8809,9 +8929,9 @@
           <w:noProof/>
         </w:rPr>
         <w:drawing>
-          <wp:inline distT="0" distB="0" distL="0" distR="0" wp14:anchorId="7978068D" wp14:editId="5807B8A3">
+          <wp:inline distT="0" distB="0" distL="0" distR="0" wp14:anchorId="7978068D" wp14:editId="4E058E1B">
             <wp:extent cx="3946967" cy="2725838"/>
-            <wp:effectExtent l="0" t="0" r="0" b="0"/>
+            <wp:effectExtent l="19050" t="19050" r="15875" b="17780"/>
             <wp:docPr id="1430122677" name="Picture 1"/>
             <wp:cNvGraphicFramePr>
               <a:graphicFrameLocks xmlns:a="http://schemas.openxmlformats.org/drawingml/2006/main" noChangeAspect="1"/>
@@ -8824,7 +8944,7 @@
                     <pic:cNvPicPr/>
                   </pic:nvPicPr>
                   <pic:blipFill rotWithShape="1">
-                    <a:blip r:embed="rId18"/>
+                    <a:blip r:embed="rId19"/>
                     <a:srcRect r="33911" b="18854"/>
                     <a:stretch>
                       <a:fillRect/>
@@ -8839,7 +8959,12 @@
                       <a:avLst/>
                     </a:prstGeom>
                     <a:ln>
-                      <a:noFill/>
+                      <a:solidFill>
+                        <a:schemeClr val="tx1">
+                          <a:lumMod val="95000"/>
+                          <a:lumOff val="5000"/>
+                        </a:schemeClr>
+                      </a:solidFill>
                     </a:ln>
                     <a:extLst>
                       <a:ext uri="{53640926-AAD7-44D8-BBD7-CCE9431645EC}">
@@ -8974,7 +9099,7 @@
         <w:widowControl w:val="0"/>
         <w:numPr>
           <w:ilvl w:val="0"/>
-          <w:numId w:val="26"/>
+          <w:numId w:val="8"/>
         </w:numPr>
         <w:spacing w:before="120" w:after="120" w:line="312" w:lineRule="auto"/>
         <w:rPr>
@@ -8997,7 +9122,7 @@
         <w:widowControl w:val="0"/>
         <w:numPr>
           <w:ilvl w:val="0"/>
-          <w:numId w:val="26"/>
+          <w:numId w:val="8"/>
         </w:numPr>
         <w:spacing w:before="120" w:after="120" w:line="312" w:lineRule="auto"/>
         <w:rPr>
@@ -9012,6 +9137,7 @@
           <w:sz w:val="26"/>
           <w:szCs w:val="26"/>
         </w:rPr>
+        <w:lastRenderedPageBreak/>
         <w:t xml:space="preserve">Số câu đúng/sai </w:t>
       </w:r>
     </w:p>
@@ -9020,7 +9146,7 @@
         <w:widowControl w:val="0"/>
         <w:numPr>
           <w:ilvl w:val="0"/>
-          <w:numId w:val="26"/>
+          <w:numId w:val="8"/>
         </w:numPr>
         <w:spacing w:before="120" w:after="120" w:line="312" w:lineRule="auto"/>
         <w:rPr>
@@ -9096,12 +9222,12 @@
       <w:r>
         <w:rPr>
           <w:noProof/>
-        </w:rPr>
-        <w:lastRenderedPageBreak/>
+          <w:bdr w:val="single" w:sz="4" w:space="0" w:color="auto"/>
+        </w:rPr>
         <w:drawing>
-          <wp:inline distT="0" distB="0" distL="0" distR="0" wp14:anchorId="2475DA2E" wp14:editId="07D3B0A4">
+          <wp:inline distT="0" distB="0" distL="0" distR="0" wp14:anchorId="2475DA2E" wp14:editId="5B02C96E">
             <wp:extent cx="5972175" cy="3359150"/>
-            <wp:effectExtent l="0" t="0" r="9525" b="0"/>
+            <wp:effectExtent l="19050" t="19050" r="28575" b="12700"/>
             <wp:docPr id="984467324" name="Picture 1"/>
             <wp:cNvGraphicFramePr>
               <a:graphicFrameLocks xmlns:a="http://schemas.openxmlformats.org/drawingml/2006/main" noChangeAspect="1"/>
@@ -9114,7 +9240,7 @@
                     <pic:cNvPicPr/>
                   </pic:nvPicPr>
                   <pic:blipFill>
-                    <a:blip r:embed="rId19"/>
+                    <a:blip r:embed="rId20"/>
                     <a:stretch>
                       <a:fillRect/>
                     </a:stretch>
@@ -9127,6 +9253,14 @@
                     <a:prstGeom prst="rect">
                       <a:avLst/>
                     </a:prstGeom>
+                    <a:ln>
+                      <a:solidFill>
+                        <a:schemeClr val="tx1">
+                          <a:lumMod val="95000"/>
+                          <a:lumOff val="5000"/>
+                        </a:schemeClr>
+                      </a:solidFill>
+                    </a:ln>
                   </pic:spPr>
                 </pic:pic>
               </a:graphicData>
@@ -9159,11 +9293,12 @@
       <w:r>
         <w:rPr>
           <w:noProof/>
+          <w:bdr w:val="single" w:sz="4" w:space="0" w:color="auto"/>
         </w:rPr>
         <w:drawing>
-          <wp:inline distT="0" distB="0" distL="0" distR="0" wp14:anchorId="141B7C0B" wp14:editId="0145AA2D">
+          <wp:inline distT="0" distB="0" distL="0" distR="0" wp14:anchorId="141B7C0B" wp14:editId="49D0E620">
             <wp:extent cx="5752618" cy="1730415"/>
-            <wp:effectExtent l="0" t="0" r="635" b="3175"/>
+            <wp:effectExtent l="19050" t="19050" r="19685" b="22225"/>
             <wp:docPr id="323178325" name="Picture 1"/>
             <wp:cNvGraphicFramePr>
               <a:graphicFrameLocks xmlns:a="http://schemas.openxmlformats.org/drawingml/2006/main" noChangeAspect="1"/>
@@ -9176,7 +9311,7 @@
                     <pic:cNvPicPr/>
                   </pic:nvPicPr>
                   <pic:blipFill rotWithShape="1">
-                    <a:blip r:embed="rId20"/>
+                    <a:blip r:embed="rId21"/>
                     <a:srcRect r="3676" b="48487"/>
                     <a:stretch>
                       <a:fillRect/>
@@ -9191,7 +9326,12 @@
                       <a:avLst/>
                     </a:prstGeom>
                     <a:ln>
-                      <a:noFill/>
+                      <a:solidFill>
+                        <a:schemeClr val="tx1">
+                          <a:lumMod val="95000"/>
+                          <a:lumOff val="5000"/>
+                        </a:schemeClr>
+                      </a:solidFill>
                     </a:ln>
                     <a:extLst>
                       <a:ext uri="{53640926-AAD7-44D8-BBD7-CCE9431645EC}">
@@ -9226,6 +9366,7 @@
           <w:sz w:val="26"/>
           <w:szCs w:val="26"/>
         </w:rPr>
+        <w:lastRenderedPageBreak/>
         <w:t>Hình 6.11:</w:t>
       </w:r>
       <w:r>
@@ -9286,7 +9427,7 @@
         <w:widowControl w:val="0"/>
         <w:numPr>
           <w:ilvl w:val="0"/>
-          <w:numId w:val="27"/>
+          <w:numId w:val="9"/>
         </w:numPr>
         <w:spacing w:before="120" w:after="120" w:line="312" w:lineRule="auto"/>
         <w:rPr>
@@ -9309,7 +9450,7 @@
         <w:widowControl w:val="0"/>
         <w:numPr>
           <w:ilvl w:val="0"/>
-          <w:numId w:val="27"/>
+          <w:numId w:val="9"/>
         </w:numPr>
         <w:spacing w:before="120" w:after="120" w:line="312" w:lineRule="auto"/>
         <w:rPr>
@@ -9332,7 +9473,7 @@
         <w:widowControl w:val="0"/>
         <w:numPr>
           <w:ilvl w:val="0"/>
-          <w:numId w:val="27"/>
+          <w:numId w:val="9"/>
         </w:numPr>
         <w:spacing w:before="120" w:after="120" w:line="312" w:lineRule="auto"/>
         <w:rPr>
@@ -9395,44 +9536,21 @@
         <w:spacing w:before="120" w:after="120" w:line="312" w:lineRule="auto"/>
         <w:ind w:left="764"/>
         <w:rPr>
-          <w:noProof/>
-          <w:sz w:val="26"/>
-          <w:szCs w:val="26"/>
-        </w:rPr>
-      </w:pPr>
-      <w:r>
-        <w:rPr>
-          <w:noProof/>
-          <w:sz w:val="26"/>
-          <w:szCs w:val="26"/>
-        </w:rPr>
-        <w:pict w14:anchorId="55E3FDF3">
-          <v:rect id="_x0000_i1027" style="width:0;height:1.5pt" o:hralign="center" o:hrstd="t" o:hr="t" fillcolor="#a0a0a0" stroked="f"/>
-        </w:pict>
-      </w:r>
-    </w:p>
-    <w:p>
-      <w:pPr>
-        <w:widowControl w:val="0"/>
-        <w:spacing w:before="120" w:after="120" w:line="312" w:lineRule="auto"/>
-        <w:ind w:left="764"/>
-        <w:rPr>
-          <w:b/>
-          <w:bCs/>
-          <w:noProof/>
-          <w:sz w:val="26"/>
-          <w:szCs w:val="26"/>
-        </w:rPr>
-      </w:pPr>
-      <w:r>
-        <w:rPr>
-          <w:b/>
-          <w:bCs/>
-          <w:noProof/>
-          <w:sz w:val="26"/>
-          <w:szCs w:val="26"/>
-        </w:rPr>
-        <w:lastRenderedPageBreak/>
+          <w:b/>
+          <w:bCs/>
+          <w:noProof/>
+          <w:sz w:val="26"/>
+          <w:szCs w:val="26"/>
+        </w:rPr>
+      </w:pPr>
+      <w:r>
+        <w:rPr>
+          <w:b/>
+          <w:bCs/>
+          <w:noProof/>
+          <w:sz w:val="26"/>
+          <w:szCs w:val="26"/>
+        </w:rPr>
         <w:t>6.4. Quản lý ngân hàng câu hỏi</w:t>
       </w:r>
     </w:p>
@@ -9485,7 +9603,7 @@
         <w:widowControl w:val="0"/>
         <w:numPr>
           <w:ilvl w:val="0"/>
-          <w:numId w:val="28"/>
+          <w:numId w:val="10"/>
         </w:numPr>
         <w:spacing w:before="120" w:after="120" w:line="312" w:lineRule="auto"/>
         <w:rPr>
@@ -9508,7 +9626,7 @@
         <w:widowControl w:val="0"/>
         <w:numPr>
           <w:ilvl w:val="0"/>
-          <w:numId w:val="28"/>
+          <w:numId w:val="10"/>
         </w:numPr>
         <w:spacing w:before="120" w:after="120" w:line="312" w:lineRule="auto"/>
         <w:rPr>
@@ -9531,7 +9649,7 @@
         <w:widowControl w:val="0"/>
         <w:numPr>
           <w:ilvl w:val="0"/>
-          <w:numId w:val="28"/>
+          <w:numId w:val="10"/>
         </w:numPr>
         <w:spacing w:before="120" w:after="120" w:line="312" w:lineRule="auto"/>
         <w:rPr>
@@ -9554,7 +9672,7 @@
         <w:widowControl w:val="0"/>
         <w:numPr>
           <w:ilvl w:val="0"/>
-          <w:numId w:val="28"/>
+          <w:numId w:val="10"/>
         </w:numPr>
         <w:spacing w:before="120" w:after="120" w:line="312" w:lineRule="auto"/>
         <w:rPr>
@@ -9576,24 +9694,129 @@
       <w:pPr>
         <w:widowControl w:val="0"/>
         <w:spacing w:before="120" w:after="120" w:line="312" w:lineRule="auto"/>
+        <w:jc w:val="center"/>
+        <w:rPr>
+          <w:noProof/>
+          <w:sz w:val="26"/>
+          <w:szCs w:val="26"/>
+        </w:rPr>
+      </w:pPr>
+      <w:r>
+        <w:rPr>
+          <w:noProof/>
+          <w:bdr w:val="single" w:sz="4" w:space="0" w:color="auto"/>
+        </w:rPr>
+        <w:drawing>
+          <wp:inline distT="0" distB="0" distL="0" distR="0" wp14:anchorId="2695A835" wp14:editId="661271F4">
+            <wp:extent cx="4762982" cy="2379212"/>
+            <wp:effectExtent l="19050" t="19050" r="19050" b="21590"/>
+            <wp:docPr id="1605411641" name="Picture 1"/>
+            <wp:cNvGraphicFramePr>
+              <a:graphicFrameLocks xmlns:a="http://schemas.openxmlformats.org/drawingml/2006/main" noChangeAspect="1"/>
+            </wp:cNvGraphicFramePr>
+            <a:graphic xmlns:a="http://schemas.openxmlformats.org/drawingml/2006/main">
+              <a:graphicData uri="http://schemas.openxmlformats.org/drawingml/2006/picture">
+                <pic:pic xmlns:pic="http://schemas.openxmlformats.org/drawingml/2006/picture">
+                  <pic:nvPicPr>
+                    <pic:cNvPr id="1605411641" name=""/>
+                    <pic:cNvPicPr/>
+                  </pic:nvPicPr>
+                  <pic:blipFill>
+                    <a:blip r:embed="rId22"/>
+                    <a:stretch>
+                      <a:fillRect/>
+                    </a:stretch>
+                  </pic:blipFill>
+                  <pic:spPr>
+                    <a:xfrm>
+                      <a:off x="0" y="0"/>
+                      <a:ext cx="4779031" cy="2387229"/>
+                    </a:xfrm>
+                    <a:prstGeom prst="rect">
+                      <a:avLst/>
+                    </a:prstGeom>
+                    <a:ln>
+                      <a:solidFill>
+                        <a:schemeClr val="tx1">
+                          <a:lumMod val="95000"/>
+                          <a:lumOff val="5000"/>
+                        </a:schemeClr>
+                      </a:solidFill>
+                    </a:ln>
+                  </pic:spPr>
+                </pic:pic>
+              </a:graphicData>
+            </a:graphic>
+          </wp:inline>
+        </w:drawing>
+      </w:r>
+    </w:p>
+    <w:p>
+      <w:pPr>
+        <w:widowControl w:val="0"/>
+        <w:spacing w:before="120" w:after="120" w:line="312" w:lineRule="auto"/>
         <w:ind w:left="764"/>
-        <w:rPr>
-          <w:noProof/>
-          <w:sz w:val="26"/>
-          <w:szCs w:val="26"/>
-        </w:rPr>
-      </w:pPr>
-      <w:r>
-        <w:rPr>
-          <w:rFonts w:ascii="Segoe UI Emoji" w:hAnsi="Segoe UI Emoji" w:cs="Segoe UI Emoji"/>
-          <w:noProof/>
-          <w:sz w:val="26"/>
-          <w:szCs w:val="26"/>
-        </w:rPr>
-        <w:t>📌</w:t>
-      </w:r>
-      <w:r>
-        <w:rPr>
+        <w:jc w:val="center"/>
+        <w:rPr>
+          <w:noProof/>
+          <w:sz w:val="26"/>
+          <w:szCs w:val="26"/>
+        </w:rPr>
+      </w:pPr>
+      <w:r>
+        <w:rPr>
+          <w:b/>
+          <w:bCs/>
+          <w:noProof/>
+          <w:sz w:val="26"/>
+          <w:szCs w:val="26"/>
+        </w:rPr>
+        <w:t xml:space="preserve">Hình </w:t>
+      </w:r>
+      <w:r>
+        <w:rPr>
+          <w:b/>
+          <w:bCs/>
+          <w:noProof/>
+          <w:sz w:val="26"/>
+          <w:szCs w:val="26"/>
+        </w:rPr>
+        <w:t>5</w:t>
+      </w:r>
+      <w:r>
+        <w:rPr>
+          <w:b/>
+          <w:bCs/>
+          <w:noProof/>
+          <w:sz w:val="26"/>
+          <w:szCs w:val="26"/>
+        </w:rPr>
+        <w:t>.1</w:t>
+      </w:r>
+      <w:r>
+        <w:rPr>
+          <w:b/>
+          <w:bCs/>
+          <w:noProof/>
+          <w:sz w:val="26"/>
+          <w:szCs w:val="26"/>
+        </w:rPr>
+        <w:t>1</w:t>
+      </w:r>
+      <w:r>
+        <w:rPr>
+          <w:b/>
+          <w:bCs/>
+          <w:noProof/>
+          <w:sz w:val="26"/>
+          <w:szCs w:val="26"/>
+        </w:rPr>
+        <w:t>:</w:t>
+      </w:r>
+      <w:r>
+        <w:rPr>
+          <w:b/>
+          <w:bCs/>
           <w:noProof/>
           <w:sz w:val="26"/>
           <w:szCs w:val="26"/>
@@ -9602,13 +9825,11 @@
       </w:r>
       <w:r>
         <w:rPr>
-          <w:i/>
-          <w:iCs/>
-          <w:noProof/>
-          <w:sz w:val="26"/>
-          <w:szCs w:val="26"/>
-        </w:rPr>
-        <w:t>[Chèn Hình 6.13: File JSON chứa câu hỏi]</w:t>
+          <w:noProof/>
+          <w:sz w:val="26"/>
+          <w:szCs w:val="26"/>
+        </w:rPr>
+        <w:t xml:space="preserve">Định dạng câu hỏi </w:t>
       </w:r>
     </w:p>
     <w:p>
@@ -9617,20 +9838,22 @@
         <w:spacing w:before="120" w:after="120" w:line="312" w:lineRule="auto"/>
         <w:ind w:left="764"/>
         <w:rPr>
-          <w:noProof/>
-          <w:sz w:val="26"/>
-          <w:szCs w:val="26"/>
-        </w:rPr>
-      </w:pPr>
-      <w:r>
-        <w:rPr>
-          <w:noProof/>
-          <w:sz w:val="26"/>
-          <w:szCs w:val="26"/>
-        </w:rPr>
-        <w:pict w14:anchorId="26923BCE">
-          <v:rect id="_x0000_i1028" style="width:0;height:1.5pt" o:hralign="center" o:hrstd="t" o:hr="t" fillcolor="#a0a0a0" stroked="f"/>
-        </w:pict>
+          <w:b/>
+          <w:bCs/>
+          <w:noProof/>
+          <w:sz w:val="26"/>
+          <w:szCs w:val="26"/>
+        </w:rPr>
+      </w:pPr>
+      <w:r>
+        <w:rPr>
+          <w:b/>
+          <w:bCs/>
+          <w:noProof/>
+          <w:sz w:val="26"/>
+          <w:szCs w:val="26"/>
+        </w:rPr>
+        <w:t>Bước 2: Import câu hỏi vào hệ thống</w:t>
       </w:r>
     </w:p>
     <w:p>
@@ -9638,23 +9861,54 @@
         <w:widowControl w:val="0"/>
         <w:spacing w:before="120" w:after="120" w:line="312" w:lineRule="auto"/>
         <w:ind w:left="764"/>
-        <w:rPr>
-          <w:b/>
-          <w:bCs/>
-          <w:noProof/>
-          <w:sz w:val="26"/>
-          <w:szCs w:val="26"/>
-        </w:rPr>
-      </w:pPr>
-      <w:r>
-        <w:rPr>
-          <w:b/>
-          <w:bCs/>
-          <w:noProof/>
-          <w:sz w:val="26"/>
-          <w:szCs w:val="26"/>
-        </w:rPr>
-        <w:t>Bước 2: Import câu hỏi vào hệ thống</w:t>
+        <w:jc w:val="both"/>
+        <w:rPr>
+          <w:noProof/>
+          <w:sz w:val="26"/>
+          <w:szCs w:val="26"/>
+        </w:rPr>
+      </w:pPr>
+      <w:r>
+        <w:rPr>
+          <w:noProof/>
+          <w:sz w:val="26"/>
+          <w:szCs w:val="26"/>
+        </w:rPr>
+        <w:t xml:space="preserve">Sử dụng lệnh </w:t>
+      </w:r>
+      <w:r>
+        <w:rPr>
+          <w:b/>
+          <w:bCs/>
+          <w:noProof/>
+          <w:sz w:val="26"/>
+          <w:szCs w:val="26"/>
+        </w:rPr>
+        <w:t>mongoimport</w:t>
+      </w:r>
+      <w:r>
+        <w:rPr>
+          <w:noProof/>
+          <w:sz w:val="26"/>
+          <w:szCs w:val="26"/>
+        </w:rPr>
+        <w:t xml:space="preserve"> để đưa câu hỏi vào collection questions</w:t>
+      </w:r>
+      <w:r>
+        <w:rPr>
+          <w:noProof/>
+          <w:sz w:val="26"/>
+          <w:szCs w:val="26"/>
+        </w:rPr>
+        <w:t xml:space="preserve"> trên MongoDb</w:t>
+      </w:r>
+      <w:r>
+        <w:rPr>
+          <w:noProof/>
+          <w:sz w:val="26"/>
+          <w:szCs w:val="26"/>
+        </w:rPr>
+        <w:t>.</w:t>
       </w:r>
     </w:p>
     <w:p>
@@ -9671,10 +9925,52 @@
       <w:r>
         <w:rPr>
           <w:noProof/>
-          <w:sz w:val="26"/>
-          <w:szCs w:val="26"/>
-        </w:rPr>
-        <w:t>Sử dụng lệnh mongoimport để đưa câu hỏi vào collection questions.</w:t>
+          <w:bdr w:val="single" w:sz="4" w:space="0" w:color="auto"/>
+        </w:rPr>
+        <w:lastRenderedPageBreak/>
+        <w:drawing>
+          <wp:inline distT="0" distB="0" distL="0" distR="0" wp14:anchorId="465A939E" wp14:editId="66FDAA15">
+            <wp:extent cx="4762982" cy="2379212"/>
+            <wp:effectExtent l="19050" t="19050" r="19050" b="21590"/>
+            <wp:docPr id="1724568867" name="Picture 1"/>
+            <wp:cNvGraphicFramePr>
+              <a:graphicFrameLocks xmlns:a="http://schemas.openxmlformats.org/drawingml/2006/main" noChangeAspect="1"/>
+            </wp:cNvGraphicFramePr>
+            <a:graphic xmlns:a="http://schemas.openxmlformats.org/drawingml/2006/main">
+              <a:graphicData uri="http://schemas.openxmlformats.org/drawingml/2006/picture">
+                <pic:pic xmlns:pic="http://schemas.openxmlformats.org/drawingml/2006/picture">
+                  <pic:nvPicPr>
+                    <pic:cNvPr id="1605411641" name=""/>
+                    <pic:cNvPicPr/>
+                  </pic:nvPicPr>
+                  <pic:blipFill>
+                    <a:blip r:embed="rId22"/>
+                    <a:stretch>
+                      <a:fillRect/>
+                    </a:stretch>
+                  </pic:blipFill>
+                  <pic:spPr>
+                    <a:xfrm>
+                      <a:off x="0" y="0"/>
+                      <a:ext cx="4779031" cy="2387229"/>
+                    </a:xfrm>
+                    <a:prstGeom prst="rect">
+                      <a:avLst/>
+                    </a:prstGeom>
+                    <a:ln>
+                      <a:solidFill>
+                        <a:schemeClr val="tx1">
+                          <a:lumMod val="95000"/>
+                          <a:lumOff val="5000"/>
+                        </a:schemeClr>
+                      </a:solidFill>
+                    </a:ln>
+                  </pic:spPr>
+                </pic:pic>
+              </a:graphicData>
+            </a:graphic>
+          </wp:inline>
+        </w:drawing>
       </w:r>
     </w:p>
     <w:p>
@@ -9682,60 +9978,50 @@
         <w:widowControl w:val="0"/>
         <w:spacing w:before="120" w:after="120" w:line="312" w:lineRule="auto"/>
         <w:ind w:left="764"/>
-        <w:rPr>
-          <w:noProof/>
-          <w:sz w:val="26"/>
-          <w:szCs w:val="26"/>
-        </w:rPr>
-      </w:pPr>
-      <w:r>
-        <w:rPr>
-          <w:rFonts w:ascii="Segoe UI Emoji" w:hAnsi="Segoe UI Emoji" w:cs="Segoe UI Emoji"/>
-          <w:noProof/>
-          <w:sz w:val="26"/>
-          <w:szCs w:val="26"/>
-        </w:rPr>
-        <w:t>📌</w:t>
-      </w:r>
-      <w:r>
-        <w:rPr>
-          <w:noProof/>
-          <w:sz w:val="26"/>
-          <w:szCs w:val="26"/>
-        </w:rPr>
-        <w:t xml:space="preserve"> </w:t>
-      </w:r>
-      <w:r>
-        <w:rPr>
-          <w:i/>
-          <w:iCs/>
-          <w:noProof/>
-          <w:sz w:val="26"/>
-          <w:szCs w:val="26"/>
-        </w:rPr>
-        <w:t>[Chèn Hình 6.14: Giao diện MongoDB hiển thị câu hỏi]</w:t>
-      </w:r>
-    </w:p>
-    <w:p>
-      <w:pPr>
-        <w:widowControl w:val="0"/>
-        <w:spacing w:before="120" w:after="120" w:line="312" w:lineRule="auto"/>
-        <w:ind w:left="764"/>
-        <w:rPr>
-          <w:noProof/>
-          <w:sz w:val="26"/>
-          <w:szCs w:val="26"/>
-        </w:rPr>
-      </w:pPr>
-      <w:r>
-        <w:rPr>
-          <w:noProof/>
-          <w:sz w:val="26"/>
-          <w:szCs w:val="26"/>
-        </w:rPr>
-        <w:pict w14:anchorId="530D1039">
-          <v:rect id="_x0000_i1029" style="width:0;height:1.5pt" o:hralign="center" o:hrstd="t" o:hr="t" fillcolor="#a0a0a0" stroked="f"/>
-        </w:pict>
+        <w:jc w:val="center"/>
+        <w:rPr>
+          <w:noProof/>
+          <w:sz w:val="26"/>
+          <w:szCs w:val="26"/>
+        </w:rPr>
+      </w:pPr>
+      <w:r>
+        <w:rPr>
+          <w:b/>
+          <w:bCs/>
+          <w:noProof/>
+          <w:sz w:val="26"/>
+          <w:szCs w:val="26"/>
+        </w:rPr>
+        <w:t>Hình 6.1</w:t>
+      </w:r>
+      <w:r>
+        <w:rPr>
+          <w:b/>
+          <w:bCs/>
+          <w:noProof/>
+          <w:sz w:val="26"/>
+          <w:szCs w:val="26"/>
+        </w:rPr>
+        <w:t>2</w:t>
+      </w:r>
+      <w:r>
+        <w:rPr>
+          <w:b/>
+          <w:bCs/>
+          <w:noProof/>
+          <w:sz w:val="26"/>
+          <w:szCs w:val="26"/>
+        </w:rPr>
+        <w:t>:</w:t>
+      </w:r>
+      <w:r>
+        <w:rPr>
+          <w:noProof/>
+          <w:sz w:val="26"/>
+          <w:szCs w:val="26"/>
+        </w:rPr>
+        <w:t xml:space="preserve"> Giao diện MongoDB hiển thị câu hỏi</w:t>
       </w:r>
     </w:p>
     <w:p>
@@ -9767,7 +10053,7 @@
         <w:widowControl w:val="0"/>
         <w:numPr>
           <w:ilvl w:val="0"/>
-          <w:numId w:val="29"/>
+          <w:numId w:val="11"/>
         </w:numPr>
         <w:spacing w:before="120" w:after="120" w:line="312" w:lineRule="auto"/>
         <w:rPr>
@@ -9790,7 +10076,7 @@
         <w:widowControl w:val="0"/>
         <w:numPr>
           <w:ilvl w:val="0"/>
-          <w:numId w:val="29"/>
+          <w:numId w:val="11"/>
         </w:numPr>
         <w:spacing w:before="120" w:after="120" w:line="312" w:lineRule="auto"/>
         <w:rPr>
@@ -9813,7 +10099,7 @@
         <w:widowControl w:val="0"/>
         <w:numPr>
           <w:ilvl w:val="0"/>
-          <w:numId w:val="29"/>
+          <w:numId w:val="11"/>
         </w:numPr>
         <w:spacing w:before="120" w:after="120" w:line="312" w:lineRule="auto"/>
         <w:rPr>
@@ -9836,7 +10122,7 @@
         <w:widowControl w:val="0"/>
         <w:numPr>
           <w:ilvl w:val="0"/>
-          <w:numId w:val="29"/>
+          <w:numId w:val="11"/>
         </w:numPr>
         <w:spacing w:before="120" w:after="120" w:line="312" w:lineRule="auto"/>
         <w:rPr>
@@ -9943,7 +10229,7 @@
         <w:widowControl w:val="0"/>
         <w:numPr>
           <w:ilvl w:val="0"/>
-          <w:numId w:val="37"/>
+          <w:numId w:val="19"/>
         </w:numPr>
         <w:spacing w:before="120" w:after="120" w:line="312" w:lineRule="auto"/>
         <w:rPr>
@@ -10001,7 +10287,7 @@
         <w:widowControl w:val="0"/>
         <w:numPr>
           <w:ilvl w:val="0"/>
-          <w:numId w:val="37"/>
+          <w:numId w:val="19"/>
         </w:numPr>
         <w:spacing w:before="120" w:after="120" w:line="312" w:lineRule="auto"/>
         <w:rPr>
@@ -10031,7 +10317,7 @@
         <w:widowControl w:val="0"/>
         <w:numPr>
           <w:ilvl w:val="0"/>
-          <w:numId w:val="37"/>
+          <w:numId w:val="19"/>
         </w:numPr>
         <w:spacing w:before="120" w:after="120" w:line="312" w:lineRule="auto"/>
         <w:rPr>
@@ -10089,7 +10375,7 @@
         <w:widowControl w:val="0"/>
         <w:numPr>
           <w:ilvl w:val="0"/>
-          <w:numId w:val="37"/>
+          <w:numId w:val="19"/>
         </w:numPr>
         <w:spacing w:before="120" w:after="120" w:line="312" w:lineRule="auto"/>
         <w:rPr>
@@ -10111,15 +10397,7 @@
           <w:sz w:val="26"/>
           <w:szCs w:val="26"/>
         </w:rPr>
-        <w:t xml:space="preserve"> Sinh viên truy cập hệ thống CodeBloom tại địa chỉ triển khai </w:t>
-      </w:r>
-      <w:r>
-        <w:rPr>
-          <w:sz w:val="26"/>
-          <w:szCs w:val="26"/>
-        </w:rPr>
-        <w:lastRenderedPageBreak/>
-        <w:t>trên Render.com, đăng nhập, làm bài và nộp bài trực tuyến.</w:t>
+        <w:t xml:space="preserve"> Sinh viên truy cập hệ thống CodeBloom tại địa chỉ triển khai trên Render.com, đăng nhập, làm bài và nộp bài trực tuyến.</w:t>
       </w:r>
     </w:p>
     <w:p>
@@ -10144,7 +10422,7 @@
         <w:widowControl w:val="0"/>
         <w:numPr>
           <w:ilvl w:val="0"/>
-          <w:numId w:val="38"/>
+          <w:numId w:val="20"/>
         </w:numPr>
         <w:spacing w:before="120" w:after="120" w:line="312" w:lineRule="auto"/>
         <w:rPr>
@@ -10165,7 +10443,7 @@
         <w:widowControl w:val="0"/>
         <w:numPr>
           <w:ilvl w:val="0"/>
-          <w:numId w:val="38"/>
+          <w:numId w:val="20"/>
         </w:numPr>
         <w:spacing w:before="120" w:after="120" w:line="312" w:lineRule="auto"/>
         <w:rPr>
@@ -10186,7 +10464,7 @@
         <w:widowControl w:val="0"/>
         <w:numPr>
           <w:ilvl w:val="0"/>
-          <w:numId w:val="38"/>
+          <w:numId w:val="20"/>
         </w:numPr>
         <w:spacing w:before="120" w:after="120" w:line="312" w:lineRule="auto"/>
         <w:rPr>
@@ -10199,6 +10477,7 @@
           <w:sz w:val="26"/>
           <w:szCs w:val="26"/>
         </w:rPr>
+        <w:lastRenderedPageBreak/>
         <w:t>Kiểm tra cuối kỳ (cấp độ 4–6)</w:t>
       </w:r>
     </w:p>
@@ -11507,7 +11786,6 @@
           <w:sz w:val="26"/>
           <w:szCs w:val="26"/>
         </w:rPr>
-        <w:lastRenderedPageBreak/>
         <w:t>c. Mức độ tiến bộ của sinh viên</w:t>
       </w:r>
     </w:p>
@@ -11817,6 +12095,7 @@
                 <w:sz w:val="26"/>
                 <w:szCs w:val="26"/>
               </w:rPr>
+              <w:lastRenderedPageBreak/>
               <w:t>Vận dụng</w:t>
             </w:r>
           </w:p>
@@ -12710,7 +12989,46 @@
           <w:szCs w:val="26"/>
         </w:rPr>
         <w:br/>
-        <w:t xml:space="preserve">“Em rất thích vì hệ thống chấm liền, biết mình sai ở đâu để sửa lại ngay. Cảm giác học lập </w:t>
+        <w:t>“Em rất thích vì hệ thống chấm liền, biết mình sai ở đâu để sửa lại ngay. Cảm giác học lập trình thú vị</w:t>
+      </w:r>
+      <w:r>
+        <w:rPr>
+          <w:sz w:val="26"/>
+          <w:szCs w:val="26"/>
+        </w:rPr>
+        <w:t xml:space="preserve"> và thuận tiện</w:t>
+      </w:r>
+      <w:r>
+        <w:rPr>
+          <w:sz w:val="26"/>
+          <w:szCs w:val="26"/>
+        </w:rPr>
+        <w:t xml:space="preserve"> hơn trước nhiều.”</w:t>
+      </w:r>
+    </w:p>
+    <w:p>
+      <w:pPr>
+        <w:widowControl w:val="0"/>
+        <w:spacing w:before="120" w:after="120" w:line="312" w:lineRule="auto"/>
+        <w:rPr>
+          <w:sz w:val="26"/>
+          <w:szCs w:val="26"/>
+        </w:rPr>
+      </w:pPr>
+      <w:r>
+        <w:rPr>
+          <w:sz w:val="26"/>
+          <w:szCs w:val="26"/>
+        </w:rPr>
+        <w:t xml:space="preserve"> Một giảng viên nhận xét:</w:t>
+      </w:r>
+      <w:r>
+        <w:rPr>
+          <w:sz w:val="26"/>
+          <w:szCs w:val="26"/>
+        </w:rPr>
+        <w:br/>
+        <w:t xml:space="preserve">“CodeBloom giúp tôi kiểm soát tiến độ học tập từng sinh viên rất dễ, tiết kiệm rất nhiều </w:t>
       </w:r>
       <w:r>
         <w:rPr>
@@ -12718,46 +13036,7 @@
           <w:szCs w:val="26"/>
         </w:rPr>
         <w:lastRenderedPageBreak/>
-        <w:t>trình thú vị</w:t>
-      </w:r>
-      <w:r>
-        <w:rPr>
-          <w:sz w:val="26"/>
-          <w:szCs w:val="26"/>
-        </w:rPr>
-        <w:t xml:space="preserve"> và thuận tiện</w:t>
-      </w:r>
-      <w:r>
-        <w:rPr>
-          <w:sz w:val="26"/>
-          <w:szCs w:val="26"/>
-        </w:rPr>
-        <w:t xml:space="preserve"> hơn trước nhiều.”</w:t>
-      </w:r>
-    </w:p>
-    <w:p>
-      <w:pPr>
-        <w:widowControl w:val="0"/>
-        <w:spacing w:before="120" w:after="120" w:line="312" w:lineRule="auto"/>
-        <w:rPr>
-          <w:sz w:val="26"/>
-          <w:szCs w:val="26"/>
-        </w:rPr>
-      </w:pPr>
-      <w:r>
-        <w:rPr>
-          <w:sz w:val="26"/>
-          <w:szCs w:val="26"/>
-        </w:rPr>
-        <w:t xml:space="preserve"> Một giảng viên nhận xét:</w:t>
-      </w:r>
-      <w:r>
-        <w:rPr>
-          <w:sz w:val="26"/>
-          <w:szCs w:val="26"/>
-        </w:rPr>
-        <w:br/>
-        <w:t>“CodeBloom giúp tôi kiểm soát tiến độ học tập từng sinh viên rất dễ, tiết kiệm rất nhiều thời gian chấm và thống kê điểm.”</w:t>
+        <w:t>thời gian chấm và thống kê điểm.”</w:t>
       </w:r>
     </w:p>
     <w:p>
@@ -12807,7 +13086,7 @@
         <w:widowControl w:val="0"/>
         <w:numPr>
           <w:ilvl w:val="0"/>
-          <w:numId w:val="39"/>
+          <w:numId w:val="21"/>
         </w:numPr>
         <w:spacing w:before="120" w:after="120" w:line="312" w:lineRule="auto"/>
         <w:rPr>
@@ -12844,7 +13123,7 @@
         <w:widowControl w:val="0"/>
         <w:numPr>
           <w:ilvl w:val="0"/>
-          <w:numId w:val="39"/>
+          <w:numId w:val="21"/>
         </w:numPr>
         <w:spacing w:before="120" w:after="120" w:line="312" w:lineRule="auto"/>
         <w:rPr>
@@ -12881,7 +13160,7 @@
         <w:widowControl w:val="0"/>
         <w:numPr>
           <w:ilvl w:val="0"/>
-          <w:numId w:val="39"/>
+          <w:numId w:val="21"/>
         </w:numPr>
         <w:spacing w:before="120" w:after="120" w:line="312" w:lineRule="auto"/>
         <w:rPr>
@@ -12918,7 +13197,7 @@
         <w:widowControl w:val="0"/>
         <w:numPr>
           <w:ilvl w:val="0"/>
-          <w:numId w:val="39"/>
+          <w:numId w:val="21"/>
         </w:numPr>
         <w:spacing w:before="120" w:after="120" w:line="312" w:lineRule="auto"/>
         <w:rPr>
@@ -12976,7 +13255,7 @@
         <w:widowControl w:val="0"/>
         <w:numPr>
           <w:ilvl w:val="0"/>
-          <w:numId w:val="40"/>
+          <w:numId w:val="22"/>
         </w:numPr>
         <w:spacing w:before="120" w:after="120" w:line="312" w:lineRule="auto"/>
         <w:rPr>
@@ -13006,7 +13285,7 @@
         <w:widowControl w:val="0"/>
         <w:numPr>
           <w:ilvl w:val="0"/>
-          <w:numId w:val="40"/>
+          <w:numId w:val="22"/>
         </w:numPr>
         <w:spacing w:before="120" w:after="120" w:line="312" w:lineRule="auto"/>
         <w:rPr>
@@ -13036,7 +13315,7 @@
         <w:widowControl w:val="0"/>
         <w:numPr>
           <w:ilvl w:val="0"/>
-          <w:numId w:val="40"/>
+          <w:numId w:val="22"/>
         </w:numPr>
         <w:spacing w:before="120" w:after="120" w:line="312" w:lineRule="auto"/>
         <w:rPr>
@@ -13073,7 +13352,7 @@
         <w:widowControl w:val="0"/>
         <w:numPr>
           <w:ilvl w:val="0"/>
-          <w:numId w:val="40"/>
+          <w:numId w:val="22"/>
         </w:numPr>
         <w:spacing w:before="120" w:after="120" w:line="312" w:lineRule="auto"/>
         <w:rPr>
@@ -13131,7 +13410,7 @@
         <w:widowControl w:val="0"/>
         <w:numPr>
           <w:ilvl w:val="0"/>
-          <w:numId w:val="41"/>
+          <w:numId w:val="23"/>
         </w:numPr>
         <w:spacing w:before="120" w:after="120" w:line="312" w:lineRule="auto"/>
         <w:rPr>
@@ -13168,7 +13447,7 @@
         <w:widowControl w:val="0"/>
         <w:numPr>
           <w:ilvl w:val="0"/>
-          <w:numId w:val="41"/>
+          <w:numId w:val="23"/>
         </w:numPr>
         <w:spacing w:before="120" w:after="120" w:line="312" w:lineRule="auto"/>
         <w:rPr>
@@ -13205,7 +13484,7 @@
         <w:widowControl w:val="0"/>
         <w:numPr>
           <w:ilvl w:val="0"/>
-          <w:numId w:val="41"/>
+          <w:numId w:val="23"/>
         </w:numPr>
         <w:spacing w:before="120" w:after="120" w:line="312" w:lineRule="auto"/>
         <w:rPr>
@@ -13273,7 +13552,7 @@
         <w:widowControl w:val="0"/>
         <w:numPr>
           <w:ilvl w:val="0"/>
-          <w:numId w:val="43"/>
+          <w:numId w:val="24"/>
         </w:numPr>
         <w:spacing w:before="120" w:after="120" w:line="312" w:lineRule="auto"/>
         <w:rPr>
@@ -13310,7 +13589,7 @@
         <w:widowControl w:val="0"/>
         <w:numPr>
           <w:ilvl w:val="0"/>
-          <w:numId w:val="43"/>
+          <w:numId w:val="24"/>
         </w:numPr>
         <w:spacing w:before="120" w:after="120" w:line="312" w:lineRule="auto"/>
         <w:rPr>
@@ -13363,7 +13642,7 @@
         <w:widowControl w:val="0"/>
         <w:numPr>
           <w:ilvl w:val="0"/>
-          <w:numId w:val="43"/>
+          <w:numId w:val="24"/>
         </w:numPr>
         <w:spacing w:before="120" w:after="120" w:line="312" w:lineRule="auto"/>
         <w:rPr>
@@ -13409,58 +13688,78 @@
           <w:sz w:val="26"/>
           <w:szCs w:val="26"/>
         </w:rPr>
+        <w:t xml:space="preserve">Đây là mô hình hoàn toàn khả thi để </w:t>
+      </w:r>
+      <w:r>
+        <w:rPr>
+          <w:b/>
+          <w:bCs/>
+          <w:sz w:val="26"/>
+          <w:szCs w:val="26"/>
+        </w:rPr>
+        <w:t>nhân rộng cho các học phần lập trình khác</w:t>
+      </w:r>
+      <w:r>
+        <w:rPr>
+          <w:sz w:val="26"/>
+          <w:szCs w:val="26"/>
+        </w:rPr>
+        <w:t>, thậm chí áp dụng cho các ngành kỹ thuật khác trong nhà trường.</w:t>
+      </w:r>
+    </w:p>
+    <w:p>
+      <w:pPr>
+        <w:widowControl w:val="0"/>
+        <w:spacing w:before="120" w:after="120" w:line="312" w:lineRule="auto"/>
+        <w:ind w:left="360"/>
+        <w:rPr>
+          <w:b/>
+          <w:bCs/>
+          <w:noProof/>
+          <w:sz w:val="26"/>
+          <w:szCs w:val="26"/>
+        </w:rPr>
+      </w:pPr>
+      <w:r>
+        <w:rPr>
+          <w:b/>
+          <w:bCs/>
+          <w:noProof/>
+          <w:sz w:val="26"/>
+          <w:szCs w:val="26"/>
+        </w:rPr>
         <w:lastRenderedPageBreak/>
-        <w:t xml:space="preserve">Đây là mô hình hoàn toàn khả thi để </w:t>
-      </w:r>
-      <w:r>
-        <w:rPr>
-          <w:b/>
-          <w:bCs/>
-          <w:sz w:val="26"/>
-          <w:szCs w:val="26"/>
-        </w:rPr>
-        <w:t>nhân rộng cho các học phần lập trình khác</w:t>
-      </w:r>
-      <w:r>
-        <w:rPr>
-          <w:sz w:val="26"/>
-          <w:szCs w:val="26"/>
-        </w:rPr>
-        <w:t>, thậm chí áp dụng cho các ngành kỹ thuật khác trong nhà trường.</w:t>
+        <w:t xml:space="preserve">5. </w:t>
+      </w:r>
+      <w:r>
+        <w:rPr>
+          <w:b/>
+          <w:bCs/>
+          <w:noProof/>
+          <w:sz w:val="26"/>
+          <w:szCs w:val="26"/>
+        </w:rPr>
+        <w:t>Ưu điểm nổi bật của sáng kiến</w:t>
       </w:r>
     </w:p>
     <w:p>
       <w:pPr>
         <w:widowControl w:val="0"/>
         <w:spacing w:before="120" w:after="120" w:line="312" w:lineRule="auto"/>
-        <w:ind w:left="360"/>
-        <w:rPr>
-          <w:b/>
-          <w:bCs/>
-          <w:noProof/>
-          <w:sz w:val="26"/>
-          <w:szCs w:val="26"/>
-        </w:rPr>
-      </w:pPr>
-      <w:r>
-        <w:rPr>
-          <w:b/>
-          <w:bCs/>
-          <w:noProof/>
-          <w:sz w:val="26"/>
-          <w:szCs w:val="26"/>
-        </w:rPr>
-        <w:t xml:space="preserve">5. </w:t>
-      </w:r>
-      <w:r>
-        <w:rPr>
-          <w:b/>
-          <w:bCs/>
-          <w:noProof/>
-          <w:sz w:val="26"/>
-          <w:szCs w:val="26"/>
-        </w:rPr>
-        <w:t>Ưu điểm nổi bật của sáng kiến</w:t>
+        <w:ind w:left="764"/>
+        <w:rPr>
+          <w:noProof/>
+          <w:sz w:val="26"/>
+          <w:szCs w:val="26"/>
+        </w:rPr>
+      </w:pPr>
+      <w:r>
+        <w:rPr>
+          <w:noProof/>
+          <w:sz w:val="26"/>
+          <w:szCs w:val="26"/>
+        </w:rPr>
+        <w:t>Sáng kiến “Xây dựng hệ thống CodeBloom – Đánh giá kỹ năng lập trình theo cấp độ Bloom” mang lại nhiều ưu điểm vượt trội so với các phương pháp kiểm tra, đánh giá truyền thống, thể hiện trên các khía cạnh sau:</w:t>
       </w:r>
     </w:p>
     <w:p>
@@ -13469,18 +13768,32 @@
         <w:spacing w:before="120" w:after="120" w:line="312" w:lineRule="auto"/>
         <w:ind w:left="764"/>
         <w:rPr>
-          <w:noProof/>
-          <w:sz w:val="26"/>
-          <w:szCs w:val="26"/>
-        </w:rPr>
-      </w:pPr>
-      <w:r>
-        <w:rPr>
-          <w:noProof/>
-          <w:sz w:val="26"/>
-          <w:szCs w:val="26"/>
-        </w:rPr>
-        <w:t>Sáng kiến “Xây dựng hệ thống CodeBloom – Đánh giá kỹ năng lập trình theo cấp độ Bloom” mang lại nhiều ưu điểm vượt trội so với các phương pháp kiểm tra, đánh giá truyền thống, thể hiện trên các khía cạnh sau:</w:t>
+          <w:b/>
+          <w:bCs/>
+          <w:noProof/>
+          <w:sz w:val="26"/>
+          <w:szCs w:val="26"/>
+        </w:rPr>
+      </w:pPr>
+      <w:r>
+        <w:rPr>
+          <w:b/>
+          <w:bCs/>
+          <w:noProof/>
+          <w:sz w:val="26"/>
+          <w:szCs w:val="26"/>
+        </w:rPr>
+        <w:t>5.</w:t>
+      </w:r>
+      <w:r>
+        <w:rPr>
+          <w:b/>
+          <w:bCs/>
+          <w:noProof/>
+          <w:sz w:val="26"/>
+          <w:szCs w:val="26"/>
+        </w:rPr>
+        <w:t>1. Nâng cao tính khách quan và chính xác trong đánh giá</w:t>
       </w:r>
     </w:p>
     <w:p>
@@ -13489,6 +13802,26 @@
         <w:spacing w:before="120" w:after="120" w:line="312" w:lineRule="auto"/>
         <w:ind w:left="764"/>
         <w:rPr>
+          <w:noProof/>
+          <w:sz w:val="26"/>
+          <w:szCs w:val="26"/>
+        </w:rPr>
+      </w:pPr>
+      <w:r>
+        <w:rPr>
+          <w:noProof/>
+          <w:sz w:val="26"/>
+          <w:szCs w:val="26"/>
+        </w:rPr>
+        <w:t>Hệ thống thực hiện chấm bài hoàn toàn tự động dựa trên đáp án đã được thiết lập, loại bỏ yếu tố chủ quan của người chấm. Điều này giúp đảm bảo tính công bằng, minh bạch và nhất quán trong việc đánh giá kết quả học tập của sinh viên.</w:t>
+      </w:r>
+    </w:p>
+    <w:p>
+      <w:pPr>
+        <w:widowControl w:val="0"/>
+        <w:spacing w:before="120" w:after="120" w:line="312" w:lineRule="auto"/>
+        <w:ind w:left="764"/>
+        <w:rPr>
           <w:b/>
           <w:bCs/>
           <w:noProof/>
@@ -13514,7 +13847,7 @@
           <w:sz w:val="26"/>
           <w:szCs w:val="26"/>
         </w:rPr>
-        <w:t>1. Nâng cao tính khách quan và chính xác trong đánh giá</w:t>
+        <w:t>2. Đánh giá toàn diện theo cấp độ nhận thức Bloom</w:t>
       </w:r>
     </w:p>
     <w:p>
@@ -13534,7 +13867,7 @@
           <w:sz w:val="26"/>
           <w:szCs w:val="26"/>
         </w:rPr>
-        <w:t>Hệ thống thực hiện chấm bài hoàn toàn tự động dựa trên đáp án đã được thiết lập, loại bỏ yếu tố chủ quan của người chấm. Điều này giúp đảm bảo tính công bằng, minh bạch và nhất quán trong việc đánh giá kết quả học tập của sinh viên.</w:t>
+        <w:t>Khác với các hình thức kiểm tra thông thường chỉ tập trung vào ghi nhớ kiến thức, CodeBloom phân loại câu hỏi theo các cấp độ tư duy (Remember, Understand, Apply, Analyze, Evaluate, Create). Nhờ đó, giáo viên có thể đánh giá chính xác năng lực của người học ở từng mức độ, từ đó có định hướng giảng dạy phù hợp.</w:t>
       </w:r>
     </w:p>
     <w:p>
@@ -13568,7 +13901,7 @@
           <w:sz w:val="26"/>
           <w:szCs w:val="26"/>
         </w:rPr>
-        <w:t>2. Đánh giá toàn diện theo cấp độ nhận thức Bloom</w:t>
+        <w:t>3. Tự động hóa quy trình kiểm tra – tiết kiệm thời gian</w:t>
       </w:r>
     </w:p>
     <w:p>
@@ -13588,7 +13921,7 @@
           <w:sz w:val="26"/>
           <w:szCs w:val="26"/>
         </w:rPr>
-        <w:t>Khác với các hình thức kiểm tra thông thường chỉ tập trung vào ghi nhớ kiến thức, CodeBloom phân loại câu hỏi theo các cấp độ tư duy (Remember, Understand, Apply, Analyze, Evaluate, Create). Nhờ đó, giáo viên có thể đánh giá chính xác năng lực của người học ở từng mức độ, từ đó có định hướng giảng dạy phù hợp.</w:t>
+        <w:t>Hệ thống giúp giảm đáng kể khối lượng công việc cho giáo viên, đặc biệt trong các lớp học có số lượng sinh viên lớn. Việc chấm bài, tổng hợp kết quả và thống kê được thực hiện nhanh chóng, chính xác, giúp giáo viên tập trung hơn vào hoạt động chuyên môn.</w:t>
       </w:r>
     </w:p>
     <w:p>
@@ -13622,7 +13955,7 @@
           <w:sz w:val="26"/>
           <w:szCs w:val="26"/>
         </w:rPr>
-        <w:t>3. Tự động hóa quy trình kiểm tra – tiết kiệm thời gian</w:t>
+        <w:t>4. Hỗ trợ phân tích và theo dõi tiến trình học tập</w:t>
       </w:r>
     </w:p>
     <w:p>
@@ -13642,7 +13975,7 @@
           <w:sz w:val="26"/>
           <w:szCs w:val="26"/>
         </w:rPr>
-        <w:t>Hệ thống giúp giảm đáng kể khối lượng công việc cho giáo viên, đặc biệt trong các lớp học có số lượng sinh viên lớn. Việc chấm bài, tổng hợp kết quả và thống kê được thực hiện nhanh chóng, chính xác, giúp giáo viên tập trung hơn vào hoạt động chuyên môn.</w:t>
+        <w:t>CodeBloom lưu trữ kết quả theo từng lần làm bài, cho phép theo dõi sự tiến bộ của sinh viên theo thời gian. Đồng thời, hệ thống cung cấp dữ liệu chi tiết để giáo viên phân tích điểm mạnh, điểm yếu của từng cá nhân, từ đó điều chỉnh phương pháp giảng dạy hiệu quả hơn.</w:t>
       </w:r>
     </w:p>
     <w:p>
@@ -13676,7 +14009,7 @@
           <w:sz w:val="26"/>
           <w:szCs w:val="26"/>
         </w:rPr>
-        <w:t>4. Hỗ trợ phân tích và theo dõi tiến trình học tập</w:t>
+        <w:t>5. Dễ triển khai, chi phí thấp</w:t>
       </w:r>
     </w:p>
     <w:p>
@@ -13696,7 +14029,7 @@
           <w:sz w:val="26"/>
           <w:szCs w:val="26"/>
         </w:rPr>
-        <w:t>CodeBloom lưu trữ kết quả theo từng lần làm bài, cho phép theo dõi sự tiến bộ của sinh viên theo thời gian. Đồng thời, hệ thống cung cấp dữ liệu chi tiết để giáo viên phân tích điểm mạnh, điểm yếu của từng cá nhân, từ đó điều chỉnh phương pháp giảng dạy hiệu quả hơn.</w:t>
+        <w:t>Hệ thống được xây dựng trên nền tảng công nghệ phổ biến (Node.js, MongoDB, HTML/CSS/JavaScript), không yêu cầu phần cứng chuyên dụng. Việc cài đặt và triển khai tương đối đơn giản, phù hợp với điều kiện của nhiều cơ sở giáo dục.</w:t>
       </w:r>
     </w:p>
     <w:p>
@@ -13720,61 +14053,6 @@
           <w:sz w:val="26"/>
           <w:szCs w:val="26"/>
         </w:rPr>
-        <w:t>5.</w:t>
-      </w:r>
-      <w:r>
-        <w:rPr>
-          <w:b/>
-          <w:bCs/>
-          <w:noProof/>
-          <w:sz w:val="26"/>
-          <w:szCs w:val="26"/>
-        </w:rPr>
-        <w:t>5. Dễ triển khai, chi phí thấp</w:t>
-      </w:r>
-    </w:p>
-    <w:p>
-      <w:pPr>
-        <w:widowControl w:val="0"/>
-        <w:spacing w:before="120" w:after="120" w:line="312" w:lineRule="auto"/>
-        <w:ind w:left="764"/>
-        <w:rPr>
-          <w:noProof/>
-          <w:sz w:val="26"/>
-          <w:szCs w:val="26"/>
-        </w:rPr>
-      </w:pPr>
-      <w:r>
-        <w:rPr>
-          <w:noProof/>
-          <w:sz w:val="26"/>
-          <w:szCs w:val="26"/>
-        </w:rPr>
-        <w:t>Hệ thống được xây dựng trên nền tảng công nghệ phổ biến (Node.js, MongoDB, HTML/CSS/JavaScript), không yêu cầu phần cứng chuyên dụng. Việc cài đặt và triển khai tương đối đơn giản, phù hợp với điều kiện của nhiều cơ sở giáo dục.</w:t>
-      </w:r>
-    </w:p>
-    <w:p>
-      <w:pPr>
-        <w:widowControl w:val="0"/>
-        <w:spacing w:before="120" w:after="120" w:line="312" w:lineRule="auto"/>
-        <w:ind w:left="764"/>
-        <w:rPr>
-          <w:b/>
-          <w:bCs/>
-          <w:noProof/>
-          <w:sz w:val="26"/>
-          <w:szCs w:val="26"/>
-        </w:rPr>
-      </w:pPr>
-      <w:r>
-        <w:rPr>
-          <w:b/>
-          <w:bCs/>
-          <w:noProof/>
-          <w:sz w:val="26"/>
-          <w:szCs w:val="26"/>
-        </w:rPr>
-        <w:lastRenderedPageBreak/>
         <w:t>5.</w:t>
       </w:r>
       <w:r>
@@ -13813,7 +14091,7 @@
         <w:widowControl w:val="0"/>
         <w:numPr>
           <w:ilvl w:val="0"/>
-          <w:numId w:val="30"/>
+          <w:numId w:val="12"/>
         </w:numPr>
         <w:spacing w:before="120" w:after="120" w:line="312" w:lineRule="auto"/>
         <w:rPr>
@@ -13828,6 +14106,7 @@
           <w:sz w:val="26"/>
           <w:szCs w:val="26"/>
         </w:rPr>
+        <w:lastRenderedPageBreak/>
         <w:t xml:space="preserve">Thêm ngân hàng câu hỏi </w:t>
       </w:r>
     </w:p>
@@ -13836,7 +14115,7 @@
         <w:widowControl w:val="0"/>
         <w:numPr>
           <w:ilvl w:val="0"/>
-          <w:numId w:val="30"/>
+          <w:numId w:val="12"/>
         </w:numPr>
         <w:spacing w:before="120" w:after="120" w:line="312" w:lineRule="auto"/>
         <w:rPr>
@@ -13859,7 +14138,7 @@
         <w:widowControl w:val="0"/>
         <w:numPr>
           <w:ilvl w:val="0"/>
-          <w:numId w:val="30"/>
+          <w:numId w:val="12"/>
         </w:numPr>
         <w:spacing w:before="120" w:after="120" w:line="312" w:lineRule="auto"/>
         <w:rPr>
@@ -14064,7 +14343,7 @@
         <w:widowControl w:val="0"/>
         <w:numPr>
           <w:ilvl w:val="0"/>
-          <w:numId w:val="31"/>
+          <w:numId w:val="13"/>
         </w:numPr>
         <w:spacing w:before="120" w:after="120" w:line="312" w:lineRule="auto"/>
         <w:rPr>
@@ -14087,7 +14366,7 @@
         <w:widowControl w:val="0"/>
         <w:numPr>
           <w:ilvl w:val="0"/>
-          <w:numId w:val="31"/>
+          <w:numId w:val="13"/>
         </w:numPr>
         <w:spacing w:before="120" w:after="120" w:line="312" w:lineRule="auto"/>
         <w:rPr>
@@ -14184,7 +14463,7 @@
         <w:widowControl w:val="0"/>
         <w:numPr>
           <w:ilvl w:val="0"/>
-          <w:numId w:val="32"/>
+          <w:numId w:val="14"/>
         </w:numPr>
         <w:spacing w:before="120" w:after="120" w:line="312" w:lineRule="auto"/>
         <w:rPr>
@@ -14207,7 +14486,7 @@
         <w:widowControl w:val="0"/>
         <w:numPr>
           <w:ilvl w:val="0"/>
-          <w:numId w:val="32"/>
+          <w:numId w:val="14"/>
         </w:numPr>
         <w:spacing w:before="120" w:after="120" w:line="312" w:lineRule="auto"/>
         <w:rPr>
@@ -14230,7 +14509,7 @@
         <w:widowControl w:val="0"/>
         <w:numPr>
           <w:ilvl w:val="0"/>
-          <w:numId w:val="32"/>
+          <w:numId w:val="14"/>
         </w:numPr>
         <w:spacing w:before="120" w:after="120" w:line="312" w:lineRule="auto"/>
         <w:rPr>
@@ -14245,51 +14524,51 @@
           <w:sz w:val="26"/>
           <w:szCs w:val="26"/>
         </w:rPr>
+        <w:t xml:space="preserve">Xử lý dữ liệu JSON </w:t>
+      </w:r>
+    </w:p>
+    <w:p>
+      <w:pPr>
+        <w:widowControl w:val="0"/>
+        <w:spacing w:before="120" w:after="120" w:line="312" w:lineRule="auto"/>
+        <w:ind w:left="764"/>
+        <w:rPr>
+          <w:noProof/>
+          <w:sz w:val="26"/>
+          <w:szCs w:val="26"/>
+        </w:rPr>
+      </w:pPr>
+      <w:r>
+        <w:rPr>
+          <w:noProof/>
+          <w:sz w:val="26"/>
+          <w:szCs w:val="26"/>
+        </w:rPr>
+        <w:t>Điều này có thể gây trở ngại đối với giáo viên không chuyên về công nghệ thông tin.</w:t>
+      </w:r>
+    </w:p>
+    <w:p>
+      <w:pPr>
+        <w:widowControl w:val="0"/>
+        <w:spacing w:before="120" w:after="120" w:line="312" w:lineRule="auto"/>
+        <w:ind w:left="764"/>
+        <w:rPr>
+          <w:b/>
+          <w:bCs/>
+          <w:noProof/>
+          <w:sz w:val="26"/>
+          <w:szCs w:val="26"/>
+        </w:rPr>
+      </w:pPr>
+      <w:r>
+        <w:rPr>
+          <w:b/>
+          <w:bCs/>
+          <w:noProof/>
+          <w:sz w:val="26"/>
+          <w:szCs w:val="26"/>
+        </w:rPr>
         <w:lastRenderedPageBreak/>
-        <w:t xml:space="preserve">Xử lý dữ liệu JSON </w:t>
-      </w:r>
-    </w:p>
-    <w:p>
-      <w:pPr>
-        <w:widowControl w:val="0"/>
-        <w:spacing w:before="120" w:after="120" w:line="312" w:lineRule="auto"/>
-        <w:ind w:left="764"/>
-        <w:rPr>
-          <w:noProof/>
-          <w:sz w:val="26"/>
-          <w:szCs w:val="26"/>
-        </w:rPr>
-      </w:pPr>
-      <w:r>
-        <w:rPr>
-          <w:noProof/>
-          <w:sz w:val="26"/>
-          <w:szCs w:val="26"/>
-        </w:rPr>
-        <w:t>Điều này có thể gây trở ngại đối với giáo viên không chuyên về công nghệ thông tin.</w:t>
-      </w:r>
-    </w:p>
-    <w:p>
-      <w:pPr>
-        <w:widowControl w:val="0"/>
-        <w:spacing w:before="120" w:after="120" w:line="312" w:lineRule="auto"/>
-        <w:ind w:left="764"/>
-        <w:rPr>
-          <w:b/>
-          <w:bCs/>
-          <w:noProof/>
-          <w:sz w:val="26"/>
-          <w:szCs w:val="26"/>
-        </w:rPr>
-      </w:pPr>
-      <w:r>
-        <w:rPr>
-          <w:b/>
-          <w:bCs/>
-          <w:noProof/>
-          <w:sz w:val="26"/>
-          <w:szCs w:val="26"/>
-        </w:rPr>
         <w:t xml:space="preserve">6.3 </w:t>
       </w:r>
       <w:r>
@@ -14328,7 +14607,7 @@
         <w:widowControl w:val="0"/>
         <w:numPr>
           <w:ilvl w:val="0"/>
-          <w:numId w:val="33"/>
+          <w:numId w:val="15"/>
         </w:numPr>
         <w:spacing w:before="120" w:after="120" w:line="312" w:lineRule="auto"/>
         <w:rPr>
@@ -14351,7 +14630,7 @@
         <w:widowControl w:val="0"/>
         <w:numPr>
           <w:ilvl w:val="0"/>
-          <w:numId w:val="33"/>
+          <w:numId w:val="15"/>
         </w:numPr>
         <w:spacing w:before="120" w:after="120" w:line="312" w:lineRule="auto"/>
         <w:rPr>
@@ -14448,7 +14727,7 @@
         <w:widowControl w:val="0"/>
         <w:numPr>
           <w:ilvl w:val="0"/>
-          <w:numId w:val="34"/>
+          <w:numId w:val="16"/>
         </w:numPr>
         <w:spacing w:before="120" w:after="120" w:line="312" w:lineRule="auto"/>
         <w:rPr>
@@ -14471,7 +14750,7 @@
         <w:widowControl w:val="0"/>
         <w:numPr>
           <w:ilvl w:val="0"/>
-          <w:numId w:val="34"/>
+          <w:numId w:val="16"/>
         </w:numPr>
         <w:spacing w:before="120" w:after="120" w:line="312" w:lineRule="auto"/>
         <w:rPr>
@@ -14568,7 +14847,7 @@
         <w:widowControl w:val="0"/>
         <w:numPr>
           <w:ilvl w:val="0"/>
-          <w:numId w:val="35"/>
+          <w:numId w:val="17"/>
         </w:numPr>
         <w:spacing w:before="120" w:after="120" w:line="312" w:lineRule="auto"/>
         <w:rPr>
@@ -14591,7 +14870,7 @@
         <w:widowControl w:val="0"/>
         <w:numPr>
           <w:ilvl w:val="0"/>
-          <w:numId w:val="35"/>
+          <w:numId w:val="17"/>
         </w:numPr>
         <w:spacing w:before="120" w:after="120" w:line="312" w:lineRule="auto"/>
         <w:rPr>
@@ -14688,7 +14967,7 @@
         <w:widowControl w:val="0"/>
         <w:numPr>
           <w:ilvl w:val="0"/>
-          <w:numId w:val="36"/>
+          <w:numId w:val="18"/>
         </w:numPr>
         <w:spacing w:before="120" w:after="120" w:line="312" w:lineRule="auto"/>
         <w:rPr>
@@ -14711,7 +14990,7 @@
         <w:widowControl w:val="0"/>
         <w:numPr>
           <w:ilvl w:val="0"/>
-          <w:numId w:val="36"/>
+          <w:numId w:val="18"/>
         </w:numPr>
         <w:spacing w:before="120" w:after="120" w:line="312" w:lineRule="auto"/>
         <w:rPr>
@@ -14734,7 +15013,7 @@
         <w:widowControl w:val="0"/>
         <w:numPr>
           <w:ilvl w:val="0"/>
-          <w:numId w:val="36"/>
+          <w:numId w:val="18"/>
         </w:numPr>
         <w:spacing w:before="120" w:after="120" w:line="312" w:lineRule="auto"/>
         <w:ind w:left="764"/>
@@ -14772,7 +15051,6 @@
           <w:bCs/>
           <w:color w:val="auto"/>
         </w:rPr>
-        <w:lastRenderedPageBreak/>
         <w:t>C. KẾT LUẬN</w:t>
       </w:r>
       <w:bookmarkEnd w:id="32"/>
@@ -14865,6 +15143,7 @@
           <w:sz w:val="26"/>
           <w:szCs w:val="26"/>
         </w:rPr>
+        <w:lastRenderedPageBreak/>
         <w:t xml:space="preserve">Giáo viên cần làm chủ công cụ trước khi triển khai để tránh “lúng túng ngay giờ </w:t>
       </w:r>
       <w:r>
@@ -15283,7 +15562,6 @@
           <w:iCs/>
           <w:color w:val="auto"/>
         </w:rPr>
-        <w:lastRenderedPageBreak/>
         <w:t>D.</w:t>
       </w:r>
       <w:r>
@@ -15355,7 +15633,7 @@
           <w:szCs w:val="26"/>
         </w:rPr>
       </w:pPr>
-      <w:hyperlink r:id="rId21" w:tgtFrame="_new" w:history="1">
+      <w:hyperlink r:id="rId23" w:tgtFrame="_new" w:history="1">
         <w:r>
           <w:rPr>
             <w:rStyle w:val="Hyperlink"/>
@@ -15376,7 +15654,7 @@
         </w:rPr>
         <w:t xml:space="preserve"> </w:t>
       </w:r>
-      <w:hyperlink r:id="rId22" w:tgtFrame="_blank" w:history="1">
+      <w:hyperlink r:id="rId24" w:tgtFrame="_blank" w:history="1">
         <w:r>
           <w:rPr>
             <w:rStyle w:val="max-w-15ch"/>
@@ -15438,7 +15716,7 @@
           <w:szCs w:val="26"/>
         </w:rPr>
       </w:pPr>
-      <w:hyperlink r:id="rId23" w:tgtFrame="_new" w:history="1">
+      <w:hyperlink r:id="rId25" w:tgtFrame="_new" w:history="1">
         <w:r>
           <w:rPr>
             <w:rStyle w:val="Hyperlink"/>
@@ -15459,7 +15737,7 @@
         </w:rPr>
         <w:t xml:space="preserve">” </w:t>
       </w:r>
-      <w:hyperlink r:id="rId24" w:tgtFrame="_blank" w:history="1">
+      <w:hyperlink r:id="rId26" w:tgtFrame="_blank" w:history="1">
         <w:r>
           <w:rPr>
             <w:rStyle w:val="max-w-15ch"/>
@@ -15506,7 +15784,7 @@
         </w:rPr>
         <w:t xml:space="preserve">Hướng dẫn tạo lớp học trực tuyến trên MyAloha </w:t>
       </w:r>
-      <w:hyperlink r:id="rId25" w:tgtFrame="_blank" w:history="1">
+      <w:hyperlink r:id="rId27" w:tgtFrame="_blank" w:history="1">
         <w:r>
           <w:rPr>
             <w:rStyle w:val="max-w-15ch"/>
@@ -15556,7 +15834,7 @@
           <w:szCs w:val="26"/>
         </w:rPr>
       </w:pPr>
-      <w:hyperlink r:id="rId26" w:tgtFrame="_new" w:history="1">
+      <w:hyperlink r:id="rId28" w:tgtFrame="_new" w:history="1">
         <w:r>
           <w:rPr>
             <w:rStyle w:val="Hyperlink"/>
@@ -15577,7 +15855,7 @@
         </w:rPr>
         <w:t xml:space="preserve"> </w:t>
       </w:r>
-      <w:hyperlink r:id="rId27" w:tgtFrame="_blank" w:history="1">
+      <w:hyperlink r:id="rId29" w:tgtFrame="_blank" w:history="1">
         <w:r>
           <w:rPr>
             <w:rStyle w:val="max-w-15ch"/>
@@ -18289,13 +18567,6 @@
                 <w:bCs/>
                 <w:webHidden/>
               </w:rPr>
-            </w:r>
-            <w:r>
-              <w:rPr>
-                <w:b w:val="0"/>
-                <w:bCs/>
-                <w:webHidden/>
-              </w:rPr>
               <w:fldChar w:fldCharType="separate"/>
             </w:r>
             <w:r>
@@ -18382,13 +18653,6 @@
                 <w:bCs/>
                 <w:webHidden/>
               </w:rPr>
-            </w:r>
-            <w:r>
-              <w:rPr>
-                <w:b w:val="0"/>
-                <w:bCs/>
-                <w:webHidden/>
-              </w:rPr>
               <w:fldChar w:fldCharType="separate"/>
             </w:r>
             <w:r>
@@ -18458,13 +18722,6 @@
                 <w:bCs/>
                 <w:webHidden/>
               </w:rPr>
-            </w:r>
-            <w:r>
-              <w:rPr>
-                <w:b w:val="0"/>
-                <w:bCs/>
-                <w:webHidden/>
-              </w:rPr>
               <w:fldChar w:fldCharType="separate"/>
             </w:r>
             <w:r>
@@ -18551,13 +18808,6 @@
                 <w:bCs/>
                 <w:webHidden/>
               </w:rPr>
-            </w:r>
-            <w:r>
-              <w:rPr>
-                <w:b w:val="0"/>
-                <w:bCs/>
-                <w:webHidden/>
-              </w:rPr>
               <w:fldChar w:fldCharType="separate"/>
             </w:r>
             <w:r>
@@ -18627,13 +18877,6 @@
                 <w:bCs/>
                 <w:webHidden/>
               </w:rPr>
-            </w:r>
-            <w:r>
-              <w:rPr>
-                <w:b w:val="0"/>
-                <w:bCs/>
-                <w:webHidden/>
-              </w:rPr>
               <w:fldChar w:fldCharType="separate"/>
             </w:r>
             <w:r>
@@ -18696,13 +18939,6 @@
                 <w:webHidden/>
               </w:rPr>
               <w:instrText xml:space="preserve"> PAGEREF _Toc226487696 \h </w:instrText>
-            </w:r>
-            <w:r>
-              <w:rPr>
-                <w:b w:val="0"/>
-                <w:bCs/>
-                <w:webHidden/>
-              </w:rPr>
             </w:r>
             <w:r>
               <w:rPr>
@@ -19024,7 +19260,7 @@
                 <w:bCs/>
                 <w:webHidden/>
               </w:rPr>
-              <w:t>29</w:t>
+              <w:t>28</w:t>
             </w:r>
             <w:r>
               <w:rPr>
@@ -19475,7 +19711,6 @@
           <w:sz w:val="26"/>
           <w:szCs w:val="26"/>
         </w:rPr>
-        <w:lastRenderedPageBreak/>
         <w:t>HỘI ĐỒNG XÉT DUYỆT SÁNG KIẾN TRƯỜNG CAO ĐẲNG NGHỀ TÂY NINH</w:t>
       </w:r>
       <w:bookmarkEnd w:id="38"/>
@@ -19630,6 +19865,7 @@
           <w:sz w:val="26"/>
           <w:szCs w:val="26"/>
         </w:rPr>
+        <w:lastRenderedPageBreak/>
         <w:t>Thang điểm chấm sáng kiến</w:t>
       </w:r>
     </w:p>
@@ -22134,7 +22370,6 @@
           <w:sz w:val="28"/>
           <w:szCs w:val="28"/>
         </w:rPr>
-        <w:lastRenderedPageBreak/>
         <w:t>HỘI ĐỒNG CHUYÊN MÔN XÉT DUYỆT SÁNG KIẾN CẤP CƠ SỞ</w:t>
       </w:r>
       <w:bookmarkEnd w:id="40"/>
@@ -22283,6 +22518,7 @@
           <w:b/>
           <w:i/>
         </w:rPr>
+        <w:lastRenderedPageBreak/>
         <w:t>Thang điểm chấm sáng kiến</w:t>
       </w:r>
     </w:p>
@@ -24397,8 +24633,8 @@
       </w:r>
     </w:p>
     <w:sectPr>
-      <w:headerReference w:type="default" r:id="rId28"/>
-      <w:footerReference w:type="default" r:id="rId29"/>
+      <w:headerReference w:type="default" r:id="rId30"/>
+      <w:footerReference w:type="default" r:id="rId31"/>
       <w:pgSz w:w="12240" w:h="15840"/>
       <w:pgMar w:top="1418" w:right="1134" w:bottom="1418" w:left="1701" w:header="720" w:footer="720" w:gutter="0"/>
       <w:pgNumType w:start="1"/>
@@ -24672,155 +24908,6 @@
     </w:lvl>
   </w:abstractNum>
   <w:abstractNum w:abstractNumId="1" w15:restartNumberingAfterBreak="0">
-    <w:nsid w:val="09397B10"/>
-    <w:multiLevelType w:val="multilevel"/>
-    <w:tmpl w:val="EFDC8C56"/>
-    <w:lvl w:ilvl="0">
-      <w:start w:val="1"/>
-      <w:numFmt w:val="bullet"/>
-      <w:lvlText w:val=""/>
-      <w:lvlJc w:val="left"/>
-      <w:pPr>
-        <w:tabs>
-          <w:tab w:val="num" w:pos="720"/>
-        </w:tabs>
-        <w:ind w:left="720" w:hanging="360"/>
-      </w:pPr>
-      <w:rPr>
-        <w:rFonts w:ascii="Symbol" w:hAnsi="Symbol" w:hint="default"/>
-        <w:sz w:val="20"/>
-      </w:rPr>
-    </w:lvl>
-    <w:lvl w:ilvl="1" w:tentative="1">
-      <w:start w:val="1"/>
-      <w:numFmt w:val="bullet"/>
-      <w:lvlText w:val="o"/>
-      <w:lvlJc w:val="left"/>
-      <w:pPr>
-        <w:tabs>
-          <w:tab w:val="num" w:pos="1440"/>
-        </w:tabs>
-        <w:ind w:left="1440" w:hanging="360"/>
-      </w:pPr>
-      <w:rPr>
-        <w:rFonts w:ascii="Courier New" w:hAnsi="Courier New" w:hint="default"/>
-        <w:sz w:val="20"/>
-      </w:rPr>
-    </w:lvl>
-    <w:lvl w:ilvl="2" w:tentative="1">
-      <w:start w:val="1"/>
-      <w:numFmt w:val="bullet"/>
-      <w:lvlText w:val=""/>
-      <w:lvlJc w:val="left"/>
-      <w:pPr>
-        <w:tabs>
-          <w:tab w:val="num" w:pos="2160"/>
-        </w:tabs>
-        <w:ind w:left="2160" w:hanging="360"/>
-      </w:pPr>
-      <w:rPr>
-        <w:rFonts w:ascii="Wingdings" w:hAnsi="Wingdings" w:hint="default"/>
-        <w:sz w:val="20"/>
-      </w:rPr>
-    </w:lvl>
-    <w:lvl w:ilvl="3" w:tentative="1">
-      <w:start w:val="1"/>
-      <w:numFmt w:val="bullet"/>
-      <w:lvlText w:val=""/>
-      <w:lvlJc w:val="left"/>
-      <w:pPr>
-        <w:tabs>
-          <w:tab w:val="num" w:pos="2880"/>
-        </w:tabs>
-        <w:ind w:left="2880" w:hanging="360"/>
-      </w:pPr>
-      <w:rPr>
-        <w:rFonts w:ascii="Wingdings" w:hAnsi="Wingdings" w:hint="default"/>
-        <w:sz w:val="20"/>
-      </w:rPr>
-    </w:lvl>
-    <w:lvl w:ilvl="4" w:tentative="1">
-      <w:start w:val="1"/>
-      <w:numFmt w:val="bullet"/>
-      <w:lvlText w:val=""/>
-      <w:lvlJc w:val="left"/>
-      <w:pPr>
-        <w:tabs>
-          <w:tab w:val="num" w:pos="3600"/>
-        </w:tabs>
-        <w:ind w:left="3600" w:hanging="360"/>
-      </w:pPr>
-      <w:rPr>
-        <w:rFonts w:ascii="Wingdings" w:hAnsi="Wingdings" w:hint="default"/>
-        <w:sz w:val="20"/>
-      </w:rPr>
-    </w:lvl>
-    <w:lvl w:ilvl="5" w:tentative="1">
-      <w:start w:val="1"/>
-      <w:numFmt w:val="bullet"/>
-      <w:lvlText w:val=""/>
-      <w:lvlJc w:val="left"/>
-      <w:pPr>
-        <w:tabs>
-          <w:tab w:val="num" w:pos="4320"/>
-        </w:tabs>
-        <w:ind w:left="4320" w:hanging="360"/>
-      </w:pPr>
-      <w:rPr>
-        <w:rFonts w:ascii="Wingdings" w:hAnsi="Wingdings" w:hint="default"/>
-        <w:sz w:val="20"/>
-      </w:rPr>
-    </w:lvl>
-    <w:lvl w:ilvl="6" w:tentative="1">
-      <w:start w:val="1"/>
-      <w:numFmt w:val="bullet"/>
-      <w:lvlText w:val=""/>
-      <w:lvlJc w:val="left"/>
-      <w:pPr>
-        <w:tabs>
-          <w:tab w:val="num" w:pos="5040"/>
-        </w:tabs>
-        <w:ind w:left="5040" w:hanging="360"/>
-      </w:pPr>
-      <w:rPr>
-        <w:rFonts w:ascii="Wingdings" w:hAnsi="Wingdings" w:hint="default"/>
-        <w:sz w:val="20"/>
-      </w:rPr>
-    </w:lvl>
-    <w:lvl w:ilvl="7" w:tentative="1">
-      <w:start w:val="1"/>
-      <w:numFmt w:val="bullet"/>
-      <w:lvlText w:val=""/>
-      <w:lvlJc w:val="left"/>
-      <w:pPr>
-        <w:tabs>
-          <w:tab w:val="num" w:pos="5760"/>
-        </w:tabs>
-        <w:ind w:left="5760" w:hanging="360"/>
-      </w:pPr>
-      <w:rPr>
-        <w:rFonts w:ascii="Wingdings" w:hAnsi="Wingdings" w:hint="default"/>
-        <w:sz w:val="20"/>
-      </w:rPr>
-    </w:lvl>
-    <w:lvl w:ilvl="8" w:tentative="1">
-      <w:start w:val="1"/>
-      <w:numFmt w:val="bullet"/>
-      <w:lvlText w:val=""/>
-      <w:lvlJc w:val="left"/>
-      <w:pPr>
-        <w:tabs>
-          <w:tab w:val="num" w:pos="6480"/>
-        </w:tabs>
-        <w:ind w:left="6480" w:hanging="360"/>
-      </w:pPr>
-      <w:rPr>
-        <w:rFonts w:ascii="Wingdings" w:hAnsi="Wingdings" w:hint="default"/>
-        <w:sz w:val="20"/>
-      </w:rPr>
-    </w:lvl>
-  </w:abstractNum>
-  <w:abstractNum w:abstractNumId="2" w15:restartNumberingAfterBreak="0">
     <w:nsid w:val="0C635366"/>
     <w:multiLevelType w:val="multilevel"/>
     <w:tmpl w:val="5C6048B8"/>
@@ -24969,7 +25056,7 @@
       </w:rPr>
     </w:lvl>
   </w:abstractNum>
-  <w:abstractNum w:abstractNumId="3" w15:restartNumberingAfterBreak="0">
+  <w:abstractNum w:abstractNumId="2" w15:restartNumberingAfterBreak="0">
     <w:nsid w:val="0DCC7B81"/>
     <w:multiLevelType w:val="multilevel"/>
     <w:tmpl w:val="CC1E102E"/>
@@ -25118,7 +25205,7 @@
       </w:rPr>
     </w:lvl>
   </w:abstractNum>
-  <w:abstractNum w:abstractNumId="4" w15:restartNumberingAfterBreak="0">
+  <w:abstractNum w:abstractNumId="3" w15:restartNumberingAfterBreak="0">
     <w:nsid w:val="0F915453"/>
     <w:multiLevelType w:val="multilevel"/>
     <w:tmpl w:val="62F24158"/>
@@ -25267,7 +25354,7 @@
       </w:rPr>
     </w:lvl>
   </w:abstractNum>
-  <w:abstractNum w:abstractNumId="5" w15:restartNumberingAfterBreak="0">
+  <w:abstractNum w:abstractNumId="4" w15:restartNumberingAfterBreak="0">
     <w:nsid w:val="11DA09D6"/>
     <w:multiLevelType w:val="multilevel"/>
     <w:tmpl w:val="BCDE43DC"/>
@@ -25416,7 +25503,7 @@
       </w:rPr>
     </w:lvl>
   </w:abstractNum>
-  <w:abstractNum w:abstractNumId="6" w15:restartNumberingAfterBreak="0">
+  <w:abstractNum w:abstractNumId="5" w15:restartNumberingAfterBreak="0">
     <w:nsid w:val="14443724"/>
     <w:multiLevelType w:val="multilevel"/>
     <w:tmpl w:val="79D0968C"/>
@@ -25561,7 +25648,7 @@
       </w:rPr>
     </w:lvl>
   </w:abstractNum>
-  <w:abstractNum w:abstractNumId="7" w15:restartNumberingAfterBreak="0">
+  <w:abstractNum w:abstractNumId="6" w15:restartNumberingAfterBreak="0">
     <w:nsid w:val="144D797A"/>
     <w:multiLevelType w:val="multilevel"/>
     <w:tmpl w:val="AB682D5A"/>
@@ -25706,7 +25793,7 @@
       </w:rPr>
     </w:lvl>
   </w:abstractNum>
-  <w:abstractNum w:abstractNumId="8" w15:restartNumberingAfterBreak="0">
+  <w:abstractNum w:abstractNumId="7" w15:restartNumberingAfterBreak="0">
     <w:nsid w:val="15510B94"/>
     <w:multiLevelType w:val="multilevel"/>
     <w:tmpl w:val="BFCA2E74"/>
@@ -25855,156 +25942,7 @@
       </w:rPr>
     </w:lvl>
   </w:abstractNum>
-  <w:abstractNum w:abstractNumId="9" w15:restartNumberingAfterBreak="0">
-    <w:nsid w:val="184F4F57"/>
-    <w:multiLevelType w:val="multilevel"/>
-    <w:tmpl w:val="151E81B4"/>
-    <w:lvl w:ilvl="0">
-      <w:start w:val="1"/>
-      <w:numFmt w:val="bullet"/>
-      <w:lvlText w:val=""/>
-      <w:lvlJc w:val="left"/>
-      <w:pPr>
-        <w:tabs>
-          <w:tab w:val="num" w:pos="720"/>
-        </w:tabs>
-        <w:ind w:left="720" w:hanging="360"/>
-      </w:pPr>
-      <w:rPr>
-        <w:rFonts w:ascii="Symbol" w:hAnsi="Symbol" w:hint="default"/>
-        <w:sz w:val="20"/>
-      </w:rPr>
-    </w:lvl>
-    <w:lvl w:ilvl="1" w:tentative="1">
-      <w:start w:val="1"/>
-      <w:numFmt w:val="bullet"/>
-      <w:lvlText w:val="o"/>
-      <w:lvlJc w:val="left"/>
-      <w:pPr>
-        <w:tabs>
-          <w:tab w:val="num" w:pos="1440"/>
-        </w:tabs>
-        <w:ind w:left="1440" w:hanging="360"/>
-      </w:pPr>
-      <w:rPr>
-        <w:rFonts w:ascii="Courier New" w:hAnsi="Courier New" w:hint="default"/>
-        <w:sz w:val="20"/>
-      </w:rPr>
-    </w:lvl>
-    <w:lvl w:ilvl="2" w:tentative="1">
-      <w:start w:val="1"/>
-      <w:numFmt w:val="bullet"/>
-      <w:lvlText w:val=""/>
-      <w:lvlJc w:val="left"/>
-      <w:pPr>
-        <w:tabs>
-          <w:tab w:val="num" w:pos="2160"/>
-        </w:tabs>
-        <w:ind w:left="2160" w:hanging="360"/>
-      </w:pPr>
-      <w:rPr>
-        <w:rFonts w:ascii="Wingdings" w:hAnsi="Wingdings" w:hint="default"/>
-        <w:sz w:val="20"/>
-      </w:rPr>
-    </w:lvl>
-    <w:lvl w:ilvl="3" w:tentative="1">
-      <w:start w:val="1"/>
-      <w:numFmt w:val="bullet"/>
-      <w:lvlText w:val=""/>
-      <w:lvlJc w:val="left"/>
-      <w:pPr>
-        <w:tabs>
-          <w:tab w:val="num" w:pos="2880"/>
-        </w:tabs>
-        <w:ind w:left="2880" w:hanging="360"/>
-      </w:pPr>
-      <w:rPr>
-        <w:rFonts w:ascii="Wingdings" w:hAnsi="Wingdings" w:hint="default"/>
-        <w:sz w:val="20"/>
-      </w:rPr>
-    </w:lvl>
-    <w:lvl w:ilvl="4" w:tentative="1">
-      <w:start w:val="1"/>
-      <w:numFmt w:val="bullet"/>
-      <w:lvlText w:val=""/>
-      <w:lvlJc w:val="left"/>
-      <w:pPr>
-        <w:tabs>
-          <w:tab w:val="num" w:pos="3600"/>
-        </w:tabs>
-        <w:ind w:left="3600" w:hanging="360"/>
-      </w:pPr>
-      <w:rPr>
-        <w:rFonts w:ascii="Wingdings" w:hAnsi="Wingdings" w:hint="default"/>
-        <w:sz w:val="20"/>
-      </w:rPr>
-    </w:lvl>
-    <w:lvl w:ilvl="5" w:tentative="1">
-      <w:start w:val="1"/>
-      <w:numFmt w:val="bullet"/>
-      <w:lvlText w:val=""/>
-      <w:lvlJc w:val="left"/>
-      <w:pPr>
-        <w:tabs>
-          <w:tab w:val="num" w:pos="4320"/>
-        </w:tabs>
-        <w:ind w:left="4320" w:hanging="360"/>
-      </w:pPr>
-      <w:rPr>
-        <w:rFonts w:ascii="Wingdings" w:hAnsi="Wingdings" w:hint="default"/>
-        <w:sz w:val="20"/>
-      </w:rPr>
-    </w:lvl>
-    <w:lvl w:ilvl="6" w:tentative="1">
-      <w:start w:val="1"/>
-      <w:numFmt w:val="bullet"/>
-      <w:lvlText w:val=""/>
-      <w:lvlJc w:val="left"/>
-      <w:pPr>
-        <w:tabs>
-          <w:tab w:val="num" w:pos="5040"/>
-        </w:tabs>
-        <w:ind w:left="5040" w:hanging="360"/>
-      </w:pPr>
-      <w:rPr>
-        <w:rFonts w:ascii="Wingdings" w:hAnsi="Wingdings" w:hint="default"/>
-        <w:sz w:val="20"/>
-      </w:rPr>
-    </w:lvl>
-    <w:lvl w:ilvl="7" w:tentative="1">
-      <w:start w:val="1"/>
-      <w:numFmt w:val="bullet"/>
-      <w:lvlText w:val=""/>
-      <w:lvlJc w:val="left"/>
-      <w:pPr>
-        <w:tabs>
-          <w:tab w:val="num" w:pos="5760"/>
-        </w:tabs>
-        <w:ind w:left="5760" w:hanging="360"/>
-      </w:pPr>
-      <w:rPr>
-        <w:rFonts w:ascii="Wingdings" w:hAnsi="Wingdings" w:hint="default"/>
-        <w:sz w:val="20"/>
-      </w:rPr>
-    </w:lvl>
-    <w:lvl w:ilvl="8" w:tentative="1">
-      <w:start w:val="1"/>
-      <w:numFmt w:val="bullet"/>
-      <w:lvlText w:val=""/>
-      <w:lvlJc w:val="left"/>
-      <w:pPr>
-        <w:tabs>
-          <w:tab w:val="num" w:pos="6480"/>
-        </w:tabs>
-        <w:ind w:left="6480" w:hanging="360"/>
-      </w:pPr>
-      <w:rPr>
-        <w:rFonts w:ascii="Wingdings" w:hAnsi="Wingdings" w:hint="default"/>
-        <w:sz w:val="20"/>
-      </w:rPr>
-    </w:lvl>
-  </w:abstractNum>
-  <w:abstractNum w:abstractNumId="10" w15:restartNumberingAfterBreak="0">
+  <w:abstractNum w:abstractNumId="8" w15:restartNumberingAfterBreak="0">
     <w:nsid w:val="18E82104"/>
     <w:multiLevelType w:val="multilevel"/>
     <w:tmpl w:val="AC04A02C"/>
@@ -26153,269 +26091,7 @@
       </w:rPr>
     </w:lvl>
   </w:abstractNum>
-  <w:abstractNum w:abstractNumId="11" w15:restartNumberingAfterBreak="0">
-    <w:nsid w:val="1A240E7D"/>
-    <w:multiLevelType w:val="multilevel"/>
-    <w:tmpl w:val="E5DA665E"/>
-    <w:lvl w:ilvl="0">
-      <w:start w:val="1"/>
-      <w:numFmt w:val="decimal"/>
-      <w:lvlText w:val="%1."/>
-      <w:lvlJc w:val="left"/>
-      <w:pPr>
-        <w:tabs>
-          <w:tab w:val="num" w:pos="720"/>
-        </w:tabs>
-        <w:ind w:left="720" w:hanging="360"/>
-      </w:pPr>
-    </w:lvl>
-    <w:lvl w:ilvl="1" w:tentative="1">
-      <w:start w:val="1"/>
-      <w:numFmt w:val="decimal"/>
-      <w:lvlText w:val="%2."/>
-      <w:lvlJc w:val="left"/>
-      <w:pPr>
-        <w:tabs>
-          <w:tab w:val="num" w:pos="1440"/>
-        </w:tabs>
-        <w:ind w:left="1440" w:hanging="360"/>
-      </w:pPr>
-    </w:lvl>
-    <w:lvl w:ilvl="2" w:tentative="1">
-      <w:start w:val="1"/>
-      <w:numFmt w:val="decimal"/>
-      <w:lvlText w:val="%3."/>
-      <w:lvlJc w:val="left"/>
-      <w:pPr>
-        <w:tabs>
-          <w:tab w:val="num" w:pos="2160"/>
-        </w:tabs>
-        <w:ind w:left="2160" w:hanging="360"/>
-      </w:pPr>
-    </w:lvl>
-    <w:lvl w:ilvl="3" w:tentative="1">
-      <w:start w:val="1"/>
-      <w:numFmt w:val="decimal"/>
-      <w:lvlText w:val="%4."/>
-      <w:lvlJc w:val="left"/>
-      <w:pPr>
-        <w:tabs>
-          <w:tab w:val="num" w:pos="2880"/>
-        </w:tabs>
-        <w:ind w:left="2880" w:hanging="360"/>
-      </w:pPr>
-    </w:lvl>
-    <w:lvl w:ilvl="4" w:tentative="1">
-      <w:start w:val="1"/>
-      <w:numFmt w:val="decimal"/>
-      <w:lvlText w:val="%5."/>
-      <w:lvlJc w:val="left"/>
-      <w:pPr>
-        <w:tabs>
-          <w:tab w:val="num" w:pos="3600"/>
-        </w:tabs>
-        <w:ind w:left="3600" w:hanging="360"/>
-      </w:pPr>
-    </w:lvl>
-    <w:lvl w:ilvl="5" w:tentative="1">
-      <w:start w:val="1"/>
-      <w:numFmt w:val="decimal"/>
-      <w:lvlText w:val="%6."/>
-      <w:lvlJc w:val="left"/>
-      <w:pPr>
-        <w:tabs>
-          <w:tab w:val="num" w:pos="4320"/>
-        </w:tabs>
-        <w:ind w:left="4320" w:hanging="360"/>
-      </w:pPr>
-    </w:lvl>
-    <w:lvl w:ilvl="6" w:tentative="1">
-      <w:start w:val="1"/>
-      <w:numFmt w:val="decimal"/>
-      <w:lvlText w:val="%7."/>
-      <w:lvlJc w:val="left"/>
-      <w:pPr>
-        <w:tabs>
-          <w:tab w:val="num" w:pos="5040"/>
-        </w:tabs>
-        <w:ind w:left="5040" w:hanging="360"/>
-      </w:pPr>
-    </w:lvl>
-    <w:lvl w:ilvl="7" w:tentative="1">
-      <w:start w:val="1"/>
-      <w:numFmt w:val="decimal"/>
-      <w:lvlText w:val="%8."/>
-      <w:lvlJc w:val="left"/>
-      <w:pPr>
-        <w:tabs>
-          <w:tab w:val="num" w:pos="5760"/>
-        </w:tabs>
-        <w:ind w:left="5760" w:hanging="360"/>
-      </w:pPr>
-    </w:lvl>
-    <w:lvl w:ilvl="8" w:tentative="1">
-      <w:start w:val="1"/>
-      <w:numFmt w:val="decimal"/>
-      <w:lvlText w:val="%9."/>
-      <w:lvlJc w:val="left"/>
-      <w:pPr>
-        <w:tabs>
-          <w:tab w:val="num" w:pos="6480"/>
-        </w:tabs>
-        <w:ind w:left="6480" w:hanging="360"/>
-      </w:pPr>
-    </w:lvl>
-  </w:abstractNum>
-  <w:abstractNum w:abstractNumId="12" w15:restartNumberingAfterBreak="0">
-    <w:nsid w:val="1C4D7D7B"/>
-    <w:multiLevelType w:val="multilevel"/>
-    <w:tmpl w:val="32901700"/>
-    <w:lvl w:ilvl="0">
-      <w:start w:val="1"/>
-      <w:numFmt w:val="bullet"/>
-      <w:lvlText w:val=""/>
-      <w:lvlJc w:val="left"/>
-      <w:pPr>
-        <w:tabs>
-          <w:tab w:val="num" w:pos="720"/>
-        </w:tabs>
-        <w:ind w:left="720" w:hanging="360"/>
-      </w:pPr>
-      <w:rPr>
-        <w:rFonts w:ascii="Symbol" w:hAnsi="Symbol" w:hint="default"/>
-        <w:sz w:val="20"/>
-      </w:rPr>
-    </w:lvl>
-    <w:lvl w:ilvl="1" w:tentative="1">
-      <w:start w:val="1"/>
-      <w:numFmt w:val="bullet"/>
-      <w:lvlText w:val="o"/>
-      <w:lvlJc w:val="left"/>
-      <w:pPr>
-        <w:tabs>
-          <w:tab w:val="num" w:pos="1440"/>
-        </w:tabs>
-        <w:ind w:left="1440" w:hanging="360"/>
-      </w:pPr>
-      <w:rPr>
-        <w:rFonts w:ascii="Courier New" w:hAnsi="Courier New" w:hint="default"/>
-        <w:sz w:val="20"/>
-      </w:rPr>
-    </w:lvl>
-    <w:lvl w:ilvl="2" w:tentative="1">
-      <w:start w:val="1"/>
-      <w:numFmt w:val="bullet"/>
-      <w:lvlText w:val=""/>
-      <w:lvlJc w:val="left"/>
-      <w:pPr>
-        <w:tabs>
-          <w:tab w:val="num" w:pos="2160"/>
-        </w:tabs>
-        <w:ind w:left="2160" w:hanging="360"/>
-      </w:pPr>
-      <w:rPr>
-        <w:rFonts w:ascii="Wingdings" w:hAnsi="Wingdings" w:hint="default"/>
-        <w:sz w:val="20"/>
-      </w:rPr>
-    </w:lvl>
-    <w:lvl w:ilvl="3" w:tentative="1">
-      <w:start w:val="1"/>
-      <w:numFmt w:val="bullet"/>
-      <w:lvlText w:val=""/>
-      <w:lvlJc w:val="left"/>
-      <w:pPr>
-        <w:tabs>
-          <w:tab w:val="num" w:pos="2880"/>
-        </w:tabs>
-        <w:ind w:left="2880" w:hanging="360"/>
-      </w:pPr>
-      <w:rPr>
-        <w:rFonts w:ascii="Wingdings" w:hAnsi="Wingdings" w:hint="default"/>
-        <w:sz w:val="20"/>
-      </w:rPr>
-    </w:lvl>
-    <w:lvl w:ilvl="4" w:tentative="1">
-      <w:start w:val="1"/>
-      <w:numFmt w:val="bullet"/>
-      <w:lvlText w:val=""/>
-      <w:lvlJc w:val="left"/>
-      <w:pPr>
-        <w:tabs>
-          <w:tab w:val="num" w:pos="3600"/>
-        </w:tabs>
-        <w:ind w:left="3600" w:hanging="360"/>
-      </w:pPr>
-      <w:rPr>
-        <w:rFonts w:ascii="Wingdings" w:hAnsi="Wingdings" w:hint="default"/>
-        <w:sz w:val="20"/>
-      </w:rPr>
-    </w:lvl>
-    <w:lvl w:ilvl="5" w:tentative="1">
-      <w:start w:val="1"/>
-      <w:numFmt w:val="bullet"/>
-      <w:lvlText w:val=""/>
-      <w:lvlJc w:val="left"/>
-      <w:pPr>
-        <w:tabs>
-          <w:tab w:val="num" w:pos="4320"/>
-        </w:tabs>
-        <w:ind w:left="4320" w:hanging="360"/>
-      </w:pPr>
-      <w:rPr>
-        <w:rFonts w:ascii="Wingdings" w:hAnsi="Wingdings" w:hint="default"/>
-        <w:sz w:val="20"/>
-      </w:rPr>
-    </w:lvl>
-    <w:lvl w:ilvl="6" w:tentative="1">
-      <w:start w:val="1"/>
-      <w:numFmt w:val="bullet"/>
-      <w:lvlText w:val=""/>
-      <w:lvlJc w:val="left"/>
-      <w:pPr>
-        <w:tabs>
-          <w:tab w:val="num" w:pos="5040"/>
-        </w:tabs>
-        <w:ind w:left="5040" w:hanging="360"/>
-      </w:pPr>
-      <w:rPr>
-        <w:rFonts w:ascii="Wingdings" w:hAnsi="Wingdings" w:hint="default"/>
-        <w:sz w:val="20"/>
-      </w:rPr>
-    </w:lvl>
-    <w:lvl w:ilvl="7" w:tentative="1">
-      <w:start w:val="1"/>
-      <w:numFmt w:val="bullet"/>
-      <w:lvlText w:val=""/>
-      <w:lvlJc w:val="left"/>
-      <w:pPr>
-        <w:tabs>
-          <w:tab w:val="num" w:pos="5760"/>
-        </w:tabs>
-        <w:ind w:left="5760" w:hanging="360"/>
-      </w:pPr>
-      <w:rPr>
-        <w:rFonts w:ascii="Wingdings" w:hAnsi="Wingdings" w:hint="default"/>
-        <w:sz w:val="20"/>
-      </w:rPr>
-    </w:lvl>
-    <w:lvl w:ilvl="8" w:tentative="1">
-      <w:start w:val="1"/>
-      <w:numFmt w:val="bullet"/>
-      <w:lvlText w:val=""/>
-      <w:lvlJc w:val="left"/>
-      <w:pPr>
-        <w:tabs>
-          <w:tab w:val="num" w:pos="6480"/>
-        </w:tabs>
-        <w:ind w:left="6480" w:hanging="360"/>
-      </w:pPr>
-      <w:rPr>
-        <w:rFonts w:ascii="Wingdings" w:hAnsi="Wingdings" w:hint="default"/>
-        <w:sz w:val="20"/>
-      </w:rPr>
-    </w:lvl>
-  </w:abstractNum>
-  <w:abstractNum w:abstractNumId="13" w15:restartNumberingAfterBreak="0">
+  <w:abstractNum w:abstractNumId="9" w15:restartNumberingAfterBreak="0">
     <w:nsid w:val="1C701D34"/>
     <w:multiLevelType w:val="multilevel"/>
     <w:tmpl w:val="116CC7D8"/>
@@ -26564,156 +26240,7 @@
       </w:rPr>
     </w:lvl>
   </w:abstractNum>
-  <w:abstractNum w:abstractNumId="14" w15:restartNumberingAfterBreak="0">
-    <w:nsid w:val="22513EF7"/>
-    <w:multiLevelType w:val="multilevel"/>
-    <w:tmpl w:val="80ACDDB8"/>
-    <w:lvl w:ilvl="0">
-      <w:start w:val="1"/>
-      <w:numFmt w:val="bullet"/>
-      <w:lvlText w:val=""/>
-      <w:lvlJc w:val="left"/>
-      <w:pPr>
-        <w:tabs>
-          <w:tab w:val="num" w:pos="720"/>
-        </w:tabs>
-        <w:ind w:left="720" w:hanging="360"/>
-      </w:pPr>
-      <w:rPr>
-        <w:rFonts w:ascii="Symbol" w:hAnsi="Symbol" w:hint="default"/>
-        <w:sz w:val="20"/>
-      </w:rPr>
-    </w:lvl>
-    <w:lvl w:ilvl="1">
-      <w:start w:val="1"/>
-      <w:numFmt w:val="bullet"/>
-      <w:lvlText w:val="o"/>
-      <w:lvlJc w:val="left"/>
-      <w:pPr>
-        <w:tabs>
-          <w:tab w:val="num" w:pos="1440"/>
-        </w:tabs>
-        <w:ind w:left="1440" w:hanging="360"/>
-      </w:pPr>
-      <w:rPr>
-        <w:rFonts w:ascii="Courier New" w:hAnsi="Courier New" w:hint="default"/>
-        <w:sz w:val="20"/>
-      </w:rPr>
-    </w:lvl>
-    <w:lvl w:ilvl="2" w:tentative="1">
-      <w:start w:val="1"/>
-      <w:numFmt w:val="bullet"/>
-      <w:lvlText w:val=""/>
-      <w:lvlJc w:val="left"/>
-      <w:pPr>
-        <w:tabs>
-          <w:tab w:val="num" w:pos="2160"/>
-        </w:tabs>
-        <w:ind w:left="2160" w:hanging="360"/>
-      </w:pPr>
-      <w:rPr>
-        <w:rFonts w:ascii="Wingdings" w:hAnsi="Wingdings" w:hint="default"/>
-        <w:sz w:val="20"/>
-      </w:rPr>
-    </w:lvl>
-    <w:lvl w:ilvl="3" w:tentative="1">
-      <w:start w:val="1"/>
-      <w:numFmt w:val="bullet"/>
-      <w:lvlText w:val=""/>
-      <w:lvlJc w:val="left"/>
-      <w:pPr>
-        <w:tabs>
-          <w:tab w:val="num" w:pos="2880"/>
-        </w:tabs>
-        <w:ind w:left="2880" w:hanging="360"/>
-      </w:pPr>
-      <w:rPr>
-        <w:rFonts w:ascii="Wingdings" w:hAnsi="Wingdings" w:hint="default"/>
-        <w:sz w:val="20"/>
-      </w:rPr>
-    </w:lvl>
-    <w:lvl w:ilvl="4" w:tentative="1">
-      <w:start w:val="1"/>
-      <w:numFmt w:val="bullet"/>
-      <w:lvlText w:val=""/>
-      <w:lvlJc w:val="left"/>
-      <w:pPr>
-        <w:tabs>
-          <w:tab w:val="num" w:pos="3600"/>
-        </w:tabs>
-        <w:ind w:left="3600" w:hanging="360"/>
-      </w:pPr>
-      <w:rPr>
-        <w:rFonts w:ascii="Wingdings" w:hAnsi="Wingdings" w:hint="default"/>
-        <w:sz w:val="20"/>
-      </w:rPr>
-    </w:lvl>
-    <w:lvl w:ilvl="5" w:tentative="1">
-      <w:start w:val="1"/>
-      <w:numFmt w:val="bullet"/>
-      <w:lvlText w:val=""/>
-      <w:lvlJc w:val="left"/>
-      <w:pPr>
-        <w:tabs>
-          <w:tab w:val="num" w:pos="4320"/>
-        </w:tabs>
-        <w:ind w:left="4320" w:hanging="360"/>
-      </w:pPr>
-      <w:rPr>
-        <w:rFonts w:ascii="Wingdings" w:hAnsi="Wingdings" w:hint="default"/>
-        <w:sz w:val="20"/>
-      </w:rPr>
-    </w:lvl>
-    <w:lvl w:ilvl="6" w:tentative="1">
-      <w:start w:val="1"/>
-      <w:numFmt w:val="bullet"/>
-      <w:lvlText w:val=""/>
-      <w:lvlJc w:val="left"/>
-      <w:pPr>
-        <w:tabs>
-          <w:tab w:val="num" w:pos="5040"/>
-        </w:tabs>
-        <w:ind w:left="5040" w:hanging="360"/>
-      </w:pPr>
-      <w:rPr>
-        <w:rFonts w:ascii="Wingdings" w:hAnsi="Wingdings" w:hint="default"/>
-        <w:sz w:val="20"/>
-      </w:rPr>
-    </w:lvl>
-    <w:lvl w:ilvl="7" w:tentative="1">
-      <w:start w:val="1"/>
-      <w:numFmt w:val="bullet"/>
-      <w:lvlText w:val=""/>
-      <w:lvlJc w:val="left"/>
-      <w:pPr>
-        <w:tabs>
-          <w:tab w:val="num" w:pos="5760"/>
-        </w:tabs>
-        <w:ind w:left="5760" w:hanging="360"/>
-      </w:pPr>
-      <w:rPr>
-        <w:rFonts w:ascii="Wingdings" w:hAnsi="Wingdings" w:hint="default"/>
-        <w:sz w:val="20"/>
-      </w:rPr>
-    </w:lvl>
-    <w:lvl w:ilvl="8" w:tentative="1">
-      <w:start w:val="1"/>
-      <w:numFmt w:val="bullet"/>
-      <w:lvlText w:val=""/>
-      <w:lvlJc w:val="left"/>
-      <w:pPr>
-        <w:tabs>
-          <w:tab w:val="num" w:pos="6480"/>
-        </w:tabs>
-        <w:ind w:left="6480" w:hanging="360"/>
-      </w:pPr>
-      <w:rPr>
-        <w:rFonts w:ascii="Wingdings" w:hAnsi="Wingdings" w:hint="default"/>
-        <w:sz w:val="20"/>
-      </w:rPr>
-    </w:lvl>
-  </w:abstractNum>
-  <w:abstractNum w:abstractNumId="15" w15:restartNumberingAfterBreak="0">
+  <w:abstractNum w:abstractNumId="10" w15:restartNumberingAfterBreak="0">
     <w:nsid w:val="227B0FC4"/>
     <w:multiLevelType w:val="multilevel"/>
     <w:tmpl w:val="74B00C68"/>
@@ -26834,233 +26361,7 @@
       </w:rPr>
     </w:lvl>
   </w:abstractNum>
-  <w:abstractNum w:abstractNumId="16" w15:restartNumberingAfterBreak="0">
-    <w:nsid w:val="23A813CA"/>
-    <w:multiLevelType w:val="multilevel"/>
-    <w:tmpl w:val="B128CBAE"/>
-    <w:lvl w:ilvl="0">
-      <w:start w:val="1"/>
-      <w:numFmt w:val="decimal"/>
-      <w:lvlText w:val="%1."/>
-      <w:lvlJc w:val="left"/>
-      <w:pPr>
-        <w:tabs>
-          <w:tab w:val="num" w:pos="720"/>
-        </w:tabs>
-        <w:ind w:left="720" w:hanging="360"/>
-      </w:pPr>
-    </w:lvl>
-    <w:lvl w:ilvl="1" w:tentative="1">
-      <w:start w:val="1"/>
-      <w:numFmt w:val="decimal"/>
-      <w:lvlText w:val="%2."/>
-      <w:lvlJc w:val="left"/>
-      <w:pPr>
-        <w:tabs>
-          <w:tab w:val="num" w:pos="1440"/>
-        </w:tabs>
-        <w:ind w:left="1440" w:hanging="360"/>
-      </w:pPr>
-    </w:lvl>
-    <w:lvl w:ilvl="2" w:tentative="1">
-      <w:start w:val="1"/>
-      <w:numFmt w:val="decimal"/>
-      <w:lvlText w:val="%3."/>
-      <w:lvlJc w:val="left"/>
-      <w:pPr>
-        <w:tabs>
-          <w:tab w:val="num" w:pos="2160"/>
-        </w:tabs>
-        <w:ind w:left="2160" w:hanging="360"/>
-      </w:pPr>
-    </w:lvl>
-    <w:lvl w:ilvl="3" w:tentative="1">
-      <w:start w:val="1"/>
-      <w:numFmt w:val="decimal"/>
-      <w:lvlText w:val="%4."/>
-      <w:lvlJc w:val="left"/>
-      <w:pPr>
-        <w:tabs>
-          <w:tab w:val="num" w:pos="2880"/>
-        </w:tabs>
-        <w:ind w:left="2880" w:hanging="360"/>
-      </w:pPr>
-    </w:lvl>
-    <w:lvl w:ilvl="4" w:tentative="1">
-      <w:start w:val="1"/>
-      <w:numFmt w:val="decimal"/>
-      <w:lvlText w:val="%5."/>
-      <w:lvlJc w:val="left"/>
-      <w:pPr>
-        <w:tabs>
-          <w:tab w:val="num" w:pos="3600"/>
-        </w:tabs>
-        <w:ind w:left="3600" w:hanging="360"/>
-      </w:pPr>
-    </w:lvl>
-    <w:lvl w:ilvl="5" w:tentative="1">
-      <w:start w:val="1"/>
-      <w:numFmt w:val="decimal"/>
-      <w:lvlText w:val="%6."/>
-      <w:lvlJc w:val="left"/>
-      <w:pPr>
-        <w:tabs>
-          <w:tab w:val="num" w:pos="4320"/>
-        </w:tabs>
-        <w:ind w:left="4320" w:hanging="360"/>
-      </w:pPr>
-    </w:lvl>
-    <w:lvl w:ilvl="6" w:tentative="1">
-      <w:start w:val="1"/>
-      <w:numFmt w:val="decimal"/>
-      <w:lvlText w:val="%7."/>
-      <w:lvlJc w:val="left"/>
-      <w:pPr>
-        <w:tabs>
-          <w:tab w:val="num" w:pos="5040"/>
-        </w:tabs>
-        <w:ind w:left="5040" w:hanging="360"/>
-      </w:pPr>
-    </w:lvl>
-    <w:lvl w:ilvl="7" w:tentative="1">
-      <w:start w:val="1"/>
-      <w:numFmt w:val="decimal"/>
-      <w:lvlText w:val="%8."/>
-      <w:lvlJc w:val="left"/>
-      <w:pPr>
-        <w:tabs>
-          <w:tab w:val="num" w:pos="5760"/>
-        </w:tabs>
-        <w:ind w:left="5760" w:hanging="360"/>
-      </w:pPr>
-    </w:lvl>
-    <w:lvl w:ilvl="8" w:tentative="1">
-      <w:start w:val="1"/>
-      <w:numFmt w:val="decimal"/>
-      <w:lvlText w:val="%9."/>
-      <w:lvlJc w:val="left"/>
-      <w:pPr>
-        <w:tabs>
-          <w:tab w:val="num" w:pos="6480"/>
-        </w:tabs>
-        <w:ind w:left="6480" w:hanging="360"/>
-      </w:pPr>
-    </w:lvl>
-  </w:abstractNum>
-  <w:abstractNum w:abstractNumId="17" w15:restartNumberingAfterBreak="0">
-    <w:nsid w:val="23BE6593"/>
-    <w:multiLevelType w:val="multilevel"/>
-    <w:tmpl w:val="013E1B42"/>
-    <w:lvl w:ilvl="0">
-      <w:start w:val="1"/>
-      <w:numFmt w:val="decimal"/>
-      <w:lvlText w:val="%1."/>
-      <w:lvlJc w:val="left"/>
-      <w:pPr>
-        <w:tabs>
-          <w:tab w:val="num" w:pos="720"/>
-        </w:tabs>
-        <w:ind w:left="720" w:hanging="360"/>
-      </w:pPr>
-    </w:lvl>
-    <w:lvl w:ilvl="1" w:tentative="1">
-      <w:start w:val="1"/>
-      <w:numFmt w:val="decimal"/>
-      <w:lvlText w:val="%2."/>
-      <w:lvlJc w:val="left"/>
-      <w:pPr>
-        <w:tabs>
-          <w:tab w:val="num" w:pos="1440"/>
-        </w:tabs>
-        <w:ind w:left="1440" w:hanging="360"/>
-      </w:pPr>
-    </w:lvl>
-    <w:lvl w:ilvl="2" w:tentative="1">
-      <w:start w:val="1"/>
-      <w:numFmt w:val="decimal"/>
-      <w:lvlText w:val="%3."/>
-      <w:lvlJc w:val="left"/>
-      <w:pPr>
-        <w:tabs>
-          <w:tab w:val="num" w:pos="2160"/>
-        </w:tabs>
-        <w:ind w:left="2160" w:hanging="360"/>
-      </w:pPr>
-    </w:lvl>
-    <w:lvl w:ilvl="3" w:tentative="1">
-      <w:start w:val="1"/>
-      <w:numFmt w:val="decimal"/>
-      <w:lvlText w:val="%4."/>
-      <w:lvlJc w:val="left"/>
-      <w:pPr>
-        <w:tabs>
-          <w:tab w:val="num" w:pos="2880"/>
-        </w:tabs>
-        <w:ind w:left="2880" w:hanging="360"/>
-      </w:pPr>
-    </w:lvl>
-    <w:lvl w:ilvl="4" w:tentative="1">
-      <w:start w:val="1"/>
-      <w:numFmt w:val="decimal"/>
-      <w:lvlText w:val="%5."/>
-      <w:lvlJc w:val="left"/>
-      <w:pPr>
-        <w:tabs>
-          <w:tab w:val="num" w:pos="3600"/>
-        </w:tabs>
-        <w:ind w:left="3600" w:hanging="360"/>
-      </w:pPr>
-    </w:lvl>
-    <w:lvl w:ilvl="5" w:tentative="1">
-      <w:start w:val="1"/>
-      <w:numFmt w:val="decimal"/>
-      <w:lvlText w:val="%6."/>
-      <w:lvlJc w:val="left"/>
-      <w:pPr>
-        <w:tabs>
-          <w:tab w:val="num" w:pos="4320"/>
-        </w:tabs>
-        <w:ind w:left="4320" w:hanging="360"/>
-      </w:pPr>
-    </w:lvl>
-    <w:lvl w:ilvl="6" w:tentative="1">
-      <w:start w:val="1"/>
-      <w:numFmt w:val="decimal"/>
-      <w:lvlText w:val="%7."/>
-      <w:lvlJc w:val="left"/>
-      <w:pPr>
-        <w:tabs>
-          <w:tab w:val="num" w:pos="5040"/>
-        </w:tabs>
-        <w:ind w:left="5040" w:hanging="360"/>
-      </w:pPr>
-    </w:lvl>
-    <w:lvl w:ilvl="7" w:tentative="1">
-      <w:start w:val="1"/>
-      <w:numFmt w:val="decimal"/>
-      <w:lvlText w:val="%8."/>
-      <w:lvlJc w:val="left"/>
-      <w:pPr>
-        <w:tabs>
-          <w:tab w:val="num" w:pos="5760"/>
-        </w:tabs>
-        <w:ind w:left="5760" w:hanging="360"/>
-      </w:pPr>
-    </w:lvl>
-    <w:lvl w:ilvl="8" w:tentative="1">
-      <w:start w:val="1"/>
-      <w:numFmt w:val="decimal"/>
-      <w:lvlText w:val="%9."/>
-      <w:lvlJc w:val="left"/>
-      <w:pPr>
-        <w:tabs>
-          <w:tab w:val="num" w:pos="6480"/>
-        </w:tabs>
-        <w:ind w:left="6480" w:hanging="360"/>
-      </w:pPr>
-    </w:lvl>
-  </w:abstractNum>
-  <w:abstractNum w:abstractNumId="18" w15:restartNumberingAfterBreak="0">
+  <w:abstractNum w:abstractNumId="11" w15:restartNumberingAfterBreak="0">
     <w:nsid w:val="23E37420"/>
     <w:multiLevelType w:val="multilevel"/>
     <w:tmpl w:val="97B47E68"/>
@@ -27173,124 +26474,7 @@
       </w:pPr>
     </w:lvl>
   </w:abstractNum>
-  <w:abstractNum w:abstractNumId="19" w15:restartNumberingAfterBreak="0">
-    <w:nsid w:val="2A901A13"/>
-    <w:multiLevelType w:val="multilevel"/>
-    <w:tmpl w:val="EB54B836"/>
-    <w:lvl w:ilvl="0">
-      <w:start w:val="1"/>
-      <w:numFmt w:val="decimal"/>
-      <w:lvlText w:val="%1."/>
-      <w:lvlJc w:val="left"/>
-      <w:pPr>
-        <w:tabs>
-          <w:tab w:val="num" w:pos="720"/>
-        </w:tabs>
-        <w:ind w:left="720" w:hanging="360"/>
-      </w:pPr>
-    </w:lvl>
-    <w:lvl w:ilvl="1">
-      <w:start w:val="1"/>
-      <w:numFmt w:val="bullet"/>
-      <w:lvlText w:val="o"/>
-      <w:lvlJc w:val="left"/>
-      <w:pPr>
-        <w:tabs>
-          <w:tab w:val="num" w:pos="1440"/>
-        </w:tabs>
-        <w:ind w:left="1440" w:hanging="360"/>
-      </w:pPr>
-      <w:rPr>
-        <w:rFonts w:ascii="Courier New" w:hAnsi="Courier New" w:hint="default"/>
-        <w:sz w:val="20"/>
-      </w:rPr>
-    </w:lvl>
-    <w:lvl w:ilvl="2" w:tentative="1">
-      <w:start w:val="1"/>
-      <w:numFmt w:val="decimal"/>
-      <w:lvlText w:val="%3."/>
-      <w:lvlJc w:val="left"/>
-      <w:pPr>
-        <w:tabs>
-          <w:tab w:val="num" w:pos="2160"/>
-        </w:tabs>
-        <w:ind w:left="2160" w:hanging="360"/>
-      </w:pPr>
-    </w:lvl>
-    <w:lvl w:ilvl="3" w:tentative="1">
-      <w:start w:val="1"/>
-      <w:numFmt w:val="decimal"/>
-      <w:lvlText w:val="%4."/>
-      <w:lvlJc w:val="left"/>
-      <w:pPr>
-        <w:tabs>
-          <w:tab w:val="num" w:pos="2880"/>
-        </w:tabs>
-        <w:ind w:left="2880" w:hanging="360"/>
-      </w:pPr>
-    </w:lvl>
-    <w:lvl w:ilvl="4" w:tentative="1">
-      <w:start w:val="1"/>
-      <w:numFmt w:val="decimal"/>
-      <w:lvlText w:val="%5."/>
-      <w:lvlJc w:val="left"/>
-      <w:pPr>
-        <w:tabs>
-          <w:tab w:val="num" w:pos="3600"/>
-        </w:tabs>
-        <w:ind w:left="3600" w:hanging="360"/>
-      </w:pPr>
-    </w:lvl>
-    <w:lvl w:ilvl="5" w:tentative="1">
-      <w:start w:val="1"/>
-      <w:numFmt w:val="decimal"/>
-      <w:lvlText w:val="%6."/>
-      <w:lvlJc w:val="left"/>
-      <w:pPr>
-        <w:tabs>
-          <w:tab w:val="num" w:pos="4320"/>
-        </w:tabs>
-        <w:ind w:left="4320" w:hanging="360"/>
-      </w:pPr>
-    </w:lvl>
-    <w:lvl w:ilvl="6" w:tentative="1">
-      <w:start w:val="1"/>
-      <w:numFmt w:val="decimal"/>
-      <w:lvlText w:val="%7."/>
-      <w:lvlJc w:val="left"/>
-      <w:pPr>
-        <w:tabs>
-          <w:tab w:val="num" w:pos="5040"/>
-        </w:tabs>
-        <w:ind w:left="5040" w:hanging="360"/>
-      </w:pPr>
-    </w:lvl>
-    <w:lvl w:ilvl="7" w:tentative="1">
-      <w:start w:val="1"/>
-      <w:numFmt w:val="decimal"/>
-      <w:lvlText w:val="%8."/>
-      <w:lvlJc w:val="left"/>
-      <w:pPr>
-        <w:tabs>
-          <w:tab w:val="num" w:pos="5760"/>
-        </w:tabs>
-        <w:ind w:left="5760" w:hanging="360"/>
-      </w:pPr>
-    </w:lvl>
-    <w:lvl w:ilvl="8" w:tentative="1">
-      <w:start w:val="1"/>
-      <w:numFmt w:val="decimal"/>
-      <w:lvlText w:val="%9."/>
-      <w:lvlJc w:val="left"/>
-      <w:pPr>
-        <w:tabs>
-          <w:tab w:val="num" w:pos="6480"/>
-        </w:tabs>
-        <w:ind w:left="6480" w:hanging="360"/>
-      </w:pPr>
-    </w:lvl>
-  </w:abstractNum>
-  <w:abstractNum w:abstractNumId="20" w15:restartNumberingAfterBreak="0">
+  <w:abstractNum w:abstractNumId="12" w15:restartNumberingAfterBreak="0">
     <w:nsid w:val="2A930A83"/>
     <w:multiLevelType w:val="multilevel"/>
     <w:tmpl w:val="65D88868"/>
@@ -27439,7 +26623,7 @@
       </w:rPr>
     </w:lvl>
   </w:abstractNum>
-  <w:abstractNum w:abstractNumId="21" w15:restartNumberingAfterBreak="0">
+  <w:abstractNum w:abstractNumId="13" w15:restartNumberingAfterBreak="0">
     <w:nsid w:val="2DF55B08"/>
     <w:multiLevelType w:val="multilevel"/>
     <w:tmpl w:val="18D04FBA"/>
@@ -27588,7 +26772,7 @@
       </w:rPr>
     </w:lvl>
   </w:abstractNum>
-  <w:abstractNum w:abstractNumId="22" w15:restartNumberingAfterBreak="0">
+  <w:abstractNum w:abstractNumId="14" w15:restartNumberingAfterBreak="0">
     <w:nsid w:val="2E635413"/>
     <w:multiLevelType w:val="multilevel"/>
     <w:tmpl w:val="A45E1512"/>
@@ -27737,7 +26921,7 @@
       </w:rPr>
     </w:lvl>
   </w:abstractNum>
-  <w:abstractNum w:abstractNumId="23" w15:restartNumberingAfterBreak="0">
+  <w:abstractNum w:abstractNumId="15" w15:restartNumberingAfterBreak="0">
     <w:nsid w:val="2E9968D8"/>
     <w:multiLevelType w:val="hybridMultilevel"/>
     <w:tmpl w:val="38D48CA2"/>
@@ -27851,7 +27035,7 @@
       </w:rPr>
     </w:lvl>
   </w:abstractNum>
-  <w:abstractNum w:abstractNumId="24" w15:restartNumberingAfterBreak="0">
+  <w:abstractNum w:abstractNumId="16" w15:restartNumberingAfterBreak="0">
     <w:nsid w:val="2F5B7457"/>
     <w:multiLevelType w:val="multilevel"/>
     <w:tmpl w:val="73063AFC"/>
@@ -27996,7 +27180,7 @@
       </w:rPr>
     </w:lvl>
   </w:abstractNum>
-  <w:abstractNum w:abstractNumId="25" w15:restartNumberingAfterBreak="0">
+  <w:abstractNum w:abstractNumId="17" w15:restartNumberingAfterBreak="0">
     <w:nsid w:val="334177CE"/>
     <w:multiLevelType w:val="multilevel"/>
     <w:tmpl w:val="7564E838"/>
@@ -28141,418 +27325,7 @@
       </w:rPr>
     </w:lvl>
   </w:abstractNum>
-  <w:abstractNum w:abstractNumId="26" w15:restartNumberingAfterBreak="0">
-    <w:nsid w:val="33FF013A"/>
-    <w:multiLevelType w:val="hybridMultilevel"/>
-    <w:tmpl w:val="0F6AA6FE"/>
-    <w:lvl w:ilvl="0" w:tplc="97CE481E">
-      <w:start w:val="5"/>
-      <w:numFmt w:val="bullet"/>
-      <w:lvlText w:val="-"/>
-      <w:lvlJc w:val="left"/>
-      <w:pPr>
-        <w:ind w:left="1124" w:hanging="360"/>
-      </w:pPr>
-      <w:rPr>
-        <w:rFonts w:ascii="Times New Roman" w:eastAsia="Times New Roman" w:hAnsi="Times New Roman" w:cs="Times New Roman" w:hint="default"/>
-      </w:rPr>
-    </w:lvl>
-    <w:lvl w:ilvl="1" w:tplc="042A0003" w:tentative="1">
-      <w:start w:val="1"/>
-      <w:numFmt w:val="bullet"/>
-      <w:lvlText w:val="o"/>
-      <w:lvlJc w:val="left"/>
-      <w:pPr>
-        <w:ind w:left="1844" w:hanging="360"/>
-      </w:pPr>
-      <w:rPr>
-        <w:rFonts w:ascii="Courier New" w:hAnsi="Courier New" w:cs="Courier New" w:hint="default"/>
-      </w:rPr>
-    </w:lvl>
-    <w:lvl w:ilvl="2" w:tplc="042A0005" w:tentative="1">
-      <w:start w:val="1"/>
-      <w:numFmt w:val="bullet"/>
-      <w:lvlText w:val=""/>
-      <w:lvlJc w:val="left"/>
-      <w:pPr>
-        <w:ind w:left="2564" w:hanging="360"/>
-      </w:pPr>
-      <w:rPr>
-        <w:rFonts w:ascii="Wingdings" w:hAnsi="Wingdings" w:hint="default"/>
-      </w:rPr>
-    </w:lvl>
-    <w:lvl w:ilvl="3" w:tplc="042A0001" w:tentative="1">
-      <w:start w:val="1"/>
-      <w:numFmt w:val="bullet"/>
-      <w:lvlText w:val=""/>
-      <w:lvlJc w:val="left"/>
-      <w:pPr>
-        <w:ind w:left="3284" w:hanging="360"/>
-      </w:pPr>
-      <w:rPr>
-        <w:rFonts w:ascii="Symbol" w:hAnsi="Symbol" w:hint="default"/>
-      </w:rPr>
-    </w:lvl>
-    <w:lvl w:ilvl="4" w:tplc="042A0003" w:tentative="1">
-      <w:start w:val="1"/>
-      <w:numFmt w:val="bullet"/>
-      <w:lvlText w:val="o"/>
-      <w:lvlJc w:val="left"/>
-      <w:pPr>
-        <w:ind w:left="4004" w:hanging="360"/>
-      </w:pPr>
-      <w:rPr>
-        <w:rFonts w:ascii="Courier New" w:hAnsi="Courier New" w:cs="Courier New" w:hint="default"/>
-      </w:rPr>
-    </w:lvl>
-    <w:lvl w:ilvl="5" w:tplc="042A0005" w:tentative="1">
-      <w:start w:val="1"/>
-      <w:numFmt w:val="bullet"/>
-      <w:lvlText w:val=""/>
-      <w:lvlJc w:val="left"/>
-      <w:pPr>
-        <w:ind w:left="4724" w:hanging="360"/>
-      </w:pPr>
-      <w:rPr>
-        <w:rFonts w:ascii="Wingdings" w:hAnsi="Wingdings" w:hint="default"/>
-      </w:rPr>
-    </w:lvl>
-    <w:lvl w:ilvl="6" w:tplc="042A0001" w:tentative="1">
-      <w:start w:val="1"/>
-      <w:numFmt w:val="bullet"/>
-      <w:lvlText w:val=""/>
-      <w:lvlJc w:val="left"/>
-      <w:pPr>
-        <w:ind w:left="5444" w:hanging="360"/>
-      </w:pPr>
-      <w:rPr>
-        <w:rFonts w:ascii="Symbol" w:hAnsi="Symbol" w:hint="default"/>
-      </w:rPr>
-    </w:lvl>
-    <w:lvl w:ilvl="7" w:tplc="042A0003" w:tentative="1">
-      <w:start w:val="1"/>
-      <w:numFmt w:val="bullet"/>
-      <w:lvlText w:val="o"/>
-      <w:lvlJc w:val="left"/>
-      <w:pPr>
-        <w:ind w:left="6164" w:hanging="360"/>
-      </w:pPr>
-      <w:rPr>
-        <w:rFonts w:ascii="Courier New" w:hAnsi="Courier New" w:cs="Courier New" w:hint="default"/>
-      </w:rPr>
-    </w:lvl>
-    <w:lvl w:ilvl="8" w:tplc="042A0005" w:tentative="1">
-      <w:start w:val="1"/>
-      <w:numFmt w:val="bullet"/>
-      <w:lvlText w:val=""/>
-      <w:lvlJc w:val="left"/>
-      <w:pPr>
-        <w:ind w:left="6884" w:hanging="360"/>
-      </w:pPr>
-      <w:rPr>
-        <w:rFonts w:ascii="Wingdings" w:hAnsi="Wingdings" w:hint="default"/>
-      </w:rPr>
-    </w:lvl>
-  </w:abstractNum>
-  <w:abstractNum w:abstractNumId="27" w15:restartNumberingAfterBreak="0">
-    <w:nsid w:val="34997EAD"/>
-    <w:multiLevelType w:val="multilevel"/>
-    <w:tmpl w:val="26AE502C"/>
-    <w:lvl w:ilvl="0">
-      <w:start w:val="1"/>
-      <w:numFmt w:val="bullet"/>
-      <w:lvlText w:val=""/>
-      <w:lvlJc w:val="left"/>
-      <w:pPr>
-        <w:tabs>
-          <w:tab w:val="num" w:pos="720"/>
-        </w:tabs>
-        <w:ind w:left="720" w:hanging="360"/>
-      </w:pPr>
-      <w:rPr>
-        <w:rFonts w:ascii="Symbol" w:hAnsi="Symbol" w:hint="default"/>
-        <w:sz w:val="20"/>
-      </w:rPr>
-    </w:lvl>
-    <w:lvl w:ilvl="1" w:tentative="1">
-      <w:start w:val="1"/>
-      <w:numFmt w:val="bullet"/>
-      <w:lvlText w:val="o"/>
-      <w:lvlJc w:val="left"/>
-      <w:pPr>
-        <w:tabs>
-          <w:tab w:val="num" w:pos="1440"/>
-        </w:tabs>
-        <w:ind w:left="1440" w:hanging="360"/>
-      </w:pPr>
-      <w:rPr>
-        <w:rFonts w:ascii="Courier New" w:hAnsi="Courier New" w:hint="default"/>
-        <w:sz w:val="20"/>
-      </w:rPr>
-    </w:lvl>
-    <w:lvl w:ilvl="2" w:tentative="1">
-      <w:start w:val="1"/>
-      <w:numFmt w:val="bullet"/>
-      <w:lvlText w:val=""/>
-      <w:lvlJc w:val="left"/>
-      <w:pPr>
-        <w:tabs>
-          <w:tab w:val="num" w:pos="2160"/>
-        </w:tabs>
-        <w:ind w:left="2160" w:hanging="360"/>
-      </w:pPr>
-      <w:rPr>
-        <w:rFonts w:ascii="Wingdings" w:hAnsi="Wingdings" w:hint="default"/>
-        <w:sz w:val="20"/>
-      </w:rPr>
-    </w:lvl>
-    <w:lvl w:ilvl="3" w:tentative="1">
-      <w:start w:val="1"/>
-      <w:numFmt w:val="bullet"/>
-      <w:lvlText w:val=""/>
-      <w:lvlJc w:val="left"/>
-      <w:pPr>
-        <w:tabs>
-          <w:tab w:val="num" w:pos="2880"/>
-        </w:tabs>
-        <w:ind w:left="2880" w:hanging="360"/>
-      </w:pPr>
-      <w:rPr>
-        <w:rFonts w:ascii="Wingdings" w:hAnsi="Wingdings" w:hint="default"/>
-        <w:sz w:val="20"/>
-      </w:rPr>
-    </w:lvl>
-    <w:lvl w:ilvl="4" w:tentative="1">
-      <w:start w:val="1"/>
-      <w:numFmt w:val="bullet"/>
-      <w:lvlText w:val=""/>
-      <w:lvlJc w:val="left"/>
-      <w:pPr>
-        <w:tabs>
-          <w:tab w:val="num" w:pos="3600"/>
-        </w:tabs>
-        <w:ind w:left="3600" w:hanging="360"/>
-      </w:pPr>
-      <w:rPr>
-        <w:rFonts w:ascii="Wingdings" w:hAnsi="Wingdings" w:hint="default"/>
-        <w:sz w:val="20"/>
-      </w:rPr>
-    </w:lvl>
-    <w:lvl w:ilvl="5" w:tentative="1">
-      <w:start w:val="1"/>
-      <w:numFmt w:val="bullet"/>
-      <w:lvlText w:val=""/>
-      <w:lvlJc w:val="left"/>
-      <w:pPr>
-        <w:tabs>
-          <w:tab w:val="num" w:pos="4320"/>
-        </w:tabs>
-        <w:ind w:left="4320" w:hanging="360"/>
-      </w:pPr>
-      <w:rPr>
-        <w:rFonts w:ascii="Wingdings" w:hAnsi="Wingdings" w:hint="default"/>
-        <w:sz w:val="20"/>
-      </w:rPr>
-    </w:lvl>
-    <w:lvl w:ilvl="6" w:tentative="1">
-      <w:start w:val="1"/>
-      <w:numFmt w:val="bullet"/>
-      <w:lvlText w:val=""/>
-      <w:lvlJc w:val="left"/>
-      <w:pPr>
-        <w:tabs>
-          <w:tab w:val="num" w:pos="5040"/>
-        </w:tabs>
-        <w:ind w:left="5040" w:hanging="360"/>
-      </w:pPr>
-      <w:rPr>
-        <w:rFonts w:ascii="Wingdings" w:hAnsi="Wingdings" w:hint="default"/>
-        <w:sz w:val="20"/>
-      </w:rPr>
-    </w:lvl>
-    <w:lvl w:ilvl="7" w:tentative="1">
-      <w:start w:val="1"/>
-      <w:numFmt w:val="bullet"/>
-      <w:lvlText w:val=""/>
-      <w:lvlJc w:val="left"/>
-      <w:pPr>
-        <w:tabs>
-          <w:tab w:val="num" w:pos="5760"/>
-        </w:tabs>
-        <w:ind w:left="5760" w:hanging="360"/>
-      </w:pPr>
-      <w:rPr>
-        <w:rFonts w:ascii="Wingdings" w:hAnsi="Wingdings" w:hint="default"/>
-        <w:sz w:val="20"/>
-      </w:rPr>
-    </w:lvl>
-    <w:lvl w:ilvl="8" w:tentative="1">
-      <w:start w:val="1"/>
-      <w:numFmt w:val="bullet"/>
-      <w:lvlText w:val=""/>
-      <w:lvlJc w:val="left"/>
-      <w:pPr>
-        <w:tabs>
-          <w:tab w:val="num" w:pos="6480"/>
-        </w:tabs>
-        <w:ind w:left="6480" w:hanging="360"/>
-      </w:pPr>
-      <w:rPr>
-        <w:rFonts w:ascii="Wingdings" w:hAnsi="Wingdings" w:hint="default"/>
-        <w:sz w:val="20"/>
-      </w:rPr>
-    </w:lvl>
-  </w:abstractNum>
-  <w:abstractNum w:abstractNumId="28" w15:restartNumberingAfterBreak="0">
-    <w:nsid w:val="35217B08"/>
-    <w:multiLevelType w:val="multilevel"/>
-    <w:tmpl w:val="4FDE8722"/>
-    <w:lvl w:ilvl="0">
-      <w:start w:val="1"/>
-      <w:numFmt w:val="bullet"/>
-      <w:lvlText w:val=""/>
-      <w:lvlJc w:val="left"/>
-      <w:pPr>
-        <w:tabs>
-          <w:tab w:val="num" w:pos="720"/>
-        </w:tabs>
-        <w:ind w:left="720" w:hanging="360"/>
-      </w:pPr>
-      <w:rPr>
-        <w:rFonts w:ascii="Symbol" w:hAnsi="Symbol" w:hint="default"/>
-        <w:sz w:val="20"/>
-      </w:rPr>
-    </w:lvl>
-    <w:lvl w:ilvl="1" w:tentative="1">
-      <w:start w:val="1"/>
-      <w:numFmt w:val="bullet"/>
-      <w:lvlText w:val="o"/>
-      <w:lvlJc w:val="left"/>
-      <w:pPr>
-        <w:tabs>
-          <w:tab w:val="num" w:pos="1440"/>
-        </w:tabs>
-        <w:ind w:left="1440" w:hanging="360"/>
-      </w:pPr>
-      <w:rPr>
-        <w:rFonts w:ascii="Courier New" w:hAnsi="Courier New" w:hint="default"/>
-        <w:sz w:val="20"/>
-      </w:rPr>
-    </w:lvl>
-    <w:lvl w:ilvl="2" w:tentative="1">
-      <w:start w:val="1"/>
-      <w:numFmt w:val="bullet"/>
-      <w:lvlText w:val=""/>
-      <w:lvlJc w:val="left"/>
-      <w:pPr>
-        <w:tabs>
-          <w:tab w:val="num" w:pos="2160"/>
-        </w:tabs>
-        <w:ind w:left="2160" w:hanging="360"/>
-      </w:pPr>
-      <w:rPr>
-        <w:rFonts w:ascii="Wingdings" w:hAnsi="Wingdings" w:hint="default"/>
-        <w:sz w:val="20"/>
-      </w:rPr>
-    </w:lvl>
-    <w:lvl w:ilvl="3" w:tentative="1">
-      <w:start w:val="1"/>
-      <w:numFmt w:val="bullet"/>
-      <w:lvlText w:val=""/>
-      <w:lvlJc w:val="left"/>
-      <w:pPr>
-        <w:tabs>
-          <w:tab w:val="num" w:pos="2880"/>
-        </w:tabs>
-        <w:ind w:left="2880" w:hanging="360"/>
-      </w:pPr>
-      <w:rPr>
-        <w:rFonts w:ascii="Wingdings" w:hAnsi="Wingdings" w:hint="default"/>
-        <w:sz w:val="20"/>
-      </w:rPr>
-    </w:lvl>
-    <w:lvl w:ilvl="4" w:tentative="1">
-      <w:start w:val="1"/>
-      <w:numFmt w:val="bullet"/>
-      <w:lvlText w:val=""/>
-      <w:lvlJc w:val="left"/>
-      <w:pPr>
-        <w:tabs>
-          <w:tab w:val="num" w:pos="3600"/>
-        </w:tabs>
-        <w:ind w:left="3600" w:hanging="360"/>
-      </w:pPr>
-      <w:rPr>
-        <w:rFonts w:ascii="Wingdings" w:hAnsi="Wingdings" w:hint="default"/>
-        <w:sz w:val="20"/>
-      </w:rPr>
-    </w:lvl>
-    <w:lvl w:ilvl="5" w:tentative="1">
-      <w:start w:val="1"/>
-      <w:numFmt w:val="bullet"/>
-      <w:lvlText w:val=""/>
-      <w:lvlJc w:val="left"/>
-      <w:pPr>
-        <w:tabs>
-          <w:tab w:val="num" w:pos="4320"/>
-        </w:tabs>
-        <w:ind w:left="4320" w:hanging="360"/>
-      </w:pPr>
-      <w:rPr>
-        <w:rFonts w:ascii="Wingdings" w:hAnsi="Wingdings" w:hint="default"/>
-        <w:sz w:val="20"/>
-      </w:rPr>
-    </w:lvl>
-    <w:lvl w:ilvl="6" w:tentative="1">
-      <w:start w:val="1"/>
-      <w:numFmt w:val="bullet"/>
-      <w:lvlText w:val=""/>
-      <w:lvlJc w:val="left"/>
-      <w:pPr>
-        <w:tabs>
-          <w:tab w:val="num" w:pos="5040"/>
-        </w:tabs>
-        <w:ind w:left="5040" w:hanging="360"/>
-      </w:pPr>
-      <w:rPr>
-        <w:rFonts w:ascii="Wingdings" w:hAnsi="Wingdings" w:hint="default"/>
-        <w:sz w:val="20"/>
-      </w:rPr>
-    </w:lvl>
-    <w:lvl w:ilvl="7" w:tentative="1">
-      <w:start w:val="1"/>
-      <w:numFmt w:val="bullet"/>
-      <w:lvlText w:val=""/>
-      <w:lvlJc w:val="left"/>
-      <w:pPr>
-        <w:tabs>
-          <w:tab w:val="num" w:pos="5760"/>
-        </w:tabs>
-        <w:ind w:left="5760" w:hanging="360"/>
-      </w:pPr>
-      <w:rPr>
-        <w:rFonts w:ascii="Wingdings" w:hAnsi="Wingdings" w:hint="default"/>
-        <w:sz w:val="20"/>
-      </w:rPr>
-    </w:lvl>
-    <w:lvl w:ilvl="8" w:tentative="1">
-      <w:start w:val="1"/>
-      <w:numFmt w:val="bullet"/>
-      <w:lvlText w:val=""/>
-      <w:lvlJc w:val="left"/>
-      <w:pPr>
-        <w:tabs>
-          <w:tab w:val="num" w:pos="6480"/>
-        </w:tabs>
-        <w:ind w:left="6480" w:hanging="360"/>
-      </w:pPr>
-      <w:rPr>
-        <w:rFonts w:ascii="Wingdings" w:hAnsi="Wingdings" w:hint="default"/>
-        <w:sz w:val="20"/>
-      </w:rPr>
-    </w:lvl>
-  </w:abstractNum>
-  <w:abstractNum w:abstractNumId="29" w15:restartNumberingAfterBreak="0">
+  <w:abstractNum w:abstractNumId="18" w15:restartNumberingAfterBreak="0">
     <w:nsid w:val="37836B90"/>
     <w:multiLevelType w:val="multilevel"/>
     <w:tmpl w:val="69A2D7E2"/>
@@ -28701,7 +27474,7 @@
       </w:rPr>
     </w:lvl>
   </w:abstractNum>
-  <w:abstractNum w:abstractNumId="30" w15:restartNumberingAfterBreak="0">
+  <w:abstractNum w:abstractNumId="19" w15:restartNumberingAfterBreak="0">
     <w:nsid w:val="39967DD4"/>
     <w:multiLevelType w:val="multilevel"/>
     <w:tmpl w:val="1C984708"/>
@@ -28846,7 +27619,7 @@
       </w:rPr>
     </w:lvl>
   </w:abstractNum>
-  <w:abstractNum w:abstractNumId="31" w15:restartNumberingAfterBreak="0">
+  <w:abstractNum w:abstractNumId="20" w15:restartNumberingAfterBreak="0">
     <w:nsid w:val="3BBF4D82"/>
     <w:multiLevelType w:val="hybridMultilevel"/>
     <w:tmpl w:val="B4048D98"/>
@@ -28935,156 +27708,7 @@
       </w:pPr>
     </w:lvl>
   </w:abstractNum>
-  <w:abstractNum w:abstractNumId="32" w15:restartNumberingAfterBreak="0">
-    <w:nsid w:val="3C1D66E6"/>
-    <w:multiLevelType w:val="multilevel"/>
-    <w:tmpl w:val="A258AA62"/>
-    <w:lvl w:ilvl="0">
-      <w:start w:val="1"/>
-      <w:numFmt w:val="bullet"/>
-      <w:lvlText w:val=""/>
-      <w:lvlJc w:val="left"/>
-      <w:pPr>
-        <w:tabs>
-          <w:tab w:val="num" w:pos="720"/>
-        </w:tabs>
-        <w:ind w:left="720" w:hanging="360"/>
-      </w:pPr>
-      <w:rPr>
-        <w:rFonts w:ascii="Symbol" w:hAnsi="Symbol" w:hint="default"/>
-        <w:sz w:val="20"/>
-      </w:rPr>
-    </w:lvl>
-    <w:lvl w:ilvl="1" w:tentative="1">
-      <w:start w:val="1"/>
-      <w:numFmt w:val="bullet"/>
-      <w:lvlText w:val="o"/>
-      <w:lvlJc w:val="left"/>
-      <w:pPr>
-        <w:tabs>
-          <w:tab w:val="num" w:pos="1440"/>
-        </w:tabs>
-        <w:ind w:left="1440" w:hanging="360"/>
-      </w:pPr>
-      <w:rPr>
-        <w:rFonts w:ascii="Courier New" w:hAnsi="Courier New" w:hint="default"/>
-        <w:sz w:val="20"/>
-      </w:rPr>
-    </w:lvl>
-    <w:lvl w:ilvl="2" w:tentative="1">
-      <w:start w:val="1"/>
-      <w:numFmt w:val="bullet"/>
-      <w:lvlText w:val=""/>
-      <w:lvlJc w:val="left"/>
-      <w:pPr>
-        <w:tabs>
-          <w:tab w:val="num" w:pos="2160"/>
-        </w:tabs>
-        <w:ind w:left="2160" w:hanging="360"/>
-      </w:pPr>
-      <w:rPr>
-        <w:rFonts w:ascii="Wingdings" w:hAnsi="Wingdings" w:hint="default"/>
-        <w:sz w:val="20"/>
-      </w:rPr>
-    </w:lvl>
-    <w:lvl w:ilvl="3" w:tentative="1">
-      <w:start w:val="1"/>
-      <w:numFmt w:val="bullet"/>
-      <w:lvlText w:val=""/>
-      <w:lvlJc w:val="left"/>
-      <w:pPr>
-        <w:tabs>
-          <w:tab w:val="num" w:pos="2880"/>
-        </w:tabs>
-        <w:ind w:left="2880" w:hanging="360"/>
-      </w:pPr>
-      <w:rPr>
-        <w:rFonts w:ascii="Wingdings" w:hAnsi="Wingdings" w:hint="default"/>
-        <w:sz w:val="20"/>
-      </w:rPr>
-    </w:lvl>
-    <w:lvl w:ilvl="4" w:tentative="1">
-      <w:start w:val="1"/>
-      <w:numFmt w:val="bullet"/>
-      <w:lvlText w:val=""/>
-      <w:lvlJc w:val="left"/>
-      <w:pPr>
-        <w:tabs>
-          <w:tab w:val="num" w:pos="3600"/>
-        </w:tabs>
-        <w:ind w:left="3600" w:hanging="360"/>
-      </w:pPr>
-      <w:rPr>
-        <w:rFonts w:ascii="Wingdings" w:hAnsi="Wingdings" w:hint="default"/>
-        <w:sz w:val="20"/>
-      </w:rPr>
-    </w:lvl>
-    <w:lvl w:ilvl="5" w:tentative="1">
-      <w:start w:val="1"/>
-      <w:numFmt w:val="bullet"/>
-      <w:lvlText w:val=""/>
-      <w:lvlJc w:val="left"/>
-      <w:pPr>
-        <w:tabs>
-          <w:tab w:val="num" w:pos="4320"/>
-        </w:tabs>
-        <w:ind w:left="4320" w:hanging="360"/>
-      </w:pPr>
-      <w:rPr>
-        <w:rFonts w:ascii="Wingdings" w:hAnsi="Wingdings" w:hint="default"/>
-        <w:sz w:val="20"/>
-      </w:rPr>
-    </w:lvl>
-    <w:lvl w:ilvl="6" w:tentative="1">
-      <w:start w:val="1"/>
-      <w:numFmt w:val="bullet"/>
-      <w:lvlText w:val=""/>
-      <w:lvlJc w:val="left"/>
-      <w:pPr>
-        <w:tabs>
-          <w:tab w:val="num" w:pos="5040"/>
-        </w:tabs>
-        <w:ind w:left="5040" w:hanging="360"/>
-      </w:pPr>
-      <w:rPr>
-        <w:rFonts w:ascii="Wingdings" w:hAnsi="Wingdings" w:hint="default"/>
-        <w:sz w:val="20"/>
-      </w:rPr>
-    </w:lvl>
-    <w:lvl w:ilvl="7" w:tentative="1">
-      <w:start w:val="1"/>
-      <w:numFmt w:val="bullet"/>
-      <w:lvlText w:val=""/>
-      <w:lvlJc w:val="left"/>
-      <w:pPr>
-        <w:tabs>
-          <w:tab w:val="num" w:pos="5760"/>
-        </w:tabs>
-        <w:ind w:left="5760" w:hanging="360"/>
-      </w:pPr>
-      <w:rPr>
-        <w:rFonts w:ascii="Wingdings" w:hAnsi="Wingdings" w:hint="default"/>
-        <w:sz w:val="20"/>
-      </w:rPr>
-    </w:lvl>
-    <w:lvl w:ilvl="8" w:tentative="1">
-      <w:start w:val="1"/>
-      <w:numFmt w:val="bullet"/>
-      <w:lvlText w:val=""/>
-      <w:lvlJc w:val="left"/>
-      <w:pPr>
-        <w:tabs>
-          <w:tab w:val="num" w:pos="6480"/>
-        </w:tabs>
-        <w:ind w:left="6480" w:hanging="360"/>
-      </w:pPr>
-      <w:rPr>
-        <w:rFonts w:ascii="Wingdings" w:hAnsi="Wingdings" w:hint="default"/>
-        <w:sz w:val="20"/>
-      </w:rPr>
-    </w:lvl>
-  </w:abstractNum>
-  <w:abstractNum w:abstractNumId="33" w15:restartNumberingAfterBreak="0">
+  <w:abstractNum w:abstractNumId="21" w15:restartNumberingAfterBreak="0">
     <w:nsid w:val="3E365938"/>
     <w:multiLevelType w:val="multilevel"/>
     <w:tmpl w:val="AA96AD30"/>
@@ -29233,7 +27857,7 @@
       </w:rPr>
     </w:lvl>
   </w:abstractNum>
-  <w:abstractNum w:abstractNumId="34" w15:restartNumberingAfterBreak="0">
+  <w:abstractNum w:abstractNumId="22" w15:restartNumberingAfterBreak="0">
     <w:nsid w:val="3E492992"/>
     <w:multiLevelType w:val="multilevel"/>
     <w:tmpl w:val="A30C9046"/>
@@ -29346,305 +27970,7 @@
       </w:pPr>
     </w:lvl>
   </w:abstractNum>
-  <w:abstractNum w:abstractNumId="35" w15:restartNumberingAfterBreak="0">
-    <w:nsid w:val="40083E23"/>
-    <w:multiLevelType w:val="multilevel"/>
-    <w:tmpl w:val="FDAEA856"/>
-    <w:lvl w:ilvl="0">
-      <w:start w:val="1"/>
-      <w:numFmt w:val="bullet"/>
-      <w:lvlText w:val=""/>
-      <w:lvlJc w:val="left"/>
-      <w:pPr>
-        <w:tabs>
-          <w:tab w:val="num" w:pos="720"/>
-        </w:tabs>
-        <w:ind w:left="720" w:hanging="360"/>
-      </w:pPr>
-      <w:rPr>
-        <w:rFonts w:ascii="Symbol" w:hAnsi="Symbol" w:hint="default"/>
-        <w:sz w:val="20"/>
-      </w:rPr>
-    </w:lvl>
-    <w:lvl w:ilvl="1" w:tentative="1">
-      <w:start w:val="1"/>
-      <w:numFmt w:val="bullet"/>
-      <w:lvlText w:val="o"/>
-      <w:lvlJc w:val="left"/>
-      <w:pPr>
-        <w:tabs>
-          <w:tab w:val="num" w:pos="1440"/>
-        </w:tabs>
-        <w:ind w:left="1440" w:hanging="360"/>
-      </w:pPr>
-      <w:rPr>
-        <w:rFonts w:ascii="Courier New" w:hAnsi="Courier New" w:hint="default"/>
-        <w:sz w:val="20"/>
-      </w:rPr>
-    </w:lvl>
-    <w:lvl w:ilvl="2" w:tentative="1">
-      <w:start w:val="1"/>
-      <w:numFmt w:val="bullet"/>
-      <w:lvlText w:val=""/>
-      <w:lvlJc w:val="left"/>
-      <w:pPr>
-        <w:tabs>
-          <w:tab w:val="num" w:pos="2160"/>
-        </w:tabs>
-        <w:ind w:left="2160" w:hanging="360"/>
-      </w:pPr>
-      <w:rPr>
-        <w:rFonts w:ascii="Wingdings" w:hAnsi="Wingdings" w:hint="default"/>
-        <w:sz w:val="20"/>
-      </w:rPr>
-    </w:lvl>
-    <w:lvl w:ilvl="3" w:tentative="1">
-      <w:start w:val="1"/>
-      <w:numFmt w:val="bullet"/>
-      <w:lvlText w:val=""/>
-      <w:lvlJc w:val="left"/>
-      <w:pPr>
-        <w:tabs>
-          <w:tab w:val="num" w:pos="2880"/>
-        </w:tabs>
-        <w:ind w:left="2880" w:hanging="360"/>
-      </w:pPr>
-      <w:rPr>
-        <w:rFonts w:ascii="Wingdings" w:hAnsi="Wingdings" w:hint="default"/>
-        <w:sz w:val="20"/>
-      </w:rPr>
-    </w:lvl>
-    <w:lvl w:ilvl="4" w:tentative="1">
-      <w:start w:val="1"/>
-      <w:numFmt w:val="bullet"/>
-      <w:lvlText w:val=""/>
-      <w:lvlJc w:val="left"/>
-      <w:pPr>
-        <w:tabs>
-          <w:tab w:val="num" w:pos="3600"/>
-        </w:tabs>
-        <w:ind w:left="3600" w:hanging="360"/>
-      </w:pPr>
-      <w:rPr>
-        <w:rFonts w:ascii="Wingdings" w:hAnsi="Wingdings" w:hint="default"/>
-        <w:sz w:val="20"/>
-      </w:rPr>
-    </w:lvl>
-    <w:lvl w:ilvl="5" w:tentative="1">
-      <w:start w:val="1"/>
-      <w:numFmt w:val="bullet"/>
-      <w:lvlText w:val=""/>
-      <w:lvlJc w:val="left"/>
-      <w:pPr>
-        <w:tabs>
-          <w:tab w:val="num" w:pos="4320"/>
-        </w:tabs>
-        <w:ind w:left="4320" w:hanging="360"/>
-      </w:pPr>
-      <w:rPr>
-        <w:rFonts w:ascii="Wingdings" w:hAnsi="Wingdings" w:hint="default"/>
-        <w:sz w:val="20"/>
-      </w:rPr>
-    </w:lvl>
-    <w:lvl w:ilvl="6" w:tentative="1">
-      <w:start w:val="1"/>
-      <w:numFmt w:val="bullet"/>
-      <w:lvlText w:val=""/>
-      <w:lvlJc w:val="left"/>
-      <w:pPr>
-        <w:tabs>
-          <w:tab w:val="num" w:pos="5040"/>
-        </w:tabs>
-        <w:ind w:left="5040" w:hanging="360"/>
-      </w:pPr>
-      <w:rPr>
-        <w:rFonts w:ascii="Wingdings" w:hAnsi="Wingdings" w:hint="default"/>
-        <w:sz w:val="20"/>
-      </w:rPr>
-    </w:lvl>
-    <w:lvl w:ilvl="7" w:tentative="1">
-      <w:start w:val="1"/>
-      <w:numFmt w:val="bullet"/>
-      <w:lvlText w:val=""/>
-      <w:lvlJc w:val="left"/>
-      <w:pPr>
-        <w:tabs>
-          <w:tab w:val="num" w:pos="5760"/>
-        </w:tabs>
-        <w:ind w:left="5760" w:hanging="360"/>
-      </w:pPr>
-      <w:rPr>
-        <w:rFonts w:ascii="Wingdings" w:hAnsi="Wingdings" w:hint="default"/>
-        <w:sz w:val="20"/>
-      </w:rPr>
-    </w:lvl>
-    <w:lvl w:ilvl="8" w:tentative="1">
-      <w:start w:val="1"/>
-      <w:numFmt w:val="bullet"/>
-      <w:lvlText w:val=""/>
-      <w:lvlJc w:val="left"/>
-      <w:pPr>
-        <w:tabs>
-          <w:tab w:val="num" w:pos="6480"/>
-        </w:tabs>
-        <w:ind w:left="6480" w:hanging="360"/>
-      </w:pPr>
-      <w:rPr>
-        <w:rFonts w:ascii="Wingdings" w:hAnsi="Wingdings" w:hint="default"/>
-        <w:sz w:val="20"/>
-      </w:rPr>
-    </w:lvl>
-  </w:abstractNum>
-  <w:abstractNum w:abstractNumId="36" w15:restartNumberingAfterBreak="0">
-    <w:nsid w:val="404E317C"/>
-    <w:multiLevelType w:val="multilevel"/>
-    <w:tmpl w:val="4D063B0C"/>
-    <w:lvl w:ilvl="0">
-      <w:start w:val="1"/>
-      <w:numFmt w:val="bullet"/>
-      <w:lvlText w:val=""/>
-      <w:lvlJc w:val="left"/>
-      <w:pPr>
-        <w:tabs>
-          <w:tab w:val="num" w:pos="720"/>
-        </w:tabs>
-        <w:ind w:left="720" w:hanging="360"/>
-      </w:pPr>
-      <w:rPr>
-        <w:rFonts w:ascii="Symbol" w:hAnsi="Symbol" w:hint="default"/>
-        <w:sz w:val="20"/>
-      </w:rPr>
-    </w:lvl>
-    <w:lvl w:ilvl="1">
-      <w:start w:val="1"/>
-      <w:numFmt w:val="bullet"/>
-      <w:lvlText w:val="o"/>
-      <w:lvlJc w:val="left"/>
-      <w:pPr>
-        <w:tabs>
-          <w:tab w:val="num" w:pos="1440"/>
-        </w:tabs>
-        <w:ind w:left="1440" w:hanging="360"/>
-      </w:pPr>
-      <w:rPr>
-        <w:rFonts w:ascii="Courier New" w:hAnsi="Courier New" w:hint="default"/>
-        <w:sz w:val="20"/>
-      </w:rPr>
-    </w:lvl>
-    <w:lvl w:ilvl="2" w:tentative="1">
-      <w:start w:val="1"/>
-      <w:numFmt w:val="bullet"/>
-      <w:lvlText w:val=""/>
-      <w:lvlJc w:val="left"/>
-      <w:pPr>
-        <w:tabs>
-          <w:tab w:val="num" w:pos="2160"/>
-        </w:tabs>
-        <w:ind w:left="2160" w:hanging="360"/>
-      </w:pPr>
-      <w:rPr>
-        <w:rFonts w:ascii="Wingdings" w:hAnsi="Wingdings" w:hint="default"/>
-        <w:sz w:val="20"/>
-      </w:rPr>
-    </w:lvl>
-    <w:lvl w:ilvl="3" w:tentative="1">
-      <w:start w:val="1"/>
-      <w:numFmt w:val="bullet"/>
-      <w:lvlText w:val=""/>
-      <w:lvlJc w:val="left"/>
-      <w:pPr>
-        <w:tabs>
-          <w:tab w:val="num" w:pos="2880"/>
-        </w:tabs>
-        <w:ind w:left="2880" w:hanging="360"/>
-      </w:pPr>
-      <w:rPr>
-        <w:rFonts w:ascii="Wingdings" w:hAnsi="Wingdings" w:hint="default"/>
-        <w:sz w:val="20"/>
-      </w:rPr>
-    </w:lvl>
-    <w:lvl w:ilvl="4" w:tentative="1">
-      <w:start w:val="1"/>
-      <w:numFmt w:val="bullet"/>
-      <w:lvlText w:val=""/>
-      <w:lvlJc w:val="left"/>
-      <w:pPr>
-        <w:tabs>
-          <w:tab w:val="num" w:pos="3600"/>
-        </w:tabs>
-        <w:ind w:left="3600" w:hanging="360"/>
-      </w:pPr>
-      <w:rPr>
-        <w:rFonts w:ascii="Wingdings" w:hAnsi="Wingdings" w:hint="default"/>
-        <w:sz w:val="20"/>
-      </w:rPr>
-    </w:lvl>
-    <w:lvl w:ilvl="5" w:tentative="1">
-      <w:start w:val="1"/>
-      <w:numFmt w:val="bullet"/>
-      <w:lvlText w:val=""/>
-      <w:lvlJc w:val="left"/>
-      <w:pPr>
-        <w:tabs>
-          <w:tab w:val="num" w:pos="4320"/>
-        </w:tabs>
-        <w:ind w:left="4320" w:hanging="360"/>
-      </w:pPr>
-      <w:rPr>
-        <w:rFonts w:ascii="Wingdings" w:hAnsi="Wingdings" w:hint="default"/>
-        <w:sz w:val="20"/>
-      </w:rPr>
-    </w:lvl>
-    <w:lvl w:ilvl="6" w:tentative="1">
-      <w:start w:val="1"/>
-      <w:numFmt w:val="bullet"/>
-      <w:lvlText w:val=""/>
-      <w:lvlJc w:val="left"/>
-      <w:pPr>
-        <w:tabs>
-          <w:tab w:val="num" w:pos="5040"/>
-        </w:tabs>
-        <w:ind w:left="5040" w:hanging="360"/>
-      </w:pPr>
-      <w:rPr>
-        <w:rFonts w:ascii="Wingdings" w:hAnsi="Wingdings" w:hint="default"/>
-        <w:sz w:val="20"/>
-      </w:rPr>
-    </w:lvl>
-    <w:lvl w:ilvl="7" w:tentative="1">
-      <w:start w:val="1"/>
-      <w:numFmt w:val="bullet"/>
-      <w:lvlText w:val=""/>
-      <w:lvlJc w:val="left"/>
-      <w:pPr>
-        <w:tabs>
-          <w:tab w:val="num" w:pos="5760"/>
-        </w:tabs>
-        <w:ind w:left="5760" w:hanging="360"/>
-      </w:pPr>
-      <w:rPr>
-        <w:rFonts w:ascii="Wingdings" w:hAnsi="Wingdings" w:hint="default"/>
-        <w:sz w:val="20"/>
-      </w:rPr>
-    </w:lvl>
-    <w:lvl w:ilvl="8" w:tentative="1">
-      <w:start w:val="1"/>
-      <w:numFmt w:val="bullet"/>
-      <w:lvlText w:val=""/>
-      <w:lvlJc w:val="left"/>
-      <w:pPr>
-        <w:tabs>
-          <w:tab w:val="num" w:pos="6480"/>
-        </w:tabs>
-        <w:ind w:left="6480" w:hanging="360"/>
-      </w:pPr>
-      <w:rPr>
-        <w:rFonts w:ascii="Wingdings" w:hAnsi="Wingdings" w:hint="default"/>
-        <w:sz w:val="20"/>
-      </w:rPr>
-    </w:lvl>
-  </w:abstractNum>
-  <w:abstractNum w:abstractNumId="37" w15:restartNumberingAfterBreak="0">
+  <w:abstractNum w:abstractNumId="23" w15:restartNumberingAfterBreak="0">
     <w:nsid w:val="405D6599"/>
     <w:multiLevelType w:val="multilevel"/>
     <w:tmpl w:val="0AC22430"/>
@@ -29757,156 +28083,7 @@
       </w:pPr>
     </w:lvl>
   </w:abstractNum>
-  <w:abstractNum w:abstractNumId="38" w15:restartNumberingAfterBreak="0">
-    <w:nsid w:val="40CC12D6"/>
-    <w:multiLevelType w:val="multilevel"/>
-    <w:tmpl w:val="9E84D064"/>
-    <w:lvl w:ilvl="0">
-      <w:start w:val="1"/>
-      <w:numFmt w:val="bullet"/>
-      <w:lvlText w:val=""/>
-      <w:lvlJc w:val="left"/>
-      <w:pPr>
-        <w:tabs>
-          <w:tab w:val="num" w:pos="720"/>
-        </w:tabs>
-        <w:ind w:left="720" w:hanging="360"/>
-      </w:pPr>
-      <w:rPr>
-        <w:rFonts w:ascii="Symbol" w:hAnsi="Symbol" w:hint="default"/>
-        <w:sz w:val="20"/>
-      </w:rPr>
-    </w:lvl>
-    <w:lvl w:ilvl="1" w:tentative="1">
-      <w:start w:val="1"/>
-      <w:numFmt w:val="bullet"/>
-      <w:lvlText w:val="o"/>
-      <w:lvlJc w:val="left"/>
-      <w:pPr>
-        <w:tabs>
-          <w:tab w:val="num" w:pos="1440"/>
-        </w:tabs>
-        <w:ind w:left="1440" w:hanging="360"/>
-      </w:pPr>
-      <w:rPr>
-        <w:rFonts w:ascii="Courier New" w:hAnsi="Courier New" w:hint="default"/>
-        <w:sz w:val="20"/>
-      </w:rPr>
-    </w:lvl>
-    <w:lvl w:ilvl="2" w:tentative="1">
-      <w:start w:val="1"/>
-      <w:numFmt w:val="bullet"/>
-      <w:lvlText w:val=""/>
-      <w:lvlJc w:val="left"/>
-      <w:pPr>
-        <w:tabs>
-          <w:tab w:val="num" w:pos="2160"/>
-        </w:tabs>
-        <w:ind w:left="2160" w:hanging="360"/>
-      </w:pPr>
-      <w:rPr>
-        <w:rFonts w:ascii="Wingdings" w:hAnsi="Wingdings" w:hint="default"/>
-        <w:sz w:val="20"/>
-      </w:rPr>
-    </w:lvl>
-    <w:lvl w:ilvl="3" w:tentative="1">
-      <w:start w:val="1"/>
-      <w:numFmt w:val="bullet"/>
-      <w:lvlText w:val=""/>
-      <w:lvlJc w:val="left"/>
-      <w:pPr>
-        <w:tabs>
-          <w:tab w:val="num" w:pos="2880"/>
-        </w:tabs>
-        <w:ind w:left="2880" w:hanging="360"/>
-      </w:pPr>
-      <w:rPr>
-        <w:rFonts w:ascii="Wingdings" w:hAnsi="Wingdings" w:hint="default"/>
-        <w:sz w:val="20"/>
-      </w:rPr>
-    </w:lvl>
-    <w:lvl w:ilvl="4" w:tentative="1">
-      <w:start w:val="1"/>
-      <w:numFmt w:val="bullet"/>
-      <w:lvlText w:val=""/>
-      <w:lvlJc w:val="left"/>
-      <w:pPr>
-        <w:tabs>
-          <w:tab w:val="num" w:pos="3600"/>
-        </w:tabs>
-        <w:ind w:left="3600" w:hanging="360"/>
-      </w:pPr>
-      <w:rPr>
-        <w:rFonts w:ascii="Wingdings" w:hAnsi="Wingdings" w:hint="default"/>
-        <w:sz w:val="20"/>
-      </w:rPr>
-    </w:lvl>
-    <w:lvl w:ilvl="5" w:tentative="1">
-      <w:start w:val="1"/>
-      <w:numFmt w:val="bullet"/>
-      <w:lvlText w:val=""/>
-      <w:lvlJc w:val="left"/>
-      <w:pPr>
-        <w:tabs>
-          <w:tab w:val="num" w:pos="4320"/>
-        </w:tabs>
-        <w:ind w:left="4320" w:hanging="360"/>
-      </w:pPr>
-      <w:rPr>
-        <w:rFonts w:ascii="Wingdings" w:hAnsi="Wingdings" w:hint="default"/>
-        <w:sz w:val="20"/>
-      </w:rPr>
-    </w:lvl>
-    <w:lvl w:ilvl="6" w:tentative="1">
-      <w:start w:val="1"/>
-      <w:numFmt w:val="bullet"/>
-      <w:lvlText w:val=""/>
-      <w:lvlJc w:val="left"/>
-      <w:pPr>
-        <w:tabs>
-          <w:tab w:val="num" w:pos="5040"/>
-        </w:tabs>
-        <w:ind w:left="5040" w:hanging="360"/>
-      </w:pPr>
-      <w:rPr>
-        <w:rFonts w:ascii="Wingdings" w:hAnsi="Wingdings" w:hint="default"/>
-        <w:sz w:val="20"/>
-      </w:rPr>
-    </w:lvl>
-    <w:lvl w:ilvl="7" w:tentative="1">
-      <w:start w:val="1"/>
-      <w:numFmt w:val="bullet"/>
-      <w:lvlText w:val=""/>
-      <w:lvlJc w:val="left"/>
-      <w:pPr>
-        <w:tabs>
-          <w:tab w:val="num" w:pos="5760"/>
-        </w:tabs>
-        <w:ind w:left="5760" w:hanging="360"/>
-      </w:pPr>
-      <w:rPr>
-        <w:rFonts w:ascii="Wingdings" w:hAnsi="Wingdings" w:hint="default"/>
-        <w:sz w:val="20"/>
-      </w:rPr>
-    </w:lvl>
-    <w:lvl w:ilvl="8" w:tentative="1">
-      <w:start w:val="1"/>
-      <w:numFmt w:val="bullet"/>
-      <w:lvlText w:val=""/>
-      <w:lvlJc w:val="left"/>
-      <w:pPr>
-        <w:tabs>
-          <w:tab w:val="num" w:pos="6480"/>
-        </w:tabs>
-        <w:ind w:left="6480" w:hanging="360"/>
-      </w:pPr>
-      <w:rPr>
-        <w:rFonts w:ascii="Wingdings" w:hAnsi="Wingdings" w:hint="default"/>
-        <w:sz w:val="20"/>
-      </w:rPr>
-    </w:lvl>
-  </w:abstractNum>
-  <w:abstractNum w:abstractNumId="39" w15:restartNumberingAfterBreak="0">
+  <w:abstractNum w:abstractNumId="24" w15:restartNumberingAfterBreak="0">
     <w:nsid w:val="44510F63"/>
     <w:multiLevelType w:val="multilevel"/>
     <w:tmpl w:val="08948124"/>
@@ -30055,7 +28232,7 @@
       </w:rPr>
     </w:lvl>
   </w:abstractNum>
-  <w:abstractNum w:abstractNumId="40" w15:restartNumberingAfterBreak="0">
+  <w:abstractNum w:abstractNumId="25" w15:restartNumberingAfterBreak="0">
     <w:nsid w:val="44D1371D"/>
     <w:multiLevelType w:val="multilevel"/>
     <w:tmpl w:val="2C0C2E42"/>
@@ -30204,156 +28381,7 @@
       </w:rPr>
     </w:lvl>
   </w:abstractNum>
-  <w:abstractNum w:abstractNumId="41" w15:restartNumberingAfterBreak="0">
-    <w:nsid w:val="48DB4238"/>
-    <w:multiLevelType w:val="multilevel"/>
-    <w:tmpl w:val="28802A9C"/>
-    <w:lvl w:ilvl="0">
-      <w:start w:val="1"/>
-      <w:numFmt w:val="bullet"/>
-      <w:lvlText w:val=""/>
-      <w:lvlJc w:val="left"/>
-      <w:pPr>
-        <w:tabs>
-          <w:tab w:val="num" w:pos="720"/>
-        </w:tabs>
-        <w:ind w:left="720" w:hanging="360"/>
-      </w:pPr>
-      <w:rPr>
-        <w:rFonts w:ascii="Symbol" w:hAnsi="Symbol" w:hint="default"/>
-        <w:sz w:val="20"/>
-      </w:rPr>
-    </w:lvl>
-    <w:lvl w:ilvl="1" w:tentative="1">
-      <w:start w:val="1"/>
-      <w:numFmt w:val="bullet"/>
-      <w:lvlText w:val="o"/>
-      <w:lvlJc w:val="left"/>
-      <w:pPr>
-        <w:tabs>
-          <w:tab w:val="num" w:pos="1440"/>
-        </w:tabs>
-        <w:ind w:left="1440" w:hanging="360"/>
-      </w:pPr>
-      <w:rPr>
-        <w:rFonts w:ascii="Courier New" w:hAnsi="Courier New" w:hint="default"/>
-        <w:sz w:val="20"/>
-      </w:rPr>
-    </w:lvl>
-    <w:lvl w:ilvl="2" w:tentative="1">
-      <w:start w:val="1"/>
-      <w:numFmt w:val="bullet"/>
-      <w:lvlText w:val=""/>
-      <w:lvlJc w:val="left"/>
-      <w:pPr>
-        <w:tabs>
-          <w:tab w:val="num" w:pos="2160"/>
-        </w:tabs>
-        <w:ind w:left="2160" w:hanging="360"/>
-      </w:pPr>
-      <w:rPr>
-        <w:rFonts w:ascii="Wingdings" w:hAnsi="Wingdings" w:hint="default"/>
-        <w:sz w:val="20"/>
-      </w:rPr>
-    </w:lvl>
-    <w:lvl w:ilvl="3" w:tentative="1">
-      <w:start w:val="1"/>
-      <w:numFmt w:val="bullet"/>
-      <w:lvlText w:val=""/>
-      <w:lvlJc w:val="left"/>
-      <w:pPr>
-        <w:tabs>
-          <w:tab w:val="num" w:pos="2880"/>
-        </w:tabs>
-        <w:ind w:left="2880" w:hanging="360"/>
-      </w:pPr>
-      <w:rPr>
-        <w:rFonts w:ascii="Wingdings" w:hAnsi="Wingdings" w:hint="default"/>
-        <w:sz w:val="20"/>
-      </w:rPr>
-    </w:lvl>
-    <w:lvl w:ilvl="4" w:tentative="1">
-      <w:start w:val="1"/>
-      <w:numFmt w:val="bullet"/>
-      <w:lvlText w:val=""/>
-      <w:lvlJc w:val="left"/>
-      <w:pPr>
-        <w:tabs>
-          <w:tab w:val="num" w:pos="3600"/>
-        </w:tabs>
-        <w:ind w:left="3600" w:hanging="360"/>
-      </w:pPr>
-      <w:rPr>
-        <w:rFonts w:ascii="Wingdings" w:hAnsi="Wingdings" w:hint="default"/>
-        <w:sz w:val="20"/>
-      </w:rPr>
-    </w:lvl>
-    <w:lvl w:ilvl="5" w:tentative="1">
-      <w:start w:val="1"/>
-      <w:numFmt w:val="bullet"/>
-      <w:lvlText w:val=""/>
-      <w:lvlJc w:val="left"/>
-      <w:pPr>
-        <w:tabs>
-          <w:tab w:val="num" w:pos="4320"/>
-        </w:tabs>
-        <w:ind w:left="4320" w:hanging="360"/>
-      </w:pPr>
-      <w:rPr>
-        <w:rFonts w:ascii="Wingdings" w:hAnsi="Wingdings" w:hint="default"/>
-        <w:sz w:val="20"/>
-      </w:rPr>
-    </w:lvl>
-    <w:lvl w:ilvl="6" w:tentative="1">
-      <w:start w:val="1"/>
-      <w:numFmt w:val="bullet"/>
-      <w:lvlText w:val=""/>
-      <w:lvlJc w:val="left"/>
-      <w:pPr>
-        <w:tabs>
-          <w:tab w:val="num" w:pos="5040"/>
-        </w:tabs>
-        <w:ind w:left="5040" w:hanging="360"/>
-      </w:pPr>
-      <w:rPr>
-        <w:rFonts w:ascii="Wingdings" w:hAnsi="Wingdings" w:hint="default"/>
-        <w:sz w:val="20"/>
-      </w:rPr>
-    </w:lvl>
-    <w:lvl w:ilvl="7" w:tentative="1">
-      <w:start w:val="1"/>
-      <w:numFmt w:val="bullet"/>
-      <w:lvlText w:val=""/>
-      <w:lvlJc w:val="left"/>
-      <w:pPr>
-        <w:tabs>
-          <w:tab w:val="num" w:pos="5760"/>
-        </w:tabs>
-        <w:ind w:left="5760" w:hanging="360"/>
-      </w:pPr>
-      <w:rPr>
-        <w:rFonts w:ascii="Wingdings" w:hAnsi="Wingdings" w:hint="default"/>
-        <w:sz w:val="20"/>
-      </w:rPr>
-    </w:lvl>
-    <w:lvl w:ilvl="8" w:tentative="1">
-      <w:start w:val="1"/>
-      <w:numFmt w:val="bullet"/>
-      <w:lvlText w:val=""/>
-      <w:lvlJc w:val="left"/>
-      <w:pPr>
-        <w:tabs>
-          <w:tab w:val="num" w:pos="6480"/>
-        </w:tabs>
-        <w:ind w:left="6480" w:hanging="360"/>
-      </w:pPr>
-      <w:rPr>
-        <w:rFonts w:ascii="Wingdings" w:hAnsi="Wingdings" w:hint="default"/>
-        <w:sz w:val="20"/>
-      </w:rPr>
-    </w:lvl>
-  </w:abstractNum>
-  <w:abstractNum w:abstractNumId="42" w15:restartNumberingAfterBreak="0">
+  <w:abstractNum w:abstractNumId="26" w15:restartNumberingAfterBreak="0">
     <w:nsid w:val="4B0302C1"/>
     <w:multiLevelType w:val="multilevel"/>
     <w:tmpl w:val="A7AAA696"/>
@@ -30502,305 +28530,7 @@
       </w:rPr>
     </w:lvl>
   </w:abstractNum>
-  <w:abstractNum w:abstractNumId="43" w15:restartNumberingAfterBreak="0">
-    <w:nsid w:val="4CDA7981"/>
-    <w:multiLevelType w:val="multilevel"/>
-    <w:tmpl w:val="20EA269A"/>
-    <w:lvl w:ilvl="0">
-      <w:start w:val="1"/>
-      <w:numFmt w:val="bullet"/>
-      <w:lvlText w:val=""/>
-      <w:lvlJc w:val="left"/>
-      <w:pPr>
-        <w:tabs>
-          <w:tab w:val="num" w:pos="720"/>
-        </w:tabs>
-        <w:ind w:left="720" w:hanging="360"/>
-      </w:pPr>
-      <w:rPr>
-        <w:rFonts w:ascii="Symbol" w:hAnsi="Symbol" w:hint="default"/>
-        <w:sz w:val="20"/>
-      </w:rPr>
-    </w:lvl>
-    <w:lvl w:ilvl="1" w:tentative="1">
-      <w:start w:val="1"/>
-      <w:numFmt w:val="bullet"/>
-      <w:lvlText w:val="o"/>
-      <w:lvlJc w:val="left"/>
-      <w:pPr>
-        <w:tabs>
-          <w:tab w:val="num" w:pos="1440"/>
-        </w:tabs>
-        <w:ind w:left="1440" w:hanging="360"/>
-      </w:pPr>
-      <w:rPr>
-        <w:rFonts w:ascii="Courier New" w:hAnsi="Courier New" w:hint="default"/>
-        <w:sz w:val="20"/>
-      </w:rPr>
-    </w:lvl>
-    <w:lvl w:ilvl="2" w:tentative="1">
-      <w:start w:val="1"/>
-      <w:numFmt w:val="bullet"/>
-      <w:lvlText w:val=""/>
-      <w:lvlJc w:val="left"/>
-      <w:pPr>
-        <w:tabs>
-          <w:tab w:val="num" w:pos="2160"/>
-        </w:tabs>
-        <w:ind w:left="2160" w:hanging="360"/>
-      </w:pPr>
-      <w:rPr>
-        <w:rFonts w:ascii="Wingdings" w:hAnsi="Wingdings" w:hint="default"/>
-        <w:sz w:val="20"/>
-      </w:rPr>
-    </w:lvl>
-    <w:lvl w:ilvl="3" w:tentative="1">
-      <w:start w:val="1"/>
-      <w:numFmt w:val="bullet"/>
-      <w:lvlText w:val=""/>
-      <w:lvlJc w:val="left"/>
-      <w:pPr>
-        <w:tabs>
-          <w:tab w:val="num" w:pos="2880"/>
-        </w:tabs>
-        <w:ind w:left="2880" w:hanging="360"/>
-      </w:pPr>
-      <w:rPr>
-        <w:rFonts w:ascii="Wingdings" w:hAnsi="Wingdings" w:hint="default"/>
-        <w:sz w:val="20"/>
-      </w:rPr>
-    </w:lvl>
-    <w:lvl w:ilvl="4" w:tentative="1">
-      <w:start w:val="1"/>
-      <w:numFmt w:val="bullet"/>
-      <w:lvlText w:val=""/>
-      <w:lvlJc w:val="left"/>
-      <w:pPr>
-        <w:tabs>
-          <w:tab w:val="num" w:pos="3600"/>
-        </w:tabs>
-        <w:ind w:left="3600" w:hanging="360"/>
-      </w:pPr>
-      <w:rPr>
-        <w:rFonts w:ascii="Wingdings" w:hAnsi="Wingdings" w:hint="default"/>
-        <w:sz w:val="20"/>
-      </w:rPr>
-    </w:lvl>
-    <w:lvl w:ilvl="5" w:tentative="1">
-      <w:start w:val="1"/>
-      <w:numFmt w:val="bullet"/>
-      <w:lvlText w:val=""/>
-      <w:lvlJc w:val="left"/>
-      <w:pPr>
-        <w:tabs>
-          <w:tab w:val="num" w:pos="4320"/>
-        </w:tabs>
-        <w:ind w:left="4320" w:hanging="360"/>
-      </w:pPr>
-      <w:rPr>
-        <w:rFonts w:ascii="Wingdings" w:hAnsi="Wingdings" w:hint="default"/>
-        <w:sz w:val="20"/>
-      </w:rPr>
-    </w:lvl>
-    <w:lvl w:ilvl="6" w:tentative="1">
-      <w:start w:val="1"/>
-      <w:numFmt w:val="bullet"/>
-      <w:lvlText w:val=""/>
-      <w:lvlJc w:val="left"/>
-      <w:pPr>
-        <w:tabs>
-          <w:tab w:val="num" w:pos="5040"/>
-        </w:tabs>
-        <w:ind w:left="5040" w:hanging="360"/>
-      </w:pPr>
-      <w:rPr>
-        <w:rFonts w:ascii="Wingdings" w:hAnsi="Wingdings" w:hint="default"/>
-        <w:sz w:val="20"/>
-      </w:rPr>
-    </w:lvl>
-    <w:lvl w:ilvl="7" w:tentative="1">
-      <w:start w:val="1"/>
-      <w:numFmt w:val="bullet"/>
-      <w:lvlText w:val=""/>
-      <w:lvlJc w:val="left"/>
-      <w:pPr>
-        <w:tabs>
-          <w:tab w:val="num" w:pos="5760"/>
-        </w:tabs>
-        <w:ind w:left="5760" w:hanging="360"/>
-      </w:pPr>
-      <w:rPr>
-        <w:rFonts w:ascii="Wingdings" w:hAnsi="Wingdings" w:hint="default"/>
-        <w:sz w:val="20"/>
-      </w:rPr>
-    </w:lvl>
-    <w:lvl w:ilvl="8" w:tentative="1">
-      <w:start w:val="1"/>
-      <w:numFmt w:val="bullet"/>
-      <w:lvlText w:val=""/>
-      <w:lvlJc w:val="left"/>
-      <w:pPr>
-        <w:tabs>
-          <w:tab w:val="num" w:pos="6480"/>
-        </w:tabs>
-        <w:ind w:left="6480" w:hanging="360"/>
-      </w:pPr>
-      <w:rPr>
-        <w:rFonts w:ascii="Wingdings" w:hAnsi="Wingdings" w:hint="default"/>
-        <w:sz w:val="20"/>
-      </w:rPr>
-    </w:lvl>
-  </w:abstractNum>
-  <w:abstractNum w:abstractNumId="44" w15:restartNumberingAfterBreak="0">
-    <w:nsid w:val="4F70493B"/>
-    <w:multiLevelType w:val="multilevel"/>
-    <w:tmpl w:val="25766320"/>
-    <w:lvl w:ilvl="0">
-      <w:start w:val="1"/>
-      <w:numFmt w:val="bullet"/>
-      <w:lvlText w:val=""/>
-      <w:lvlJc w:val="left"/>
-      <w:pPr>
-        <w:tabs>
-          <w:tab w:val="num" w:pos="720"/>
-        </w:tabs>
-        <w:ind w:left="720" w:hanging="360"/>
-      </w:pPr>
-      <w:rPr>
-        <w:rFonts w:ascii="Symbol" w:hAnsi="Symbol" w:hint="default"/>
-        <w:sz w:val="20"/>
-      </w:rPr>
-    </w:lvl>
-    <w:lvl w:ilvl="1" w:tentative="1">
-      <w:start w:val="1"/>
-      <w:numFmt w:val="bullet"/>
-      <w:lvlText w:val="o"/>
-      <w:lvlJc w:val="left"/>
-      <w:pPr>
-        <w:tabs>
-          <w:tab w:val="num" w:pos="1440"/>
-        </w:tabs>
-        <w:ind w:left="1440" w:hanging="360"/>
-      </w:pPr>
-      <w:rPr>
-        <w:rFonts w:ascii="Courier New" w:hAnsi="Courier New" w:hint="default"/>
-        <w:sz w:val="20"/>
-      </w:rPr>
-    </w:lvl>
-    <w:lvl w:ilvl="2" w:tentative="1">
-      <w:start w:val="1"/>
-      <w:numFmt w:val="bullet"/>
-      <w:lvlText w:val=""/>
-      <w:lvlJc w:val="left"/>
-      <w:pPr>
-        <w:tabs>
-          <w:tab w:val="num" w:pos="2160"/>
-        </w:tabs>
-        <w:ind w:left="2160" w:hanging="360"/>
-      </w:pPr>
-      <w:rPr>
-        <w:rFonts w:ascii="Wingdings" w:hAnsi="Wingdings" w:hint="default"/>
-        <w:sz w:val="20"/>
-      </w:rPr>
-    </w:lvl>
-    <w:lvl w:ilvl="3" w:tentative="1">
-      <w:start w:val="1"/>
-      <w:numFmt w:val="bullet"/>
-      <w:lvlText w:val=""/>
-      <w:lvlJc w:val="left"/>
-      <w:pPr>
-        <w:tabs>
-          <w:tab w:val="num" w:pos="2880"/>
-        </w:tabs>
-        <w:ind w:left="2880" w:hanging="360"/>
-      </w:pPr>
-      <w:rPr>
-        <w:rFonts w:ascii="Wingdings" w:hAnsi="Wingdings" w:hint="default"/>
-        <w:sz w:val="20"/>
-      </w:rPr>
-    </w:lvl>
-    <w:lvl w:ilvl="4" w:tentative="1">
-      <w:start w:val="1"/>
-      <w:numFmt w:val="bullet"/>
-      <w:lvlText w:val=""/>
-      <w:lvlJc w:val="left"/>
-      <w:pPr>
-        <w:tabs>
-          <w:tab w:val="num" w:pos="3600"/>
-        </w:tabs>
-        <w:ind w:left="3600" w:hanging="360"/>
-      </w:pPr>
-      <w:rPr>
-        <w:rFonts w:ascii="Wingdings" w:hAnsi="Wingdings" w:hint="default"/>
-        <w:sz w:val="20"/>
-      </w:rPr>
-    </w:lvl>
-    <w:lvl w:ilvl="5" w:tentative="1">
-      <w:start w:val="1"/>
-      <w:numFmt w:val="bullet"/>
-      <w:lvlText w:val=""/>
-      <w:lvlJc w:val="left"/>
-      <w:pPr>
-        <w:tabs>
-          <w:tab w:val="num" w:pos="4320"/>
-        </w:tabs>
-        <w:ind w:left="4320" w:hanging="360"/>
-      </w:pPr>
-      <w:rPr>
-        <w:rFonts w:ascii="Wingdings" w:hAnsi="Wingdings" w:hint="default"/>
-        <w:sz w:val="20"/>
-      </w:rPr>
-    </w:lvl>
-    <w:lvl w:ilvl="6" w:tentative="1">
-      <w:start w:val="1"/>
-      <w:numFmt w:val="bullet"/>
-      <w:lvlText w:val=""/>
-      <w:lvlJc w:val="left"/>
-      <w:pPr>
-        <w:tabs>
-          <w:tab w:val="num" w:pos="5040"/>
-        </w:tabs>
-        <w:ind w:left="5040" w:hanging="360"/>
-      </w:pPr>
-      <w:rPr>
-        <w:rFonts w:ascii="Wingdings" w:hAnsi="Wingdings" w:hint="default"/>
-        <w:sz w:val="20"/>
-      </w:rPr>
-    </w:lvl>
-    <w:lvl w:ilvl="7" w:tentative="1">
-      <w:start w:val="1"/>
-      <w:numFmt w:val="bullet"/>
-      <w:lvlText w:val=""/>
-      <w:lvlJc w:val="left"/>
-      <w:pPr>
-        <w:tabs>
-          <w:tab w:val="num" w:pos="5760"/>
-        </w:tabs>
-        <w:ind w:left="5760" w:hanging="360"/>
-      </w:pPr>
-      <w:rPr>
-        <w:rFonts w:ascii="Wingdings" w:hAnsi="Wingdings" w:hint="default"/>
-        <w:sz w:val="20"/>
-      </w:rPr>
-    </w:lvl>
-    <w:lvl w:ilvl="8" w:tentative="1">
-      <w:start w:val="1"/>
-      <w:numFmt w:val="bullet"/>
-      <w:lvlText w:val=""/>
-      <w:lvlJc w:val="left"/>
-      <w:pPr>
-        <w:tabs>
-          <w:tab w:val="num" w:pos="6480"/>
-        </w:tabs>
-        <w:ind w:left="6480" w:hanging="360"/>
-      </w:pPr>
-      <w:rPr>
-        <w:rFonts w:ascii="Wingdings" w:hAnsi="Wingdings" w:hint="default"/>
-        <w:sz w:val="20"/>
-      </w:rPr>
-    </w:lvl>
-  </w:abstractNum>
-  <w:abstractNum w:abstractNumId="45" w15:restartNumberingAfterBreak="0">
+  <w:abstractNum w:abstractNumId="27" w15:restartNumberingAfterBreak="0">
     <w:nsid w:val="51F73D7A"/>
     <w:multiLevelType w:val="multilevel"/>
     <w:tmpl w:val="E6944AF8"/>
@@ -30945,7 +28675,7 @@
       </w:rPr>
     </w:lvl>
   </w:abstractNum>
-  <w:abstractNum w:abstractNumId="46" w15:restartNumberingAfterBreak="0">
+  <w:abstractNum w:abstractNumId="28" w15:restartNumberingAfterBreak="0">
     <w:nsid w:val="52780483"/>
     <w:multiLevelType w:val="multilevel"/>
     <w:tmpl w:val="7E9C9F0E"/>
@@ -31094,156 +28824,7 @@
       </w:rPr>
     </w:lvl>
   </w:abstractNum>
-  <w:abstractNum w:abstractNumId="47" w15:restartNumberingAfterBreak="0">
-    <w:nsid w:val="55E9198F"/>
-    <w:multiLevelType w:val="multilevel"/>
-    <w:tmpl w:val="DC7C04E6"/>
-    <w:lvl w:ilvl="0">
-      <w:start w:val="1"/>
-      <w:numFmt w:val="bullet"/>
-      <w:lvlText w:val=""/>
-      <w:lvlJc w:val="left"/>
-      <w:pPr>
-        <w:tabs>
-          <w:tab w:val="num" w:pos="1440"/>
-        </w:tabs>
-        <w:ind w:left="1440" w:hanging="360"/>
-      </w:pPr>
-      <w:rPr>
-        <w:rFonts w:ascii="Symbol" w:hAnsi="Symbol" w:hint="default"/>
-        <w:sz w:val="20"/>
-      </w:rPr>
-    </w:lvl>
-    <w:lvl w:ilvl="1">
-      <w:start w:val="1"/>
-      <w:numFmt w:val="bullet"/>
-      <w:lvlText w:val="o"/>
-      <w:lvlJc w:val="left"/>
-      <w:pPr>
-        <w:tabs>
-          <w:tab w:val="num" w:pos="2160"/>
-        </w:tabs>
-        <w:ind w:left="2160" w:hanging="360"/>
-      </w:pPr>
-      <w:rPr>
-        <w:rFonts w:ascii="Courier New" w:hAnsi="Courier New" w:hint="default"/>
-        <w:sz w:val="20"/>
-      </w:rPr>
-    </w:lvl>
-    <w:lvl w:ilvl="2" w:tentative="1">
-      <w:start w:val="1"/>
-      <w:numFmt w:val="bullet"/>
-      <w:lvlText w:val=""/>
-      <w:lvlJc w:val="left"/>
-      <w:pPr>
-        <w:tabs>
-          <w:tab w:val="num" w:pos="2880"/>
-        </w:tabs>
-        <w:ind w:left="2880" w:hanging="360"/>
-      </w:pPr>
-      <w:rPr>
-        <w:rFonts w:ascii="Wingdings" w:hAnsi="Wingdings" w:hint="default"/>
-        <w:sz w:val="20"/>
-      </w:rPr>
-    </w:lvl>
-    <w:lvl w:ilvl="3" w:tentative="1">
-      <w:start w:val="1"/>
-      <w:numFmt w:val="bullet"/>
-      <w:lvlText w:val=""/>
-      <w:lvlJc w:val="left"/>
-      <w:pPr>
-        <w:tabs>
-          <w:tab w:val="num" w:pos="3600"/>
-        </w:tabs>
-        <w:ind w:left="3600" w:hanging="360"/>
-      </w:pPr>
-      <w:rPr>
-        <w:rFonts w:ascii="Wingdings" w:hAnsi="Wingdings" w:hint="default"/>
-        <w:sz w:val="20"/>
-      </w:rPr>
-    </w:lvl>
-    <w:lvl w:ilvl="4" w:tentative="1">
-      <w:start w:val="1"/>
-      <w:numFmt w:val="bullet"/>
-      <w:lvlText w:val=""/>
-      <w:lvlJc w:val="left"/>
-      <w:pPr>
-        <w:tabs>
-          <w:tab w:val="num" w:pos="4320"/>
-        </w:tabs>
-        <w:ind w:left="4320" w:hanging="360"/>
-      </w:pPr>
-      <w:rPr>
-        <w:rFonts w:ascii="Wingdings" w:hAnsi="Wingdings" w:hint="default"/>
-        <w:sz w:val="20"/>
-      </w:rPr>
-    </w:lvl>
-    <w:lvl w:ilvl="5" w:tentative="1">
-      <w:start w:val="1"/>
-      <w:numFmt w:val="bullet"/>
-      <w:lvlText w:val=""/>
-      <w:lvlJc w:val="left"/>
-      <w:pPr>
-        <w:tabs>
-          <w:tab w:val="num" w:pos="5040"/>
-        </w:tabs>
-        <w:ind w:left="5040" w:hanging="360"/>
-      </w:pPr>
-      <w:rPr>
-        <w:rFonts w:ascii="Wingdings" w:hAnsi="Wingdings" w:hint="default"/>
-        <w:sz w:val="20"/>
-      </w:rPr>
-    </w:lvl>
-    <w:lvl w:ilvl="6" w:tentative="1">
-      <w:start w:val="1"/>
-      <w:numFmt w:val="bullet"/>
-      <w:lvlText w:val=""/>
-      <w:lvlJc w:val="left"/>
-      <w:pPr>
-        <w:tabs>
-          <w:tab w:val="num" w:pos="5760"/>
-        </w:tabs>
-        <w:ind w:left="5760" w:hanging="360"/>
-      </w:pPr>
-      <w:rPr>
-        <w:rFonts w:ascii="Wingdings" w:hAnsi="Wingdings" w:hint="default"/>
-        <w:sz w:val="20"/>
-      </w:rPr>
-    </w:lvl>
-    <w:lvl w:ilvl="7" w:tentative="1">
-      <w:start w:val="1"/>
-      <w:numFmt w:val="bullet"/>
-      <w:lvlText w:val=""/>
-      <w:lvlJc w:val="left"/>
-      <w:pPr>
-        <w:tabs>
-          <w:tab w:val="num" w:pos="6480"/>
-        </w:tabs>
-        <w:ind w:left="6480" w:hanging="360"/>
-      </w:pPr>
-      <w:rPr>
-        <w:rFonts w:ascii="Wingdings" w:hAnsi="Wingdings" w:hint="default"/>
-        <w:sz w:val="20"/>
-      </w:rPr>
-    </w:lvl>
-    <w:lvl w:ilvl="8" w:tentative="1">
-      <w:start w:val="1"/>
-      <w:numFmt w:val="bullet"/>
-      <w:lvlText w:val=""/>
-      <w:lvlJc w:val="left"/>
-      <w:pPr>
-        <w:tabs>
-          <w:tab w:val="num" w:pos="7200"/>
-        </w:tabs>
-        <w:ind w:left="7200" w:hanging="360"/>
-      </w:pPr>
-      <w:rPr>
-        <w:rFonts w:ascii="Wingdings" w:hAnsi="Wingdings" w:hint="default"/>
-        <w:sz w:val="20"/>
-      </w:rPr>
-    </w:lvl>
-  </w:abstractNum>
-  <w:abstractNum w:abstractNumId="48" w15:restartNumberingAfterBreak="0">
+  <w:abstractNum w:abstractNumId="29" w15:restartNumberingAfterBreak="0">
     <w:nsid w:val="56111E6C"/>
     <w:multiLevelType w:val="multilevel"/>
     <w:tmpl w:val="4B78C5D0"/>
@@ -31388,156 +28969,7 @@
       </w:rPr>
     </w:lvl>
   </w:abstractNum>
-  <w:abstractNum w:abstractNumId="49" w15:restartNumberingAfterBreak="0">
-    <w:nsid w:val="56D50214"/>
-    <w:multiLevelType w:val="multilevel"/>
-    <w:tmpl w:val="C0F865CC"/>
-    <w:lvl w:ilvl="0">
-      <w:start w:val="1"/>
-      <w:numFmt w:val="bullet"/>
-      <w:lvlText w:val=""/>
-      <w:lvlJc w:val="left"/>
-      <w:pPr>
-        <w:tabs>
-          <w:tab w:val="num" w:pos="720"/>
-        </w:tabs>
-        <w:ind w:left="720" w:hanging="360"/>
-      </w:pPr>
-      <w:rPr>
-        <w:rFonts w:ascii="Symbol" w:hAnsi="Symbol" w:hint="default"/>
-        <w:sz w:val="20"/>
-      </w:rPr>
-    </w:lvl>
-    <w:lvl w:ilvl="1" w:tentative="1">
-      <w:start w:val="1"/>
-      <w:numFmt w:val="bullet"/>
-      <w:lvlText w:val="o"/>
-      <w:lvlJc w:val="left"/>
-      <w:pPr>
-        <w:tabs>
-          <w:tab w:val="num" w:pos="1440"/>
-        </w:tabs>
-        <w:ind w:left="1440" w:hanging="360"/>
-      </w:pPr>
-      <w:rPr>
-        <w:rFonts w:ascii="Courier New" w:hAnsi="Courier New" w:hint="default"/>
-        <w:sz w:val="20"/>
-      </w:rPr>
-    </w:lvl>
-    <w:lvl w:ilvl="2" w:tentative="1">
-      <w:start w:val="1"/>
-      <w:numFmt w:val="bullet"/>
-      <w:lvlText w:val=""/>
-      <w:lvlJc w:val="left"/>
-      <w:pPr>
-        <w:tabs>
-          <w:tab w:val="num" w:pos="2160"/>
-        </w:tabs>
-        <w:ind w:left="2160" w:hanging="360"/>
-      </w:pPr>
-      <w:rPr>
-        <w:rFonts w:ascii="Wingdings" w:hAnsi="Wingdings" w:hint="default"/>
-        <w:sz w:val="20"/>
-      </w:rPr>
-    </w:lvl>
-    <w:lvl w:ilvl="3" w:tentative="1">
-      <w:start w:val="1"/>
-      <w:numFmt w:val="bullet"/>
-      <w:lvlText w:val=""/>
-      <w:lvlJc w:val="left"/>
-      <w:pPr>
-        <w:tabs>
-          <w:tab w:val="num" w:pos="2880"/>
-        </w:tabs>
-        <w:ind w:left="2880" w:hanging="360"/>
-      </w:pPr>
-      <w:rPr>
-        <w:rFonts w:ascii="Wingdings" w:hAnsi="Wingdings" w:hint="default"/>
-        <w:sz w:val="20"/>
-      </w:rPr>
-    </w:lvl>
-    <w:lvl w:ilvl="4" w:tentative="1">
-      <w:start w:val="1"/>
-      <w:numFmt w:val="bullet"/>
-      <w:lvlText w:val=""/>
-      <w:lvlJc w:val="left"/>
-      <w:pPr>
-        <w:tabs>
-          <w:tab w:val="num" w:pos="3600"/>
-        </w:tabs>
-        <w:ind w:left="3600" w:hanging="360"/>
-      </w:pPr>
-      <w:rPr>
-        <w:rFonts w:ascii="Wingdings" w:hAnsi="Wingdings" w:hint="default"/>
-        <w:sz w:val="20"/>
-      </w:rPr>
-    </w:lvl>
-    <w:lvl w:ilvl="5" w:tentative="1">
-      <w:start w:val="1"/>
-      <w:numFmt w:val="bullet"/>
-      <w:lvlText w:val=""/>
-      <w:lvlJc w:val="left"/>
-      <w:pPr>
-        <w:tabs>
-          <w:tab w:val="num" w:pos="4320"/>
-        </w:tabs>
-        <w:ind w:left="4320" w:hanging="360"/>
-      </w:pPr>
-      <w:rPr>
-        <w:rFonts w:ascii="Wingdings" w:hAnsi="Wingdings" w:hint="default"/>
-        <w:sz w:val="20"/>
-      </w:rPr>
-    </w:lvl>
-    <w:lvl w:ilvl="6" w:tentative="1">
-      <w:start w:val="1"/>
-      <w:numFmt w:val="bullet"/>
-      <w:lvlText w:val=""/>
-      <w:lvlJc w:val="left"/>
-      <w:pPr>
-        <w:tabs>
-          <w:tab w:val="num" w:pos="5040"/>
-        </w:tabs>
-        <w:ind w:left="5040" w:hanging="360"/>
-      </w:pPr>
-      <w:rPr>
-        <w:rFonts w:ascii="Wingdings" w:hAnsi="Wingdings" w:hint="default"/>
-        <w:sz w:val="20"/>
-      </w:rPr>
-    </w:lvl>
-    <w:lvl w:ilvl="7" w:tentative="1">
-      <w:start w:val="1"/>
-      <w:numFmt w:val="bullet"/>
-      <w:lvlText w:val=""/>
-      <w:lvlJc w:val="left"/>
-      <w:pPr>
-        <w:tabs>
-          <w:tab w:val="num" w:pos="5760"/>
-        </w:tabs>
-        <w:ind w:left="5760" w:hanging="360"/>
-      </w:pPr>
-      <w:rPr>
-        <w:rFonts w:ascii="Wingdings" w:hAnsi="Wingdings" w:hint="default"/>
-        <w:sz w:val="20"/>
-      </w:rPr>
-    </w:lvl>
-    <w:lvl w:ilvl="8" w:tentative="1">
-      <w:start w:val="1"/>
-      <w:numFmt w:val="bullet"/>
-      <w:lvlText w:val=""/>
-      <w:lvlJc w:val="left"/>
-      <w:pPr>
-        <w:tabs>
-          <w:tab w:val="num" w:pos="6480"/>
-        </w:tabs>
-        <w:ind w:left="6480" w:hanging="360"/>
-      </w:pPr>
-      <w:rPr>
-        <w:rFonts w:ascii="Wingdings" w:hAnsi="Wingdings" w:hint="default"/>
-        <w:sz w:val="20"/>
-      </w:rPr>
-    </w:lvl>
-  </w:abstractNum>
-  <w:abstractNum w:abstractNumId="50" w15:restartNumberingAfterBreak="0">
+  <w:abstractNum w:abstractNumId="30" w15:restartNumberingAfterBreak="0">
     <w:nsid w:val="57715352"/>
     <w:multiLevelType w:val="multilevel"/>
     <w:tmpl w:val="BB0EBCDC"/>
@@ -31686,7 +29118,7 @@
       </w:rPr>
     </w:lvl>
   </w:abstractNum>
-  <w:abstractNum w:abstractNumId="51" w15:restartNumberingAfterBreak="0">
+  <w:abstractNum w:abstractNumId="31" w15:restartNumberingAfterBreak="0">
     <w:nsid w:val="59D930A4"/>
     <w:multiLevelType w:val="multilevel"/>
     <w:tmpl w:val="FB4E6168"/>
@@ -31835,7 +29267,7 @@
       </w:rPr>
     </w:lvl>
   </w:abstractNum>
-  <w:abstractNum w:abstractNumId="52" w15:restartNumberingAfterBreak="0">
+  <w:abstractNum w:abstractNumId="32" w15:restartNumberingAfterBreak="0">
     <w:nsid w:val="5ECA454A"/>
     <w:multiLevelType w:val="multilevel"/>
     <w:tmpl w:val="71704B62"/>
@@ -31948,7 +29380,7 @@
       </w:pPr>
     </w:lvl>
   </w:abstractNum>
-  <w:abstractNum w:abstractNumId="53" w15:restartNumberingAfterBreak="0">
+  <w:abstractNum w:abstractNumId="33" w15:restartNumberingAfterBreak="0">
     <w:nsid w:val="5F9A6371"/>
     <w:multiLevelType w:val="multilevel"/>
     <w:tmpl w:val="47E470B2"/>
@@ -32097,7 +29529,7 @@
       </w:rPr>
     </w:lvl>
   </w:abstractNum>
-  <w:abstractNum w:abstractNumId="54" w15:restartNumberingAfterBreak="0">
+  <w:abstractNum w:abstractNumId="34" w15:restartNumberingAfterBreak="0">
     <w:nsid w:val="60166999"/>
     <w:multiLevelType w:val="multilevel"/>
     <w:tmpl w:val="B64C10BC"/>
@@ -32246,7 +29678,7 @@
       </w:rPr>
     </w:lvl>
   </w:abstractNum>
-  <w:abstractNum w:abstractNumId="55" w15:restartNumberingAfterBreak="0">
+  <w:abstractNum w:abstractNumId="35" w15:restartNumberingAfterBreak="0">
     <w:nsid w:val="64E042D6"/>
     <w:multiLevelType w:val="multilevel"/>
     <w:tmpl w:val="8D163114"/>
@@ -32395,7 +29827,7 @@
       </w:rPr>
     </w:lvl>
   </w:abstractNum>
-  <w:abstractNum w:abstractNumId="56" w15:restartNumberingAfterBreak="0">
+  <w:abstractNum w:abstractNumId="36" w15:restartNumberingAfterBreak="0">
     <w:nsid w:val="660F0DB9"/>
     <w:multiLevelType w:val="multilevel"/>
     <w:tmpl w:val="2B6C1F0C"/>
@@ -32544,7 +29976,7 @@
       </w:rPr>
     </w:lvl>
   </w:abstractNum>
-  <w:abstractNum w:abstractNumId="57" w15:restartNumberingAfterBreak="0">
+  <w:abstractNum w:abstractNumId="37" w15:restartNumberingAfterBreak="0">
     <w:nsid w:val="66A17253"/>
     <w:multiLevelType w:val="multilevel"/>
     <w:tmpl w:val="D5EAEA26"/>
@@ -32693,7 +30125,7 @@
       </w:rPr>
     </w:lvl>
   </w:abstractNum>
-  <w:abstractNum w:abstractNumId="58" w15:restartNumberingAfterBreak="0">
+  <w:abstractNum w:abstractNumId="38" w15:restartNumberingAfterBreak="0">
     <w:nsid w:val="67A617D3"/>
     <w:multiLevelType w:val="multilevel"/>
     <w:tmpl w:val="5AAA85B8"/>
@@ -32838,7 +30270,7 @@
       </w:rPr>
     </w:lvl>
   </w:abstractNum>
-  <w:abstractNum w:abstractNumId="59" w15:restartNumberingAfterBreak="0">
+  <w:abstractNum w:abstractNumId="39" w15:restartNumberingAfterBreak="0">
     <w:nsid w:val="686664A7"/>
     <w:multiLevelType w:val="multilevel"/>
     <w:tmpl w:val="662E7CB2"/>
@@ -32987,7 +30419,7 @@
       </w:rPr>
     </w:lvl>
   </w:abstractNum>
-  <w:abstractNum w:abstractNumId="60" w15:restartNumberingAfterBreak="0">
+  <w:abstractNum w:abstractNumId="40" w15:restartNumberingAfterBreak="0">
     <w:nsid w:val="6B8766CD"/>
     <w:multiLevelType w:val="multilevel"/>
     <w:tmpl w:val="374A727C"/>
@@ -33132,129 +30564,7 @@
       </w:rPr>
     </w:lvl>
   </w:abstractNum>
-  <w:abstractNum w:abstractNumId="61" w15:restartNumberingAfterBreak="0">
-    <w:nsid w:val="6CB35263"/>
-    <w:multiLevelType w:val="multilevel"/>
-    <w:tmpl w:val="6ACA2D78"/>
-    <w:lvl w:ilvl="0">
-      <w:start w:val="2"/>
-      <w:numFmt w:val="decimal"/>
-      <w:lvlText w:val="%1."/>
-      <w:lvlJc w:val="left"/>
-      <w:pPr>
-        <w:ind w:left="600" w:hanging="600"/>
-      </w:pPr>
-      <w:rPr>
-        <w:rFonts w:hint="default"/>
-        <w:b/>
-      </w:rPr>
-    </w:lvl>
-    <w:lvl w:ilvl="1">
-      <w:start w:val="3"/>
-      <w:numFmt w:val="decimal"/>
-      <w:lvlText w:val="%1.%2."/>
-      <w:lvlJc w:val="left"/>
-      <w:pPr>
-        <w:ind w:left="1080" w:hanging="720"/>
-      </w:pPr>
-      <w:rPr>
-        <w:rFonts w:hint="default"/>
-        <w:b/>
-      </w:rPr>
-    </w:lvl>
-    <w:lvl w:ilvl="2">
-      <w:start w:val="1"/>
-      <w:numFmt w:val="decimal"/>
-      <w:lvlText w:val="%1.%2.%3."/>
-      <w:lvlJc w:val="left"/>
-      <w:pPr>
-        <w:ind w:left="1440" w:hanging="720"/>
-      </w:pPr>
-      <w:rPr>
-        <w:rFonts w:hint="default"/>
-        <w:b/>
-      </w:rPr>
-    </w:lvl>
-    <w:lvl w:ilvl="3">
-      <w:start w:val="1"/>
-      <w:numFmt w:val="decimal"/>
-      <w:lvlText w:val="%1.%2.%3.%4."/>
-      <w:lvlJc w:val="left"/>
-      <w:pPr>
-        <w:ind w:left="2160" w:hanging="1080"/>
-      </w:pPr>
-      <w:rPr>
-        <w:rFonts w:hint="default"/>
-        <w:b/>
-      </w:rPr>
-    </w:lvl>
-    <w:lvl w:ilvl="4">
-      <w:start w:val="1"/>
-      <w:numFmt w:val="decimal"/>
-      <w:lvlText w:val="%1.%2.%3.%4.%5."/>
-      <w:lvlJc w:val="left"/>
-      <w:pPr>
-        <w:ind w:left="2520" w:hanging="1080"/>
-      </w:pPr>
-      <w:rPr>
-        <w:rFonts w:hint="default"/>
-        <w:b/>
-      </w:rPr>
-    </w:lvl>
-    <w:lvl w:ilvl="5">
-      <w:start w:val="1"/>
-      <w:numFmt w:val="decimal"/>
-      <w:lvlText w:val="%1.%2.%3.%4.%5.%6."/>
-      <w:lvlJc w:val="left"/>
-      <w:pPr>
-        <w:ind w:left="3240" w:hanging="1440"/>
-      </w:pPr>
-      <w:rPr>
-        <w:rFonts w:hint="default"/>
-        <w:b/>
-      </w:rPr>
-    </w:lvl>
-    <w:lvl w:ilvl="6">
-      <w:start w:val="1"/>
-      <w:numFmt w:val="decimal"/>
-      <w:lvlText w:val="%1.%2.%3.%4.%5.%6.%7."/>
-      <w:lvlJc w:val="left"/>
-      <w:pPr>
-        <w:ind w:left="3600" w:hanging="1440"/>
-      </w:pPr>
-      <w:rPr>
-        <w:rFonts w:hint="default"/>
-        <w:b/>
-      </w:rPr>
-    </w:lvl>
-    <w:lvl w:ilvl="7">
-      <w:start w:val="1"/>
-      <w:numFmt w:val="decimal"/>
-      <w:lvlText w:val="%1.%2.%3.%4.%5.%6.%7.%8."/>
-      <w:lvlJc w:val="left"/>
-      <w:pPr>
-        <w:ind w:left="4320" w:hanging="1800"/>
-      </w:pPr>
-      <w:rPr>
-        <w:rFonts w:hint="default"/>
-        <w:b/>
-      </w:rPr>
-    </w:lvl>
-    <w:lvl w:ilvl="8">
-      <w:start w:val="1"/>
-      <w:numFmt w:val="decimal"/>
-      <w:lvlText w:val="%1.%2.%3.%4.%5.%6.%7.%8.%9."/>
-      <w:lvlJc w:val="left"/>
-      <w:pPr>
-        <w:ind w:left="4680" w:hanging="1800"/>
-      </w:pPr>
-      <w:rPr>
-        <w:rFonts w:hint="default"/>
-        <w:b/>
-      </w:rPr>
-    </w:lvl>
-  </w:abstractNum>
-  <w:abstractNum w:abstractNumId="62" w15:restartNumberingAfterBreak="0">
+  <w:abstractNum w:abstractNumId="41" w15:restartNumberingAfterBreak="0">
     <w:nsid w:val="6D2D34C6"/>
     <w:multiLevelType w:val="multilevel"/>
     <w:tmpl w:val="B4D284DA"/>
@@ -33403,7 +30713,7 @@
       </w:rPr>
     </w:lvl>
   </w:abstractNum>
-  <w:abstractNum w:abstractNumId="63" w15:restartNumberingAfterBreak="0">
+  <w:abstractNum w:abstractNumId="42" w15:restartNumberingAfterBreak="0">
     <w:nsid w:val="6F3347B2"/>
     <w:multiLevelType w:val="multilevel"/>
     <w:tmpl w:val="91EE0104"/>
@@ -33548,7 +30858,7 @@
       </w:rPr>
     </w:lvl>
   </w:abstractNum>
-  <w:abstractNum w:abstractNumId="64" w15:restartNumberingAfterBreak="0">
+  <w:abstractNum w:abstractNumId="43" w15:restartNumberingAfterBreak="0">
     <w:nsid w:val="708E3A0F"/>
     <w:multiLevelType w:val="multilevel"/>
     <w:tmpl w:val="2B92D3B8"/>
@@ -33697,7 +31007,7 @@
       </w:rPr>
     </w:lvl>
   </w:abstractNum>
-  <w:abstractNum w:abstractNumId="65" w15:restartNumberingAfterBreak="0">
+  <w:abstractNum w:abstractNumId="44" w15:restartNumberingAfterBreak="0">
     <w:nsid w:val="712E53CB"/>
     <w:multiLevelType w:val="multilevel"/>
     <w:tmpl w:val="C0B47304"/>
@@ -33846,7 +31156,7 @@
       </w:rPr>
     </w:lvl>
   </w:abstractNum>
-  <w:abstractNum w:abstractNumId="66" w15:restartNumberingAfterBreak="0">
+  <w:abstractNum w:abstractNumId="45" w15:restartNumberingAfterBreak="0">
     <w:nsid w:val="71494F20"/>
     <w:multiLevelType w:val="multilevel"/>
     <w:tmpl w:val="A95A887A"/>
@@ -33991,7 +31301,7 @@
       </w:rPr>
     </w:lvl>
   </w:abstractNum>
-  <w:abstractNum w:abstractNumId="67" w15:restartNumberingAfterBreak="0">
+  <w:abstractNum w:abstractNumId="46" w15:restartNumberingAfterBreak="0">
     <w:nsid w:val="732A5BEF"/>
     <w:multiLevelType w:val="multilevel"/>
     <w:tmpl w:val="6ACA2D78"/>
@@ -34113,7 +31423,7 @@
       </w:rPr>
     </w:lvl>
   </w:abstractNum>
-  <w:abstractNum w:abstractNumId="68" w15:restartNumberingAfterBreak="0">
+  <w:abstractNum w:abstractNumId="47" w15:restartNumberingAfterBreak="0">
     <w:nsid w:val="73F840BE"/>
     <w:multiLevelType w:val="multilevel"/>
     <w:tmpl w:val="71CAC99E"/>
@@ -34262,7 +31572,7 @@
       </w:rPr>
     </w:lvl>
   </w:abstractNum>
-  <w:abstractNum w:abstractNumId="69" w15:restartNumberingAfterBreak="0">
+  <w:abstractNum w:abstractNumId="48" w15:restartNumberingAfterBreak="0">
     <w:nsid w:val="74E94F8D"/>
     <w:multiLevelType w:val="multilevel"/>
     <w:tmpl w:val="1FE87F7E"/>
@@ -34411,7 +31721,7 @@
       </w:rPr>
     </w:lvl>
   </w:abstractNum>
-  <w:abstractNum w:abstractNumId="70" w15:restartNumberingAfterBreak="0">
+  <w:abstractNum w:abstractNumId="49" w15:restartNumberingAfterBreak="0">
     <w:nsid w:val="76823BF2"/>
     <w:multiLevelType w:val="multilevel"/>
     <w:tmpl w:val="E5B05656"/>
@@ -34556,7 +31866,7 @@
       </w:rPr>
     </w:lvl>
   </w:abstractNum>
-  <w:abstractNum w:abstractNumId="71" w15:restartNumberingAfterBreak="0">
+  <w:abstractNum w:abstractNumId="50" w15:restartNumberingAfterBreak="0">
     <w:nsid w:val="7D2E1CCA"/>
     <w:multiLevelType w:val="multilevel"/>
     <w:tmpl w:val="7EF4B622"/>
@@ -34672,7 +31982,7 @@
       </w:pPr>
     </w:lvl>
   </w:abstractNum>
-  <w:abstractNum w:abstractNumId="72" w15:restartNumberingAfterBreak="0">
+  <w:abstractNum w:abstractNumId="51" w15:restartNumberingAfterBreak="0">
     <w:nsid w:val="7EBC3D0E"/>
     <w:multiLevelType w:val="multilevel"/>
     <w:tmpl w:val="030C249A"/>
@@ -34821,378 +32131,163 @@
       </w:rPr>
     </w:lvl>
   </w:abstractNum>
-  <w:abstractNum w:abstractNumId="73" w15:restartNumberingAfterBreak="0">
-    <w:nsid w:val="7FCE5229"/>
-    <w:multiLevelType w:val="multilevel"/>
-    <w:tmpl w:val="739A346E"/>
-    <w:lvl w:ilvl="0">
-      <w:start w:val="1"/>
-      <w:numFmt w:val="bullet"/>
-      <w:lvlText w:val=""/>
-      <w:lvlJc w:val="left"/>
-      <w:pPr>
-        <w:tabs>
-          <w:tab w:val="num" w:pos="720"/>
-        </w:tabs>
-        <w:ind w:left="720" w:hanging="360"/>
-      </w:pPr>
-      <w:rPr>
-        <w:rFonts w:ascii="Symbol" w:hAnsi="Symbol" w:hint="default"/>
-        <w:sz w:val="20"/>
-      </w:rPr>
-    </w:lvl>
-    <w:lvl w:ilvl="1" w:tentative="1">
-      <w:start w:val="1"/>
-      <w:numFmt w:val="bullet"/>
-      <w:lvlText w:val="o"/>
-      <w:lvlJc w:val="left"/>
-      <w:pPr>
-        <w:tabs>
-          <w:tab w:val="num" w:pos="1440"/>
-        </w:tabs>
-        <w:ind w:left="1440" w:hanging="360"/>
-      </w:pPr>
-      <w:rPr>
-        <w:rFonts w:ascii="Courier New" w:hAnsi="Courier New" w:hint="default"/>
-        <w:sz w:val="20"/>
-      </w:rPr>
-    </w:lvl>
-    <w:lvl w:ilvl="2" w:tentative="1">
-      <w:start w:val="1"/>
-      <w:numFmt w:val="bullet"/>
-      <w:lvlText w:val=""/>
-      <w:lvlJc w:val="left"/>
-      <w:pPr>
-        <w:tabs>
-          <w:tab w:val="num" w:pos="2160"/>
-        </w:tabs>
-        <w:ind w:left="2160" w:hanging="360"/>
-      </w:pPr>
-      <w:rPr>
-        <w:rFonts w:ascii="Wingdings" w:hAnsi="Wingdings" w:hint="default"/>
-        <w:sz w:val="20"/>
-      </w:rPr>
-    </w:lvl>
-    <w:lvl w:ilvl="3" w:tentative="1">
-      <w:start w:val="1"/>
-      <w:numFmt w:val="bullet"/>
-      <w:lvlText w:val=""/>
-      <w:lvlJc w:val="left"/>
-      <w:pPr>
-        <w:tabs>
-          <w:tab w:val="num" w:pos="2880"/>
-        </w:tabs>
-        <w:ind w:left="2880" w:hanging="360"/>
-      </w:pPr>
-      <w:rPr>
-        <w:rFonts w:ascii="Wingdings" w:hAnsi="Wingdings" w:hint="default"/>
-        <w:sz w:val="20"/>
-      </w:rPr>
-    </w:lvl>
-    <w:lvl w:ilvl="4" w:tentative="1">
-      <w:start w:val="1"/>
-      <w:numFmt w:val="bullet"/>
-      <w:lvlText w:val=""/>
-      <w:lvlJc w:val="left"/>
-      <w:pPr>
-        <w:tabs>
-          <w:tab w:val="num" w:pos="3600"/>
-        </w:tabs>
-        <w:ind w:left="3600" w:hanging="360"/>
-      </w:pPr>
-      <w:rPr>
-        <w:rFonts w:ascii="Wingdings" w:hAnsi="Wingdings" w:hint="default"/>
-        <w:sz w:val="20"/>
-      </w:rPr>
-    </w:lvl>
-    <w:lvl w:ilvl="5" w:tentative="1">
-      <w:start w:val="1"/>
-      <w:numFmt w:val="bullet"/>
-      <w:lvlText w:val=""/>
-      <w:lvlJc w:val="left"/>
-      <w:pPr>
-        <w:tabs>
-          <w:tab w:val="num" w:pos="4320"/>
-        </w:tabs>
-        <w:ind w:left="4320" w:hanging="360"/>
-      </w:pPr>
-      <w:rPr>
-        <w:rFonts w:ascii="Wingdings" w:hAnsi="Wingdings" w:hint="default"/>
-        <w:sz w:val="20"/>
-      </w:rPr>
-    </w:lvl>
-    <w:lvl w:ilvl="6" w:tentative="1">
-      <w:start w:val="1"/>
-      <w:numFmt w:val="bullet"/>
-      <w:lvlText w:val=""/>
-      <w:lvlJc w:val="left"/>
-      <w:pPr>
-        <w:tabs>
-          <w:tab w:val="num" w:pos="5040"/>
-        </w:tabs>
-        <w:ind w:left="5040" w:hanging="360"/>
-      </w:pPr>
-      <w:rPr>
-        <w:rFonts w:ascii="Wingdings" w:hAnsi="Wingdings" w:hint="default"/>
-        <w:sz w:val="20"/>
-      </w:rPr>
-    </w:lvl>
-    <w:lvl w:ilvl="7" w:tentative="1">
-      <w:start w:val="1"/>
-      <w:numFmt w:val="bullet"/>
-      <w:lvlText w:val=""/>
-      <w:lvlJc w:val="left"/>
-      <w:pPr>
-        <w:tabs>
-          <w:tab w:val="num" w:pos="5760"/>
-        </w:tabs>
-        <w:ind w:left="5760" w:hanging="360"/>
-      </w:pPr>
-      <w:rPr>
-        <w:rFonts w:ascii="Wingdings" w:hAnsi="Wingdings" w:hint="default"/>
-        <w:sz w:val="20"/>
-      </w:rPr>
-    </w:lvl>
-    <w:lvl w:ilvl="8" w:tentative="1">
-      <w:start w:val="1"/>
-      <w:numFmt w:val="bullet"/>
-      <w:lvlText w:val=""/>
-      <w:lvlJc w:val="left"/>
-      <w:pPr>
-        <w:tabs>
-          <w:tab w:val="num" w:pos="6480"/>
-        </w:tabs>
-        <w:ind w:left="6480" w:hanging="360"/>
-      </w:pPr>
-      <w:rPr>
-        <w:rFonts w:ascii="Wingdings" w:hAnsi="Wingdings" w:hint="default"/>
-        <w:sz w:val="20"/>
-      </w:rPr>
-    </w:lvl>
-  </w:abstractNum>
   <w:num w:numId="1" w16cid:durableId="1357585310">
+    <w:abstractNumId w:val="15"/>
+  </w:num>
+  <w:num w:numId="2" w16cid:durableId="157776017">
+    <w:abstractNumId w:val="20"/>
+  </w:num>
+  <w:num w:numId="3" w16cid:durableId="1088885802">
+    <w:abstractNumId w:val="18"/>
+  </w:num>
+  <w:num w:numId="4" w16cid:durableId="916138040">
+    <w:abstractNumId w:val="7"/>
+  </w:num>
+  <w:num w:numId="5" w16cid:durableId="708653909">
+    <w:abstractNumId w:val="3"/>
+  </w:num>
+  <w:num w:numId="6" w16cid:durableId="1410426560">
+    <w:abstractNumId w:val="51"/>
+  </w:num>
+  <w:num w:numId="7" w16cid:durableId="1792362787">
+    <w:abstractNumId w:val="44"/>
+  </w:num>
+  <w:num w:numId="8" w16cid:durableId="955217212">
+    <w:abstractNumId w:val="26"/>
+  </w:num>
+  <w:num w:numId="9" w16cid:durableId="865369652">
+    <w:abstractNumId w:val="34"/>
+  </w:num>
+  <w:num w:numId="10" w16cid:durableId="1028021047">
+    <w:abstractNumId w:val="28"/>
+  </w:num>
+  <w:num w:numId="11" w16cid:durableId="152991240">
+    <w:abstractNumId w:val="2"/>
+  </w:num>
+  <w:num w:numId="12" w16cid:durableId="491525843">
+    <w:abstractNumId w:val="39"/>
+  </w:num>
+  <w:num w:numId="13" w16cid:durableId="675423359">
+    <w:abstractNumId w:val="8"/>
+  </w:num>
+  <w:num w:numId="14" w16cid:durableId="716588963">
+    <w:abstractNumId w:val="36"/>
+  </w:num>
+  <w:num w:numId="15" w16cid:durableId="1841851868">
+    <w:abstractNumId w:val="43"/>
+  </w:num>
+  <w:num w:numId="16" w16cid:durableId="2075854126">
+    <w:abstractNumId w:val="33"/>
+  </w:num>
+  <w:num w:numId="17" w16cid:durableId="287130885">
+    <w:abstractNumId w:val="41"/>
+  </w:num>
+  <w:num w:numId="18" w16cid:durableId="629894694">
+    <w:abstractNumId w:val="1"/>
+  </w:num>
+  <w:num w:numId="19" w16cid:durableId="1645894732">
+    <w:abstractNumId w:val="24"/>
+  </w:num>
+  <w:num w:numId="20" w16cid:durableId="1721631721">
+    <w:abstractNumId w:val="11"/>
+  </w:num>
+  <w:num w:numId="21" w16cid:durableId="624459383">
+    <w:abstractNumId w:val="9"/>
+  </w:num>
+  <w:num w:numId="22" w16cid:durableId="466289466">
+    <w:abstractNumId w:val="35"/>
+  </w:num>
+  <w:num w:numId="23" w16cid:durableId="1104494427">
+    <w:abstractNumId w:val="48"/>
+  </w:num>
+  <w:num w:numId="24" w16cid:durableId="2076127204">
+    <w:abstractNumId w:val="25"/>
+  </w:num>
+  <w:num w:numId="25" w16cid:durableId="624240470">
+    <w:abstractNumId w:val="14"/>
+  </w:num>
+  <w:num w:numId="26" w16cid:durableId="578832457">
+    <w:abstractNumId w:val="37"/>
+  </w:num>
+  <w:num w:numId="27" w16cid:durableId="1392578514">
+    <w:abstractNumId w:val="29"/>
+  </w:num>
+  <w:num w:numId="28" w16cid:durableId="1083718074">
+    <w:abstractNumId w:val="45"/>
+  </w:num>
+  <w:num w:numId="29" w16cid:durableId="63264886">
+    <w:abstractNumId w:val="49"/>
+  </w:num>
+  <w:num w:numId="30" w16cid:durableId="490565719">
+    <w:abstractNumId w:val="13"/>
+  </w:num>
+  <w:num w:numId="31" w16cid:durableId="1419255646">
+    <w:abstractNumId w:val="46"/>
+  </w:num>
+  <w:num w:numId="32" w16cid:durableId="656962969">
+    <w:abstractNumId w:val="38"/>
+  </w:num>
+  <w:num w:numId="33" w16cid:durableId="1811165298">
+    <w:abstractNumId w:val="17"/>
+  </w:num>
+  <w:num w:numId="34" w16cid:durableId="831408797">
+    <w:abstractNumId w:val="5"/>
+  </w:num>
+  <w:num w:numId="35" w16cid:durableId="1275361226">
+    <w:abstractNumId w:val="0"/>
+  </w:num>
+  <w:num w:numId="36" w16cid:durableId="1728213994">
+    <w:abstractNumId w:val="12"/>
+  </w:num>
+  <w:num w:numId="37" w16cid:durableId="72095185">
+    <w:abstractNumId w:val="47"/>
+  </w:num>
+  <w:num w:numId="38" w16cid:durableId="154490762">
+    <w:abstractNumId w:val="40"/>
+  </w:num>
+  <w:num w:numId="39" w16cid:durableId="1809350642">
+    <w:abstractNumId w:val="16"/>
+  </w:num>
+  <w:num w:numId="40" w16cid:durableId="449013458">
+    <w:abstractNumId w:val="6"/>
+  </w:num>
+  <w:num w:numId="41" w16cid:durableId="1946962493">
+    <w:abstractNumId w:val="10"/>
+  </w:num>
+  <w:num w:numId="42" w16cid:durableId="1962882423">
+    <w:abstractNumId w:val="4"/>
+  </w:num>
+  <w:num w:numId="43" w16cid:durableId="149097868">
+    <w:abstractNumId w:val="21"/>
+  </w:num>
+  <w:num w:numId="44" w16cid:durableId="1044518895">
+    <w:abstractNumId w:val="30"/>
+  </w:num>
+  <w:num w:numId="45" w16cid:durableId="1064260432">
+    <w:abstractNumId w:val="27"/>
+  </w:num>
+  <w:num w:numId="46" w16cid:durableId="2071154146">
+    <w:abstractNumId w:val="19"/>
+  </w:num>
+  <w:num w:numId="47" w16cid:durableId="823163516">
+    <w:abstractNumId w:val="42"/>
+  </w:num>
+  <w:num w:numId="48" w16cid:durableId="90472188">
+    <w:abstractNumId w:val="22"/>
+  </w:num>
+  <w:num w:numId="49" w16cid:durableId="2065634707">
     <w:abstractNumId w:val="23"/>
   </w:num>
-  <w:num w:numId="2" w16cid:durableId="157776017">
+  <w:num w:numId="50" w16cid:durableId="2067558815">
+    <w:abstractNumId w:val="32"/>
+  </w:num>
+  <w:num w:numId="51" w16cid:durableId="969213234">
     <w:abstractNumId w:val="31"/>
   </w:num>
-  <w:num w:numId="3" w16cid:durableId="35204945">
-    <w:abstractNumId w:val="26"/>
-  </w:num>
-  <w:num w:numId="4" w16cid:durableId="1979341087">
-    <w:abstractNumId w:val="41"/>
-  </w:num>
-  <w:num w:numId="5" w16cid:durableId="459805371">
-    <w:abstractNumId w:val="38"/>
-  </w:num>
-  <w:num w:numId="6" w16cid:durableId="1088885802">
-    <w:abstractNumId w:val="29"/>
-  </w:num>
-  <w:num w:numId="7" w16cid:durableId="949045464">
-    <w:abstractNumId w:val="35"/>
-  </w:num>
-  <w:num w:numId="8" w16cid:durableId="1119684455">
-    <w:abstractNumId w:val="36"/>
-  </w:num>
-  <w:num w:numId="9" w16cid:durableId="916138040">
-    <w:abstractNumId w:val="8"/>
-  </w:num>
-  <w:num w:numId="10" w16cid:durableId="1465150843">
-    <w:abstractNumId w:val="49"/>
-  </w:num>
-  <w:num w:numId="11" w16cid:durableId="774322451">
-    <w:abstractNumId w:val="43"/>
-  </w:num>
-  <w:num w:numId="12" w16cid:durableId="662662820">
-    <w:abstractNumId w:val="44"/>
-  </w:num>
-  <w:num w:numId="13" w16cid:durableId="708653909">
-    <w:abstractNumId w:val="4"/>
-  </w:num>
-  <w:num w:numId="14" w16cid:durableId="947590875">
-    <w:abstractNumId w:val="9"/>
-  </w:num>
-  <w:num w:numId="15" w16cid:durableId="532497350">
-    <w:abstractNumId w:val="1"/>
-  </w:num>
-  <w:num w:numId="16" w16cid:durableId="174081024">
-    <w:abstractNumId w:val="32"/>
-  </w:num>
-  <w:num w:numId="17" w16cid:durableId="1609312152">
-    <w:abstractNumId w:val="11"/>
-  </w:num>
-  <w:num w:numId="18" w16cid:durableId="1120219433">
-    <w:abstractNumId w:val="14"/>
-  </w:num>
-  <w:num w:numId="19" w16cid:durableId="1199244305">
-    <w:abstractNumId w:val="19"/>
-  </w:num>
-  <w:num w:numId="20" w16cid:durableId="908688098">
-    <w:abstractNumId w:val="16"/>
-  </w:num>
-  <w:num w:numId="21" w16cid:durableId="1410426560">
-    <w:abstractNumId w:val="72"/>
-  </w:num>
-  <w:num w:numId="22" w16cid:durableId="1792362787">
-    <w:abstractNumId w:val="65"/>
-  </w:num>
-  <w:num w:numId="23" w16cid:durableId="1675955434">
-    <w:abstractNumId w:val="73"/>
-  </w:num>
-  <w:num w:numId="24" w16cid:durableId="1837071906">
-    <w:abstractNumId w:val="12"/>
-  </w:num>
-  <w:num w:numId="25" w16cid:durableId="1604457297">
-    <w:abstractNumId w:val="28"/>
-  </w:num>
-  <w:num w:numId="26" w16cid:durableId="955217212">
-    <w:abstractNumId w:val="42"/>
-  </w:num>
-  <w:num w:numId="27" w16cid:durableId="865369652">
-    <w:abstractNumId w:val="54"/>
-  </w:num>
-  <w:num w:numId="28" w16cid:durableId="1028021047">
-    <w:abstractNumId w:val="46"/>
-  </w:num>
-  <w:num w:numId="29" w16cid:durableId="152991240">
-    <w:abstractNumId w:val="3"/>
-  </w:num>
-  <w:num w:numId="30" w16cid:durableId="491525843">
-    <w:abstractNumId w:val="59"/>
-  </w:num>
-  <w:num w:numId="31" w16cid:durableId="675423359">
-    <w:abstractNumId w:val="10"/>
-  </w:num>
-  <w:num w:numId="32" w16cid:durableId="716588963">
-    <w:abstractNumId w:val="56"/>
-  </w:num>
-  <w:num w:numId="33" w16cid:durableId="1841851868">
-    <w:abstractNumId w:val="64"/>
-  </w:num>
-  <w:num w:numId="34" w16cid:durableId="2075854126">
-    <w:abstractNumId w:val="53"/>
-  </w:num>
-  <w:num w:numId="35" w16cid:durableId="287130885">
-    <w:abstractNumId w:val="62"/>
-  </w:num>
-  <w:num w:numId="36" w16cid:durableId="629894694">
-    <w:abstractNumId w:val="2"/>
-  </w:num>
-  <w:num w:numId="37" w16cid:durableId="1645894732">
-    <w:abstractNumId w:val="39"/>
-  </w:num>
-  <w:num w:numId="38" w16cid:durableId="1721631721">
-    <w:abstractNumId w:val="18"/>
-  </w:num>
-  <w:num w:numId="39" w16cid:durableId="624459383">
-    <w:abstractNumId w:val="13"/>
-  </w:num>
-  <w:num w:numId="40" w16cid:durableId="466289466">
-    <w:abstractNumId w:val="55"/>
-  </w:num>
-  <w:num w:numId="41" w16cid:durableId="1104494427">
-    <w:abstractNumId w:val="69"/>
-  </w:num>
-  <w:num w:numId="42" w16cid:durableId="401097515">
-    <w:abstractNumId w:val="27"/>
-  </w:num>
-  <w:num w:numId="43" w16cid:durableId="2076127204">
-    <w:abstractNumId w:val="40"/>
-  </w:num>
-  <w:num w:numId="44" w16cid:durableId="624240470">
-    <w:abstractNumId w:val="22"/>
-  </w:num>
-  <w:num w:numId="45" w16cid:durableId="578832457">
-    <w:abstractNumId w:val="57"/>
-  </w:num>
-  <w:num w:numId="46" w16cid:durableId="1392578514">
-    <w:abstractNumId w:val="48"/>
-  </w:num>
-  <w:num w:numId="47" w16cid:durableId="1083718074">
-    <w:abstractNumId w:val="66"/>
-  </w:num>
-  <w:num w:numId="48" w16cid:durableId="63264886">
-    <w:abstractNumId w:val="70"/>
-  </w:num>
-  <w:num w:numId="49" w16cid:durableId="490565719">
-    <w:abstractNumId w:val="21"/>
-  </w:num>
-  <w:num w:numId="50" w16cid:durableId="478615459">
-    <w:abstractNumId w:val="17"/>
-  </w:num>
-  <w:num w:numId="51" w16cid:durableId="846599618">
-    <w:abstractNumId w:val="47"/>
-  </w:num>
-  <w:num w:numId="52" w16cid:durableId="1419255646">
-    <w:abstractNumId w:val="67"/>
-  </w:num>
-  <w:num w:numId="53" w16cid:durableId="656962969">
-    <w:abstractNumId w:val="58"/>
-  </w:num>
-  <w:num w:numId="54" w16cid:durableId="1811165298">
-    <w:abstractNumId w:val="25"/>
-  </w:num>
-  <w:num w:numId="55" w16cid:durableId="831408797">
-    <w:abstractNumId w:val="6"/>
-  </w:num>
-  <w:num w:numId="56" w16cid:durableId="1275361226">
-    <w:abstractNumId w:val="0"/>
-  </w:num>
-  <w:num w:numId="57" w16cid:durableId="1728213994">
-    <w:abstractNumId w:val="20"/>
-  </w:num>
-  <w:num w:numId="58" w16cid:durableId="72095185">
-    <w:abstractNumId w:val="68"/>
-  </w:num>
-  <w:num w:numId="59" w16cid:durableId="154490762">
-    <w:abstractNumId w:val="60"/>
-  </w:num>
-  <w:num w:numId="60" w16cid:durableId="1809350642">
-    <w:abstractNumId w:val="24"/>
-  </w:num>
-  <w:num w:numId="61" w16cid:durableId="449013458">
-    <w:abstractNumId w:val="7"/>
-  </w:num>
-  <w:num w:numId="62" w16cid:durableId="2131126398">
-    <w:abstractNumId w:val="61"/>
-  </w:num>
-  <w:num w:numId="63" w16cid:durableId="1946962493">
-    <w:abstractNumId w:val="15"/>
-  </w:num>
-  <w:num w:numId="64" w16cid:durableId="1962882423">
-    <w:abstractNumId w:val="5"/>
-  </w:num>
-  <w:num w:numId="65" w16cid:durableId="149097868">
-    <w:abstractNumId w:val="33"/>
-  </w:num>
-  <w:num w:numId="66" w16cid:durableId="1044518895">
+  <w:num w:numId="52" w16cid:durableId="407777374">
     <w:abstractNumId w:val="50"/>
   </w:num>
-  <w:num w:numId="67" w16cid:durableId="1064260432">
-    <w:abstractNumId w:val="45"/>
-  </w:num>
-  <w:num w:numId="68" w16cid:durableId="2071154146">
-    <w:abstractNumId w:val="30"/>
-  </w:num>
-  <w:num w:numId="69" w16cid:durableId="823163516">
-    <w:abstractNumId w:val="63"/>
-  </w:num>
-  <w:num w:numId="70" w16cid:durableId="90472188">
-    <w:abstractNumId w:val="34"/>
-  </w:num>
-  <w:num w:numId="71" w16cid:durableId="2065634707">
-    <w:abstractNumId w:val="37"/>
-  </w:num>
-  <w:num w:numId="72" w16cid:durableId="2067558815">
-    <w:abstractNumId w:val="52"/>
-  </w:num>
-  <w:num w:numId="73" w16cid:durableId="969213234">
-    <w:abstractNumId w:val="51"/>
-  </w:num>
-  <w:num w:numId="74" w16cid:durableId="407777374">
-    <w:abstractNumId w:val="71"/>
-  </w:num>
-  <w:numIdMacAtCleanup w:val="3"/>
+  <w:numIdMacAtCleanup w:val="52"/>
 </w:numbering>
 </file>
 
@@ -35595,7 +32690,6 @@
   <w:style w:type="character" w:default="1" w:styleId="DefaultParagraphFont">
     <w:name w:val="Default Paragraph Font"/>
     <w:uiPriority w:val="1"/>
-    <w:semiHidden/>
     <w:unhideWhenUsed/>
   </w:style>
   <w:style w:type="table" w:default="1" w:styleId="TableNormal">
